--- a/docs/foodhub_Interview_Notes.docx
+++ b/docs/foodhub_Interview_Notes.docx
@@ -2615,6 +2615,1542 @@
         <w:t>, a Full Stack Food Ordering System using the MERN stack. The purpose of the project is to learn React, Node.js, Express.js, and MongoDB by implementing a real-world application. Currently, I have completed the React project setup using Vite and understood the project structure, package management, and React fundamentals. The project will gradually include authentication, food management, cart, orders, and an admin dashboard.</w:t>
       </w:r>
     </w:p>
+    <w:p>
+      <w:r>
+        <w:pict w14:anchorId="2F2F81BC">
+          <v:rect id="_x0000_i1289" style="width:0;height:1.5pt" o:hralign="center" o:hrstd="t" o:hr="t" fillcolor="#a0a0a0" stroked="f"/>
+        </w:pict>
+      </w:r>
+    </w:p>
+    <w:p/>
+    <w:p/>
+    <w:p>
+      <w:pPr>
+        <w:rPr>
+          <w:b/>
+          <w:bCs/>
+        </w:rPr>
+      </w:pPr>
+      <w:r>
+        <w:rPr>
+          <w:b/>
+          <w:bCs/>
+        </w:rPr>
+        <w:lastRenderedPageBreak/>
+        <w:t>26. What is the React Component Tree?</w:t>
+      </w:r>
+    </w:p>
+    <w:p>
+      <w:pPr>
+        <w:rPr>
+          <w:b/>
+          <w:bCs/>
+        </w:rPr>
+      </w:pPr>
+      <w:r>
+        <w:rPr>
+          <w:b/>
+          <w:bCs/>
+        </w:rPr>
+        <w:t>Answer</w:t>
+      </w:r>
+    </w:p>
+    <w:p>
+      <w:r>
+        <w:t>A React Component Tree represents the hierarchical relationship between components. The root component (App) renders child components, which can further render their own child components.</w:t>
+      </w:r>
+    </w:p>
+    <w:p>
+      <w:r>
+        <w:t>Example:</w:t>
+      </w:r>
+    </w:p>
+    <w:p>
+      <w:r>
+        <w:t>App</w:t>
+      </w:r>
+      <w:r>
+        <w:br/>
+        <w:t>│</w:t>
+      </w:r>
+      <w:r>
+        <w:br/>
+      </w:r>
+      <w:r>
+        <w:rPr>
+          <w:rFonts w:ascii="MS Gothic" w:eastAsia="MS Gothic" w:hAnsi="MS Gothic" w:cs="MS Gothic" w:hint="eastAsia"/>
+        </w:rPr>
+        <w:t>├</w:t>
+      </w:r>
+      <w:r>
+        <w:rPr>
+          <w:rFonts w:ascii="Calibri" w:hAnsi="Calibri" w:cs="Calibri"/>
+        </w:rPr>
+        <w:t>──</w:t>
+      </w:r>
+      <w:r>
+        <w:t xml:space="preserve"> Navbar</w:t>
+      </w:r>
+      <w:r>
+        <w:br/>
+      </w:r>
+      <w:r>
+        <w:rPr>
+          <w:rFonts w:ascii="Calibri" w:hAnsi="Calibri" w:cs="Calibri"/>
+        </w:rPr>
+        <w:t>└──</w:t>
+      </w:r>
+      <w:r>
+        <w:t xml:space="preserve"> Home</w:t>
+      </w:r>
+    </w:p>
+    <w:p>
+      <w:r>
+        <w:t>Later:</w:t>
+      </w:r>
+    </w:p>
+    <w:p>
+      <w:r>
+        <w:t>App</w:t>
+      </w:r>
+      <w:r>
+        <w:br/>
+        <w:t>│</w:t>
+      </w:r>
+      <w:r>
+        <w:br/>
+      </w:r>
+      <w:r>
+        <w:rPr>
+          <w:rFonts w:ascii="MS Gothic" w:eastAsia="MS Gothic" w:hAnsi="MS Gothic" w:cs="MS Gothic" w:hint="eastAsia"/>
+        </w:rPr>
+        <w:t>├</w:t>
+      </w:r>
+      <w:r>
+        <w:rPr>
+          <w:rFonts w:ascii="Calibri" w:hAnsi="Calibri" w:cs="Calibri"/>
+        </w:rPr>
+        <w:t>──</w:t>
+      </w:r>
+      <w:r>
+        <w:t xml:space="preserve"> Navbar</w:t>
+      </w:r>
+      <w:r>
+        <w:br/>
+      </w:r>
+      <w:r>
+        <w:rPr>
+          <w:rFonts w:ascii="MS Gothic" w:eastAsia="MS Gothic" w:hAnsi="MS Gothic" w:cs="MS Gothic" w:hint="eastAsia"/>
+        </w:rPr>
+        <w:t>├</w:t>
+      </w:r>
+      <w:r>
+        <w:rPr>
+          <w:rFonts w:ascii="Calibri" w:hAnsi="Calibri" w:cs="Calibri"/>
+        </w:rPr>
+        <w:t>──</w:t>
+      </w:r>
+      <w:r>
+        <w:t xml:space="preserve"> Home</w:t>
+      </w:r>
+      <w:r>
+        <w:br/>
+      </w:r>
+      <w:r>
+        <w:rPr>
+          <w:rFonts w:ascii="Calibri" w:hAnsi="Calibri" w:cs="Calibri"/>
+        </w:rPr>
+        <w:t>│</w:t>
+      </w:r>
+      <w:r>
+        <w:t xml:space="preserve">     </w:t>
+      </w:r>
+      <w:r>
+        <w:rPr>
+          <w:rFonts w:ascii="MS Gothic" w:eastAsia="MS Gothic" w:hAnsi="MS Gothic" w:cs="MS Gothic" w:hint="eastAsia"/>
+        </w:rPr>
+        <w:t>├</w:t>
+      </w:r>
+      <w:r>
+        <w:rPr>
+          <w:rFonts w:ascii="Calibri" w:hAnsi="Calibri" w:cs="Calibri"/>
+        </w:rPr>
+        <w:t>──</w:t>
+      </w:r>
+      <w:r>
+        <w:t xml:space="preserve"> Hero</w:t>
+      </w:r>
+      <w:r>
+        <w:br/>
+      </w:r>
+      <w:r>
+        <w:rPr>
+          <w:rFonts w:ascii="Calibri" w:hAnsi="Calibri" w:cs="Calibri"/>
+        </w:rPr>
+        <w:t>│</w:t>
+      </w:r>
+      <w:r>
+        <w:t xml:space="preserve">     </w:t>
+      </w:r>
+      <w:r>
+        <w:rPr>
+          <w:rFonts w:ascii="MS Gothic" w:eastAsia="MS Gothic" w:hAnsi="MS Gothic" w:cs="MS Gothic" w:hint="eastAsia"/>
+        </w:rPr>
+        <w:t>├</w:t>
+      </w:r>
+      <w:r>
+        <w:rPr>
+          <w:rFonts w:ascii="Calibri" w:hAnsi="Calibri" w:cs="Calibri"/>
+        </w:rPr>
+        <w:t>──</w:t>
+      </w:r>
+      <w:r>
+        <w:t xml:space="preserve"> Categories</w:t>
+      </w:r>
+      <w:r>
+        <w:br/>
+      </w:r>
+      <w:r>
+        <w:rPr>
+          <w:rFonts w:ascii="Calibri" w:hAnsi="Calibri" w:cs="Calibri"/>
+        </w:rPr>
+        <w:t>│</w:t>
+      </w:r>
+      <w:r>
+        <w:t xml:space="preserve">     </w:t>
+      </w:r>
+      <w:r>
+        <w:rPr>
+          <w:rFonts w:ascii="Calibri" w:hAnsi="Calibri" w:cs="Calibri"/>
+        </w:rPr>
+        <w:t>└──</w:t>
+      </w:r>
+      <w:r>
+        <w:t xml:space="preserve"> </w:t>
+      </w:r>
+      <w:proofErr w:type="spellStart"/>
+      <w:r>
+        <w:t>FoodCard</w:t>
+      </w:r>
+      <w:proofErr w:type="spellEnd"/>
+      <w:r>
+        <w:br/>
+      </w:r>
+      <w:r>
+        <w:rPr>
+          <w:rFonts w:ascii="Calibri" w:hAnsi="Calibri" w:cs="Calibri"/>
+        </w:rPr>
+        <w:t>└──</w:t>
+      </w:r>
+      <w:r>
+        <w:t xml:space="preserve"> Footer</w:t>
+      </w:r>
+    </w:p>
+    <w:p>
+      <w:r>
+        <w:pict w14:anchorId="651673A0">
+          <v:rect id="_x0000_i1273" style="width:0;height:1.5pt" o:hralign="center" o:hrstd="t" o:hr="t" fillcolor="#a0a0a0" stroked="f"/>
+        </w:pict>
+      </w:r>
+    </w:p>
+    <w:p>
+      <w:pPr>
+        <w:rPr>
+          <w:b/>
+          <w:bCs/>
+        </w:rPr>
+      </w:pPr>
+      <w:r>
+        <w:rPr>
+          <w:b/>
+          <w:bCs/>
+        </w:rPr>
+        <w:t xml:space="preserve">27. Why is </w:t>
+      </w:r>
+      <w:proofErr w:type="spellStart"/>
+      <w:r>
+        <w:rPr>
+          <w:b/>
+          <w:bCs/>
+        </w:rPr>
+        <w:t>App.jsx</w:t>
+      </w:r>
+      <w:proofErr w:type="spellEnd"/>
+      <w:r>
+        <w:rPr>
+          <w:b/>
+          <w:bCs/>
+        </w:rPr>
+        <w:t xml:space="preserve"> called the Root Component?</w:t>
+      </w:r>
+    </w:p>
+    <w:p>
+      <w:pPr>
+        <w:rPr>
+          <w:b/>
+          <w:bCs/>
+        </w:rPr>
+      </w:pPr>
+      <w:r>
+        <w:rPr>
+          <w:b/>
+          <w:bCs/>
+        </w:rPr>
+        <w:t>Answer</w:t>
+      </w:r>
+    </w:p>
+    <w:p>
+      <w:proofErr w:type="spellStart"/>
+      <w:r>
+        <w:t>App.jsx</w:t>
+      </w:r>
+      <w:proofErr w:type="spellEnd"/>
+      <w:r>
+        <w:t xml:space="preserve"> is called the Root Component because it is the first component rendered by </w:t>
+      </w:r>
+      <w:proofErr w:type="spellStart"/>
+      <w:r>
+        <w:t>main.jsx</w:t>
+      </w:r>
+      <w:proofErr w:type="spellEnd"/>
+      <w:r>
+        <w:t>. Every other component in the application is directly or indirectly rendered inside App.</w:t>
+      </w:r>
+    </w:p>
+    <w:p>
+      <w:r>
+        <w:pict w14:anchorId="295EAE86">
+          <v:rect id="_x0000_i1274" style="width:0;height:1.5pt" o:hralign="center" o:hrstd="t" o:hr="t" fillcolor="#a0a0a0" stroked="f"/>
+        </w:pict>
+      </w:r>
+    </w:p>
+    <w:p>
+      <w:pPr>
+        <w:rPr>
+          <w:b/>
+          <w:bCs/>
+        </w:rPr>
+      </w:pPr>
+      <w:r>
+        <w:rPr>
+          <w:b/>
+          <w:bCs/>
+        </w:rPr>
+        <w:t>28. How does React render a page?</w:t>
+      </w:r>
+    </w:p>
+    <w:p>
+      <w:pPr>
+        <w:rPr>
+          <w:b/>
+          <w:bCs/>
+        </w:rPr>
+      </w:pPr>
+      <w:r>
+        <w:rPr>
+          <w:b/>
+          <w:bCs/>
+        </w:rPr>
+        <w:t>Answer</w:t>
+      </w:r>
+    </w:p>
+    <w:p>
+      <w:r>
+        <w:t>Rendering Flow:</w:t>
+      </w:r>
+    </w:p>
+    <w:p>
+      <w:r>
+        <w:t>Browser</w:t>
+      </w:r>
+      <w:r>
+        <w:br/>
+        <w:t xml:space="preserve">      ↓</w:t>
+      </w:r>
+      <w:r>
+        <w:br/>
+      </w:r>
+      <w:r>
+        <w:lastRenderedPageBreak/>
+        <w:t>index.html</w:t>
+      </w:r>
+      <w:r>
+        <w:br/>
+        <w:t xml:space="preserve">      ↓</w:t>
+      </w:r>
+      <w:r>
+        <w:br/>
+      </w:r>
+      <w:proofErr w:type="spellStart"/>
+      <w:r>
+        <w:t>main.jsx</w:t>
+      </w:r>
+      <w:proofErr w:type="spellEnd"/>
+      <w:r>
+        <w:br/>
+        <w:t xml:space="preserve">      ↓</w:t>
+      </w:r>
+      <w:r>
+        <w:br/>
+        <w:t>&lt;App /&gt;</w:t>
+      </w:r>
+      <w:r>
+        <w:br/>
+        <w:t xml:space="preserve">      ↓</w:t>
+      </w:r>
+      <w:r>
+        <w:br/>
+        <w:t>Navbar</w:t>
+      </w:r>
+      <w:r>
+        <w:br/>
+        <w:t xml:space="preserve">      ↓</w:t>
+      </w:r>
+      <w:r>
+        <w:br/>
+        <w:t>Home</w:t>
+      </w:r>
+      <w:r>
+        <w:br/>
+        <w:t xml:space="preserve">      ↓</w:t>
+      </w:r>
+      <w:r>
+        <w:br/>
+        <w:t>Browser</w:t>
+      </w:r>
+    </w:p>
+    <w:p>
+      <w:r>
+        <w:pict w14:anchorId="305A05A6">
+          <v:rect id="_x0000_i1275" style="width:0;height:1.5pt" o:hralign="center" o:hrstd="t" o:hr="t" fillcolor="#a0a0a0" stroked="f"/>
+        </w:pict>
+      </w:r>
+    </w:p>
+    <w:p>
+      <w:pPr>
+        <w:rPr>
+          <w:b/>
+          <w:bCs/>
+        </w:rPr>
+      </w:pPr>
+      <w:r>
+        <w:rPr>
+          <w:b/>
+          <w:bCs/>
+        </w:rPr>
+        <w:t>29. Why do we create separate components?</w:t>
+      </w:r>
+    </w:p>
+    <w:p>
+      <w:pPr>
+        <w:rPr>
+          <w:b/>
+          <w:bCs/>
+        </w:rPr>
+      </w:pPr>
+      <w:r>
+        <w:rPr>
+          <w:b/>
+          <w:bCs/>
+        </w:rPr>
+        <w:t>Answer</w:t>
+      </w:r>
+    </w:p>
+    <w:p>
+      <w:r>
+        <w:t>Instead of writing all UI inside one file, React divides the UI into reusable components.</w:t>
+      </w:r>
+    </w:p>
+    <w:p>
+      <w:r>
+        <w:t>Benefits:</w:t>
+      </w:r>
+    </w:p>
+    <w:p>
+      <w:pPr>
+        <w:numPr>
+          <w:ilvl w:val="0"/>
+          <w:numId w:val="8"/>
+        </w:numPr>
+      </w:pPr>
+      <w:r>
+        <w:t xml:space="preserve">Reusability </w:t>
+      </w:r>
+    </w:p>
+    <w:p>
+      <w:pPr>
+        <w:numPr>
+          <w:ilvl w:val="0"/>
+          <w:numId w:val="8"/>
+        </w:numPr>
+      </w:pPr>
+      <w:r>
+        <w:t xml:space="preserve">Better readability </w:t>
+      </w:r>
+    </w:p>
+    <w:p>
+      <w:pPr>
+        <w:numPr>
+          <w:ilvl w:val="0"/>
+          <w:numId w:val="8"/>
+        </w:numPr>
+      </w:pPr>
+      <w:r>
+        <w:t xml:space="preserve">Easy maintenance </w:t>
+      </w:r>
+    </w:p>
+    <w:p>
+      <w:pPr>
+        <w:numPr>
+          <w:ilvl w:val="0"/>
+          <w:numId w:val="8"/>
+        </w:numPr>
+      </w:pPr>
+      <w:r>
+        <w:t xml:space="preserve">Easier debugging </w:t>
+      </w:r>
+    </w:p>
+    <w:p>
+      <w:pPr>
+        <w:numPr>
+          <w:ilvl w:val="0"/>
+          <w:numId w:val="8"/>
+        </w:numPr>
+      </w:pPr>
+      <w:r>
+        <w:t xml:space="preserve">Separation of concerns </w:t>
+      </w:r>
+    </w:p>
+    <w:p>
+      <w:r>
+        <w:t>Example:</w:t>
+      </w:r>
+    </w:p>
+    <w:p>
+      <w:r>
+        <w:t>Instead of</w:t>
+      </w:r>
+    </w:p>
+    <w:p>
+      <w:proofErr w:type="spellStart"/>
+      <w:r>
+        <w:t>App.jsx</w:t>
+      </w:r>
+      <w:proofErr w:type="spellEnd"/>
+      <w:r>
+        <w:t xml:space="preserve"> (1000 lines)</w:t>
+      </w:r>
+    </w:p>
+    <w:p>
+      <w:r>
+        <w:t>we create</w:t>
+      </w:r>
+    </w:p>
+    <w:p>
+      <w:r>
+        <w:t>Navbar</w:t>
+      </w:r>
+      <w:r>
+        <w:br/>
+        <w:t>Home</w:t>
+      </w:r>
+      <w:r>
+        <w:br/>
+      </w:r>
+      <w:proofErr w:type="spellStart"/>
+      <w:r>
+        <w:t>FoodCard</w:t>
+      </w:r>
+      <w:proofErr w:type="spellEnd"/>
+      <w:r>
+        <w:br/>
+        <w:t>Footer</w:t>
+      </w:r>
+    </w:p>
+    <w:p>
+      <w:r>
+        <w:pict w14:anchorId="08978946">
+          <v:rect id="_x0000_i1276" style="width:0;height:1.5pt" o:hralign="center" o:hrstd="t" o:hr="t" fillcolor="#a0a0a0" stroked="f"/>
+        </w:pict>
+      </w:r>
+    </w:p>
+    <w:p>
+      <w:pPr>
+        <w:rPr>
+          <w:b/>
+          <w:bCs/>
+        </w:rPr>
+      </w:pPr>
+      <w:r>
+        <w:rPr>
+          <w:b/>
+          <w:bCs/>
+        </w:rPr>
+        <w:lastRenderedPageBreak/>
+        <w:t>30. Why is Navbar inside the Components folder?</w:t>
+      </w:r>
+    </w:p>
+    <w:p>
+      <w:pPr>
+        <w:rPr>
+          <w:b/>
+          <w:bCs/>
+        </w:rPr>
+      </w:pPr>
+      <w:r>
+        <w:rPr>
+          <w:b/>
+          <w:bCs/>
+        </w:rPr>
+        <w:t>Answer</w:t>
+      </w:r>
+    </w:p>
+    <w:p>
+      <w:r>
+        <w:t>Navbar is a reusable UI element that appears on multiple pages. Therefore, it belongs inside the components folder instead of pages.</w:t>
+      </w:r>
+    </w:p>
+    <w:p>
+      <w:r>
+        <w:pict w14:anchorId="3879FF59">
+          <v:rect id="_x0000_i1277" style="width:0;height:1.5pt" o:hralign="center" o:hrstd="t" o:hr="t" fillcolor="#a0a0a0" stroked="f"/>
+        </w:pict>
+      </w:r>
+    </w:p>
+    <w:p>
+      <w:pPr>
+        <w:rPr>
+          <w:b/>
+          <w:bCs/>
+        </w:rPr>
+      </w:pPr>
+      <w:r>
+        <w:rPr>
+          <w:b/>
+          <w:bCs/>
+        </w:rPr>
+        <w:t>31. Why is Home inside the Pages folder?</w:t>
+      </w:r>
+    </w:p>
+    <w:p>
+      <w:pPr>
+        <w:rPr>
+          <w:b/>
+          <w:bCs/>
+        </w:rPr>
+      </w:pPr>
+      <w:r>
+        <w:rPr>
+          <w:b/>
+          <w:bCs/>
+        </w:rPr>
+        <w:t>Answer</w:t>
+      </w:r>
+    </w:p>
+    <w:p>
+      <w:r>
+        <w:t>A page represents a complete screen of the application. Home is a complete page, whereas Navbar is only one part of a page.</w:t>
+      </w:r>
+    </w:p>
+    <w:p>
+      <w:r>
+        <w:pict w14:anchorId="3B45C6A9">
+          <v:rect id="_x0000_i1278" style="width:0;height:1.5pt" o:hralign="center" o:hrstd="t" o:hr="t" fillcolor="#a0a0a0" stroked="f"/>
+        </w:pict>
+      </w:r>
+    </w:p>
+    <w:p>
+      <w:pPr>
+        <w:rPr>
+          <w:b/>
+          <w:bCs/>
+        </w:rPr>
+      </w:pPr>
+      <w:r>
+        <w:rPr>
+          <w:b/>
+          <w:bCs/>
+        </w:rPr>
+        <w:t>32. What is React Fragment (&lt;&gt;...&lt;/&gt;)?</w:t>
+      </w:r>
+    </w:p>
+    <w:p>
+      <w:pPr>
+        <w:rPr>
+          <w:b/>
+          <w:bCs/>
+        </w:rPr>
+      </w:pPr>
+      <w:r>
+        <w:rPr>
+          <w:b/>
+          <w:bCs/>
+        </w:rPr>
+        <w:t>Answer</w:t>
+      </w:r>
+    </w:p>
+    <w:p>
+      <w:r>
+        <w:t>React Fragment allows multiple JSX elements to be grouped together without adding an extra HTML element to the DOM.</w:t>
+      </w:r>
+    </w:p>
+    <w:p>
+      <w:r>
+        <w:t>Example:</w:t>
+      </w:r>
+    </w:p>
+    <w:p>
+      <w:r>
+        <w:t>&lt;&gt;</w:t>
+      </w:r>
+      <w:r>
+        <w:br/>
+        <w:t xml:space="preserve">   &lt;Navbar /&gt;</w:t>
+      </w:r>
+      <w:r>
+        <w:br/>
+        <w:t xml:space="preserve">   &lt;Home /&gt;</w:t>
+      </w:r>
+      <w:r>
+        <w:br/>
+        <w:t>&lt;/&gt;</w:t>
+      </w:r>
+    </w:p>
+    <w:p>
+      <w:r>
+        <w:t>Instead of</w:t>
+      </w:r>
+    </w:p>
+    <w:p>
+      <w:r>
+        <w:t>&lt;div&gt;</w:t>
+      </w:r>
+      <w:r>
+        <w:br/>
+        <w:t xml:space="preserve">   &lt;Navbar /&gt;</w:t>
+      </w:r>
+      <w:r>
+        <w:br/>
+        <w:t xml:space="preserve">   &lt;Home /&gt;</w:t>
+      </w:r>
+      <w:r>
+        <w:br/>
+        <w:t>&lt;/div&gt;</w:t>
+      </w:r>
+    </w:p>
+    <w:p>
+      <w:r>
+        <w:pict w14:anchorId="7EE30640">
+          <v:rect id="_x0000_i1279" style="width:0;height:1.5pt" o:hralign="center" o:hrstd="t" o:hr="t" fillcolor="#a0a0a0" stroked="f"/>
+        </w:pict>
+      </w:r>
+    </w:p>
+    <w:p>
+      <w:pPr>
+        <w:rPr>
+          <w:b/>
+          <w:bCs/>
+        </w:rPr>
+      </w:pPr>
+      <w:r>
+        <w:rPr>
+          <w:b/>
+          <w:bCs/>
+        </w:rPr>
+        <w:t>33. Why do React Components return only one root element?</w:t>
+      </w:r>
+    </w:p>
+    <w:p>
+      <w:pPr>
+        <w:rPr>
+          <w:b/>
+          <w:bCs/>
+        </w:rPr>
+      </w:pPr>
+      <w:r>
+        <w:rPr>
+          <w:b/>
+          <w:bCs/>
+        </w:rPr>
+        <w:t>Answer</w:t>
+      </w:r>
+    </w:p>
+    <w:p>
+      <w:r>
+        <w:lastRenderedPageBreak/>
+        <w:t>A React component must return one root element because JSX expressions evaluate to a single object. If multiple elements are required, they should be wrapped inside a parent element or a React Fragment.</w:t>
+      </w:r>
+    </w:p>
+    <w:p>
+      <w:r>
+        <w:pict w14:anchorId="6673C2AE">
+          <v:rect id="_x0000_i1280" style="width:0;height:1.5pt" o:hralign="center" o:hrstd="t" o:hr="t" fillcolor="#a0a0a0" stroked="f"/>
+        </w:pict>
+      </w:r>
+    </w:p>
+    <w:p>
+      <w:pPr>
+        <w:rPr>
+          <w:b/>
+          <w:bCs/>
+        </w:rPr>
+      </w:pPr>
+      <w:r>
+        <w:rPr>
+          <w:b/>
+          <w:bCs/>
+        </w:rPr>
+        <w:t>34. Difference between &lt;div&gt; and React Fragment</w:t>
+      </w:r>
+    </w:p>
+    <w:tbl>
+      <w:tblPr>
+        <w:tblStyle w:val="TableGrid"/>
+        <w:tblW w:w="0" w:type="auto"/>
+        <w:tblLook w:val="04A0" w:firstRow="1" w:lastRow="0" w:firstColumn="1" w:lastColumn="0" w:noHBand="0" w:noVBand="1"/>
+      </w:tblPr>
+      <w:tblGrid>
+        <w:gridCol w:w="2487"/>
+        <w:gridCol w:w="3171"/>
+      </w:tblGrid>
+      <w:tr>
+        <w:tc>
+          <w:tcPr>
+            <w:tcW w:w="0" w:type="auto"/>
+            <w:hideMark/>
+          </w:tcPr>
+          <w:p>
+            <w:pPr>
+              <w:spacing w:after="160" w:line="278" w:lineRule="auto"/>
+              <w:rPr>
+                <w:b/>
+                <w:bCs/>
+              </w:rPr>
+            </w:pPr>
+            <w:r>
+              <w:rPr>
+                <w:b/>
+                <w:bCs/>
+              </w:rPr>
+              <w:t>&lt;div&gt;</w:t>
+            </w:r>
+          </w:p>
+        </w:tc>
+        <w:tc>
+          <w:tcPr>
+            <w:tcW w:w="0" w:type="auto"/>
+            <w:hideMark/>
+          </w:tcPr>
+          <w:p>
+            <w:pPr>
+              <w:spacing w:after="160" w:line="278" w:lineRule="auto"/>
+              <w:rPr>
+                <w:b/>
+                <w:bCs/>
+              </w:rPr>
+            </w:pPr>
+            <w:r>
+              <w:rPr>
+                <w:b/>
+                <w:bCs/>
+              </w:rPr>
+              <w:t>Fragment (&lt;&gt;...&lt;/&gt;)</w:t>
+            </w:r>
+          </w:p>
+        </w:tc>
+      </w:tr>
+      <w:tr>
+        <w:tc>
+          <w:tcPr>
+            <w:tcW w:w="0" w:type="auto"/>
+            <w:hideMark/>
+          </w:tcPr>
+          <w:p>
+            <w:pPr>
+              <w:spacing w:after="160" w:line="278" w:lineRule="auto"/>
+            </w:pPr>
+            <w:r>
+              <w:t>Adds an HTML element</w:t>
+            </w:r>
+          </w:p>
+        </w:tc>
+        <w:tc>
+          <w:tcPr>
+            <w:tcW w:w="0" w:type="auto"/>
+            <w:hideMark/>
+          </w:tcPr>
+          <w:p>
+            <w:pPr>
+              <w:spacing w:after="160" w:line="278" w:lineRule="auto"/>
+            </w:pPr>
+            <w:r>
+              <w:t>Doesn't add an HTML element</w:t>
+            </w:r>
+          </w:p>
+        </w:tc>
+      </w:tr>
+      <w:tr>
+        <w:tc>
+          <w:tcPr>
+            <w:tcW w:w="0" w:type="auto"/>
+            <w:hideMark/>
+          </w:tcPr>
+          <w:p>
+            <w:pPr>
+              <w:spacing w:after="160" w:line="278" w:lineRule="auto"/>
+            </w:pPr>
+            <w:r>
+              <w:t>Visible in DOM</w:t>
+            </w:r>
+          </w:p>
+        </w:tc>
+        <w:tc>
+          <w:tcPr>
+            <w:tcW w:w="0" w:type="auto"/>
+            <w:hideMark/>
+          </w:tcPr>
+          <w:p>
+            <w:pPr>
+              <w:spacing w:after="160" w:line="278" w:lineRule="auto"/>
+            </w:pPr>
+            <w:r>
+              <w:t>Invisible in DOM</w:t>
+            </w:r>
+          </w:p>
+        </w:tc>
+      </w:tr>
+      <w:tr>
+        <w:tc>
+          <w:tcPr>
+            <w:tcW w:w="0" w:type="auto"/>
+            <w:hideMark/>
+          </w:tcPr>
+          <w:p>
+            <w:pPr>
+              <w:spacing w:after="160" w:line="278" w:lineRule="auto"/>
+            </w:pPr>
+            <w:r>
+              <w:t>Can affect CSS layout</w:t>
+            </w:r>
+          </w:p>
+        </w:tc>
+        <w:tc>
+          <w:tcPr>
+            <w:tcW w:w="0" w:type="auto"/>
+            <w:hideMark/>
+          </w:tcPr>
+          <w:p>
+            <w:pPr>
+              <w:spacing w:after="160" w:line="278" w:lineRule="auto"/>
+            </w:pPr>
+            <w:r>
+              <w:t>Doesn't affect layout</w:t>
+            </w:r>
+          </w:p>
+        </w:tc>
+      </w:tr>
+    </w:tbl>
+    <w:p/>
+    <w:p>
+      <w:pPr>
+        <w:rPr>
+          <w:b/>
+          <w:bCs/>
+        </w:rPr>
+      </w:pPr>
+      <w:r>
+        <w:rPr>
+          <w:b/>
+          <w:bCs/>
+        </w:rPr>
+        <w:t>35</w:t>
+      </w:r>
+      <w:r>
+        <w:rPr>
+          <w:b/>
+          <w:bCs/>
+        </w:rPr>
+        <w:t>. What is the purpose of the key prop in React?</w:t>
+      </w:r>
+    </w:p>
+    <w:p>
+      <w:r>
+        <w:rPr>
+          <w:b/>
+          <w:bCs/>
+        </w:rPr>
+        <w:t>Answer:</w:t>
+      </w:r>
+    </w:p>
+    <w:p>
+      <w:r>
+        <w:t>The key prop uniquely identifies each element in a list. It helps React efficiently detect which items have changed, been added, or removed during re-rendering. The key should be unique among sibling elements, and using a database ID is preferred over using the array index.</w:t>
+      </w:r>
+    </w:p>
+    <w:p>
+      <w:pPr>
+        <w:rPr>
+          <w:b/>
+          <w:bCs/>
+        </w:rPr>
+      </w:pPr>
+      <w:r>
+        <w:rPr>
+          <w:b/>
+          <w:bCs/>
+        </w:rPr>
+        <w:t>36. What are Props?</w:t>
+      </w:r>
+    </w:p>
+    <w:p>
+      <w:pPr>
+        <w:rPr>
+          <w:b/>
+          <w:bCs/>
+        </w:rPr>
+      </w:pPr>
+      <w:r>
+        <w:rPr>
+          <w:b/>
+          <w:bCs/>
+        </w:rPr>
+        <w:t>Answer</w:t>
+      </w:r>
+    </w:p>
+    <w:p>
+      <w:r>
+        <w:t>Props (Properties) are used to pass data from a parent component to a child component, making components reusable.</w:t>
+      </w:r>
+    </w:p>
+    <w:p>
+      <w:r>
+        <w:rPr>
+          <w:b/>
+          <w:bCs/>
+        </w:rPr>
+        <w:t>Example</w:t>
+      </w:r>
+    </w:p>
+    <w:p>
+      <w:r>
+        <w:t>&lt;</w:t>
+      </w:r>
+      <w:proofErr w:type="spellStart"/>
+      <w:r>
+        <w:t>CategoryCard</w:t>
+      </w:r>
+      <w:proofErr w:type="spellEnd"/>
+      <w:r>
+        <w:t xml:space="preserve"> name="Pizza" price</w:t>
+      </w:r>
+      <w:proofErr w:type="gramStart"/>
+      <w:r>
+        <w:t>={</w:t>
+      </w:r>
+      <w:proofErr w:type="gramEnd"/>
+      <w:r>
+        <w:t>299} /&gt;</w:t>
+      </w:r>
+    </w:p>
+    <w:p>
+      <w:r>
+        <w:pict w14:anchorId="14BC56D6">
+          <v:rect id="_x0000_i1332" style="width:0;height:1.5pt" o:hralign="center" o:hrstd="t" o:hr="t" fillcolor="#a0a0a0" stroked="f"/>
+        </w:pict>
+      </w:r>
+    </w:p>
+    <w:p>
+      <w:pPr>
+        <w:rPr>
+          <w:b/>
+          <w:bCs/>
+        </w:rPr>
+      </w:pPr>
+      <w:r>
+        <w:rPr>
+          <w:b/>
+          <w:bCs/>
+        </w:rPr>
+        <w:t xml:space="preserve">37. What is </w:t>
+      </w:r>
+      <w:proofErr w:type="spellStart"/>
+      <w:r>
+        <w:rPr>
+          <w:b/>
+          <w:bCs/>
+        </w:rPr>
+        <w:t>Destructuring</w:t>
+      </w:r>
+      <w:proofErr w:type="spellEnd"/>
+      <w:r>
+        <w:rPr>
+          <w:b/>
+          <w:bCs/>
+        </w:rPr>
+        <w:t xml:space="preserve"> in React?</w:t>
+      </w:r>
+    </w:p>
+    <w:p>
+      <w:pPr>
+        <w:rPr>
+          <w:b/>
+          <w:bCs/>
+        </w:rPr>
+      </w:pPr>
+      <w:r>
+        <w:rPr>
+          <w:b/>
+          <w:bCs/>
+        </w:rPr>
+        <w:t>Answer</w:t>
+      </w:r>
+    </w:p>
+    <w:p>
+      <w:proofErr w:type="spellStart"/>
+      <w:r>
+        <w:t>Destructuring</w:t>
+      </w:r>
+      <w:proofErr w:type="spellEnd"/>
+      <w:r>
+        <w:t xml:space="preserve"> is a JavaScript feature used to extract values from an object. In React, it is commonly used to access props directly.</w:t>
+      </w:r>
+    </w:p>
+    <w:p>
+      <w:r>
+        <w:t>Instead of:</w:t>
+      </w:r>
+    </w:p>
+    <w:p>
+      <w:r>
+        <w:t>props.name</w:t>
+      </w:r>
+    </w:p>
+    <w:p>
+      <w:r>
+        <w:lastRenderedPageBreak/>
+        <w:t>we write:</w:t>
+      </w:r>
+    </w:p>
+    <w:p>
+      <w:r>
+        <w:t>{name}</w:t>
+      </w:r>
+    </w:p>
+    <w:p>
+      <w:r>
+        <w:pict w14:anchorId="185C0CD0">
+          <v:rect id="_x0000_i1333" style="width:0;height:1.5pt" o:hralign="center" o:hrstd="t" o:hr="t" fillcolor="#a0a0a0" stroked="f"/>
+        </w:pict>
+      </w:r>
+    </w:p>
+    <w:p>
+      <w:pPr>
+        <w:rPr>
+          <w:b/>
+          <w:bCs/>
+        </w:rPr>
+      </w:pPr>
+      <w:r>
+        <w:rPr>
+          <w:b/>
+          <w:bCs/>
+        </w:rPr>
+        <w:t xml:space="preserve">38. What </w:t>
+      </w:r>
+      <w:proofErr w:type="gramStart"/>
+      <w:r>
+        <w:rPr>
+          <w:b/>
+          <w:bCs/>
+        </w:rPr>
+        <w:t>is .map</w:t>
+      </w:r>
+      <w:proofErr w:type="gramEnd"/>
+      <w:r>
+        <w:rPr>
+          <w:b/>
+          <w:bCs/>
+        </w:rPr>
+        <w:t>() in React?</w:t>
+      </w:r>
+    </w:p>
+    <w:p>
+      <w:pPr>
+        <w:rPr>
+          <w:b/>
+          <w:bCs/>
+        </w:rPr>
+      </w:pPr>
+      <w:r>
+        <w:rPr>
+          <w:b/>
+          <w:bCs/>
+        </w:rPr>
+        <w:t>Answer</w:t>
+      </w:r>
+    </w:p>
+    <w:p>
+      <w:proofErr w:type="gramStart"/>
+      <w:r>
+        <w:t>.map</w:t>
+      </w:r>
+      <w:proofErr w:type="gramEnd"/>
+      <w:r>
+        <w:t>() is used to render multiple components from an array dynamically, avoiding repetitive code.</w:t>
+      </w:r>
+    </w:p>
+    <w:p>
+      <w:r>
+        <w:rPr>
+          <w:b/>
+          <w:bCs/>
+        </w:rPr>
+        <w:t>Example</w:t>
+      </w:r>
+    </w:p>
+    <w:p>
+      <w:proofErr w:type="spellStart"/>
+      <w:r>
+        <w:t>foods.map</w:t>
+      </w:r>
+      <w:proofErr w:type="spellEnd"/>
+      <w:r>
+        <w:t>((food) =&gt; (</w:t>
+      </w:r>
+      <w:r>
+        <w:br/>
+        <w:t xml:space="preserve">    &lt;</w:t>
+      </w:r>
+      <w:proofErr w:type="spellStart"/>
+      <w:r>
+        <w:t>FoodCard</w:t>
+      </w:r>
+      <w:proofErr w:type="spellEnd"/>
+      <w:r>
+        <w:t xml:space="preserve"> key={food.id} ... /&gt;</w:t>
+      </w:r>
+      <w:r>
+        <w:br/>
+        <w:t>))</w:t>
+      </w:r>
+    </w:p>
+    <w:p>
+      <w:r>
+        <w:pict w14:anchorId="1E643C77">
+          <v:rect id="_x0000_i1334" style="width:0;height:1.5pt" o:hralign="center" o:hrstd="t" o:hr="t" fillcolor="#a0a0a0" stroked="f"/>
+        </w:pict>
+      </w:r>
+    </w:p>
+    <w:p>
+      <w:pPr>
+        <w:rPr>
+          <w:b/>
+          <w:bCs/>
+        </w:rPr>
+      </w:pPr>
+      <w:r>
+        <w:rPr>
+          <w:b/>
+          <w:bCs/>
+        </w:rPr>
+        <w:t>39. Why do we use the key prop?</w:t>
+      </w:r>
+    </w:p>
+    <w:p>
+      <w:pPr>
+        <w:rPr>
+          <w:b/>
+          <w:bCs/>
+        </w:rPr>
+      </w:pPr>
+      <w:r>
+        <w:rPr>
+          <w:b/>
+          <w:bCs/>
+        </w:rPr>
+        <w:t>Answer</w:t>
+      </w:r>
+    </w:p>
+    <w:p>
+      <w:r>
+        <w:t>The key prop uniquely identifies each item in a list. React uses it to efficiently update only the changed elements during re-rendering.</w:t>
+      </w:r>
+    </w:p>
+    <w:p>
+      <w:r>
+        <w:pict w14:anchorId="06705DDA">
+          <v:rect id="_x0000_i1335" style="width:0;height:1.5pt" o:hralign="center" o:hrstd="t" o:hr="t" fillcolor="#a0a0a0" stroked="f"/>
+        </w:pict>
+      </w:r>
+    </w:p>
+    <w:p>
+      <w:pPr>
+        <w:rPr>
+          <w:b/>
+          <w:bCs/>
+        </w:rPr>
+      </w:pPr>
+      <w:r>
+        <w:rPr>
+          <w:b/>
+          <w:bCs/>
+        </w:rPr>
+        <w:t>40. Explain the current data flow in your project.</w:t>
+      </w:r>
+    </w:p>
+    <w:p>
+      <w:pPr>
+        <w:rPr>
+          <w:b/>
+          <w:bCs/>
+        </w:rPr>
+      </w:pPr>
+      <w:r>
+        <w:rPr>
+          <w:b/>
+          <w:bCs/>
+        </w:rPr>
+        <w:t>Answer</w:t>
+      </w:r>
+    </w:p>
+    <w:p>
+      <w:r>
+        <w:t>Home</w:t>
+      </w:r>
+      <w:r>
+        <w:br/>
+        <w:t xml:space="preserve">   ↓</w:t>
+      </w:r>
+      <w:r>
+        <w:br/>
+      </w:r>
+      <w:proofErr w:type="gramStart"/>
+      <w:r>
+        <w:t>foods[</w:t>
+      </w:r>
+      <w:proofErr w:type="gramEnd"/>
+      <w:r>
+        <w:t xml:space="preserve">] / </w:t>
+      </w:r>
+      <w:proofErr w:type="gramStart"/>
+      <w:r>
+        <w:t>categories[</w:t>
+      </w:r>
+      <w:proofErr w:type="gramEnd"/>
+      <w:r>
+        <w:t>]</w:t>
+      </w:r>
+      <w:r>
+        <w:br/>
+        <w:t xml:space="preserve">   ↓</w:t>
+      </w:r>
+      <w:r>
+        <w:br/>
+        <w:t>Props</w:t>
+      </w:r>
+      <w:r>
+        <w:br/>
+        <w:t xml:space="preserve">   ↓</w:t>
+      </w:r>
+      <w:r>
+        <w:br/>
+      </w:r>
+      <w:proofErr w:type="spellStart"/>
+      <w:r>
+        <w:t>FoodCard</w:t>
+      </w:r>
+      <w:proofErr w:type="spellEnd"/>
+      <w:r>
+        <w:t xml:space="preserve"> / </w:t>
+      </w:r>
+      <w:proofErr w:type="spellStart"/>
+      <w:r>
+        <w:t>CategoryCard</w:t>
+      </w:r>
+      <w:proofErr w:type="spellEnd"/>
+      <w:r>
+        <w:br/>
+        <w:t xml:space="preserve">   ↓</w:t>
+      </w:r>
+      <w:r>
+        <w:br/>
+        <w:t>Browser UI</w:t>
+      </w:r>
+    </w:p>
+    <w:p>
+      <w:r>
+        <w:t>The parent component passes data to child components using props.</w:t>
+      </w:r>
+    </w:p>
+    <w:p>
+      <w:r>
+        <w:pict w14:anchorId="1FCD25A6">
+          <v:rect id="_x0000_i1336" style="width:0;height:1.5pt" o:hralign="center" o:hrstd="t" o:hr="t" fillcolor="#a0a0a0" stroked="f"/>
+        </w:pict>
+      </w:r>
+    </w:p>
+    <w:p>
+      <w:pPr>
+        <w:rPr>
+          <w:b/>
+          <w:bCs/>
+        </w:rPr>
+      </w:pPr>
+      <w:r>
+        <w:rPr>
+          <w:b/>
+          <w:bCs/>
+        </w:rPr>
+        <w:lastRenderedPageBreak/>
+        <w:t>41. Why are you using dummy data?</w:t>
+      </w:r>
+    </w:p>
+    <w:p>
+      <w:pPr>
+        <w:rPr>
+          <w:b/>
+          <w:bCs/>
+        </w:rPr>
+      </w:pPr>
+      <w:r>
+        <w:rPr>
+          <w:b/>
+          <w:bCs/>
+        </w:rPr>
+        <w:t>Answer</w:t>
+      </w:r>
+    </w:p>
+    <w:p>
+      <w:r>
+        <w:t>The backend is not developed yet. Dummy data helps build and test the frontend independently. Later, it will be replaced with data fetched from the Express API using Axios.</w:t>
+      </w:r>
+    </w:p>
+    <w:p>
+      <w:r>
+        <w:pict w14:anchorId="1C2A26A7">
+          <v:rect id="_x0000_i1337" style="width:0;height:1.5pt" o:hralign="center" o:hrstd="t" o:hr="t" fillcolor="#a0a0a0" stroked="f"/>
+        </w:pict>
+      </w:r>
+    </w:p>
+    <w:p>
+      <w:pPr>
+        <w:rPr>
+          <w:b/>
+          <w:bCs/>
+        </w:rPr>
+      </w:pPr>
+      <w:r>
+        <w:rPr>
+          <w:b/>
+          <w:bCs/>
+        </w:rPr>
+        <w:t>42. How will the data flow after the backend is completed?</w:t>
+      </w:r>
+    </w:p>
+    <w:p>
+      <w:pPr>
+        <w:rPr>
+          <w:b/>
+          <w:bCs/>
+        </w:rPr>
+      </w:pPr>
+      <w:r>
+        <w:rPr>
+          <w:b/>
+          <w:bCs/>
+        </w:rPr>
+        <w:t>Answer</w:t>
+      </w:r>
+    </w:p>
+    <w:p>
+      <w:r>
+        <w:t>MongoDB</w:t>
+      </w:r>
+      <w:r>
+        <w:br/>
+        <w:t xml:space="preserve">   ↓</w:t>
+      </w:r>
+      <w:r>
+        <w:br/>
+        <w:t>Express API</w:t>
+      </w:r>
+      <w:r>
+        <w:br/>
+        <w:t xml:space="preserve">   ↓</w:t>
+      </w:r>
+      <w:r>
+        <w:br/>
+        <w:t>Axios</w:t>
+      </w:r>
+      <w:r>
+        <w:br/>
+        <w:t xml:space="preserve">   ↓</w:t>
+      </w:r>
+      <w:r>
+        <w:br/>
+        <w:t>React</w:t>
+      </w:r>
+      <w:r>
+        <w:br/>
+        <w:t xml:space="preserve">   ↓</w:t>
+      </w:r>
+      <w:r>
+        <w:br/>
+      </w:r>
+      <w:proofErr w:type="spellStart"/>
+      <w:r>
+        <w:t>FoodCard</w:t>
+      </w:r>
+      <w:proofErr w:type="spellEnd"/>
+    </w:p>
+    <w:p>
+      <w:r>
+        <w:t>The frontend will no longer use hardcoded arrays.</w:t>
+      </w:r>
+    </w:p>
+    <w:p>
+      <w:r>
+        <w:pict w14:anchorId="181983E0">
+          <v:rect id="_x0000_i1338" style="width:0;height:1.5pt" o:hralign="center" o:hrstd="t" o:hr="t" fillcolor="#a0a0a0" stroked="f"/>
+        </w:pict>
+      </w:r>
+    </w:p>
+    <w:p>
+      <w:pPr>
+        <w:rPr>
+          <w:b/>
+          <w:bCs/>
+        </w:rPr>
+      </w:pPr>
+      <w:r>
+        <w:rPr>
+          <w:b/>
+          <w:bCs/>
+        </w:rPr>
+        <w:t>43. Does MERN provide a built-in admin panel like Django?</w:t>
+      </w:r>
+    </w:p>
+    <w:p>
+      <w:pPr>
+        <w:rPr>
+          <w:b/>
+          <w:bCs/>
+        </w:rPr>
+      </w:pPr>
+      <w:r>
+        <w:rPr>
+          <w:b/>
+          <w:bCs/>
+        </w:rPr>
+        <w:t>Answer</w:t>
+      </w:r>
+    </w:p>
+    <w:p>
+      <w:r>
+        <w:t>No. Unlike Django, MERN does not provide a built-in admin panel. We need to build the admin dashboard ourselves using React and connect it to Express APIs.</w:t>
+      </w:r>
+    </w:p>
+    <w:p/>
     <w:p/>
     <w:sectPr>
       <w:pgSz w:w="12240" w:h="15840"/>
@@ -2778,6 +4314,155 @@
     </w:lvl>
   </w:abstractNum>
   <w:abstractNum w:abstractNumId="1" w15:restartNumberingAfterBreak="0">
+    <w:nsid w:val="2EE24D80"/>
+    <w:multiLevelType w:val="multilevel"/>
+    <w:tmpl w:val="D9E604E4"/>
+    <w:lvl w:ilvl="0">
+      <w:start w:val="1"/>
+      <w:numFmt w:val="bullet"/>
+      <w:lvlText w:val=""/>
+      <w:lvlJc w:val="left"/>
+      <w:pPr>
+        <w:tabs>
+          <w:tab w:val="num" w:pos="720"/>
+        </w:tabs>
+        <w:ind w:left="720" w:hanging="360"/>
+      </w:pPr>
+      <w:rPr>
+        <w:rFonts w:ascii="Symbol" w:hAnsi="Symbol" w:hint="default"/>
+        <w:sz w:val="20"/>
+      </w:rPr>
+    </w:lvl>
+    <w:lvl w:ilvl="1" w:tentative="1">
+      <w:start w:val="1"/>
+      <w:numFmt w:val="bullet"/>
+      <w:lvlText w:val="o"/>
+      <w:lvlJc w:val="left"/>
+      <w:pPr>
+        <w:tabs>
+          <w:tab w:val="num" w:pos="1440"/>
+        </w:tabs>
+        <w:ind w:left="1440" w:hanging="360"/>
+      </w:pPr>
+      <w:rPr>
+        <w:rFonts w:ascii="Courier New" w:hAnsi="Courier New" w:hint="default"/>
+        <w:sz w:val="20"/>
+      </w:rPr>
+    </w:lvl>
+    <w:lvl w:ilvl="2" w:tentative="1">
+      <w:start w:val="1"/>
+      <w:numFmt w:val="bullet"/>
+      <w:lvlText w:val=""/>
+      <w:lvlJc w:val="left"/>
+      <w:pPr>
+        <w:tabs>
+          <w:tab w:val="num" w:pos="2160"/>
+        </w:tabs>
+        <w:ind w:left="2160" w:hanging="360"/>
+      </w:pPr>
+      <w:rPr>
+        <w:rFonts w:ascii="Wingdings" w:hAnsi="Wingdings" w:hint="default"/>
+        <w:sz w:val="20"/>
+      </w:rPr>
+    </w:lvl>
+    <w:lvl w:ilvl="3" w:tentative="1">
+      <w:start w:val="1"/>
+      <w:numFmt w:val="bullet"/>
+      <w:lvlText w:val=""/>
+      <w:lvlJc w:val="left"/>
+      <w:pPr>
+        <w:tabs>
+          <w:tab w:val="num" w:pos="2880"/>
+        </w:tabs>
+        <w:ind w:left="2880" w:hanging="360"/>
+      </w:pPr>
+      <w:rPr>
+        <w:rFonts w:ascii="Wingdings" w:hAnsi="Wingdings" w:hint="default"/>
+        <w:sz w:val="20"/>
+      </w:rPr>
+    </w:lvl>
+    <w:lvl w:ilvl="4" w:tentative="1">
+      <w:start w:val="1"/>
+      <w:numFmt w:val="bullet"/>
+      <w:lvlText w:val=""/>
+      <w:lvlJc w:val="left"/>
+      <w:pPr>
+        <w:tabs>
+          <w:tab w:val="num" w:pos="3600"/>
+        </w:tabs>
+        <w:ind w:left="3600" w:hanging="360"/>
+      </w:pPr>
+      <w:rPr>
+        <w:rFonts w:ascii="Wingdings" w:hAnsi="Wingdings" w:hint="default"/>
+        <w:sz w:val="20"/>
+      </w:rPr>
+    </w:lvl>
+    <w:lvl w:ilvl="5" w:tentative="1">
+      <w:start w:val="1"/>
+      <w:numFmt w:val="bullet"/>
+      <w:lvlText w:val=""/>
+      <w:lvlJc w:val="left"/>
+      <w:pPr>
+        <w:tabs>
+          <w:tab w:val="num" w:pos="4320"/>
+        </w:tabs>
+        <w:ind w:left="4320" w:hanging="360"/>
+      </w:pPr>
+      <w:rPr>
+        <w:rFonts w:ascii="Wingdings" w:hAnsi="Wingdings" w:hint="default"/>
+        <w:sz w:val="20"/>
+      </w:rPr>
+    </w:lvl>
+    <w:lvl w:ilvl="6" w:tentative="1">
+      <w:start w:val="1"/>
+      <w:numFmt w:val="bullet"/>
+      <w:lvlText w:val=""/>
+      <w:lvlJc w:val="left"/>
+      <w:pPr>
+        <w:tabs>
+          <w:tab w:val="num" w:pos="5040"/>
+        </w:tabs>
+        <w:ind w:left="5040" w:hanging="360"/>
+      </w:pPr>
+      <w:rPr>
+        <w:rFonts w:ascii="Wingdings" w:hAnsi="Wingdings" w:hint="default"/>
+        <w:sz w:val="20"/>
+      </w:rPr>
+    </w:lvl>
+    <w:lvl w:ilvl="7" w:tentative="1">
+      <w:start w:val="1"/>
+      <w:numFmt w:val="bullet"/>
+      <w:lvlText w:val=""/>
+      <w:lvlJc w:val="left"/>
+      <w:pPr>
+        <w:tabs>
+          <w:tab w:val="num" w:pos="5760"/>
+        </w:tabs>
+        <w:ind w:left="5760" w:hanging="360"/>
+      </w:pPr>
+      <w:rPr>
+        <w:rFonts w:ascii="Wingdings" w:hAnsi="Wingdings" w:hint="default"/>
+        <w:sz w:val="20"/>
+      </w:rPr>
+    </w:lvl>
+    <w:lvl w:ilvl="8" w:tentative="1">
+      <w:start w:val="1"/>
+      <w:numFmt w:val="bullet"/>
+      <w:lvlText w:val=""/>
+      <w:lvlJc w:val="left"/>
+      <w:pPr>
+        <w:tabs>
+          <w:tab w:val="num" w:pos="6480"/>
+        </w:tabs>
+        <w:ind w:left="6480" w:hanging="360"/>
+      </w:pPr>
+      <w:rPr>
+        <w:rFonts w:ascii="Wingdings" w:hAnsi="Wingdings" w:hint="default"/>
+        <w:sz w:val="20"/>
+      </w:rPr>
+    </w:lvl>
+  </w:abstractNum>
+  <w:abstractNum w:abstractNumId="2" w15:restartNumberingAfterBreak="0">
     <w:nsid w:val="303D4589"/>
     <w:multiLevelType w:val="multilevel"/>
     <w:tmpl w:val="AFC222B6"/>
@@ -2926,7 +4611,7 @@
       </w:rPr>
     </w:lvl>
   </w:abstractNum>
-  <w:abstractNum w:abstractNumId="2" w15:restartNumberingAfterBreak="0">
+  <w:abstractNum w:abstractNumId="3" w15:restartNumberingAfterBreak="0">
     <w:nsid w:val="311D54C7"/>
     <w:multiLevelType w:val="multilevel"/>
     <w:tmpl w:val="39ACC3B6"/>
@@ -3075,7 +4760,7 @@
       </w:rPr>
     </w:lvl>
   </w:abstractNum>
-  <w:abstractNum w:abstractNumId="3" w15:restartNumberingAfterBreak="0">
+  <w:abstractNum w:abstractNumId="4" w15:restartNumberingAfterBreak="0">
     <w:nsid w:val="36A92518"/>
     <w:multiLevelType w:val="multilevel"/>
     <w:tmpl w:val="9448F632"/>
@@ -3224,7 +4909,7 @@
       </w:rPr>
     </w:lvl>
   </w:abstractNum>
-  <w:abstractNum w:abstractNumId="4" w15:restartNumberingAfterBreak="0">
+  <w:abstractNum w:abstractNumId="5" w15:restartNumberingAfterBreak="0">
     <w:nsid w:val="43793A10"/>
     <w:multiLevelType w:val="multilevel"/>
     <w:tmpl w:val="92369CD6"/>
@@ -3373,7 +5058,7 @@
       </w:rPr>
     </w:lvl>
   </w:abstractNum>
-  <w:abstractNum w:abstractNumId="5" w15:restartNumberingAfterBreak="0">
+  <w:abstractNum w:abstractNumId="6" w15:restartNumberingAfterBreak="0">
     <w:nsid w:val="492A126F"/>
     <w:multiLevelType w:val="multilevel"/>
     <w:tmpl w:val="E444C0AA"/>
@@ -3522,7 +5207,7 @@
       </w:rPr>
     </w:lvl>
   </w:abstractNum>
-  <w:abstractNum w:abstractNumId="6" w15:restartNumberingAfterBreak="0">
+  <w:abstractNum w:abstractNumId="7" w15:restartNumberingAfterBreak="0">
     <w:nsid w:val="623C56AC"/>
     <w:multiLevelType w:val="multilevel"/>
     <w:tmpl w:val="90B05342"/>
@@ -3672,25 +5357,28 @@
     </w:lvl>
   </w:abstractNum>
   <w:num w:numId="1" w16cid:durableId="968709895">
+    <w:abstractNumId w:val="4"/>
+  </w:num>
+  <w:num w:numId="2" w16cid:durableId="1226643985">
+    <w:abstractNumId w:val="7"/>
+  </w:num>
+  <w:num w:numId="3" w16cid:durableId="276910803">
+    <w:abstractNumId w:val="2"/>
+  </w:num>
+  <w:num w:numId="4" w16cid:durableId="1243949237">
     <w:abstractNumId w:val="3"/>
   </w:num>
-  <w:num w:numId="2" w16cid:durableId="1226643985">
-    <w:abstractNumId w:val="6"/>
-  </w:num>
-  <w:num w:numId="3" w16cid:durableId="276910803">
-    <w:abstractNumId w:val="1"/>
-  </w:num>
-  <w:num w:numId="4" w16cid:durableId="1243949237">
-    <w:abstractNumId w:val="2"/>
-  </w:num>
   <w:num w:numId="5" w16cid:durableId="790629237">
-    <w:abstractNumId w:val="4"/>
+    <w:abstractNumId w:val="5"/>
   </w:num>
   <w:num w:numId="6" w16cid:durableId="1972393765">
-    <w:abstractNumId w:val="5"/>
+    <w:abstractNumId w:val="6"/>
   </w:num>
   <w:num w:numId="7" w16cid:durableId="777218426">
     <w:abstractNumId w:val="0"/>
+  </w:num>
+  <w:num w:numId="8" w16cid:durableId="28067647">
+    <w:abstractNumId w:val="1"/>
   </w:num>
 </w:numbering>
 </file>
@@ -4611,6 +6299,25 @@
       <w:spacing w:val="5"/>
     </w:rPr>
   </w:style>
+  <w:style w:type="table" w:styleId="TableGrid">
+    <w:name w:val="Table Grid"/>
+    <w:basedOn w:val="TableNormal"/>
+    <w:uiPriority w:val="39"/>
+    <w:rsid w:val="005338E4"/>
+    <w:pPr>
+      <w:spacing w:after="0" w:line="240" w:lineRule="auto"/>
+    </w:pPr>
+    <w:tblPr>
+      <w:tblBorders>
+        <w:top w:val="single" w:sz="4" w:space="0" w:color="auto"/>
+        <w:left w:val="single" w:sz="4" w:space="0" w:color="auto"/>
+        <w:bottom w:val="single" w:sz="4" w:space="0" w:color="auto"/>
+        <w:right w:val="single" w:sz="4" w:space="0" w:color="auto"/>
+        <w:insideH w:val="single" w:sz="4" w:space="0" w:color="auto"/>
+        <w:insideV w:val="single" w:sz="4" w:space="0" w:color="auto"/>
+      </w:tblBorders>
+    </w:tblPr>
+  </w:style>
 </w:styles>
 </file>
 

--- a/docs/foodhub_Interview_Notes.docx
+++ b/docs/foodhub_Interview_Notes.docx
@@ -51,7 +51,7 @@
     <w:p>
       <w:r>
         <w:pict w14:anchorId="1072A254">
-          <v:rect id="_x0000_i1175" style="width:0;height:1.5pt" o:hralign="center" o:hrstd="t" o:hr="t" fillcolor="#a0a0a0" stroked="f"/>
+          <v:rect id="_x0000_i1025" style="width:0;height:1.5pt" o:hralign="center" o:hrstd="t" o:hr="t" fillcolor="#a0a0a0" stroked="f"/>
         </w:pict>
       </w:r>
     </w:p>
@@ -128,7 +128,7 @@
     <w:p>
       <w:r>
         <w:pict w14:anchorId="18CA38AD">
-          <v:rect id="_x0000_i1176" style="width:0;height:1.5pt" o:hralign="center" o:hrstd="t" o:hr="t" fillcolor="#a0a0a0" stroked="f"/>
+          <v:rect id="_x0000_i1026" style="width:0;height:1.5pt" o:hralign="center" o:hrstd="t" o:hr="t" fillcolor="#a0a0a0" stroked="f"/>
         </w:pict>
       </w:r>
     </w:p>
@@ -228,7 +228,7 @@
     <w:p>
       <w:r>
         <w:pict w14:anchorId="20ECF541">
-          <v:rect id="_x0000_i1177" style="width:0;height:1.5pt" o:hralign="center" o:hrstd="t" o:hr="t" fillcolor="#a0a0a0" stroked="f"/>
+          <v:rect id="_x0000_i1027" style="width:0;height:1.5pt" o:hralign="center" o:hrstd="t" o:hr="t" fillcolor="#a0a0a0" stroked="f"/>
         </w:pict>
       </w:r>
     </w:p>
@@ -272,7 +272,7 @@
     <w:p>
       <w:r>
         <w:pict w14:anchorId="3D897F21">
-          <v:rect id="_x0000_i1178" style="width:0;height:1.5pt" o:hralign="center" o:hrstd="t" o:hr="t" fillcolor="#a0a0a0" stroked="f"/>
+          <v:rect id="_x0000_i1028" style="width:0;height:1.5pt" o:hralign="center" o:hrstd="t" o:hr="t" fillcolor="#a0a0a0" stroked="f"/>
         </w:pict>
       </w:r>
     </w:p>
@@ -488,7 +488,7 @@
     <w:p>
       <w:r>
         <w:pict w14:anchorId="5EDED786">
-          <v:rect id="_x0000_i1179" style="width:0;height:1.5pt" o:hralign="center" o:hrstd="t" o:hr="t" fillcolor="#a0a0a0" stroked="f"/>
+          <v:rect id="_x0000_i1029" style="width:0;height:1.5pt" o:hralign="center" o:hrstd="t" o:hr="t" fillcolor="#a0a0a0" stroked="f"/>
         </w:pict>
       </w:r>
     </w:p>
@@ -524,7 +524,7 @@
     <w:p>
       <w:r>
         <w:pict w14:anchorId="25FF14E9">
-          <v:rect id="_x0000_i1180" style="width:0;height:1.5pt" o:hralign="center" o:hrstd="t" o:hr="t" fillcolor="#a0a0a0" stroked="f"/>
+          <v:rect id="_x0000_i1030" style="width:0;height:1.5pt" o:hralign="center" o:hrstd="t" o:hr="t" fillcolor="#a0a0a0" stroked="f"/>
         </w:pict>
       </w:r>
     </w:p>
@@ -610,7 +610,7 @@
     <w:p>
       <w:r>
         <w:pict w14:anchorId="45D1F155">
-          <v:rect id="_x0000_i1181" style="width:0;height:1.5pt" o:hralign="center" o:hrstd="t" o:hr="t" fillcolor="#a0a0a0" stroked="f"/>
+          <v:rect id="_x0000_i1031" style="width:0;height:1.5pt" o:hralign="center" o:hrstd="t" o:hr="t" fillcolor="#a0a0a0" stroked="f"/>
         </w:pict>
       </w:r>
     </w:p>
@@ -665,7 +665,7 @@
       <w:r>
         <w:lastRenderedPageBreak/>
         <w:pict w14:anchorId="222416AF">
-          <v:rect id="_x0000_i1182" style="width:0;height:1.5pt" o:hralign="center" o:hrstd="t" o:hr="t" fillcolor="#a0a0a0" stroked="f"/>
+          <v:rect id="_x0000_i1032" style="width:0;height:1.5pt" o:hralign="center" o:hrstd="t" o:hr="t" fillcolor="#a0a0a0" stroked="f"/>
         </w:pict>
       </w:r>
     </w:p>
@@ -761,7 +761,7 @@
     <w:p>
       <w:r>
         <w:pict w14:anchorId="5D86F204">
-          <v:rect id="_x0000_i1183" style="width:0;height:1.5pt" o:hralign="center" o:hrstd="t" o:hr="t" fillcolor="#a0a0a0" stroked="f"/>
+          <v:rect id="_x0000_i1033" style="width:0;height:1.5pt" o:hralign="center" o:hrstd="t" o:hr="t" fillcolor="#a0a0a0" stroked="f"/>
         </w:pict>
       </w:r>
     </w:p>
@@ -966,7 +966,7 @@
     <w:p>
       <w:r>
         <w:pict w14:anchorId="1CFF775F">
-          <v:rect id="_x0000_i1184" style="width:0;height:1.5pt" o:hralign="center" o:hrstd="t" o:hr="t" fillcolor="#a0a0a0" stroked="f"/>
+          <v:rect id="_x0000_i1034" style="width:0;height:1.5pt" o:hralign="center" o:hrstd="t" o:hr="t" fillcolor="#a0a0a0" stroked="f"/>
         </w:pict>
       </w:r>
     </w:p>
@@ -1027,7 +1027,7 @@
     <w:p>
       <w:r>
         <w:pict w14:anchorId="0F932AEA">
-          <v:rect id="_x0000_i1185" style="width:0;height:1.5pt" o:hralign="center" o:hrstd="t" o:hr="t" fillcolor="#a0a0a0" stroked="f"/>
+          <v:rect id="_x0000_i1035" style="width:0;height:1.5pt" o:hralign="center" o:hrstd="t" o:hr="t" fillcolor="#a0a0a0" stroked="f"/>
         </w:pict>
       </w:r>
     </w:p>
@@ -1118,7 +1118,7 @@
     <w:p>
       <w:r>
         <w:pict w14:anchorId="1BE21DB7">
-          <v:rect id="_x0000_i1186" style="width:0;height:1.5pt" o:hralign="center" o:hrstd="t" o:hr="t" fillcolor="#a0a0a0" stroked="f"/>
+          <v:rect id="_x0000_i1036" style="width:0;height:1.5pt" o:hralign="center" o:hrstd="t" o:hr="t" fillcolor="#a0a0a0" stroked="f"/>
         </w:pict>
       </w:r>
     </w:p>
@@ -1197,7 +1197,7 @@
     <w:p>
       <w:r>
         <w:pict w14:anchorId="4C9AACA1">
-          <v:rect id="_x0000_i1187" style="width:0;height:1.5pt" o:hralign="center" o:hrstd="t" o:hr="t" fillcolor="#a0a0a0" stroked="f"/>
+          <v:rect id="_x0000_i1037" style="width:0;height:1.5pt" o:hralign="center" o:hrstd="t" o:hr="t" fillcolor="#a0a0a0" stroked="f"/>
         </w:pict>
       </w:r>
     </w:p>
@@ -1404,7 +1404,7 @@
     <w:p>
       <w:r>
         <w:pict w14:anchorId="64DD6A56">
-          <v:rect id="_x0000_i1188" style="width:0;height:1.5pt" o:hralign="center" o:hrstd="t" o:hr="t" fillcolor="#a0a0a0" stroked="f"/>
+          <v:rect id="_x0000_i1038" style="width:0;height:1.5pt" o:hralign="center" o:hrstd="t" o:hr="t" fillcolor="#a0a0a0" stroked="f"/>
         </w:pict>
       </w:r>
     </w:p>
@@ -1449,7 +1449,7 @@
       <w:r>
         <w:lastRenderedPageBreak/>
         <w:pict w14:anchorId="1D455AE2">
-          <v:rect id="_x0000_i1189" style="width:0;height:1.5pt" o:hralign="center" o:hrstd="t" o:hr="t" fillcolor="#a0a0a0" stroked="f"/>
+          <v:rect id="_x0000_i1039" style="width:0;height:1.5pt" o:hralign="center" o:hrstd="t" o:hr="t" fillcolor="#a0a0a0" stroked="f"/>
         </w:pict>
       </w:r>
     </w:p>
@@ -1579,7 +1579,7 @@
     <w:p>
       <w:r>
         <w:pict w14:anchorId="08BC4A53">
-          <v:rect id="_x0000_i1190" style="width:0;height:1.5pt" o:hralign="center" o:hrstd="t" o:hr="t" fillcolor="#a0a0a0" stroked="f"/>
+          <v:rect id="_x0000_i1040" style="width:0;height:1.5pt" o:hralign="center" o:hrstd="t" o:hr="t" fillcolor="#a0a0a0" stroked="f"/>
         </w:pict>
       </w:r>
     </w:p>
@@ -1667,7 +1667,7 @@
     <w:p>
       <w:r>
         <w:pict w14:anchorId="3A7C0ACC">
-          <v:rect id="_x0000_i1191" style="width:0;height:1.5pt" o:hralign="center" o:hrstd="t" o:hr="t" fillcolor="#a0a0a0" stroked="f"/>
+          <v:rect id="_x0000_i1041" style="width:0;height:1.5pt" o:hralign="center" o:hrstd="t" o:hr="t" fillcolor="#a0a0a0" stroked="f"/>
         </w:pict>
       </w:r>
     </w:p>
@@ -1734,7 +1734,7 @@
     <w:p>
       <w:r>
         <w:pict w14:anchorId="43B71A3D">
-          <v:rect id="_x0000_i1192" style="width:0;height:1.5pt" o:hralign="center" o:hrstd="t" o:hr="t" fillcolor="#a0a0a0" stroked="f"/>
+          <v:rect id="_x0000_i1042" style="width:0;height:1.5pt" o:hralign="center" o:hrstd="t" o:hr="t" fillcolor="#a0a0a0" stroked="f"/>
         </w:pict>
       </w:r>
     </w:p>
@@ -1945,7 +1945,7 @@
     <w:p>
       <w:r>
         <w:pict w14:anchorId="62765FBD">
-          <v:rect id="_x0000_i1193" style="width:0;height:1.5pt" o:hralign="center" o:hrstd="t" o:hr="t" fillcolor="#a0a0a0" stroked="f"/>
+          <v:rect id="_x0000_i1043" style="width:0;height:1.5pt" o:hralign="center" o:hrstd="t" o:hr="t" fillcolor="#a0a0a0" stroked="f"/>
         </w:pict>
       </w:r>
     </w:p>
@@ -2006,7 +2006,7 @@
     <w:p>
       <w:r>
         <w:pict w14:anchorId="7243BDBC">
-          <v:rect id="_x0000_i1194" style="width:0;height:1.5pt" o:hralign="center" o:hrstd="t" o:hr="t" fillcolor="#a0a0a0" stroked="f"/>
+          <v:rect id="_x0000_i1044" style="width:0;height:1.5pt" o:hralign="center" o:hrstd="t" o:hr="t" fillcolor="#a0a0a0" stroked="f"/>
         </w:pict>
       </w:r>
     </w:p>
@@ -2124,7 +2124,7 @@
     <w:p>
       <w:r>
         <w:pict w14:anchorId="2BD2BA9A">
-          <v:rect id="_x0000_i1195" style="width:0;height:1.5pt" o:hralign="center" o:hrstd="t" o:hr="t" fillcolor="#a0a0a0" stroked="f"/>
+          <v:rect id="_x0000_i1045" style="width:0;height:1.5pt" o:hralign="center" o:hrstd="t" o:hr="t" fillcolor="#a0a0a0" stroked="f"/>
         </w:pict>
       </w:r>
     </w:p>
@@ -2160,7 +2160,7 @@
     <w:p>
       <w:r>
         <w:pict w14:anchorId="4E4D6F99">
-          <v:rect id="_x0000_i1196" style="width:0;height:1.5pt" o:hralign="center" o:hrstd="t" o:hr="t" fillcolor="#a0a0a0" stroked="f"/>
+          <v:rect id="_x0000_i1046" style="width:0;height:1.5pt" o:hralign="center" o:hrstd="t" o:hr="t" fillcolor="#a0a0a0" stroked="f"/>
         </w:pict>
       </w:r>
     </w:p>
@@ -2218,7 +2218,7 @@
       <w:r>
         <w:lastRenderedPageBreak/>
         <w:pict w14:anchorId="0BBF2FA1">
-          <v:rect id="_x0000_i1197" style="width:0;height:1.5pt" o:hralign="center" o:hrstd="t" o:hr="t" fillcolor="#a0a0a0" stroked="f"/>
+          <v:rect id="_x0000_i1047" style="width:0;height:1.5pt" o:hralign="center" o:hrstd="t" o:hr="t" fillcolor="#a0a0a0" stroked="f"/>
         </w:pict>
       </w:r>
     </w:p>
@@ -2278,7 +2278,7 @@
     <w:p>
       <w:r>
         <w:pict w14:anchorId="4092EE4F">
-          <v:rect id="_x0000_i1198" style="width:0;height:1.5pt" o:hralign="center" o:hrstd="t" o:hr="t" fillcolor="#a0a0a0" stroked="f"/>
+          <v:rect id="_x0000_i1048" style="width:0;height:1.5pt" o:hralign="center" o:hrstd="t" o:hr="t" fillcolor="#a0a0a0" stroked="f"/>
         </w:pict>
       </w:r>
     </w:p>
@@ -2570,7 +2570,7 @@
     <w:p>
       <w:r>
         <w:pict w14:anchorId="5FCD16BA">
-          <v:rect id="_x0000_i1199" style="width:0;height:1.5pt" o:hralign="center" o:hrstd="t" o:hr="t" fillcolor="#a0a0a0" stroked="f"/>
+          <v:rect id="_x0000_i1049" style="width:0;height:1.5pt" o:hralign="center" o:hrstd="t" o:hr="t" fillcolor="#a0a0a0" stroked="f"/>
         </w:pict>
       </w:r>
     </w:p>
@@ -2618,7 +2618,7 @@
     <w:p>
       <w:r>
         <w:pict w14:anchorId="2F2F81BC">
-          <v:rect id="_x0000_i1289" style="width:0;height:1.5pt" o:hralign="center" o:hrstd="t" o:hr="t" fillcolor="#a0a0a0" stroked="f"/>
+          <v:rect id="_x0000_i1050" style="width:0;height:1.5pt" o:hralign="center" o:hrstd="t" o:hr="t" fillcolor="#a0a0a0" stroked="f"/>
         </w:pict>
       </w:r>
     </w:p>
@@ -2849,7 +2849,7 @@
     <w:p>
       <w:r>
         <w:pict w14:anchorId="651673A0">
-          <v:rect id="_x0000_i1273" style="width:0;height:1.5pt" o:hralign="center" o:hrstd="t" o:hr="t" fillcolor="#a0a0a0" stroked="f"/>
+          <v:rect id="_x0000_i1051" style="width:0;height:1.5pt" o:hralign="center" o:hrstd="t" o:hr="t" fillcolor="#a0a0a0" stroked="f"/>
         </w:pict>
       </w:r>
     </w:p>
@@ -2920,7 +2920,7 @@
     <w:p>
       <w:r>
         <w:pict w14:anchorId="295EAE86">
-          <v:rect id="_x0000_i1274" style="width:0;height:1.5pt" o:hralign="center" o:hrstd="t" o:hr="t" fillcolor="#a0a0a0" stroked="f"/>
+          <v:rect id="_x0000_i1052" style="width:0;height:1.5pt" o:hralign="center" o:hrstd="t" o:hr="t" fillcolor="#a0a0a0" stroked="f"/>
         </w:pict>
       </w:r>
     </w:p>
@@ -3022,7 +3022,7 @@
     <w:p>
       <w:r>
         <w:pict w14:anchorId="305A05A6">
-          <v:rect id="_x0000_i1275" style="width:0;height:1.5pt" o:hralign="center" o:hrstd="t" o:hr="t" fillcolor="#a0a0a0" stroked="f"/>
+          <v:rect id="_x0000_i1053" style="width:0;height:1.5pt" o:hralign="center" o:hrstd="t" o:hr="t" fillcolor="#a0a0a0" stroked="f"/>
         </w:pict>
       </w:r>
     </w:p>
@@ -3170,7 +3170,7 @@
     <w:p>
       <w:r>
         <w:pict w14:anchorId="08978946">
-          <v:rect id="_x0000_i1276" style="width:0;height:1.5pt" o:hralign="center" o:hrstd="t" o:hr="t" fillcolor="#a0a0a0" stroked="f"/>
+          <v:rect id="_x0000_i1054" style="width:0;height:1.5pt" o:hralign="center" o:hrstd="t" o:hr="t" fillcolor="#a0a0a0" stroked="f"/>
         </w:pict>
       </w:r>
     </w:p>
@@ -3213,7 +3213,7 @@
     <w:p>
       <w:r>
         <w:pict w14:anchorId="3879FF59">
-          <v:rect id="_x0000_i1277" style="width:0;height:1.5pt" o:hralign="center" o:hrstd="t" o:hr="t" fillcolor="#a0a0a0" stroked="f"/>
+          <v:rect id="_x0000_i1055" style="width:0;height:1.5pt" o:hralign="center" o:hrstd="t" o:hr="t" fillcolor="#a0a0a0" stroked="f"/>
         </w:pict>
       </w:r>
     </w:p>
@@ -3255,7 +3255,7 @@
     <w:p>
       <w:r>
         <w:pict w14:anchorId="3B45C6A9">
-          <v:rect id="_x0000_i1278" style="width:0;height:1.5pt" o:hralign="center" o:hrstd="t" o:hr="t" fillcolor="#a0a0a0" stroked="f"/>
+          <v:rect id="_x0000_i1056" style="width:0;height:1.5pt" o:hralign="center" o:hrstd="t" o:hr="t" fillcolor="#a0a0a0" stroked="f"/>
         </w:pict>
       </w:r>
     </w:p>
@@ -3341,7 +3341,7 @@
     <w:p>
       <w:r>
         <w:pict w14:anchorId="7EE30640">
-          <v:rect id="_x0000_i1279" style="width:0;height:1.5pt" o:hralign="center" o:hrstd="t" o:hr="t" fillcolor="#a0a0a0" stroked="f"/>
+          <v:rect id="_x0000_i1057" style="width:0;height:1.5pt" o:hralign="center" o:hrstd="t" o:hr="t" fillcolor="#a0a0a0" stroked="f"/>
         </w:pict>
       </w:r>
     </w:p>
@@ -3384,7 +3384,7 @@
     <w:p>
       <w:r>
         <w:pict w14:anchorId="6673C2AE">
-          <v:rect id="_x0000_i1280" style="width:0;height:1.5pt" o:hralign="center" o:hrstd="t" o:hr="t" fillcolor="#a0a0a0" stroked="f"/>
+          <v:rect id="_x0000_i1058" style="width:0;height:1.5pt" o:hralign="center" o:hrstd="t" o:hr="t" fillcolor="#a0a0a0" stroked="f"/>
         </w:pict>
       </w:r>
     </w:p>
@@ -3550,7 +3550,13 @@
         </w:tc>
       </w:tr>
     </w:tbl>
-    <w:p/>
+    <w:p>
+      <w:r>
+        <w:pict w14:anchorId="46D9AE4C">
+          <v:rect id="_x0000_i1059" style="width:0;height:1.5pt" o:hralign="center" o:hrstd="t" o:hr="t" fillcolor="#a0a0a0" stroked="f"/>
+        </w:pict>
+      </w:r>
+    </w:p>
     <w:p>
       <w:pPr>
         <w:rPr>
@@ -3655,7 +3661,7 @@
     <w:p>
       <w:r>
         <w:pict w14:anchorId="14BC56D6">
-          <v:rect id="_x0000_i1332" style="width:0;height:1.5pt" o:hralign="center" o:hrstd="t" o:hr="t" fillcolor="#a0a0a0" stroked="f"/>
+          <v:rect id="_x0000_i1060" style="width:0;height:1.5pt" o:hralign="center" o:hrstd="t" o:hr="t" fillcolor="#a0a0a0" stroked="f"/>
         </w:pict>
       </w:r>
     </w:p>
@@ -3739,7 +3745,7 @@
     <w:p>
       <w:r>
         <w:pict w14:anchorId="185C0CD0">
-          <v:rect id="_x0000_i1333" style="width:0;height:1.5pt" o:hralign="center" o:hrstd="t" o:hr="t" fillcolor="#a0a0a0" stroked="f"/>
+          <v:rect id="_x0000_i1061" style="width:0;height:1.5pt" o:hralign="center" o:hrstd="t" o:hr="t" fillcolor="#a0a0a0" stroked="f"/>
         </w:pict>
       </w:r>
     </w:p>
@@ -3837,7 +3843,7 @@
     <w:p>
       <w:r>
         <w:pict w14:anchorId="1E643C77">
-          <v:rect id="_x0000_i1334" style="width:0;height:1.5pt" o:hralign="center" o:hrstd="t" o:hr="t" fillcolor="#a0a0a0" stroked="f"/>
+          <v:rect id="_x0000_i1062" style="width:0;height:1.5pt" o:hralign="center" o:hrstd="t" o:hr="t" fillcolor="#a0a0a0" stroked="f"/>
         </w:pict>
       </w:r>
     </w:p>
@@ -3879,7 +3885,7 @@
     <w:p>
       <w:r>
         <w:pict w14:anchorId="06705DDA">
-          <v:rect id="_x0000_i1335" style="width:0;height:1.5pt" o:hralign="center" o:hrstd="t" o:hr="t" fillcolor="#a0a0a0" stroked="f"/>
+          <v:rect id="_x0000_i1063" style="width:0;height:1.5pt" o:hralign="center" o:hrstd="t" o:hr="t" fillcolor="#a0a0a0" stroked="f"/>
         </w:pict>
       </w:r>
     </w:p>
@@ -3985,7 +3991,7 @@
     <w:p>
       <w:r>
         <w:pict w14:anchorId="1FCD25A6">
-          <v:rect id="_x0000_i1336" style="width:0;height:1.5pt" o:hralign="center" o:hrstd="t" o:hr="t" fillcolor="#a0a0a0" stroked="f"/>
+          <v:rect id="_x0000_i1064" style="width:0;height:1.5pt" o:hralign="center" o:hrstd="t" o:hr="t" fillcolor="#a0a0a0" stroked="f"/>
         </w:pict>
       </w:r>
     </w:p>
@@ -4028,7 +4034,7 @@
     <w:p>
       <w:r>
         <w:pict w14:anchorId="1C2A26A7">
-          <v:rect id="_x0000_i1337" style="width:0;height:1.5pt" o:hralign="center" o:hrstd="t" o:hr="t" fillcolor="#a0a0a0" stroked="f"/>
+          <v:rect id="_x0000_i1065" style="width:0;height:1.5pt" o:hralign="center" o:hrstd="t" o:hr="t" fillcolor="#a0a0a0" stroked="f"/>
         </w:pict>
       </w:r>
     </w:p>
@@ -4111,7 +4117,7 @@
     <w:p>
       <w:r>
         <w:pict w14:anchorId="181983E0">
-          <v:rect id="_x0000_i1338" style="width:0;height:1.5pt" o:hralign="center" o:hrstd="t" o:hr="t" fillcolor="#a0a0a0" stroked="f"/>
+          <v:rect id="_x0000_i1066" style="width:0;height:1.5pt" o:hralign="center" o:hrstd="t" o:hr="t" fillcolor="#a0a0a0" stroked="f"/>
         </w:pict>
       </w:r>
     </w:p>
@@ -4150,6 +4156,1358 @@
         <w:t>No. Unlike Django, MERN does not provide a built-in admin panel. We need to build the admin dashboard ourselves using React and connect it to Express APIs.</w:t>
       </w:r>
     </w:p>
+    <w:p>
+      <w:pPr>
+        <w:rPr>
+          <w:b/>
+          <w:bCs/>
+        </w:rPr>
+      </w:pPr>
+      <w:r>
+        <w:rPr>
+          <w:b/>
+          <w:bCs/>
+        </w:rPr>
+        <w:t>44. What is React Router?</w:t>
+      </w:r>
+    </w:p>
+    <w:p>
+      <w:pPr>
+        <w:rPr>
+          <w:b/>
+          <w:bCs/>
+        </w:rPr>
+      </w:pPr>
+      <w:r>
+        <w:rPr>
+          <w:b/>
+          <w:bCs/>
+        </w:rPr>
+        <w:t>Answer</w:t>
+      </w:r>
+    </w:p>
+    <w:p>
+      <w:r>
+        <w:t>React Router is a library used for client-side routing in React applications. It allows users to navigate between different pages without reloading the entire webpage.</w:t>
+      </w:r>
+    </w:p>
+    <w:p>
+      <w:r>
+        <w:pict w14:anchorId="2228EB8A">
+          <v:rect id="_x0000_i1067" style="width:0;height:1.5pt" o:hralign="center" o:hrstd="t" o:hr="t" fillcolor="#a0a0a0" stroked="f"/>
+        </w:pict>
+      </w:r>
+    </w:p>
+    <w:p>
+      <w:pPr>
+        <w:rPr>
+          <w:b/>
+          <w:bCs/>
+        </w:rPr>
+      </w:pPr>
+      <w:r>
+        <w:rPr>
+          <w:b/>
+          <w:bCs/>
+        </w:rPr>
+        <w:t xml:space="preserve">45. What is </w:t>
+      </w:r>
+      <w:proofErr w:type="spellStart"/>
+      <w:r>
+        <w:rPr>
+          <w:b/>
+          <w:bCs/>
+        </w:rPr>
+        <w:t>BrowserRouter</w:t>
+      </w:r>
+      <w:proofErr w:type="spellEnd"/>
+      <w:r>
+        <w:rPr>
+          <w:b/>
+          <w:bCs/>
+        </w:rPr>
+        <w:t>?</w:t>
+      </w:r>
+    </w:p>
+    <w:p>
+      <w:pPr>
+        <w:rPr>
+          <w:b/>
+          <w:bCs/>
+        </w:rPr>
+      </w:pPr>
+      <w:r>
+        <w:rPr>
+          <w:b/>
+          <w:bCs/>
+        </w:rPr>
+        <w:t>Answer</w:t>
+      </w:r>
+    </w:p>
+    <w:p>
+      <w:proofErr w:type="spellStart"/>
+      <w:r>
+        <w:lastRenderedPageBreak/>
+        <w:t>BrowserRouter</w:t>
+      </w:r>
+      <w:proofErr w:type="spellEnd"/>
+      <w:r>
+        <w:t xml:space="preserve"> enables routing in a React application. It monitors the browser URL and renders the corresponding page component.</w:t>
+      </w:r>
+    </w:p>
+    <w:p>
+      <w:r>
+        <w:rPr>
+          <w:b/>
+          <w:bCs/>
+        </w:rPr>
+        <w:t>Django Comparison</w:t>
+      </w:r>
+    </w:p>
+    <w:p>
+      <w:proofErr w:type="spellStart"/>
+      <w:r>
+        <w:t>BrowserRouter</w:t>
+      </w:r>
+      <w:proofErr w:type="spellEnd"/>
+      <w:r>
+        <w:t xml:space="preserve"> ↔ urls.py</w:t>
+      </w:r>
+    </w:p>
+    <w:p>
+      <w:r>
+        <w:pict w14:anchorId="16E0D9CA">
+          <v:rect id="_x0000_i1068" style="width:0;height:1.5pt" o:hralign="center" o:hrstd="t" o:hr="t" fillcolor="#a0a0a0" stroked="f"/>
+        </w:pict>
+      </w:r>
+    </w:p>
+    <w:p>
+      <w:pPr>
+        <w:rPr>
+          <w:b/>
+          <w:bCs/>
+        </w:rPr>
+      </w:pPr>
+      <w:r>
+        <w:rPr>
+          <w:b/>
+          <w:bCs/>
+        </w:rPr>
+        <w:t>46. What is the purpose of &lt;Routes&gt; and &lt;Route&gt;?</w:t>
+      </w:r>
+    </w:p>
+    <w:p>
+      <w:pPr>
+        <w:rPr>
+          <w:b/>
+          <w:bCs/>
+        </w:rPr>
+      </w:pPr>
+      <w:r>
+        <w:rPr>
+          <w:b/>
+          <w:bCs/>
+        </w:rPr>
+        <w:t>Answer</w:t>
+      </w:r>
+    </w:p>
+    <w:p>
+      <w:pPr>
+        <w:numPr>
+          <w:ilvl w:val="0"/>
+          <w:numId w:val="9"/>
+        </w:numPr>
+      </w:pPr>
+      <w:r>
+        <w:t xml:space="preserve">&lt;Routes&gt; groups all the application routes. </w:t>
+      </w:r>
+    </w:p>
+    <w:p>
+      <w:pPr>
+        <w:numPr>
+          <w:ilvl w:val="0"/>
+          <w:numId w:val="9"/>
+        </w:numPr>
+      </w:pPr>
+      <w:r>
+        <w:t xml:space="preserve">&lt;Route&gt; maps a URL path to a React component. </w:t>
+      </w:r>
+    </w:p>
+    <w:p>
+      <w:r>
+        <w:rPr>
+          <w:b/>
+          <w:bCs/>
+        </w:rPr>
+        <w:t>Example</w:t>
+      </w:r>
+    </w:p>
+    <w:p>
+      <w:r>
+        <w:t>&lt;Routes&gt;</w:t>
+      </w:r>
+      <w:r>
+        <w:br/>
+        <w:t xml:space="preserve">    &lt;Route path="/" element</w:t>
+      </w:r>
+      <w:proofErr w:type="gramStart"/>
+      <w:r>
+        <w:t>={</w:t>
+      </w:r>
+      <w:proofErr w:type="gramEnd"/>
+      <w:r>
+        <w:t>&lt;Home /&gt;} /&gt;</w:t>
+      </w:r>
+      <w:r>
+        <w:br/>
+        <w:t xml:space="preserve">    &lt;Route path="/login" element</w:t>
+      </w:r>
+      <w:proofErr w:type="gramStart"/>
+      <w:r>
+        <w:t>={</w:t>
+      </w:r>
+      <w:proofErr w:type="gramEnd"/>
+      <w:r>
+        <w:t>&lt;Login /&gt;} /&gt;</w:t>
+      </w:r>
+      <w:r>
+        <w:br/>
+        <w:t>&lt;/Routes&gt;</w:t>
+      </w:r>
+    </w:p>
+    <w:p>
+      <w:r>
+        <w:pict w14:anchorId="4B0FC6E4">
+          <v:rect id="_x0000_i1069" style="width:0;height:1.5pt" o:hralign="center" o:hrstd="t" o:hr="t" fillcolor="#a0a0a0" stroked="f"/>
+        </w:pict>
+      </w:r>
+    </w:p>
+    <w:p>
+      <w:pPr>
+        <w:rPr>
+          <w:b/>
+          <w:bCs/>
+        </w:rPr>
+      </w:pPr>
+      <w:r>
+        <w:rPr>
+          <w:b/>
+          <w:bCs/>
+        </w:rPr>
+        <w:t>47. What is the difference between &lt;Link&gt; and &lt;a&gt;?</w:t>
+      </w:r>
+    </w:p>
+    <w:tbl>
+      <w:tblPr>
+        <w:tblW w:w="0" w:type="auto"/>
+        <w:tblCellSpacing w:w="15" w:type="dxa"/>
+        <w:tblCellMar>
+          <w:top w:w="15" w:type="dxa"/>
+          <w:left w:w="15" w:type="dxa"/>
+          <w:bottom w:w="15" w:type="dxa"/>
+          <w:right w:w="15" w:type="dxa"/>
+        </w:tblCellMar>
+        <w:tblLook w:val="04A0" w:firstRow="1" w:lastRow="0" w:firstColumn="1" w:lastColumn="0" w:noHBand="0" w:noVBand="1"/>
+      </w:tblPr>
+      <w:tblGrid>
+        <w:gridCol w:w="3390"/>
+        <w:gridCol w:w="3808"/>
+      </w:tblGrid>
+      <w:tr>
+        <w:trPr>
+          <w:tblHeader/>
+          <w:tblCellSpacing w:w="15" w:type="dxa"/>
+        </w:trPr>
+        <w:tc>
+          <w:tcPr>
+            <w:tcW w:w="0" w:type="auto"/>
+            <w:vAlign w:val="center"/>
+            <w:hideMark/>
+          </w:tcPr>
+          <w:p>
+            <w:pPr>
+              <w:rPr>
+                <w:b/>
+                <w:bCs/>
+              </w:rPr>
+            </w:pPr>
+            <w:r>
+              <w:rPr>
+                <w:b/>
+                <w:bCs/>
+              </w:rPr>
+              <w:t>&lt;a&gt;</w:t>
+            </w:r>
+          </w:p>
+        </w:tc>
+        <w:tc>
+          <w:tcPr>
+            <w:tcW w:w="0" w:type="auto"/>
+            <w:vAlign w:val="center"/>
+            <w:hideMark/>
+          </w:tcPr>
+          <w:p>
+            <w:pPr>
+              <w:rPr>
+                <w:b/>
+                <w:bCs/>
+              </w:rPr>
+            </w:pPr>
+            <w:r>
+              <w:rPr>
+                <w:b/>
+                <w:bCs/>
+              </w:rPr>
+              <w:t>&lt;Link&gt;</w:t>
+            </w:r>
+          </w:p>
+        </w:tc>
+      </w:tr>
+      <w:tr>
+        <w:trPr>
+          <w:tblCellSpacing w:w="15" w:type="dxa"/>
+        </w:trPr>
+        <w:tc>
+          <w:tcPr>
+            <w:tcW w:w="0" w:type="auto"/>
+            <w:vAlign w:val="center"/>
+            <w:hideMark/>
+          </w:tcPr>
+          <w:p>
+            <w:r>
+              <w:t>Reloads the entire webpage</w:t>
+            </w:r>
+          </w:p>
+        </w:tc>
+        <w:tc>
+          <w:tcPr>
+            <w:tcW w:w="0" w:type="auto"/>
+            <w:vAlign w:val="center"/>
+            <w:hideMark/>
+          </w:tcPr>
+          <w:p>
+            <w:r>
+              <w:t>Changes only the required component</w:t>
+            </w:r>
+          </w:p>
+        </w:tc>
+      </w:tr>
+      <w:tr>
+        <w:trPr>
+          <w:tblCellSpacing w:w="15" w:type="dxa"/>
+        </w:trPr>
+        <w:tc>
+          <w:tcPr>
+            <w:tcW w:w="0" w:type="auto"/>
+            <w:vAlign w:val="center"/>
+            <w:hideMark/>
+          </w:tcPr>
+          <w:p>
+            <w:r>
+              <w:t>Sends a new request to the server</w:t>
+            </w:r>
+          </w:p>
+        </w:tc>
+        <w:tc>
+          <w:tcPr>
+            <w:tcW w:w="0" w:type="auto"/>
+            <w:vAlign w:val="center"/>
+            <w:hideMark/>
+          </w:tcPr>
+          <w:p>
+            <w:r>
+              <w:t>Uses client-side routing</w:t>
+            </w:r>
+          </w:p>
+        </w:tc>
+      </w:tr>
+      <w:tr>
+        <w:trPr>
+          <w:tblCellSpacing w:w="15" w:type="dxa"/>
+        </w:trPr>
+        <w:tc>
+          <w:tcPr>
+            <w:tcW w:w="0" w:type="auto"/>
+            <w:vAlign w:val="center"/>
+            <w:hideMark/>
+          </w:tcPr>
+          <w:p>
+            <w:r>
+              <w:t>Used in HTML</w:t>
+            </w:r>
+          </w:p>
+        </w:tc>
+        <w:tc>
+          <w:tcPr>
+            <w:tcW w:w="0" w:type="auto"/>
+            <w:vAlign w:val="center"/>
+            <w:hideMark/>
+          </w:tcPr>
+          <w:p>
+            <w:r>
+              <w:t>Used in React</w:t>
+            </w:r>
+          </w:p>
+        </w:tc>
+      </w:tr>
+    </w:tbl>
+    <w:p>
+      <w:r>
+        <w:pict w14:anchorId="374DEE9F">
+          <v:rect id="_x0000_i1070" style="width:0;height:1.5pt" o:hralign="center" o:hrstd="t" o:hr="t" fillcolor="#a0a0a0" stroked="f"/>
+        </w:pict>
+      </w:r>
+    </w:p>
+    <w:p>
+      <w:pPr>
+        <w:rPr>
+          <w:b/>
+          <w:bCs/>
+        </w:rPr>
+      </w:pPr>
+      <w:r>
+        <w:rPr>
+          <w:b/>
+          <w:bCs/>
+        </w:rPr>
+        <w:t>48. What is Client-Side Routing?</w:t>
+      </w:r>
+    </w:p>
+    <w:p>
+      <w:pPr>
+        <w:rPr>
+          <w:b/>
+          <w:bCs/>
+        </w:rPr>
+      </w:pPr>
+      <w:r>
+        <w:rPr>
+          <w:b/>
+          <w:bCs/>
+        </w:rPr>
+        <w:t>Answer</w:t>
+      </w:r>
+    </w:p>
+    <w:p>
+      <w:r>
+        <w:t>Client-side routing updates the displayed page by changing React components without refreshing the entire webpage, resulting in faster navigation and a better user experience.</w:t>
+      </w:r>
+    </w:p>
+    <w:p>
+      <w:r>
+        <w:pict w14:anchorId="43C822C7">
+          <v:rect id="_x0000_i1071" style="width:0;height:1.5pt" o:hralign="center" o:hrstd="t" o:hr="t" fillcolor="#a0a0a0" stroked="f"/>
+        </w:pict>
+      </w:r>
+    </w:p>
+    <w:p>
+      <w:pPr>
+        <w:rPr>
+          <w:b/>
+          <w:bCs/>
+        </w:rPr>
+      </w:pPr>
+      <w:r>
+        <w:rPr>
+          <w:b/>
+          <w:bCs/>
+        </w:rPr>
+        <w:t xml:space="preserve">49. What is </w:t>
+      </w:r>
+      <w:proofErr w:type="spellStart"/>
+      <w:r>
+        <w:rPr>
+          <w:b/>
+          <w:bCs/>
+        </w:rPr>
+        <w:t>NavLink</w:t>
+      </w:r>
+      <w:proofErr w:type="spellEnd"/>
+      <w:r>
+        <w:rPr>
+          <w:b/>
+          <w:bCs/>
+        </w:rPr>
+        <w:t>?</w:t>
+      </w:r>
+    </w:p>
+    <w:p>
+      <w:pPr>
+        <w:rPr>
+          <w:b/>
+          <w:bCs/>
+        </w:rPr>
+      </w:pPr>
+      <w:r>
+        <w:rPr>
+          <w:b/>
+          <w:bCs/>
+        </w:rPr>
+        <w:lastRenderedPageBreak/>
+        <w:t>Answer</w:t>
+      </w:r>
+    </w:p>
+    <w:p>
+      <w:proofErr w:type="spellStart"/>
+      <w:r>
+        <w:t>NavLink</w:t>
+      </w:r>
+      <w:proofErr w:type="spellEnd"/>
+      <w:r>
+        <w:t xml:space="preserve"> works like Link but automatically applies an active class to the currently selected route. It is commonly used for navigation menus.</w:t>
+      </w:r>
+    </w:p>
+    <w:p>
+      <w:r>
+        <w:pict w14:anchorId="6FEAFE0A">
+          <v:rect id="_x0000_i1072" style="width:0;height:1.5pt" o:hralign="center" o:hrstd="t" o:hr="t" fillcolor="#a0a0a0" stroked="f"/>
+        </w:pict>
+      </w:r>
+    </w:p>
+    <w:p>
+      <w:pPr>
+        <w:rPr>
+          <w:b/>
+          <w:bCs/>
+        </w:rPr>
+      </w:pPr>
+      <w:r>
+        <w:rPr>
+          <w:b/>
+          <w:bCs/>
+        </w:rPr>
+        <w:t>50. What is a 404 Route?</w:t>
+      </w:r>
+    </w:p>
+    <w:p>
+      <w:pPr>
+        <w:rPr>
+          <w:b/>
+          <w:bCs/>
+        </w:rPr>
+      </w:pPr>
+      <w:r>
+        <w:rPr>
+          <w:b/>
+          <w:bCs/>
+        </w:rPr>
+        <w:t>Answer</w:t>
+      </w:r>
+    </w:p>
+    <w:p>
+      <w:r>
+        <w:t>A 404 route is created using:</w:t>
+      </w:r>
+    </w:p>
+    <w:p>
+      <w:r>
+        <w:t>&lt;Route path="*" element</w:t>
+      </w:r>
+      <w:proofErr w:type="gramStart"/>
+      <w:r>
+        <w:t>={</w:t>
+      </w:r>
+      <w:proofErr w:type="gramEnd"/>
+      <w:r>
+        <w:t>&lt;</w:t>
+      </w:r>
+      <w:proofErr w:type="spellStart"/>
+      <w:r>
+        <w:t>NotFound</w:t>
+      </w:r>
+      <w:proofErr w:type="spellEnd"/>
+      <w:r>
+        <w:t xml:space="preserve"> /&gt;} /&gt;</w:t>
+      </w:r>
+    </w:p>
+    <w:p>
+      <w:r>
+        <w:t>It displays a custom page when the user enters an invalid URL.</w:t>
+      </w:r>
+    </w:p>
+    <w:p>
+      <w:r>
+        <w:pict w14:anchorId="2520A5FE">
+          <v:rect id="_x0000_i1073" style="width:0;height:1.5pt" o:hralign="center" o:hrstd="t" o:hr="t" fillcolor="#a0a0a0" stroked="f"/>
+        </w:pict>
+      </w:r>
+    </w:p>
+    <w:p>
+      <w:pPr>
+        <w:rPr>
+          <w:b/>
+          <w:bCs/>
+        </w:rPr>
+      </w:pPr>
+      <w:r>
+        <w:rPr>
+          <w:b/>
+          <w:bCs/>
+        </w:rPr>
+        <w:t>51. Explain the routing flow in your project.</w:t>
+      </w:r>
+    </w:p>
+    <w:p>
+      <w:pPr>
+        <w:rPr>
+          <w:b/>
+          <w:bCs/>
+        </w:rPr>
+      </w:pPr>
+      <w:r>
+        <w:rPr>
+          <w:b/>
+          <w:bCs/>
+        </w:rPr>
+        <w:t>Answer</w:t>
+      </w:r>
+    </w:p>
+    <w:p>
+      <w:r>
+        <w:t>Browser</w:t>
+      </w:r>
+      <w:r>
+        <w:br/>
+        <w:t xml:space="preserve">      ↓</w:t>
+      </w:r>
+      <w:r>
+        <w:br/>
+      </w:r>
+      <w:proofErr w:type="spellStart"/>
+      <w:r>
+        <w:t>BrowserRouter</w:t>
+      </w:r>
+      <w:proofErr w:type="spellEnd"/>
+      <w:r>
+        <w:br/>
+        <w:t xml:space="preserve">      ↓</w:t>
+      </w:r>
+      <w:r>
+        <w:br/>
+        <w:t>Routes</w:t>
+      </w:r>
+      <w:r>
+        <w:br/>
+        <w:t xml:space="preserve">      ↓</w:t>
+      </w:r>
+      <w:r>
+        <w:br/>
+        <w:t>Matching Route</w:t>
+      </w:r>
+      <w:r>
+        <w:br/>
+        <w:t xml:space="preserve">      ↓</w:t>
+      </w:r>
+      <w:r>
+        <w:br/>
+        <w:t>Component (Home, Login, Cart...)</w:t>
+      </w:r>
+    </w:p>
+    <w:p>
+      <w:r>
+        <w:t>Only the matching page component changes, while the Navbar and Footer remain the same.</w:t>
+      </w:r>
+    </w:p>
+    <w:p>
+      <w:r>
+        <w:pict w14:anchorId="708CCB86">
+          <v:rect id="_x0000_i1074" style="width:0;height:1.5pt" o:hralign="center" o:hrstd="t" o:hr="t" fillcolor="#a0a0a0" stroked="f"/>
+        </w:pict>
+      </w:r>
+    </w:p>
+    <w:p>
+      <w:pPr>
+        <w:rPr>
+          <w:b/>
+          <w:bCs/>
+        </w:rPr>
+      </w:pPr>
+      <w:r>
+        <w:rPr>
+          <w:b/>
+          <w:bCs/>
+        </w:rPr>
+        <w:t xml:space="preserve">52. Explain routing in your </w:t>
+      </w:r>
+      <w:proofErr w:type="spellStart"/>
+      <w:r>
+        <w:rPr>
+          <w:b/>
+          <w:bCs/>
+        </w:rPr>
+        <w:t>FoodHub</w:t>
+      </w:r>
+      <w:proofErr w:type="spellEnd"/>
+      <w:r>
+        <w:rPr>
+          <w:b/>
+          <w:bCs/>
+        </w:rPr>
+        <w:t xml:space="preserve"> project.</w:t>
+      </w:r>
+    </w:p>
+    <w:p>
+      <w:pPr>
+        <w:rPr>
+          <w:b/>
+          <w:bCs/>
+        </w:rPr>
+      </w:pPr>
+      <w:r>
+        <w:rPr>
+          <w:b/>
+          <w:bCs/>
+        </w:rPr>
+        <w:t>Answer</w:t>
+      </w:r>
+    </w:p>
+    <w:p>
+      <w:proofErr w:type="spellStart"/>
+      <w:r>
+        <w:t>FoodHub</w:t>
+      </w:r>
+      <w:proofErr w:type="spellEnd"/>
+      <w:r>
+        <w:t xml:space="preserve"> uses React Router for client-side routing. The application contains routes for Home, Menu, Login, Register, Cart, Orders, and Admin pages. Navigation is handled using Link/</w:t>
+      </w:r>
+      <w:proofErr w:type="spellStart"/>
+      <w:r>
+        <w:t>NavLink</w:t>
+      </w:r>
+      <w:proofErr w:type="spellEnd"/>
+      <w:r>
+        <w:t>, allowing users to move between pages without reloading the website.</w:t>
+      </w:r>
+    </w:p>
+    <w:p>
+      <w:r>
+        <w:pict w14:anchorId="03AD389C">
+          <v:rect id="_x0000_i1075" style="width:0;height:1.5pt" o:hralign="center" o:hrstd="t" o:hr="t" fillcolor="#a0a0a0" stroked="f"/>
+        </w:pict>
+      </w:r>
+    </w:p>
+    <w:p>
+      <w:pPr>
+        <w:rPr>
+          <w:b/>
+          <w:bCs/>
+        </w:rPr>
+      </w:pPr>
+      <w:r>
+        <w:rPr>
+          <w:b/>
+          <w:bCs/>
+        </w:rPr>
+        <w:lastRenderedPageBreak/>
+        <w:t xml:space="preserve">53. Why is Express a dependency and </w:t>
+      </w:r>
+      <w:proofErr w:type="spellStart"/>
+      <w:r>
+        <w:rPr>
+          <w:b/>
+          <w:bCs/>
+        </w:rPr>
+        <w:t>Nodemon</w:t>
+      </w:r>
+      <w:proofErr w:type="spellEnd"/>
+      <w:r>
+        <w:rPr>
+          <w:b/>
+          <w:bCs/>
+        </w:rPr>
+        <w:t xml:space="preserve"> a </w:t>
+      </w:r>
+      <w:proofErr w:type="spellStart"/>
+      <w:r>
+        <w:rPr>
+          <w:b/>
+          <w:bCs/>
+        </w:rPr>
+        <w:t>devDependency</w:t>
+      </w:r>
+      <w:proofErr w:type="spellEnd"/>
+      <w:r>
+        <w:rPr>
+          <w:b/>
+          <w:bCs/>
+        </w:rPr>
+        <w:t>?</w:t>
+      </w:r>
+    </w:p>
+    <w:p>
+      <w:r>
+        <w:rPr>
+          <w:b/>
+          <w:bCs/>
+        </w:rPr>
+        <w:t>Answer</w:t>
+      </w:r>
+    </w:p>
+    <w:p>
+      <w:pPr>
+        <w:numPr>
+          <w:ilvl w:val="0"/>
+          <w:numId w:val="10"/>
+        </w:numPr>
+      </w:pPr>
+      <w:r>
+        <w:rPr>
+          <w:b/>
+          <w:bCs/>
+        </w:rPr>
+        <w:t>Express</w:t>
+      </w:r>
+      <w:r>
+        <w:t xml:space="preserve"> is a dependency because it is required for the application to run in both development and production. </w:t>
+      </w:r>
+    </w:p>
+    <w:p>
+      <w:pPr>
+        <w:numPr>
+          <w:ilvl w:val="0"/>
+          <w:numId w:val="10"/>
+        </w:numPr>
+      </w:pPr>
+      <w:proofErr w:type="spellStart"/>
+      <w:r>
+        <w:rPr>
+          <w:b/>
+          <w:bCs/>
+        </w:rPr>
+        <w:t>Nodemon</w:t>
+      </w:r>
+      <w:proofErr w:type="spellEnd"/>
+      <w:r>
+        <w:t xml:space="preserve"> is a </w:t>
+      </w:r>
+      <w:proofErr w:type="spellStart"/>
+      <w:r>
+        <w:t>devDependency</w:t>
+      </w:r>
+      <w:proofErr w:type="spellEnd"/>
+      <w:r>
+        <w:t xml:space="preserve"> because it is only used during development to automatically restart the server when code changes.</w:t>
+      </w:r>
+    </w:p>
+    <w:p>
+      <w:r>
+        <w:pict w14:anchorId="40D1CC85">
+          <v:rect id="_x0000_i1076" style="width:0;height:1.5pt" o:hralign="center" o:hrstd="t" o:hr="t" fillcolor="#a0a0a0" stroked="f"/>
+        </w:pict>
+      </w:r>
+    </w:p>
+    <w:p>
+      <w:pPr>
+        <w:spacing w:before="100" w:beforeAutospacing="1" w:after="100" w:afterAutospacing="1" w:line="240" w:lineRule="auto"/>
+        <w:outlineLvl w:val="1"/>
+        <w:rPr>
+          <w:rFonts w:eastAsia="Times New Roman" w:cstheme="minorHAnsi"/>
+          <w:b/>
+          <w:bCs/>
+          <w:kern w:val="0"/>
+          <w14:ligatures w14:val="none"/>
+        </w:rPr>
+      </w:pPr>
+      <w:r>
+        <w:rPr>
+          <w:rFonts w:ascii="Times New Roman" w:eastAsia="Times New Roman" w:hAnsi="Times New Roman" w:cs="Times New Roman"/>
+          <w:b/>
+          <w:bCs/>
+          <w:kern w:val="0"/>
+          <w14:ligatures w14:val="none"/>
+        </w:rPr>
+        <w:t xml:space="preserve">54. </w:t>
+      </w:r>
+      <w:r>
+        <w:rPr>
+          <w:rFonts w:eastAsia="Times New Roman" w:cstheme="minorHAnsi"/>
+          <w:b/>
+          <w:bCs/>
+          <w:kern w:val="0"/>
+          <w14:ligatures w14:val="none"/>
+        </w:rPr>
+        <w:t>Why do we use Express instead of Node's HTTP module?</w:t>
+      </w:r>
+    </w:p>
+    <w:p>
+      <w:pPr>
+        <w:spacing w:before="100" w:beforeAutospacing="1" w:after="100" w:afterAutospacing="1" w:line="240" w:lineRule="auto"/>
+        <w:rPr>
+          <w:rFonts w:eastAsia="Times New Roman" w:cstheme="minorHAnsi"/>
+          <w:kern w:val="0"/>
+          <w14:ligatures w14:val="none"/>
+        </w:rPr>
+      </w:pPr>
+      <w:r>
+        <w:rPr>
+          <w:rFonts w:eastAsia="Times New Roman" w:cstheme="minorHAnsi"/>
+          <w:b/>
+          <w:bCs/>
+          <w:kern w:val="0"/>
+          <w14:ligatures w14:val="none"/>
+        </w:rPr>
+        <w:t>Answer</w:t>
+      </w:r>
+    </w:p>
+    <w:p>
+      <w:pPr>
+        <w:pStyle w:val="ListParagraph"/>
+        <w:numPr>
+          <w:ilvl w:val="0"/>
+          <w:numId w:val="10"/>
+        </w:numPr>
+        <w:spacing w:before="100" w:beforeAutospacing="1" w:after="100" w:afterAutospacing="1" w:line="240" w:lineRule="auto"/>
+        <w:rPr>
+          <w:rFonts w:eastAsia="Times New Roman" w:cstheme="minorHAnsi"/>
+          <w:kern w:val="0"/>
+          <w14:ligatures w14:val="none"/>
+        </w:rPr>
+      </w:pPr>
+      <w:r>
+        <w:rPr>
+          <w:rFonts w:eastAsia="Times New Roman" w:cstheme="minorHAnsi"/>
+          <w:kern w:val="0"/>
+          <w14:ligatures w14:val="none"/>
+        </w:rPr>
+        <w:t xml:space="preserve">Node.js provides the built-in </w:t>
+      </w:r>
+      <w:r>
+        <w:rPr>
+          <w:rFonts w:eastAsia="Times New Roman" w:cstheme="minorHAnsi"/>
+          <w:kern w:val="0"/>
+          <w:sz w:val="20"/>
+          <w:szCs w:val="20"/>
+          <w14:ligatures w14:val="none"/>
+        </w:rPr>
+        <w:t>http</w:t>
+      </w:r>
+      <w:r>
+        <w:rPr>
+          <w:rFonts w:eastAsia="Times New Roman" w:cstheme="minorHAnsi"/>
+          <w:kern w:val="0"/>
+          <w14:ligatures w14:val="none"/>
+        </w:rPr>
+        <w:t xml:space="preserve"> module to create web servers, but writing routes and request handling manually becomes complex. Express simplifies backend development by providing routing, middleware, request handling, and other features, making development faster and more organized.</w:t>
+      </w:r>
+    </w:p>
+    <w:p>
+      <w:pPr>
+        <w:spacing w:before="100" w:beforeAutospacing="1" w:after="100" w:afterAutospacing="1" w:line="240" w:lineRule="auto"/>
+        <w:rPr>
+          <w:rFonts w:eastAsia="Times New Roman" w:cstheme="minorHAnsi"/>
+          <w:kern w:val="0"/>
+          <w14:ligatures w14:val="none"/>
+        </w:rPr>
+      </w:pPr>
+      <w:r>
+        <w:pict w14:anchorId="2A447628">
+          <v:rect id="_x0000_i1077" style="width:0;height:1.5pt" o:hralign="center" o:hrstd="t" o:hr="t" fillcolor="#a0a0a0" stroked="f"/>
+        </w:pict>
+      </w:r>
+    </w:p>
+    <w:p>
+      <w:pPr>
+        <w:spacing w:before="100" w:beforeAutospacing="1" w:after="100" w:afterAutospacing="1" w:line="240" w:lineRule="auto"/>
+        <w:rPr>
+          <w:rFonts w:eastAsia="Times New Roman" w:cstheme="minorHAnsi"/>
+          <w:b/>
+          <w:bCs/>
+          <w:kern w:val="0"/>
+          <w14:ligatures w14:val="none"/>
+        </w:rPr>
+      </w:pPr>
+      <w:r>
+        <w:rPr>
+          <w:rFonts w:eastAsia="Times New Roman" w:cstheme="minorHAnsi"/>
+          <w:b/>
+          <w:bCs/>
+          <w:kern w:val="0"/>
+          <w14:ligatures w14:val="none"/>
+        </w:rPr>
+        <w:t xml:space="preserve">Q55. Why do we use </w:t>
+      </w:r>
+      <w:proofErr w:type="spellStart"/>
+      <w:proofErr w:type="gramStart"/>
+      <w:r>
+        <w:rPr>
+          <w:rFonts w:eastAsia="Times New Roman" w:cstheme="minorHAnsi"/>
+          <w:b/>
+          <w:bCs/>
+          <w:kern w:val="0"/>
+          <w14:ligatures w14:val="none"/>
+        </w:rPr>
+        <w:t>app.use</w:t>
+      </w:r>
+      <w:proofErr w:type="spellEnd"/>
+      <w:r>
+        <w:rPr>
+          <w:rFonts w:eastAsia="Times New Roman" w:cstheme="minorHAnsi"/>
+          <w:b/>
+          <w:bCs/>
+          <w:kern w:val="0"/>
+          <w14:ligatures w14:val="none"/>
+        </w:rPr>
+        <w:t>(</w:t>
+      </w:r>
+      <w:proofErr w:type="gramEnd"/>
+      <w:r>
+        <w:rPr>
+          <w:rFonts w:eastAsia="Times New Roman" w:cstheme="minorHAnsi"/>
+          <w:b/>
+          <w:bCs/>
+          <w:kern w:val="0"/>
+          <w14:ligatures w14:val="none"/>
+        </w:rPr>
+        <w:t xml:space="preserve">) with </w:t>
+      </w:r>
+      <w:proofErr w:type="spellStart"/>
+      <w:proofErr w:type="gramStart"/>
+      <w:r>
+        <w:rPr>
+          <w:rFonts w:eastAsia="Times New Roman" w:cstheme="minorHAnsi"/>
+          <w:b/>
+          <w:bCs/>
+          <w:kern w:val="0"/>
+          <w14:ligatures w14:val="none"/>
+        </w:rPr>
+        <w:t>express.Router</w:t>
+      </w:r>
+      <w:proofErr w:type="spellEnd"/>
+      <w:proofErr w:type="gramEnd"/>
+      <w:r>
+        <w:rPr>
+          <w:rFonts w:eastAsia="Times New Roman" w:cstheme="minorHAnsi"/>
+          <w:b/>
+          <w:bCs/>
+          <w:kern w:val="0"/>
+          <w14:ligatures w14:val="none"/>
+        </w:rPr>
+        <w:t>()?</w:t>
+      </w:r>
+    </w:p>
+    <w:p>
+      <w:pPr>
+        <w:spacing w:before="100" w:beforeAutospacing="1" w:after="100" w:afterAutospacing="1" w:line="240" w:lineRule="auto"/>
+        <w:rPr>
+          <w:rFonts w:eastAsia="Times New Roman" w:cstheme="minorHAnsi"/>
+          <w:kern w:val="0"/>
+          <w14:ligatures w14:val="none"/>
+        </w:rPr>
+      </w:pPr>
+      <w:r>
+        <w:rPr>
+          <w:rFonts w:eastAsia="Times New Roman" w:cstheme="minorHAnsi"/>
+          <w:b/>
+          <w:bCs/>
+          <w:kern w:val="0"/>
+          <w14:ligatures w14:val="none"/>
+        </w:rPr>
+        <w:t>Answer</w:t>
+      </w:r>
+    </w:p>
+    <w:p>
+      <w:pPr>
+        <w:spacing w:before="100" w:beforeAutospacing="1" w:after="100" w:afterAutospacing="1" w:line="240" w:lineRule="auto"/>
+        <w:rPr>
+          <w:rFonts w:eastAsia="Times New Roman" w:cstheme="minorHAnsi"/>
+          <w:kern w:val="0"/>
+          <w14:ligatures w14:val="none"/>
+        </w:rPr>
+      </w:pPr>
+      <w:proofErr w:type="spellStart"/>
+      <w:proofErr w:type="gramStart"/>
+      <w:r>
+        <w:rPr>
+          <w:rFonts w:eastAsia="Times New Roman" w:cstheme="minorHAnsi"/>
+          <w:kern w:val="0"/>
+          <w14:ligatures w14:val="none"/>
+        </w:rPr>
+        <w:t>app.use</w:t>
+      </w:r>
+      <w:proofErr w:type="spellEnd"/>
+      <w:r>
+        <w:rPr>
+          <w:rFonts w:eastAsia="Times New Roman" w:cstheme="minorHAnsi"/>
+          <w:kern w:val="0"/>
+          <w14:ligatures w14:val="none"/>
+        </w:rPr>
+        <w:t>(</w:t>
+      </w:r>
+      <w:proofErr w:type="gramEnd"/>
+      <w:r>
+        <w:rPr>
+          <w:rFonts w:eastAsia="Times New Roman" w:cstheme="minorHAnsi"/>
+          <w:kern w:val="0"/>
+          <w14:ligatures w14:val="none"/>
+        </w:rPr>
+        <w:t xml:space="preserve">) is used to mount a group of related routes under a common base path. Inside the route file, </w:t>
+      </w:r>
+      <w:proofErr w:type="spellStart"/>
+      <w:proofErr w:type="gramStart"/>
+      <w:r>
+        <w:rPr>
+          <w:rFonts w:eastAsia="Times New Roman" w:cstheme="minorHAnsi"/>
+          <w:kern w:val="0"/>
+          <w14:ligatures w14:val="none"/>
+        </w:rPr>
+        <w:t>express.Router</w:t>
+      </w:r>
+      <w:proofErr w:type="spellEnd"/>
+      <w:proofErr w:type="gramEnd"/>
+      <w:r>
+        <w:rPr>
+          <w:rFonts w:eastAsia="Times New Roman" w:cstheme="minorHAnsi"/>
+          <w:kern w:val="0"/>
+          <w14:ligatures w14:val="none"/>
+        </w:rPr>
+        <w:t>() defines only the remaining part of the URL, making the project modular and easier to maintain.</w:t>
+      </w:r>
+    </w:p>
+    <w:p>
+      <w:pPr>
+        <w:spacing w:before="100" w:beforeAutospacing="1" w:after="100" w:afterAutospacing="1" w:line="240" w:lineRule="auto"/>
+      </w:pPr>
+      <w:r>
+        <w:pict w14:anchorId="300D3313">
+          <v:rect id="_x0000_i1078" style="width:0;height:1.5pt" o:hralign="center" o:hrstd="t" o:hr="t" fillcolor="#a0a0a0" stroked="f"/>
+        </w:pict>
+      </w:r>
+    </w:p>
+    <w:p>
+      <w:pPr>
+        <w:spacing w:before="100" w:beforeAutospacing="1" w:after="100" w:afterAutospacing="1" w:line="240" w:lineRule="auto"/>
+        <w:rPr>
+          <w:rFonts w:eastAsia="Times New Roman" w:cstheme="minorHAnsi"/>
+          <w:b/>
+          <w:bCs/>
+          <w:kern w:val="0"/>
+          <w14:ligatures w14:val="none"/>
+        </w:rPr>
+      </w:pPr>
+      <w:r>
+        <w:rPr>
+          <w:rFonts w:eastAsia="Times New Roman" w:cstheme="minorHAnsi"/>
+          <w:b/>
+          <w:bCs/>
+          <w:kern w:val="0"/>
+          <w14:ligatures w14:val="none"/>
+        </w:rPr>
+        <w:t>Q56. Why do we separate Routes and Controllers?</w:t>
+      </w:r>
+    </w:p>
+    <w:p>
+      <w:pPr>
+        <w:spacing w:before="100" w:beforeAutospacing="1" w:after="100" w:afterAutospacing="1" w:line="240" w:lineRule="auto"/>
+        <w:rPr>
+          <w:rFonts w:eastAsia="Times New Roman" w:cstheme="minorHAnsi"/>
+          <w:kern w:val="0"/>
+          <w14:ligatures w14:val="none"/>
+        </w:rPr>
+      </w:pPr>
+      <w:r>
+        <w:rPr>
+          <w:rFonts w:eastAsia="Times New Roman" w:cstheme="minorHAnsi"/>
+          <w:b/>
+          <w:bCs/>
+          <w:kern w:val="0"/>
+          <w14:ligatures w14:val="none"/>
+        </w:rPr>
+        <w:t>Answer</w:t>
+      </w:r>
+    </w:p>
+    <w:p>
+      <w:pPr>
+        <w:spacing w:before="100" w:beforeAutospacing="1" w:after="100" w:afterAutospacing="1" w:line="240" w:lineRule="auto"/>
+        <w:rPr>
+          <w:rFonts w:eastAsia="Times New Roman" w:cstheme="minorHAnsi"/>
+          <w:kern w:val="0"/>
+          <w14:ligatures w14:val="none"/>
+        </w:rPr>
+      </w:pPr>
+      <w:r>
+        <w:rPr>
+          <w:rFonts w:eastAsia="Times New Roman" w:cstheme="minorHAnsi"/>
+          <w:kern w:val="0"/>
+          <w14:ligatures w14:val="none"/>
+        </w:rPr>
+        <w:t>Routes define the API endpoints, while controllers contain the business logic. This separation keeps the code modular, easier to maintain, and easier to test.</w:t>
+      </w:r>
+    </w:p>
+    <w:p>
+      <w:pPr>
+        <w:spacing w:before="100" w:beforeAutospacing="1" w:after="100" w:afterAutospacing="1" w:line="240" w:lineRule="auto"/>
+        <w:rPr>
+          <w:rFonts w:eastAsia="Times New Roman" w:cstheme="minorHAnsi"/>
+          <w:kern w:val="0"/>
+          <w14:ligatures w14:val="none"/>
+        </w:rPr>
+      </w:pPr>
+      <w:r>
+        <w:pict w14:anchorId="052CF62C">
+          <v:rect id="_x0000_i1079" style="width:0;height:1.5pt" o:hralign="center" o:hrstd="t" o:hr="t" fillcolor="#a0a0a0" stroked="f"/>
+        </w:pict>
+      </w:r>
+    </w:p>
+    <w:p>
+      <w:pPr>
+        <w:spacing w:before="100" w:beforeAutospacing="1" w:after="100" w:afterAutospacing="1" w:line="240" w:lineRule="auto"/>
+        <w:rPr>
+          <w:rFonts w:eastAsia="Times New Roman" w:cstheme="minorHAnsi"/>
+          <w:b/>
+          <w:bCs/>
+          <w:kern w:val="0"/>
+          <w14:ligatures w14:val="none"/>
+        </w:rPr>
+      </w:pPr>
+    </w:p>
+    <w:p>
+      <w:pPr>
+        <w:spacing w:before="100" w:beforeAutospacing="1" w:after="100" w:afterAutospacing="1" w:line="240" w:lineRule="auto"/>
+        <w:rPr>
+          <w:rFonts w:eastAsia="Times New Roman" w:cstheme="minorHAnsi"/>
+          <w:b/>
+          <w:bCs/>
+          <w:kern w:val="0"/>
+          <w14:ligatures w14:val="none"/>
+        </w:rPr>
+      </w:pPr>
+    </w:p>
+    <w:p>
+      <w:pPr>
+        <w:spacing w:before="100" w:beforeAutospacing="1" w:after="100" w:afterAutospacing="1" w:line="240" w:lineRule="auto"/>
+        <w:rPr>
+          <w:rFonts w:eastAsia="Times New Roman" w:cstheme="minorHAnsi"/>
+          <w:b/>
+          <w:bCs/>
+          <w:kern w:val="0"/>
+          <w14:ligatures w14:val="none"/>
+        </w:rPr>
+      </w:pPr>
+      <w:r>
+        <w:rPr>
+          <w:rFonts w:eastAsia="Times New Roman" w:cstheme="minorHAnsi"/>
+          <w:b/>
+          <w:bCs/>
+          <w:kern w:val="0"/>
+          <w14:ligatures w14:val="none"/>
+        </w:rPr>
+        <w:lastRenderedPageBreak/>
+        <w:t>Q</w:t>
+      </w:r>
+      <w:r>
+        <w:rPr>
+          <w:rFonts w:eastAsia="Times New Roman" w:cstheme="minorHAnsi"/>
+          <w:b/>
+          <w:bCs/>
+          <w:kern w:val="0"/>
+          <w14:ligatures w14:val="none"/>
+        </w:rPr>
+        <w:t xml:space="preserve">57. What is </w:t>
+      </w:r>
+      <w:proofErr w:type="spellStart"/>
+      <w:proofErr w:type="gramStart"/>
+      <w:r>
+        <w:rPr>
+          <w:rFonts w:eastAsia="Times New Roman" w:cstheme="minorHAnsi"/>
+          <w:b/>
+          <w:bCs/>
+          <w:kern w:val="0"/>
+          <w14:ligatures w14:val="none"/>
+        </w:rPr>
+        <w:t>req.params</w:t>
+      </w:r>
+      <w:proofErr w:type="spellEnd"/>
+      <w:proofErr w:type="gramEnd"/>
+      <w:r>
+        <w:rPr>
+          <w:rFonts w:eastAsia="Times New Roman" w:cstheme="minorHAnsi"/>
+          <w:b/>
+          <w:bCs/>
+          <w:kern w:val="0"/>
+          <w14:ligatures w14:val="none"/>
+        </w:rPr>
+        <w:t>?</w:t>
+      </w:r>
+    </w:p>
+    <w:p>
+      <w:pPr>
+        <w:spacing w:before="100" w:beforeAutospacing="1" w:after="100" w:afterAutospacing="1" w:line="240" w:lineRule="auto"/>
+        <w:rPr>
+          <w:rFonts w:eastAsia="Times New Roman" w:cstheme="minorHAnsi"/>
+          <w:kern w:val="0"/>
+          <w14:ligatures w14:val="none"/>
+        </w:rPr>
+      </w:pPr>
+      <w:r>
+        <w:rPr>
+          <w:rFonts w:eastAsia="Times New Roman" w:cstheme="minorHAnsi"/>
+          <w:b/>
+          <w:bCs/>
+          <w:kern w:val="0"/>
+          <w14:ligatures w14:val="none"/>
+        </w:rPr>
+        <w:t>Answer:</w:t>
+      </w:r>
+    </w:p>
+    <w:p>
+      <w:pPr>
+        <w:spacing w:before="100" w:beforeAutospacing="1" w:after="100" w:afterAutospacing="1" w:line="240" w:lineRule="auto"/>
+        <w:rPr>
+          <w:rFonts w:eastAsia="Times New Roman" w:cstheme="minorHAnsi"/>
+          <w:kern w:val="0"/>
+          <w14:ligatures w14:val="none"/>
+        </w:rPr>
+      </w:pPr>
+      <w:proofErr w:type="spellStart"/>
+      <w:proofErr w:type="gramStart"/>
+      <w:r>
+        <w:rPr>
+          <w:rFonts w:eastAsia="Times New Roman" w:cstheme="minorHAnsi"/>
+          <w:kern w:val="0"/>
+          <w14:ligatures w14:val="none"/>
+        </w:rPr>
+        <w:t>req.params</w:t>
+      </w:r>
+      <w:proofErr w:type="spellEnd"/>
+      <w:proofErr w:type="gramEnd"/>
+      <w:r>
+        <w:rPr>
+          <w:rFonts w:eastAsia="Times New Roman" w:cstheme="minorHAnsi"/>
+          <w:kern w:val="0"/>
+          <w14:ligatures w14:val="none"/>
+        </w:rPr>
+        <w:t xml:space="preserve"> is an object that contains the values of route parameters from the URL. It is commonly used to access dynamic values such as IDs.</w:t>
+      </w:r>
+    </w:p>
+    <w:p>
+      <w:pPr>
+        <w:spacing w:before="100" w:beforeAutospacing="1" w:after="100" w:afterAutospacing="1" w:line="240" w:lineRule="auto"/>
+        <w:rPr>
+          <w:rFonts w:eastAsia="Times New Roman" w:cstheme="minorHAnsi"/>
+          <w:kern w:val="0"/>
+          <w14:ligatures w14:val="none"/>
+        </w:rPr>
+      </w:pPr>
+    </w:p>
+    <w:p>
+      <w:pPr>
+        <w:spacing w:before="100" w:beforeAutospacing="1" w:after="100" w:afterAutospacing="1" w:line="240" w:lineRule="auto"/>
+        <w:rPr>
+          <w:rFonts w:eastAsia="Times New Roman" w:cstheme="minorHAnsi"/>
+          <w:kern w:val="0"/>
+          <w14:ligatures w14:val="none"/>
+        </w:rPr>
+      </w:pPr>
+    </w:p>
+    <w:p>
+      <w:pPr>
+        <w:rPr>
+          <w:rFonts w:cstheme="minorHAnsi"/>
+        </w:rPr>
+      </w:pPr>
+    </w:p>
+    <w:p/>
+    <w:p/>
     <w:p/>
     <w:p/>
     <w:sectPr>
@@ -4165,6 +5523,155 @@
 <file path=word/numbering.xml><?xml version="1.0" encoding="utf-8"?>
 <w:numbering xmlns:wpc="http://schemas.microsoft.com/office/word/2010/wordprocessingCanvas" xmlns:cx="http://schemas.microsoft.com/office/drawing/2014/chartex" xmlns:cx1="http://schemas.microsoft.com/office/drawing/2015/9/8/chartex" xmlns:cx2="http://schemas.microsoft.com/office/drawing/2015/10/21/chartex" xmlns:cx3="http://schemas.microsoft.com/office/drawing/2016/5/9/chartex" xmlns:cx4="http://schemas.microsoft.com/office/drawing/2016/5/10/chartex" xmlns:cx5="http://schemas.microsoft.com/office/drawing/2016/5/11/chartex" xmlns:cx6="http://schemas.microsoft.com/office/drawing/2016/5/12/chartex" xmlns:cx7="http://schemas.microsoft.com/office/drawing/2016/5/13/chartex" xmlns:cx8="http://schemas.microsoft.com/office/drawing/2016/5/14/chartex" xmlns:mc="http://schemas.openxmlformats.org/markup-compatibility/2006" xmlns:aink="http://schemas.microsoft.com/office/drawing/2016/ink" xmlns:am3d="http://schemas.microsoft.com/office/drawing/2017/model3d" xmlns:o="urn:schemas-microsoft-com:office:office" xmlns:oel="http://schemas.microsoft.com/office/2019/extlst" xmlns:r="http://schemas.openxmlformats.org/officeDocument/2006/relationships" xmlns:m="http://schemas.openxmlformats.org/officeDocument/2006/math" xmlns:v="urn:schemas-microsoft-com:vml" xmlns:wp14="http://schemas.microsoft.com/office/word/2010/wordprocessingDrawing" xmlns:wp="http://schemas.openxmlformats.org/drawingml/2006/wordprocessingDrawing" xmlns:w10="urn:schemas-microsoft-com:office:word" xmlns:w="http://schemas.openxmlformats.org/wordprocessingml/2006/main" xmlns:w14="http://schemas.microsoft.com/office/word/2010/wordml" xmlns:w15="http://schemas.microsoft.com/office/word/2012/wordml" xmlns:w16cex="http://schemas.microsoft.com/office/word/2018/wordml/cex" xmlns:w16cid="http://schemas.microsoft.com/office/word/2016/wordml/cid" xmlns:w16="http://schemas.microsoft.com/office/word/2018/wordml" xmlns:w16du="http://schemas.microsoft.com/office/word/2023/wordml/word16du" xmlns:w16sdtdh="http://schemas.microsoft.com/office/word/2020/wordml/sdtdatahash" xmlns:w16sdtfl="http://schemas.microsoft.com/office/word/2024/wordml/sdtformatlock" xmlns:w16se="http://schemas.microsoft.com/office/word/2015/wordml/symex" xmlns:wpg="http://schemas.microsoft.com/office/word/2010/wordprocessingGroup" xmlns:wpi="http://schemas.microsoft.com/office/word/2010/wordprocessingInk" xmlns:wne="http://schemas.microsoft.com/office/word/2006/wordml" xmlns:wps="http://schemas.microsoft.com/office/word/2010/wordprocessingShape" mc:Ignorable="w14 w15 w16se w16cid w16 w16cex w16sdtdh w16sdtfl w16du wp14">
   <w:abstractNum w:abstractNumId="0" w15:restartNumberingAfterBreak="0">
+    <w:nsid w:val="14C32C3C"/>
+    <w:multiLevelType w:val="multilevel"/>
+    <w:tmpl w:val="74960048"/>
+    <w:lvl w:ilvl="0">
+      <w:start w:val="1"/>
+      <w:numFmt w:val="bullet"/>
+      <w:lvlText w:val=""/>
+      <w:lvlJc w:val="left"/>
+      <w:pPr>
+        <w:tabs>
+          <w:tab w:val="num" w:pos="720"/>
+        </w:tabs>
+        <w:ind w:left="720" w:hanging="360"/>
+      </w:pPr>
+      <w:rPr>
+        <w:rFonts w:ascii="Symbol" w:hAnsi="Symbol" w:hint="default"/>
+        <w:sz w:val="20"/>
+      </w:rPr>
+    </w:lvl>
+    <w:lvl w:ilvl="1" w:tentative="1">
+      <w:start w:val="1"/>
+      <w:numFmt w:val="bullet"/>
+      <w:lvlText w:val="o"/>
+      <w:lvlJc w:val="left"/>
+      <w:pPr>
+        <w:tabs>
+          <w:tab w:val="num" w:pos="1440"/>
+        </w:tabs>
+        <w:ind w:left="1440" w:hanging="360"/>
+      </w:pPr>
+      <w:rPr>
+        <w:rFonts w:ascii="Courier New" w:hAnsi="Courier New" w:hint="default"/>
+        <w:sz w:val="20"/>
+      </w:rPr>
+    </w:lvl>
+    <w:lvl w:ilvl="2" w:tentative="1">
+      <w:start w:val="1"/>
+      <w:numFmt w:val="bullet"/>
+      <w:lvlText w:val=""/>
+      <w:lvlJc w:val="left"/>
+      <w:pPr>
+        <w:tabs>
+          <w:tab w:val="num" w:pos="2160"/>
+        </w:tabs>
+        <w:ind w:left="2160" w:hanging="360"/>
+      </w:pPr>
+      <w:rPr>
+        <w:rFonts w:ascii="Wingdings" w:hAnsi="Wingdings" w:hint="default"/>
+        <w:sz w:val="20"/>
+      </w:rPr>
+    </w:lvl>
+    <w:lvl w:ilvl="3" w:tentative="1">
+      <w:start w:val="1"/>
+      <w:numFmt w:val="bullet"/>
+      <w:lvlText w:val=""/>
+      <w:lvlJc w:val="left"/>
+      <w:pPr>
+        <w:tabs>
+          <w:tab w:val="num" w:pos="2880"/>
+        </w:tabs>
+        <w:ind w:left="2880" w:hanging="360"/>
+      </w:pPr>
+      <w:rPr>
+        <w:rFonts w:ascii="Wingdings" w:hAnsi="Wingdings" w:hint="default"/>
+        <w:sz w:val="20"/>
+      </w:rPr>
+    </w:lvl>
+    <w:lvl w:ilvl="4" w:tentative="1">
+      <w:start w:val="1"/>
+      <w:numFmt w:val="bullet"/>
+      <w:lvlText w:val=""/>
+      <w:lvlJc w:val="left"/>
+      <w:pPr>
+        <w:tabs>
+          <w:tab w:val="num" w:pos="3600"/>
+        </w:tabs>
+        <w:ind w:left="3600" w:hanging="360"/>
+      </w:pPr>
+      <w:rPr>
+        <w:rFonts w:ascii="Wingdings" w:hAnsi="Wingdings" w:hint="default"/>
+        <w:sz w:val="20"/>
+      </w:rPr>
+    </w:lvl>
+    <w:lvl w:ilvl="5" w:tentative="1">
+      <w:start w:val="1"/>
+      <w:numFmt w:val="bullet"/>
+      <w:lvlText w:val=""/>
+      <w:lvlJc w:val="left"/>
+      <w:pPr>
+        <w:tabs>
+          <w:tab w:val="num" w:pos="4320"/>
+        </w:tabs>
+        <w:ind w:left="4320" w:hanging="360"/>
+      </w:pPr>
+      <w:rPr>
+        <w:rFonts w:ascii="Wingdings" w:hAnsi="Wingdings" w:hint="default"/>
+        <w:sz w:val="20"/>
+      </w:rPr>
+    </w:lvl>
+    <w:lvl w:ilvl="6" w:tentative="1">
+      <w:start w:val="1"/>
+      <w:numFmt w:val="bullet"/>
+      <w:lvlText w:val=""/>
+      <w:lvlJc w:val="left"/>
+      <w:pPr>
+        <w:tabs>
+          <w:tab w:val="num" w:pos="5040"/>
+        </w:tabs>
+        <w:ind w:left="5040" w:hanging="360"/>
+      </w:pPr>
+      <w:rPr>
+        <w:rFonts w:ascii="Wingdings" w:hAnsi="Wingdings" w:hint="default"/>
+        <w:sz w:val="20"/>
+      </w:rPr>
+    </w:lvl>
+    <w:lvl w:ilvl="7" w:tentative="1">
+      <w:start w:val="1"/>
+      <w:numFmt w:val="bullet"/>
+      <w:lvlText w:val=""/>
+      <w:lvlJc w:val="left"/>
+      <w:pPr>
+        <w:tabs>
+          <w:tab w:val="num" w:pos="5760"/>
+        </w:tabs>
+        <w:ind w:left="5760" w:hanging="360"/>
+      </w:pPr>
+      <w:rPr>
+        <w:rFonts w:ascii="Wingdings" w:hAnsi="Wingdings" w:hint="default"/>
+        <w:sz w:val="20"/>
+      </w:rPr>
+    </w:lvl>
+    <w:lvl w:ilvl="8" w:tentative="1">
+      <w:start w:val="1"/>
+      <w:numFmt w:val="bullet"/>
+      <w:lvlText w:val=""/>
+      <w:lvlJc w:val="left"/>
+      <w:pPr>
+        <w:tabs>
+          <w:tab w:val="num" w:pos="6480"/>
+        </w:tabs>
+        <w:ind w:left="6480" w:hanging="360"/>
+      </w:pPr>
+      <w:rPr>
+        <w:rFonts w:ascii="Wingdings" w:hAnsi="Wingdings" w:hint="default"/>
+        <w:sz w:val="20"/>
+      </w:rPr>
+    </w:lvl>
+  </w:abstractNum>
+  <w:abstractNum w:abstractNumId="1" w15:restartNumberingAfterBreak="0">
     <w:nsid w:val="1AC77633"/>
     <w:multiLevelType w:val="multilevel"/>
     <w:tmpl w:val="B58AF6A2"/>
@@ -4313,7 +5820,7 @@
       </w:rPr>
     </w:lvl>
   </w:abstractNum>
-  <w:abstractNum w:abstractNumId="1" w15:restartNumberingAfterBreak="0">
+  <w:abstractNum w:abstractNumId="2" w15:restartNumberingAfterBreak="0">
     <w:nsid w:val="2EE24D80"/>
     <w:multiLevelType w:val="multilevel"/>
     <w:tmpl w:val="D9E604E4"/>
@@ -4462,7 +5969,7 @@
       </w:rPr>
     </w:lvl>
   </w:abstractNum>
-  <w:abstractNum w:abstractNumId="2" w15:restartNumberingAfterBreak="0">
+  <w:abstractNum w:abstractNumId="3" w15:restartNumberingAfterBreak="0">
     <w:nsid w:val="303D4589"/>
     <w:multiLevelType w:val="multilevel"/>
     <w:tmpl w:val="AFC222B6"/>
@@ -4611,7 +6118,7 @@
       </w:rPr>
     </w:lvl>
   </w:abstractNum>
-  <w:abstractNum w:abstractNumId="3" w15:restartNumberingAfterBreak="0">
+  <w:abstractNum w:abstractNumId="4" w15:restartNumberingAfterBreak="0">
     <w:nsid w:val="311D54C7"/>
     <w:multiLevelType w:val="multilevel"/>
     <w:tmpl w:val="39ACC3B6"/>
@@ -4760,7 +6267,7 @@
       </w:rPr>
     </w:lvl>
   </w:abstractNum>
-  <w:abstractNum w:abstractNumId="4" w15:restartNumberingAfterBreak="0">
+  <w:abstractNum w:abstractNumId="5" w15:restartNumberingAfterBreak="0">
     <w:nsid w:val="36A92518"/>
     <w:multiLevelType w:val="multilevel"/>
     <w:tmpl w:val="9448F632"/>
@@ -4909,7 +6416,7 @@
       </w:rPr>
     </w:lvl>
   </w:abstractNum>
-  <w:abstractNum w:abstractNumId="5" w15:restartNumberingAfterBreak="0">
+  <w:abstractNum w:abstractNumId="6" w15:restartNumberingAfterBreak="0">
     <w:nsid w:val="43793A10"/>
     <w:multiLevelType w:val="multilevel"/>
     <w:tmpl w:val="92369CD6"/>
@@ -5058,7 +6565,7 @@
       </w:rPr>
     </w:lvl>
   </w:abstractNum>
-  <w:abstractNum w:abstractNumId="6" w15:restartNumberingAfterBreak="0">
+  <w:abstractNum w:abstractNumId="7" w15:restartNumberingAfterBreak="0">
     <w:nsid w:val="492A126F"/>
     <w:multiLevelType w:val="multilevel"/>
     <w:tmpl w:val="E444C0AA"/>
@@ -5207,7 +6714,7 @@
       </w:rPr>
     </w:lvl>
   </w:abstractNum>
-  <w:abstractNum w:abstractNumId="7" w15:restartNumberingAfterBreak="0">
+  <w:abstractNum w:abstractNumId="8" w15:restartNumberingAfterBreak="0">
     <w:nsid w:val="623C56AC"/>
     <w:multiLevelType w:val="multilevel"/>
     <w:tmpl w:val="90B05342"/>
@@ -5356,29 +6863,184 @@
       </w:rPr>
     </w:lvl>
   </w:abstractNum>
+  <w:abstractNum w:abstractNumId="9" w15:restartNumberingAfterBreak="0">
+    <w:nsid w:val="6F5E2C4C"/>
+    <w:multiLevelType w:val="multilevel"/>
+    <w:tmpl w:val="13AE5D70"/>
+    <w:lvl w:ilvl="0">
+      <w:start w:val="1"/>
+      <w:numFmt w:val="bullet"/>
+      <w:lvlText w:val=""/>
+      <w:lvlJc w:val="left"/>
+      <w:pPr>
+        <w:tabs>
+          <w:tab w:val="num" w:pos="720"/>
+        </w:tabs>
+        <w:ind w:left="720" w:hanging="360"/>
+      </w:pPr>
+      <w:rPr>
+        <w:rFonts w:ascii="Symbol" w:hAnsi="Symbol" w:hint="default"/>
+        <w:sz w:val="20"/>
+      </w:rPr>
+    </w:lvl>
+    <w:lvl w:ilvl="1" w:tentative="1">
+      <w:start w:val="1"/>
+      <w:numFmt w:val="bullet"/>
+      <w:lvlText w:val="o"/>
+      <w:lvlJc w:val="left"/>
+      <w:pPr>
+        <w:tabs>
+          <w:tab w:val="num" w:pos="1440"/>
+        </w:tabs>
+        <w:ind w:left="1440" w:hanging="360"/>
+      </w:pPr>
+      <w:rPr>
+        <w:rFonts w:ascii="Courier New" w:hAnsi="Courier New" w:hint="default"/>
+        <w:sz w:val="20"/>
+      </w:rPr>
+    </w:lvl>
+    <w:lvl w:ilvl="2" w:tentative="1">
+      <w:start w:val="1"/>
+      <w:numFmt w:val="bullet"/>
+      <w:lvlText w:val=""/>
+      <w:lvlJc w:val="left"/>
+      <w:pPr>
+        <w:tabs>
+          <w:tab w:val="num" w:pos="2160"/>
+        </w:tabs>
+        <w:ind w:left="2160" w:hanging="360"/>
+      </w:pPr>
+      <w:rPr>
+        <w:rFonts w:ascii="Wingdings" w:hAnsi="Wingdings" w:hint="default"/>
+        <w:sz w:val="20"/>
+      </w:rPr>
+    </w:lvl>
+    <w:lvl w:ilvl="3" w:tentative="1">
+      <w:start w:val="1"/>
+      <w:numFmt w:val="bullet"/>
+      <w:lvlText w:val=""/>
+      <w:lvlJc w:val="left"/>
+      <w:pPr>
+        <w:tabs>
+          <w:tab w:val="num" w:pos="2880"/>
+        </w:tabs>
+        <w:ind w:left="2880" w:hanging="360"/>
+      </w:pPr>
+      <w:rPr>
+        <w:rFonts w:ascii="Wingdings" w:hAnsi="Wingdings" w:hint="default"/>
+        <w:sz w:val="20"/>
+      </w:rPr>
+    </w:lvl>
+    <w:lvl w:ilvl="4" w:tentative="1">
+      <w:start w:val="1"/>
+      <w:numFmt w:val="bullet"/>
+      <w:lvlText w:val=""/>
+      <w:lvlJc w:val="left"/>
+      <w:pPr>
+        <w:tabs>
+          <w:tab w:val="num" w:pos="3600"/>
+        </w:tabs>
+        <w:ind w:left="3600" w:hanging="360"/>
+      </w:pPr>
+      <w:rPr>
+        <w:rFonts w:ascii="Wingdings" w:hAnsi="Wingdings" w:hint="default"/>
+        <w:sz w:val="20"/>
+      </w:rPr>
+    </w:lvl>
+    <w:lvl w:ilvl="5" w:tentative="1">
+      <w:start w:val="1"/>
+      <w:numFmt w:val="bullet"/>
+      <w:lvlText w:val=""/>
+      <w:lvlJc w:val="left"/>
+      <w:pPr>
+        <w:tabs>
+          <w:tab w:val="num" w:pos="4320"/>
+        </w:tabs>
+        <w:ind w:left="4320" w:hanging="360"/>
+      </w:pPr>
+      <w:rPr>
+        <w:rFonts w:ascii="Wingdings" w:hAnsi="Wingdings" w:hint="default"/>
+        <w:sz w:val="20"/>
+      </w:rPr>
+    </w:lvl>
+    <w:lvl w:ilvl="6" w:tentative="1">
+      <w:start w:val="1"/>
+      <w:numFmt w:val="bullet"/>
+      <w:lvlText w:val=""/>
+      <w:lvlJc w:val="left"/>
+      <w:pPr>
+        <w:tabs>
+          <w:tab w:val="num" w:pos="5040"/>
+        </w:tabs>
+        <w:ind w:left="5040" w:hanging="360"/>
+      </w:pPr>
+      <w:rPr>
+        <w:rFonts w:ascii="Wingdings" w:hAnsi="Wingdings" w:hint="default"/>
+        <w:sz w:val="20"/>
+      </w:rPr>
+    </w:lvl>
+    <w:lvl w:ilvl="7" w:tentative="1">
+      <w:start w:val="1"/>
+      <w:numFmt w:val="bullet"/>
+      <w:lvlText w:val=""/>
+      <w:lvlJc w:val="left"/>
+      <w:pPr>
+        <w:tabs>
+          <w:tab w:val="num" w:pos="5760"/>
+        </w:tabs>
+        <w:ind w:left="5760" w:hanging="360"/>
+      </w:pPr>
+      <w:rPr>
+        <w:rFonts w:ascii="Wingdings" w:hAnsi="Wingdings" w:hint="default"/>
+        <w:sz w:val="20"/>
+      </w:rPr>
+    </w:lvl>
+    <w:lvl w:ilvl="8" w:tentative="1">
+      <w:start w:val="1"/>
+      <w:numFmt w:val="bullet"/>
+      <w:lvlText w:val=""/>
+      <w:lvlJc w:val="left"/>
+      <w:pPr>
+        <w:tabs>
+          <w:tab w:val="num" w:pos="6480"/>
+        </w:tabs>
+        <w:ind w:left="6480" w:hanging="360"/>
+      </w:pPr>
+      <w:rPr>
+        <w:rFonts w:ascii="Wingdings" w:hAnsi="Wingdings" w:hint="default"/>
+        <w:sz w:val="20"/>
+      </w:rPr>
+    </w:lvl>
+  </w:abstractNum>
   <w:num w:numId="1" w16cid:durableId="968709895">
+    <w:abstractNumId w:val="5"/>
+  </w:num>
+  <w:num w:numId="2" w16cid:durableId="1226643985">
+    <w:abstractNumId w:val="8"/>
+  </w:num>
+  <w:num w:numId="3" w16cid:durableId="276910803">
+    <w:abstractNumId w:val="3"/>
+  </w:num>
+  <w:num w:numId="4" w16cid:durableId="1243949237">
     <w:abstractNumId w:val="4"/>
   </w:num>
-  <w:num w:numId="2" w16cid:durableId="1226643985">
+  <w:num w:numId="5" w16cid:durableId="790629237">
+    <w:abstractNumId w:val="6"/>
+  </w:num>
+  <w:num w:numId="6" w16cid:durableId="1972393765">
     <w:abstractNumId w:val="7"/>
   </w:num>
-  <w:num w:numId="3" w16cid:durableId="276910803">
+  <w:num w:numId="7" w16cid:durableId="777218426">
+    <w:abstractNumId w:val="1"/>
+  </w:num>
+  <w:num w:numId="8" w16cid:durableId="28067647">
     <w:abstractNumId w:val="2"/>
   </w:num>
-  <w:num w:numId="4" w16cid:durableId="1243949237">
-    <w:abstractNumId w:val="3"/>
-  </w:num>
-  <w:num w:numId="5" w16cid:durableId="790629237">
-    <w:abstractNumId w:val="5"/>
-  </w:num>
-  <w:num w:numId="6" w16cid:durableId="1972393765">
-    <w:abstractNumId w:val="6"/>
-  </w:num>
-  <w:num w:numId="7" w16cid:durableId="777218426">
+  <w:num w:numId="9" w16cid:durableId="638608033">
     <w:abstractNumId w:val="0"/>
   </w:num>
-  <w:num w:numId="8" w16cid:durableId="28067647">
-    <w:abstractNumId w:val="1"/>
+  <w:num w:numId="10" w16cid:durableId="94717793">
+    <w:abstractNumId w:val="9"/>
   </w:num>
 </w:numbering>
 </file>
@@ -5811,7 +7473,6 @@
     <w:next w:val="Normal"/>
     <w:link w:val="Heading2Char"/>
     <w:uiPriority w:val="9"/>
-    <w:semiHidden/>
     <w:unhideWhenUsed/>
     <w:qFormat/>
     <w:rsid w:val="00F81636"/>
@@ -5834,7 +7495,6 @@
     <w:next w:val="Normal"/>
     <w:link w:val="Heading3Char"/>
     <w:uiPriority w:val="9"/>
-    <w:semiHidden/>
     <w:unhideWhenUsed/>
     <w:qFormat/>
     <w:rsid w:val="00F81636"/>
@@ -6027,7 +7687,6 @@
     <w:basedOn w:val="DefaultParagraphFont"/>
     <w:link w:val="Heading2"/>
     <w:uiPriority w:val="9"/>
-    <w:semiHidden/>
     <w:rsid w:val="00F81636"/>
     <w:rPr>
       <w:rFonts w:asciiTheme="majorHAnsi" w:eastAsiaTheme="majorEastAsia" w:hAnsiTheme="majorHAnsi" w:cstheme="majorBidi"/>
@@ -6041,7 +7700,6 @@
     <w:basedOn w:val="DefaultParagraphFont"/>
     <w:link w:val="Heading3"/>
     <w:uiPriority w:val="9"/>
-    <w:semiHidden/>
     <w:rsid w:val="00F81636"/>
     <w:rPr>
       <w:rFonts w:eastAsiaTheme="majorEastAsia" w:cstheme="majorBidi"/>
@@ -6317,6 +7975,46 @@
         <w:insideV w:val="single" w:sz="4" w:space="0" w:color="auto"/>
       </w:tblBorders>
     </w:tblPr>
+  </w:style>
+  <w:style w:type="paragraph" w:styleId="NormalWeb">
+    <w:name w:val="Normal (Web)"/>
+    <w:basedOn w:val="Normal"/>
+    <w:uiPriority w:val="99"/>
+    <w:semiHidden/>
+    <w:unhideWhenUsed/>
+    <w:rsid w:val="007B2D30"/>
+    <w:pPr>
+      <w:spacing w:before="100" w:beforeAutospacing="1" w:after="100" w:afterAutospacing="1" w:line="240" w:lineRule="auto"/>
+    </w:pPr>
+    <w:rPr>
+      <w:rFonts w:ascii="Times New Roman" w:eastAsia="Times New Roman" w:hAnsi="Times New Roman" w:cs="Times New Roman"/>
+      <w:kern w:val="0"/>
+      <w14:ligatures w14:val="none"/>
+    </w:rPr>
+  </w:style>
+  <w:style w:type="character" w:styleId="Strong">
+    <w:name w:val="Strong"/>
+    <w:basedOn w:val="DefaultParagraphFont"/>
+    <w:uiPriority w:val="22"/>
+    <w:qFormat/>
+    <w:rsid w:val="007B2D30"/>
+    <w:rPr>
+      <w:b/>
+      <w:bCs/>
+    </w:rPr>
+  </w:style>
+  <w:style w:type="character" w:styleId="HTMLCode">
+    <w:name w:val="HTML Code"/>
+    <w:basedOn w:val="DefaultParagraphFont"/>
+    <w:uiPriority w:val="99"/>
+    <w:semiHidden/>
+    <w:unhideWhenUsed/>
+    <w:rsid w:val="007B2D30"/>
+    <w:rPr>
+      <w:rFonts w:ascii="Courier New" w:eastAsia="Times New Roman" w:hAnsi="Courier New" w:cs="Courier New"/>
+      <w:sz w:val="20"/>
+      <w:szCs w:val="20"/>
+    </w:rPr>
   </w:style>
 </w:styles>
 </file>

--- a/docs/foodhub_Interview_Notes.docx
+++ b/docs/foodhub_Interview_Notes.docx
@@ -5488,6 +5488,4760 @@
           <w14:ligatures w14:val="none"/>
         </w:rPr>
       </w:pPr>
+      <w:r>
+        <w:rPr>
+          <w:rFonts w:eastAsia="Times New Roman" w:cstheme="minorHAnsi"/>
+          <w:kern w:val="0"/>
+          <w14:ligatures w14:val="none"/>
+        </w:rPr>
+        <w:pict w14:anchorId="7C0D79E6">
+          <v:rect id="_x0000_i1120" style="width:0;height:1.5pt" o:hralign="center" o:hrstd="t" o:hr="t" fillcolor="#a0a0a0" stroked="f"/>
+        </w:pict>
+      </w:r>
+    </w:p>
+    <w:p>
+      <w:pPr>
+        <w:spacing w:before="100" w:beforeAutospacing="1" w:after="100" w:afterAutospacing="1" w:line="240" w:lineRule="auto"/>
+        <w:rPr>
+          <w:rFonts w:eastAsia="Times New Roman" w:cstheme="minorHAnsi"/>
+          <w:b/>
+          <w:bCs/>
+          <w:kern w:val="0"/>
+          <w14:ligatures w14:val="none"/>
+        </w:rPr>
+      </w:pPr>
+      <w:r>
+        <w:rPr>
+          <w:rFonts w:eastAsia="Times New Roman" w:cstheme="minorHAnsi"/>
+          <w:b/>
+          <w:bCs/>
+          <w:kern w:val="0"/>
+          <w14:ligatures w14:val="none"/>
+        </w:rPr>
+        <w:t xml:space="preserve">58. What is </w:t>
+      </w:r>
+      <w:proofErr w:type="spellStart"/>
+      <w:proofErr w:type="gramStart"/>
+      <w:r>
+        <w:rPr>
+          <w:rFonts w:eastAsia="Times New Roman" w:cstheme="minorHAnsi"/>
+          <w:b/>
+          <w:bCs/>
+          <w:kern w:val="0"/>
+          <w14:ligatures w14:val="none"/>
+        </w:rPr>
+        <w:t>req.body</w:t>
+      </w:r>
+      <w:proofErr w:type="spellEnd"/>
+      <w:proofErr w:type="gramEnd"/>
+      <w:r>
+        <w:rPr>
+          <w:rFonts w:eastAsia="Times New Roman" w:cstheme="minorHAnsi"/>
+          <w:b/>
+          <w:bCs/>
+          <w:kern w:val="0"/>
+          <w14:ligatures w14:val="none"/>
+        </w:rPr>
+        <w:t>?</w:t>
+      </w:r>
+    </w:p>
+    <w:p>
+      <w:pPr>
+        <w:spacing w:before="100" w:beforeAutospacing="1" w:after="100" w:afterAutospacing="1" w:line="240" w:lineRule="auto"/>
+        <w:rPr>
+          <w:rFonts w:eastAsia="Times New Roman" w:cstheme="minorHAnsi"/>
+          <w:b/>
+          <w:bCs/>
+          <w:kern w:val="0"/>
+          <w14:ligatures w14:val="none"/>
+        </w:rPr>
+      </w:pPr>
+      <w:r>
+        <w:rPr>
+          <w:rFonts w:eastAsia="Times New Roman" w:cstheme="minorHAnsi"/>
+          <w:b/>
+          <w:bCs/>
+          <w:kern w:val="0"/>
+          <w14:ligatures w14:val="none"/>
+        </w:rPr>
+        <w:t>Answer</w:t>
+      </w:r>
+    </w:p>
+    <w:p>
+      <w:pPr>
+        <w:spacing w:before="100" w:beforeAutospacing="1" w:after="100" w:afterAutospacing="1" w:line="240" w:lineRule="auto"/>
+        <w:rPr>
+          <w:rFonts w:eastAsia="Times New Roman" w:cstheme="minorHAnsi"/>
+          <w:kern w:val="0"/>
+          <w14:ligatures w14:val="none"/>
+        </w:rPr>
+      </w:pPr>
+      <w:proofErr w:type="spellStart"/>
+      <w:proofErr w:type="gramStart"/>
+      <w:r>
+        <w:rPr>
+          <w:rFonts w:eastAsia="Times New Roman" w:cstheme="minorHAnsi"/>
+          <w:kern w:val="0"/>
+          <w14:ligatures w14:val="none"/>
+        </w:rPr>
+        <w:t>req.body</w:t>
+      </w:r>
+      <w:proofErr w:type="spellEnd"/>
+      <w:proofErr w:type="gramEnd"/>
+      <w:r>
+        <w:rPr>
+          <w:rFonts w:eastAsia="Times New Roman" w:cstheme="minorHAnsi"/>
+          <w:kern w:val="0"/>
+          <w14:ligatures w14:val="none"/>
+        </w:rPr>
+        <w:t xml:space="preserve"> contains the data sent by the client in the request body. It is mainly used in </w:t>
+      </w:r>
+      <w:r>
+        <w:rPr>
+          <w:rFonts w:eastAsia="Times New Roman" w:cstheme="minorHAnsi"/>
+          <w:b/>
+          <w:bCs/>
+          <w:kern w:val="0"/>
+          <w14:ligatures w14:val="none"/>
+        </w:rPr>
+        <w:t>POST</w:t>
+      </w:r>
+      <w:r>
+        <w:rPr>
+          <w:rFonts w:eastAsia="Times New Roman" w:cstheme="minorHAnsi"/>
+          <w:kern w:val="0"/>
+          <w14:ligatures w14:val="none"/>
+        </w:rPr>
+        <w:t xml:space="preserve"> and </w:t>
+      </w:r>
+      <w:r>
+        <w:rPr>
+          <w:rFonts w:eastAsia="Times New Roman" w:cstheme="minorHAnsi"/>
+          <w:b/>
+          <w:bCs/>
+          <w:kern w:val="0"/>
+          <w14:ligatures w14:val="none"/>
+        </w:rPr>
+        <w:t>PUT</w:t>
+      </w:r>
+      <w:r>
+        <w:rPr>
+          <w:rFonts w:eastAsia="Times New Roman" w:cstheme="minorHAnsi"/>
+          <w:kern w:val="0"/>
+          <w14:ligatures w14:val="none"/>
+        </w:rPr>
+        <w:t xml:space="preserve"> requests to receive user input.</w:t>
+      </w:r>
+    </w:p>
+    <w:p>
+      <w:pPr>
+        <w:spacing w:before="100" w:beforeAutospacing="1" w:after="100" w:afterAutospacing="1" w:line="240" w:lineRule="auto"/>
+        <w:rPr>
+          <w:rFonts w:eastAsia="Times New Roman" w:cstheme="minorHAnsi"/>
+          <w:kern w:val="0"/>
+          <w14:ligatures w14:val="none"/>
+        </w:rPr>
+      </w:pPr>
+      <w:r>
+        <w:rPr>
+          <w:rFonts w:eastAsia="Times New Roman" w:cstheme="minorHAnsi"/>
+          <w:b/>
+          <w:bCs/>
+          <w:kern w:val="0"/>
+          <w14:ligatures w14:val="none"/>
+        </w:rPr>
+        <w:t>Example</w:t>
+      </w:r>
+    </w:p>
+    <w:p>
+      <w:pPr>
+        <w:spacing w:before="100" w:beforeAutospacing="1" w:after="100" w:afterAutospacing="1" w:line="240" w:lineRule="auto"/>
+        <w:rPr>
+          <w:rFonts w:eastAsia="Times New Roman" w:cstheme="minorHAnsi"/>
+          <w:kern w:val="0"/>
+          <w14:ligatures w14:val="none"/>
+        </w:rPr>
+      </w:pPr>
+      <w:r>
+        <w:rPr>
+          <w:rFonts w:eastAsia="Times New Roman" w:cstheme="minorHAnsi"/>
+          <w:kern w:val="0"/>
+          <w14:ligatures w14:val="none"/>
+        </w:rPr>
+        <w:t xml:space="preserve">const </w:t>
+      </w:r>
+      <w:proofErr w:type="gramStart"/>
+      <w:r>
+        <w:rPr>
+          <w:rFonts w:eastAsia="Times New Roman" w:cstheme="minorHAnsi"/>
+          <w:kern w:val="0"/>
+          <w14:ligatures w14:val="none"/>
+        </w:rPr>
+        <w:t>{ name</w:t>
+      </w:r>
+      <w:proofErr w:type="gramEnd"/>
+      <w:r>
+        <w:rPr>
+          <w:rFonts w:eastAsia="Times New Roman" w:cstheme="minorHAnsi"/>
+          <w:kern w:val="0"/>
+          <w14:ligatures w14:val="none"/>
+        </w:rPr>
+        <w:t xml:space="preserve">, </w:t>
+      </w:r>
+      <w:proofErr w:type="gramStart"/>
+      <w:r>
+        <w:rPr>
+          <w:rFonts w:eastAsia="Times New Roman" w:cstheme="minorHAnsi"/>
+          <w:kern w:val="0"/>
+          <w14:ligatures w14:val="none"/>
+        </w:rPr>
+        <w:t>price }</w:t>
+      </w:r>
+      <w:proofErr w:type="gramEnd"/>
+      <w:r>
+        <w:rPr>
+          <w:rFonts w:eastAsia="Times New Roman" w:cstheme="minorHAnsi"/>
+          <w:kern w:val="0"/>
+          <w14:ligatures w14:val="none"/>
+        </w:rPr>
+        <w:t xml:space="preserve"> = </w:t>
+      </w:r>
+      <w:proofErr w:type="spellStart"/>
+      <w:proofErr w:type="gramStart"/>
+      <w:r>
+        <w:rPr>
+          <w:rFonts w:eastAsia="Times New Roman" w:cstheme="minorHAnsi"/>
+          <w:kern w:val="0"/>
+          <w14:ligatures w14:val="none"/>
+        </w:rPr>
+        <w:t>req.body</w:t>
+      </w:r>
+      <w:proofErr w:type="spellEnd"/>
+      <w:proofErr w:type="gramEnd"/>
+      <w:r>
+        <w:rPr>
+          <w:rFonts w:eastAsia="Times New Roman" w:cstheme="minorHAnsi"/>
+          <w:kern w:val="0"/>
+          <w14:ligatures w14:val="none"/>
+        </w:rPr>
+        <w:t>;</w:t>
+      </w:r>
+    </w:p>
+    <w:p>
+      <w:pPr>
+        <w:spacing w:before="100" w:beforeAutospacing="1" w:after="100" w:afterAutospacing="1" w:line="240" w:lineRule="auto"/>
+        <w:rPr>
+          <w:rFonts w:eastAsia="Times New Roman" w:cstheme="minorHAnsi"/>
+          <w:kern w:val="0"/>
+          <w14:ligatures w14:val="none"/>
+        </w:rPr>
+      </w:pPr>
+      <w:r>
+        <w:rPr>
+          <w:rFonts w:eastAsia="Times New Roman" w:cstheme="minorHAnsi"/>
+          <w:kern w:val="0"/>
+          <w14:ligatures w14:val="none"/>
+        </w:rPr>
+        <w:pict w14:anchorId="75433454">
+          <v:rect id="_x0000_i1110" style="width:0;height:1.5pt" o:hralign="center" o:hrstd="t" o:hr="t" fillcolor="#a0a0a0" stroked="f"/>
+        </w:pict>
+      </w:r>
+    </w:p>
+    <w:p>
+      <w:pPr>
+        <w:spacing w:before="100" w:beforeAutospacing="1" w:after="100" w:afterAutospacing="1" w:line="240" w:lineRule="auto"/>
+        <w:rPr>
+          <w:rFonts w:eastAsia="Times New Roman" w:cstheme="minorHAnsi"/>
+          <w:b/>
+          <w:bCs/>
+          <w:kern w:val="0"/>
+          <w14:ligatures w14:val="none"/>
+        </w:rPr>
+      </w:pPr>
+      <w:r>
+        <w:rPr>
+          <w:rFonts w:eastAsia="Times New Roman" w:cstheme="minorHAnsi"/>
+          <w:b/>
+          <w:bCs/>
+          <w:kern w:val="0"/>
+          <w14:ligatures w14:val="none"/>
+        </w:rPr>
+        <w:t xml:space="preserve">59. Why do we use </w:t>
+      </w:r>
+      <w:proofErr w:type="spellStart"/>
+      <w:proofErr w:type="gramStart"/>
+      <w:r>
+        <w:rPr>
+          <w:rFonts w:eastAsia="Times New Roman" w:cstheme="minorHAnsi"/>
+          <w:b/>
+          <w:bCs/>
+          <w:kern w:val="0"/>
+          <w14:ligatures w14:val="none"/>
+        </w:rPr>
+        <w:t>express.json</w:t>
+      </w:r>
+      <w:proofErr w:type="spellEnd"/>
+      <w:proofErr w:type="gramEnd"/>
+      <w:r>
+        <w:rPr>
+          <w:rFonts w:eastAsia="Times New Roman" w:cstheme="minorHAnsi"/>
+          <w:b/>
+          <w:bCs/>
+          <w:kern w:val="0"/>
+          <w14:ligatures w14:val="none"/>
+        </w:rPr>
+        <w:t>()?</w:t>
+      </w:r>
+    </w:p>
+    <w:p>
+      <w:pPr>
+        <w:spacing w:before="100" w:beforeAutospacing="1" w:after="100" w:afterAutospacing="1" w:line="240" w:lineRule="auto"/>
+        <w:rPr>
+          <w:rFonts w:eastAsia="Times New Roman" w:cstheme="minorHAnsi"/>
+          <w:b/>
+          <w:bCs/>
+          <w:kern w:val="0"/>
+          <w14:ligatures w14:val="none"/>
+        </w:rPr>
+      </w:pPr>
+      <w:r>
+        <w:rPr>
+          <w:rFonts w:eastAsia="Times New Roman" w:cstheme="minorHAnsi"/>
+          <w:b/>
+          <w:bCs/>
+          <w:kern w:val="0"/>
+          <w14:ligatures w14:val="none"/>
+        </w:rPr>
+        <w:t>Answer</w:t>
+      </w:r>
+    </w:p>
+    <w:p>
+      <w:pPr>
+        <w:spacing w:before="100" w:beforeAutospacing="1" w:after="100" w:afterAutospacing="1" w:line="240" w:lineRule="auto"/>
+        <w:rPr>
+          <w:rFonts w:eastAsia="Times New Roman" w:cstheme="minorHAnsi"/>
+          <w:kern w:val="0"/>
+          <w14:ligatures w14:val="none"/>
+        </w:rPr>
+      </w:pPr>
+      <w:proofErr w:type="spellStart"/>
+      <w:proofErr w:type="gramStart"/>
+      <w:r>
+        <w:rPr>
+          <w:rFonts w:eastAsia="Times New Roman" w:cstheme="minorHAnsi"/>
+          <w:kern w:val="0"/>
+          <w14:ligatures w14:val="none"/>
+        </w:rPr>
+        <w:t>express.json</w:t>
+      </w:r>
+      <w:proofErr w:type="spellEnd"/>
+      <w:proofErr w:type="gramEnd"/>
+      <w:r>
+        <w:rPr>
+          <w:rFonts w:eastAsia="Times New Roman" w:cstheme="minorHAnsi"/>
+          <w:kern w:val="0"/>
+          <w14:ligatures w14:val="none"/>
+        </w:rPr>
+        <w:t xml:space="preserve">() is a middleware that converts incoming JSON data into a JavaScript object, allowing it to be accessed through </w:t>
+      </w:r>
+      <w:proofErr w:type="spellStart"/>
+      <w:proofErr w:type="gramStart"/>
+      <w:r>
+        <w:rPr>
+          <w:rFonts w:eastAsia="Times New Roman" w:cstheme="minorHAnsi"/>
+          <w:kern w:val="0"/>
+          <w14:ligatures w14:val="none"/>
+        </w:rPr>
+        <w:t>req.body</w:t>
+      </w:r>
+      <w:proofErr w:type="spellEnd"/>
+      <w:proofErr w:type="gramEnd"/>
+      <w:r>
+        <w:rPr>
+          <w:rFonts w:eastAsia="Times New Roman" w:cstheme="minorHAnsi"/>
+          <w:kern w:val="0"/>
+          <w14:ligatures w14:val="none"/>
+        </w:rPr>
+        <w:t>.</w:t>
+      </w:r>
+    </w:p>
+    <w:p>
+      <w:pPr>
+        <w:spacing w:before="100" w:beforeAutospacing="1" w:after="100" w:afterAutospacing="1" w:line="240" w:lineRule="auto"/>
+        <w:rPr>
+          <w:rFonts w:eastAsia="Times New Roman" w:cstheme="minorHAnsi"/>
+          <w:kern w:val="0"/>
+          <w14:ligatures w14:val="none"/>
+        </w:rPr>
+      </w:pPr>
+      <w:r>
+        <w:rPr>
+          <w:rFonts w:eastAsia="Times New Roman" w:cstheme="minorHAnsi"/>
+          <w:kern w:val="0"/>
+          <w14:ligatures w14:val="none"/>
+        </w:rPr>
+        <w:t xml:space="preserve">Without </w:t>
+      </w:r>
+      <w:proofErr w:type="spellStart"/>
+      <w:proofErr w:type="gramStart"/>
+      <w:r>
+        <w:rPr>
+          <w:rFonts w:eastAsia="Times New Roman" w:cstheme="minorHAnsi"/>
+          <w:kern w:val="0"/>
+          <w14:ligatures w14:val="none"/>
+        </w:rPr>
+        <w:t>express.json</w:t>
+      </w:r>
+      <w:proofErr w:type="spellEnd"/>
+      <w:proofErr w:type="gramEnd"/>
+      <w:r>
+        <w:rPr>
+          <w:rFonts w:eastAsia="Times New Roman" w:cstheme="minorHAnsi"/>
+          <w:kern w:val="0"/>
+          <w14:ligatures w14:val="none"/>
+        </w:rPr>
+        <w:t xml:space="preserve">(), </w:t>
+      </w:r>
+      <w:proofErr w:type="spellStart"/>
+      <w:proofErr w:type="gramStart"/>
+      <w:r>
+        <w:rPr>
+          <w:rFonts w:eastAsia="Times New Roman" w:cstheme="minorHAnsi"/>
+          <w:kern w:val="0"/>
+          <w14:ligatures w14:val="none"/>
+        </w:rPr>
+        <w:t>req.body</w:t>
+      </w:r>
+      <w:proofErr w:type="spellEnd"/>
+      <w:proofErr w:type="gramEnd"/>
+      <w:r>
+        <w:rPr>
+          <w:rFonts w:eastAsia="Times New Roman" w:cstheme="minorHAnsi"/>
+          <w:kern w:val="0"/>
+          <w14:ligatures w14:val="none"/>
+        </w:rPr>
+        <w:t xml:space="preserve"> will be undefined.</w:t>
+      </w:r>
+    </w:p>
+    <w:p>
+      <w:pPr>
+        <w:spacing w:before="100" w:beforeAutospacing="1" w:after="100" w:afterAutospacing="1" w:line="240" w:lineRule="auto"/>
+        <w:rPr>
+          <w:rFonts w:eastAsia="Times New Roman" w:cstheme="minorHAnsi"/>
+          <w:kern w:val="0"/>
+          <w14:ligatures w14:val="none"/>
+        </w:rPr>
+      </w:pPr>
+      <w:r>
+        <w:rPr>
+          <w:rFonts w:eastAsia="Times New Roman" w:cstheme="minorHAnsi"/>
+          <w:kern w:val="0"/>
+          <w14:ligatures w14:val="none"/>
+        </w:rPr>
+        <w:pict w14:anchorId="2E3B7A92">
+          <v:rect id="_x0000_i1111" style="width:0;height:1.5pt" o:hralign="center" o:hrstd="t" o:hr="t" fillcolor="#a0a0a0" stroked="f"/>
+        </w:pict>
+      </w:r>
+    </w:p>
+    <w:p>
+      <w:pPr>
+        <w:spacing w:before="100" w:beforeAutospacing="1" w:after="100" w:afterAutospacing="1" w:line="240" w:lineRule="auto"/>
+        <w:rPr>
+          <w:rFonts w:eastAsia="Times New Roman" w:cstheme="minorHAnsi"/>
+          <w:b/>
+          <w:bCs/>
+          <w:kern w:val="0"/>
+          <w14:ligatures w14:val="none"/>
+        </w:rPr>
+      </w:pPr>
+      <w:r>
+        <w:rPr>
+          <w:rFonts w:eastAsia="Times New Roman" w:cstheme="minorHAnsi"/>
+          <w:b/>
+          <w:bCs/>
+          <w:kern w:val="0"/>
+          <w14:ligatures w14:val="none"/>
+        </w:rPr>
+        <w:t>60. What is REST API?</w:t>
+      </w:r>
+    </w:p>
+    <w:p>
+      <w:pPr>
+        <w:spacing w:before="100" w:beforeAutospacing="1" w:after="100" w:afterAutospacing="1" w:line="240" w:lineRule="auto"/>
+        <w:rPr>
+          <w:rFonts w:eastAsia="Times New Roman" w:cstheme="minorHAnsi"/>
+          <w:b/>
+          <w:bCs/>
+          <w:kern w:val="0"/>
+          <w14:ligatures w14:val="none"/>
+        </w:rPr>
+      </w:pPr>
+      <w:r>
+        <w:rPr>
+          <w:rFonts w:eastAsia="Times New Roman" w:cstheme="minorHAnsi"/>
+          <w:b/>
+          <w:bCs/>
+          <w:kern w:val="0"/>
+          <w14:ligatures w14:val="none"/>
+        </w:rPr>
+        <w:t>Answer</w:t>
+      </w:r>
+    </w:p>
+    <w:p>
+      <w:pPr>
+        <w:spacing w:before="100" w:beforeAutospacing="1" w:after="100" w:afterAutospacing="1" w:line="240" w:lineRule="auto"/>
+        <w:rPr>
+          <w:rFonts w:eastAsia="Times New Roman" w:cstheme="minorHAnsi"/>
+          <w:kern w:val="0"/>
+          <w14:ligatures w14:val="none"/>
+        </w:rPr>
+      </w:pPr>
+      <w:r>
+        <w:rPr>
+          <w:rFonts w:eastAsia="Times New Roman" w:cstheme="minorHAnsi"/>
+          <w:kern w:val="0"/>
+          <w14:ligatures w14:val="none"/>
+        </w:rPr>
+        <w:t>A REST API is an architectural style where different HTTP methods are used to perform operations on resources.</w:t>
+      </w:r>
+    </w:p>
+    <w:tbl>
+      <w:tblPr>
+        <w:tblW w:w="0" w:type="auto"/>
+        <w:tblCellSpacing w:w="15" w:type="dxa"/>
+        <w:tblCellMar>
+          <w:top w:w="15" w:type="dxa"/>
+          <w:left w:w="15" w:type="dxa"/>
+          <w:bottom w:w="15" w:type="dxa"/>
+          <w:right w:w="15" w:type="dxa"/>
+        </w:tblCellMar>
+        <w:tblLook w:val="04A0" w:firstRow="1" w:lastRow="0" w:firstColumn="1" w:lastColumn="0" w:noHBand="0" w:noVBand="1"/>
+      </w:tblPr>
+      <w:tblGrid>
+        <w:gridCol w:w="876"/>
+        <w:gridCol w:w="1309"/>
+      </w:tblGrid>
+      <w:tr>
+        <w:trPr>
+          <w:tblHeader/>
+          <w:tblCellSpacing w:w="15" w:type="dxa"/>
+        </w:trPr>
+        <w:tc>
+          <w:tcPr>
+            <w:tcW w:w="0" w:type="auto"/>
+            <w:vAlign w:val="center"/>
+            <w:hideMark/>
+          </w:tcPr>
+          <w:p>
+            <w:pPr>
+              <w:spacing w:before="100" w:beforeAutospacing="1" w:after="100" w:afterAutospacing="1" w:line="240" w:lineRule="auto"/>
+              <w:rPr>
+                <w:rFonts w:eastAsia="Times New Roman" w:cstheme="minorHAnsi"/>
+                <w:b/>
+                <w:bCs/>
+                <w:kern w:val="0"/>
+                <w14:ligatures w14:val="none"/>
+              </w:rPr>
+            </w:pPr>
+            <w:r>
+              <w:rPr>
+                <w:rFonts w:eastAsia="Times New Roman" w:cstheme="minorHAnsi"/>
+                <w:b/>
+                <w:bCs/>
+                <w:kern w:val="0"/>
+                <w14:ligatures w14:val="none"/>
+              </w:rPr>
+              <w:t>Method</w:t>
+            </w:r>
+          </w:p>
+        </w:tc>
+        <w:tc>
+          <w:tcPr>
+            <w:tcW w:w="0" w:type="auto"/>
+            <w:vAlign w:val="center"/>
+            <w:hideMark/>
+          </w:tcPr>
+          <w:p>
+            <w:pPr>
+              <w:spacing w:before="100" w:beforeAutospacing="1" w:after="100" w:afterAutospacing="1" w:line="240" w:lineRule="auto"/>
+              <w:rPr>
+                <w:rFonts w:eastAsia="Times New Roman" w:cstheme="minorHAnsi"/>
+                <w:b/>
+                <w:bCs/>
+                <w:kern w:val="0"/>
+                <w14:ligatures w14:val="none"/>
+              </w:rPr>
+            </w:pPr>
+            <w:r>
+              <w:rPr>
+                <w:rFonts w:eastAsia="Times New Roman" w:cstheme="minorHAnsi"/>
+                <w:b/>
+                <w:bCs/>
+                <w:kern w:val="0"/>
+                <w14:ligatures w14:val="none"/>
+              </w:rPr>
+              <w:t>Operation</w:t>
+            </w:r>
+          </w:p>
+        </w:tc>
+      </w:tr>
+      <w:tr>
+        <w:trPr>
+          <w:tblCellSpacing w:w="15" w:type="dxa"/>
+        </w:trPr>
+        <w:tc>
+          <w:tcPr>
+            <w:tcW w:w="0" w:type="auto"/>
+            <w:vAlign w:val="center"/>
+            <w:hideMark/>
+          </w:tcPr>
+          <w:p>
+            <w:pPr>
+              <w:spacing w:before="100" w:beforeAutospacing="1" w:after="100" w:afterAutospacing="1" w:line="240" w:lineRule="auto"/>
+              <w:rPr>
+                <w:rFonts w:eastAsia="Times New Roman" w:cstheme="minorHAnsi"/>
+                <w:kern w:val="0"/>
+                <w14:ligatures w14:val="none"/>
+              </w:rPr>
+            </w:pPr>
+            <w:r>
+              <w:rPr>
+                <w:rFonts w:eastAsia="Times New Roman" w:cstheme="minorHAnsi"/>
+                <w:kern w:val="0"/>
+                <w14:ligatures w14:val="none"/>
+              </w:rPr>
+              <w:t>GET</w:t>
+            </w:r>
+          </w:p>
+        </w:tc>
+        <w:tc>
+          <w:tcPr>
+            <w:tcW w:w="0" w:type="auto"/>
+            <w:vAlign w:val="center"/>
+            <w:hideMark/>
+          </w:tcPr>
+          <w:p>
+            <w:pPr>
+              <w:spacing w:before="100" w:beforeAutospacing="1" w:after="100" w:afterAutospacing="1" w:line="240" w:lineRule="auto"/>
+              <w:rPr>
+                <w:rFonts w:eastAsia="Times New Roman" w:cstheme="minorHAnsi"/>
+                <w:kern w:val="0"/>
+                <w14:ligatures w14:val="none"/>
+              </w:rPr>
+            </w:pPr>
+            <w:r>
+              <w:rPr>
+                <w:rFonts w:eastAsia="Times New Roman" w:cstheme="minorHAnsi"/>
+                <w:kern w:val="0"/>
+                <w14:ligatures w14:val="none"/>
+              </w:rPr>
+              <w:t>Read Data</w:t>
+            </w:r>
+          </w:p>
+        </w:tc>
+      </w:tr>
+      <w:tr>
+        <w:trPr>
+          <w:tblCellSpacing w:w="15" w:type="dxa"/>
+        </w:trPr>
+        <w:tc>
+          <w:tcPr>
+            <w:tcW w:w="0" w:type="auto"/>
+            <w:vAlign w:val="center"/>
+            <w:hideMark/>
+          </w:tcPr>
+          <w:p>
+            <w:pPr>
+              <w:spacing w:before="100" w:beforeAutospacing="1" w:after="100" w:afterAutospacing="1" w:line="240" w:lineRule="auto"/>
+              <w:rPr>
+                <w:rFonts w:eastAsia="Times New Roman" w:cstheme="minorHAnsi"/>
+                <w:kern w:val="0"/>
+                <w14:ligatures w14:val="none"/>
+              </w:rPr>
+            </w:pPr>
+            <w:r>
+              <w:rPr>
+                <w:rFonts w:eastAsia="Times New Roman" w:cstheme="minorHAnsi"/>
+                <w:kern w:val="0"/>
+                <w14:ligatures w14:val="none"/>
+              </w:rPr>
+              <w:t>POST</w:t>
+            </w:r>
+          </w:p>
+        </w:tc>
+        <w:tc>
+          <w:tcPr>
+            <w:tcW w:w="0" w:type="auto"/>
+            <w:vAlign w:val="center"/>
+            <w:hideMark/>
+          </w:tcPr>
+          <w:p>
+            <w:pPr>
+              <w:spacing w:before="100" w:beforeAutospacing="1" w:after="100" w:afterAutospacing="1" w:line="240" w:lineRule="auto"/>
+              <w:rPr>
+                <w:rFonts w:eastAsia="Times New Roman" w:cstheme="minorHAnsi"/>
+                <w:kern w:val="0"/>
+                <w14:ligatures w14:val="none"/>
+              </w:rPr>
+            </w:pPr>
+            <w:r>
+              <w:rPr>
+                <w:rFonts w:eastAsia="Times New Roman" w:cstheme="minorHAnsi"/>
+                <w:kern w:val="0"/>
+                <w14:ligatures w14:val="none"/>
+              </w:rPr>
+              <w:t>Create Data</w:t>
+            </w:r>
+          </w:p>
+        </w:tc>
+      </w:tr>
+      <w:tr>
+        <w:trPr>
+          <w:tblCellSpacing w:w="15" w:type="dxa"/>
+        </w:trPr>
+        <w:tc>
+          <w:tcPr>
+            <w:tcW w:w="0" w:type="auto"/>
+            <w:vAlign w:val="center"/>
+            <w:hideMark/>
+          </w:tcPr>
+          <w:p>
+            <w:pPr>
+              <w:spacing w:before="100" w:beforeAutospacing="1" w:after="100" w:afterAutospacing="1" w:line="240" w:lineRule="auto"/>
+              <w:rPr>
+                <w:rFonts w:eastAsia="Times New Roman" w:cstheme="minorHAnsi"/>
+                <w:kern w:val="0"/>
+                <w14:ligatures w14:val="none"/>
+              </w:rPr>
+            </w:pPr>
+            <w:r>
+              <w:rPr>
+                <w:rFonts w:eastAsia="Times New Roman" w:cstheme="minorHAnsi"/>
+                <w:kern w:val="0"/>
+                <w14:ligatures w14:val="none"/>
+              </w:rPr>
+              <w:t>PUT</w:t>
+            </w:r>
+          </w:p>
+        </w:tc>
+        <w:tc>
+          <w:tcPr>
+            <w:tcW w:w="0" w:type="auto"/>
+            <w:vAlign w:val="center"/>
+            <w:hideMark/>
+          </w:tcPr>
+          <w:p>
+            <w:pPr>
+              <w:spacing w:before="100" w:beforeAutospacing="1" w:after="100" w:afterAutospacing="1" w:line="240" w:lineRule="auto"/>
+              <w:rPr>
+                <w:rFonts w:eastAsia="Times New Roman" w:cstheme="minorHAnsi"/>
+                <w:kern w:val="0"/>
+                <w14:ligatures w14:val="none"/>
+              </w:rPr>
+            </w:pPr>
+            <w:r>
+              <w:rPr>
+                <w:rFonts w:eastAsia="Times New Roman" w:cstheme="minorHAnsi"/>
+                <w:kern w:val="0"/>
+                <w14:ligatures w14:val="none"/>
+              </w:rPr>
+              <w:t>Update Data</w:t>
+            </w:r>
+          </w:p>
+        </w:tc>
+      </w:tr>
+      <w:tr>
+        <w:trPr>
+          <w:tblCellSpacing w:w="15" w:type="dxa"/>
+        </w:trPr>
+        <w:tc>
+          <w:tcPr>
+            <w:tcW w:w="0" w:type="auto"/>
+            <w:vAlign w:val="center"/>
+            <w:hideMark/>
+          </w:tcPr>
+          <w:p>
+            <w:pPr>
+              <w:spacing w:before="100" w:beforeAutospacing="1" w:after="100" w:afterAutospacing="1" w:line="240" w:lineRule="auto"/>
+              <w:rPr>
+                <w:rFonts w:eastAsia="Times New Roman" w:cstheme="minorHAnsi"/>
+                <w:kern w:val="0"/>
+                <w14:ligatures w14:val="none"/>
+              </w:rPr>
+            </w:pPr>
+            <w:r>
+              <w:rPr>
+                <w:rFonts w:eastAsia="Times New Roman" w:cstheme="minorHAnsi"/>
+                <w:kern w:val="0"/>
+                <w14:ligatures w14:val="none"/>
+              </w:rPr>
+              <w:lastRenderedPageBreak/>
+              <w:t>DELETE</w:t>
+            </w:r>
+          </w:p>
+        </w:tc>
+        <w:tc>
+          <w:tcPr>
+            <w:tcW w:w="0" w:type="auto"/>
+            <w:vAlign w:val="center"/>
+            <w:hideMark/>
+          </w:tcPr>
+          <w:p>
+            <w:pPr>
+              <w:spacing w:before="100" w:beforeAutospacing="1" w:after="100" w:afterAutospacing="1" w:line="240" w:lineRule="auto"/>
+              <w:rPr>
+                <w:rFonts w:eastAsia="Times New Roman" w:cstheme="minorHAnsi"/>
+                <w:kern w:val="0"/>
+                <w14:ligatures w14:val="none"/>
+              </w:rPr>
+            </w:pPr>
+            <w:r>
+              <w:rPr>
+                <w:rFonts w:eastAsia="Times New Roman" w:cstheme="minorHAnsi"/>
+                <w:kern w:val="0"/>
+                <w14:ligatures w14:val="none"/>
+              </w:rPr>
+              <w:t>Delete Data</w:t>
+            </w:r>
+          </w:p>
+        </w:tc>
+      </w:tr>
+    </w:tbl>
+    <w:p>
+      <w:pPr>
+        <w:spacing w:before="100" w:beforeAutospacing="1" w:after="100" w:afterAutospacing="1" w:line="240" w:lineRule="auto"/>
+        <w:rPr>
+          <w:rFonts w:eastAsia="Times New Roman" w:cstheme="minorHAnsi"/>
+          <w:kern w:val="0"/>
+          <w14:ligatures w14:val="none"/>
+        </w:rPr>
+      </w:pPr>
+      <w:r>
+        <w:rPr>
+          <w:rFonts w:eastAsia="Times New Roman" w:cstheme="minorHAnsi"/>
+          <w:kern w:val="0"/>
+          <w14:ligatures w14:val="none"/>
+        </w:rPr>
+        <w:pict w14:anchorId="3AD9F6DA">
+          <v:rect id="_x0000_i1112" style="width:0;height:1.5pt" o:hralign="center" o:hrstd="t" o:hr="t" fillcolor="#a0a0a0" stroked="f"/>
+        </w:pict>
+      </w:r>
+    </w:p>
+    <w:p>
+      <w:pPr>
+        <w:spacing w:before="100" w:beforeAutospacing="1" w:after="100" w:afterAutospacing="1" w:line="240" w:lineRule="auto"/>
+        <w:rPr>
+          <w:rFonts w:eastAsia="Times New Roman" w:cstheme="minorHAnsi"/>
+          <w:b/>
+          <w:bCs/>
+          <w:kern w:val="0"/>
+          <w14:ligatures w14:val="none"/>
+        </w:rPr>
+      </w:pPr>
+      <w:r>
+        <w:rPr>
+          <w:rFonts w:eastAsia="Times New Roman" w:cstheme="minorHAnsi"/>
+          <w:b/>
+          <w:bCs/>
+          <w:kern w:val="0"/>
+          <w14:ligatures w14:val="none"/>
+        </w:rPr>
+        <w:t>61. Explain the CRUD APIs implemented in your project.</w:t>
+      </w:r>
+    </w:p>
+    <w:p>
+      <w:pPr>
+        <w:spacing w:before="100" w:beforeAutospacing="1" w:after="100" w:afterAutospacing="1" w:line="240" w:lineRule="auto"/>
+        <w:rPr>
+          <w:rFonts w:eastAsia="Times New Roman" w:cstheme="minorHAnsi"/>
+          <w:b/>
+          <w:bCs/>
+          <w:kern w:val="0"/>
+          <w14:ligatures w14:val="none"/>
+        </w:rPr>
+      </w:pPr>
+      <w:r>
+        <w:rPr>
+          <w:rFonts w:eastAsia="Times New Roman" w:cstheme="minorHAnsi"/>
+          <w:b/>
+          <w:bCs/>
+          <w:kern w:val="0"/>
+          <w14:ligatures w14:val="none"/>
+        </w:rPr>
+        <w:t>Answer</w:t>
+      </w:r>
+    </w:p>
+    <w:tbl>
+      <w:tblPr>
+        <w:tblW w:w="0" w:type="auto"/>
+        <w:tblCellSpacing w:w="15" w:type="dxa"/>
+        <w:tblCellMar>
+          <w:top w:w="15" w:type="dxa"/>
+          <w:left w:w="15" w:type="dxa"/>
+          <w:bottom w:w="15" w:type="dxa"/>
+          <w:right w:w="15" w:type="dxa"/>
+        </w:tblCellMar>
+        <w:tblLook w:val="04A0" w:firstRow="1" w:lastRow="0" w:firstColumn="1" w:lastColumn="0" w:noHBand="0" w:noVBand="1"/>
+      </w:tblPr>
+      <w:tblGrid>
+        <w:gridCol w:w="876"/>
+        <w:gridCol w:w="1426"/>
+        <w:gridCol w:w="1654"/>
+      </w:tblGrid>
+      <w:tr>
+        <w:trPr>
+          <w:tblHeader/>
+          <w:tblCellSpacing w:w="15" w:type="dxa"/>
+        </w:trPr>
+        <w:tc>
+          <w:tcPr>
+            <w:tcW w:w="0" w:type="auto"/>
+            <w:vAlign w:val="center"/>
+            <w:hideMark/>
+          </w:tcPr>
+          <w:p>
+            <w:pPr>
+              <w:spacing w:before="100" w:beforeAutospacing="1" w:after="100" w:afterAutospacing="1" w:line="240" w:lineRule="auto"/>
+              <w:rPr>
+                <w:rFonts w:eastAsia="Times New Roman" w:cstheme="minorHAnsi"/>
+                <w:b/>
+                <w:bCs/>
+                <w:kern w:val="0"/>
+                <w14:ligatures w14:val="none"/>
+              </w:rPr>
+            </w:pPr>
+            <w:r>
+              <w:rPr>
+                <w:rFonts w:eastAsia="Times New Roman" w:cstheme="minorHAnsi"/>
+                <w:b/>
+                <w:bCs/>
+                <w:kern w:val="0"/>
+                <w14:ligatures w14:val="none"/>
+              </w:rPr>
+              <w:t>Method</w:t>
+            </w:r>
+          </w:p>
+        </w:tc>
+        <w:tc>
+          <w:tcPr>
+            <w:tcW w:w="0" w:type="auto"/>
+            <w:vAlign w:val="center"/>
+            <w:hideMark/>
+          </w:tcPr>
+          <w:p>
+            <w:pPr>
+              <w:spacing w:before="100" w:beforeAutospacing="1" w:after="100" w:afterAutospacing="1" w:line="240" w:lineRule="auto"/>
+              <w:rPr>
+                <w:rFonts w:eastAsia="Times New Roman" w:cstheme="minorHAnsi"/>
+                <w:b/>
+                <w:bCs/>
+                <w:kern w:val="0"/>
+                <w14:ligatures w14:val="none"/>
+              </w:rPr>
+            </w:pPr>
+            <w:r>
+              <w:rPr>
+                <w:rFonts w:eastAsia="Times New Roman" w:cstheme="minorHAnsi"/>
+                <w:b/>
+                <w:bCs/>
+                <w:kern w:val="0"/>
+                <w14:ligatures w14:val="none"/>
+              </w:rPr>
+              <w:t>Endpoint</w:t>
+            </w:r>
+          </w:p>
+        </w:tc>
+        <w:tc>
+          <w:tcPr>
+            <w:tcW w:w="0" w:type="auto"/>
+            <w:vAlign w:val="center"/>
+            <w:hideMark/>
+          </w:tcPr>
+          <w:p>
+            <w:pPr>
+              <w:spacing w:before="100" w:beforeAutospacing="1" w:after="100" w:afterAutospacing="1" w:line="240" w:lineRule="auto"/>
+              <w:rPr>
+                <w:rFonts w:eastAsia="Times New Roman" w:cstheme="minorHAnsi"/>
+                <w:b/>
+                <w:bCs/>
+                <w:kern w:val="0"/>
+                <w14:ligatures w14:val="none"/>
+              </w:rPr>
+            </w:pPr>
+            <w:r>
+              <w:rPr>
+                <w:rFonts w:eastAsia="Times New Roman" w:cstheme="minorHAnsi"/>
+                <w:b/>
+                <w:bCs/>
+                <w:kern w:val="0"/>
+                <w14:ligatures w14:val="none"/>
+              </w:rPr>
+              <w:t>Purpose</w:t>
+            </w:r>
+          </w:p>
+        </w:tc>
+      </w:tr>
+      <w:tr>
+        <w:trPr>
+          <w:tblCellSpacing w:w="15" w:type="dxa"/>
+        </w:trPr>
+        <w:tc>
+          <w:tcPr>
+            <w:tcW w:w="0" w:type="auto"/>
+            <w:vAlign w:val="center"/>
+            <w:hideMark/>
+          </w:tcPr>
+          <w:p>
+            <w:pPr>
+              <w:spacing w:before="100" w:beforeAutospacing="1" w:after="100" w:afterAutospacing="1" w:line="240" w:lineRule="auto"/>
+              <w:rPr>
+                <w:rFonts w:eastAsia="Times New Roman" w:cstheme="minorHAnsi"/>
+                <w:kern w:val="0"/>
+                <w14:ligatures w14:val="none"/>
+              </w:rPr>
+            </w:pPr>
+            <w:r>
+              <w:rPr>
+                <w:rFonts w:eastAsia="Times New Roman" w:cstheme="minorHAnsi"/>
+                <w:kern w:val="0"/>
+                <w14:ligatures w14:val="none"/>
+              </w:rPr>
+              <w:t>GET</w:t>
+            </w:r>
+          </w:p>
+        </w:tc>
+        <w:tc>
+          <w:tcPr>
+            <w:tcW w:w="0" w:type="auto"/>
+            <w:vAlign w:val="center"/>
+            <w:hideMark/>
+          </w:tcPr>
+          <w:p>
+            <w:pPr>
+              <w:spacing w:before="100" w:beforeAutospacing="1" w:after="100" w:afterAutospacing="1" w:line="240" w:lineRule="auto"/>
+              <w:rPr>
+                <w:rFonts w:eastAsia="Times New Roman" w:cstheme="minorHAnsi"/>
+                <w:kern w:val="0"/>
+                <w14:ligatures w14:val="none"/>
+              </w:rPr>
+            </w:pPr>
+            <w:r>
+              <w:rPr>
+                <w:rFonts w:eastAsia="Times New Roman" w:cstheme="minorHAnsi"/>
+                <w:kern w:val="0"/>
+                <w14:ligatures w14:val="none"/>
+              </w:rPr>
+              <w:t>/</w:t>
+            </w:r>
+            <w:proofErr w:type="spellStart"/>
+            <w:r>
+              <w:rPr>
+                <w:rFonts w:eastAsia="Times New Roman" w:cstheme="minorHAnsi"/>
+                <w:kern w:val="0"/>
+                <w14:ligatures w14:val="none"/>
+              </w:rPr>
+              <w:t>api</w:t>
+            </w:r>
+            <w:proofErr w:type="spellEnd"/>
+            <w:r>
+              <w:rPr>
+                <w:rFonts w:eastAsia="Times New Roman" w:cstheme="minorHAnsi"/>
+                <w:kern w:val="0"/>
+                <w14:ligatures w14:val="none"/>
+              </w:rPr>
+              <w:t>/foods</w:t>
+            </w:r>
+          </w:p>
+        </w:tc>
+        <w:tc>
+          <w:tcPr>
+            <w:tcW w:w="0" w:type="auto"/>
+            <w:vAlign w:val="center"/>
+            <w:hideMark/>
+          </w:tcPr>
+          <w:p>
+            <w:pPr>
+              <w:spacing w:before="100" w:beforeAutospacing="1" w:after="100" w:afterAutospacing="1" w:line="240" w:lineRule="auto"/>
+              <w:rPr>
+                <w:rFonts w:eastAsia="Times New Roman" w:cstheme="minorHAnsi"/>
+                <w:kern w:val="0"/>
+                <w14:ligatures w14:val="none"/>
+              </w:rPr>
+            </w:pPr>
+            <w:r>
+              <w:rPr>
+                <w:rFonts w:eastAsia="Times New Roman" w:cstheme="minorHAnsi"/>
+                <w:kern w:val="0"/>
+                <w14:ligatures w14:val="none"/>
+              </w:rPr>
+              <w:t>Get all foods</w:t>
+            </w:r>
+          </w:p>
+        </w:tc>
+      </w:tr>
+      <w:tr>
+        <w:trPr>
+          <w:tblCellSpacing w:w="15" w:type="dxa"/>
+        </w:trPr>
+        <w:tc>
+          <w:tcPr>
+            <w:tcW w:w="0" w:type="auto"/>
+            <w:vAlign w:val="center"/>
+            <w:hideMark/>
+          </w:tcPr>
+          <w:p>
+            <w:pPr>
+              <w:spacing w:before="100" w:beforeAutospacing="1" w:after="100" w:afterAutospacing="1" w:line="240" w:lineRule="auto"/>
+              <w:rPr>
+                <w:rFonts w:eastAsia="Times New Roman" w:cstheme="minorHAnsi"/>
+                <w:kern w:val="0"/>
+                <w14:ligatures w14:val="none"/>
+              </w:rPr>
+            </w:pPr>
+            <w:r>
+              <w:rPr>
+                <w:rFonts w:eastAsia="Times New Roman" w:cstheme="minorHAnsi"/>
+                <w:kern w:val="0"/>
+                <w14:ligatures w14:val="none"/>
+              </w:rPr>
+              <w:t>GET</w:t>
+            </w:r>
+          </w:p>
+        </w:tc>
+        <w:tc>
+          <w:tcPr>
+            <w:tcW w:w="0" w:type="auto"/>
+            <w:vAlign w:val="center"/>
+            <w:hideMark/>
+          </w:tcPr>
+          <w:p>
+            <w:pPr>
+              <w:spacing w:before="100" w:beforeAutospacing="1" w:after="100" w:afterAutospacing="1" w:line="240" w:lineRule="auto"/>
+              <w:rPr>
+                <w:rFonts w:eastAsia="Times New Roman" w:cstheme="minorHAnsi"/>
+                <w:kern w:val="0"/>
+                <w14:ligatures w14:val="none"/>
+              </w:rPr>
+            </w:pPr>
+            <w:r>
+              <w:rPr>
+                <w:rFonts w:eastAsia="Times New Roman" w:cstheme="minorHAnsi"/>
+                <w:kern w:val="0"/>
+                <w14:ligatures w14:val="none"/>
+              </w:rPr>
+              <w:t>/</w:t>
+            </w:r>
+            <w:proofErr w:type="spellStart"/>
+            <w:proofErr w:type="gramStart"/>
+            <w:r>
+              <w:rPr>
+                <w:rFonts w:eastAsia="Times New Roman" w:cstheme="minorHAnsi"/>
+                <w:kern w:val="0"/>
+                <w14:ligatures w14:val="none"/>
+              </w:rPr>
+              <w:t>api</w:t>
+            </w:r>
+            <w:proofErr w:type="spellEnd"/>
+            <w:proofErr w:type="gramEnd"/>
+            <w:r>
+              <w:rPr>
+                <w:rFonts w:eastAsia="Times New Roman" w:cstheme="minorHAnsi"/>
+                <w:kern w:val="0"/>
+                <w14:ligatures w14:val="none"/>
+              </w:rPr>
+              <w:t>/foods/:id</w:t>
+            </w:r>
+          </w:p>
+        </w:tc>
+        <w:tc>
+          <w:tcPr>
+            <w:tcW w:w="0" w:type="auto"/>
+            <w:vAlign w:val="center"/>
+            <w:hideMark/>
+          </w:tcPr>
+          <w:p>
+            <w:pPr>
+              <w:spacing w:before="100" w:beforeAutospacing="1" w:after="100" w:afterAutospacing="1" w:line="240" w:lineRule="auto"/>
+              <w:rPr>
+                <w:rFonts w:eastAsia="Times New Roman" w:cstheme="minorHAnsi"/>
+                <w:kern w:val="0"/>
+                <w14:ligatures w14:val="none"/>
+              </w:rPr>
+            </w:pPr>
+            <w:r>
+              <w:rPr>
+                <w:rFonts w:eastAsia="Times New Roman" w:cstheme="minorHAnsi"/>
+                <w:kern w:val="0"/>
+                <w14:ligatures w14:val="none"/>
+              </w:rPr>
+              <w:t>Get a food by ID</w:t>
+            </w:r>
+          </w:p>
+        </w:tc>
+      </w:tr>
+      <w:tr>
+        <w:trPr>
+          <w:tblCellSpacing w:w="15" w:type="dxa"/>
+        </w:trPr>
+        <w:tc>
+          <w:tcPr>
+            <w:tcW w:w="0" w:type="auto"/>
+            <w:vAlign w:val="center"/>
+            <w:hideMark/>
+          </w:tcPr>
+          <w:p>
+            <w:pPr>
+              <w:spacing w:before="100" w:beforeAutospacing="1" w:after="100" w:afterAutospacing="1" w:line="240" w:lineRule="auto"/>
+              <w:rPr>
+                <w:rFonts w:eastAsia="Times New Roman" w:cstheme="minorHAnsi"/>
+                <w:kern w:val="0"/>
+                <w14:ligatures w14:val="none"/>
+              </w:rPr>
+            </w:pPr>
+            <w:r>
+              <w:rPr>
+                <w:rFonts w:eastAsia="Times New Roman" w:cstheme="minorHAnsi"/>
+                <w:kern w:val="0"/>
+                <w14:ligatures w14:val="none"/>
+              </w:rPr>
+              <w:t>POST</w:t>
+            </w:r>
+          </w:p>
+        </w:tc>
+        <w:tc>
+          <w:tcPr>
+            <w:tcW w:w="0" w:type="auto"/>
+            <w:vAlign w:val="center"/>
+            <w:hideMark/>
+          </w:tcPr>
+          <w:p>
+            <w:pPr>
+              <w:spacing w:before="100" w:beforeAutospacing="1" w:after="100" w:afterAutospacing="1" w:line="240" w:lineRule="auto"/>
+              <w:rPr>
+                <w:rFonts w:eastAsia="Times New Roman" w:cstheme="minorHAnsi"/>
+                <w:kern w:val="0"/>
+                <w14:ligatures w14:val="none"/>
+              </w:rPr>
+            </w:pPr>
+            <w:r>
+              <w:rPr>
+                <w:rFonts w:eastAsia="Times New Roman" w:cstheme="minorHAnsi"/>
+                <w:kern w:val="0"/>
+                <w14:ligatures w14:val="none"/>
+              </w:rPr>
+              <w:t>/</w:t>
+            </w:r>
+            <w:proofErr w:type="spellStart"/>
+            <w:r>
+              <w:rPr>
+                <w:rFonts w:eastAsia="Times New Roman" w:cstheme="minorHAnsi"/>
+                <w:kern w:val="0"/>
+                <w14:ligatures w14:val="none"/>
+              </w:rPr>
+              <w:t>api</w:t>
+            </w:r>
+            <w:proofErr w:type="spellEnd"/>
+            <w:r>
+              <w:rPr>
+                <w:rFonts w:eastAsia="Times New Roman" w:cstheme="minorHAnsi"/>
+                <w:kern w:val="0"/>
+                <w14:ligatures w14:val="none"/>
+              </w:rPr>
+              <w:t>/foods</w:t>
+            </w:r>
+          </w:p>
+        </w:tc>
+        <w:tc>
+          <w:tcPr>
+            <w:tcW w:w="0" w:type="auto"/>
+            <w:vAlign w:val="center"/>
+            <w:hideMark/>
+          </w:tcPr>
+          <w:p>
+            <w:pPr>
+              <w:spacing w:before="100" w:beforeAutospacing="1" w:after="100" w:afterAutospacing="1" w:line="240" w:lineRule="auto"/>
+              <w:rPr>
+                <w:rFonts w:eastAsia="Times New Roman" w:cstheme="minorHAnsi"/>
+                <w:kern w:val="0"/>
+                <w14:ligatures w14:val="none"/>
+              </w:rPr>
+            </w:pPr>
+            <w:r>
+              <w:rPr>
+                <w:rFonts w:eastAsia="Times New Roman" w:cstheme="minorHAnsi"/>
+                <w:kern w:val="0"/>
+                <w14:ligatures w14:val="none"/>
+              </w:rPr>
+              <w:t>Add a new food</w:t>
+            </w:r>
+          </w:p>
+        </w:tc>
+      </w:tr>
+      <w:tr>
+        <w:trPr>
+          <w:tblCellSpacing w:w="15" w:type="dxa"/>
+        </w:trPr>
+        <w:tc>
+          <w:tcPr>
+            <w:tcW w:w="0" w:type="auto"/>
+            <w:vAlign w:val="center"/>
+            <w:hideMark/>
+          </w:tcPr>
+          <w:p>
+            <w:pPr>
+              <w:spacing w:before="100" w:beforeAutospacing="1" w:after="100" w:afterAutospacing="1" w:line="240" w:lineRule="auto"/>
+              <w:rPr>
+                <w:rFonts w:eastAsia="Times New Roman" w:cstheme="minorHAnsi"/>
+                <w:kern w:val="0"/>
+                <w14:ligatures w14:val="none"/>
+              </w:rPr>
+            </w:pPr>
+            <w:r>
+              <w:rPr>
+                <w:rFonts w:eastAsia="Times New Roman" w:cstheme="minorHAnsi"/>
+                <w:kern w:val="0"/>
+                <w14:ligatures w14:val="none"/>
+              </w:rPr>
+              <w:t>PUT</w:t>
+            </w:r>
+          </w:p>
+        </w:tc>
+        <w:tc>
+          <w:tcPr>
+            <w:tcW w:w="0" w:type="auto"/>
+            <w:vAlign w:val="center"/>
+            <w:hideMark/>
+          </w:tcPr>
+          <w:p>
+            <w:pPr>
+              <w:spacing w:before="100" w:beforeAutospacing="1" w:after="100" w:afterAutospacing="1" w:line="240" w:lineRule="auto"/>
+              <w:rPr>
+                <w:rFonts w:eastAsia="Times New Roman" w:cstheme="minorHAnsi"/>
+                <w:kern w:val="0"/>
+                <w14:ligatures w14:val="none"/>
+              </w:rPr>
+            </w:pPr>
+            <w:r>
+              <w:rPr>
+                <w:rFonts w:eastAsia="Times New Roman" w:cstheme="minorHAnsi"/>
+                <w:kern w:val="0"/>
+                <w14:ligatures w14:val="none"/>
+              </w:rPr>
+              <w:t>/</w:t>
+            </w:r>
+            <w:proofErr w:type="spellStart"/>
+            <w:proofErr w:type="gramStart"/>
+            <w:r>
+              <w:rPr>
+                <w:rFonts w:eastAsia="Times New Roman" w:cstheme="minorHAnsi"/>
+                <w:kern w:val="0"/>
+                <w14:ligatures w14:val="none"/>
+              </w:rPr>
+              <w:t>api</w:t>
+            </w:r>
+            <w:proofErr w:type="spellEnd"/>
+            <w:proofErr w:type="gramEnd"/>
+            <w:r>
+              <w:rPr>
+                <w:rFonts w:eastAsia="Times New Roman" w:cstheme="minorHAnsi"/>
+                <w:kern w:val="0"/>
+                <w14:ligatures w14:val="none"/>
+              </w:rPr>
+              <w:t>/foods/:id</w:t>
+            </w:r>
+          </w:p>
+        </w:tc>
+        <w:tc>
+          <w:tcPr>
+            <w:tcW w:w="0" w:type="auto"/>
+            <w:vAlign w:val="center"/>
+            <w:hideMark/>
+          </w:tcPr>
+          <w:p>
+            <w:pPr>
+              <w:spacing w:before="100" w:beforeAutospacing="1" w:after="100" w:afterAutospacing="1" w:line="240" w:lineRule="auto"/>
+              <w:rPr>
+                <w:rFonts w:eastAsia="Times New Roman" w:cstheme="minorHAnsi"/>
+                <w:kern w:val="0"/>
+                <w14:ligatures w14:val="none"/>
+              </w:rPr>
+            </w:pPr>
+            <w:r>
+              <w:rPr>
+                <w:rFonts w:eastAsia="Times New Roman" w:cstheme="minorHAnsi"/>
+                <w:kern w:val="0"/>
+                <w14:ligatures w14:val="none"/>
+              </w:rPr>
+              <w:t>Update a food</w:t>
+            </w:r>
+          </w:p>
+        </w:tc>
+      </w:tr>
+      <w:tr>
+        <w:trPr>
+          <w:tblCellSpacing w:w="15" w:type="dxa"/>
+        </w:trPr>
+        <w:tc>
+          <w:tcPr>
+            <w:tcW w:w="0" w:type="auto"/>
+            <w:vAlign w:val="center"/>
+            <w:hideMark/>
+          </w:tcPr>
+          <w:p>
+            <w:pPr>
+              <w:spacing w:before="100" w:beforeAutospacing="1" w:after="100" w:afterAutospacing="1" w:line="240" w:lineRule="auto"/>
+              <w:rPr>
+                <w:rFonts w:eastAsia="Times New Roman" w:cstheme="minorHAnsi"/>
+                <w:kern w:val="0"/>
+                <w14:ligatures w14:val="none"/>
+              </w:rPr>
+            </w:pPr>
+            <w:r>
+              <w:rPr>
+                <w:rFonts w:eastAsia="Times New Roman" w:cstheme="minorHAnsi"/>
+                <w:kern w:val="0"/>
+                <w14:ligatures w14:val="none"/>
+              </w:rPr>
+              <w:t>DELETE</w:t>
+            </w:r>
+          </w:p>
+        </w:tc>
+        <w:tc>
+          <w:tcPr>
+            <w:tcW w:w="0" w:type="auto"/>
+            <w:vAlign w:val="center"/>
+            <w:hideMark/>
+          </w:tcPr>
+          <w:p>
+            <w:pPr>
+              <w:spacing w:before="100" w:beforeAutospacing="1" w:after="100" w:afterAutospacing="1" w:line="240" w:lineRule="auto"/>
+              <w:rPr>
+                <w:rFonts w:eastAsia="Times New Roman" w:cstheme="minorHAnsi"/>
+                <w:kern w:val="0"/>
+                <w14:ligatures w14:val="none"/>
+              </w:rPr>
+            </w:pPr>
+            <w:r>
+              <w:rPr>
+                <w:rFonts w:eastAsia="Times New Roman" w:cstheme="minorHAnsi"/>
+                <w:kern w:val="0"/>
+                <w14:ligatures w14:val="none"/>
+              </w:rPr>
+              <w:t>/</w:t>
+            </w:r>
+            <w:proofErr w:type="spellStart"/>
+            <w:proofErr w:type="gramStart"/>
+            <w:r>
+              <w:rPr>
+                <w:rFonts w:eastAsia="Times New Roman" w:cstheme="minorHAnsi"/>
+                <w:kern w:val="0"/>
+                <w14:ligatures w14:val="none"/>
+              </w:rPr>
+              <w:t>api</w:t>
+            </w:r>
+            <w:proofErr w:type="spellEnd"/>
+            <w:proofErr w:type="gramEnd"/>
+            <w:r>
+              <w:rPr>
+                <w:rFonts w:eastAsia="Times New Roman" w:cstheme="minorHAnsi"/>
+                <w:kern w:val="0"/>
+                <w14:ligatures w14:val="none"/>
+              </w:rPr>
+              <w:t>/foods/:id</w:t>
+            </w:r>
+          </w:p>
+        </w:tc>
+        <w:tc>
+          <w:tcPr>
+            <w:tcW w:w="0" w:type="auto"/>
+            <w:vAlign w:val="center"/>
+            <w:hideMark/>
+          </w:tcPr>
+          <w:p>
+            <w:pPr>
+              <w:spacing w:before="100" w:beforeAutospacing="1" w:after="100" w:afterAutospacing="1" w:line="240" w:lineRule="auto"/>
+              <w:rPr>
+                <w:rFonts w:eastAsia="Times New Roman" w:cstheme="minorHAnsi"/>
+                <w:kern w:val="0"/>
+                <w14:ligatures w14:val="none"/>
+              </w:rPr>
+            </w:pPr>
+            <w:r>
+              <w:rPr>
+                <w:rFonts w:eastAsia="Times New Roman" w:cstheme="minorHAnsi"/>
+                <w:kern w:val="0"/>
+                <w14:ligatures w14:val="none"/>
+              </w:rPr>
+              <w:t>Delete a food</w:t>
+            </w:r>
+          </w:p>
+        </w:tc>
+      </w:tr>
+    </w:tbl>
+    <w:p>
+      <w:pPr>
+        <w:spacing w:before="100" w:beforeAutospacing="1" w:after="100" w:afterAutospacing="1" w:line="240" w:lineRule="auto"/>
+        <w:rPr>
+          <w:rFonts w:eastAsia="Times New Roman" w:cstheme="minorHAnsi"/>
+          <w:kern w:val="0"/>
+          <w14:ligatures w14:val="none"/>
+        </w:rPr>
+      </w:pPr>
+      <w:r>
+        <w:rPr>
+          <w:rFonts w:eastAsia="Times New Roman" w:cstheme="minorHAnsi"/>
+          <w:kern w:val="0"/>
+          <w14:ligatures w14:val="none"/>
+        </w:rPr>
+        <w:t>Currently these APIs work with temporary in-memory data. Later they will use MongoDB.</w:t>
+      </w:r>
+    </w:p>
+    <w:p>
+      <w:pPr>
+        <w:spacing w:before="100" w:beforeAutospacing="1" w:after="100" w:afterAutospacing="1" w:line="240" w:lineRule="auto"/>
+        <w:rPr>
+          <w:rFonts w:eastAsia="Times New Roman" w:cstheme="minorHAnsi"/>
+          <w:kern w:val="0"/>
+          <w14:ligatures w14:val="none"/>
+        </w:rPr>
+      </w:pPr>
+      <w:r>
+        <w:rPr>
+          <w:rFonts w:eastAsia="Times New Roman" w:cstheme="minorHAnsi"/>
+          <w:kern w:val="0"/>
+          <w14:ligatures w14:val="none"/>
+        </w:rPr>
+        <w:pict w14:anchorId="56DFCB6E">
+          <v:rect id="_x0000_i1113" style="width:0;height:1.5pt" o:hralign="center" o:hrstd="t" o:hr="t" fillcolor="#a0a0a0" stroked="f"/>
+        </w:pict>
+      </w:r>
+    </w:p>
+    <w:p>
+      <w:pPr>
+        <w:spacing w:before="100" w:beforeAutospacing="1" w:after="100" w:afterAutospacing="1" w:line="240" w:lineRule="auto"/>
+        <w:rPr>
+          <w:rFonts w:eastAsia="Times New Roman" w:cstheme="minorHAnsi"/>
+          <w:b/>
+          <w:bCs/>
+          <w:kern w:val="0"/>
+          <w14:ligatures w14:val="none"/>
+        </w:rPr>
+      </w:pPr>
+      <w:r>
+        <w:rPr>
+          <w:rFonts w:eastAsia="Times New Roman" w:cstheme="minorHAnsi"/>
+          <w:b/>
+          <w:bCs/>
+          <w:kern w:val="0"/>
+          <w14:ligatures w14:val="none"/>
+        </w:rPr>
+        <w:t xml:space="preserve">62. Explain the request flow in your </w:t>
+      </w:r>
+      <w:proofErr w:type="spellStart"/>
+      <w:r>
+        <w:rPr>
+          <w:rFonts w:eastAsia="Times New Roman" w:cstheme="minorHAnsi"/>
+          <w:b/>
+          <w:bCs/>
+          <w:kern w:val="0"/>
+          <w14:ligatures w14:val="none"/>
+        </w:rPr>
+        <w:t>FoodHub</w:t>
+      </w:r>
+      <w:proofErr w:type="spellEnd"/>
+      <w:r>
+        <w:rPr>
+          <w:rFonts w:eastAsia="Times New Roman" w:cstheme="minorHAnsi"/>
+          <w:b/>
+          <w:bCs/>
+          <w:kern w:val="0"/>
+          <w14:ligatures w14:val="none"/>
+        </w:rPr>
+        <w:t xml:space="preserve"> backend.</w:t>
+      </w:r>
+    </w:p>
+    <w:p>
+      <w:pPr>
+        <w:spacing w:before="100" w:beforeAutospacing="1" w:after="100" w:afterAutospacing="1" w:line="240" w:lineRule="auto"/>
+        <w:rPr>
+          <w:rFonts w:eastAsia="Times New Roman" w:cstheme="minorHAnsi"/>
+          <w:b/>
+          <w:bCs/>
+          <w:kern w:val="0"/>
+          <w14:ligatures w14:val="none"/>
+        </w:rPr>
+      </w:pPr>
+      <w:r>
+        <w:rPr>
+          <w:rFonts w:eastAsia="Times New Roman" w:cstheme="minorHAnsi"/>
+          <w:b/>
+          <w:bCs/>
+          <w:kern w:val="0"/>
+          <w14:ligatures w14:val="none"/>
+        </w:rPr>
+        <w:t>Answer</w:t>
+      </w:r>
+    </w:p>
+    <w:p>
+      <w:pPr>
+        <w:spacing w:after="0" w:line="240" w:lineRule="auto"/>
+        <w:rPr>
+          <w:rFonts w:eastAsia="Times New Roman" w:cstheme="minorHAnsi"/>
+          <w:kern w:val="0"/>
+          <w14:ligatures w14:val="none"/>
+        </w:rPr>
+      </w:pPr>
+      <w:r>
+        <w:rPr>
+          <w:rFonts w:eastAsia="Times New Roman" w:cstheme="minorHAnsi"/>
+          <w:kern w:val="0"/>
+          <w14:ligatures w14:val="none"/>
+        </w:rPr>
+        <w:t>Client</w:t>
+      </w:r>
+    </w:p>
+    <w:p>
+      <w:pPr>
+        <w:spacing w:after="0" w:line="240" w:lineRule="auto"/>
+        <w:rPr>
+          <w:rFonts w:eastAsia="Times New Roman" w:cstheme="minorHAnsi"/>
+          <w:kern w:val="0"/>
+          <w14:ligatures w14:val="none"/>
+        </w:rPr>
+      </w:pPr>
+      <w:r>
+        <w:rPr>
+          <w:rFonts w:eastAsia="Times New Roman" w:cstheme="minorHAnsi"/>
+          <w:kern w:val="0"/>
+          <w14:ligatures w14:val="none"/>
+        </w:rPr>
+        <w:t xml:space="preserve">   ↓</w:t>
+      </w:r>
+    </w:p>
+    <w:p>
+      <w:pPr>
+        <w:spacing w:after="0" w:line="240" w:lineRule="auto"/>
+        <w:rPr>
+          <w:rFonts w:eastAsia="Times New Roman" w:cstheme="minorHAnsi"/>
+          <w:kern w:val="0"/>
+          <w14:ligatures w14:val="none"/>
+        </w:rPr>
+      </w:pPr>
+      <w:r>
+        <w:rPr>
+          <w:rFonts w:eastAsia="Times New Roman" w:cstheme="minorHAnsi"/>
+          <w:kern w:val="0"/>
+          <w14:ligatures w14:val="none"/>
+        </w:rPr>
+        <w:t>Express Server</w:t>
+      </w:r>
+    </w:p>
+    <w:p>
+      <w:pPr>
+        <w:spacing w:after="0" w:line="240" w:lineRule="auto"/>
+        <w:rPr>
+          <w:rFonts w:eastAsia="Times New Roman" w:cstheme="minorHAnsi"/>
+          <w:kern w:val="0"/>
+          <w14:ligatures w14:val="none"/>
+        </w:rPr>
+      </w:pPr>
+      <w:r>
+        <w:rPr>
+          <w:rFonts w:eastAsia="Times New Roman" w:cstheme="minorHAnsi"/>
+          <w:kern w:val="0"/>
+          <w14:ligatures w14:val="none"/>
+        </w:rPr>
+        <w:t xml:space="preserve">   ↓</w:t>
+      </w:r>
+    </w:p>
+    <w:p>
+      <w:pPr>
+        <w:spacing w:after="0" w:line="240" w:lineRule="auto"/>
+        <w:rPr>
+          <w:rFonts w:eastAsia="Times New Roman" w:cstheme="minorHAnsi"/>
+          <w:kern w:val="0"/>
+          <w14:ligatures w14:val="none"/>
+        </w:rPr>
+      </w:pPr>
+      <w:r>
+        <w:rPr>
+          <w:rFonts w:eastAsia="Times New Roman" w:cstheme="minorHAnsi"/>
+          <w:kern w:val="0"/>
+          <w14:ligatures w14:val="none"/>
+        </w:rPr>
+        <w:t>app.js</w:t>
+      </w:r>
+    </w:p>
+    <w:p>
+      <w:pPr>
+        <w:spacing w:after="0" w:line="240" w:lineRule="auto"/>
+        <w:rPr>
+          <w:rFonts w:eastAsia="Times New Roman" w:cstheme="minorHAnsi"/>
+          <w:kern w:val="0"/>
+          <w14:ligatures w14:val="none"/>
+        </w:rPr>
+      </w:pPr>
+      <w:r>
+        <w:rPr>
+          <w:rFonts w:eastAsia="Times New Roman" w:cstheme="minorHAnsi"/>
+          <w:kern w:val="0"/>
+          <w14:ligatures w14:val="none"/>
+        </w:rPr>
+        <w:t xml:space="preserve">   ↓</w:t>
+      </w:r>
+    </w:p>
+    <w:p>
+      <w:pPr>
+        <w:spacing w:after="0" w:line="240" w:lineRule="auto"/>
+        <w:rPr>
+          <w:rFonts w:eastAsia="Times New Roman" w:cstheme="minorHAnsi"/>
+          <w:kern w:val="0"/>
+          <w14:ligatures w14:val="none"/>
+        </w:rPr>
+      </w:pPr>
+      <w:r>
+        <w:rPr>
+          <w:rFonts w:eastAsia="Times New Roman" w:cstheme="minorHAnsi"/>
+          <w:kern w:val="0"/>
+          <w14:ligatures w14:val="none"/>
+        </w:rPr>
+        <w:t>foodRoutes.js</w:t>
+      </w:r>
+    </w:p>
+    <w:p>
+      <w:pPr>
+        <w:spacing w:after="0" w:line="240" w:lineRule="auto"/>
+        <w:rPr>
+          <w:rFonts w:eastAsia="Times New Roman" w:cstheme="minorHAnsi"/>
+          <w:kern w:val="0"/>
+          <w14:ligatures w14:val="none"/>
+        </w:rPr>
+      </w:pPr>
+      <w:r>
+        <w:rPr>
+          <w:rFonts w:eastAsia="Times New Roman" w:cstheme="minorHAnsi"/>
+          <w:kern w:val="0"/>
+          <w14:ligatures w14:val="none"/>
+        </w:rPr>
+        <w:t xml:space="preserve">   ↓</w:t>
+      </w:r>
+    </w:p>
+    <w:p>
+      <w:pPr>
+        <w:spacing w:after="0" w:line="240" w:lineRule="auto"/>
+        <w:rPr>
+          <w:rFonts w:eastAsia="Times New Roman" w:cstheme="minorHAnsi"/>
+          <w:kern w:val="0"/>
+          <w14:ligatures w14:val="none"/>
+        </w:rPr>
+      </w:pPr>
+      <w:r>
+        <w:rPr>
+          <w:rFonts w:eastAsia="Times New Roman" w:cstheme="minorHAnsi"/>
+          <w:kern w:val="0"/>
+          <w14:ligatures w14:val="none"/>
+        </w:rPr>
+        <w:t>foodController.js</w:t>
+      </w:r>
+    </w:p>
+    <w:p>
+      <w:pPr>
+        <w:spacing w:after="0" w:line="240" w:lineRule="auto"/>
+        <w:rPr>
+          <w:rFonts w:eastAsia="Times New Roman" w:cstheme="minorHAnsi"/>
+          <w:kern w:val="0"/>
+          <w14:ligatures w14:val="none"/>
+        </w:rPr>
+      </w:pPr>
+      <w:r>
+        <w:rPr>
+          <w:rFonts w:eastAsia="Times New Roman" w:cstheme="minorHAnsi"/>
+          <w:kern w:val="0"/>
+          <w14:ligatures w14:val="none"/>
+        </w:rPr>
+        <w:t xml:space="preserve">   ↓</w:t>
+      </w:r>
+    </w:p>
+    <w:p>
+      <w:pPr>
+        <w:spacing w:after="0" w:line="240" w:lineRule="auto"/>
+        <w:rPr>
+          <w:rFonts w:eastAsia="Times New Roman" w:cstheme="minorHAnsi"/>
+          <w:kern w:val="0"/>
+          <w14:ligatures w14:val="none"/>
+        </w:rPr>
+      </w:pPr>
+      <w:r>
+        <w:rPr>
+          <w:rFonts w:eastAsia="Times New Roman" w:cstheme="minorHAnsi"/>
+          <w:kern w:val="0"/>
+          <w14:ligatures w14:val="none"/>
+        </w:rPr>
+        <w:t>JSON Response</w:t>
+      </w:r>
+    </w:p>
+    <w:p>
+      <w:pPr>
+        <w:spacing w:after="0" w:line="240" w:lineRule="auto"/>
+        <w:rPr>
+          <w:rFonts w:eastAsia="Times New Roman" w:cstheme="minorHAnsi"/>
+          <w:kern w:val="0"/>
+          <w14:ligatures w14:val="none"/>
+        </w:rPr>
+      </w:pPr>
+      <w:r>
+        <w:rPr>
+          <w:rFonts w:eastAsia="Times New Roman" w:cstheme="minorHAnsi"/>
+          <w:kern w:val="0"/>
+          <w14:ligatures w14:val="none"/>
+        </w:rPr>
+        <w:pict w14:anchorId="628C2AAD">
+          <v:rect id="_x0000_i1114" style="width:0;height:1.5pt" o:hralign="center" o:hrstd="t" o:hr="t" fillcolor="#a0a0a0" stroked="f"/>
+        </w:pict>
+      </w:r>
+    </w:p>
+    <w:p>
+      <w:pPr>
+        <w:spacing w:before="100" w:beforeAutospacing="1" w:after="100" w:afterAutospacing="1" w:line="240" w:lineRule="auto"/>
+        <w:rPr>
+          <w:rFonts w:eastAsia="Times New Roman" w:cstheme="minorHAnsi"/>
+          <w:b/>
+          <w:bCs/>
+          <w:kern w:val="0"/>
+          <w14:ligatures w14:val="none"/>
+        </w:rPr>
+      </w:pPr>
+      <w:r>
+        <w:rPr>
+          <w:rFonts w:eastAsia="Times New Roman" w:cstheme="minorHAnsi"/>
+          <w:b/>
+          <w:bCs/>
+          <w:kern w:val="0"/>
+          <w14:ligatures w14:val="none"/>
+        </w:rPr>
+        <w:t>63. Explain the backend architecture of your project.</w:t>
+      </w:r>
+    </w:p>
+    <w:p>
+      <w:pPr>
+        <w:spacing w:before="100" w:beforeAutospacing="1" w:after="100" w:afterAutospacing="1" w:line="240" w:lineRule="auto"/>
+        <w:rPr>
+          <w:rFonts w:eastAsia="Times New Roman" w:cstheme="minorHAnsi"/>
+          <w:b/>
+          <w:bCs/>
+          <w:kern w:val="0"/>
+          <w14:ligatures w14:val="none"/>
+        </w:rPr>
+      </w:pPr>
+      <w:r>
+        <w:rPr>
+          <w:rFonts w:eastAsia="Times New Roman" w:cstheme="minorHAnsi"/>
+          <w:b/>
+          <w:bCs/>
+          <w:kern w:val="0"/>
+          <w14:ligatures w14:val="none"/>
+        </w:rPr>
+        <w:t>Answer</w:t>
+      </w:r>
+    </w:p>
+    <w:p>
+      <w:pPr>
+        <w:spacing w:after="0" w:line="240" w:lineRule="auto"/>
+        <w:rPr>
+          <w:rFonts w:eastAsia="Times New Roman" w:cstheme="minorHAnsi"/>
+          <w:kern w:val="0"/>
+          <w14:ligatures w14:val="none"/>
+        </w:rPr>
+      </w:pPr>
+      <w:r>
+        <w:rPr>
+          <w:rFonts w:eastAsia="Times New Roman" w:cstheme="minorHAnsi"/>
+          <w:kern w:val="0"/>
+          <w14:ligatures w14:val="none"/>
+        </w:rPr>
+        <w:t>server/</w:t>
+      </w:r>
+    </w:p>
+    <w:p>
+      <w:pPr>
+        <w:spacing w:after="0" w:line="240" w:lineRule="auto"/>
+        <w:rPr>
+          <w:rFonts w:eastAsia="Times New Roman" w:cstheme="minorHAnsi"/>
+          <w:kern w:val="0"/>
+          <w14:ligatures w14:val="none"/>
+        </w:rPr>
+      </w:pPr>
+      <w:r>
+        <w:rPr>
+          <w:rFonts w:eastAsia="Times New Roman" w:cstheme="minorHAnsi"/>
+          <w:kern w:val="0"/>
+          <w14:ligatures w14:val="none"/>
+        </w:rPr>
+        <w:lastRenderedPageBreak/>
+        <w:t>│</w:t>
+      </w:r>
+    </w:p>
+    <w:p>
+      <w:pPr>
+        <w:spacing w:after="0" w:line="240" w:lineRule="auto"/>
+        <w:rPr>
+          <w:rFonts w:eastAsia="Times New Roman" w:cstheme="minorHAnsi"/>
+          <w:kern w:val="0"/>
+          <w14:ligatures w14:val="none"/>
+        </w:rPr>
+      </w:pPr>
+      <w:r>
+        <w:rPr>
+          <w:rFonts w:ascii="MS Gothic" w:eastAsia="MS Gothic" w:hAnsi="MS Gothic" w:cs="MS Gothic" w:hint="eastAsia"/>
+          <w:kern w:val="0"/>
+          <w14:ligatures w14:val="none"/>
+        </w:rPr>
+        <w:t>├</w:t>
+      </w:r>
+      <w:r>
+        <w:rPr>
+          <w:rFonts w:ascii="Calibri" w:eastAsia="Times New Roman" w:hAnsi="Calibri" w:cs="Calibri"/>
+          <w:kern w:val="0"/>
+          <w14:ligatures w14:val="none"/>
+        </w:rPr>
+        <w:t>──</w:t>
+      </w:r>
+      <w:r>
+        <w:rPr>
+          <w:rFonts w:eastAsia="Times New Roman" w:cstheme="minorHAnsi"/>
+          <w:kern w:val="0"/>
+          <w14:ligatures w14:val="none"/>
+        </w:rPr>
+        <w:t xml:space="preserve"> app.js          </w:t>
+      </w:r>
+      <w:r>
+        <w:rPr>
+          <w:rFonts w:ascii="Calibri" w:eastAsia="Times New Roman" w:hAnsi="Calibri" w:cs="Calibri"/>
+          <w:kern w:val="0"/>
+          <w14:ligatures w14:val="none"/>
+        </w:rPr>
+        <w:t>→</w:t>
+      </w:r>
+      <w:r>
+        <w:rPr>
+          <w:rFonts w:eastAsia="Times New Roman" w:cstheme="minorHAnsi"/>
+          <w:kern w:val="0"/>
+          <w14:ligatures w14:val="none"/>
+        </w:rPr>
+        <w:t xml:space="preserve"> Registers middleware and routes</w:t>
+      </w:r>
+    </w:p>
+    <w:p>
+      <w:pPr>
+        <w:spacing w:after="0" w:line="240" w:lineRule="auto"/>
+        <w:rPr>
+          <w:rFonts w:eastAsia="Times New Roman" w:cstheme="minorHAnsi"/>
+          <w:kern w:val="0"/>
+          <w14:ligatures w14:val="none"/>
+        </w:rPr>
+      </w:pPr>
+      <w:r>
+        <w:rPr>
+          <w:rFonts w:ascii="MS Gothic" w:eastAsia="MS Gothic" w:hAnsi="MS Gothic" w:cs="MS Gothic" w:hint="eastAsia"/>
+          <w:kern w:val="0"/>
+          <w14:ligatures w14:val="none"/>
+        </w:rPr>
+        <w:t>├</w:t>
+      </w:r>
+      <w:r>
+        <w:rPr>
+          <w:rFonts w:ascii="Calibri" w:eastAsia="Times New Roman" w:hAnsi="Calibri" w:cs="Calibri"/>
+          <w:kern w:val="0"/>
+          <w14:ligatures w14:val="none"/>
+        </w:rPr>
+        <w:t>──</w:t>
+      </w:r>
+      <w:r>
+        <w:rPr>
+          <w:rFonts w:eastAsia="Times New Roman" w:cstheme="minorHAnsi"/>
+          <w:kern w:val="0"/>
+          <w14:ligatures w14:val="none"/>
+        </w:rPr>
+        <w:t xml:space="preserve"> server.js       </w:t>
+      </w:r>
+      <w:r>
+        <w:rPr>
+          <w:rFonts w:ascii="Calibri" w:eastAsia="Times New Roman" w:hAnsi="Calibri" w:cs="Calibri"/>
+          <w:kern w:val="0"/>
+          <w14:ligatures w14:val="none"/>
+        </w:rPr>
+        <w:t>→</w:t>
+      </w:r>
+      <w:r>
+        <w:rPr>
+          <w:rFonts w:eastAsia="Times New Roman" w:cstheme="minorHAnsi"/>
+          <w:kern w:val="0"/>
+          <w14:ligatures w14:val="none"/>
+        </w:rPr>
+        <w:t xml:space="preserve"> Starts the Express server</w:t>
+      </w:r>
+    </w:p>
+    <w:p>
+      <w:pPr>
+        <w:spacing w:after="0" w:line="240" w:lineRule="auto"/>
+        <w:rPr>
+          <w:rFonts w:eastAsia="Times New Roman" w:cstheme="minorHAnsi"/>
+          <w:kern w:val="0"/>
+          <w14:ligatures w14:val="none"/>
+        </w:rPr>
+      </w:pPr>
+      <w:r>
+        <w:rPr>
+          <w:rFonts w:ascii="MS Gothic" w:eastAsia="MS Gothic" w:hAnsi="MS Gothic" w:cs="MS Gothic" w:hint="eastAsia"/>
+          <w:kern w:val="0"/>
+          <w14:ligatures w14:val="none"/>
+        </w:rPr>
+        <w:t>├</w:t>
+      </w:r>
+      <w:r>
+        <w:rPr>
+          <w:rFonts w:ascii="Calibri" w:eastAsia="Times New Roman" w:hAnsi="Calibri" w:cs="Calibri"/>
+          <w:kern w:val="0"/>
+          <w14:ligatures w14:val="none"/>
+        </w:rPr>
+        <w:t>──</w:t>
+      </w:r>
+      <w:r>
+        <w:rPr>
+          <w:rFonts w:eastAsia="Times New Roman" w:cstheme="minorHAnsi"/>
+          <w:kern w:val="0"/>
+          <w14:ligatures w14:val="none"/>
+        </w:rPr>
+        <w:t xml:space="preserve"> routes/         </w:t>
+      </w:r>
+      <w:r>
+        <w:rPr>
+          <w:rFonts w:ascii="Calibri" w:eastAsia="Times New Roman" w:hAnsi="Calibri" w:cs="Calibri"/>
+          <w:kern w:val="0"/>
+          <w14:ligatures w14:val="none"/>
+        </w:rPr>
+        <w:t>→</w:t>
+      </w:r>
+      <w:r>
+        <w:rPr>
+          <w:rFonts w:eastAsia="Times New Roman" w:cstheme="minorHAnsi"/>
+          <w:kern w:val="0"/>
+          <w14:ligatures w14:val="none"/>
+        </w:rPr>
+        <w:t xml:space="preserve"> API endpoints</w:t>
+      </w:r>
+    </w:p>
+    <w:p>
+      <w:pPr>
+        <w:spacing w:after="0" w:line="240" w:lineRule="auto"/>
+        <w:rPr>
+          <w:rFonts w:eastAsia="Times New Roman" w:cstheme="minorHAnsi"/>
+          <w:kern w:val="0"/>
+          <w14:ligatures w14:val="none"/>
+        </w:rPr>
+      </w:pPr>
+      <w:r>
+        <w:rPr>
+          <w:rFonts w:ascii="MS Gothic" w:eastAsia="MS Gothic" w:hAnsi="MS Gothic" w:cs="MS Gothic" w:hint="eastAsia"/>
+          <w:kern w:val="0"/>
+          <w14:ligatures w14:val="none"/>
+        </w:rPr>
+        <w:t>├</w:t>
+      </w:r>
+      <w:r>
+        <w:rPr>
+          <w:rFonts w:ascii="Calibri" w:eastAsia="Times New Roman" w:hAnsi="Calibri" w:cs="Calibri"/>
+          <w:kern w:val="0"/>
+          <w14:ligatures w14:val="none"/>
+        </w:rPr>
+        <w:t>──</w:t>
+      </w:r>
+      <w:r>
+        <w:rPr>
+          <w:rFonts w:eastAsia="Times New Roman" w:cstheme="minorHAnsi"/>
+          <w:kern w:val="0"/>
+          <w14:ligatures w14:val="none"/>
+        </w:rPr>
+        <w:t xml:space="preserve"> controllers/    </w:t>
+      </w:r>
+      <w:r>
+        <w:rPr>
+          <w:rFonts w:ascii="Calibri" w:eastAsia="Times New Roman" w:hAnsi="Calibri" w:cs="Calibri"/>
+          <w:kern w:val="0"/>
+          <w14:ligatures w14:val="none"/>
+        </w:rPr>
+        <w:t>→</w:t>
+      </w:r>
+      <w:r>
+        <w:rPr>
+          <w:rFonts w:eastAsia="Times New Roman" w:cstheme="minorHAnsi"/>
+          <w:kern w:val="0"/>
+          <w14:ligatures w14:val="none"/>
+        </w:rPr>
+        <w:t xml:space="preserve"> Business logic</w:t>
+      </w:r>
+    </w:p>
+    <w:p>
+      <w:pPr>
+        <w:spacing w:after="0" w:line="240" w:lineRule="auto"/>
+        <w:rPr>
+          <w:rFonts w:eastAsia="Times New Roman" w:cstheme="minorHAnsi"/>
+          <w:kern w:val="0"/>
+          <w14:ligatures w14:val="none"/>
+        </w:rPr>
+      </w:pPr>
+      <w:r>
+        <w:rPr>
+          <w:rFonts w:ascii="MS Gothic" w:eastAsia="MS Gothic" w:hAnsi="MS Gothic" w:cs="MS Gothic" w:hint="eastAsia"/>
+          <w:kern w:val="0"/>
+          <w14:ligatures w14:val="none"/>
+        </w:rPr>
+        <w:t>├</w:t>
+      </w:r>
+      <w:r>
+        <w:rPr>
+          <w:rFonts w:ascii="Calibri" w:eastAsia="Times New Roman" w:hAnsi="Calibri" w:cs="Calibri"/>
+          <w:kern w:val="0"/>
+          <w14:ligatures w14:val="none"/>
+        </w:rPr>
+        <w:t>──</w:t>
+      </w:r>
+      <w:r>
+        <w:rPr>
+          <w:rFonts w:eastAsia="Times New Roman" w:cstheme="minorHAnsi"/>
+          <w:kern w:val="0"/>
+          <w14:ligatures w14:val="none"/>
+        </w:rPr>
+        <w:t xml:space="preserve"> models/         → MongoDB models (later)</w:t>
+      </w:r>
+    </w:p>
+    <w:p>
+      <w:pPr>
+        <w:spacing w:after="0" w:line="240" w:lineRule="auto"/>
+        <w:rPr>
+          <w:rFonts w:eastAsia="Times New Roman" w:cstheme="minorHAnsi"/>
+          <w:kern w:val="0"/>
+          <w14:ligatures w14:val="none"/>
+        </w:rPr>
+      </w:pPr>
+      <w:r>
+        <w:rPr>
+          <w:rFonts w:ascii="MS Gothic" w:eastAsia="MS Gothic" w:hAnsi="MS Gothic" w:cs="MS Gothic" w:hint="eastAsia"/>
+          <w:kern w:val="0"/>
+          <w14:ligatures w14:val="none"/>
+        </w:rPr>
+        <w:t>├</w:t>
+      </w:r>
+      <w:r>
+        <w:rPr>
+          <w:rFonts w:ascii="Calibri" w:eastAsia="Times New Roman" w:hAnsi="Calibri" w:cs="Calibri"/>
+          <w:kern w:val="0"/>
+          <w14:ligatures w14:val="none"/>
+        </w:rPr>
+        <w:t>──</w:t>
+      </w:r>
+      <w:r>
+        <w:rPr>
+          <w:rFonts w:eastAsia="Times New Roman" w:cstheme="minorHAnsi"/>
+          <w:kern w:val="0"/>
+          <w14:ligatures w14:val="none"/>
+        </w:rPr>
+        <w:t xml:space="preserve"> middleware/     </w:t>
+      </w:r>
+      <w:r>
+        <w:rPr>
+          <w:rFonts w:ascii="Calibri" w:eastAsia="Times New Roman" w:hAnsi="Calibri" w:cs="Calibri"/>
+          <w:kern w:val="0"/>
+          <w14:ligatures w14:val="none"/>
+        </w:rPr>
+        <w:t>→</w:t>
+      </w:r>
+      <w:r>
+        <w:rPr>
+          <w:rFonts w:eastAsia="Times New Roman" w:cstheme="minorHAnsi"/>
+          <w:kern w:val="0"/>
+          <w14:ligatures w14:val="none"/>
+        </w:rPr>
+        <w:t xml:space="preserve"> Authentication middleware (later)</w:t>
+      </w:r>
+    </w:p>
+    <w:p>
+      <w:pPr>
+        <w:spacing w:after="0" w:line="240" w:lineRule="auto"/>
+        <w:rPr>
+          <w:rFonts w:eastAsia="Times New Roman" w:cstheme="minorHAnsi"/>
+          <w:kern w:val="0"/>
+          <w14:ligatures w14:val="none"/>
+        </w:rPr>
+      </w:pPr>
+      <w:r>
+        <w:rPr>
+          <w:rFonts w:ascii="MS Gothic" w:eastAsia="MS Gothic" w:hAnsi="MS Gothic" w:cs="MS Gothic" w:hint="eastAsia"/>
+          <w:kern w:val="0"/>
+          <w14:ligatures w14:val="none"/>
+        </w:rPr>
+        <w:t>├</w:t>
+      </w:r>
+      <w:r>
+        <w:rPr>
+          <w:rFonts w:ascii="Calibri" w:eastAsia="Times New Roman" w:hAnsi="Calibri" w:cs="Calibri"/>
+          <w:kern w:val="0"/>
+          <w14:ligatures w14:val="none"/>
+        </w:rPr>
+        <w:t>──</w:t>
+      </w:r>
+      <w:r>
+        <w:rPr>
+          <w:rFonts w:eastAsia="Times New Roman" w:cstheme="minorHAnsi"/>
+          <w:kern w:val="0"/>
+          <w14:ligatures w14:val="none"/>
+        </w:rPr>
+        <w:t xml:space="preserve"> config/         </w:t>
+      </w:r>
+      <w:r>
+        <w:rPr>
+          <w:rFonts w:ascii="Calibri" w:eastAsia="Times New Roman" w:hAnsi="Calibri" w:cs="Calibri"/>
+          <w:kern w:val="0"/>
+          <w14:ligatures w14:val="none"/>
+        </w:rPr>
+        <w:t>→</w:t>
+      </w:r>
+      <w:r>
+        <w:rPr>
+          <w:rFonts w:eastAsia="Times New Roman" w:cstheme="minorHAnsi"/>
+          <w:kern w:val="0"/>
+          <w14:ligatures w14:val="none"/>
+        </w:rPr>
+        <w:t xml:space="preserve"> Database configuration (later)</w:t>
+      </w:r>
+    </w:p>
+    <w:p>
+      <w:pPr>
+        <w:spacing w:after="0" w:line="240" w:lineRule="auto"/>
+        <w:rPr>
+          <w:rFonts w:eastAsia="Times New Roman" w:cstheme="minorHAnsi"/>
+          <w:kern w:val="0"/>
+          <w14:ligatures w14:val="none"/>
+        </w:rPr>
+      </w:pPr>
+      <w:r>
+        <w:rPr>
+          <w:rFonts w:eastAsia="Times New Roman" w:cstheme="minorHAnsi"/>
+          <w:kern w:val="0"/>
+          <w14:ligatures w14:val="none"/>
+        </w:rPr>
+        <w:t>└── uploads/        → Uploaded images (later)</w:t>
+      </w:r>
+    </w:p>
+    <w:p>
+      <w:pPr>
+        <w:spacing w:before="100" w:beforeAutospacing="1" w:after="100" w:afterAutospacing="1" w:line="240" w:lineRule="auto"/>
+        <w:rPr>
+          <w:rFonts w:eastAsia="Times New Roman" w:cstheme="minorHAnsi"/>
+          <w:b/>
+          <w:bCs/>
+          <w:kern w:val="0"/>
+          <w14:ligatures w14:val="none"/>
+        </w:rPr>
+      </w:pPr>
+      <w:r>
+        <w:rPr>
+          <w:rFonts w:eastAsia="Times New Roman" w:cstheme="minorHAnsi"/>
+          <w:b/>
+          <w:bCs/>
+          <w:kern w:val="0"/>
+          <w14:ligatures w14:val="none"/>
+        </w:rPr>
+        <w:t>64. What is MongoDB?</w:t>
+      </w:r>
+    </w:p>
+    <w:p>
+      <w:pPr>
+        <w:spacing w:before="100" w:beforeAutospacing="1" w:after="100" w:afterAutospacing="1" w:line="240" w:lineRule="auto"/>
+        <w:rPr>
+          <w:rFonts w:eastAsia="Times New Roman" w:cstheme="minorHAnsi"/>
+          <w:kern w:val="0"/>
+          <w14:ligatures w14:val="none"/>
+        </w:rPr>
+      </w:pPr>
+      <w:r>
+        <w:rPr>
+          <w:rFonts w:eastAsia="Times New Roman" w:cstheme="minorHAnsi"/>
+          <w:b/>
+          <w:bCs/>
+          <w:kern w:val="0"/>
+          <w14:ligatures w14:val="none"/>
+        </w:rPr>
+        <w:t>Answer</w:t>
+      </w:r>
+    </w:p>
+    <w:p>
+      <w:pPr>
+        <w:spacing w:before="100" w:beforeAutospacing="1" w:after="100" w:afterAutospacing="1" w:line="240" w:lineRule="auto"/>
+        <w:rPr>
+          <w:rFonts w:eastAsia="Times New Roman" w:cstheme="minorHAnsi"/>
+          <w:kern w:val="0"/>
+          <w14:ligatures w14:val="none"/>
+        </w:rPr>
+      </w:pPr>
+      <w:r>
+        <w:rPr>
+          <w:rFonts w:eastAsia="Times New Roman" w:cstheme="minorHAnsi"/>
+          <w:kern w:val="0"/>
+          <w14:ligatures w14:val="none"/>
+        </w:rPr>
+        <w:t>MongoDB is a NoSQL, document-oriented database that stores data in JSON-like BSON documents instead of tables and rows. It is flexible and allows dynamic schemas.</w:t>
+      </w:r>
+    </w:p>
+    <w:p>
+      <w:pPr>
+        <w:spacing w:before="100" w:beforeAutospacing="1" w:after="100" w:afterAutospacing="1" w:line="240" w:lineRule="auto"/>
+        <w:rPr>
+          <w:rFonts w:eastAsia="Times New Roman" w:cstheme="minorHAnsi"/>
+          <w:kern w:val="0"/>
+          <w14:ligatures w14:val="none"/>
+        </w:rPr>
+      </w:pPr>
+      <w:r>
+        <w:rPr>
+          <w:rFonts w:eastAsia="Times New Roman" w:cstheme="minorHAnsi"/>
+          <w:kern w:val="0"/>
+          <w14:ligatures w14:val="none"/>
+        </w:rPr>
+        <w:pict w14:anchorId="56A6D20F">
+          <v:rect id="_x0000_i1165" style="width:0;height:1.5pt" o:hralign="center" o:hrstd="t" o:hr="t" fillcolor="#a0a0a0" stroked="f"/>
+        </w:pict>
+      </w:r>
+    </w:p>
+    <w:p>
+      <w:pPr>
+        <w:spacing w:before="100" w:beforeAutospacing="1" w:after="100" w:afterAutospacing="1" w:line="240" w:lineRule="auto"/>
+        <w:rPr>
+          <w:rFonts w:eastAsia="Times New Roman" w:cstheme="minorHAnsi"/>
+          <w:b/>
+          <w:bCs/>
+          <w:kern w:val="0"/>
+          <w14:ligatures w14:val="none"/>
+        </w:rPr>
+      </w:pPr>
+      <w:r>
+        <w:rPr>
+          <w:rFonts w:eastAsia="Times New Roman" w:cstheme="minorHAnsi"/>
+          <w:b/>
+          <w:bCs/>
+          <w:kern w:val="0"/>
+          <w14:ligatures w14:val="none"/>
+        </w:rPr>
+        <w:t>65. What is Mongoose?</w:t>
+      </w:r>
+    </w:p>
+    <w:p>
+      <w:pPr>
+        <w:spacing w:before="100" w:beforeAutospacing="1" w:after="100" w:afterAutospacing="1" w:line="240" w:lineRule="auto"/>
+        <w:rPr>
+          <w:rFonts w:eastAsia="Times New Roman" w:cstheme="minorHAnsi"/>
+          <w:kern w:val="0"/>
+          <w14:ligatures w14:val="none"/>
+        </w:rPr>
+      </w:pPr>
+      <w:r>
+        <w:rPr>
+          <w:rFonts w:eastAsia="Times New Roman" w:cstheme="minorHAnsi"/>
+          <w:b/>
+          <w:bCs/>
+          <w:kern w:val="0"/>
+          <w14:ligatures w14:val="none"/>
+        </w:rPr>
+        <w:t>Answer</w:t>
+      </w:r>
+    </w:p>
+    <w:p>
+      <w:pPr>
+        <w:spacing w:before="100" w:beforeAutospacing="1" w:after="100" w:afterAutospacing="1" w:line="240" w:lineRule="auto"/>
+        <w:rPr>
+          <w:rFonts w:eastAsia="Times New Roman" w:cstheme="minorHAnsi"/>
+          <w:kern w:val="0"/>
+          <w14:ligatures w14:val="none"/>
+        </w:rPr>
+      </w:pPr>
+      <w:r>
+        <w:rPr>
+          <w:rFonts w:eastAsia="Times New Roman" w:cstheme="minorHAnsi"/>
+          <w:kern w:val="0"/>
+          <w14:ligatures w14:val="none"/>
+        </w:rPr>
+        <w:t>Mongoose is an Object Data Modeling (ODM) library for MongoDB in Node.js. It provides schemas, models, validation, and methods to interact with MongoDB in a structured way.</w:t>
+      </w:r>
+    </w:p>
+    <w:p>
+      <w:pPr>
+        <w:spacing w:before="100" w:beforeAutospacing="1" w:after="100" w:afterAutospacing="1" w:line="240" w:lineRule="auto"/>
+        <w:rPr>
+          <w:rFonts w:eastAsia="Times New Roman" w:cstheme="minorHAnsi"/>
+          <w:kern w:val="0"/>
+          <w14:ligatures w14:val="none"/>
+        </w:rPr>
+      </w:pPr>
+      <w:r>
+        <w:rPr>
+          <w:rFonts w:eastAsia="Times New Roman" w:cstheme="minorHAnsi"/>
+          <w:b/>
+          <w:bCs/>
+          <w:kern w:val="0"/>
+          <w14:ligatures w14:val="none"/>
+        </w:rPr>
+        <w:t>Django Comparison</w:t>
+      </w:r>
+    </w:p>
+    <w:p>
+      <w:pPr>
+        <w:numPr>
+          <w:ilvl w:val="0"/>
+          <w:numId w:val="11"/>
+        </w:numPr>
+        <w:spacing w:before="100" w:beforeAutospacing="1" w:after="100" w:afterAutospacing="1" w:line="240" w:lineRule="auto"/>
+        <w:rPr>
+          <w:rFonts w:eastAsia="Times New Roman" w:cstheme="minorHAnsi"/>
+          <w:kern w:val="0"/>
+          <w14:ligatures w14:val="none"/>
+        </w:rPr>
+      </w:pPr>
+      <w:r>
+        <w:rPr>
+          <w:rFonts w:eastAsia="Times New Roman" w:cstheme="minorHAnsi"/>
+          <w:kern w:val="0"/>
+          <w14:ligatures w14:val="none"/>
+        </w:rPr>
+        <w:t xml:space="preserve">Django ORM ↔ Mongoose ODM </w:t>
+      </w:r>
+    </w:p>
+    <w:p>
+      <w:pPr>
+        <w:spacing w:before="100" w:beforeAutospacing="1" w:after="100" w:afterAutospacing="1" w:line="240" w:lineRule="auto"/>
+        <w:rPr>
+          <w:rFonts w:eastAsia="Times New Roman" w:cstheme="minorHAnsi"/>
+          <w:kern w:val="0"/>
+          <w14:ligatures w14:val="none"/>
+        </w:rPr>
+      </w:pPr>
+      <w:r>
+        <w:rPr>
+          <w:rFonts w:eastAsia="Times New Roman" w:cstheme="minorHAnsi"/>
+          <w:kern w:val="0"/>
+          <w14:ligatures w14:val="none"/>
+        </w:rPr>
+        <w:pict w14:anchorId="58D57618">
+          <v:rect id="_x0000_i1166" style="width:0;height:1.5pt" o:hralign="center" o:hrstd="t" o:hr="t" fillcolor="#a0a0a0" stroked="f"/>
+        </w:pict>
+      </w:r>
+    </w:p>
+    <w:p>
+      <w:pPr>
+        <w:spacing w:before="100" w:beforeAutospacing="1" w:after="100" w:afterAutospacing="1" w:line="240" w:lineRule="auto"/>
+        <w:rPr>
+          <w:rFonts w:eastAsia="Times New Roman" w:cstheme="minorHAnsi"/>
+          <w:b/>
+          <w:bCs/>
+          <w:kern w:val="0"/>
+          <w14:ligatures w14:val="none"/>
+        </w:rPr>
+      </w:pPr>
+      <w:r>
+        <w:rPr>
+          <w:rFonts w:eastAsia="Times New Roman" w:cstheme="minorHAnsi"/>
+          <w:b/>
+          <w:bCs/>
+          <w:kern w:val="0"/>
+          <w14:ligatures w14:val="none"/>
+        </w:rPr>
+        <w:t>66. What is a Mongoose Schema?</w:t>
+      </w:r>
+    </w:p>
+    <w:p>
+      <w:pPr>
+        <w:spacing w:before="100" w:beforeAutospacing="1" w:after="100" w:afterAutospacing="1" w:line="240" w:lineRule="auto"/>
+        <w:rPr>
+          <w:rFonts w:eastAsia="Times New Roman" w:cstheme="minorHAnsi"/>
+          <w:kern w:val="0"/>
+          <w14:ligatures w14:val="none"/>
+        </w:rPr>
+      </w:pPr>
+      <w:r>
+        <w:rPr>
+          <w:rFonts w:eastAsia="Times New Roman" w:cstheme="minorHAnsi"/>
+          <w:b/>
+          <w:bCs/>
+          <w:kern w:val="0"/>
+          <w14:ligatures w14:val="none"/>
+        </w:rPr>
+        <w:t>Answer</w:t>
+      </w:r>
+    </w:p>
+    <w:p>
+      <w:pPr>
+        <w:spacing w:before="100" w:beforeAutospacing="1" w:after="100" w:afterAutospacing="1" w:line="240" w:lineRule="auto"/>
+        <w:rPr>
+          <w:rFonts w:eastAsia="Times New Roman" w:cstheme="minorHAnsi"/>
+          <w:kern w:val="0"/>
+          <w14:ligatures w14:val="none"/>
+        </w:rPr>
+      </w:pPr>
+      <w:r>
+        <w:rPr>
+          <w:rFonts w:eastAsia="Times New Roman" w:cstheme="minorHAnsi"/>
+          <w:kern w:val="0"/>
+          <w14:ligatures w14:val="none"/>
+        </w:rPr>
+        <w:t>A Mongoose Schema defines the structure of documents in a MongoDB collection, including field names, data types, validation rules, and default values.</w:t>
+      </w:r>
+    </w:p>
+    <w:p>
+      <w:pPr>
+        <w:spacing w:before="100" w:beforeAutospacing="1" w:after="100" w:afterAutospacing="1" w:line="240" w:lineRule="auto"/>
+        <w:rPr>
+          <w:rFonts w:eastAsia="Times New Roman" w:cstheme="minorHAnsi"/>
+          <w:kern w:val="0"/>
+          <w14:ligatures w14:val="none"/>
+        </w:rPr>
+      </w:pPr>
+      <w:r>
+        <w:rPr>
+          <w:rFonts w:eastAsia="Times New Roman" w:cstheme="minorHAnsi"/>
+          <w:kern w:val="0"/>
+          <w14:ligatures w14:val="none"/>
+        </w:rPr>
+        <w:pict w14:anchorId="10205F19">
+          <v:rect id="_x0000_i1167" style="width:0;height:1.5pt" o:hralign="center" o:hrstd="t" o:hr="t" fillcolor="#a0a0a0" stroked="f"/>
+        </w:pict>
+      </w:r>
+    </w:p>
+    <w:p>
+      <w:pPr>
+        <w:spacing w:before="100" w:beforeAutospacing="1" w:after="100" w:afterAutospacing="1" w:line="240" w:lineRule="auto"/>
+        <w:rPr>
+          <w:rFonts w:eastAsia="Times New Roman" w:cstheme="minorHAnsi"/>
+          <w:b/>
+          <w:bCs/>
+          <w:kern w:val="0"/>
+          <w14:ligatures w14:val="none"/>
+        </w:rPr>
+      </w:pPr>
+      <w:r>
+        <w:rPr>
+          <w:rFonts w:eastAsia="Times New Roman" w:cstheme="minorHAnsi"/>
+          <w:b/>
+          <w:bCs/>
+          <w:kern w:val="0"/>
+          <w14:ligatures w14:val="none"/>
+        </w:rPr>
+        <w:t>67. What is a Mongoose Model?</w:t>
+      </w:r>
+    </w:p>
+    <w:p>
+      <w:pPr>
+        <w:spacing w:before="100" w:beforeAutospacing="1" w:after="100" w:afterAutospacing="1" w:line="240" w:lineRule="auto"/>
+        <w:rPr>
+          <w:rFonts w:eastAsia="Times New Roman" w:cstheme="minorHAnsi"/>
+          <w:kern w:val="0"/>
+          <w14:ligatures w14:val="none"/>
+        </w:rPr>
+      </w:pPr>
+      <w:r>
+        <w:rPr>
+          <w:rFonts w:eastAsia="Times New Roman" w:cstheme="minorHAnsi"/>
+          <w:b/>
+          <w:bCs/>
+          <w:kern w:val="0"/>
+          <w14:ligatures w14:val="none"/>
+        </w:rPr>
+        <w:t>Answer</w:t>
+      </w:r>
+    </w:p>
+    <w:p>
+      <w:pPr>
+        <w:spacing w:before="100" w:beforeAutospacing="1" w:after="100" w:afterAutospacing="1" w:line="240" w:lineRule="auto"/>
+        <w:rPr>
+          <w:rFonts w:eastAsia="Times New Roman" w:cstheme="minorHAnsi"/>
+          <w:kern w:val="0"/>
+          <w14:ligatures w14:val="none"/>
+        </w:rPr>
+      </w:pPr>
+      <w:r>
+        <w:rPr>
+          <w:rFonts w:eastAsia="Times New Roman" w:cstheme="minorHAnsi"/>
+          <w:kern w:val="0"/>
+          <w14:ligatures w14:val="none"/>
+        </w:rPr>
+        <w:lastRenderedPageBreak/>
+        <w:t>A Mongoose Model is created from a schema and provides methods to perform CRUD operations on a MongoDB collection.</w:t>
+      </w:r>
+    </w:p>
+    <w:p>
+      <w:pPr>
+        <w:spacing w:before="100" w:beforeAutospacing="1" w:after="100" w:afterAutospacing="1" w:line="240" w:lineRule="auto"/>
+        <w:rPr>
+          <w:rFonts w:eastAsia="Times New Roman" w:cstheme="minorHAnsi"/>
+          <w:kern w:val="0"/>
+          <w14:ligatures w14:val="none"/>
+        </w:rPr>
+      </w:pPr>
+      <w:r>
+        <w:rPr>
+          <w:rFonts w:eastAsia="Times New Roman" w:cstheme="minorHAnsi"/>
+          <w:kern w:val="0"/>
+          <w14:ligatures w14:val="none"/>
+        </w:rPr>
+        <w:t>Example:</w:t>
+      </w:r>
+    </w:p>
+    <w:p>
+      <w:pPr>
+        <w:spacing w:before="100" w:beforeAutospacing="1" w:after="100" w:afterAutospacing="1" w:line="240" w:lineRule="auto"/>
+        <w:rPr>
+          <w:rFonts w:eastAsia="Times New Roman" w:cstheme="minorHAnsi"/>
+          <w:kern w:val="0"/>
+          <w14:ligatures w14:val="none"/>
+        </w:rPr>
+      </w:pPr>
+      <w:r>
+        <w:rPr>
+          <w:rFonts w:eastAsia="Times New Roman" w:cstheme="minorHAnsi"/>
+          <w:kern w:val="0"/>
+          <w14:ligatures w14:val="none"/>
+        </w:rPr>
+        <w:t xml:space="preserve">const Food = </w:t>
+      </w:r>
+      <w:proofErr w:type="spellStart"/>
+      <w:proofErr w:type="gramStart"/>
+      <w:r>
+        <w:rPr>
+          <w:rFonts w:eastAsia="Times New Roman" w:cstheme="minorHAnsi"/>
+          <w:kern w:val="0"/>
+          <w14:ligatures w14:val="none"/>
+        </w:rPr>
+        <w:t>mongoose.model</w:t>
+      </w:r>
+      <w:proofErr w:type="spellEnd"/>
+      <w:proofErr w:type="gramEnd"/>
+      <w:r>
+        <w:rPr>
+          <w:rFonts w:eastAsia="Times New Roman" w:cstheme="minorHAnsi"/>
+          <w:kern w:val="0"/>
+          <w14:ligatures w14:val="none"/>
+        </w:rPr>
+        <w:t xml:space="preserve">("Food", </w:t>
+      </w:r>
+      <w:proofErr w:type="spellStart"/>
+      <w:r>
+        <w:rPr>
+          <w:rFonts w:eastAsia="Times New Roman" w:cstheme="minorHAnsi"/>
+          <w:kern w:val="0"/>
+          <w14:ligatures w14:val="none"/>
+        </w:rPr>
+        <w:t>foodSchema</w:t>
+      </w:r>
+      <w:proofErr w:type="spellEnd"/>
+      <w:r>
+        <w:rPr>
+          <w:rFonts w:eastAsia="Times New Roman" w:cstheme="minorHAnsi"/>
+          <w:kern w:val="0"/>
+          <w14:ligatures w14:val="none"/>
+        </w:rPr>
+        <w:t>);</w:t>
+      </w:r>
+    </w:p>
+    <w:p>
+      <w:pPr>
+        <w:spacing w:before="100" w:beforeAutospacing="1" w:after="100" w:afterAutospacing="1" w:line="240" w:lineRule="auto"/>
+        <w:rPr>
+          <w:rFonts w:eastAsia="Times New Roman" w:cstheme="minorHAnsi"/>
+          <w:kern w:val="0"/>
+          <w14:ligatures w14:val="none"/>
+        </w:rPr>
+      </w:pPr>
+      <w:r>
+        <w:rPr>
+          <w:rFonts w:eastAsia="Times New Roman" w:cstheme="minorHAnsi"/>
+          <w:kern w:val="0"/>
+          <w14:ligatures w14:val="none"/>
+        </w:rPr>
+        <w:pict w14:anchorId="44ECF688">
+          <v:rect id="_x0000_i1168" style="width:0;height:1.5pt" o:hralign="center" o:hrstd="t" o:hr="t" fillcolor="#a0a0a0" stroked="f"/>
+        </w:pict>
+      </w:r>
+    </w:p>
+    <w:p>
+      <w:pPr>
+        <w:spacing w:before="100" w:beforeAutospacing="1" w:after="100" w:afterAutospacing="1" w:line="240" w:lineRule="auto"/>
+        <w:rPr>
+          <w:rFonts w:eastAsia="Times New Roman" w:cstheme="minorHAnsi"/>
+          <w:b/>
+          <w:bCs/>
+          <w:kern w:val="0"/>
+          <w14:ligatures w14:val="none"/>
+        </w:rPr>
+      </w:pPr>
+      <w:r>
+        <w:rPr>
+          <w:rFonts w:eastAsia="Times New Roman" w:cstheme="minorHAnsi"/>
+          <w:b/>
+          <w:bCs/>
+          <w:kern w:val="0"/>
+          <w14:ligatures w14:val="none"/>
+        </w:rPr>
+        <w:t>68. Explain the backend flow of the Food module.</w:t>
+      </w:r>
+    </w:p>
+    <w:p>
+      <w:pPr>
+        <w:spacing w:before="100" w:beforeAutospacing="1" w:after="100" w:afterAutospacing="1" w:line="240" w:lineRule="auto"/>
+        <w:rPr>
+          <w:rFonts w:eastAsia="Times New Roman" w:cstheme="minorHAnsi"/>
+          <w:kern w:val="0"/>
+          <w14:ligatures w14:val="none"/>
+        </w:rPr>
+      </w:pPr>
+      <w:r>
+        <w:rPr>
+          <w:rFonts w:eastAsia="Times New Roman" w:cstheme="minorHAnsi"/>
+          <w:b/>
+          <w:bCs/>
+          <w:kern w:val="0"/>
+          <w14:ligatures w14:val="none"/>
+        </w:rPr>
+        <w:t>Answer</w:t>
+      </w:r>
+    </w:p>
+    <w:p>
+      <w:pPr>
+        <w:spacing w:before="100" w:beforeAutospacing="1" w:after="100" w:afterAutospacing="1" w:line="240" w:lineRule="auto"/>
+        <w:rPr>
+          <w:rFonts w:eastAsia="Times New Roman" w:cstheme="minorHAnsi"/>
+          <w:kern w:val="0"/>
+          <w14:ligatures w14:val="none"/>
+        </w:rPr>
+      </w:pPr>
+      <w:r>
+        <w:rPr>
+          <w:rFonts w:eastAsia="Times New Roman" w:cstheme="minorHAnsi"/>
+          <w:kern w:val="0"/>
+          <w14:ligatures w14:val="none"/>
+        </w:rPr>
+        <w:t>Client</w:t>
+      </w:r>
+    </w:p>
+    <w:p>
+      <w:pPr>
+        <w:spacing w:before="100" w:beforeAutospacing="1" w:after="100" w:afterAutospacing="1" w:line="240" w:lineRule="auto"/>
+        <w:rPr>
+          <w:rFonts w:eastAsia="Times New Roman" w:cstheme="minorHAnsi"/>
+          <w:kern w:val="0"/>
+          <w14:ligatures w14:val="none"/>
+        </w:rPr>
+      </w:pPr>
+      <w:r>
+        <w:rPr>
+          <w:rFonts w:eastAsia="Times New Roman" w:cstheme="minorHAnsi"/>
+          <w:kern w:val="0"/>
+          <w14:ligatures w14:val="none"/>
+        </w:rPr>
+        <w:t xml:space="preserve">   ↓</w:t>
+      </w:r>
+    </w:p>
+    <w:p>
+      <w:pPr>
+        <w:spacing w:before="100" w:beforeAutospacing="1" w:after="100" w:afterAutospacing="1" w:line="240" w:lineRule="auto"/>
+        <w:rPr>
+          <w:rFonts w:eastAsia="Times New Roman" w:cstheme="minorHAnsi"/>
+          <w:kern w:val="0"/>
+          <w14:ligatures w14:val="none"/>
+        </w:rPr>
+      </w:pPr>
+      <w:r>
+        <w:rPr>
+          <w:rFonts w:eastAsia="Times New Roman" w:cstheme="minorHAnsi"/>
+          <w:kern w:val="0"/>
+          <w14:ligatures w14:val="none"/>
+        </w:rPr>
+        <w:t>Express Route</w:t>
+      </w:r>
+    </w:p>
+    <w:p>
+      <w:pPr>
+        <w:spacing w:before="100" w:beforeAutospacing="1" w:after="100" w:afterAutospacing="1" w:line="240" w:lineRule="auto"/>
+        <w:rPr>
+          <w:rFonts w:eastAsia="Times New Roman" w:cstheme="minorHAnsi"/>
+          <w:kern w:val="0"/>
+          <w14:ligatures w14:val="none"/>
+        </w:rPr>
+      </w:pPr>
+      <w:r>
+        <w:rPr>
+          <w:rFonts w:eastAsia="Times New Roman" w:cstheme="minorHAnsi"/>
+          <w:kern w:val="0"/>
+          <w14:ligatures w14:val="none"/>
+        </w:rPr>
+        <w:t xml:space="preserve">   ↓</w:t>
+      </w:r>
+    </w:p>
+    <w:p>
+      <w:pPr>
+        <w:spacing w:before="100" w:beforeAutospacing="1" w:after="100" w:afterAutospacing="1" w:line="240" w:lineRule="auto"/>
+        <w:rPr>
+          <w:rFonts w:eastAsia="Times New Roman" w:cstheme="minorHAnsi"/>
+          <w:kern w:val="0"/>
+          <w14:ligatures w14:val="none"/>
+        </w:rPr>
+      </w:pPr>
+      <w:r>
+        <w:rPr>
+          <w:rFonts w:eastAsia="Times New Roman" w:cstheme="minorHAnsi"/>
+          <w:kern w:val="0"/>
+          <w14:ligatures w14:val="none"/>
+        </w:rPr>
+        <w:t>Controller</w:t>
+      </w:r>
+    </w:p>
+    <w:p>
+      <w:pPr>
+        <w:spacing w:before="100" w:beforeAutospacing="1" w:after="100" w:afterAutospacing="1" w:line="240" w:lineRule="auto"/>
+        <w:rPr>
+          <w:rFonts w:eastAsia="Times New Roman" w:cstheme="minorHAnsi"/>
+          <w:kern w:val="0"/>
+          <w14:ligatures w14:val="none"/>
+        </w:rPr>
+      </w:pPr>
+      <w:r>
+        <w:rPr>
+          <w:rFonts w:eastAsia="Times New Roman" w:cstheme="minorHAnsi"/>
+          <w:kern w:val="0"/>
+          <w14:ligatures w14:val="none"/>
+        </w:rPr>
+        <w:t xml:space="preserve">   ↓</w:t>
+      </w:r>
+    </w:p>
+    <w:p>
+      <w:pPr>
+        <w:spacing w:before="100" w:beforeAutospacing="1" w:after="100" w:afterAutospacing="1" w:line="240" w:lineRule="auto"/>
+        <w:rPr>
+          <w:rFonts w:eastAsia="Times New Roman" w:cstheme="minorHAnsi"/>
+          <w:kern w:val="0"/>
+          <w14:ligatures w14:val="none"/>
+        </w:rPr>
+      </w:pPr>
+      <w:r>
+        <w:rPr>
+          <w:rFonts w:eastAsia="Times New Roman" w:cstheme="minorHAnsi"/>
+          <w:kern w:val="0"/>
+          <w14:ligatures w14:val="none"/>
+        </w:rPr>
+        <w:t>Mongoose Model</w:t>
+      </w:r>
+    </w:p>
+    <w:p>
+      <w:pPr>
+        <w:spacing w:before="100" w:beforeAutospacing="1" w:after="100" w:afterAutospacing="1" w:line="240" w:lineRule="auto"/>
+        <w:rPr>
+          <w:rFonts w:eastAsia="Times New Roman" w:cstheme="minorHAnsi"/>
+          <w:kern w:val="0"/>
+          <w14:ligatures w14:val="none"/>
+        </w:rPr>
+      </w:pPr>
+      <w:r>
+        <w:rPr>
+          <w:rFonts w:eastAsia="Times New Roman" w:cstheme="minorHAnsi"/>
+          <w:kern w:val="0"/>
+          <w14:ligatures w14:val="none"/>
+        </w:rPr>
+        <w:t xml:space="preserve">   ↓</w:t>
+      </w:r>
+    </w:p>
+    <w:p>
+      <w:pPr>
+        <w:spacing w:before="100" w:beforeAutospacing="1" w:after="100" w:afterAutospacing="1" w:line="240" w:lineRule="auto"/>
+        <w:rPr>
+          <w:rFonts w:eastAsia="Times New Roman" w:cstheme="minorHAnsi"/>
+          <w:kern w:val="0"/>
+          <w14:ligatures w14:val="none"/>
+        </w:rPr>
+      </w:pPr>
+      <w:r>
+        <w:rPr>
+          <w:rFonts w:eastAsia="Times New Roman" w:cstheme="minorHAnsi"/>
+          <w:kern w:val="0"/>
+          <w14:ligatures w14:val="none"/>
+        </w:rPr>
+        <w:t>MongoDB Atlas</w:t>
+      </w:r>
+    </w:p>
+    <w:p>
+      <w:pPr>
+        <w:spacing w:before="100" w:beforeAutospacing="1" w:after="100" w:afterAutospacing="1" w:line="240" w:lineRule="auto"/>
+        <w:rPr>
+          <w:rFonts w:eastAsia="Times New Roman" w:cstheme="minorHAnsi"/>
+          <w:kern w:val="0"/>
+          <w14:ligatures w14:val="none"/>
+        </w:rPr>
+      </w:pPr>
+      <w:r>
+        <w:rPr>
+          <w:rFonts w:eastAsia="Times New Roman" w:cstheme="minorHAnsi"/>
+          <w:kern w:val="0"/>
+          <w14:ligatures w14:val="none"/>
+        </w:rPr>
+        <w:t xml:space="preserve">   ↓</w:t>
+      </w:r>
+    </w:p>
+    <w:p>
+      <w:pPr>
+        <w:spacing w:before="100" w:beforeAutospacing="1" w:after="100" w:afterAutospacing="1" w:line="240" w:lineRule="auto"/>
+        <w:rPr>
+          <w:rFonts w:eastAsia="Times New Roman" w:cstheme="minorHAnsi"/>
+          <w:kern w:val="0"/>
+          <w14:ligatures w14:val="none"/>
+        </w:rPr>
+      </w:pPr>
+      <w:r>
+        <w:rPr>
+          <w:rFonts w:eastAsia="Times New Roman" w:cstheme="minorHAnsi"/>
+          <w:kern w:val="0"/>
+          <w14:ligatures w14:val="none"/>
+        </w:rPr>
+        <w:t>Response</w:t>
+      </w:r>
+    </w:p>
+    <w:p>
+      <w:pPr>
+        <w:spacing w:before="100" w:beforeAutospacing="1" w:after="100" w:afterAutospacing="1" w:line="240" w:lineRule="auto"/>
+        <w:rPr>
+          <w:rFonts w:eastAsia="Times New Roman" w:cstheme="minorHAnsi"/>
+          <w:kern w:val="0"/>
+          <w14:ligatures w14:val="none"/>
+        </w:rPr>
+      </w:pPr>
+      <w:r>
+        <w:rPr>
+          <w:rFonts w:eastAsia="Times New Roman" w:cstheme="minorHAnsi"/>
+          <w:kern w:val="0"/>
+          <w14:ligatures w14:val="none"/>
+        </w:rPr>
+        <w:pict w14:anchorId="51BA9EF0">
+          <v:rect id="_x0000_i1169" style="width:0;height:1.5pt" o:hralign="center" o:hrstd="t" o:hr="t" fillcolor="#a0a0a0" stroked="f"/>
+        </w:pict>
+      </w:r>
+    </w:p>
+    <w:p>
+      <w:pPr>
+        <w:spacing w:before="100" w:beforeAutospacing="1" w:after="100" w:afterAutospacing="1" w:line="240" w:lineRule="auto"/>
+        <w:rPr>
+          <w:rFonts w:eastAsia="Times New Roman" w:cstheme="minorHAnsi"/>
+          <w:b/>
+          <w:bCs/>
+          <w:kern w:val="0"/>
+          <w14:ligatures w14:val="none"/>
+        </w:rPr>
+      </w:pPr>
+      <w:r>
+        <w:rPr>
+          <w:rFonts w:eastAsia="Times New Roman" w:cstheme="minorHAnsi"/>
+          <w:b/>
+          <w:bCs/>
+          <w:kern w:val="0"/>
+          <w14:ligatures w14:val="none"/>
+        </w:rPr>
+        <w:t xml:space="preserve">69. Why did you use MongoDB instead of MySQL in </w:t>
+      </w:r>
+      <w:proofErr w:type="spellStart"/>
+      <w:r>
+        <w:rPr>
+          <w:rFonts w:eastAsia="Times New Roman" w:cstheme="minorHAnsi"/>
+          <w:b/>
+          <w:bCs/>
+          <w:kern w:val="0"/>
+          <w14:ligatures w14:val="none"/>
+        </w:rPr>
+        <w:t>FoodHub</w:t>
+      </w:r>
+      <w:proofErr w:type="spellEnd"/>
+      <w:r>
+        <w:rPr>
+          <w:rFonts w:eastAsia="Times New Roman" w:cstheme="minorHAnsi"/>
+          <w:b/>
+          <w:bCs/>
+          <w:kern w:val="0"/>
+          <w14:ligatures w14:val="none"/>
+        </w:rPr>
+        <w:t>?</w:t>
+      </w:r>
+    </w:p>
+    <w:p>
+      <w:pPr>
+        <w:spacing w:before="100" w:beforeAutospacing="1" w:after="100" w:afterAutospacing="1" w:line="240" w:lineRule="auto"/>
+        <w:rPr>
+          <w:rFonts w:eastAsia="Times New Roman" w:cstheme="minorHAnsi"/>
+          <w:kern w:val="0"/>
+          <w14:ligatures w14:val="none"/>
+        </w:rPr>
+      </w:pPr>
+      <w:r>
+        <w:rPr>
+          <w:rFonts w:eastAsia="Times New Roman" w:cstheme="minorHAnsi"/>
+          <w:b/>
+          <w:bCs/>
+          <w:kern w:val="0"/>
+          <w14:ligatures w14:val="none"/>
+        </w:rPr>
+        <w:t>Answer</w:t>
+      </w:r>
+    </w:p>
+    <w:p>
+      <w:pPr>
+        <w:spacing w:before="100" w:beforeAutospacing="1" w:after="100" w:afterAutospacing="1" w:line="240" w:lineRule="auto"/>
+        <w:rPr>
+          <w:rFonts w:eastAsia="Times New Roman" w:cstheme="minorHAnsi"/>
+          <w:kern w:val="0"/>
+          <w14:ligatures w14:val="none"/>
+        </w:rPr>
+      </w:pPr>
+      <w:r>
+        <w:rPr>
+          <w:rFonts w:eastAsia="Times New Roman" w:cstheme="minorHAnsi"/>
+          <w:kern w:val="0"/>
+          <w14:ligatures w14:val="none"/>
+        </w:rPr>
+        <w:t>MongoDB is the database used in the MERN stack. It stores data as flexible JSON-like documents, integrates well with JavaScript, and works seamlessly with Mongoose for schema-based development.</w:t>
+      </w:r>
+    </w:p>
+    <w:p>
+      <w:pPr>
+        <w:spacing w:before="100" w:beforeAutospacing="1" w:after="100" w:afterAutospacing="1" w:line="240" w:lineRule="auto"/>
+        <w:rPr>
+          <w:rFonts w:eastAsia="Times New Roman" w:cstheme="minorHAnsi"/>
+          <w:kern w:val="0"/>
+          <w14:ligatures w14:val="none"/>
+        </w:rPr>
+      </w:pPr>
+      <w:r>
+        <w:rPr>
+          <w:rFonts w:eastAsia="Times New Roman" w:cstheme="minorHAnsi"/>
+          <w:kern w:val="0"/>
+          <w14:ligatures w14:val="none"/>
+        </w:rPr>
+        <w:lastRenderedPageBreak/>
+        <w:pict w14:anchorId="7F704DBA">
+          <v:rect id="_x0000_i1170" style="width:0;height:1.5pt" o:hralign="center" o:hrstd="t" o:hr="t" fillcolor="#a0a0a0" stroked="f"/>
+        </w:pict>
+      </w:r>
+    </w:p>
+    <w:p>
+      <w:pPr>
+        <w:spacing w:before="100" w:beforeAutospacing="1" w:after="100" w:afterAutospacing="1" w:line="240" w:lineRule="auto"/>
+        <w:rPr>
+          <w:rFonts w:eastAsia="Times New Roman" w:cstheme="minorHAnsi"/>
+          <w:b/>
+          <w:bCs/>
+          <w:kern w:val="0"/>
+          <w14:ligatures w14:val="none"/>
+        </w:rPr>
+      </w:pPr>
+      <w:r>
+        <w:rPr>
+          <w:rFonts w:eastAsia="Times New Roman" w:cstheme="minorHAnsi"/>
+          <w:b/>
+          <w:bCs/>
+          <w:kern w:val="0"/>
+          <w14:ligatures w14:val="none"/>
+        </w:rPr>
+        <w:t>70. What is the difference between a Schema and a Model?</w:t>
+      </w:r>
+    </w:p>
+    <w:tbl>
+      <w:tblPr>
+        <w:tblW w:w="0" w:type="auto"/>
+        <w:tblCellSpacing w:w="15" w:type="dxa"/>
+        <w:tblCellMar>
+          <w:top w:w="15" w:type="dxa"/>
+          <w:left w:w="15" w:type="dxa"/>
+          <w:bottom w:w="15" w:type="dxa"/>
+          <w:right w:w="15" w:type="dxa"/>
+        </w:tblCellMar>
+        <w:tblLook w:val="04A0" w:firstRow="1" w:lastRow="0" w:firstColumn="1" w:lastColumn="0" w:noHBand="0" w:noVBand="1"/>
+      </w:tblPr>
+      <w:tblGrid>
+        <w:gridCol w:w="2884"/>
+        <w:gridCol w:w="3024"/>
+      </w:tblGrid>
+      <w:tr>
+        <w:trPr>
+          <w:tblHeader/>
+          <w:tblCellSpacing w:w="15" w:type="dxa"/>
+        </w:trPr>
+        <w:tc>
+          <w:tcPr>
+            <w:tcW w:w="0" w:type="auto"/>
+            <w:vAlign w:val="center"/>
+            <w:hideMark/>
+          </w:tcPr>
+          <w:p>
+            <w:pPr>
+              <w:spacing w:before="100" w:beforeAutospacing="1" w:after="100" w:afterAutospacing="1" w:line="240" w:lineRule="auto"/>
+              <w:rPr>
+                <w:rFonts w:eastAsia="Times New Roman" w:cstheme="minorHAnsi"/>
+                <w:b/>
+                <w:bCs/>
+                <w:kern w:val="0"/>
+                <w14:ligatures w14:val="none"/>
+              </w:rPr>
+            </w:pPr>
+            <w:r>
+              <w:rPr>
+                <w:rFonts w:eastAsia="Times New Roman" w:cstheme="minorHAnsi"/>
+                <w:b/>
+                <w:bCs/>
+                <w:kern w:val="0"/>
+                <w14:ligatures w14:val="none"/>
+              </w:rPr>
+              <w:t>Schema</w:t>
+            </w:r>
+          </w:p>
+        </w:tc>
+        <w:tc>
+          <w:tcPr>
+            <w:tcW w:w="0" w:type="auto"/>
+            <w:vAlign w:val="center"/>
+            <w:hideMark/>
+          </w:tcPr>
+          <w:p>
+            <w:pPr>
+              <w:spacing w:before="100" w:beforeAutospacing="1" w:after="100" w:afterAutospacing="1" w:line="240" w:lineRule="auto"/>
+              <w:rPr>
+                <w:rFonts w:eastAsia="Times New Roman" w:cstheme="minorHAnsi"/>
+                <w:b/>
+                <w:bCs/>
+                <w:kern w:val="0"/>
+                <w14:ligatures w14:val="none"/>
+              </w:rPr>
+            </w:pPr>
+            <w:r>
+              <w:rPr>
+                <w:rFonts w:eastAsia="Times New Roman" w:cstheme="minorHAnsi"/>
+                <w:b/>
+                <w:bCs/>
+                <w:kern w:val="0"/>
+                <w14:ligatures w14:val="none"/>
+              </w:rPr>
+              <w:t>Model</w:t>
+            </w:r>
+          </w:p>
+        </w:tc>
+      </w:tr>
+      <w:tr>
+        <w:trPr>
+          <w:tblCellSpacing w:w="15" w:type="dxa"/>
+        </w:trPr>
+        <w:tc>
+          <w:tcPr>
+            <w:tcW w:w="0" w:type="auto"/>
+            <w:vAlign w:val="center"/>
+            <w:hideMark/>
+          </w:tcPr>
+          <w:p>
+            <w:pPr>
+              <w:spacing w:before="100" w:beforeAutospacing="1" w:after="100" w:afterAutospacing="1" w:line="240" w:lineRule="auto"/>
+              <w:rPr>
+                <w:rFonts w:eastAsia="Times New Roman" w:cstheme="minorHAnsi"/>
+                <w:kern w:val="0"/>
+                <w14:ligatures w14:val="none"/>
+              </w:rPr>
+            </w:pPr>
+            <w:r>
+              <w:rPr>
+                <w:rFonts w:eastAsia="Times New Roman" w:cstheme="minorHAnsi"/>
+                <w:kern w:val="0"/>
+                <w14:ligatures w14:val="none"/>
+              </w:rPr>
+              <w:t>Defines the structure of data</w:t>
+            </w:r>
+          </w:p>
+        </w:tc>
+        <w:tc>
+          <w:tcPr>
+            <w:tcW w:w="0" w:type="auto"/>
+            <w:vAlign w:val="center"/>
+            <w:hideMark/>
+          </w:tcPr>
+          <w:p>
+            <w:pPr>
+              <w:spacing w:before="100" w:beforeAutospacing="1" w:after="100" w:afterAutospacing="1" w:line="240" w:lineRule="auto"/>
+              <w:rPr>
+                <w:rFonts w:eastAsia="Times New Roman" w:cstheme="minorHAnsi"/>
+                <w:kern w:val="0"/>
+                <w14:ligatures w14:val="none"/>
+              </w:rPr>
+            </w:pPr>
+            <w:r>
+              <w:rPr>
+                <w:rFonts w:eastAsia="Times New Roman" w:cstheme="minorHAnsi"/>
+                <w:kern w:val="0"/>
+                <w14:ligatures w14:val="none"/>
+              </w:rPr>
+              <w:t>Performs database operations</w:t>
+            </w:r>
+          </w:p>
+        </w:tc>
+      </w:tr>
+      <w:tr>
+        <w:trPr>
+          <w:tblCellSpacing w:w="15" w:type="dxa"/>
+        </w:trPr>
+        <w:tc>
+          <w:tcPr>
+            <w:tcW w:w="0" w:type="auto"/>
+            <w:vAlign w:val="center"/>
+            <w:hideMark/>
+          </w:tcPr>
+          <w:p>
+            <w:pPr>
+              <w:spacing w:before="100" w:beforeAutospacing="1" w:after="100" w:afterAutospacing="1" w:line="240" w:lineRule="auto"/>
+              <w:rPr>
+                <w:rFonts w:eastAsia="Times New Roman" w:cstheme="minorHAnsi"/>
+                <w:kern w:val="0"/>
+                <w14:ligatures w14:val="none"/>
+              </w:rPr>
+            </w:pPr>
+            <w:r>
+              <w:rPr>
+                <w:rFonts w:eastAsia="Times New Roman" w:cstheme="minorHAnsi"/>
+                <w:kern w:val="0"/>
+                <w14:ligatures w14:val="none"/>
+              </w:rPr>
+              <w:t>Blueprint</w:t>
+            </w:r>
+          </w:p>
+        </w:tc>
+        <w:tc>
+          <w:tcPr>
+            <w:tcW w:w="0" w:type="auto"/>
+            <w:vAlign w:val="center"/>
+            <w:hideMark/>
+          </w:tcPr>
+          <w:p>
+            <w:pPr>
+              <w:spacing w:before="100" w:beforeAutospacing="1" w:after="100" w:afterAutospacing="1" w:line="240" w:lineRule="auto"/>
+              <w:rPr>
+                <w:rFonts w:eastAsia="Times New Roman" w:cstheme="minorHAnsi"/>
+                <w:kern w:val="0"/>
+                <w14:ligatures w14:val="none"/>
+              </w:rPr>
+            </w:pPr>
+            <w:r>
+              <w:rPr>
+                <w:rFonts w:eastAsia="Times New Roman" w:cstheme="minorHAnsi"/>
+                <w:kern w:val="0"/>
+                <w14:ligatures w14:val="none"/>
+              </w:rPr>
+              <w:t>Working object</w:t>
+            </w:r>
+          </w:p>
+        </w:tc>
+      </w:tr>
+      <w:tr>
+        <w:trPr>
+          <w:tblCellSpacing w:w="15" w:type="dxa"/>
+        </w:trPr>
+        <w:tc>
+          <w:tcPr>
+            <w:tcW w:w="0" w:type="auto"/>
+            <w:vAlign w:val="center"/>
+            <w:hideMark/>
+          </w:tcPr>
+          <w:p>
+            <w:pPr>
+              <w:spacing w:before="100" w:beforeAutospacing="1" w:after="100" w:afterAutospacing="1" w:line="240" w:lineRule="auto"/>
+              <w:rPr>
+                <w:rFonts w:eastAsia="Times New Roman" w:cstheme="minorHAnsi"/>
+                <w:kern w:val="0"/>
+                <w14:ligatures w14:val="none"/>
+              </w:rPr>
+            </w:pPr>
+            <w:r>
+              <w:rPr>
+                <w:rFonts w:eastAsia="Times New Roman" w:cstheme="minorHAnsi"/>
+                <w:kern w:val="0"/>
+                <w14:ligatures w14:val="none"/>
+              </w:rPr>
+              <w:t>Contains field definitions</w:t>
+            </w:r>
+          </w:p>
+        </w:tc>
+        <w:tc>
+          <w:tcPr>
+            <w:tcW w:w="0" w:type="auto"/>
+            <w:vAlign w:val="center"/>
+            <w:hideMark/>
+          </w:tcPr>
+          <w:p>
+            <w:pPr>
+              <w:spacing w:before="100" w:beforeAutospacing="1" w:after="100" w:afterAutospacing="1" w:line="240" w:lineRule="auto"/>
+              <w:rPr>
+                <w:rFonts w:eastAsia="Times New Roman" w:cstheme="minorHAnsi"/>
+                <w:kern w:val="0"/>
+                <w14:ligatures w14:val="none"/>
+              </w:rPr>
+            </w:pPr>
+            <w:r>
+              <w:rPr>
+                <w:rFonts w:eastAsia="Times New Roman" w:cstheme="minorHAnsi"/>
+                <w:kern w:val="0"/>
+                <w14:ligatures w14:val="none"/>
+              </w:rPr>
+              <w:t>Used for CRUD</w:t>
+            </w:r>
+          </w:p>
+        </w:tc>
+      </w:tr>
+    </w:tbl>
+    <w:p>
+      <w:pPr>
+        <w:spacing w:before="100" w:beforeAutospacing="1" w:after="100" w:afterAutospacing="1" w:line="240" w:lineRule="auto"/>
+        <w:rPr>
+          <w:rFonts w:eastAsia="Times New Roman" w:cstheme="minorHAnsi"/>
+          <w:kern w:val="0"/>
+          <w14:ligatures w14:val="none"/>
+        </w:rPr>
+      </w:pPr>
+      <w:r>
+        <w:rPr>
+          <w:rFonts w:eastAsia="Times New Roman" w:cstheme="minorHAnsi"/>
+          <w:kern w:val="0"/>
+          <w14:ligatures w14:val="none"/>
+        </w:rPr>
+        <w:pict w14:anchorId="1262D208">
+          <v:rect id="_x0000_i1171" style="width:0;height:1.5pt" o:hralign="center" o:hrstd="t" o:hr="t" fillcolor="#a0a0a0" stroked="f"/>
+        </w:pict>
+      </w:r>
+    </w:p>
+    <w:p>
+      <w:pPr>
+        <w:spacing w:before="100" w:beforeAutospacing="1" w:after="100" w:afterAutospacing="1" w:line="240" w:lineRule="auto"/>
+        <w:rPr>
+          <w:rFonts w:eastAsia="Times New Roman" w:cstheme="minorHAnsi"/>
+          <w:b/>
+          <w:bCs/>
+          <w:kern w:val="0"/>
+          <w14:ligatures w14:val="none"/>
+        </w:rPr>
+      </w:pPr>
+      <w:r>
+        <w:rPr>
+          <w:rFonts w:eastAsia="Times New Roman" w:cstheme="minorHAnsi"/>
+          <w:b/>
+          <w:bCs/>
+          <w:kern w:val="0"/>
+          <w14:ligatures w14:val="none"/>
+        </w:rPr>
+        <w:t>71. Explain the Food module in your project.</w:t>
+      </w:r>
+    </w:p>
+    <w:p>
+      <w:pPr>
+        <w:spacing w:before="100" w:beforeAutospacing="1" w:after="100" w:afterAutospacing="1" w:line="240" w:lineRule="auto"/>
+        <w:rPr>
+          <w:rFonts w:eastAsia="Times New Roman" w:cstheme="minorHAnsi"/>
+          <w:kern w:val="0"/>
+          <w14:ligatures w14:val="none"/>
+        </w:rPr>
+      </w:pPr>
+      <w:r>
+        <w:rPr>
+          <w:rFonts w:eastAsia="Times New Roman" w:cstheme="minorHAnsi"/>
+          <w:b/>
+          <w:bCs/>
+          <w:kern w:val="0"/>
+          <w14:ligatures w14:val="none"/>
+        </w:rPr>
+        <w:t>Answer</w:t>
+      </w:r>
+    </w:p>
+    <w:p>
+      <w:pPr>
+        <w:spacing w:before="100" w:beforeAutospacing="1" w:after="100" w:afterAutospacing="1" w:line="240" w:lineRule="auto"/>
+        <w:rPr>
+          <w:rFonts w:eastAsia="Times New Roman" w:cstheme="minorHAnsi"/>
+          <w:kern w:val="0"/>
+          <w14:ligatures w14:val="none"/>
+        </w:rPr>
+      </w:pPr>
+      <w:r>
+        <w:rPr>
+          <w:rFonts w:eastAsia="Times New Roman" w:cstheme="minorHAnsi"/>
+          <w:kern w:val="0"/>
+          <w14:ligatures w14:val="none"/>
+        </w:rPr>
+        <w:t>The Food module manages food-related operations. It includes:</w:t>
+      </w:r>
+    </w:p>
+    <w:p>
+      <w:pPr>
+        <w:numPr>
+          <w:ilvl w:val="0"/>
+          <w:numId w:val="12"/>
+        </w:numPr>
+        <w:spacing w:before="100" w:beforeAutospacing="1" w:after="100" w:afterAutospacing="1" w:line="240" w:lineRule="auto"/>
+        <w:rPr>
+          <w:rFonts w:eastAsia="Times New Roman" w:cstheme="minorHAnsi"/>
+          <w:kern w:val="0"/>
+          <w14:ligatures w14:val="none"/>
+        </w:rPr>
+      </w:pPr>
+      <w:r>
+        <w:rPr>
+          <w:rFonts w:eastAsia="Times New Roman" w:cstheme="minorHAnsi"/>
+          <w:kern w:val="0"/>
+          <w14:ligatures w14:val="none"/>
+        </w:rPr>
+        <w:t xml:space="preserve">A Mongoose model (Food.js) to define the food structure. </w:t>
+      </w:r>
+    </w:p>
+    <w:p>
+      <w:pPr>
+        <w:numPr>
+          <w:ilvl w:val="0"/>
+          <w:numId w:val="12"/>
+        </w:numPr>
+        <w:spacing w:before="100" w:beforeAutospacing="1" w:after="100" w:afterAutospacing="1" w:line="240" w:lineRule="auto"/>
+        <w:rPr>
+          <w:rFonts w:eastAsia="Times New Roman" w:cstheme="minorHAnsi"/>
+          <w:kern w:val="0"/>
+          <w14:ligatures w14:val="none"/>
+        </w:rPr>
+      </w:pPr>
+      <w:r>
+        <w:rPr>
+          <w:rFonts w:eastAsia="Times New Roman" w:cstheme="minorHAnsi"/>
+          <w:kern w:val="0"/>
+          <w14:ligatures w14:val="none"/>
+        </w:rPr>
+        <w:t xml:space="preserve">Express routes (foodRoutes.js) to define API endpoints. </w:t>
+      </w:r>
+    </w:p>
+    <w:p>
+      <w:pPr>
+        <w:numPr>
+          <w:ilvl w:val="0"/>
+          <w:numId w:val="12"/>
+        </w:numPr>
+        <w:spacing w:before="100" w:beforeAutospacing="1" w:after="100" w:afterAutospacing="1" w:line="240" w:lineRule="auto"/>
+        <w:rPr>
+          <w:rFonts w:eastAsia="Times New Roman" w:cstheme="minorHAnsi"/>
+          <w:kern w:val="0"/>
+          <w14:ligatures w14:val="none"/>
+        </w:rPr>
+      </w:pPr>
+      <w:r>
+        <w:rPr>
+          <w:rFonts w:eastAsia="Times New Roman" w:cstheme="minorHAnsi"/>
+          <w:kern w:val="0"/>
+          <w14:ligatures w14:val="none"/>
+        </w:rPr>
+        <w:t xml:space="preserve">Controllers (foodController.js) to implement CRUD logic. </w:t>
+      </w:r>
+    </w:p>
+    <w:p>
+      <w:pPr>
+        <w:numPr>
+          <w:ilvl w:val="0"/>
+          <w:numId w:val="12"/>
+        </w:numPr>
+        <w:spacing w:before="100" w:beforeAutospacing="1" w:after="100" w:afterAutospacing="1" w:line="240" w:lineRule="auto"/>
+        <w:rPr>
+          <w:rFonts w:eastAsia="Times New Roman" w:cstheme="minorHAnsi"/>
+          <w:kern w:val="0"/>
+          <w14:ligatures w14:val="none"/>
+        </w:rPr>
+      </w:pPr>
+      <w:r>
+        <w:rPr>
+          <w:rFonts w:eastAsia="Times New Roman" w:cstheme="minorHAnsi"/>
+          <w:kern w:val="0"/>
+          <w14:ligatures w14:val="none"/>
+        </w:rPr>
+        <w:t xml:space="preserve">MongoDB Atlas to store food data. </w:t>
+      </w:r>
+    </w:p>
+    <w:p>
+      <w:pPr>
+        <w:spacing w:before="100" w:beforeAutospacing="1" w:after="100" w:afterAutospacing="1" w:line="240" w:lineRule="auto"/>
+        <w:rPr>
+          <w:rFonts w:eastAsia="Times New Roman" w:cstheme="minorHAnsi"/>
+          <w:kern w:val="0"/>
+          <w14:ligatures w14:val="none"/>
+        </w:rPr>
+      </w:pPr>
+      <w:r>
+        <w:rPr>
+          <w:rFonts w:eastAsia="Times New Roman" w:cstheme="minorHAnsi"/>
+          <w:kern w:val="0"/>
+          <w14:ligatures w14:val="none"/>
+        </w:rPr>
+        <w:t>The module supports creating, reading, updating, and deleting food items through REST APIs.</w:t>
+      </w:r>
+    </w:p>
+    <w:p>
+      <w:pPr>
+        <w:spacing w:before="100" w:beforeAutospacing="1" w:after="100" w:afterAutospacing="1" w:line="240" w:lineRule="auto"/>
+        <w:rPr>
+          <w:rFonts w:eastAsia="Times New Roman" w:cstheme="minorHAnsi"/>
+          <w:kern w:val="0"/>
+          <w14:ligatures w14:val="none"/>
+        </w:rPr>
+      </w:pPr>
+      <w:r>
+        <w:rPr>
+          <w:rFonts w:eastAsia="Times New Roman" w:cstheme="minorHAnsi"/>
+          <w:kern w:val="0"/>
+          <w14:ligatures w14:val="none"/>
+        </w:rPr>
+        <w:pict w14:anchorId="41545B01">
+          <v:rect id="_x0000_i1203" style="width:0;height:1.5pt" o:hralign="center" o:hrstd="t" o:hr="t" fillcolor="#a0a0a0" stroked="f"/>
+        </w:pict>
+      </w:r>
+    </w:p>
+    <w:p>
+      <w:pPr>
+        <w:spacing w:before="100" w:beforeAutospacing="1" w:after="100" w:afterAutospacing="1" w:line="240" w:lineRule="auto"/>
+        <w:rPr>
+          <w:rFonts w:eastAsia="Times New Roman" w:cstheme="minorHAnsi"/>
+          <w:b/>
+          <w:bCs/>
+          <w:kern w:val="0"/>
+          <w14:ligatures w14:val="none"/>
+        </w:rPr>
+      </w:pPr>
+      <w:r>
+        <w:rPr>
+          <w:rFonts w:eastAsia="Times New Roman" w:cstheme="minorHAnsi"/>
+          <w:b/>
+          <w:bCs/>
+          <w:kern w:val="0"/>
+          <w14:ligatures w14:val="none"/>
+        </w:rPr>
+        <w:t>Q72. What is CORS?</w:t>
+      </w:r>
+    </w:p>
+    <w:p>
+      <w:pPr>
+        <w:spacing w:before="100" w:beforeAutospacing="1" w:after="100" w:afterAutospacing="1" w:line="240" w:lineRule="auto"/>
+        <w:rPr>
+          <w:rFonts w:eastAsia="Times New Roman" w:cstheme="minorHAnsi"/>
+          <w:kern w:val="0"/>
+          <w14:ligatures w14:val="none"/>
+        </w:rPr>
+      </w:pPr>
+      <w:r>
+        <w:rPr>
+          <w:rFonts w:eastAsia="Times New Roman" w:cstheme="minorHAnsi"/>
+          <w:b/>
+          <w:bCs/>
+          <w:kern w:val="0"/>
+          <w14:ligatures w14:val="none"/>
+        </w:rPr>
+        <w:t>Answer</w:t>
+      </w:r>
+    </w:p>
+    <w:p>
+      <w:pPr>
+        <w:spacing w:before="100" w:beforeAutospacing="1" w:after="100" w:afterAutospacing="1" w:line="240" w:lineRule="auto"/>
+        <w:rPr>
+          <w:rFonts w:eastAsia="Times New Roman" w:cstheme="minorHAnsi"/>
+          <w:kern w:val="0"/>
+          <w14:ligatures w14:val="none"/>
+        </w:rPr>
+      </w:pPr>
+      <w:r>
+        <w:rPr>
+          <w:rFonts w:eastAsia="Times New Roman" w:cstheme="minorHAnsi"/>
+          <w:kern w:val="0"/>
+          <w14:ligatures w14:val="none"/>
+        </w:rPr>
+        <w:t>CORS (Cross-Origin Resource Sharing) is a browser security mechanism that controls whether a frontend running on one origin can access resources from another origin.</w:t>
+      </w:r>
+    </w:p>
+    <w:p>
+      <w:pPr>
+        <w:spacing w:before="100" w:beforeAutospacing="1" w:after="100" w:afterAutospacing="1" w:line="240" w:lineRule="auto"/>
+        <w:rPr>
+          <w:rFonts w:eastAsia="Times New Roman" w:cstheme="minorHAnsi"/>
+          <w:kern w:val="0"/>
+          <w14:ligatures w14:val="none"/>
+        </w:rPr>
+      </w:pPr>
+      <w:r>
+        <w:rPr>
+          <w:rFonts w:eastAsia="Times New Roman" w:cstheme="minorHAnsi"/>
+          <w:kern w:val="0"/>
+          <w14:ligatures w14:val="none"/>
+        </w:rPr>
+        <w:pict w14:anchorId="5C3401B7">
+          <v:rect id="_x0000_i1204" style="width:0;height:1.5pt" o:hralign="center" o:hrstd="t" o:hr="t" fillcolor="#a0a0a0" stroked="f"/>
+        </w:pict>
+      </w:r>
+    </w:p>
+    <w:p>
+      <w:pPr>
+        <w:spacing w:before="100" w:beforeAutospacing="1" w:after="100" w:afterAutospacing="1" w:line="240" w:lineRule="auto"/>
+        <w:rPr>
+          <w:rFonts w:eastAsia="Times New Roman" w:cstheme="minorHAnsi"/>
+          <w:b/>
+          <w:bCs/>
+          <w:kern w:val="0"/>
+          <w14:ligatures w14:val="none"/>
+        </w:rPr>
+      </w:pPr>
+      <w:r>
+        <w:rPr>
+          <w:rFonts w:eastAsia="Times New Roman" w:cstheme="minorHAnsi"/>
+          <w:b/>
+          <w:bCs/>
+          <w:kern w:val="0"/>
+          <w14:ligatures w14:val="none"/>
+        </w:rPr>
+        <w:t xml:space="preserve">Q73. Why did you use the </w:t>
+      </w:r>
+      <w:proofErr w:type="spellStart"/>
+      <w:r>
+        <w:rPr>
+          <w:rFonts w:eastAsia="Times New Roman" w:cstheme="minorHAnsi"/>
+          <w:b/>
+          <w:bCs/>
+          <w:kern w:val="0"/>
+          <w14:ligatures w14:val="none"/>
+        </w:rPr>
+        <w:t>cors</w:t>
+      </w:r>
+      <w:proofErr w:type="spellEnd"/>
+      <w:r>
+        <w:rPr>
+          <w:rFonts w:eastAsia="Times New Roman" w:cstheme="minorHAnsi"/>
+          <w:b/>
+          <w:bCs/>
+          <w:kern w:val="0"/>
+          <w14:ligatures w14:val="none"/>
+        </w:rPr>
+        <w:t xml:space="preserve"> package in your Express application?</w:t>
+      </w:r>
+    </w:p>
+    <w:p>
+      <w:pPr>
+        <w:spacing w:before="100" w:beforeAutospacing="1" w:after="100" w:afterAutospacing="1" w:line="240" w:lineRule="auto"/>
+        <w:rPr>
+          <w:rFonts w:eastAsia="Times New Roman" w:cstheme="minorHAnsi"/>
+          <w:kern w:val="0"/>
+          <w14:ligatures w14:val="none"/>
+        </w:rPr>
+      </w:pPr>
+      <w:r>
+        <w:rPr>
+          <w:rFonts w:eastAsia="Times New Roman" w:cstheme="minorHAnsi"/>
+          <w:b/>
+          <w:bCs/>
+          <w:kern w:val="0"/>
+          <w14:ligatures w14:val="none"/>
+        </w:rPr>
+        <w:t>Answer</w:t>
+      </w:r>
+    </w:p>
+    <w:p>
+      <w:pPr>
+        <w:spacing w:before="100" w:beforeAutospacing="1" w:after="100" w:afterAutospacing="1" w:line="240" w:lineRule="auto"/>
+        <w:rPr>
+          <w:rFonts w:eastAsia="Times New Roman" w:cstheme="minorHAnsi"/>
+          <w:kern w:val="0"/>
+          <w14:ligatures w14:val="none"/>
+        </w:rPr>
+      </w:pPr>
+      <w:r>
+        <w:rPr>
+          <w:rFonts w:eastAsia="Times New Roman" w:cstheme="minorHAnsi"/>
+          <w:kern w:val="0"/>
+          <w14:ligatures w14:val="none"/>
+        </w:rPr>
+        <w:t xml:space="preserve">The React frontend runs on http://localhost:5173 and the Express backend runs on http://localhost:5000. Since they are different origins, the browser blocks requests by default. The </w:t>
+      </w:r>
+      <w:proofErr w:type="spellStart"/>
+      <w:r>
+        <w:rPr>
+          <w:rFonts w:eastAsia="Times New Roman" w:cstheme="minorHAnsi"/>
+          <w:kern w:val="0"/>
+          <w14:ligatures w14:val="none"/>
+        </w:rPr>
+        <w:t>cors</w:t>
+      </w:r>
+      <w:proofErr w:type="spellEnd"/>
+      <w:r>
+        <w:rPr>
+          <w:rFonts w:eastAsia="Times New Roman" w:cstheme="minorHAnsi"/>
+          <w:kern w:val="0"/>
+          <w14:ligatures w14:val="none"/>
+        </w:rPr>
+        <w:t xml:space="preserve"> middleware allows the backend to accept requests from the frontend.</w:t>
+      </w:r>
+    </w:p>
+    <w:p>
+      <w:pPr>
+        <w:spacing w:before="100" w:beforeAutospacing="1" w:after="100" w:afterAutospacing="1" w:line="240" w:lineRule="auto"/>
+        <w:rPr>
+          <w:rFonts w:eastAsia="Times New Roman" w:cstheme="minorHAnsi"/>
+          <w:kern w:val="0"/>
+          <w14:ligatures w14:val="none"/>
+        </w:rPr>
+      </w:pPr>
+      <w:r>
+        <w:rPr>
+          <w:rFonts w:eastAsia="Times New Roman" w:cstheme="minorHAnsi"/>
+          <w:kern w:val="0"/>
+          <w14:ligatures w14:val="none"/>
+        </w:rPr>
+        <w:t>Example:</w:t>
+      </w:r>
+    </w:p>
+    <w:p>
+      <w:pPr>
+        <w:spacing w:before="100" w:beforeAutospacing="1" w:after="100" w:afterAutospacing="1" w:line="240" w:lineRule="auto"/>
+        <w:rPr>
+          <w:rFonts w:eastAsia="Times New Roman" w:cstheme="minorHAnsi"/>
+          <w:kern w:val="0"/>
+          <w14:ligatures w14:val="none"/>
+        </w:rPr>
+      </w:pPr>
+      <w:proofErr w:type="spellStart"/>
+      <w:r>
+        <w:rPr>
+          <w:rFonts w:eastAsia="Times New Roman" w:cstheme="minorHAnsi"/>
+          <w:kern w:val="0"/>
+          <w14:ligatures w14:val="none"/>
+        </w:rPr>
+        <w:lastRenderedPageBreak/>
+        <w:t>app.use</w:t>
+      </w:r>
+      <w:proofErr w:type="spellEnd"/>
+      <w:r>
+        <w:rPr>
+          <w:rFonts w:eastAsia="Times New Roman" w:cstheme="minorHAnsi"/>
+          <w:kern w:val="0"/>
+          <w14:ligatures w14:val="none"/>
+        </w:rPr>
+        <w:t>(</w:t>
+      </w:r>
+      <w:proofErr w:type="spellStart"/>
+      <w:proofErr w:type="gramStart"/>
+      <w:r>
+        <w:rPr>
+          <w:rFonts w:eastAsia="Times New Roman" w:cstheme="minorHAnsi"/>
+          <w:kern w:val="0"/>
+          <w14:ligatures w14:val="none"/>
+        </w:rPr>
+        <w:t>cors</w:t>
+      </w:r>
+      <w:proofErr w:type="spellEnd"/>
+      <w:r>
+        <w:rPr>
+          <w:rFonts w:eastAsia="Times New Roman" w:cstheme="minorHAnsi"/>
+          <w:kern w:val="0"/>
+          <w14:ligatures w14:val="none"/>
+        </w:rPr>
+        <w:t>(</w:t>
+      </w:r>
+      <w:proofErr w:type="gramEnd"/>
+      <w:r>
+        <w:rPr>
+          <w:rFonts w:eastAsia="Times New Roman" w:cstheme="minorHAnsi"/>
+          <w:kern w:val="0"/>
+          <w14:ligatures w14:val="none"/>
+        </w:rPr>
+        <w:t>));</w:t>
+      </w:r>
+    </w:p>
+    <w:p>
+      <w:pPr>
+        <w:spacing w:before="100" w:beforeAutospacing="1" w:after="100" w:afterAutospacing="1" w:line="240" w:lineRule="auto"/>
+        <w:rPr>
+          <w:rFonts w:eastAsia="Times New Roman" w:cstheme="minorHAnsi"/>
+          <w:kern w:val="0"/>
+          <w14:ligatures w14:val="none"/>
+        </w:rPr>
+      </w:pPr>
+      <w:r>
+        <w:rPr>
+          <w:rFonts w:eastAsia="Times New Roman" w:cstheme="minorHAnsi"/>
+          <w:kern w:val="0"/>
+          <w14:ligatures w14:val="none"/>
+        </w:rPr>
+        <w:pict w14:anchorId="5232A6D7">
+          <v:rect id="_x0000_i1205" style="width:0;height:1.5pt" o:hralign="center" o:hrstd="t" o:hr="t" fillcolor="#a0a0a0" stroked="f"/>
+        </w:pict>
+      </w:r>
+    </w:p>
+    <w:p>
+      <w:pPr>
+        <w:spacing w:before="100" w:beforeAutospacing="1" w:after="100" w:afterAutospacing="1" w:line="240" w:lineRule="auto"/>
+        <w:rPr>
+          <w:rFonts w:eastAsia="Times New Roman" w:cstheme="minorHAnsi"/>
+          <w:b/>
+          <w:bCs/>
+          <w:kern w:val="0"/>
+          <w14:ligatures w14:val="none"/>
+        </w:rPr>
+      </w:pPr>
+      <w:r>
+        <w:rPr>
+          <w:rFonts w:eastAsia="Times New Roman" w:cstheme="minorHAnsi"/>
+          <w:b/>
+          <w:bCs/>
+          <w:kern w:val="0"/>
+          <w14:ligatures w14:val="none"/>
+        </w:rPr>
+        <w:t>Q74. What is an Origin?</w:t>
+      </w:r>
+    </w:p>
+    <w:p>
+      <w:pPr>
+        <w:spacing w:before="100" w:beforeAutospacing="1" w:after="100" w:afterAutospacing="1" w:line="240" w:lineRule="auto"/>
+        <w:rPr>
+          <w:rFonts w:eastAsia="Times New Roman" w:cstheme="minorHAnsi"/>
+          <w:kern w:val="0"/>
+          <w14:ligatures w14:val="none"/>
+        </w:rPr>
+      </w:pPr>
+      <w:r>
+        <w:rPr>
+          <w:rFonts w:eastAsia="Times New Roman" w:cstheme="minorHAnsi"/>
+          <w:b/>
+          <w:bCs/>
+          <w:kern w:val="0"/>
+          <w14:ligatures w14:val="none"/>
+        </w:rPr>
+        <w:t>Answer</w:t>
+      </w:r>
+    </w:p>
+    <w:p>
+      <w:pPr>
+        <w:spacing w:before="100" w:beforeAutospacing="1" w:after="100" w:afterAutospacing="1" w:line="240" w:lineRule="auto"/>
+        <w:rPr>
+          <w:rFonts w:eastAsia="Times New Roman" w:cstheme="minorHAnsi"/>
+          <w:kern w:val="0"/>
+          <w14:ligatures w14:val="none"/>
+        </w:rPr>
+      </w:pPr>
+      <w:r>
+        <w:rPr>
+          <w:rFonts w:eastAsia="Times New Roman" w:cstheme="minorHAnsi"/>
+          <w:kern w:val="0"/>
+          <w14:ligatures w14:val="none"/>
+        </w:rPr>
+        <w:t>An origin is the combination of:</w:t>
+      </w:r>
+    </w:p>
+    <w:p>
+      <w:pPr>
+        <w:numPr>
+          <w:ilvl w:val="0"/>
+          <w:numId w:val="13"/>
+        </w:numPr>
+        <w:spacing w:before="100" w:beforeAutospacing="1" w:after="100" w:afterAutospacing="1" w:line="240" w:lineRule="auto"/>
+        <w:rPr>
+          <w:rFonts w:eastAsia="Times New Roman" w:cstheme="minorHAnsi"/>
+          <w:kern w:val="0"/>
+          <w14:ligatures w14:val="none"/>
+        </w:rPr>
+      </w:pPr>
+      <w:r>
+        <w:rPr>
+          <w:rFonts w:eastAsia="Times New Roman" w:cstheme="minorHAnsi"/>
+          <w:kern w:val="0"/>
+          <w14:ligatures w14:val="none"/>
+        </w:rPr>
+        <w:t xml:space="preserve">Protocol (http/https) </w:t>
+      </w:r>
+    </w:p>
+    <w:p>
+      <w:pPr>
+        <w:numPr>
+          <w:ilvl w:val="0"/>
+          <w:numId w:val="13"/>
+        </w:numPr>
+        <w:spacing w:before="100" w:beforeAutospacing="1" w:after="100" w:afterAutospacing="1" w:line="240" w:lineRule="auto"/>
+        <w:rPr>
+          <w:rFonts w:eastAsia="Times New Roman" w:cstheme="minorHAnsi"/>
+          <w:kern w:val="0"/>
+          <w14:ligatures w14:val="none"/>
+        </w:rPr>
+      </w:pPr>
+      <w:r>
+        <w:rPr>
+          <w:rFonts w:eastAsia="Times New Roman" w:cstheme="minorHAnsi"/>
+          <w:kern w:val="0"/>
+          <w14:ligatures w14:val="none"/>
+        </w:rPr>
+        <w:t xml:space="preserve">Domain (localhost) </w:t>
+      </w:r>
+    </w:p>
+    <w:p>
+      <w:pPr>
+        <w:numPr>
+          <w:ilvl w:val="0"/>
+          <w:numId w:val="13"/>
+        </w:numPr>
+        <w:spacing w:before="100" w:beforeAutospacing="1" w:after="100" w:afterAutospacing="1" w:line="240" w:lineRule="auto"/>
+        <w:rPr>
+          <w:rFonts w:eastAsia="Times New Roman" w:cstheme="minorHAnsi"/>
+          <w:kern w:val="0"/>
+          <w14:ligatures w14:val="none"/>
+        </w:rPr>
+      </w:pPr>
+      <w:r>
+        <w:rPr>
+          <w:rFonts w:eastAsia="Times New Roman" w:cstheme="minorHAnsi"/>
+          <w:kern w:val="0"/>
+          <w14:ligatures w14:val="none"/>
+        </w:rPr>
+        <w:t xml:space="preserve">Port (5173/5000) </w:t>
+      </w:r>
+    </w:p>
+    <w:p>
+      <w:pPr>
+        <w:spacing w:before="100" w:beforeAutospacing="1" w:after="100" w:afterAutospacing="1" w:line="240" w:lineRule="auto"/>
+        <w:rPr>
+          <w:rFonts w:eastAsia="Times New Roman" w:cstheme="minorHAnsi"/>
+          <w:kern w:val="0"/>
+          <w14:ligatures w14:val="none"/>
+        </w:rPr>
+      </w:pPr>
+      <w:r>
+        <w:rPr>
+          <w:rFonts w:eastAsia="Times New Roman" w:cstheme="minorHAnsi"/>
+          <w:kern w:val="0"/>
+          <w14:ligatures w14:val="none"/>
+        </w:rPr>
+        <w:t>Example:</w:t>
+      </w:r>
+    </w:p>
+    <w:p>
+      <w:pPr>
+        <w:spacing w:before="100" w:beforeAutospacing="1" w:after="100" w:afterAutospacing="1" w:line="240" w:lineRule="auto"/>
+        <w:rPr>
+          <w:rFonts w:eastAsia="Times New Roman" w:cstheme="minorHAnsi"/>
+          <w:kern w:val="0"/>
+          <w14:ligatures w14:val="none"/>
+        </w:rPr>
+      </w:pPr>
+      <w:r>
+        <w:rPr>
+          <w:rFonts w:eastAsia="Times New Roman" w:cstheme="minorHAnsi"/>
+          <w:kern w:val="0"/>
+          <w14:ligatures w14:val="none"/>
+        </w:rPr>
+        <w:t>http://localhost:5173</w:t>
+      </w:r>
+    </w:p>
+    <w:p>
+      <w:pPr>
+        <w:spacing w:before="100" w:beforeAutospacing="1" w:after="100" w:afterAutospacing="1" w:line="240" w:lineRule="auto"/>
+        <w:rPr>
+          <w:rFonts w:eastAsia="Times New Roman" w:cstheme="minorHAnsi"/>
+          <w:kern w:val="0"/>
+          <w14:ligatures w14:val="none"/>
+        </w:rPr>
+      </w:pPr>
+      <w:r>
+        <w:rPr>
+          <w:rFonts w:eastAsia="Times New Roman" w:cstheme="minorHAnsi"/>
+          <w:kern w:val="0"/>
+          <w14:ligatures w14:val="none"/>
+        </w:rPr>
+        <w:t>and</w:t>
+      </w:r>
+    </w:p>
+    <w:p>
+      <w:pPr>
+        <w:spacing w:before="100" w:beforeAutospacing="1" w:after="100" w:afterAutospacing="1" w:line="240" w:lineRule="auto"/>
+        <w:rPr>
+          <w:rFonts w:eastAsia="Times New Roman" w:cstheme="minorHAnsi"/>
+          <w:kern w:val="0"/>
+          <w14:ligatures w14:val="none"/>
+        </w:rPr>
+      </w:pPr>
+      <w:r>
+        <w:rPr>
+          <w:rFonts w:eastAsia="Times New Roman" w:cstheme="minorHAnsi"/>
+          <w:kern w:val="0"/>
+          <w14:ligatures w14:val="none"/>
+        </w:rPr>
+        <w:t>http://localhost:5000</w:t>
+      </w:r>
+    </w:p>
+    <w:p>
+      <w:pPr>
+        <w:spacing w:before="100" w:beforeAutospacing="1" w:after="100" w:afterAutospacing="1" w:line="240" w:lineRule="auto"/>
+        <w:rPr>
+          <w:rFonts w:eastAsia="Times New Roman" w:cstheme="minorHAnsi"/>
+          <w:kern w:val="0"/>
+          <w14:ligatures w14:val="none"/>
+        </w:rPr>
+      </w:pPr>
+      <w:r>
+        <w:rPr>
+          <w:rFonts w:eastAsia="Times New Roman" w:cstheme="minorHAnsi"/>
+          <w:kern w:val="0"/>
+          <w14:ligatures w14:val="none"/>
+        </w:rPr>
+        <w:t xml:space="preserve">are </w:t>
+      </w:r>
+      <w:r>
+        <w:rPr>
+          <w:rFonts w:eastAsia="Times New Roman" w:cstheme="minorHAnsi"/>
+          <w:b/>
+          <w:bCs/>
+          <w:kern w:val="0"/>
+          <w14:ligatures w14:val="none"/>
+        </w:rPr>
+        <w:t>different origins</w:t>
+      </w:r>
+      <w:r>
+        <w:rPr>
+          <w:rFonts w:eastAsia="Times New Roman" w:cstheme="minorHAnsi"/>
+          <w:kern w:val="0"/>
+          <w14:ligatures w14:val="none"/>
+        </w:rPr>
+        <w:t xml:space="preserve"> because their port numbers are different.</w:t>
+      </w:r>
+    </w:p>
+    <w:p>
+      <w:pPr>
+        <w:spacing w:before="100" w:beforeAutospacing="1" w:after="100" w:afterAutospacing="1" w:line="240" w:lineRule="auto"/>
+        <w:rPr>
+          <w:rFonts w:eastAsia="Times New Roman" w:cstheme="minorHAnsi"/>
+          <w:kern w:val="0"/>
+          <w14:ligatures w14:val="none"/>
+        </w:rPr>
+      </w:pPr>
+      <w:r>
+        <w:rPr>
+          <w:rFonts w:eastAsia="Times New Roman" w:cstheme="minorHAnsi"/>
+          <w:kern w:val="0"/>
+          <w14:ligatures w14:val="none"/>
+        </w:rPr>
+        <w:pict w14:anchorId="7C376C61">
+          <v:rect id="_x0000_i1206" style="width:0;height:1.5pt" o:hralign="center" o:hrstd="t" o:hr="t" fillcolor="#a0a0a0" stroked="f"/>
+        </w:pict>
+      </w:r>
+    </w:p>
+    <w:p>
+      <w:pPr>
+        <w:spacing w:before="100" w:beforeAutospacing="1" w:after="100" w:afterAutospacing="1" w:line="240" w:lineRule="auto"/>
+        <w:rPr>
+          <w:rFonts w:eastAsia="Times New Roman" w:cstheme="minorHAnsi"/>
+          <w:b/>
+          <w:bCs/>
+          <w:kern w:val="0"/>
+          <w14:ligatures w14:val="none"/>
+        </w:rPr>
+      </w:pPr>
+      <w:r>
+        <w:rPr>
+          <w:rFonts w:eastAsia="Times New Roman" w:cstheme="minorHAnsi"/>
+          <w:b/>
+          <w:bCs/>
+          <w:kern w:val="0"/>
+          <w14:ligatures w14:val="none"/>
+        </w:rPr>
+        <w:t>Q75. Why does the API work in Postman but not in the browser?</w:t>
+      </w:r>
+    </w:p>
+    <w:p>
+      <w:pPr>
+        <w:spacing w:before="100" w:beforeAutospacing="1" w:after="100" w:afterAutospacing="1" w:line="240" w:lineRule="auto"/>
+        <w:rPr>
+          <w:rFonts w:eastAsia="Times New Roman" w:cstheme="minorHAnsi"/>
+          <w:kern w:val="0"/>
+          <w14:ligatures w14:val="none"/>
+        </w:rPr>
+      </w:pPr>
+      <w:r>
+        <w:rPr>
+          <w:rFonts w:eastAsia="Times New Roman" w:cstheme="minorHAnsi"/>
+          <w:b/>
+          <w:bCs/>
+          <w:kern w:val="0"/>
+          <w14:ligatures w14:val="none"/>
+        </w:rPr>
+        <w:t>Answer</w:t>
+      </w:r>
+    </w:p>
+    <w:p>
+      <w:pPr>
+        <w:spacing w:before="100" w:beforeAutospacing="1" w:after="100" w:afterAutospacing="1" w:line="240" w:lineRule="auto"/>
+        <w:rPr>
+          <w:rFonts w:eastAsia="Times New Roman" w:cstheme="minorHAnsi"/>
+          <w:kern w:val="0"/>
+          <w14:ligatures w14:val="none"/>
+        </w:rPr>
+      </w:pPr>
+      <w:r>
+        <w:rPr>
+          <w:rFonts w:eastAsia="Times New Roman" w:cstheme="minorHAnsi"/>
+          <w:kern w:val="0"/>
+          <w14:ligatures w14:val="none"/>
+        </w:rPr>
+        <w:t>Postman does not enforce CORS rules. Browsers enforce the Same-Origin Policy, so requests from different origins are blocked unless the backend enables CORS.</w:t>
+      </w:r>
+    </w:p>
+    <w:p>
+      <w:pPr>
+        <w:spacing w:before="100" w:beforeAutospacing="1" w:after="100" w:afterAutospacing="1" w:line="240" w:lineRule="auto"/>
+        <w:rPr>
+          <w:rFonts w:eastAsia="Times New Roman" w:cstheme="minorHAnsi"/>
+          <w:b/>
+          <w:bCs/>
+          <w:kern w:val="0"/>
+          <w14:ligatures w14:val="none"/>
+        </w:rPr>
+      </w:pPr>
+      <w:r>
+        <w:rPr>
+          <w:rFonts w:eastAsia="Times New Roman" w:cstheme="minorHAnsi"/>
+          <w:b/>
+          <w:bCs/>
+          <w:kern w:val="0"/>
+          <w14:ligatures w14:val="none"/>
+        </w:rPr>
+        <w:t>Q76. Why do we use Axios?</w:t>
+      </w:r>
+    </w:p>
+    <w:p>
+      <w:pPr>
+        <w:spacing w:before="100" w:beforeAutospacing="1" w:after="100" w:afterAutospacing="1" w:line="240" w:lineRule="auto"/>
+        <w:rPr>
+          <w:rFonts w:eastAsia="Times New Roman" w:cstheme="minorHAnsi"/>
+          <w:kern w:val="0"/>
+          <w14:ligatures w14:val="none"/>
+        </w:rPr>
+      </w:pPr>
+      <w:r>
+        <w:rPr>
+          <w:rFonts w:eastAsia="Times New Roman" w:cstheme="minorHAnsi"/>
+          <w:b/>
+          <w:bCs/>
+          <w:kern w:val="0"/>
+          <w14:ligatures w14:val="none"/>
+        </w:rPr>
+        <w:t>Answer</w:t>
+      </w:r>
+    </w:p>
+    <w:p>
+      <w:pPr>
+        <w:spacing w:before="100" w:beforeAutospacing="1" w:after="100" w:afterAutospacing="1" w:line="240" w:lineRule="auto"/>
+        <w:rPr>
+          <w:rFonts w:eastAsia="Times New Roman" w:cstheme="minorHAnsi"/>
+          <w:kern w:val="0"/>
+          <w14:ligatures w14:val="none"/>
+        </w:rPr>
+      </w:pPr>
+      <w:r>
+        <w:rPr>
+          <w:rFonts w:eastAsia="Times New Roman" w:cstheme="minorHAnsi"/>
+          <w:kern w:val="0"/>
+          <w14:ligatures w14:val="none"/>
+        </w:rPr>
+        <w:t>Axios is a JavaScript library used to send HTTP requests from the frontend to the backend. It simplifies communication with REST APIs.</w:t>
+      </w:r>
+    </w:p>
+    <w:p>
+      <w:pPr>
+        <w:spacing w:before="100" w:beforeAutospacing="1" w:after="100" w:afterAutospacing="1" w:line="240" w:lineRule="auto"/>
+        <w:rPr>
+          <w:rFonts w:eastAsia="Times New Roman" w:cstheme="minorHAnsi"/>
+          <w:kern w:val="0"/>
+          <w14:ligatures w14:val="none"/>
+        </w:rPr>
+      </w:pPr>
+      <w:r>
+        <w:rPr>
+          <w:rFonts w:eastAsia="Times New Roman" w:cstheme="minorHAnsi"/>
+          <w:kern w:val="0"/>
+          <w14:ligatures w14:val="none"/>
+        </w:rPr>
+        <w:pict w14:anchorId="265AD532">
+          <v:rect id="_x0000_i1229" style="width:0;height:1.5pt" o:hralign="center" o:hrstd="t" o:hr="t" fillcolor="#a0a0a0" stroked="f"/>
+        </w:pict>
+      </w:r>
+    </w:p>
+    <w:p>
+      <w:pPr>
+        <w:spacing w:before="100" w:beforeAutospacing="1" w:after="100" w:afterAutospacing="1" w:line="240" w:lineRule="auto"/>
+        <w:rPr>
+          <w:rFonts w:eastAsia="Times New Roman" w:cstheme="minorHAnsi"/>
+          <w:b/>
+          <w:bCs/>
+          <w:kern w:val="0"/>
+          <w14:ligatures w14:val="none"/>
+        </w:rPr>
+      </w:pPr>
+      <w:r>
+        <w:rPr>
+          <w:rFonts w:eastAsia="Times New Roman" w:cstheme="minorHAnsi"/>
+          <w:b/>
+          <w:bCs/>
+          <w:kern w:val="0"/>
+          <w14:ligatures w14:val="none"/>
+        </w:rPr>
+        <w:t>Q77. Why did you create api.js?</w:t>
+      </w:r>
+    </w:p>
+    <w:p>
+      <w:pPr>
+        <w:spacing w:before="100" w:beforeAutospacing="1" w:after="100" w:afterAutospacing="1" w:line="240" w:lineRule="auto"/>
+        <w:rPr>
+          <w:rFonts w:eastAsia="Times New Roman" w:cstheme="minorHAnsi"/>
+          <w:kern w:val="0"/>
+          <w14:ligatures w14:val="none"/>
+        </w:rPr>
+      </w:pPr>
+      <w:r>
+        <w:rPr>
+          <w:rFonts w:eastAsia="Times New Roman" w:cstheme="minorHAnsi"/>
+          <w:b/>
+          <w:bCs/>
+          <w:kern w:val="0"/>
+          <w14:ligatures w14:val="none"/>
+        </w:rPr>
+        <w:t>Answer</w:t>
+      </w:r>
+    </w:p>
+    <w:p>
+      <w:pPr>
+        <w:spacing w:before="100" w:beforeAutospacing="1" w:after="100" w:afterAutospacing="1" w:line="240" w:lineRule="auto"/>
+        <w:rPr>
+          <w:rFonts w:eastAsia="Times New Roman" w:cstheme="minorHAnsi"/>
+          <w:kern w:val="0"/>
+          <w14:ligatures w14:val="none"/>
+        </w:rPr>
+      </w:pPr>
+      <w:r>
+        <w:rPr>
+          <w:rFonts w:eastAsia="Times New Roman" w:cstheme="minorHAnsi"/>
+          <w:kern w:val="0"/>
+          <w14:ligatures w14:val="none"/>
+        </w:rPr>
+        <w:lastRenderedPageBreak/>
+        <w:t xml:space="preserve">api.js creates a reusable Axios instance with a common </w:t>
+      </w:r>
+      <w:proofErr w:type="spellStart"/>
+      <w:r>
+        <w:rPr>
+          <w:rFonts w:eastAsia="Times New Roman" w:cstheme="minorHAnsi"/>
+          <w:kern w:val="0"/>
+          <w14:ligatures w14:val="none"/>
+        </w:rPr>
+        <w:t>baseURL</w:t>
+      </w:r>
+      <w:proofErr w:type="spellEnd"/>
+      <w:r>
+        <w:rPr>
+          <w:rFonts w:eastAsia="Times New Roman" w:cstheme="minorHAnsi"/>
+          <w:kern w:val="0"/>
+          <w14:ligatures w14:val="none"/>
+        </w:rPr>
+        <w:t>. This avoids repeating the server URL in every API request and keeps the code organized.</w:t>
+      </w:r>
+    </w:p>
+    <w:p>
+      <w:pPr>
+        <w:spacing w:before="100" w:beforeAutospacing="1" w:after="100" w:afterAutospacing="1" w:line="240" w:lineRule="auto"/>
+        <w:rPr>
+          <w:rFonts w:eastAsia="Times New Roman" w:cstheme="minorHAnsi"/>
+          <w:kern w:val="0"/>
+          <w14:ligatures w14:val="none"/>
+        </w:rPr>
+      </w:pPr>
+      <w:r>
+        <w:rPr>
+          <w:rFonts w:eastAsia="Times New Roman" w:cstheme="minorHAnsi"/>
+          <w:kern w:val="0"/>
+          <w14:ligatures w14:val="none"/>
+        </w:rPr>
+        <w:pict w14:anchorId="05B19784">
+          <v:rect id="_x0000_i1230" style="width:0;height:1.5pt" o:hralign="center" o:hrstd="t" o:hr="t" fillcolor="#a0a0a0" stroked="f"/>
+        </w:pict>
+      </w:r>
+    </w:p>
+    <w:p>
+      <w:pPr>
+        <w:spacing w:before="100" w:beforeAutospacing="1" w:after="100" w:afterAutospacing="1" w:line="240" w:lineRule="auto"/>
+        <w:rPr>
+          <w:rFonts w:eastAsia="Times New Roman" w:cstheme="minorHAnsi"/>
+          <w:b/>
+          <w:bCs/>
+          <w:kern w:val="0"/>
+          <w14:ligatures w14:val="none"/>
+        </w:rPr>
+      </w:pPr>
+      <w:r>
+        <w:rPr>
+          <w:rFonts w:eastAsia="Times New Roman" w:cstheme="minorHAnsi"/>
+          <w:b/>
+          <w:bCs/>
+          <w:kern w:val="0"/>
+          <w14:ligatures w14:val="none"/>
+        </w:rPr>
+        <w:t xml:space="preserve">Q78. Why do we use </w:t>
+      </w:r>
+      <w:proofErr w:type="spellStart"/>
+      <w:proofErr w:type="gramStart"/>
+      <w:r>
+        <w:rPr>
+          <w:rFonts w:eastAsia="Times New Roman" w:cstheme="minorHAnsi"/>
+          <w:b/>
+          <w:bCs/>
+          <w:kern w:val="0"/>
+          <w14:ligatures w14:val="none"/>
+        </w:rPr>
+        <w:t>useEffect</w:t>
+      </w:r>
+      <w:proofErr w:type="spellEnd"/>
+      <w:r>
+        <w:rPr>
+          <w:rFonts w:eastAsia="Times New Roman" w:cstheme="minorHAnsi"/>
+          <w:b/>
+          <w:bCs/>
+          <w:kern w:val="0"/>
+          <w14:ligatures w14:val="none"/>
+        </w:rPr>
+        <w:t>(</w:t>
+      </w:r>
+      <w:proofErr w:type="gramEnd"/>
+      <w:r>
+        <w:rPr>
+          <w:rFonts w:eastAsia="Times New Roman" w:cstheme="minorHAnsi"/>
+          <w:b/>
+          <w:bCs/>
+          <w:kern w:val="0"/>
+          <w14:ligatures w14:val="none"/>
+        </w:rPr>
+        <w:t>) for API calls?</w:t>
+      </w:r>
+    </w:p>
+    <w:p>
+      <w:pPr>
+        <w:spacing w:before="100" w:beforeAutospacing="1" w:after="100" w:afterAutospacing="1" w:line="240" w:lineRule="auto"/>
+        <w:rPr>
+          <w:rFonts w:eastAsia="Times New Roman" w:cstheme="minorHAnsi"/>
+          <w:kern w:val="0"/>
+          <w14:ligatures w14:val="none"/>
+        </w:rPr>
+      </w:pPr>
+      <w:r>
+        <w:rPr>
+          <w:rFonts w:eastAsia="Times New Roman" w:cstheme="minorHAnsi"/>
+          <w:b/>
+          <w:bCs/>
+          <w:kern w:val="0"/>
+          <w14:ligatures w14:val="none"/>
+        </w:rPr>
+        <w:t>Answer</w:t>
+      </w:r>
+    </w:p>
+    <w:p>
+      <w:pPr>
+        <w:spacing w:before="100" w:beforeAutospacing="1" w:after="100" w:afterAutospacing="1" w:line="240" w:lineRule="auto"/>
+        <w:rPr>
+          <w:rFonts w:eastAsia="Times New Roman" w:cstheme="minorHAnsi"/>
+          <w:kern w:val="0"/>
+          <w14:ligatures w14:val="none"/>
+        </w:rPr>
+      </w:pPr>
+      <w:proofErr w:type="spellStart"/>
+      <w:proofErr w:type="gramStart"/>
+      <w:r>
+        <w:rPr>
+          <w:rFonts w:eastAsia="Times New Roman" w:cstheme="minorHAnsi"/>
+          <w:kern w:val="0"/>
+          <w14:ligatures w14:val="none"/>
+        </w:rPr>
+        <w:t>useEffect</w:t>
+      </w:r>
+      <w:proofErr w:type="spellEnd"/>
+      <w:r>
+        <w:rPr>
+          <w:rFonts w:eastAsia="Times New Roman" w:cstheme="minorHAnsi"/>
+          <w:kern w:val="0"/>
+          <w14:ligatures w14:val="none"/>
+        </w:rPr>
+        <w:t>(</w:t>
+      </w:r>
+      <w:proofErr w:type="gramEnd"/>
+      <w:r>
+        <w:rPr>
+          <w:rFonts w:eastAsia="Times New Roman" w:cstheme="minorHAnsi"/>
+          <w:kern w:val="0"/>
+          <w14:ligatures w14:val="none"/>
+        </w:rPr>
+        <w:t>) runs after the component is rendered. It is commonly used to fetch data from the backend when the page loads.</w:t>
+      </w:r>
+    </w:p>
+    <w:p>
+      <w:pPr>
+        <w:spacing w:before="100" w:beforeAutospacing="1" w:after="100" w:afterAutospacing="1" w:line="240" w:lineRule="auto"/>
+        <w:rPr>
+          <w:rFonts w:eastAsia="Times New Roman" w:cstheme="minorHAnsi"/>
+          <w:kern w:val="0"/>
+          <w14:ligatures w14:val="none"/>
+        </w:rPr>
+      </w:pPr>
+      <w:r>
+        <w:rPr>
+          <w:rFonts w:eastAsia="Times New Roman" w:cstheme="minorHAnsi"/>
+          <w:kern w:val="0"/>
+          <w14:ligatures w14:val="none"/>
+        </w:rPr>
+        <w:pict w14:anchorId="090E46D9">
+          <v:rect id="_x0000_i1231" style="width:0;height:1.5pt" o:hralign="center" o:hrstd="t" o:hr="t" fillcolor="#a0a0a0" stroked="f"/>
+        </w:pict>
+      </w:r>
+    </w:p>
+    <w:p>
+      <w:pPr>
+        <w:spacing w:before="100" w:beforeAutospacing="1" w:after="100" w:afterAutospacing="1" w:line="240" w:lineRule="auto"/>
+        <w:rPr>
+          <w:rFonts w:eastAsia="Times New Roman" w:cstheme="minorHAnsi"/>
+          <w:b/>
+          <w:bCs/>
+          <w:kern w:val="0"/>
+          <w14:ligatures w14:val="none"/>
+        </w:rPr>
+      </w:pPr>
+      <w:r>
+        <w:rPr>
+          <w:rFonts w:eastAsia="Times New Roman" w:cstheme="minorHAnsi"/>
+          <w:b/>
+          <w:bCs/>
+          <w:kern w:val="0"/>
+          <w14:ligatures w14:val="none"/>
+        </w:rPr>
+        <w:t xml:space="preserve">Q79. Why do we use </w:t>
+      </w:r>
+      <w:proofErr w:type="spellStart"/>
+      <w:proofErr w:type="gramStart"/>
+      <w:r>
+        <w:rPr>
+          <w:rFonts w:eastAsia="Times New Roman" w:cstheme="minorHAnsi"/>
+          <w:b/>
+          <w:bCs/>
+          <w:kern w:val="0"/>
+          <w14:ligatures w14:val="none"/>
+        </w:rPr>
+        <w:t>useState</w:t>
+      </w:r>
+      <w:proofErr w:type="spellEnd"/>
+      <w:r>
+        <w:rPr>
+          <w:rFonts w:eastAsia="Times New Roman" w:cstheme="minorHAnsi"/>
+          <w:b/>
+          <w:bCs/>
+          <w:kern w:val="0"/>
+          <w14:ligatures w14:val="none"/>
+        </w:rPr>
+        <w:t>(</w:t>
+      </w:r>
+      <w:proofErr w:type="gramEnd"/>
+      <w:r>
+        <w:rPr>
+          <w:rFonts w:eastAsia="Times New Roman" w:cstheme="minorHAnsi"/>
+          <w:b/>
+          <w:bCs/>
+          <w:kern w:val="0"/>
+          <w14:ligatures w14:val="none"/>
+        </w:rPr>
+        <w:t>)?</w:t>
+      </w:r>
+    </w:p>
+    <w:p>
+      <w:pPr>
+        <w:spacing w:before="100" w:beforeAutospacing="1" w:after="100" w:afterAutospacing="1" w:line="240" w:lineRule="auto"/>
+        <w:rPr>
+          <w:rFonts w:eastAsia="Times New Roman" w:cstheme="minorHAnsi"/>
+          <w:kern w:val="0"/>
+          <w14:ligatures w14:val="none"/>
+        </w:rPr>
+      </w:pPr>
+      <w:r>
+        <w:rPr>
+          <w:rFonts w:eastAsia="Times New Roman" w:cstheme="minorHAnsi"/>
+          <w:b/>
+          <w:bCs/>
+          <w:kern w:val="0"/>
+          <w14:ligatures w14:val="none"/>
+        </w:rPr>
+        <w:t>Answer</w:t>
+      </w:r>
+    </w:p>
+    <w:p>
+      <w:pPr>
+        <w:spacing w:before="100" w:beforeAutospacing="1" w:after="100" w:afterAutospacing="1" w:line="240" w:lineRule="auto"/>
+        <w:rPr>
+          <w:rFonts w:eastAsia="Times New Roman" w:cstheme="minorHAnsi"/>
+          <w:kern w:val="0"/>
+          <w14:ligatures w14:val="none"/>
+        </w:rPr>
+      </w:pPr>
+      <w:proofErr w:type="spellStart"/>
+      <w:proofErr w:type="gramStart"/>
+      <w:r>
+        <w:rPr>
+          <w:rFonts w:eastAsia="Times New Roman" w:cstheme="minorHAnsi"/>
+          <w:kern w:val="0"/>
+          <w14:ligatures w14:val="none"/>
+        </w:rPr>
+        <w:t>useState</w:t>
+      </w:r>
+      <w:proofErr w:type="spellEnd"/>
+      <w:r>
+        <w:rPr>
+          <w:rFonts w:eastAsia="Times New Roman" w:cstheme="minorHAnsi"/>
+          <w:kern w:val="0"/>
+          <w14:ligatures w14:val="none"/>
+        </w:rPr>
+        <w:t>(</w:t>
+      </w:r>
+      <w:proofErr w:type="gramEnd"/>
+      <w:r>
+        <w:rPr>
+          <w:rFonts w:eastAsia="Times New Roman" w:cstheme="minorHAnsi"/>
+          <w:kern w:val="0"/>
+          <w14:ligatures w14:val="none"/>
+        </w:rPr>
+        <w:t xml:space="preserve">) stores dynamic data in a React component. When the state changes using the setter function (e.g., </w:t>
+      </w:r>
+      <w:proofErr w:type="spellStart"/>
+      <w:proofErr w:type="gramStart"/>
+      <w:r>
+        <w:rPr>
+          <w:rFonts w:eastAsia="Times New Roman" w:cstheme="minorHAnsi"/>
+          <w:kern w:val="0"/>
+          <w14:ligatures w14:val="none"/>
+        </w:rPr>
+        <w:t>setFoods</w:t>
+      </w:r>
+      <w:proofErr w:type="spellEnd"/>
+      <w:r>
+        <w:rPr>
+          <w:rFonts w:eastAsia="Times New Roman" w:cstheme="minorHAnsi"/>
+          <w:kern w:val="0"/>
+          <w14:ligatures w14:val="none"/>
+        </w:rPr>
+        <w:t>(</w:t>
+      </w:r>
+      <w:proofErr w:type="gramEnd"/>
+      <w:r>
+        <w:rPr>
+          <w:rFonts w:eastAsia="Times New Roman" w:cstheme="minorHAnsi"/>
+          <w:kern w:val="0"/>
+          <w14:ligatures w14:val="none"/>
+        </w:rPr>
+        <w:t>)), React automatically re-renders the UI.</w:t>
+      </w:r>
+    </w:p>
+    <w:p>
+      <w:pPr>
+        <w:spacing w:before="100" w:beforeAutospacing="1" w:after="100" w:afterAutospacing="1" w:line="240" w:lineRule="auto"/>
+        <w:rPr>
+          <w:rFonts w:eastAsia="Times New Roman" w:cstheme="minorHAnsi"/>
+          <w:b/>
+          <w:bCs/>
+          <w:kern w:val="0"/>
+          <w14:ligatures w14:val="none"/>
+        </w:rPr>
+      </w:pPr>
+      <w:r>
+        <w:rPr>
+          <w:rFonts w:eastAsia="Times New Roman" w:cstheme="minorHAnsi"/>
+          <w:b/>
+          <w:bCs/>
+          <w:kern w:val="0"/>
+          <w14:ligatures w14:val="none"/>
+        </w:rPr>
+        <w:t xml:space="preserve">What is </w:t>
+      </w:r>
+      <w:proofErr w:type="spellStart"/>
+      <w:r>
+        <w:rPr>
+          <w:rFonts w:eastAsia="Times New Roman" w:cstheme="minorHAnsi"/>
+          <w:b/>
+          <w:bCs/>
+          <w:kern w:val="0"/>
+          <w14:ligatures w14:val="none"/>
+        </w:rPr>
+        <w:t>useState</w:t>
+      </w:r>
+      <w:proofErr w:type="spellEnd"/>
+      <w:r>
+        <w:rPr>
+          <w:rFonts w:eastAsia="Times New Roman" w:cstheme="minorHAnsi"/>
+          <w:b/>
+          <w:bCs/>
+          <w:kern w:val="0"/>
+          <w14:ligatures w14:val="none"/>
+        </w:rPr>
+        <w:t>?</w:t>
+      </w:r>
+    </w:p>
+    <w:p>
+      <w:pPr>
+        <w:spacing w:before="100" w:beforeAutospacing="1" w:after="100" w:afterAutospacing="1" w:line="240" w:lineRule="auto"/>
+        <w:rPr>
+          <w:rFonts w:eastAsia="Times New Roman" w:cstheme="minorHAnsi"/>
+          <w:kern w:val="0"/>
+          <w14:ligatures w14:val="none"/>
+        </w:rPr>
+      </w:pPr>
+      <w:proofErr w:type="spellStart"/>
+      <w:r>
+        <w:rPr>
+          <w:rFonts w:eastAsia="Times New Roman" w:cstheme="minorHAnsi"/>
+          <w:kern w:val="0"/>
+          <w14:ligatures w14:val="none"/>
+        </w:rPr>
+        <w:t>useState</w:t>
+      </w:r>
+      <w:proofErr w:type="spellEnd"/>
+      <w:r>
+        <w:rPr>
+          <w:rFonts w:eastAsia="Times New Roman" w:cstheme="minorHAnsi"/>
+          <w:kern w:val="0"/>
+          <w14:ligatures w14:val="none"/>
+        </w:rPr>
+        <w:t xml:space="preserve"> is a React Hook used to store and manage dynamic data inside a component. When the state is updated using its setter function, </w:t>
+      </w:r>
+      <w:proofErr w:type="gramStart"/>
+      <w:r>
+        <w:rPr>
+          <w:rFonts w:eastAsia="Times New Roman" w:cstheme="minorHAnsi"/>
+          <w:kern w:val="0"/>
+          <w14:ligatures w14:val="none"/>
+        </w:rPr>
+        <w:t>React</w:t>
+      </w:r>
+      <w:proofErr w:type="gramEnd"/>
+      <w:r>
+        <w:rPr>
+          <w:rFonts w:eastAsia="Times New Roman" w:cstheme="minorHAnsi"/>
+          <w:kern w:val="0"/>
+          <w14:ligatures w14:val="none"/>
+        </w:rPr>
+        <w:t xml:space="preserve"> automatically re-renders the component.</w:t>
+      </w:r>
+    </w:p>
+    <w:p>
+      <w:pPr>
+        <w:spacing w:before="100" w:beforeAutospacing="1" w:after="100" w:afterAutospacing="1" w:line="240" w:lineRule="auto"/>
+        <w:rPr>
+          <w:rFonts w:eastAsia="Times New Roman" w:cstheme="minorHAnsi"/>
+          <w:kern w:val="0"/>
+          <w14:ligatures w14:val="none"/>
+        </w:rPr>
+      </w:pPr>
+      <w:r>
+        <w:rPr>
+          <w:rFonts w:eastAsia="Times New Roman" w:cstheme="minorHAnsi"/>
+          <w:kern w:val="0"/>
+          <w14:ligatures w14:val="none"/>
+        </w:rPr>
+        <w:pict w14:anchorId="13217573">
+          <v:rect id="_x0000_i1241" style="width:0;height:1.5pt" o:hralign="center" o:hrstd="t" o:hr="t" fillcolor="#a0a0a0" stroked="f"/>
+        </w:pict>
+      </w:r>
+    </w:p>
+    <w:p>
+      <w:pPr>
+        <w:spacing w:before="100" w:beforeAutospacing="1" w:after="100" w:afterAutospacing="1" w:line="240" w:lineRule="auto"/>
+        <w:rPr>
+          <w:rFonts w:eastAsia="Times New Roman" w:cstheme="minorHAnsi"/>
+          <w:b/>
+          <w:bCs/>
+          <w:kern w:val="0"/>
+          <w14:ligatures w14:val="none"/>
+        </w:rPr>
+      </w:pPr>
+      <w:r>
+        <w:rPr>
+          <w:rFonts w:eastAsia="Times New Roman" w:cstheme="minorHAnsi"/>
+          <w:b/>
+          <w:bCs/>
+          <w:kern w:val="0"/>
+          <w14:ligatures w14:val="none"/>
+        </w:rPr>
+        <w:t xml:space="preserve">What is </w:t>
+      </w:r>
+      <w:proofErr w:type="spellStart"/>
+      <w:r>
+        <w:rPr>
+          <w:rFonts w:eastAsia="Times New Roman" w:cstheme="minorHAnsi"/>
+          <w:b/>
+          <w:bCs/>
+          <w:kern w:val="0"/>
+          <w14:ligatures w14:val="none"/>
+        </w:rPr>
+        <w:t>useEffect</w:t>
+      </w:r>
+      <w:proofErr w:type="spellEnd"/>
+      <w:r>
+        <w:rPr>
+          <w:rFonts w:eastAsia="Times New Roman" w:cstheme="minorHAnsi"/>
+          <w:b/>
+          <w:bCs/>
+          <w:kern w:val="0"/>
+          <w14:ligatures w14:val="none"/>
+        </w:rPr>
+        <w:t>?</w:t>
+      </w:r>
+    </w:p>
+    <w:p>
+      <w:pPr>
+        <w:spacing w:before="100" w:beforeAutospacing="1" w:after="100" w:afterAutospacing="1" w:line="240" w:lineRule="auto"/>
+        <w:rPr>
+          <w:rFonts w:eastAsia="Times New Roman" w:cstheme="minorHAnsi"/>
+          <w:kern w:val="0"/>
+          <w14:ligatures w14:val="none"/>
+        </w:rPr>
+      </w:pPr>
+      <w:proofErr w:type="spellStart"/>
+      <w:r>
+        <w:rPr>
+          <w:rFonts w:eastAsia="Times New Roman" w:cstheme="minorHAnsi"/>
+          <w:kern w:val="0"/>
+          <w14:ligatures w14:val="none"/>
+        </w:rPr>
+        <w:t>useEffect</w:t>
+      </w:r>
+      <w:proofErr w:type="spellEnd"/>
+      <w:r>
+        <w:rPr>
+          <w:rFonts w:eastAsia="Times New Roman" w:cstheme="minorHAnsi"/>
+          <w:kern w:val="0"/>
+          <w14:ligatures w14:val="none"/>
+        </w:rPr>
+        <w:t xml:space="preserve"> is a React Hook used to perform side effects such as API calls, timers, or event listeners after a component renders. An empty dependency array ([]) makes it run only once when the component first loads.</w:t>
+      </w:r>
+    </w:p>
+    <w:p>
+      <w:pPr>
+        <w:spacing w:before="100" w:beforeAutospacing="1" w:after="100" w:afterAutospacing="1" w:line="240" w:lineRule="auto"/>
+        <w:rPr>
+          <w:rFonts w:eastAsia="Times New Roman" w:cstheme="minorHAnsi"/>
+          <w:kern w:val="0"/>
+          <w14:ligatures w14:val="none"/>
+        </w:rPr>
+      </w:pPr>
     </w:p>
     <w:p>
       <w:pPr>
@@ -6715,9 +11469,9 @@
     </w:lvl>
   </w:abstractNum>
   <w:abstractNum w:abstractNumId="8" w15:restartNumberingAfterBreak="0">
-    <w:nsid w:val="623C56AC"/>
+    <w:nsid w:val="5C94650F"/>
     <w:multiLevelType w:val="multilevel"/>
-    <w:tmpl w:val="90B05342"/>
+    <w:tmpl w:val="5E20556C"/>
     <w:lvl w:ilvl="0">
       <w:start w:val="1"/>
       <w:numFmt w:val="bullet"/>
@@ -6864,9 +11618,9 @@
     </w:lvl>
   </w:abstractNum>
   <w:abstractNum w:abstractNumId="9" w15:restartNumberingAfterBreak="0">
-    <w:nsid w:val="6F5E2C4C"/>
+    <w:nsid w:val="623C56AC"/>
     <w:multiLevelType w:val="multilevel"/>
-    <w:tmpl w:val="13AE5D70"/>
+    <w:tmpl w:val="90B05342"/>
     <w:lvl w:ilvl="0">
       <w:start w:val="1"/>
       <w:numFmt w:val="bullet"/>
@@ -7012,11 +11766,458 @@
       </w:rPr>
     </w:lvl>
   </w:abstractNum>
+  <w:abstractNum w:abstractNumId="10" w15:restartNumberingAfterBreak="0">
+    <w:nsid w:val="6B3C1C45"/>
+    <w:multiLevelType w:val="multilevel"/>
+    <w:tmpl w:val="527CC97C"/>
+    <w:lvl w:ilvl="0">
+      <w:start w:val="1"/>
+      <w:numFmt w:val="bullet"/>
+      <w:lvlText w:val=""/>
+      <w:lvlJc w:val="left"/>
+      <w:pPr>
+        <w:tabs>
+          <w:tab w:val="num" w:pos="720"/>
+        </w:tabs>
+        <w:ind w:left="720" w:hanging="360"/>
+      </w:pPr>
+      <w:rPr>
+        <w:rFonts w:ascii="Symbol" w:hAnsi="Symbol" w:hint="default"/>
+        <w:sz w:val="20"/>
+      </w:rPr>
+    </w:lvl>
+    <w:lvl w:ilvl="1" w:tentative="1">
+      <w:start w:val="1"/>
+      <w:numFmt w:val="bullet"/>
+      <w:lvlText w:val="o"/>
+      <w:lvlJc w:val="left"/>
+      <w:pPr>
+        <w:tabs>
+          <w:tab w:val="num" w:pos="1440"/>
+        </w:tabs>
+        <w:ind w:left="1440" w:hanging="360"/>
+      </w:pPr>
+      <w:rPr>
+        <w:rFonts w:ascii="Courier New" w:hAnsi="Courier New" w:hint="default"/>
+        <w:sz w:val="20"/>
+      </w:rPr>
+    </w:lvl>
+    <w:lvl w:ilvl="2" w:tentative="1">
+      <w:start w:val="1"/>
+      <w:numFmt w:val="bullet"/>
+      <w:lvlText w:val=""/>
+      <w:lvlJc w:val="left"/>
+      <w:pPr>
+        <w:tabs>
+          <w:tab w:val="num" w:pos="2160"/>
+        </w:tabs>
+        <w:ind w:left="2160" w:hanging="360"/>
+      </w:pPr>
+      <w:rPr>
+        <w:rFonts w:ascii="Wingdings" w:hAnsi="Wingdings" w:hint="default"/>
+        <w:sz w:val="20"/>
+      </w:rPr>
+    </w:lvl>
+    <w:lvl w:ilvl="3" w:tentative="1">
+      <w:start w:val="1"/>
+      <w:numFmt w:val="bullet"/>
+      <w:lvlText w:val=""/>
+      <w:lvlJc w:val="left"/>
+      <w:pPr>
+        <w:tabs>
+          <w:tab w:val="num" w:pos="2880"/>
+        </w:tabs>
+        <w:ind w:left="2880" w:hanging="360"/>
+      </w:pPr>
+      <w:rPr>
+        <w:rFonts w:ascii="Wingdings" w:hAnsi="Wingdings" w:hint="default"/>
+        <w:sz w:val="20"/>
+      </w:rPr>
+    </w:lvl>
+    <w:lvl w:ilvl="4" w:tentative="1">
+      <w:start w:val="1"/>
+      <w:numFmt w:val="bullet"/>
+      <w:lvlText w:val=""/>
+      <w:lvlJc w:val="left"/>
+      <w:pPr>
+        <w:tabs>
+          <w:tab w:val="num" w:pos="3600"/>
+        </w:tabs>
+        <w:ind w:left="3600" w:hanging="360"/>
+      </w:pPr>
+      <w:rPr>
+        <w:rFonts w:ascii="Wingdings" w:hAnsi="Wingdings" w:hint="default"/>
+        <w:sz w:val="20"/>
+      </w:rPr>
+    </w:lvl>
+    <w:lvl w:ilvl="5" w:tentative="1">
+      <w:start w:val="1"/>
+      <w:numFmt w:val="bullet"/>
+      <w:lvlText w:val=""/>
+      <w:lvlJc w:val="left"/>
+      <w:pPr>
+        <w:tabs>
+          <w:tab w:val="num" w:pos="4320"/>
+        </w:tabs>
+        <w:ind w:left="4320" w:hanging="360"/>
+      </w:pPr>
+      <w:rPr>
+        <w:rFonts w:ascii="Wingdings" w:hAnsi="Wingdings" w:hint="default"/>
+        <w:sz w:val="20"/>
+      </w:rPr>
+    </w:lvl>
+    <w:lvl w:ilvl="6" w:tentative="1">
+      <w:start w:val="1"/>
+      <w:numFmt w:val="bullet"/>
+      <w:lvlText w:val=""/>
+      <w:lvlJc w:val="left"/>
+      <w:pPr>
+        <w:tabs>
+          <w:tab w:val="num" w:pos="5040"/>
+        </w:tabs>
+        <w:ind w:left="5040" w:hanging="360"/>
+      </w:pPr>
+      <w:rPr>
+        <w:rFonts w:ascii="Wingdings" w:hAnsi="Wingdings" w:hint="default"/>
+        <w:sz w:val="20"/>
+      </w:rPr>
+    </w:lvl>
+    <w:lvl w:ilvl="7" w:tentative="1">
+      <w:start w:val="1"/>
+      <w:numFmt w:val="bullet"/>
+      <w:lvlText w:val=""/>
+      <w:lvlJc w:val="left"/>
+      <w:pPr>
+        <w:tabs>
+          <w:tab w:val="num" w:pos="5760"/>
+        </w:tabs>
+        <w:ind w:left="5760" w:hanging="360"/>
+      </w:pPr>
+      <w:rPr>
+        <w:rFonts w:ascii="Wingdings" w:hAnsi="Wingdings" w:hint="default"/>
+        <w:sz w:val="20"/>
+      </w:rPr>
+    </w:lvl>
+    <w:lvl w:ilvl="8" w:tentative="1">
+      <w:start w:val="1"/>
+      <w:numFmt w:val="bullet"/>
+      <w:lvlText w:val=""/>
+      <w:lvlJc w:val="left"/>
+      <w:pPr>
+        <w:tabs>
+          <w:tab w:val="num" w:pos="6480"/>
+        </w:tabs>
+        <w:ind w:left="6480" w:hanging="360"/>
+      </w:pPr>
+      <w:rPr>
+        <w:rFonts w:ascii="Wingdings" w:hAnsi="Wingdings" w:hint="default"/>
+        <w:sz w:val="20"/>
+      </w:rPr>
+    </w:lvl>
+  </w:abstractNum>
+  <w:abstractNum w:abstractNumId="11" w15:restartNumberingAfterBreak="0">
+    <w:nsid w:val="6F5E2C4C"/>
+    <w:multiLevelType w:val="multilevel"/>
+    <w:tmpl w:val="13AE5D70"/>
+    <w:lvl w:ilvl="0">
+      <w:start w:val="1"/>
+      <w:numFmt w:val="bullet"/>
+      <w:lvlText w:val=""/>
+      <w:lvlJc w:val="left"/>
+      <w:pPr>
+        <w:tabs>
+          <w:tab w:val="num" w:pos="720"/>
+        </w:tabs>
+        <w:ind w:left="720" w:hanging="360"/>
+      </w:pPr>
+      <w:rPr>
+        <w:rFonts w:ascii="Symbol" w:hAnsi="Symbol" w:hint="default"/>
+        <w:sz w:val="20"/>
+      </w:rPr>
+    </w:lvl>
+    <w:lvl w:ilvl="1" w:tentative="1">
+      <w:start w:val="1"/>
+      <w:numFmt w:val="bullet"/>
+      <w:lvlText w:val="o"/>
+      <w:lvlJc w:val="left"/>
+      <w:pPr>
+        <w:tabs>
+          <w:tab w:val="num" w:pos="1440"/>
+        </w:tabs>
+        <w:ind w:left="1440" w:hanging="360"/>
+      </w:pPr>
+      <w:rPr>
+        <w:rFonts w:ascii="Courier New" w:hAnsi="Courier New" w:hint="default"/>
+        <w:sz w:val="20"/>
+      </w:rPr>
+    </w:lvl>
+    <w:lvl w:ilvl="2" w:tentative="1">
+      <w:start w:val="1"/>
+      <w:numFmt w:val="bullet"/>
+      <w:lvlText w:val=""/>
+      <w:lvlJc w:val="left"/>
+      <w:pPr>
+        <w:tabs>
+          <w:tab w:val="num" w:pos="2160"/>
+        </w:tabs>
+        <w:ind w:left="2160" w:hanging="360"/>
+      </w:pPr>
+      <w:rPr>
+        <w:rFonts w:ascii="Wingdings" w:hAnsi="Wingdings" w:hint="default"/>
+        <w:sz w:val="20"/>
+      </w:rPr>
+    </w:lvl>
+    <w:lvl w:ilvl="3" w:tentative="1">
+      <w:start w:val="1"/>
+      <w:numFmt w:val="bullet"/>
+      <w:lvlText w:val=""/>
+      <w:lvlJc w:val="left"/>
+      <w:pPr>
+        <w:tabs>
+          <w:tab w:val="num" w:pos="2880"/>
+        </w:tabs>
+        <w:ind w:left="2880" w:hanging="360"/>
+      </w:pPr>
+      <w:rPr>
+        <w:rFonts w:ascii="Wingdings" w:hAnsi="Wingdings" w:hint="default"/>
+        <w:sz w:val="20"/>
+      </w:rPr>
+    </w:lvl>
+    <w:lvl w:ilvl="4" w:tentative="1">
+      <w:start w:val="1"/>
+      <w:numFmt w:val="bullet"/>
+      <w:lvlText w:val=""/>
+      <w:lvlJc w:val="left"/>
+      <w:pPr>
+        <w:tabs>
+          <w:tab w:val="num" w:pos="3600"/>
+        </w:tabs>
+        <w:ind w:left="3600" w:hanging="360"/>
+      </w:pPr>
+      <w:rPr>
+        <w:rFonts w:ascii="Wingdings" w:hAnsi="Wingdings" w:hint="default"/>
+        <w:sz w:val="20"/>
+      </w:rPr>
+    </w:lvl>
+    <w:lvl w:ilvl="5" w:tentative="1">
+      <w:start w:val="1"/>
+      <w:numFmt w:val="bullet"/>
+      <w:lvlText w:val=""/>
+      <w:lvlJc w:val="left"/>
+      <w:pPr>
+        <w:tabs>
+          <w:tab w:val="num" w:pos="4320"/>
+        </w:tabs>
+        <w:ind w:left="4320" w:hanging="360"/>
+      </w:pPr>
+      <w:rPr>
+        <w:rFonts w:ascii="Wingdings" w:hAnsi="Wingdings" w:hint="default"/>
+        <w:sz w:val="20"/>
+      </w:rPr>
+    </w:lvl>
+    <w:lvl w:ilvl="6" w:tentative="1">
+      <w:start w:val="1"/>
+      <w:numFmt w:val="bullet"/>
+      <w:lvlText w:val=""/>
+      <w:lvlJc w:val="left"/>
+      <w:pPr>
+        <w:tabs>
+          <w:tab w:val="num" w:pos="5040"/>
+        </w:tabs>
+        <w:ind w:left="5040" w:hanging="360"/>
+      </w:pPr>
+      <w:rPr>
+        <w:rFonts w:ascii="Wingdings" w:hAnsi="Wingdings" w:hint="default"/>
+        <w:sz w:val="20"/>
+      </w:rPr>
+    </w:lvl>
+    <w:lvl w:ilvl="7" w:tentative="1">
+      <w:start w:val="1"/>
+      <w:numFmt w:val="bullet"/>
+      <w:lvlText w:val=""/>
+      <w:lvlJc w:val="left"/>
+      <w:pPr>
+        <w:tabs>
+          <w:tab w:val="num" w:pos="5760"/>
+        </w:tabs>
+        <w:ind w:left="5760" w:hanging="360"/>
+      </w:pPr>
+      <w:rPr>
+        <w:rFonts w:ascii="Wingdings" w:hAnsi="Wingdings" w:hint="default"/>
+        <w:sz w:val="20"/>
+      </w:rPr>
+    </w:lvl>
+    <w:lvl w:ilvl="8" w:tentative="1">
+      <w:start w:val="1"/>
+      <w:numFmt w:val="bullet"/>
+      <w:lvlText w:val=""/>
+      <w:lvlJc w:val="left"/>
+      <w:pPr>
+        <w:tabs>
+          <w:tab w:val="num" w:pos="6480"/>
+        </w:tabs>
+        <w:ind w:left="6480" w:hanging="360"/>
+      </w:pPr>
+      <w:rPr>
+        <w:rFonts w:ascii="Wingdings" w:hAnsi="Wingdings" w:hint="default"/>
+        <w:sz w:val="20"/>
+      </w:rPr>
+    </w:lvl>
+  </w:abstractNum>
+  <w:abstractNum w:abstractNumId="12" w15:restartNumberingAfterBreak="0">
+    <w:nsid w:val="7A457456"/>
+    <w:multiLevelType w:val="multilevel"/>
+    <w:tmpl w:val="CCB0112A"/>
+    <w:lvl w:ilvl="0">
+      <w:start w:val="1"/>
+      <w:numFmt w:val="bullet"/>
+      <w:lvlText w:val=""/>
+      <w:lvlJc w:val="left"/>
+      <w:pPr>
+        <w:tabs>
+          <w:tab w:val="num" w:pos="720"/>
+        </w:tabs>
+        <w:ind w:left="720" w:hanging="360"/>
+      </w:pPr>
+      <w:rPr>
+        <w:rFonts w:ascii="Symbol" w:hAnsi="Symbol" w:hint="default"/>
+        <w:sz w:val="20"/>
+      </w:rPr>
+    </w:lvl>
+    <w:lvl w:ilvl="1" w:tentative="1">
+      <w:start w:val="1"/>
+      <w:numFmt w:val="bullet"/>
+      <w:lvlText w:val="o"/>
+      <w:lvlJc w:val="left"/>
+      <w:pPr>
+        <w:tabs>
+          <w:tab w:val="num" w:pos="1440"/>
+        </w:tabs>
+        <w:ind w:left="1440" w:hanging="360"/>
+      </w:pPr>
+      <w:rPr>
+        <w:rFonts w:ascii="Courier New" w:hAnsi="Courier New" w:hint="default"/>
+        <w:sz w:val="20"/>
+      </w:rPr>
+    </w:lvl>
+    <w:lvl w:ilvl="2" w:tentative="1">
+      <w:start w:val="1"/>
+      <w:numFmt w:val="bullet"/>
+      <w:lvlText w:val=""/>
+      <w:lvlJc w:val="left"/>
+      <w:pPr>
+        <w:tabs>
+          <w:tab w:val="num" w:pos="2160"/>
+        </w:tabs>
+        <w:ind w:left="2160" w:hanging="360"/>
+      </w:pPr>
+      <w:rPr>
+        <w:rFonts w:ascii="Wingdings" w:hAnsi="Wingdings" w:hint="default"/>
+        <w:sz w:val="20"/>
+      </w:rPr>
+    </w:lvl>
+    <w:lvl w:ilvl="3" w:tentative="1">
+      <w:start w:val="1"/>
+      <w:numFmt w:val="bullet"/>
+      <w:lvlText w:val=""/>
+      <w:lvlJc w:val="left"/>
+      <w:pPr>
+        <w:tabs>
+          <w:tab w:val="num" w:pos="2880"/>
+        </w:tabs>
+        <w:ind w:left="2880" w:hanging="360"/>
+      </w:pPr>
+      <w:rPr>
+        <w:rFonts w:ascii="Wingdings" w:hAnsi="Wingdings" w:hint="default"/>
+        <w:sz w:val="20"/>
+      </w:rPr>
+    </w:lvl>
+    <w:lvl w:ilvl="4" w:tentative="1">
+      <w:start w:val="1"/>
+      <w:numFmt w:val="bullet"/>
+      <w:lvlText w:val=""/>
+      <w:lvlJc w:val="left"/>
+      <w:pPr>
+        <w:tabs>
+          <w:tab w:val="num" w:pos="3600"/>
+        </w:tabs>
+        <w:ind w:left="3600" w:hanging="360"/>
+      </w:pPr>
+      <w:rPr>
+        <w:rFonts w:ascii="Wingdings" w:hAnsi="Wingdings" w:hint="default"/>
+        <w:sz w:val="20"/>
+      </w:rPr>
+    </w:lvl>
+    <w:lvl w:ilvl="5" w:tentative="1">
+      <w:start w:val="1"/>
+      <w:numFmt w:val="bullet"/>
+      <w:lvlText w:val=""/>
+      <w:lvlJc w:val="left"/>
+      <w:pPr>
+        <w:tabs>
+          <w:tab w:val="num" w:pos="4320"/>
+        </w:tabs>
+        <w:ind w:left="4320" w:hanging="360"/>
+      </w:pPr>
+      <w:rPr>
+        <w:rFonts w:ascii="Wingdings" w:hAnsi="Wingdings" w:hint="default"/>
+        <w:sz w:val="20"/>
+      </w:rPr>
+    </w:lvl>
+    <w:lvl w:ilvl="6" w:tentative="1">
+      <w:start w:val="1"/>
+      <w:numFmt w:val="bullet"/>
+      <w:lvlText w:val=""/>
+      <w:lvlJc w:val="left"/>
+      <w:pPr>
+        <w:tabs>
+          <w:tab w:val="num" w:pos="5040"/>
+        </w:tabs>
+        <w:ind w:left="5040" w:hanging="360"/>
+      </w:pPr>
+      <w:rPr>
+        <w:rFonts w:ascii="Wingdings" w:hAnsi="Wingdings" w:hint="default"/>
+        <w:sz w:val="20"/>
+      </w:rPr>
+    </w:lvl>
+    <w:lvl w:ilvl="7" w:tentative="1">
+      <w:start w:val="1"/>
+      <w:numFmt w:val="bullet"/>
+      <w:lvlText w:val=""/>
+      <w:lvlJc w:val="left"/>
+      <w:pPr>
+        <w:tabs>
+          <w:tab w:val="num" w:pos="5760"/>
+        </w:tabs>
+        <w:ind w:left="5760" w:hanging="360"/>
+      </w:pPr>
+      <w:rPr>
+        <w:rFonts w:ascii="Wingdings" w:hAnsi="Wingdings" w:hint="default"/>
+        <w:sz w:val="20"/>
+      </w:rPr>
+    </w:lvl>
+    <w:lvl w:ilvl="8" w:tentative="1">
+      <w:start w:val="1"/>
+      <w:numFmt w:val="bullet"/>
+      <w:lvlText w:val=""/>
+      <w:lvlJc w:val="left"/>
+      <w:pPr>
+        <w:tabs>
+          <w:tab w:val="num" w:pos="6480"/>
+        </w:tabs>
+        <w:ind w:left="6480" w:hanging="360"/>
+      </w:pPr>
+      <w:rPr>
+        <w:rFonts w:ascii="Wingdings" w:hAnsi="Wingdings" w:hint="default"/>
+        <w:sz w:val="20"/>
+      </w:rPr>
+    </w:lvl>
+  </w:abstractNum>
   <w:num w:numId="1" w16cid:durableId="968709895">
     <w:abstractNumId w:val="5"/>
   </w:num>
   <w:num w:numId="2" w16cid:durableId="1226643985">
-    <w:abstractNumId w:val="8"/>
+    <w:abstractNumId w:val="9"/>
   </w:num>
   <w:num w:numId="3" w16cid:durableId="276910803">
     <w:abstractNumId w:val="3"/>
@@ -7040,7 +12241,16 @@
     <w:abstractNumId w:val="0"/>
   </w:num>
   <w:num w:numId="10" w16cid:durableId="94717793">
-    <w:abstractNumId w:val="9"/>
+    <w:abstractNumId w:val="11"/>
+  </w:num>
+  <w:num w:numId="11" w16cid:durableId="1152139526">
+    <w:abstractNumId w:val="8"/>
+  </w:num>
+  <w:num w:numId="12" w16cid:durableId="1725714062">
+    <w:abstractNumId w:val="12"/>
+  </w:num>
+  <w:num w:numId="13" w16cid:durableId="274867082">
+    <w:abstractNumId w:val="10"/>
   </w:num>
 </w:numbering>
 </file>

--- a/docs/foodhub_Interview_Notes.docx
+++ b/docs/foodhub_Interview_Notes.docx
@@ -5495,7 +5495,7 @@
           <w14:ligatures w14:val="none"/>
         </w:rPr>
         <w:pict w14:anchorId="7C0D79E6">
-          <v:rect id="_x0000_i1120" style="width:0;height:1.5pt" o:hralign="center" o:hrstd="t" o:hr="t" fillcolor="#a0a0a0" stroked="f"/>
+          <v:rect id="_x0000_i1080" style="width:0;height:1.5pt" o:hralign="center" o:hrstd="t" o:hr="t" fillcolor="#a0a0a0" stroked="f"/>
         </w:pict>
       </w:r>
     </w:p>
@@ -5743,7 +5743,7 @@
           <w14:ligatures w14:val="none"/>
         </w:rPr>
         <w:pict w14:anchorId="75433454">
-          <v:rect id="_x0000_i1110" style="width:0;height:1.5pt" o:hralign="center" o:hrstd="t" o:hr="t" fillcolor="#a0a0a0" stroked="f"/>
+          <v:rect id="_x0000_i1081" style="width:0;height:1.5pt" o:hralign="center" o:hrstd="t" o:hr="t" fillcolor="#a0a0a0" stroked="f"/>
         </w:pict>
       </w:r>
     </w:p>
@@ -5939,7 +5939,7 @@
           <w14:ligatures w14:val="none"/>
         </w:rPr>
         <w:pict w14:anchorId="2E3B7A92">
-          <v:rect id="_x0000_i1111" style="width:0;height:1.5pt" o:hralign="center" o:hrstd="t" o:hr="t" fillcolor="#a0a0a0" stroked="f"/>
+          <v:rect id="_x0000_i1082" style="width:0;height:1.5pt" o:hralign="center" o:hrstd="t" o:hr="t" fillcolor="#a0a0a0" stroked="f"/>
         </w:pict>
       </w:r>
     </w:p>
@@ -6323,7 +6323,7 @@
           <w14:ligatures w14:val="none"/>
         </w:rPr>
         <w:pict w14:anchorId="3AD9F6DA">
-          <v:rect id="_x0000_i1112" style="width:0;height:1.5pt" o:hralign="center" o:hrstd="t" o:hr="t" fillcolor="#a0a0a0" stroked="f"/>
+          <v:rect id="_x0000_i1083" style="width:0;height:1.5pt" o:hralign="center" o:hrstd="t" o:hr="t" fillcolor="#a0a0a0" stroked="f"/>
         </w:pict>
       </w:r>
     </w:p>
@@ -7012,7 +7012,7 @@
           <w14:ligatures w14:val="none"/>
         </w:rPr>
         <w:pict w14:anchorId="56DFCB6E">
-          <v:rect id="_x0000_i1113" style="width:0;height:1.5pt" o:hralign="center" o:hrstd="t" o:hr="t" fillcolor="#a0a0a0" stroked="f"/>
+          <v:rect id="_x0000_i1084" style="width:0;height:1.5pt" o:hralign="center" o:hrstd="t" o:hr="t" fillcolor="#a0a0a0" stroked="f"/>
         </w:pict>
       </w:r>
     </w:p>
@@ -7296,7 +7296,7 @@
           <w14:ligatures w14:val="none"/>
         </w:rPr>
         <w:pict w14:anchorId="628C2AAD">
-          <v:rect id="_x0000_i1114" style="width:0;height:1.5pt" o:hralign="center" o:hrstd="t" o:hr="t" fillcolor="#a0a0a0" stroked="f"/>
+          <v:rect id="_x0000_i1085" style="width:0;height:1.5pt" o:hralign="center" o:hrstd="t" o:hr="t" fillcolor="#a0a0a0" stroked="f"/>
         </w:pict>
       </w:r>
     </w:p>
@@ -7809,7 +7809,7 @@
           <w14:ligatures w14:val="none"/>
         </w:rPr>
         <w:pict w14:anchorId="56A6D20F">
-          <v:rect id="_x0000_i1165" style="width:0;height:1.5pt" o:hralign="center" o:hrstd="t" o:hr="t" fillcolor="#a0a0a0" stroked="f"/>
+          <v:rect id="_x0000_i1086" style="width:0;height:1.5pt" o:hralign="center" o:hrstd="t" o:hr="t" fillcolor="#a0a0a0" stroked="f"/>
         </w:pict>
       </w:r>
     </w:p>
@@ -7931,7 +7931,7 @@
           <w14:ligatures w14:val="none"/>
         </w:rPr>
         <w:pict w14:anchorId="58D57618">
-          <v:rect id="_x0000_i1166" style="width:0;height:1.5pt" o:hralign="center" o:hrstd="t" o:hr="t" fillcolor="#a0a0a0" stroked="f"/>
+          <v:rect id="_x0000_i1087" style="width:0;height:1.5pt" o:hralign="center" o:hrstd="t" o:hr="t" fillcolor="#a0a0a0" stroked="f"/>
         </w:pict>
       </w:r>
     </w:p>
@@ -8011,7 +8011,7 @@
           <w14:ligatures w14:val="none"/>
         </w:rPr>
         <w:pict w14:anchorId="10205F19">
-          <v:rect id="_x0000_i1167" style="width:0;height:1.5pt" o:hralign="center" o:hrstd="t" o:hr="t" fillcolor="#a0a0a0" stroked="f"/>
+          <v:rect id="_x0000_i1088" style="width:0;height:1.5pt" o:hralign="center" o:hrstd="t" o:hr="t" fillcolor="#a0a0a0" stroked="f"/>
         </w:pict>
       </w:r>
     </w:p>
@@ -8166,7 +8166,7 @@
           <w14:ligatures w14:val="none"/>
         </w:rPr>
         <w:pict w14:anchorId="44ECF688">
-          <v:rect id="_x0000_i1168" style="width:0;height:1.5pt" o:hralign="center" o:hrstd="t" o:hr="t" fillcolor="#a0a0a0" stroked="f"/>
+          <v:rect id="_x0000_i1089" style="width:0;height:1.5pt" o:hralign="center" o:hrstd="t" o:hr="t" fillcolor="#a0a0a0" stroked="f"/>
         </w:pict>
       </w:r>
     </w:p>
@@ -8426,7 +8426,7 @@
           <w14:ligatures w14:val="none"/>
         </w:rPr>
         <w:pict w14:anchorId="51BA9EF0">
-          <v:rect id="_x0000_i1169" style="width:0;height:1.5pt" o:hralign="center" o:hrstd="t" o:hr="t" fillcolor="#a0a0a0" stroked="f"/>
+          <v:rect id="_x0000_i1090" style="width:0;height:1.5pt" o:hralign="center" o:hrstd="t" o:hr="t" fillcolor="#a0a0a0" stroked="f"/>
         </w:pict>
       </w:r>
     </w:p>
@@ -8529,7 +8529,7 @@
         </w:rPr>
         <w:lastRenderedPageBreak/>
         <w:pict w14:anchorId="7F704DBA">
-          <v:rect id="_x0000_i1170" style="width:0;height:1.5pt" o:hralign="center" o:hrstd="t" o:hr="t" fillcolor="#a0a0a0" stroked="f"/>
+          <v:rect id="_x0000_i1091" style="width:0;height:1.5pt" o:hralign="center" o:hrstd="t" o:hr="t" fillcolor="#a0a0a0" stroked="f"/>
         </w:pict>
       </w:r>
     </w:p>
@@ -8817,7 +8817,7 @@
           <w14:ligatures w14:val="none"/>
         </w:rPr>
         <w:pict w14:anchorId="1262D208">
-          <v:rect id="_x0000_i1171" style="width:0;height:1.5pt" o:hralign="center" o:hrstd="t" o:hr="t" fillcolor="#a0a0a0" stroked="f"/>
+          <v:rect id="_x0000_i1092" style="width:0;height:1.5pt" o:hralign="center" o:hrstd="t" o:hr="t" fillcolor="#a0a0a0" stroked="f"/>
         </w:pict>
       </w:r>
     </w:p>
@@ -9003,7 +9003,7 @@
           <w14:ligatures w14:val="none"/>
         </w:rPr>
         <w:pict w14:anchorId="41545B01">
-          <v:rect id="_x0000_i1203" style="width:0;height:1.5pt" o:hralign="center" o:hrstd="t" o:hr="t" fillcolor="#a0a0a0" stroked="f"/>
+          <v:rect id="_x0000_i1093" style="width:0;height:1.5pt" o:hralign="center" o:hrstd="t" o:hr="t" fillcolor="#a0a0a0" stroked="f"/>
         </w:pict>
       </w:r>
     </w:p>
@@ -9083,7 +9083,7 @@
           <w14:ligatures w14:val="none"/>
         </w:rPr>
         <w:pict w14:anchorId="5C3401B7">
-          <v:rect id="_x0000_i1204" style="width:0;height:1.5pt" o:hralign="center" o:hrstd="t" o:hr="t" fillcolor="#a0a0a0" stroked="f"/>
+          <v:rect id="_x0000_i1094" style="width:0;height:1.5pt" o:hralign="center" o:hrstd="t" o:hr="t" fillcolor="#a0a0a0" stroked="f"/>
         </w:pict>
       </w:r>
     </w:p>
@@ -9278,7 +9278,7 @@
           <w14:ligatures w14:val="none"/>
         </w:rPr>
         <w:pict w14:anchorId="5232A6D7">
-          <v:rect id="_x0000_i1205" style="width:0;height:1.5pt" o:hralign="center" o:hrstd="t" o:hr="t" fillcolor="#a0a0a0" stroked="f"/>
+          <v:rect id="_x0000_i1095" style="width:0;height:1.5pt" o:hralign="center" o:hrstd="t" o:hr="t" fillcolor="#a0a0a0" stroked="f"/>
         </w:pict>
       </w:r>
     </w:p>
@@ -9532,7 +9532,7 @@
           <w14:ligatures w14:val="none"/>
         </w:rPr>
         <w:pict w14:anchorId="7C376C61">
-          <v:rect id="_x0000_i1206" style="width:0;height:1.5pt" o:hralign="center" o:hrstd="t" o:hr="t" fillcolor="#a0a0a0" stroked="f"/>
+          <v:rect id="_x0000_i1096" style="width:0;height:1.5pt" o:hralign="center" o:hrstd="t" o:hr="t" fillcolor="#a0a0a0" stroked="f"/>
         </w:pict>
       </w:r>
     </w:p>
@@ -9672,6 +9672,1612 @@
           <w14:ligatures w14:val="none"/>
         </w:rPr>
         <w:pict w14:anchorId="265AD532">
+          <v:rect id="_x0000_i1097" style="width:0;height:1.5pt" o:hralign="center" o:hrstd="t" o:hr="t" fillcolor="#a0a0a0" stroked="f"/>
+        </w:pict>
+      </w:r>
+    </w:p>
+    <w:p>
+      <w:pPr>
+        <w:spacing w:before="100" w:beforeAutospacing="1" w:after="100" w:afterAutospacing="1" w:line="240" w:lineRule="auto"/>
+        <w:rPr>
+          <w:rFonts w:eastAsia="Times New Roman" w:cstheme="minorHAnsi"/>
+          <w:b/>
+          <w:bCs/>
+          <w:kern w:val="0"/>
+          <w14:ligatures w14:val="none"/>
+        </w:rPr>
+      </w:pPr>
+      <w:r>
+        <w:rPr>
+          <w:rFonts w:eastAsia="Times New Roman" w:cstheme="minorHAnsi"/>
+          <w:b/>
+          <w:bCs/>
+          <w:kern w:val="0"/>
+          <w14:ligatures w14:val="none"/>
+        </w:rPr>
+        <w:t>Q77. Why did you create api.js?</w:t>
+      </w:r>
+    </w:p>
+    <w:p>
+      <w:pPr>
+        <w:spacing w:before="100" w:beforeAutospacing="1" w:after="100" w:afterAutospacing="1" w:line="240" w:lineRule="auto"/>
+        <w:rPr>
+          <w:rFonts w:eastAsia="Times New Roman" w:cstheme="minorHAnsi"/>
+          <w:kern w:val="0"/>
+          <w14:ligatures w14:val="none"/>
+        </w:rPr>
+      </w:pPr>
+      <w:r>
+        <w:rPr>
+          <w:rFonts w:eastAsia="Times New Roman" w:cstheme="minorHAnsi"/>
+          <w:b/>
+          <w:bCs/>
+          <w:kern w:val="0"/>
+          <w14:ligatures w14:val="none"/>
+        </w:rPr>
+        <w:t>Answer</w:t>
+      </w:r>
+    </w:p>
+    <w:p>
+      <w:pPr>
+        <w:spacing w:before="100" w:beforeAutospacing="1" w:after="100" w:afterAutospacing="1" w:line="240" w:lineRule="auto"/>
+        <w:rPr>
+          <w:rFonts w:eastAsia="Times New Roman" w:cstheme="minorHAnsi"/>
+          <w:kern w:val="0"/>
+          <w14:ligatures w14:val="none"/>
+        </w:rPr>
+      </w:pPr>
+      <w:r>
+        <w:rPr>
+          <w:rFonts w:eastAsia="Times New Roman" w:cstheme="minorHAnsi"/>
+          <w:kern w:val="0"/>
+          <w14:ligatures w14:val="none"/>
+        </w:rPr>
+        <w:lastRenderedPageBreak/>
+        <w:t xml:space="preserve">api.js creates a reusable Axios instance with a common </w:t>
+      </w:r>
+      <w:proofErr w:type="spellStart"/>
+      <w:r>
+        <w:rPr>
+          <w:rFonts w:eastAsia="Times New Roman" w:cstheme="minorHAnsi"/>
+          <w:kern w:val="0"/>
+          <w14:ligatures w14:val="none"/>
+        </w:rPr>
+        <w:t>baseURL</w:t>
+      </w:r>
+      <w:proofErr w:type="spellEnd"/>
+      <w:r>
+        <w:rPr>
+          <w:rFonts w:eastAsia="Times New Roman" w:cstheme="minorHAnsi"/>
+          <w:kern w:val="0"/>
+          <w14:ligatures w14:val="none"/>
+        </w:rPr>
+        <w:t>. This avoids repeating the server URL in every API request and keeps the code organized.</w:t>
+      </w:r>
+    </w:p>
+    <w:p>
+      <w:pPr>
+        <w:spacing w:before="100" w:beforeAutospacing="1" w:after="100" w:afterAutospacing="1" w:line="240" w:lineRule="auto"/>
+        <w:rPr>
+          <w:rFonts w:eastAsia="Times New Roman" w:cstheme="minorHAnsi"/>
+          <w:kern w:val="0"/>
+          <w14:ligatures w14:val="none"/>
+        </w:rPr>
+      </w:pPr>
+      <w:r>
+        <w:rPr>
+          <w:rFonts w:eastAsia="Times New Roman" w:cstheme="minorHAnsi"/>
+          <w:kern w:val="0"/>
+          <w14:ligatures w14:val="none"/>
+        </w:rPr>
+        <w:pict w14:anchorId="05B19784">
+          <v:rect id="_x0000_i1098" style="width:0;height:1.5pt" o:hralign="center" o:hrstd="t" o:hr="t" fillcolor="#a0a0a0" stroked="f"/>
+        </w:pict>
+      </w:r>
+    </w:p>
+    <w:p>
+      <w:pPr>
+        <w:spacing w:before="100" w:beforeAutospacing="1" w:after="100" w:afterAutospacing="1" w:line="240" w:lineRule="auto"/>
+        <w:rPr>
+          <w:rFonts w:eastAsia="Times New Roman" w:cstheme="minorHAnsi"/>
+          <w:b/>
+          <w:bCs/>
+          <w:kern w:val="0"/>
+          <w14:ligatures w14:val="none"/>
+        </w:rPr>
+      </w:pPr>
+      <w:r>
+        <w:rPr>
+          <w:rFonts w:eastAsia="Times New Roman" w:cstheme="minorHAnsi"/>
+          <w:b/>
+          <w:bCs/>
+          <w:kern w:val="0"/>
+          <w14:ligatures w14:val="none"/>
+        </w:rPr>
+        <w:t xml:space="preserve">Q78. Why do we use </w:t>
+      </w:r>
+      <w:proofErr w:type="spellStart"/>
+      <w:proofErr w:type="gramStart"/>
+      <w:r>
+        <w:rPr>
+          <w:rFonts w:eastAsia="Times New Roman" w:cstheme="minorHAnsi"/>
+          <w:b/>
+          <w:bCs/>
+          <w:kern w:val="0"/>
+          <w14:ligatures w14:val="none"/>
+        </w:rPr>
+        <w:t>useEffect</w:t>
+      </w:r>
+      <w:proofErr w:type="spellEnd"/>
+      <w:r>
+        <w:rPr>
+          <w:rFonts w:eastAsia="Times New Roman" w:cstheme="minorHAnsi"/>
+          <w:b/>
+          <w:bCs/>
+          <w:kern w:val="0"/>
+          <w14:ligatures w14:val="none"/>
+        </w:rPr>
+        <w:t>(</w:t>
+      </w:r>
+      <w:proofErr w:type="gramEnd"/>
+      <w:r>
+        <w:rPr>
+          <w:rFonts w:eastAsia="Times New Roman" w:cstheme="minorHAnsi"/>
+          <w:b/>
+          <w:bCs/>
+          <w:kern w:val="0"/>
+          <w14:ligatures w14:val="none"/>
+        </w:rPr>
+        <w:t>) for API calls?</w:t>
+      </w:r>
+    </w:p>
+    <w:p>
+      <w:pPr>
+        <w:spacing w:before="100" w:beforeAutospacing="1" w:after="100" w:afterAutospacing="1" w:line="240" w:lineRule="auto"/>
+        <w:rPr>
+          <w:rFonts w:eastAsia="Times New Roman" w:cstheme="minorHAnsi"/>
+          <w:kern w:val="0"/>
+          <w14:ligatures w14:val="none"/>
+        </w:rPr>
+      </w:pPr>
+      <w:r>
+        <w:rPr>
+          <w:rFonts w:eastAsia="Times New Roman" w:cstheme="minorHAnsi"/>
+          <w:b/>
+          <w:bCs/>
+          <w:kern w:val="0"/>
+          <w14:ligatures w14:val="none"/>
+        </w:rPr>
+        <w:t>Answer</w:t>
+      </w:r>
+    </w:p>
+    <w:p>
+      <w:pPr>
+        <w:spacing w:before="100" w:beforeAutospacing="1" w:after="100" w:afterAutospacing="1" w:line="240" w:lineRule="auto"/>
+        <w:rPr>
+          <w:rFonts w:eastAsia="Times New Roman" w:cstheme="minorHAnsi"/>
+          <w:kern w:val="0"/>
+          <w14:ligatures w14:val="none"/>
+        </w:rPr>
+      </w:pPr>
+      <w:proofErr w:type="spellStart"/>
+      <w:proofErr w:type="gramStart"/>
+      <w:r>
+        <w:rPr>
+          <w:rFonts w:eastAsia="Times New Roman" w:cstheme="minorHAnsi"/>
+          <w:kern w:val="0"/>
+          <w14:ligatures w14:val="none"/>
+        </w:rPr>
+        <w:t>useEffect</w:t>
+      </w:r>
+      <w:proofErr w:type="spellEnd"/>
+      <w:r>
+        <w:rPr>
+          <w:rFonts w:eastAsia="Times New Roman" w:cstheme="minorHAnsi"/>
+          <w:kern w:val="0"/>
+          <w14:ligatures w14:val="none"/>
+        </w:rPr>
+        <w:t>(</w:t>
+      </w:r>
+      <w:proofErr w:type="gramEnd"/>
+      <w:r>
+        <w:rPr>
+          <w:rFonts w:eastAsia="Times New Roman" w:cstheme="minorHAnsi"/>
+          <w:kern w:val="0"/>
+          <w14:ligatures w14:val="none"/>
+        </w:rPr>
+        <w:t>) runs after the component is rendered. It is commonly used to fetch data from the backend when the page loads.</w:t>
+      </w:r>
+    </w:p>
+    <w:p>
+      <w:pPr>
+        <w:spacing w:before="100" w:beforeAutospacing="1" w:after="100" w:afterAutospacing="1" w:line="240" w:lineRule="auto"/>
+        <w:rPr>
+          <w:rFonts w:eastAsia="Times New Roman" w:cstheme="minorHAnsi"/>
+          <w:kern w:val="0"/>
+          <w14:ligatures w14:val="none"/>
+        </w:rPr>
+      </w:pPr>
+      <w:r>
+        <w:rPr>
+          <w:rFonts w:eastAsia="Times New Roman" w:cstheme="minorHAnsi"/>
+          <w:kern w:val="0"/>
+          <w14:ligatures w14:val="none"/>
+        </w:rPr>
+        <w:pict w14:anchorId="090E46D9">
+          <v:rect id="_x0000_i1099" style="width:0;height:1.5pt" o:hralign="center" o:hrstd="t" o:hr="t" fillcolor="#a0a0a0" stroked="f"/>
+        </w:pict>
+      </w:r>
+    </w:p>
+    <w:p>
+      <w:pPr>
+        <w:spacing w:before="100" w:beforeAutospacing="1" w:after="100" w:afterAutospacing="1" w:line="240" w:lineRule="auto"/>
+        <w:rPr>
+          <w:rFonts w:eastAsia="Times New Roman" w:cstheme="minorHAnsi"/>
+          <w:b/>
+          <w:bCs/>
+          <w:kern w:val="0"/>
+          <w14:ligatures w14:val="none"/>
+        </w:rPr>
+      </w:pPr>
+      <w:r>
+        <w:rPr>
+          <w:rFonts w:eastAsia="Times New Roman" w:cstheme="minorHAnsi"/>
+          <w:b/>
+          <w:bCs/>
+          <w:kern w:val="0"/>
+          <w14:ligatures w14:val="none"/>
+        </w:rPr>
+        <w:t xml:space="preserve">Q79. Why do we use </w:t>
+      </w:r>
+      <w:proofErr w:type="spellStart"/>
+      <w:proofErr w:type="gramStart"/>
+      <w:r>
+        <w:rPr>
+          <w:rFonts w:eastAsia="Times New Roman" w:cstheme="minorHAnsi"/>
+          <w:b/>
+          <w:bCs/>
+          <w:kern w:val="0"/>
+          <w14:ligatures w14:val="none"/>
+        </w:rPr>
+        <w:t>useState</w:t>
+      </w:r>
+      <w:proofErr w:type="spellEnd"/>
+      <w:r>
+        <w:rPr>
+          <w:rFonts w:eastAsia="Times New Roman" w:cstheme="minorHAnsi"/>
+          <w:b/>
+          <w:bCs/>
+          <w:kern w:val="0"/>
+          <w14:ligatures w14:val="none"/>
+        </w:rPr>
+        <w:t>(</w:t>
+      </w:r>
+      <w:proofErr w:type="gramEnd"/>
+      <w:r>
+        <w:rPr>
+          <w:rFonts w:eastAsia="Times New Roman" w:cstheme="minorHAnsi"/>
+          <w:b/>
+          <w:bCs/>
+          <w:kern w:val="0"/>
+          <w14:ligatures w14:val="none"/>
+        </w:rPr>
+        <w:t>)?</w:t>
+      </w:r>
+    </w:p>
+    <w:p>
+      <w:pPr>
+        <w:spacing w:before="100" w:beforeAutospacing="1" w:after="100" w:afterAutospacing="1" w:line="240" w:lineRule="auto"/>
+        <w:rPr>
+          <w:rFonts w:eastAsia="Times New Roman" w:cstheme="minorHAnsi"/>
+          <w:kern w:val="0"/>
+          <w14:ligatures w14:val="none"/>
+        </w:rPr>
+      </w:pPr>
+      <w:r>
+        <w:rPr>
+          <w:rFonts w:eastAsia="Times New Roman" w:cstheme="minorHAnsi"/>
+          <w:b/>
+          <w:bCs/>
+          <w:kern w:val="0"/>
+          <w14:ligatures w14:val="none"/>
+        </w:rPr>
+        <w:t>Answer</w:t>
+      </w:r>
+    </w:p>
+    <w:p>
+      <w:pPr>
+        <w:spacing w:before="100" w:beforeAutospacing="1" w:after="100" w:afterAutospacing="1" w:line="240" w:lineRule="auto"/>
+        <w:rPr>
+          <w:rFonts w:eastAsia="Times New Roman" w:cstheme="minorHAnsi"/>
+          <w:kern w:val="0"/>
+          <w14:ligatures w14:val="none"/>
+        </w:rPr>
+      </w:pPr>
+      <w:proofErr w:type="spellStart"/>
+      <w:proofErr w:type="gramStart"/>
+      <w:r>
+        <w:rPr>
+          <w:rFonts w:eastAsia="Times New Roman" w:cstheme="minorHAnsi"/>
+          <w:kern w:val="0"/>
+          <w14:ligatures w14:val="none"/>
+        </w:rPr>
+        <w:t>useState</w:t>
+      </w:r>
+      <w:proofErr w:type="spellEnd"/>
+      <w:r>
+        <w:rPr>
+          <w:rFonts w:eastAsia="Times New Roman" w:cstheme="minorHAnsi"/>
+          <w:kern w:val="0"/>
+          <w14:ligatures w14:val="none"/>
+        </w:rPr>
+        <w:t>(</w:t>
+      </w:r>
+      <w:proofErr w:type="gramEnd"/>
+      <w:r>
+        <w:rPr>
+          <w:rFonts w:eastAsia="Times New Roman" w:cstheme="minorHAnsi"/>
+          <w:kern w:val="0"/>
+          <w14:ligatures w14:val="none"/>
+        </w:rPr>
+        <w:t xml:space="preserve">) stores dynamic data in a React component. When the state changes using the setter function (e.g., </w:t>
+      </w:r>
+      <w:proofErr w:type="spellStart"/>
+      <w:proofErr w:type="gramStart"/>
+      <w:r>
+        <w:rPr>
+          <w:rFonts w:eastAsia="Times New Roman" w:cstheme="minorHAnsi"/>
+          <w:kern w:val="0"/>
+          <w14:ligatures w14:val="none"/>
+        </w:rPr>
+        <w:t>setFoods</w:t>
+      </w:r>
+      <w:proofErr w:type="spellEnd"/>
+      <w:r>
+        <w:rPr>
+          <w:rFonts w:eastAsia="Times New Roman" w:cstheme="minorHAnsi"/>
+          <w:kern w:val="0"/>
+          <w14:ligatures w14:val="none"/>
+        </w:rPr>
+        <w:t>(</w:t>
+      </w:r>
+      <w:proofErr w:type="gramEnd"/>
+      <w:r>
+        <w:rPr>
+          <w:rFonts w:eastAsia="Times New Roman" w:cstheme="minorHAnsi"/>
+          <w:kern w:val="0"/>
+          <w14:ligatures w14:val="none"/>
+        </w:rPr>
+        <w:t>)), React automatically re-renders the UI.</w:t>
+      </w:r>
+    </w:p>
+    <w:p>
+      <w:pPr>
+        <w:spacing w:before="100" w:beforeAutospacing="1" w:after="100" w:afterAutospacing="1" w:line="240" w:lineRule="auto"/>
+        <w:rPr>
+          <w:rFonts w:eastAsia="Times New Roman" w:cstheme="minorHAnsi"/>
+          <w:b/>
+          <w:bCs/>
+          <w:kern w:val="0"/>
+          <w14:ligatures w14:val="none"/>
+        </w:rPr>
+      </w:pPr>
+      <w:r>
+        <w:rPr>
+          <w:rFonts w:eastAsia="Times New Roman" w:cstheme="minorHAnsi"/>
+          <w:b/>
+          <w:bCs/>
+          <w:kern w:val="0"/>
+          <w14:ligatures w14:val="none"/>
+        </w:rPr>
+        <w:t xml:space="preserve">What is </w:t>
+      </w:r>
+      <w:proofErr w:type="spellStart"/>
+      <w:r>
+        <w:rPr>
+          <w:rFonts w:eastAsia="Times New Roman" w:cstheme="minorHAnsi"/>
+          <w:b/>
+          <w:bCs/>
+          <w:kern w:val="0"/>
+          <w14:ligatures w14:val="none"/>
+        </w:rPr>
+        <w:t>useState</w:t>
+      </w:r>
+      <w:proofErr w:type="spellEnd"/>
+      <w:r>
+        <w:rPr>
+          <w:rFonts w:eastAsia="Times New Roman" w:cstheme="minorHAnsi"/>
+          <w:b/>
+          <w:bCs/>
+          <w:kern w:val="0"/>
+          <w14:ligatures w14:val="none"/>
+        </w:rPr>
+        <w:t>?</w:t>
+      </w:r>
+    </w:p>
+    <w:p>
+      <w:pPr>
+        <w:spacing w:before="100" w:beforeAutospacing="1" w:after="100" w:afterAutospacing="1" w:line="240" w:lineRule="auto"/>
+        <w:rPr>
+          <w:rFonts w:eastAsia="Times New Roman" w:cstheme="minorHAnsi"/>
+          <w:kern w:val="0"/>
+          <w14:ligatures w14:val="none"/>
+        </w:rPr>
+      </w:pPr>
+      <w:proofErr w:type="spellStart"/>
+      <w:r>
+        <w:rPr>
+          <w:rFonts w:eastAsia="Times New Roman" w:cstheme="minorHAnsi"/>
+          <w:kern w:val="0"/>
+          <w14:ligatures w14:val="none"/>
+        </w:rPr>
+        <w:t>useState</w:t>
+      </w:r>
+      <w:proofErr w:type="spellEnd"/>
+      <w:r>
+        <w:rPr>
+          <w:rFonts w:eastAsia="Times New Roman" w:cstheme="minorHAnsi"/>
+          <w:kern w:val="0"/>
+          <w14:ligatures w14:val="none"/>
+        </w:rPr>
+        <w:t xml:space="preserve"> is a React Hook used to store and manage dynamic data inside a component. When the state is updated using its setter function, </w:t>
+      </w:r>
+      <w:proofErr w:type="gramStart"/>
+      <w:r>
+        <w:rPr>
+          <w:rFonts w:eastAsia="Times New Roman" w:cstheme="minorHAnsi"/>
+          <w:kern w:val="0"/>
+          <w14:ligatures w14:val="none"/>
+        </w:rPr>
+        <w:t>React</w:t>
+      </w:r>
+      <w:proofErr w:type="gramEnd"/>
+      <w:r>
+        <w:rPr>
+          <w:rFonts w:eastAsia="Times New Roman" w:cstheme="minorHAnsi"/>
+          <w:kern w:val="0"/>
+          <w14:ligatures w14:val="none"/>
+        </w:rPr>
+        <w:t xml:space="preserve"> automatically re-renders the component.</w:t>
+      </w:r>
+    </w:p>
+    <w:p>
+      <w:pPr>
+        <w:spacing w:before="100" w:beforeAutospacing="1" w:after="100" w:afterAutospacing="1" w:line="240" w:lineRule="auto"/>
+        <w:rPr>
+          <w:rFonts w:eastAsia="Times New Roman" w:cstheme="minorHAnsi"/>
+          <w:kern w:val="0"/>
+          <w14:ligatures w14:val="none"/>
+        </w:rPr>
+      </w:pPr>
+      <w:r>
+        <w:rPr>
+          <w:rFonts w:eastAsia="Times New Roman" w:cstheme="minorHAnsi"/>
+          <w:kern w:val="0"/>
+          <w14:ligatures w14:val="none"/>
+        </w:rPr>
+        <w:pict w14:anchorId="13217573">
+          <v:rect id="_x0000_i1100" style="width:0;height:1.5pt" o:hralign="center" o:hrstd="t" o:hr="t" fillcolor="#a0a0a0" stroked="f"/>
+        </w:pict>
+      </w:r>
+    </w:p>
+    <w:p>
+      <w:pPr>
+        <w:spacing w:before="100" w:beforeAutospacing="1" w:after="100" w:afterAutospacing="1" w:line="240" w:lineRule="auto"/>
+        <w:rPr>
+          <w:rFonts w:eastAsia="Times New Roman" w:cstheme="minorHAnsi"/>
+          <w:b/>
+          <w:bCs/>
+          <w:kern w:val="0"/>
+          <w14:ligatures w14:val="none"/>
+        </w:rPr>
+      </w:pPr>
+      <w:r>
+        <w:rPr>
+          <w:rFonts w:eastAsia="Times New Roman" w:cstheme="minorHAnsi"/>
+          <w:b/>
+          <w:bCs/>
+          <w:kern w:val="0"/>
+          <w14:ligatures w14:val="none"/>
+        </w:rPr>
+        <w:t xml:space="preserve">What is </w:t>
+      </w:r>
+      <w:proofErr w:type="spellStart"/>
+      <w:r>
+        <w:rPr>
+          <w:rFonts w:eastAsia="Times New Roman" w:cstheme="minorHAnsi"/>
+          <w:b/>
+          <w:bCs/>
+          <w:kern w:val="0"/>
+          <w14:ligatures w14:val="none"/>
+        </w:rPr>
+        <w:t>useEffect</w:t>
+      </w:r>
+      <w:proofErr w:type="spellEnd"/>
+      <w:r>
+        <w:rPr>
+          <w:rFonts w:eastAsia="Times New Roman" w:cstheme="minorHAnsi"/>
+          <w:b/>
+          <w:bCs/>
+          <w:kern w:val="0"/>
+          <w14:ligatures w14:val="none"/>
+        </w:rPr>
+        <w:t>?</w:t>
+      </w:r>
+    </w:p>
+    <w:p>
+      <w:pPr>
+        <w:spacing w:before="100" w:beforeAutospacing="1" w:after="100" w:afterAutospacing="1" w:line="240" w:lineRule="auto"/>
+        <w:rPr>
+          <w:rFonts w:eastAsia="Times New Roman" w:cstheme="minorHAnsi"/>
+          <w:kern w:val="0"/>
+          <w14:ligatures w14:val="none"/>
+        </w:rPr>
+      </w:pPr>
+      <w:proofErr w:type="spellStart"/>
+      <w:r>
+        <w:rPr>
+          <w:rFonts w:eastAsia="Times New Roman" w:cstheme="minorHAnsi"/>
+          <w:kern w:val="0"/>
+          <w14:ligatures w14:val="none"/>
+        </w:rPr>
+        <w:t>useEffect</w:t>
+      </w:r>
+      <w:proofErr w:type="spellEnd"/>
+      <w:r>
+        <w:rPr>
+          <w:rFonts w:eastAsia="Times New Roman" w:cstheme="minorHAnsi"/>
+          <w:kern w:val="0"/>
+          <w14:ligatures w14:val="none"/>
+        </w:rPr>
+        <w:t xml:space="preserve"> is a React Hook used to perform side effects such as API calls, timers, or event listeners after a component renders. An empty dependency array ([]) makes it run only once when the component first loads.</w:t>
+      </w:r>
+    </w:p>
+    <w:p>
+      <w:pPr>
+        <w:spacing w:before="100" w:beforeAutospacing="1" w:after="100" w:afterAutospacing="1" w:line="240" w:lineRule="auto"/>
+        <w:rPr>
+          <w:rFonts w:eastAsia="Times New Roman" w:cstheme="minorHAnsi"/>
+          <w:kern w:val="0"/>
+          <w14:ligatures w14:val="none"/>
+        </w:rPr>
+      </w:pPr>
+      <w:r>
+        <w:rPr>
+          <w:rFonts w:eastAsia="Times New Roman" w:cstheme="minorHAnsi"/>
+          <w:kern w:val="0"/>
+          <w14:ligatures w14:val="none"/>
+        </w:rPr>
+        <w:pict w14:anchorId="73C08239">
+          <v:rect id="_x0000_i1101" style="width:0;height:1.5pt" o:hralign="center" o:hrstd="t" o:hr="t" fillcolor="#a0a0a0" stroked="f"/>
+        </w:pict>
+      </w:r>
+    </w:p>
+    <w:p>
+      <w:pPr>
+        <w:spacing w:before="100" w:beforeAutospacing="1" w:after="100" w:afterAutospacing="1" w:line="240" w:lineRule="auto"/>
+        <w:rPr>
+          <w:rFonts w:eastAsia="Times New Roman" w:cstheme="minorHAnsi"/>
+          <w:kern w:val="0"/>
+          <w14:ligatures w14:val="none"/>
+        </w:rPr>
+      </w:pPr>
+    </w:p>
+    <w:p>
+      <w:pPr>
+        <w:spacing w:before="100" w:beforeAutospacing="1" w:after="100" w:afterAutospacing="1" w:line="240" w:lineRule="auto"/>
+        <w:rPr>
+          <w:rFonts w:eastAsia="Times New Roman" w:cstheme="minorHAnsi"/>
+          <w:b/>
+          <w:bCs/>
+          <w:kern w:val="0"/>
+          <w14:ligatures w14:val="none"/>
+        </w:rPr>
+      </w:pPr>
+      <w:r>
+        <w:rPr>
+          <w:rFonts w:eastAsia="Times New Roman" w:cstheme="minorHAnsi"/>
+          <w:b/>
+          <w:bCs/>
+          <w:kern w:val="0"/>
+          <w14:ligatures w14:val="none"/>
+        </w:rPr>
+        <w:t>Q80. What is Authentication?</w:t>
+      </w:r>
+    </w:p>
+    <w:p>
+      <w:pPr>
+        <w:spacing w:before="100" w:beforeAutospacing="1" w:after="100" w:afterAutospacing="1" w:line="240" w:lineRule="auto"/>
+        <w:rPr>
+          <w:rFonts w:eastAsia="Times New Roman" w:cstheme="minorHAnsi"/>
+          <w:kern w:val="0"/>
+          <w14:ligatures w14:val="none"/>
+        </w:rPr>
+      </w:pPr>
+      <w:r>
+        <w:rPr>
+          <w:rFonts w:eastAsia="Times New Roman" w:cstheme="minorHAnsi"/>
+          <w:b/>
+          <w:bCs/>
+          <w:kern w:val="0"/>
+          <w14:ligatures w14:val="none"/>
+        </w:rPr>
+        <w:t>Answer</w:t>
+      </w:r>
+    </w:p>
+    <w:p>
+      <w:pPr>
+        <w:spacing w:before="100" w:beforeAutospacing="1" w:after="100" w:afterAutospacing="1" w:line="240" w:lineRule="auto"/>
+        <w:rPr>
+          <w:rFonts w:eastAsia="Times New Roman" w:cstheme="minorHAnsi"/>
+          <w:kern w:val="0"/>
+          <w14:ligatures w14:val="none"/>
+        </w:rPr>
+      </w:pPr>
+      <w:r>
+        <w:rPr>
+          <w:rFonts w:eastAsia="Times New Roman" w:cstheme="minorHAnsi"/>
+          <w:kern w:val="0"/>
+          <w14:ligatures w14:val="none"/>
+        </w:rPr>
+        <w:t xml:space="preserve">Authentication is the process of verifying a user's identity. In </w:t>
+      </w:r>
+      <w:proofErr w:type="spellStart"/>
+      <w:r>
+        <w:rPr>
+          <w:rFonts w:eastAsia="Times New Roman" w:cstheme="minorHAnsi"/>
+          <w:kern w:val="0"/>
+          <w14:ligatures w14:val="none"/>
+        </w:rPr>
+        <w:t>FoodHub</w:t>
+      </w:r>
+      <w:proofErr w:type="spellEnd"/>
+      <w:r>
+        <w:rPr>
+          <w:rFonts w:eastAsia="Times New Roman" w:cstheme="minorHAnsi"/>
+          <w:kern w:val="0"/>
+          <w14:ligatures w14:val="none"/>
+        </w:rPr>
+        <w:t>, users register and log in using their email and password.</w:t>
+      </w:r>
+    </w:p>
+    <w:p>
+      <w:pPr>
+        <w:spacing w:before="100" w:beforeAutospacing="1" w:after="100" w:afterAutospacing="1" w:line="240" w:lineRule="auto"/>
+        <w:rPr>
+          <w:rFonts w:eastAsia="Times New Roman" w:cstheme="minorHAnsi"/>
+          <w:kern w:val="0"/>
+          <w14:ligatures w14:val="none"/>
+        </w:rPr>
+      </w:pPr>
+      <w:r>
+        <w:rPr>
+          <w:rFonts w:eastAsia="Times New Roman" w:cstheme="minorHAnsi"/>
+          <w:kern w:val="0"/>
+          <w14:ligatures w14:val="none"/>
+        </w:rPr>
+        <w:lastRenderedPageBreak/>
+        <w:pict w14:anchorId="42E20D9D">
+          <v:rect id="_x0000_i1222" style="width:0;height:1.5pt" o:hralign="center" o:hrstd="t" o:hr="t" fillcolor="#a0a0a0" stroked="f"/>
+        </w:pict>
+      </w:r>
+    </w:p>
+    <w:p>
+      <w:pPr>
+        <w:spacing w:before="100" w:beforeAutospacing="1" w:after="100" w:afterAutospacing="1" w:line="240" w:lineRule="auto"/>
+        <w:rPr>
+          <w:rFonts w:eastAsia="Times New Roman" w:cstheme="minorHAnsi"/>
+          <w:b/>
+          <w:bCs/>
+          <w:kern w:val="0"/>
+          <w14:ligatures w14:val="none"/>
+        </w:rPr>
+      </w:pPr>
+      <w:r>
+        <w:rPr>
+          <w:rFonts w:eastAsia="Times New Roman" w:cstheme="minorHAnsi"/>
+          <w:b/>
+          <w:bCs/>
+          <w:kern w:val="0"/>
+          <w14:ligatures w14:val="none"/>
+        </w:rPr>
+        <w:t>Q81. What is the Register Workflow?</w:t>
+      </w:r>
+    </w:p>
+    <w:p>
+      <w:pPr>
+        <w:spacing w:before="100" w:beforeAutospacing="1" w:after="100" w:afterAutospacing="1" w:line="240" w:lineRule="auto"/>
+        <w:rPr>
+          <w:rFonts w:eastAsia="Times New Roman" w:cstheme="minorHAnsi"/>
+          <w:kern w:val="0"/>
+          <w14:ligatures w14:val="none"/>
+        </w:rPr>
+      </w:pPr>
+      <w:r>
+        <w:rPr>
+          <w:rFonts w:eastAsia="Times New Roman" w:cstheme="minorHAnsi"/>
+          <w:b/>
+          <w:bCs/>
+          <w:kern w:val="0"/>
+          <w14:ligatures w14:val="none"/>
+        </w:rPr>
+        <w:t>Answer</w:t>
+      </w:r>
+    </w:p>
+    <w:p>
+      <w:pPr>
+        <w:spacing w:before="100" w:beforeAutospacing="1" w:after="100" w:afterAutospacing="1" w:line="240" w:lineRule="auto"/>
+        <w:rPr>
+          <w:rFonts w:eastAsia="Times New Roman" w:cstheme="minorHAnsi"/>
+          <w:kern w:val="0"/>
+          <w14:ligatures w14:val="none"/>
+        </w:rPr>
+      </w:pPr>
+      <w:r>
+        <w:rPr>
+          <w:rFonts w:eastAsia="Times New Roman" w:cstheme="minorHAnsi"/>
+          <w:kern w:val="0"/>
+          <w14:ligatures w14:val="none"/>
+        </w:rPr>
+        <w:t>React Form</w:t>
+      </w:r>
+    </w:p>
+    <w:p>
+      <w:pPr>
+        <w:spacing w:before="100" w:beforeAutospacing="1" w:after="100" w:afterAutospacing="1" w:line="240" w:lineRule="auto"/>
+        <w:rPr>
+          <w:rFonts w:eastAsia="Times New Roman" w:cstheme="minorHAnsi"/>
+          <w:kern w:val="0"/>
+          <w14:ligatures w14:val="none"/>
+        </w:rPr>
+      </w:pPr>
+      <w:r>
+        <w:rPr>
+          <w:rFonts w:eastAsia="Times New Roman" w:cstheme="minorHAnsi"/>
+          <w:kern w:val="0"/>
+          <w14:ligatures w14:val="none"/>
+        </w:rPr>
+        <w:t xml:space="preserve">      ↓</w:t>
+      </w:r>
+    </w:p>
+    <w:p>
+      <w:pPr>
+        <w:spacing w:before="100" w:beforeAutospacing="1" w:after="100" w:afterAutospacing="1" w:line="240" w:lineRule="auto"/>
+        <w:rPr>
+          <w:rFonts w:eastAsia="Times New Roman" w:cstheme="minorHAnsi"/>
+          <w:kern w:val="0"/>
+          <w14:ligatures w14:val="none"/>
+        </w:rPr>
+      </w:pPr>
+      <w:r>
+        <w:rPr>
+          <w:rFonts w:eastAsia="Times New Roman" w:cstheme="minorHAnsi"/>
+          <w:kern w:val="0"/>
+          <w14:ligatures w14:val="none"/>
+        </w:rPr>
+        <w:t>Client Validation</w:t>
+      </w:r>
+    </w:p>
+    <w:p>
+      <w:pPr>
+        <w:spacing w:before="100" w:beforeAutospacing="1" w:after="100" w:afterAutospacing="1" w:line="240" w:lineRule="auto"/>
+        <w:rPr>
+          <w:rFonts w:eastAsia="Times New Roman" w:cstheme="minorHAnsi"/>
+          <w:kern w:val="0"/>
+          <w14:ligatures w14:val="none"/>
+        </w:rPr>
+      </w:pPr>
+      <w:r>
+        <w:rPr>
+          <w:rFonts w:eastAsia="Times New Roman" w:cstheme="minorHAnsi"/>
+          <w:kern w:val="0"/>
+          <w14:ligatures w14:val="none"/>
+        </w:rPr>
+        <w:t xml:space="preserve">      ↓</w:t>
+      </w:r>
+    </w:p>
+    <w:p>
+      <w:pPr>
+        <w:spacing w:before="100" w:beforeAutospacing="1" w:after="100" w:afterAutospacing="1" w:line="240" w:lineRule="auto"/>
+        <w:rPr>
+          <w:rFonts w:eastAsia="Times New Roman" w:cstheme="minorHAnsi"/>
+          <w:kern w:val="0"/>
+          <w14:ligatures w14:val="none"/>
+        </w:rPr>
+      </w:pPr>
+      <w:r>
+        <w:rPr>
+          <w:rFonts w:eastAsia="Times New Roman" w:cstheme="minorHAnsi"/>
+          <w:kern w:val="0"/>
+          <w14:ligatures w14:val="none"/>
+        </w:rPr>
+        <w:t>Axios POST Request</w:t>
+      </w:r>
+    </w:p>
+    <w:p>
+      <w:pPr>
+        <w:spacing w:before="100" w:beforeAutospacing="1" w:after="100" w:afterAutospacing="1" w:line="240" w:lineRule="auto"/>
+        <w:rPr>
+          <w:rFonts w:eastAsia="Times New Roman" w:cstheme="minorHAnsi"/>
+          <w:kern w:val="0"/>
+          <w14:ligatures w14:val="none"/>
+        </w:rPr>
+      </w:pPr>
+      <w:r>
+        <w:rPr>
+          <w:rFonts w:eastAsia="Times New Roman" w:cstheme="minorHAnsi"/>
+          <w:kern w:val="0"/>
+          <w14:ligatures w14:val="none"/>
+        </w:rPr>
+        <w:t xml:space="preserve">      ↓</w:t>
+      </w:r>
+    </w:p>
+    <w:p>
+      <w:pPr>
+        <w:spacing w:before="100" w:beforeAutospacing="1" w:after="100" w:afterAutospacing="1" w:line="240" w:lineRule="auto"/>
+        <w:rPr>
+          <w:rFonts w:eastAsia="Times New Roman" w:cstheme="minorHAnsi"/>
+          <w:kern w:val="0"/>
+          <w14:ligatures w14:val="none"/>
+        </w:rPr>
+      </w:pPr>
+      <w:r>
+        <w:rPr>
+          <w:rFonts w:eastAsia="Times New Roman" w:cstheme="minorHAnsi"/>
+          <w:kern w:val="0"/>
+          <w14:ligatures w14:val="none"/>
+        </w:rPr>
+        <w:t>Express Route</w:t>
+      </w:r>
+    </w:p>
+    <w:p>
+      <w:pPr>
+        <w:spacing w:before="100" w:beforeAutospacing="1" w:after="100" w:afterAutospacing="1" w:line="240" w:lineRule="auto"/>
+        <w:rPr>
+          <w:rFonts w:eastAsia="Times New Roman" w:cstheme="minorHAnsi"/>
+          <w:kern w:val="0"/>
+          <w14:ligatures w14:val="none"/>
+        </w:rPr>
+      </w:pPr>
+      <w:r>
+        <w:rPr>
+          <w:rFonts w:eastAsia="Times New Roman" w:cstheme="minorHAnsi"/>
+          <w:kern w:val="0"/>
+          <w14:ligatures w14:val="none"/>
+        </w:rPr>
+        <w:t xml:space="preserve">      ↓</w:t>
+      </w:r>
+    </w:p>
+    <w:p>
+      <w:pPr>
+        <w:spacing w:before="100" w:beforeAutospacing="1" w:after="100" w:afterAutospacing="1" w:line="240" w:lineRule="auto"/>
+        <w:rPr>
+          <w:rFonts w:eastAsia="Times New Roman" w:cstheme="minorHAnsi"/>
+          <w:kern w:val="0"/>
+          <w14:ligatures w14:val="none"/>
+        </w:rPr>
+      </w:pPr>
+      <w:r>
+        <w:rPr>
+          <w:rFonts w:eastAsia="Times New Roman" w:cstheme="minorHAnsi"/>
+          <w:kern w:val="0"/>
+          <w14:ligatures w14:val="none"/>
+        </w:rPr>
+        <w:t>Controller</w:t>
+      </w:r>
+    </w:p>
+    <w:p>
+      <w:pPr>
+        <w:spacing w:before="100" w:beforeAutospacing="1" w:after="100" w:afterAutospacing="1" w:line="240" w:lineRule="auto"/>
+        <w:rPr>
+          <w:rFonts w:eastAsia="Times New Roman" w:cstheme="minorHAnsi"/>
+          <w:kern w:val="0"/>
+          <w14:ligatures w14:val="none"/>
+        </w:rPr>
+      </w:pPr>
+      <w:r>
+        <w:rPr>
+          <w:rFonts w:eastAsia="Times New Roman" w:cstheme="minorHAnsi"/>
+          <w:kern w:val="0"/>
+          <w14:ligatures w14:val="none"/>
+        </w:rPr>
+        <w:t xml:space="preserve">      ↓</w:t>
+      </w:r>
+    </w:p>
+    <w:p>
+      <w:pPr>
+        <w:spacing w:before="100" w:beforeAutospacing="1" w:after="100" w:afterAutospacing="1" w:line="240" w:lineRule="auto"/>
+        <w:rPr>
+          <w:rFonts w:eastAsia="Times New Roman" w:cstheme="minorHAnsi"/>
+          <w:kern w:val="0"/>
+          <w14:ligatures w14:val="none"/>
+        </w:rPr>
+      </w:pPr>
+      <w:r>
+        <w:rPr>
+          <w:rFonts w:eastAsia="Times New Roman" w:cstheme="minorHAnsi"/>
+          <w:kern w:val="0"/>
+          <w14:ligatures w14:val="none"/>
+        </w:rPr>
+        <w:t>Hash Password (</w:t>
+      </w:r>
+      <w:proofErr w:type="spellStart"/>
+      <w:r>
+        <w:rPr>
+          <w:rFonts w:eastAsia="Times New Roman" w:cstheme="minorHAnsi"/>
+          <w:kern w:val="0"/>
+          <w14:ligatures w14:val="none"/>
+        </w:rPr>
+        <w:t>bcrypt</w:t>
+      </w:r>
+      <w:proofErr w:type="spellEnd"/>
+      <w:r>
+        <w:rPr>
+          <w:rFonts w:eastAsia="Times New Roman" w:cstheme="minorHAnsi"/>
+          <w:kern w:val="0"/>
+          <w14:ligatures w14:val="none"/>
+        </w:rPr>
+        <w:t>)</w:t>
+      </w:r>
+    </w:p>
+    <w:p>
+      <w:pPr>
+        <w:spacing w:before="100" w:beforeAutospacing="1" w:after="100" w:afterAutospacing="1" w:line="240" w:lineRule="auto"/>
+        <w:rPr>
+          <w:rFonts w:eastAsia="Times New Roman" w:cstheme="minorHAnsi"/>
+          <w:kern w:val="0"/>
+          <w14:ligatures w14:val="none"/>
+        </w:rPr>
+      </w:pPr>
+      <w:r>
+        <w:rPr>
+          <w:rFonts w:eastAsia="Times New Roman" w:cstheme="minorHAnsi"/>
+          <w:kern w:val="0"/>
+          <w14:ligatures w14:val="none"/>
+        </w:rPr>
+        <w:t xml:space="preserve">      ↓</w:t>
+      </w:r>
+    </w:p>
+    <w:p>
+      <w:pPr>
+        <w:spacing w:before="100" w:beforeAutospacing="1" w:after="100" w:afterAutospacing="1" w:line="240" w:lineRule="auto"/>
+        <w:rPr>
+          <w:rFonts w:eastAsia="Times New Roman" w:cstheme="minorHAnsi"/>
+          <w:kern w:val="0"/>
+          <w14:ligatures w14:val="none"/>
+        </w:rPr>
+      </w:pPr>
+      <w:r>
+        <w:rPr>
+          <w:rFonts w:eastAsia="Times New Roman" w:cstheme="minorHAnsi"/>
+          <w:kern w:val="0"/>
+          <w14:ligatures w14:val="none"/>
+        </w:rPr>
+        <w:t>MongoDB</w:t>
+      </w:r>
+    </w:p>
+    <w:p>
+      <w:pPr>
+        <w:spacing w:before="100" w:beforeAutospacing="1" w:after="100" w:afterAutospacing="1" w:line="240" w:lineRule="auto"/>
+        <w:rPr>
+          <w:rFonts w:eastAsia="Times New Roman" w:cstheme="minorHAnsi"/>
+          <w:kern w:val="0"/>
+          <w14:ligatures w14:val="none"/>
+        </w:rPr>
+      </w:pPr>
+      <w:r>
+        <w:rPr>
+          <w:rFonts w:eastAsia="Times New Roman" w:cstheme="minorHAnsi"/>
+          <w:kern w:val="0"/>
+          <w14:ligatures w14:val="none"/>
+        </w:rPr>
+        <w:t xml:space="preserve">      ↓</w:t>
+      </w:r>
+    </w:p>
+    <w:p>
+      <w:pPr>
+        <w:spacing w:before="100" w:beforeAutospacing="1" w:after="100" w:afterAutospacing="1" w:line="240" w:lineRule="auto"/>
+        <w:rPr>
+          <w:rFonts w:eastAsia="Times New Roman" w:cstheme="minorHAnsi"/>
+          <w:kern w:val="0"/>
+          <w14:ligatures w14:val="none"/>
+        </w:rPr>
+      </w:pPr>
+      <w:r>
+        <w:rPr>
+          <w:rFonts w:eastAsia="Times New Roman" w:cstheme="minorHAnsi"/>
+          <w:kern w:val="0"/>
+          <w14:ligatures w14:val="none"/>
+        </w:rPr>
+        <w:t>Success Response</w:t>
+      </w:r>
+    </w:p>
+    <w:p>
+      <w:pPr>
+        <w:spacing w:before="100" w:beforeAutospacing="1" w:after="100" w:afterAutospacing="1" w:line="240" w:lineRule="auto"/>
+        <w:rPr>
+          <w:rFonts w:eastAsia="Times New Roman" w:cstheme="minorHAnsi"/>
+          <w:kern w:val="0"/>
+          <w14:ligatures w14:val="none"/>
+        </w:rPr>
+      </w:pPr>
+      <w:r>
+        <w:rPr>
+          <w:rFonts w:eastAsia="Times New Roman" w:cstheme="minorHAnsi"/>
+          <w:kern w:val="0"/>
+          <w14:ligatures w14:val="none"/>
+        </w:rPr>
+        <w:t xml:space="preserve">      ↓</w:t>
+      </w:r>
+    </w:p>
+    <w:p>
+      <w:pPr>
+        <w:spacing w:before="100" w:beforeAutospacing="1" w:after="100" w:afterAutospacing="1" w:line="240" w:lineRule="auto"/>
+        <w:rPr>
+          <w:rFonts w:eastAsia="Times New Roman" w:cstheme="minorHAnsi"/>
+          <w:kern w:val="0"/>
+          <w14:ligatures w14:val="none"/>
+        </w:rPr>
+      </w:pPr>
+      <w:r>
+        <w:rPr>
+          <w:rFonts w:eastAsia="Times New Roman" w:cstheme="minorHAnsi"/>
+          <w:kern w:val="0"/>
+          <w14:ligatures w14:val="none"/>
+        </w:rPr>
+        <w:t>Navigate to Login</w:t>
+      </w:r>
+    </w:p>
+    <w:p>
+      <w:pPr>
+        <w:spacing w:before="100" w:beforeAutospacing="1" w:after="100" w:afterAutospacing="1" w:line="240" w:lineRule="auto"/>
+        <w:rPr>
+          <w:rFonts w:eastAsia="Times New Roman" w:cstheme="minorHAnsi"/>
+          <w:kern w:val="0"/>
+          <w14:ligatures w14:val="none"/>
+        </w:rPr>
+      </w:pPr>
+      <w:r>
+        <w:rPr>
+          <w:rFonts w:eastAsia="Times New Roman" w:cstheme="minorHAnsi"/>
+          <w:kern w:val="0"/>
+          <w14:ligatures w14:val="none"/>
+        </w:rPr>
+        <w:pict w14:anchorId="75311560">
+          <v:rect id="_x0000_i1223" style="width:0;height:1.5pt" o:hralign="center" o:hrstd="t" o:hr="t" fillcolor="#a0a0a0" stroked="f"/>
+        </w:pict>
+      </w:r>
+    </w:p>
+    <w:p>
+      <w:pPr>
+        <w:spacing w:before="100" w:beforeAutospacing="1" w:after="100" w:afterAutospacing="1" w:line="240" w:lineRule="auto"/>
+        <w:rPr>
+          <w:rFonts w:eastAsia="Times New Roman" w:cstheme="minorHAnsi"/>
+          <w:b/>
+          <w:bCs/>
+          <w:kern w:val="0"/>
+          <w14:ligatures w14:val="none"/>
+        </w:rPr>
+      </w:pPr>
+      <w:r>
+        <w:rPr>
+          <w:rFonts w:eastAsia="Times New Roman" w:cstheme="minorHAnsi"/>
+          <w:b/>
+          <w:bCs/>
+          <w:kern w:val="0"/>
+          <w14:ligatures w14:val="none"/>
+        </w:rPr>
+        <w:t>Q82. Why do we perform Client-side Validation?</w:t>
+      </w:r>
+    </w:p>
+    <w:p>
+      <w:pPr>
+        <w:spacing w:before="100" w:beforeAutospacing="1" w:after="100" w:afterAutospacing="1" w:line="240" w:lineRule="auto"/>
+        <w:rPr>
+          <w:rFonts w:eastAsia="Times New Roman" w:cstheme="minorHAnsi"/>
+          <w:kern w:val="0"/>
+          <w14:ligatures w14:val="none"/>
+        </w:rPr>
+      </w:pPr>
+      <w:r>
+        <w:rPr>
+          <w:rFonts w:eastAsia="Times New Roman" w:cstheme="minorHAnsi"/>
+          <w:b/>
+          <w:bCs/>
+          <w:kern w:val="0"/>
+          <w14:ligatures w14:val="none"/>
+        </w:rPr>
+        <w:t>Answer</w:t>
+      </w:r>
+    </w:p>
+    <w:p>
+      <w:pPr>
+        <w:spacing w:before="100" w:beforeAutospacing="1" w:after="100" w:afterAutospacing="1" w:line="240" w:lineRule="auto"/>
+        <w:rPr>
+          <w:rFonts w:eastAsia="Times New Roman" w:cstheme="minorHAnsi"/>
+          <w:kern w:val="0"/>
+          <w14:ligatures w14:val="none"/>
+        </w:rPr>
+      </w:pPr>
+      <w:r>
+        <w:rPr>
+          <w:rFonts w:eastAsia="Times New Roman" w:cstheme="minorHAnsi"/>
+          <w:kern w:val="0"/>
+          <w14:ligatures w14:val="none"/>
+        </w:rPr>
+        <w:lastRenderedPageBreak/>
+        <w:t>Client-side validation checks user input before sending it to the backend. It improves user experience by showing errors immediately and reduces unnecessary API requests.</w:t>
+      </w:r>
+    </w:p>
+    <w:p>
+      <w:pPr>
+        <w:spacing w:before="100" w:beforeAutospacing="1" w:after="100" w:afterAutospacing="1" w:line="240" w:lineRule="auto"/>
+        <w:rPr>
+          <w:rFonts w:eastAsia="Times New Roman" w:cstheme="minorHAnsi"/>
+          <w:kern w:val="0"/>
+          <w14:ligatures w14:val="none"/>
+        </w:rPr>
+      </w:pPr>
+      <w:r>
+        <w:rPr>
+          <w:rFonts w:eastAsia="Times New Roman" w:cstheme="minorHAnsi"/>
+          <w:kern w:val="0"/>
+          <w14:ligatures w14:val="none"/>
+        </w:rPr>
+        <w:pict w14:anchorId="770DFFCE">
+          <v:rect id="_x0000_i1224" style="width:0;height:1.5pt" o:hralign="center" o:hrstd="t" o:hr="t" fillcolor="#a0a0a0" stroked="f"/>
+        </w:pict>
+      </w:r>
+    </w:p>
+    <w:p>
+      <w:pPr>
+        <w:spacing w:before="100" w:beforeAutospacing="1" w:after="100" w:afterAutospacing="1" w:line="240" w:lineRule="auto"/>
+        <w:rPr>
+          <w:rFonts w:eastAsia="Times New Roman" w:cstheme="minorHAnsi"/>
+          <w:b/>
+          <w:bCs/>
+          <w:kern w:val="0"/>
+          <w14:ligatures w14:val="none"/>
+        </w:rPr>
+      </w:pPr>
+      <w:r>
+        <w:rPr>
+          <w:rFonts w:eastAsia="Times New Roman" w:cstheme="minorHAnsi"/>
+          <w:b/>
+          <w:bCs/>
+          <w:kern w:val="0"/>
+          <w14:ligatures w14:val="none"/>
+        </w:rPr>
+        <w:t>Q83. Why is Backend Validation still required?</w:t>
+      </w:r>
+    </w:p>
+    <w:p>
+      <w:pPr>
+        <w:spacing w:before="100" w:beforeAutospacing="1" w:after="100" w:afterAutospacing="1" w:line="240" w:lineRule="auto"/>
+        <w:rPr>
+          <w:rFonts w:eastAsia="Times New Roman" w:cstheme="minorHAnsi"/>
+          <w:kern w:val="0"/>
+          <w14:ligatures w14:val="none"/>
+        </w:rPr>
+      </w:pPr>
+      <w:r>
+        <w:rPr>
+          <w:rFonts w:eastAsia="Times New Roman" w:cstheme="minorHAnsi"/>
+          <w:b/>
+          <w:bCs/>
+          <w:kern w:val="0"/>
+          <w14:ligatures w14:val="none"/>
+        </w:rPr>
+        <w:t>Answer</w:t>
+      </w:r>
+    </w:p>
+    <w:p>
+      <w:pPr>
+        <w:spacing w:before="100" w:beforeAutospacing="1" w:after="100" w:afterAutospacing="1" w:line="240" w:lineRule="auto"/>
+        <w:rPr>
+          <w:rFonts w:eastAsia="Times New Roman" w:cstheme="minorHAnsi"/>
+          <w:kern w:val="0"/>
+          <w14:ligatures w14:val="none"/>
+        </w:rPr>
+      </w:pPr>
+      <w:r>
+        <w:rPr>
+          <w:rFonts w:eastAsia="Times New Roman" w:cstheme="minorHAnsi"/>
+          <w:kern w:val="0"/>
+          <w14:ligatures w14:val="none"/>
+        </w:rPr>
+        <w:t>Frontend validation can be bypassed using tools like Postman. Backend validation ensures invalid or malicious data is never stored in the database.</w:t>
+      </w:r>
+    </w:p>
+    <w:p>
+      <w:pPr>
+        <w:spacing w:before="100" w:beforeAutospacing="1" w:after="100" w:afterAutospacing="1" w:line="240" w:lineRule="auto"/>
+        <w:rPr>
+          <w:rFonts w:eastAsia="Times New Roman" w:cstheme="minorHAnsi"/>
+          <w:kern w:val="0"/>
+          <w14:ligatures w14:val="none"/>
+        </w:rPr>
+      </w:pPr>
+      <w:r>
+        <w:rPr>
+          <w:rFonts w:eastAsia="Times New Roman" w:cstheme="minorHAnsi"/>
+          <w:kern w:val="0"/>
+          <w14:ligatures w14:val="none"/>
+        </w:rPr>
+        <w:pict w14:anchorId="6F1B6C75">
+          <v:rect id="_x0000_i1225" style="width:0;height:1.5pt" o:hralign="center" o:hrstd="t" o:hr="t" fillcolor="#a0a0a0" stroked="f"/>
+        </w:pict>
+      </w:r>
+    </w:p>
+    <w:p>
+      <w:pPr>
+        <w:spacing w:before="100" w:beforeAutospacing="1" w:after="100" w:afterAutospacing="1" w:line="240" w:lineRule="auto"/>
+        <w:rPr>
+          <w:rFonts w:eastAsia="Times New Roman" w:cstheme="minorHAnsi"/>
+          <w:b/>
+          <w:bCs/>
+          <w:kern w:val="0"/>
+          <w14:ligatures w14:val="none"/>
+        </w:rPr>
+      </w:pPr>
+      <w:r>
+        <w:rPr>
+          <w:rFonts w:eastAsia="Times New Roman" w:cstheme="minorHAnsi"/>
+          <w:b/>
+          <w:bCs/>
+          <w:kern w:val="0"/>
+          <w14:ligatures w14:val="none"/>
+        </w:rPr>
+        <w:t>Q84. Why do we hash passwords?</w:t>
+      </w:r>
+    </w:p>
+    <w:p>
+      <w:pPr>
+        <w:spacing w:before="100" w:beforeAutospacing="1" w:after="100" w:afterAutospacing="1" w:line="240" w:lineRule="auto"/>
+        <w:rPr>
+          <w:rFonts w:eastAsia="Times New Roman" w:cstheme="minorHAnsi"/>
+          <w:kern w:val="0"/>
+          <w14:ligatures w14:val="none"/>
+        </w:rPr>
+      </w:pPr>
+      <w:r>
+        <w:rPr>
+          <w:rFonts w:eastAsia="Times New Roman" w:cstheme="minorHAnsi"/>
+          <w:b/>
+          <w:bCs/>
+          <w:kern w:val="0"/>
+          <w14:ligatures w14:val="none"/>
+        </w:rPr>
+        <w:t>Answer</w:t>
+      </w:r>
+    </w:p>
+    <w:p>
+      <w:pPr>
+        <w:spacing w:before="100" w:beforeAutospacing="1" w:after="100" w:afterAutospacing="1" w:line="240" w:lineRule="auto"/>
+        <w:rPr>
+          <w:rFonts w:eastAsia="Times New Roman" w:cstheme="minorHAnsi"/>
+          <w:kern w:val="0"/>
+          <w14:ligatures w14:val="none"/>
+        </w:rPr>
+      </w:pPr>
+      <w:r>
+        <w:rPr>
+          <w:rFonts w:eastAsia="Times New Roman" w:cstheme="minorHAnsi"/>
+          <w:kern w:val="0"/>
+          <w14:ligatures w14:val="none"/>
+        </w:rPr>
+        <w:t xml:space="preserve">Passwords are hashed using </w:t>
+      </w:r>
+      <w:proofErr w:type="spellStart"/>
+      <w:r>
+        <w:rPr>
+          <w:rFonts w:eastAsia="Times New Roman" w:cstheme="minorHAnsi"/>
+          <w:b/>
+          <w:bCs/>
+          <w:kern w:val="0"/>
+          <w14:ligatures w14:val="none"/>
+        </w:rPr>
+        <w:t>bcryptjs</w:t>
+      </w:r>
+      <w:proofErr w:type="spellEnd"/>
+      <w:r>
+        <w:rPr>
+          <w:rFonts w:eastAsia="Times New Roman" w:cstheme="minorHAnsi"/>
+          <w:kern w:val="0"/>
+          <w14:ligatures w14:val="none"/>
+        </w:rPr>
+        <w:t xml:space="preserve"> before storing them in MongoDB so the original password is never stored in plain text.</w:t>
+      </w:r>
+    </w:p>
+    <w:p>
+      <w:pPr>
+        <w:spacing w:before="100" w:beforeAutospacing="1" w:after="100" w:afterAutospacing="1" w:line="240" w:lineRule="auto"/>
+        <w:rPr>
+          <w:rFonts w:eastAsia="Times New Roman" w:cstheme="minorHAnsi"/>
+          <w:kern w:val="0"/>
+          <w14:ligatures w14:val="none"/>
+        </w:rPr>
+      </w:pPr>
+      <w:r>
+        <w:rPr>
+          <w:rFonts w:eastAsia="Times New Roman" w:cstheme="minorHAnsi"/>
+          <w:kern w:val="0"/>
+          <w14:ligatures w14:val="none"/>
+        </w:rPr>
+        <w:pict w14:anchorId="0A1CB0A1">
+          <v:rect id="_x0000_i1226" style="width:0;height:1.5pt" o:hralign="center" o:hrstd="t" o:hr="t" fillcolor="#a0a0a0" stroked="f"/>
+        </w:pict>
+      </w:r>
+    </w:p>
+    <w:p>
+      <w:pPr>
+        <w:spacing w:before="100" w:beforeAutospacing="1" w:after="100" w:afterAutospacing="1" w:line="240" w:lineRule="auto"/>
+        <w:rPr>
+          <w:rFonts w:eastAsia="Times New Roman" w:cstheme="minorHAnsi"/>
+          <w:b/>
+          <w:bCs/>
+          <w:kern w:val="0"/>
+          <w14:ligatures w14:val="none"/>
+        </w:rPr>
+      </w:pPr>
+      <w:r>
+        <w:rPr>
+          <w:rFonts w:eastAsia="Times New Roman" w:cstheme="minorHAnsi"/>
+          <w:b/>
+          <w:bCs/>
+          <w:kern w:val="0"/>
+          <w14:ligatures w14:val="none"/>
+        </w:rPr>
+        <w:t xml:space="preserve">Q85. What is </w:t>
+      </w:r>
+      <w:proofErr w:type="spellStart"/>
+      <w:r>
+        <w:rPr>
+          <w:rFonts w:eastAsia="Times New Roman" w:cstheme="minorHAnsi"/>
+          <w:b/>
+          <w:bCs/>
+          <w:kern w:val="0"/>
+          <w14:ligatures w14:val="none"/>
+        </w:rPr>
+        <w:t>bcrypt</w:t>
+      </w:r>
+      <w:proofErr w:type="spellEnd"/>
+      <w:r>
+        <w:rPr>
+          <w:rFonts w:eastAsia="Times New Roman" w:cstheme="minorHAnsi"/>
+          <w:b/>
+          <w:bCs/>
+          <w:kern w:val="0"/>
+          <w14:ligatures w14:val="none"/>
+        </w:rPr>
+        <w:t>?</w:t>
+      </w:r>
+    </w:p>
+    <w:p>
+      <w:pPr>
+        <w:spacing w:before="100" w:beforeAutospacing="1" w:after="100" w:afterAutospacing="1" w:line="240" w:lineRule="auto"/>
+        <w:rPr>
+          <w:rFonts w:eastAsia="Times New Roman" w:cstheme="minorHAnsi"/>
+          <w:kern w:val="0"/>
+          <w14:ligatures w14:val="none"/>
+        </w:rPr>
+      </w:pPr>
+      <w:r>
+        <w:rPr>
+          <w:rFonts w:eastAsia="Times New Roman" w:cstheme="minorHAnsi"/>
+          <w:b/>
+          <w:bCs/>
+          <w:kern w:val="0"/>
+          <w14:ligatures w14:val="none"/>
+        </w:rPr>
+        <w:t>Answer</w:t>
+      </w:r>
+    </w:p>
+    <w:p>
+      <w:pPr>
+        <w:spacing w:before="100" w:beforeAutospacing="1" w:after="100" w:afterAutospacing="1" w:line="240" w:lineRule="auto"/>
+        <w:rPr>
+          <w:rFonts w:eastAsia="Times New Roman" w:cstheme="minorHAnsi"/>
+          <w:kern w:val="0"/>
+          <w14:ligatures w14:val="none"/>
+        </w:rPr>
+      </w:pPr>
+      <w:proofErr w:type="spellStart"/>
+      <w:r>
+        <w:rPr>
+          <w:rFonts w:eastAsia="Times New Roman" w:cstheme="minorHAnsi"/>
+          <w:kern w:val="0"/>
+          <w14:ligatures w14:val="none"/>
+        </w:rPr>
+        <w:t>bcrypt</w:t>
+      </w:r>
+      <w:proofErr w:type="spellEnd"/>
+      <w:r>
+        <w:rPr>
+          <w:rFonts w:eastAsia="Times New Roman" w:cstheme="minorHAnsi"/>
+          <w:kern w:val="0"/>
+          <w14:ligatures w14:val="none"/>
+        </w:rPr>
+        <w:t xml:space="preserve"> is a library used to securely hash passwords during registration and compare hashed passwords during login.</w:t>
+      </w:r>
+    </w:p>
+    <w:p>
+      <w:pPr>
+        <w:spacing w:before="100" w:beforeAutospacing="1" w:after="100" w:afterAutospacing="1" w:line="240" w:lineRule="auto"/>
+        <w:rPr>
+          <w:rFonts w:eastAsia="Times New Roman" w:cstheme="minorHAnsi"/>
+          <w:kern w:val="0"/>
+          <w14:ligatures w14:val="none"/>
+        </w:rPr>
+      </w:pPr>
+      <w:r>
+        <w:rPr>
+          <w:rFonts w:eastAsia="Times New Roman" w:cstheme="minorHAnsi"/>
+          <w:kern w:val="0"/>
+          <w14:ligatures w14:val="none"/>
+        </w:rPr>
+        <w:pict w14:anchorId="09B0C82A">
+          <v:rect id="_x0000_i1227" style="width:0;height:1.5pt" o:hralign="center" o:hrstd="t" o:hr="t" fillcolor="#a0a0a0" stroked="f"/>
+        </w:pict>
+      </w:r>
+    </w:p>
+    <w:p>
+      <w:pPr>
+        <w:spacing w:before="100" w:beforeAutospacing="1" w:after="100" w:afterAutospacing="1" w:line="240" w:lineRule="auto"/>
+        <w:rPr>
+          <w:rFonts w:eastAsia="Times New Roman" w:cstheme="minorHAnsi"/>
+          <w:b/>
+          <w:bCs/>
+          <w:kern w:val="0"/>
+          <w14:ligatures w14:val="none"/>
+        </w:rPr>
+      </w:pPr>
+      <w:r>
+        <w:rPr>
+          <w:rFonts w:eastAsia="Times New Roman" w:cstheme="minorHAnsi"/>
+          <w:b/>
+          <w:bCs/>
+          <w:kern w:val="0"/>
+          <w14:ligatures w14:val="none"/>
+        </w:rPr>
+        <w:t>Q86. Why do we check if the email already exists?</w:t>
+      </w:r>
+    </w:p>
+    <w:p>
+      <w:pPr>
+        <w:spacing w:before="100" w:beforeAutospacing="1" w:after="100" w:afterAutospacing="1" w:line="240" w:lineRule="auto"/>
+        <w:rPr>
+          <w:rFonts w:eastAsia="Times New Roman" w:cstheme="minorHAnsi"/>
+          <w:kern w:val="0"/>
+          <w14:ligatures w14:val="none"/>
+        </w:rPr>
+      </w:pPr>
+      <w:r>
+        <w:rPr>
+          <w:rFonts w:eastAsia="Times New Roman" w:cstheme="minorHAnsi"/>
+          <w:b/>
+          <w:bCs/>
+          <w:kern w:val="0"/>
+          <w14:ligatures w14:val="none"/>
+        </w:rPr>
+        <w:t>Answer</w:t>
+      </w:r>
+    </w:p>
+    <w:p>
+      <w:pPr>
+        <w:spacing w:before="100" w:beforeAutospacing="1" w:after="100" w:afterAutospacing="1" w:line="240" w:lineRule="auto"/>
+        <w:rPr>
+          <w:rFonts w:eastAsia="Times New Roman" w:cstheme="minorHAnsi"/>
+          <w:kern w:val="0"/>
+          <w14:ligatures w14:val="none"/>
+        </w:rPr>
+      </w:pPr>
+      <w:r>
+        <w:rPr>
+          <w:rFonts w:eastAsia="Times New Roman" w:cstheme="minorHAnsi"/>
+          <w:kern w:val="0"/>
+          <w14:ligatures w14:val="none"/>
+        </w:rPr>
+        <w:t>Each email should have only one account. The backend checks for an existing email before creating a new user to prevent duplicate registrations.</w:t>
+      </w:r>
+    </w:p>
+    <w:p>
+      <w:pPr>
+        <w:spacing w:before="100" w:beforeAutospacing="1" w:after="100" w:afterAutospacing="1" w:line="240" w:lineRule="auto"/>
+        <w:rPr>
+          <w:rFonts w:eastAsia="Times New Roman" w:cstheme="minorHAnsi"/>
+          <w:kern w:val="0"/>
+          <w14:ligatures w14:val="none"/>
+        </w:rPr>
+      </w:pPr>
+      <w:r>
+        <w:rPr>
+          <w:rFonts w:eastAsia="Times New Roman" w:cstheme="minorHAnsi"/>
+          <w:kern w:val="0"/>
+          <w14:ligatures w14:val="none"/>
+        </w:rPr>
+        <w:pict w14:anchorId="5DFBA529">
+          <v:rect id="_x0000_i1228" style="width:0;height:1.5pt" o:hralign="center" o:hrstd="t" o:hr="t" fillcolor="#a0a0a0" stroked="f"/>
+        </w:pict>
+      </w:r>
+    </w:p>
+    <w:p>
+      <w:pPr>
+        <w:spacing w:before="100" w:beforeAutospacing="1" w:after="100" w:afterAutospacing="1" w:line="240" w:lineRule="auto"/>
+        <w:rPr>
+          <w:rFonts w:eastAsia="Times New Roman" w:cstheme="minorHAnsi"/>
+          <w:b/>
+          <w:bCs/>
+          <w:kern w:val="0"/>
+          <w14:ligatures w14:val="none"/>
+        </w:rPr>
+      </w:pPr>
+      <w:r>
+        <w:rPr>
+          <w:rFonts w:eastAsia="Times New Roman" w:cstheme="minorHAnsi"/>
+          <w:b/>
+          <w:bCs/>
+          <w:kern w:val="0"/>
+          <w14:ligatures w14:val="none"/>
+        </w:rPr>
+        <w:t>Q87. Why is the role assigned in the backend?</w:t>
+      </w:r>
+    </w:p>
+    <w:p>
+      <w:pPr>
+        <w:spacing w:before="100" w:beforeAutospacing="1" w:after="100" w:afterAutospacing="1" w:line="240" w:lineRule="auto"/>
+        <w:rPr>
+          <w:rFonts w:eastAsia="Times New Roman" w:cstheme="minorHAnsi"/>
+          <w:kern w:val="0"/>
+          <w14:ligatures w14:val="none"/>
+        </w:rPr>
+      </w:pPr>
+      <w:r>
+        <w:rPr>
+          <w:rFonts w:eastAsia="Times New Roman" w:cstheme="minorHAnsi"/>
+          <w:b/>
+          <w:bCs/>
+          <w:kern w:val="0"/>
+          <w14:ligatures w14:val="none"/>
+        </w:rPr>
+        <w:t>Answer</w:t>
+      </w:r>
+    </w:p>
+    <w:p>
+      <w:pPr>
+        <w:spacing w:before="100" w:beforeAutospacing="1" w:after="100" w:afterAutospacing="1" w:line="240" w:lineRule="auto"/>
+        <w:rPr>
+          <w:rFonts w:eastAsia="Times New Roman" w:cstheme="minorHAnsi"/>
+          <w:kern w:val="0"/>
+          <w14:ligatures w14:val="none"/>
+        </w:rPr>
+      </w:pPr>
+      <w:r>
+        <w:rPr>
+          <w:rFonts w:eastAsia="Times New Roman" w:cstheme="minorHAnsi"/>
+          <w:kern w:val="0"/>
+          <w14:ligatures w14:val="none"/>
+        </w:rPr>
+        <w:lastRenderedPageBreak/>
+        <w:t>The backend assigns the default role (customer) because the frontend cannot be trusted. Otherwise, a user could send "role": "admin" and gain unauthorized access.</w:t>
+      </w:r>
+    </w:p>
+    <w:p>
+      <w:pPr>
+        <w:spacing w:before="100" w:beforeAutospacing="1" w:after="100" w:afterAutospacing="1" w:line="240" w:lineRule="auto"/>
+        <w:rPr>
+          <w:rFonts w:eastAsia="Times New Roman" w:cstheme="minorHAnsi"/>
+          <w:kern w:val="0"/>
+          <w14:ligatures w14:val="none"/>
+        </w:rPr>
+      </w:pPr>
+      <w:r>
+        <w:rPr>
+          <w:rFonts w:eastAsia="Times New Roman" w:cstheme="minorHAnsi"/>
+          <w:kern w:val="0"/>
+          <w14:ligatures w14:val="none"/>
+        </w:rPr>
+        <w:pict w14:anchorId="19FBEEB0">
           <v:rect id="_x0000_i1229" style="width:0;height:1.5pt" o:hralign="center" o:hrstd="t" o:hr="t" fillcolor="#a0a0a0" stroked="f"/>
         </w:pict>
       </w:r>
@@ -9695,7 +11301,29 @@
           <w:kern w:val="0"/>
           <w14:ligatures w14:val="none"/>
         </w:rPr>
-        <w:t>Q77. Why did you create api.js?</w:t>
+        <w:t xml:space="preserve">Q88. Why did we not send </w:t>
+      </w:r>
+      <w:proofErr w:type="spellStart"/>
+      <w:r>
+        <w:rPr>
+          <w:rFonts w:eastAsia="Times New Roman" w:cstheme="minorHAnsi"/>
+          <w:b/>
+          <w:bCs/>
+          <w:kern w:val="0"/>
+          <w14:ligatures w14:val="none"/>
+        </w:rPr>
+        <w:t>confirmPassword</w:t>
+      </w:r>
+      <w:proofErr w:type="spellEnd"/>
+      <w:r>
+        <w:rPr>
+          <w:rFonts w:eastAsia="Times New Roman" w:cstheme="minorHAnsi"/>
+          <w:b/>
+          <w:bCs/>
+          <w:kern w:val="0"/>
+          <w14:ligatures w14:val="none"/>
+        </w:rPr>
+        <w:t xml:space="preserve"> to the backend?</w:t>
       </w:r>
     </w:p>
     <w:p>
@@ -9727,15 +11355,6 @@
           <w14:ligatures w14:val="none"/>
         </w:rPr>
       </w:pPr>
-      <w:r>
-        <w:rPr>
-          <w:rFonts w:eastAsia="Times New Roman" w:cstheme="minorHAnsi"/>
-          <w:kern w:val="0"/>
-          <w14:ligatures w14:val="none"/>
-        </w:rPr>
-        <w:lastRenderedPageBreak/>
-        <w:t xml:space="preserve">api.js creates a reusable Axios instance with a common </w:t>
-      </w:r>
       <w:proofErr w:type="spellStart"/>
       <w:r>
         <w:rPr>
@@ -9743,7 +11362,7 @@
           <w:kern w:val="0"/>
           <w14:ligatures w14:val="none"/>
         </w:rPr>
-        <w:t>baseURL</w:t>
+        <w:t>confirmPassword</w:t>
       </w:r>
       <w:proofErr w:type="spellEnd"/>
       <w:r>
@@ -9752,25 +11371,25 @@
           <w:kern w:val="0"/>
           <w14:ligatures w14:val="none"/>
         </w:rPr>
-        <w:t>. This avoids repeating the server URL in every API request and keeps the code organized.</w:t>
-      </w:r>
-    </w:p>
-    <w:p>
-      <w:pPr>
-        <w:spacing w:before="100" w:beforeAutospacing="1" w:after="100" w:afterAutospacing="1" w:line="240" w:lineRule="auto"/>
-        <w:rPr>
-          <w:rFonts w:eastAsia="Times New Roman" w:cstheme="minorHAnsi"/>
-          <w:kern w:val="0"/>
-          <w14:ligatures w14:val="none"/>
-        </w:rPr>
-      </w:pPr>
-      <w:r>
-        <w:rPr>
-          <w:rFonts w:eastAsia="Times New Roman" w:cstheme="minorHAnsi"/>
-          <w:kern w:val="0"/>
-          <w14:ligatures w14:val="none"/>
-        </w:rPr>
-        <w:pict w14:anchorId="05B19784">
+        <w:t xml:space="preserve"> is only used to verify that the user typed the password correctly. It is not required for authentication, so it is never stored in the database.</w:t>
+      </w:r>
+    </w:p>
+    <w:p>
+      <w:pPr>
+        <w:spacing w:before="100" w:beforeAutospacing="1" w:after="100" w:afterAutospacing="1" w:line="240" w:lineRule="auto"/>
+        <w:rPr>
+          <w:rFonts w:eastAsia="Times New Roman" w:cstheme="minorHAnsi"/>
+          <w:kern w:val="0"/>
+          <w14:ligatures w14:val="none"/>
+        </w:rPr>
+      </w:pPr>
+      <w:r>
+        <w:rPr>
+          <w:rFonts w:eastAsia="Times New Roman" w:cstheme="minorHAnsi"/>
+          <w:kern w:val="0"/>
+          <w14:ligatures w14:val="none"/>
+        </w:rPr>
+        <w:pict w14:anchorId="710092C7">
           <v:rect id="_x0000_i1230" style="width:0;height:1.5pt" o:hralign="center" o:hrstd="t" o:hr="t" fillcolor="#a0a0a0" stroked="f"/>
         </w:pict>
       </w:r>
@@ -9794,7 +11413,295 @@
           <w:kern w:val="0"/>
           <w14:ligatures w14:val="none"/>
         </w:rPr>
-        <w:t xml:space="preserve">Q78. Why do we use </w:t>
+        <w:t>Q89. What is Axios?</w:t>
+      </w:r>
+    </w:p>
+    <w:p>
+      <w:pPr>
+        <w:spacing w:before="100" w:beforeAutospacing="1" w:after="100" w:afterAutospacing="1" w:line="240" w:lineRule="auto"/>
+        <w:rPr>
+          <w:rFonts w:eastAsia="Times New Roman" w:cstheme="minorHAnsi"/>
+          <w:kern w:val="0"/>
+          <w14:ligatures w14:val="none"/>
+        </w:rPr>
+      </w:pPr>
+      <w:r>
+        <w:rPr>
+          <w:rFonts w:eastAsia="Times New Roman" w:cstheme="minorHAnsi"/>
+          <w:b/>
+          <w:bCs/>
+          <w:kern w:val="0"/>
+          <w14:ligatures w14:val="none"/>
+        </w:rPr>
+        <w:t>Answer</w:t>
+      </w:r>
+    </w:p>
+    <w:p>
+      <w:pPr>
+        <w:spacing w:before="100" w:beforeAutospacing="1" w:after="100" w:afterAutospacing="1" w:line="240" w:lineRule="auto"/>
+        <w:rPr>
+          <w:rFonts w:eastAsia="Times New Roman" w:cstheme="minorHAnsi"/>
+          <w:kern w:val="0"/>
+          <w14:ligatures w14:val="none"/>
+        </w:rPr>
+      </w:pPr>
+      <w:r>
+        <w:rPr>
+          <w:rFonts w:eastAsia="Times New Roman" w:cstheme="minorHAnsi"/>
+          <w:kern w:val="0"/>
+          <w14:ligatures w14:val="none"/>
+        </w:rPr>
+        <w:t>Axios is a promise-based HTTP client used to communicate between the React frontend and the Express backend. It sends API requests and receives responses.</w:t>
+      </w:r>
+    </w:p>
+    <w:p>
+      <w:pPr>
+        <w:spacing w:before="100" w:beforeAutospacing="1" w:after="100" w:afterAutospacing="1" w:line="240" w:lineRule="auto"/>
+        <w:rPr>
+          <w:rFonts w:eastAsia="Times New Roman" w:cstheme="minorHAnsi"/>
+          <w:kern w:val="0"/>
+          <w14:ligatures w14:val="none"/>
+        </w:rPr>
+      </w:pPr>
+      <w:r>
+        <w:rPr>
+          <w:rFonts w:eastAsia="Times New Roman" w:cstheme="minorHAnsi"/>
+          <w:kern w:val="0"/>
+          <w14:ligatures w14:val="none"/>
+        </w:rPr>
+        <w:pict w14:anchorId="3E0BC904">
+          <v:rect id="_x0000_i1231" style="width:0;height:1.5pt" o:hralign="center" o:hrstd="t" o:hr="t" fillcolor="#a0a0a0" stroked="f"/>
+        </w:pict>
+      </w:r>
+    </w:p>
+    <w:p>
+      <w:pPr>
+        <w:spacing w:before="100" w:beforeAutospacing="1" w:after="100" w:afterAutospacing="1" w:line="240" w:lineRule="auto"/>
+        <w:rPr>
+          <w:rFonts w:eastAsia="Times New Roman" w:cstheme="minorHAnsi"/>
+          <w:b/>
+          <w:bCs/>
+          <w:kern w:val="0"/>
+          <w14:ligatures w14:val="none"/>
+        </w:rPr>
+      </w:pPr>
+      <w:r>
+        <w:rPr>
+          <w:rFonts w:eastAsia="Times New Roman" w:cstheme="minorHAnsi"/>
+          <w:b/>
+          <w:bCs/>
+          <w:kern w:val="0"/>
+          <w14:ligatures w14:val="none"/>
+        </w:rPr>
+        <w:t>Q90. Why do we create api.js?</w:t>
+      </w:r>
+    </w:p>
+    <w:p>
+      <w:pPr>
+        <w:spacing w:before="100" w:beforeAutospacing="1" w:after="100" w:afterAutospacing="1" w:line="240" w:lineRule="auto"/>
+        <w:rPr>
+          <w:rFonts w:eastAsia="Times New Roman" w:cstheme="minorHAnsi"/>
+          <w:kern w:val="0"/>
+          <w14:ligatures w14:val="none"/>
+        </w:rPr>
+      </w:pPr>
+      <w:r>
+        <w:rPr>
+          <w:rFonts w:eastAsia="Times New Roman" w:cstheme="minorHAnsi"/>
+          <w:b/>
+          <w:bCs/>
+          <w:kern w:val="0"/>
+          <w14:ligatures w14:val="none"/>
+        </w:rPr>
+        <w:t>Answer</w:t>
+      </w:r>
+    </w:p>
+    <w:p>
+      <w:pPr>
+        <w:spacing w:before="100" w:beforeAutospacing="1" w:after="100" w:afterAutospacing="1" w:line="240" w:lineRule="auto"/>
+        <w:rPr>
+          <w:rFonts w:eastAsia="Times New Roman" w:cstheme="minorHAnsi"/>
+          <w:kern w:val="0"/>
+          <w14:ligatures w14:val="none"/>
+        </w:rPr>
+      </w:pPr>
+      <w:r>
+        <w:rPr>
+          <w:rFonts w:eastAsia="Times New Roman" w:cstheme="minorHAnsi"/>
+          <w:kern w:val="0"/>
+          <w14:ligatures w14:val="none"/>
+        </w:rPr>
+        <w:t xml:space="preserve">api.js stores the common Axios configuration, such as the backend </w:t>
+      </w:r>
+      <w:proofErr w:type="spellStart"/>
+      <w:r>
+        <w:rPr>
+          <w:rFonts w:eastAsia="Times New Roman" w:cstheme="minorHAnsi"/>
+          <w:kern w:val="0"/>
+          <w14:ligatures w14:val="none"/>
+        </w:rPr>
+        <w:t>baseURL</w:t>
+      </w:r>
+      <w:proofErr w:type="spellEnd"/>
+      <w:r>
+        <w:rPr>
+          <w:rFonts w:eastAsia="Times New Roman" w:cstheme="minorHAnsi"/>
+          <w:kern w:val="0"/>
+          <w14:ligatures w14:val="none"/>
+        </w:rPr>
+        <w:t>. This avoids repeating the server URL in every API request.</w:t>
+      </w:r>
+    </w:p>
+    <w:p>
+      <w:pPr>
+        <w:spacing w:before="100" w:beforeAutospacing="1" w:after="100" w:afterAutospacing="1" w:line="240" w:lineRule="auto"/>
+        <w:rPr>
+          <w:rFonts w:eastAsia="Times New Roman" w:cstheme="minorHAnsi"/>
+          <w:kern w:val="0"/>
+          <w14:ligatures w14:val="none"/>
+        </w:rPr>
+      </w:pPr>
+      <w:r>
+        <w:rPr>
+          <w:rFonts w:eastAsia="Times New Roman" w:cstheme="minorHAnsi"/>
+          <w:kern w:val="0"/>
+          <w14:ligatures w14:val="none"/>
+        </w:rPr>
+        <w:t>Example:</w:t>
+      </w:r>
+    </w:p>
+    <w:p>
+      <w:pPr>
+        <w:spacing w:before="100" w:beforeAutospacing="1" w:after="100" w:afterAutospacing="1" w:line="240" w:lineRule="auto"/>
+        <w:rPr>
+          <w:rFonts w:eastAsia="Times New Roman" w:cstheme="minorHAnsi"/>
+          <w:kern w:val="0"/>
+          <w14:ligatures w14:val="none"/>
+        </w:rPr>
+      </w:pPr>
+      <w:proofErr w:type="spellStart"/>
+      <w:r>
+        <w:rPr>
+          <w:rFonts w:eastAsia="Times New Roman" w:cstheme="minorHAnsi"/>
+          <w:kern w:val="0"/>
+          <w14:ligatures w14:val="none"/>
+        </w:rPr>
+        <w:t>api.post</w:t>
+      </w:r>
+      <w:proofErr w:type="spellEnd"/>
+      <w:r>
+        <w:rPr>
+          <w:rFonts w:eastAsia="Times New Roman" w:cstheme="minorHAnsi"/>
+          <w:kern w:val="0"/>
+          <w14:ligatures w14:val="none"/>
+        </w:rPr>
+        <w:t>("/auth/register")</w:t>
+      </w:r>
+    </w:p>
+    <w:p>
+      <w:pPr>
+        <w:spacing w:before="100" w:beforeAutospacing="1" w:after="100" w:afterAutospacing="1" w:line="240" w:lineRule="auto"/>
+        <w:rPr>
+          <w:rFonts w:eastAsia="Times New Roman" w:cstheme="minorHAnsi"/>
+          <w:kern w:val="0"/>
+          <w14:ligatures w14:val="none"/>
+        </w:rPr>
+      </w:pPr>
+      <w:r>
+        <w:rPr>
+          <w:rFonts w:eastAsia="Times New Roman" w:cstheme="minorHAnsi"/>
+          <w:kern w:val="0"/>
+          <w14:ligatures w14:val="none"/>
+        </w:rPr>
+        <w:t>instead of</w:t>
+      </w:r>
+    </w:p>
+    <w:p>
+      <w:pPr>
+        <w:spacing w:before="100" w:beforeAutospacing="1" w:after="100" w:afterAutospacing="1" w:line="240" w:lineRule="auto"/>
+        <w:rPr>
+          <w:rFonts w:eastAsia="Times New Roman" w:cstheme="minorHAnsi"/>
+          <w:kern w:val="0"/>
+          <w14:ligatures w14:val="none"/>
+        </w:rPr>
+      </w:pPr>
+      <w:proofErr w:type="spellStart"/>
+      <w:r>
+        <w:rPr>
+          <w:rFonts w:eastAsia="Times New Roman" w:cstheme="minorHAnsi"/>
+          <w:kern w:val="0"/>
+          <w14:ligatures w14:val="none"/>
+        </w:rPr>
+        <w:t>axios.post</w:t>
+      </w:r>
+      <w:proofErr w:type="spellEnd"/>
+      <w:r>
+        <w:rPr>
+          <w:rFonts w:eastAsia="Times New Roman" w:cstheme="minorHAnsi"/>
+          <w:kern w:val="0"/>
+          <w14:ligatures w14:val="none"/>
+        </w:rPr>
+        <w:t>("http://localhost:5000/</w:t>
+      </w:r>
+      <w:proofErr w:type="spellStart"/>
+      <w:r>
+        <w:rPr>
+          <w:rFonts w:eastAsia="Times New Roman" w:cstheme="minorHAnsi"/>
+          <w:kern w:val="0"/>
+          <w14:ligatures w14:val="none"/>
+        </w:rPr>
+        <w:t>api</w:t>
+      </w:r>
+      <w:proofErr w:type="spellEnd"/>
+      <w:r>
+        <w:rPr>
+          <w:rFonts w:eastAsia="Times New Roman" w:cstheme="minorHAnsi"/>
+          <w:kern w:val="0"/>
+          <w14:ligatures w14:val="none"/>
+        </w:rPr>
+        <w:t>/auth/register")</w:t>
+      </w:r>
+    </w:p>
+    <w:p>
+      <w:pPr>
+        <w:spacing w:before="100" w:beforeAutospacing="1" w:after="100" w:afterAutospacing="1" w:line="240" w:lineRule="auto"/>
+        <w:rPr>
+          <w:rFonts w:eastAsia="Times New Roman" w:cstheme="minorHAnsi"/>
+          <w:kern w:val="0"/>
+          <w14:ligatures w14:val="none"/>
+        </w:rPr>
+      </w:pPr>
+      <w:r>
+        <w:rPr>
+          <w:rFonts w:eastAsia="Times New Roman" w:cstheme="minorHAnsi"/>
+          <w:kern w:val="0"/>
+          <w14:ligatures w14:val="none"/>
+        </w:rPr>
+        <w:pict w14:anchorId="652B6782">
+          <v:rect id="_x0000_i1232" style="width:0;height:1.5pt" o:hralign="center" o:hrstd="t" o:hr="t" fillcolor="#a0a0a0" stroked="f"/>
+        </w:pict>
+      </w:r>
+    </w:p>
+    <w:p>
+      <w:pPr>
+        <w:spacing w:before="100" w:beforeAutospacing="1" w:after="100" w:afterAutospacing="1" w:line="240" w:lineRule="auto"/>
+        <w:rPr>
+          <w:rFonts w:eastAsia="Times New Roman" w:cstheme="minorHAnsi"/>
+          <w:b/>
+          <w:bCs/>
+          <w:kern w:val="0"/>
+          <w14:ligatures w14:val="none"/>
+        </w:rPr>
+      </w:pPr>
+      <w:r>
+        <w:rPr>
+          <w:rFonts w:eastAsia="Times New Roman" w:cstheme="minorHAnsi"/>
+          <w:b/>
+          <w:bCs/>
+          <w:kern w:val="0"/>
+          <w14:ligatures w14:val="none"/>
+        </w:rPr>
+        <w:t xml:space="preserve">Q91. What is </w:t>
       </w:r>
       <w:proofErr w:type="spellStart"/>
       <w:proofErr w:type="gramStart"/>
@@ -9806,7 +11713,7 @@
           <w:kern w:val="0"/>
           <w14:ligatures w14:val="none"/>
         </w:rPr>
-        <w:t>useEffect</w:t>
+        <w:t>useNavigate</w:t>
       </w:r>
       <w:proofErr w:type="spellEnd"/>
       <w:r>
@@ -9828,7 +11735,7 @@
           <w:kern w:val="0"/>
           <w14:ligatures w14:val="none"/>
         </w:rPr>
-        <w:t>) for API calls?</w:t>
+        <w:t>)?</w:t>
       </w:r>
     </w:p>
     <w:p>
@@ -9868,7 +11775,8 @@
           <w:kern w:val="0"/>
           <w14:ligatures w14:val="none"/>
         </w:rPr>
-        <w:t>useEffect</w:t>
+        <w:lastRenderedPageBreak/>
+        <w:t>useNavigate</w:t>
       </w:r>
       <w:proofErr w:type="spellEnd"/>
       <w:r>
@@ -9886,26 +11794,26 @@
           <w:kern w:val="0"/>
           <w14:ligatures w14:val="none"/>
         </w:rPr>
-        <w:t>) runs after the component is rendered. It is commonly used to fetch data from the backend when the page loads.</w:t>
-      </w:r>
-    </w:p>
-    <w:p>
-      <w:pPr>
-        <w:spacing w:before="100" w:beforeAutospacing="1" w:after="100" w:afterAutospacing="1" w:line="240" w:lineRule="auto"/>
-        <w:rPr>
-          <w:rFonts w:eastAsia="Times New Roman" w:cstheme="minorHAnsi"/>
-          <w:kern w:val="0"/>
-          <w14:ligatures w14:val="none"/>
-        </w:rPr>
-      </w:pPr>
-      <w:r>
-        <w:rPr>
-          <w:rFonts w:eastAsia="Times New Roman" w:cstheme="minorHAnsi"/>
-          <w:kern w:val="0"/>
-          <w14:ligatures w14:val="none"/>
-        </w:rPr>
-        <w:pict w14:anchorId="090E46D9">
-          <v:rect id="_x0000_i1231" style="width:0;height:1.5pt" o:hralign="center" o:hrstd="t" o:hr="t" fillcolor="#a0a0a0" stroked="f"/>
+        <w:t>) is a React Router hook used to navigate programmatically between pages. After successful registration, it redirects the user to the Login page.</w:t>
+      </w:r>
+    </w:p>
+    <w:p>
+      <w:pPr>
+        <w:spacing w:before="100" w:beforeAutospacing="1" w:after="100" w:afterAutospacing="1" w:line="240" w:lineRule="auto"/>
+        <w:rPr>
+          <w:rFonts w:eastAsia="Times New Roman" w:cstheme="minorHAnsi"/>
+          <w:kern w:val="0"/>
+          <w14:ligatures w14:val="none"/>
+        </w:rPr>
+      </w:pPr>
+      <w:r>
+        <w:rPr>
+          <w:rFonts w:eastAsia="Times New Roman" w:cstheme="minorHAnsi"/>
+          <w:kern w:val="0"/>
+          <w14:ligatures w14:val="none"/>
+        </w:rPr>
+        <w:pict w14:anchorId="4D2EC3E3">
+          <v:rect id="_x0000_i1233" style="width:0;height:1.5pt" o:hralign="center" o:hrstd="t" o:hr="t" fillcolor="#a0a0a0" stroked="f"/>
         </w:pict>
       </w:r>
     </w:p>
@@ -9928,7 +11836,105 @@
           <w:kern w:val="0"/>
           <w14:ligatures w14:val="none"/>
         </w:rPr>
-        <w:t xml:space="preserve">Q79. Why do we use </w:t>
+        <w:t>Q92. What is a Controlled Component?</w:t>
+      </w:r>
+    </w:p>
+    <w:p>
+      <w:pPr>
+        <w:spacing w:before="100" w:beforeAutospacing="1" w:after="100" w:afterAutospacing="1" w:line="240" w:lineRule="auto"/>
+        <w:rPr>
+          <w:rFonts w:eastAsia="Times New Roman" w:cstheme="minorHAnsi"/>
+          <w:kern w:val="0"/>
+          <w14:ligatures w14:val="none"/>
+        </w:rPr>
+      </w:pPr>
+      <w:r>
+        <w:rPr>
+          <w:rFonts w:eastAsia="Times New Roman" w:cstheme="minorHAnsi"/>
+          <w:b/>
+          <w:bCs/>
+          <w:kern w:val="0"/>
+          <w14:ligatures w14:val="none"/>
+        </w:rPr>
+        <w:t>Answer</w:t>
+      </w:r>
+    </w:p>
+    <w:p>
+      <w:pPr>
+        <w:spacing w:before="100" w:beforeAutospacing="1" w:after="100" w:afterAutospacing="1" w:line="240" w:lineRule="auto"/>
+        <w:rPr>
+          <w:rFonts w:eastAsia="Times New Roman" w:cstheme="minorHAnsi"/>
+          <w:kern w:val="0"/>
+          <w14:ligatures w14:val="none"/>
+        </w:rPr>
+      </w:pPr>
+      <w:r>
+        <w:rPr>
+          <w:rFonts w:eastAsia="Times New Roman" w:cstheme="minorHAnsi"/>
+          <w:kern w:val="0"/>
+          <w14:ligatures w14:val="none"/>
+        </w:rPr>
+        <w:t xml:space="preserve">A controlled component is a form element whose value is managed by React state using </w:t>
+      </w:r>
+      <w:proofErr w:type="spellStart"/>
+      <w:r>
+        <w:rPr>
+          <w:rFonts w:eastAsia="Times New Roman" w:cstheme="minorHAnsi"/>
+          <w:kern w:val="0"/>
+          <w14:ligatures w14:val="none"/>
+        </w:rPr>
+        <w:t>useState</w:t>
+      </w:r>
+      <w:proofErr w:type="spellEnd"/>
+      <w:r>
+        <w:rPr>
+          <w:rFonts w:eastAsia="Times New Roman" w:cstheme="minorHAnsi"/>
+          <w:kern w:val="0"/>
+          <w14:ligatures w14:val="none"/>
+        </w:rPr>
+        <w:t>.</w:t>
+      </w:r>
+    </w:p>
+    <w:p>
+      <w:pPr>
+        <w:spacing w:before="100" w:beforeAutospacing="1" w:after="100" w:afterAutospacing="1" w:line="240" w:lineRule="auto"/>
+        <w:rPr>
+          <w:rFonts w:eastAsia="Times New Roman" w:cstheme="minorHAnsi"/>
+          <w:kern w:val="0"/>
+          <w14:ligatures w14:val="none"/>
+        </w:rPr>
+      </w:pPr>
+      <w:r>
+        <w:rPr>
+          <w:rFonts w:eastAsia="Times New Roman" w:cstheme="minorHAnsi"/>
+          <w:kern w:val="0"/>
+          <w14:ligatures w14:val="none"/>
+        </w:rPr>
+        <w:pict w14:anchorId="161DB741">
+          <v:rect id="_x0000_i1234" style="width:0;height:1.5pt" o:hralign="center" o:hrstd="t" o:hr="t" fillcolor="#a0a0a0" stroked="f"/>
+        </w:pict>
+      </w:r>
+    </w:p>
+    <w:p>
+      <w:pPr>
+        <w:spacing w:before="100" w:beforeAutospacing="1" w:after="100" w:afterAutospacing="1" w:line="240" w:lineRule="auto"/>
+        <w:rPr>
+          <w:rFonts w:eastAsia="Times New Roman" w:cstheme="minorHAnsi"/>
+          <w:b/>
+          <w:bCs/>
+          <w:kern w:val="0"/>
+          <w14:ligatures w14:val="none"/>
+        </w:rPr>
+      </w:pPr>
+      <w:r>
+        <w:rPr>
+          <w:rFonts w:eastAsia="Times New Roman" w:cstheme="minorHAnsi"/>
+          <w:b/>
+          <w:bCs/>
+          <w:kern w:val="0"/>
+          <w14:ligatures w14:val="none"/>
+        </w:rPr>
+        <w:t xml:space="preserve">Q93. Why do we use one </w:t>
       </w:r>
       <w:proofErr w:type="spellStart"/>
       <w:proofErr w:type="gramStart"/>
@@ -9940,7 +11946,7 @@
           <w:kern w:val="0"/>
           <w14:ligatures w14:val="none"/>
         </w:rPr>
-        <w:t>useState</w:t>
+        <w:t>handleChange</w:t>
       </w:r>
       <w:proofErr w:type="spellEnd"/>
       <w:r>
@@ -9962,7 +11968,7 @@
           <w:kern w:val="0"/>
           <w14:ligatures w14:val="none"/>
         </w:rPr>
-        <w:t>)?</w:t>
+        <w:t>) function?</w:t>
       </w:r>
     </w:p>
     <w:p>
@@ -9994,6 +12000,14 @@
           <w14:ligatures w14:val="none"/>
         </w:rPr>
       </w:pPr>
+      <w:r>
+        <w:rPr>
+          <w:rFonts w:eastAsia="Times New Roman" w:cstheme="minorHAnsi"/>
+          <w:kern w:val="0"/>
+          <w14:ligatures w14:val="none"/>
+        </w:rPr>
+        <w:t xml:space="preserve">A single </w:t>
+      </w:r>
       <w:proofErr w:type="spellStart"/>
       <w:proofErr w:type="gramStart"/>
       <w:r>
@@ -10002,7 +12016,7 @@
           <w:kern w:val="0"/>
           <w14:ligatures w14:val="none"/>
         </w:rPr>
-        <w:t>useState</w:t>
+        <w:t>handleChange</w:t>
       </w:r>
       <w:proofErr w:type="spellEnd"/>
       <w:r>
@@ -10020,22 +12034,68 @@
           <w:kern w:val="0"/>
           <w14:ligatures w14:val="none"/>
         </w:rPr>
-        <w:t xml:space="preserve">) stores dynamic data in a React component. When the state changes using the setter function (e.g., </w:t>
+        <w:t>) updates multiple form fields dynamically using the input's name attribute, reducing repetitive code.</w:t>
+      </w:r>
+    </w:p>
+    <w:p>
+      <w:pPr>
+        <w:spacing w:before="100" w:beforeAutospacing="1" w:after="100" w:afterAutospacing="1" w:line="240" w:lineRule="auto"/>
+        <w:rPr>
+          <w:rFonts w:eastAsia="Times New Roman" w:cstheme="minorHAnsi"/>
+          <w:kern w:val="0"/>
+          <w14:ligatures w14:val="none"/>
+        </w:rPr>
+      </w:pPr>
+      <w:r>
+        <w:rPr>
+          <w:rFonts w:eastAsia="Times New Roman" w:cstheme="minorHAnsi"/>
+          <w:kern w:val="0"/>
+          <w14:ligatures w14:val="none"/>
+        </w:rPr>
+        <w:pict w14:anchorId="0D0BFFA6">
+          <v:rect id="_x0000_i1235" style="width:0;height:1.5pt" o:hralign="center" o:hrstd="t" o:hr="t" fillcolor="#a0a0a0" stroked="f"/>
+        </w:pict>
+      </w:r>
+    </w:p>
+    <w:p>
+      <w:pPr>
+        <w:spacing w:before="100" w:beforeAutospacing="1" w:after="100" w:afterAutospacing="1" w:line="240" w:lineRule="auto"/>
+        <w:rPr>
+          <w:rFonts w:eastAsia="Times New Roman" w:cstheme="minorHAnsi"/>
+          <w:b/>
+          <w:bCs/>
+          <w:kern w:val="0"/>
+          <w14:ligatures w14:val="none"/>
+        </w:rPr>
+      </w:pPr>
+      <w:r>
+        <w:rPr>
+          <w:rFonts w:eastAsia="Times New Roman" w:cstheme="minorHAnsi"/>
+          <w:b/>
+          <w:bCs/>
+          <w:kern w:val="0"/>
+          <w14:ligatures w14:val="none"/>
+        </w:rPr>
+        <w:t xml:space="preserve">Q94. Why do we use </w:t>
       </w:r>
       <w:proofErr w:type="spellStart"/>
       <w:proofErr w:type="gramStart"/>
       <w:r>
         <w:rPr>
           <w:rFonts w:eastAsia="Times New Roman" w:cstheme="minorHAnsi"/>
-          <w:kern w:val="0"/>
-          <w14:ligatures w14:val="none"/>
-        </w:rPr>
-        <w:t>setFoods</w:t>
+          <w:b/>
+          <w:bCs/>
+          <w:kern w:val="0"/>
+          <w14:ligatures w14:val="none"/>
+        </w:rPr>
+        <w:t>preventDefault</w:t>
       </w:r>
       <w:proofErr w:type="spellEnd"/>
       <w:r>
         <w:rPr>
           <w:rFonts w:eastAsia="Times New Roman" w:cstheme="minorHAnsi"/>
+          <w:b/>
+          <w:bCs/>
           <w:kern w:val="0"/>
           <w14:ligatures w14:val="none"/>
         </w:rPr>
@@ -10045,83 +12105,170 @@
       <w:r>
         <w:rPr>
           <w:rFonts w:eastAsia="Times New Roman" w:cstheme="minorHAnsi"/>
-          <w:kern w:val="0"/>
-          <w14:ligatures w14:val="none"/>
-        </w:rPr>
-        <w:t>)), React automatically re-renders the UI.</w:t>
-      </w:r>
-    </w:p>
-    <w:p>
-      <w:pPr>
-        <w:spacing w:before="100" w:beforeAutospacing="1" w:after="100" w:afterAutospacing="1" w:line="240" w:lineRule="auto"/>
-        <w:rPr>
-          <w:rFonts w:eastAsia="Times New Roman" w:cstheme="minorHAnsi"/>
-          <w:b/>
-          <w:bCs/>
-          <w:kern w:val="0"/>
-          <w14:ligatures w14:val="none"/>
-        </w:rPr>
-      </w:pPr>
-      <w:r>
-        <w:rPr>
-          <w:rFonts w:eastAsia="Times New Roman" w:cstheme="minorHAnsi"/>
-          <w:b/>
-          <w:bCs/>
-          <w:kern w:val="0"/>
-          <w14:ligatures w14:val="none"/>
-        </w:rPr>
-        <w:t xml:space="preserve">What is </w:t>
-      </w:r>
+          <w:b/>
+          <w:bCs/>
+          <w:kern w:val="0"/>
+          <w14:ligatures w14:val="none"/>
+        </w:rPr>
+        <w:t>)?</w:t>
+      </w:r>
+    </w:p>
+    <w:p>
+      <w:pPr>
+        <w:spacing w:before="100" w:beforeAutospacing="1" w:after="100" w:afterAutospacing="1" w:line="240" w:lineRule="auto"/>
+        <w:rPr>
+          <w:rFonts w:eastAsia="Times New Roman" w:cstheme="minorHAnsi"/>
+          <w:kern w:val="0"/>
+          <w14:ligatures w14:val="none"/>
+        </w:rPr>
+      </w:pPr>
+      <w:r>
+        <w:rPr>
+          <w:rFonts w:eastAsia="Times New Roman" w:cstheme="minorHAnsi"/>
+          <w:b/>
+          <w:bCs/>
+          <w:kern w:val="0"/>
+          <w14:ligatures w14:val="none"/>
+        </w:rPr>
+        <w:t>Answer</w:t>
+      </w:r>
+    </w:p>
+    <w:p>
+      <w:pPr>
+        <w:spacing w:before="100" w:beforeAutospacing="1" w:after="100" w:afterAutospacing="1" w:line="240" w:lineRule="auto"/>
+        <w:rPr>
+          <w:rFonts w:eastAsia="Times New Roman" w:cstheme="minorHAnsi"/>
+          <w:kern w:val="0"/>
+          <w14:ligatures w14:val="none"/>
+        </w:rPr>
+      </w:pPr>
       <w:proofErr w:type="spellStart"/>
-      <w:r>
-        <w:rPr>
-          <w:rFonts w:eastAsia="Times New Roman" w:cstheme="minorHAnsi"/>
-          <w:b/>
-          <w:bCs/>
-          <w:kern w:val="0"/>
-          <w14:ligatures w14:val="none"/>
-        </w:rPr>
-        <w:t>useState</w:t>
+      <w:proofErr w:type="gramStart"/>
+      <w:r>
+        <w:rPr>
+          <w:rFonts w:eastAsia="Times New Roman" w:cstheme="minorHAnsi"/>
+          <w:kern w:val="0"/>
+          <w14:ligatures w14:val="none"/>
+        </w:rPr>
+        <w:t>event.preventDefault</w:t>
       </w:r>
       <w:proofErr w:type="spellEnd"/>
-      <w:r>
-        <w:rPr>
-          <w:rFonts w:eastAsia="Times New Roman" w:cstheme="minorHAnsi"/>
-          <w:b/>
-          <w:bCs/>
-          <w:kern w:val="0"/>
-          <w14:ligatures w14:val="none"/>
-        </w:rPr>
-        <w:t>?</w:t>
-      </w:r>
-    </w:p>
-    <w:p>
-      <w:pPr>
-        <w:spacing w:before="100" w:beforeAutospacing="1" w:after="100" w:afterAutospacing="1" w:line="240" w:lineRule="auto"/>
-        <w:rPr>
-          <w:rFonts w:eastAsia="Times New Roman" w:cstheme="minorHAnsi"/>
-          <w:kern w:val="0"/>
-          <w14:ligatures w14:val="none"/>
-        </w:rPr>
-      </w:pPr>
+      <w:proofErr w:type="gramEnd"/>
+      <w:r>
+        <w:rPr>
+          <w:rFonts w:eastAsia="Times New Roman" w:cstheme="minorHAnsi"/>
+          <w:kern w:val="0"/>
+          <w14:ligatures w14:val="none"/>
+        </w:rPr>
+        <w:t>() prevents the browser from refreshing the page when the form is submitted, allowing React to handle the submission.</w:t>
+      </w:r>
+    </w:p>
+    <w:p>
+      <w:pPr>
+        <w:spacing w:before="100" w:beforeAutospacing="1" w:after="100" w:afterAutospacing="1" w:line="240" w:lineRule="auto"/>
+        <w:rPr>
+          <w:rFonts w:eastAsia="Times New Roman" w:cstheme="minorHAnsi"/>
+          <w:kern w:val="0"/>
+          <w14:ligatures w14:val="none"/>
+        </w:rPr>
+      </w:pPr>
+      <w:r>
+        <w:rPr>
+          <w:rFonts w:eastAsia="Times New Roman" w:cstheme="minorHAnsi"/>
+          <w:kern w:val="0"/>
+          <w14:ligatures w14:val="none"/>
+        </w:rPr>
+        <w:pict w14:anchorId="205B3E47">
+          <v:rect id="_x0000_i1236" style="width:0;height:1.5pt" o:hralign="center" o:hrstd="t" o:hr="t" fillcolor="#a0a0a0" stroked="f"/>
+        </w:pict>
+      </w:r>
+    </w:p>
+    <w:p>
+      <w:pPr>
+        <w:spacing w:before="100" w:beforeAutospacing="1" w:after="100" w:afterAutospacing="1" w:line="240" w:lineRule="auto"/>
+        <w:rPr>
+          <w:rFonts w:eastAsia="Times New Roman" w:cstheme="minorHAnsi"/>
+          <w:b/>
+          <w:bCs/>
+          <w:kern w:val="0"/>
+          <w14:ligatures w14:val="none"/>
+        </w:rPr>
+      </w:pPr>
+      <w:r>
+        <w:rPr>
+          <w:rFonts w:eastAsia="Times New Roman" w:cstheme="minorHAnsi"/>
+          <w:b/>
+          <w:bCs/>
+          <w:kern w:val="0"/>
+          <w14:ligatures w14:val="none"/>
+        </w:rPr>
+        <w:t xml:space="preserve">Q95. What is </w:t>
+      </w:r>
       <w:proofErr w:type="spellStart"/>
-      <w:r>
-        <w:rPr>
-          <w:rFonts w:eastAsia="Times New Roman" w:cstheme="minorHAnsi"/>
-          <w:kern w:val="0"/>
-          <w14:ligatures w14:val="none"/>
-        </w:rPr>
-        <w:t>useState</w:t>
+      <w:proofErr w:type="gramStart"/>
+      <w:r>
+        <w:rPr>
+          <w:rFonts w:eastAsia="Times New Roman" w:cstheme="minorHAnsi"/>
+          <w:b/>
+          <w:bCs/>
+          <w:kern w:val="0"/>
+          <w14:ligatures w14:val="none"/>
+        </w:rPr>
+        <w:t>handleSubmit</w:t>
       </w:r>
       <w:proofErr w:type="spellEnd"/>
       <w:r>
         <w:rPr>
           <w:rFonts w:eastAsia="Times New Roman" w:cstheme="minorHAnsi"/>
-          <w:kern w:val="0"/>
-          <w14:ligatures w14:val="none"/>
-        </w:rPr>
-        <w:t xml:space="preserve"> is a React Hook used to store and manage dynamic data inside a component. When the state is updated using its setter function, </w:t>
-      </w:r>
+          <w:b/>
+          <w:bCs/>
+          <w:kern w:val="0"/>
+          <w14:ligatures w14:val="none"/>
+        </w:rPr>
+        <w:t>(</w:t>
+      </w:r>
+      <w:proofErr w:type="gramEnd"/>
+      <w:r>
+        <w:rPr>
+          <w:rFonts w:eastAsia="Times New Roman" w:cstheme="minorHAnsi"/>
+          <w:b/>
+          <w:bCs/>
+          <w:kern w:val="0"/>
+          <w14:ligatures w14:val="none"/>
+        </w:rPr>
+        <w:t>)?</w:t>
+      </w:r>
+    </w:p>
+    <w:p>
+      <w:pPr>
+        <w:spacing w:before="100" w:beforeAutospacing="1" w:after="100" w:afterAutospacing="1" w:line="240" w:lineRule="auto"/>
+        <w:rPr>
+          <w:rFonts w:eastAsia="Times New Roman" w:cstheme="minorHAnsi"/>
+          <w:kern w:val="0"/>
+          <w14:ligatures w14:val="none"/>
+        </w:rPr>
+      </w:pPr>
+      <w:r>
+        <w:rPr>
+          <w:rFonts w:eastAsia="Times New Roman" w:cstheme="minorHAnsi"/>
+          <w:b/>
+          <w:bCs/>
+          <w:kern w:val="0"/>
+          <w14:ligatures w14:val="none"/>
+        </w:rPr>
+        <w:t>Answer</w:t>
+      </w:r>
+    </w:p>
+    <w:p>
+      <w:pPr>
+        <w:spacing w:before="100" w:beforeAutospacing="1" w:after="100" w:afterAutospacing="1" w:line="240" w:lineRule="auto"/>
+        <w:rPr>
+          <w:rFonts w:eastAsia="Times New Roman" w:cstheme="minorHAnsi"/>
+          <w:kern w:val="0"/>
+          <w14:ligatures w14:val="none"/>
+        </w:rPr>
+      </w:pPr>
+      <w:proofErr w:type="spellStart"/>
       <w:proofErr w:type="gramStart"/>
       <w:r>
         <w:rPr>
@@ -10129,34 +12276,699 @@
           <w:kern w:val="0"/>
           <w14:ligatures w14:val="none"/>
         </w:rPr>
+        <w:t>handleSubmit</w:t>
+      </w:r>
+      <w:proofErr w:type="spellEnd"/>
+      <w:r>
+        <w:rPr>
+          <w:rFonts w:eastAsia="Times New Roman" w:cstheme="minorHAnsi"/>
+          <w:kern w:val="0"/>
+          <w14:ligatures w14:val="none"/>
+        </w:rPr>
+        <w:t>(</w:t>
+      </w:r>
+      <w:proofErr w:type="gramEnd"/>
+      <w:r>
+        <w:rPr>
+          <w:rFonts w:eastAsia="Times New Roman" w:cstheme="minorHAnsi"/>
+          <w:kern w:val="0"/>
+          <w14:ligatures w14:val="none"/>
+        </w:rPr>
+        <w:t>) is executed when the form is submitted. It validates the form, sends the API request using Axios, and processes the server response.</w:t>
+      </w:r>
+    </w:p>
+    <w:p>
+      <w:pPr>
+        <w:spacing w:before="100" w:beforeAutospacing="1" w:after="100" w:afterAutospacing="1" w:line="240" w:lineRule="auto"/>
+        <w:rPr>
+          <w:rFonts w:eastAsia="Times New Roman" w:cstheme="minorHAnsi"/>
+          <w:kern w:val="0"/>
+          <w14:ligatures w14:val="none"/>
+        </w:rPr>
+      </w:pPr>
+      <w:r>
+        <w:rPr>
+          <w:rFonts w:eastAsia="Times New Roman" w:cstheme="minorHAnsi"/>
+          <w:kern w:val="0"/>
+          <w14:ligatures w14:val="none"/>
+        </w:rPr>
+        <w:pict w14:anchorId="6770DB65">
+          <v:rect id="_x0000_i1237" style="width:0;height:1.5pt" o:hralign="center" o:hrstd="t" o:hr="t" fillcolor="#a0a0a0" stroked="f"/>
+        </w:pict>
+      </w:r>
+    </w:p>
+    <w:p>
+      <w:pPr>
+        <w:spacing w:before="100" w:beforeAutospacing="1" w:after="100" w:afterAutospacing="1" w:line="240" w:lineRule="auto"/>
+        <w:rPr>
+          <w:rFonts w:eastAsia="Times New Roman" w:cstheme="minorHAnsi"/>
+          <w:b/>
+          <w:bCs/>
+          <w:kern w:val="0"/>
+          <w14:ligatures w14:val="none"/>
+        </w:rPr>
+      </w:pPr>
+      <w:r>
+        <w:rPr>
+          <w:rFonts w:eastAsia="Times New Roman" w:cstheme="minorHAnsi"/>
+          <w:b/>
+          <w:bCs/>
+          <w:kern w:val="0"/>
+          <w14:ligatures w14:val="none"/>
+        </w:rPr>
+        <w:t>Q96. Why do we use try...catch with Axios?</w:t>
+      </w:r>
+    </w:p>
+    <w:p>
+      <w:pPr>
+        <w:spacing w:before="100" w:beforeAutospacing="1" w:after="100" w:afterAutospacing="1" w:line="240" w:lineRule="auto"/>
+        <w:rPr>
+          <w:rFonts w:eastAsia="Times New Roman" w:cstheme="minorHAnsi"/>
+          <w:kern w:val="0"/>
+          <w14:ligatures w14:val="none"/>
+        </w:rPr>
+      </w:pPr>
+      <w:r>
+        <w:rPr>
+          <w:rFonts w:eastAsia="Times New Roman" w:cstheme="minorHAnsi"/>
+          <w:b/>
+          <w:bCs/>
+          <w:kern w:val="0"/>
+          <w14:ligatures w14:val="none"/>
+        </w:rPr>
+        <w:t>Answer</w:t>
+      </w:r>
+    </w:p>
+    <w:p>
+      <w:pPr>
+        <w:spacing w:before="100" w:beforeAutospacing="1" w:after="100" w:afterAutospacing="1" w:line="240" w:lineRule="auto"/>
+        <w:rPr>
+          <w:rFonts w:eastAsia="Times New Roman" w:cstheme="minorHAnsi"/>
+          <w:kern w:val="0"/>
+          <w14:ligatures w14:val="none"/>
+        </w:rPr>
+      </w:pPr>
+      <w:r>
+        <w:rPr>
+          <w:rFonts w:eastAsia="Times New Roman" w:cstheme="minorHAnsi"/>
+          <w:kern w:val="0"/>
+          <w14:ligatures w14:val="none"/>
+        </w:rPr>
+        <w:lastRenderedPageBreak/>
+        <w:t>try...catch handles API errors gracefully, allowing the application to display meaningful messages instead of crashing.</w:t>
+      </w:r>
+    </w:p>
+    <w:p>
+      <w:pPr>
+        <w:spacing w:before="100" w:beforeAutospacing="1" w:after="100" w:afterAutospacing="1" w:line="240" w:lineRule="auto"/>
+        <w:rPr>
+          <w:rFonts w:eastAsia="Times New Roman" w:cstheme="minorHAnsi"/>
+          <w:kern w:val="0"/>
+          <w14:ligatures w14:val="none"/>
+        </w:rPr>
+      </w:pPr>
+      <w:r>
+        <w:rPr>
+          <w:rFonts w:eastAsia="Times New Roman" w:cstheme="minorHAnsi"/>
+          <w:kern w:val="0"/>
+          <w14:ligatures w14:val="none"/>
+        </w:rPr>
+        <w:pict w14:anchorId="6F9D94F8">
+          <v:rect id="_x0000_i1238" style="width:0;height:1.5pt" o:hralign="center" o:hrstd="t" o:hr="t" fillcolor="#a0a0a0" stroked="f"/>
+        </w:pict>
+      </w:r>
+    </w:p>
+    <w:p>
+      <w:pPr>
+        <w:spacing w:before="100" w:beforeAutospacing="1" w:after="100" w:afterAutospacing="1" w:line="240" w:lineRule="auto"/>
+        <w:rPr>
+          <w:rFonts w:eastAsia="Times New Roman" w:cstheme="minorHAnsi"/>
+          <w:b/>
+          <w:bCs/>
+          <w:kern w:val="0"/>
+          <w14:ligatures w14:val="none"/>
+        </w:rPr>
+      </w:pPr>
+      <w:r>
+        <w:rPr>
+          <w:rFonts w:eastAsia="Times New Roman" w:cstheme="minorHAnsi"/>
+          <w:b/>
+          <w:bCs/>
+          <w:kern w:val="0"/>
+          <w14:ligatures w14:val="none"/>
+        </w:rPr>
+        <w:t>Q97. Explain the Register API Flow.</w:t>
+      </w:r>
+    </w:p>
+    <w:p>
+      <w:pPr>
+        <w:spacing w:before="100" w:beforeAutospacing="1" w:after="100" w:afterAutospacing="1" w:line="240" w:lineRule="auto"/>
+        <w:rPr>
+          <w:rFonts w:eastAsia="Times New Roman" w:cstheme="minorHAnsi"/>
+          <w:kern w:val="0"/>
+          <w14:ligatures w14:val="none"/>
+        </w:rPr>
+      </w:pPr>
+      <w:r>
+        <w:rPr>
+          <w:rFonts w:eastAsia="Times New Roman" w:cstheme="minorHAnsi"/>
+          <w:b/>
+          <w:bCs/>
+          <w:kern w:val="0"/>
+          <w14:ligatures w14:val="none"/>
+        </w:rPr>
+        <w:t>Answer</w:t>
+      </w:r>
+    </w:p>
+    <w:p>
+      <w:pPr>
+        <w:spacing w:after="0" w:line="240" w:lineRule="auto"/>
+        <w:rPr>
+          <w:rFonts w:eastAsia="Times New Roman" w:cstheme="minorHAnsi"/>
+          <w:kern w:val="0"/>
+          <w14:ligatures w14:val="none"/>
+        </w:rPr>
+      </w:pPr>
+      <w:r>
+        <w:rPr>
+          <w:rFonts w:eastAsia="Times New Roman" w:cstheme="minorHAnsi"/>
+          <w:kern w:val="0"/>
+          <w14:ligatures w14:val="none"/>
+        </w:rPr>
+        <w:t>User</w:t>
+      </w:r>
+    </w:p>
+    <w:p>
+      <w:pPr>
+        <w:spacing w:after="0" w:line="240" w:lineRule="auto"/>
+        <w:rPr>
+          <w:rFonts w:eastAsia="Times New Roman" w:cstheme="minorHAnsi"/>
+          <w:kern w:val="0"/>
+          <w14:ligatures w14:val="none"/>
+        </w:rPr>
+      </w:pPr>
+      <w:r>
+        <w:rPr>
+          <w:rFonts w:eastAsia="Times New Roman" w:cstheme="minorHAnsi"/>
+          <w:kern w:val="0"/>
+          <w14:ligatures w14:val="none"/>
+        </w:rPr>
+        <w:t xml:space="preserve">   ↓</w:t>
+      </w:r>
+    </w:p>
+    <w:p>
+      <w:pPr>
+        <w:spacing w:after="0" w:line="240" w:lineRule="auto"/>
+        <w:rPr>
+          <w:rFonts w:eastAsia="Times New Roman" w:cstheme="minorHAnsi"/>
+          <w:kern w:val="0"/>
+          <w14:ligatures w14:val="none"/>
+        </w:rPr>
+      </w:pPr>
+      <w:r>
+        <w:rPr>
+          <w:rFonts w:eastAsia="Times New Roman" w:cstheme="minorHAnsi"/>
+          <w:kern w:val="0"/>
+          <w14:ligatures w14:val="none"/>
+        </w:rPr>
+        <w:t>Register Form</w:t>
+      </w:r>
+    </w:p>
+    <w:p>
+      <w:pPr>
+        <w:spacing w:after="0" w:line="240" w:lineRule="auto"/>
+        <w:rPr>
+          <w:rFonts w:eastAsia="Times New Roman" w:cstheme="minorHAnsi"/>
+          <w:kern w:val="0"/>
+          <w14:ligatures w14:val="none"/>
+        </w:rPr>
+      </w:pPr>
+      <w:r>
+        <w:rPr>
+          <w:rFonts w:eastAsia="Times New Roman" w:cstheme="minorHAnsi"/>
+          <w:kern w:val="0"/>
+          <w14:ligatures w14:val="none"/>
+        </w:rPr>
+        <w:t xml:space="preserve">   ↓</w:t>
+      </w:r>
+    </w:p>
+    <w:p>
+      <w:pPr>
+        <w:spacing w:after="0" w:line="240" w:lineRule="auto"/>
+        <w:rPr>
+          <w:rFonts w:eastAsia="Times New Roman" w:cstheme="minorHAnsi"/>
+          <w:kern w:val="0"/>
+          <w14:ligatures w14:val="none"/>
+        </w:rPr>
+      </w:pPr>
+      <w:r>
+        <w:rPr>
+          <w:rFonts w:eastAsia="Times New Roman" w:cstheme="minorHAnsi"/>
+          <w:kern w:val="0"/>
+          <w14:ligatures w14:val="none"/>
+        </w:rPr>
+        <w:t>Validation</w:t>
+      </w:r>
+    </w:p>
+    <w:p>
+      <w:pPr>
+        <w:spacing w:after="0" w:line="240" w:lineRule="auto"/>
+        <w:rPr>
+          <w:rFonts w:eastAsia="Times New Roman" w:cstheme="minorHAnsi"/>
+          <w:kern w:val="0"/>
+          <w14:ligatures w14:val="none"/>
+        </w:rPr>
+      </w:pPr>
+      <w:r>
+        <w:rPr>
+          <w:rFonts w:eastAsia="Times New Roman" w:cstheme="minorHAnsi"/>
+          <w:kern w:val="0"/>
+          <w14:ligatures w14:val="none"/>
+        </w:rPr>
+        <w:t xml:space="preserve">   ↓</w:t>
+      </w:r>
+    </w:p>
+    <w:p>
+      <w:pPr>
+        <w:spacing w:after="0" w:line="240" w:lineRule="auto"/>
+        <w:rPr>
+          <w:rFonts w:eastAsia="Times New Roman" w:cstheme="minorHAnsi"/>
+          <w:kern w:val="0"/>
+          <w14:ligatures w14:val="none"/>
+        </w:rPr>
+      </w:pPr>
+      <w:r>
+        <w:rPr>
+          <w:rFonts w:eastAsia="Times New Roman" w:cstheme="minorHAnsi"/>
+          <w:kern w:val="0"/>
+          <w14:ligatures w14:val="none"/>
+        </w:rPr>
+        <w:t>Axios POST</w:t>
+      </w:r>
+    </w:p>
+    <w:p>
+      <w:pPr>
+        <w:spacing w:after="0" w:line="240" w:lineRule="auto"/>
+        <w:rPr>
+          <w:rFonts w:eastAsia="Times New Roman" w:cstheme="minorHAnsi"/>
+          <w:kern w:val="0"/>
+          <w14:ligatures w14:val="none"/>
+        </w:rPr>
+      </w:pPr>
+      <w:r>
+        <w:rPr>
+          <w:rFonts w:eastAsia="Times New Roman" w:cstheme="minorHAnsi"/>
+          <w:kern w:val="0"/>
+          <w14:ligatures w14:val="none"/>
+        </w:rPr>
+        <w:t xml:space="preserve">   ↓</w:t>
+      </w:r>
+    </w:p>
+    <w:p>
+      <w:pPr>
+        <w:spacing w:after="0" w:line="240" w:lineRule="auto"/>
+        <w:rPr>
+          <w:rFonts w:eastAsia="Times New Roman" w:cstheme="minorHAnsi"/>
+          <w:kern w:val="0"/>
+          <w14:ligatures w14:val="none"/>
+        </w:rPr>
+      </w:pPr>
+      <w:r>
+        <w:rPr>
+          <w:rFonts w:eastAsia="Times New Roman" w:cstheme="minorHAnsi"/>
+          <w:kern w:val="0"/>
+          <w14:ligatures w14:val="none"/>
+        </w:rPr>
+        <w:t>Express Route</w:t>
+      </w:r>
+    </w:p>
+    <w:p>
+      <w:pPr>
+        <w:spacing w:after="0" w:line="240" w:lineRule="auto"/>
+        <w:rPr>
+          <w:rFonts w:eastAsia="Times New Roman" w:cstheme="minorHAnsi"/>
+          <w:kern w:val="0"/>
+          <w14:ligatures w14:val="none"/>
+        </w:rPr>
+      </w:pPr>
+      <w:r>
+        <w:rPr>
+          <w:rFonts w:eastAsia="Times New Roman" w:cstheme="minorHAnsi"/>
+          <w:kern w:val="0"/>
+          <w14:ligatures w14:val="none"/>
+        </w:rPr>
+        <w:t xml:space="preserve">   ↓</w:t>
+      </w:r>
+    </w:p>
+    <w:p>
+      <w:pPr>
+        <w:spacing w:after="0" w:line="240" w:lineRule="auto"/>
+        <w:rPr>
+          <w:rFonts w:eastAsia="Times New Roman" w:cstheme="minorHAnsi"/>
+          <w:kern w:val="0"/>
+          <w14:ligatures w14:val="none"/>
+        </w:rPr>
+      </w:pPr>
+      <w:r>
+        <w:rPr>
+          <w:rFonts w:eastAsia="Times New Roman" w:cstheme="minorHAnsi"/>
+          <w:kern w:val="0"/>
+          <w14:ligatures w14:val="none"/>
+        </w:rPr>
+        <w:t>Controller</w:t>
+      </w:r>
+    </w:p>
+    <w:p>
+      <w:pPr>
+        <w:spacing w:after="0" w:line="240" w:lineRule="auto"/>
+        <w:rPr>
+          <w:rFonts w:eastAsia="Times New Roman" w:cstheme="minorHAnsi"/>
+          <w:kern w:val="0"/>
+          <w14:ligatures w14:val="none"/>
+        </w:rPr>
+      </w:pPr>
+      <w:r>
+        <w:rPr>
+          <w:rFonts w:eastAsia="Times New Roman" w:cstheme="minorHAnsi"/>
+          <w:kern w:val="0"/>
+          <w14:ligatures w14:val="none"/>
+        </w:rPr>
+        <w:t xml:space="preserve">   ↓</w:t>
+      </w:r>
+    </w:p>
+    <w:p>
+      <w:pPr>
+        <w:spacing w:after="0" w:line="240" w:lineRule="auto"/>
+        <w:rPr>
+          <w:rFonts w:eastAsia="Times New Roman" w:cstheme="minorHAnsi"/>
+          <w:kern w:val="0"/>
+          <w14:ligatures w14:val="none"/>
+        </w:rPr>
+      </w:pPr>
+      <w:proofErr w:type="spellStart"/>
+      <w:r>
+        <w:rPr>
+          <w:rFonts w:eastAsia="Times New Roman" w:cstheme="minorHAnsi"/>
+          <w:kern w:val="0"/>
+          <w14:ligatures w14:val="none"/>
+        </w:rPr>
+        <w:t>bcrypt</w:t>
+      </w:r>
+      <w:proofErr w:type="spellEnd"/>
+      <w:r>
+        <w:rPr>
+          <w:rFonts w:eastAsia="Times New Roman" w:cstheme="minorHAnsi"/>
+          <w:kern w:val="0"/>
+          <w14:ligatures w14:val="none"/>
+        </w:rPr>
+        <w:t xml:space="preserve"> Hash</w:t>
+      </w:r>
+    </w:p>
+    <w:p>
+      <w:pPr>
+        <w:spacing w:after="0" w:line="240" w:lineRule="auto"/>
+        <w:rPr>
+          <w:rFonts w:eastAsia="Times New Roman" w:cstheme="minorHAnsi"/>
+          <w:kern w:val="0"/>
+          <w14:ligatures w14:val="none"/>
+        </w:rPr>
+      </w:pPr>
+      <w:r>
+        <w:rPr>
+          <w:rFonts w:eastAsia="Times New Roman" w:cstheme="minorHAnsi"/>
+          <w:kern w:val="0"/>
+          <w14:ligatures w14:val="none"/>
+        </w:rPr>
+        <w:t xml:space="preserve">   ↓</w:t>
+      </w:r>
+    </w:p>
+    <w:p>
+      <w:pPr>
+        <w:spacing w:after="0" w:line="240" w:lineRule="auto"/>
+        <w:rPr>
+          <w:rFonts w:eastAsia="Times New Roman" w:cstheme="minorHAnsi"/>
+          <w:kern w:val="0"/>
+          <w14:ligatures w14:val="none"/>
+        </w:rPr>
+      </w:pPr>
+      <w:r>
+        <w:rPr>
+          <w:rFonts w:eastAsia="Times New Roman" w:cstheme="minorHAnsi"/>
+          <w:kern w:val="0"/>
+          <w14:ligatures w14:val="none"/>
+        </w:rPr>
+        <w:t>MongoDB</w:t>
+      </w:r>
+    </w:p>
+    <w:p>
+      <w:pPr>
+        <w:spacing w:after="0" w:line="240" w:lineRule="auto"/>
+        <w:rPr>
+          <w:rFonts w:eastAsia="Times New Roman" w:cstheme="minorHAnsi"/>
+          <w:kern w:val="0"/>
+          <w14:ligatures w14:val="none"/>
+        </w:rPr>
+      </w:pPr>
+      <w:r>
+        <w:rPr>
+          <w:rFonts w:eastAsia="Times New Roman" w:cstheme="minorHAnsi"/>
+          <w:kern w:val="0"/>
+          <w14:ligatures w14:val="none"/>
+        </w:rPr>
+        <w:t xml:space="preserve">   ↓</w:t>
+      </w:r>
+    </w:p>
+    <w:p>
+      <w:pPr>
+        <w:spacing w:after="0" w:line="240" w:lineRule="auto"/>
+        <w:rPr>
+          <w:rFonts w:eastAsia="Times New Roman" w:cstheme="minorHAnsi"/>
+          <w:kern w:val="0"/>
+          <w14:ligatures w14:val="none"/>
+        </w:rPr>
+      </w:pPr>
+      <w:r>
+        <w:rPr>
+          <w:rFonts w:eastAsia="Times New Roman" w:cstheme="minorHAnsi"/>
+          <w:kern w:val="0"/>
+          <w14:ligatures w14:val="none"/>
+        </w:rPr>
+        <w:t>Response</w:t>
+      </w:r>
+    </w:p>
+    <w:p>
+      <w:pPr>
+        <w:spacing w:after="0" w:line="240" w:lineRule="auto"/>
+        <w:rPr>
+          <w:rFonts w:eastAsia="Times New Roman" w:cstheme="minorHAnsi"/>
+          <w:kern w:val="0"/>
+          <w14:ligatures w14:val="none"/>
+        </w:rPr>
+      </w:pPr>
+      <w:r>
+        <w:rPr>
+          <w:rFonts w:eastAsia="Times New Roman" w:cstheme="minorHAnsi"/>
+          <w:kern w:val="0"/>
+          <w14:ligatures w14:val="none"/>
+        </w:rPr>
+        <w:t xml:space="preserve">   ↓</w:t>
+      </w:r>
+    </w:p>
+    <w:p>
+      <w:pPr>
+        <w:spacing w:after="0" w:line="240" w:lineRule="auto"/>
+        <w:rPr>
+          <w:rFonts w:eastAsia="Times New Roman" w:cstheme="minorHAnsi"/>
+          <w:kern w:val="0"/>
+          <w14:ligatures w14:val="none"/>
+        </w:rPr>
+      </w:pPr>
+      <w:r>
+        <w:rPr>
+          <w:rFonts w:eastAsia="Times New Roman" w:cstheme="minorHAnsi"/>
+          <w:kern w:val="0"/>
+          <w14:ligatures w14:val="none"/>
+        </w:rPr>
         <w:t>React</w:t>
       </w:r>
-      <w:proofErr w:type="gramEnd"/>
-      <w:r>
-        <w:rPr>
-          <w:rFonts w:eastAsia="Times New Roman" w:cstheme="minorHAnsi"/>
-          <w:kern w:val="0"/>
-          <w14:ligatures w14:val="none"/>
-        </w:rPr>
-        <w:t xml:space="preserve"> automatically re-renders the component.</w:t>
-      </w:r>
-    </w:p>
-    <w:p>
-      <w:pPr>
-        <w:spacing w:before="100" w:beforeAutospacing="1" w:after="100" w:afterAutospacing="1" w:line="240" w:lineRule="auto"/>
-        <w:rPr>
-          <w:rFonts w:eastAsia="Times New Roman" w:cstheme="minorHAnsi"/>
-          <w:kern w:val="0"/>
-          <w14:ligatures w14:val="none"/>
-        </w:rPr>
-      </w:pPr>
-      <w:r>
-        <w:rPr>
-          <w:rFonts w:eastAsia="Times New Roman" w:cstheme="minorHAnsi"/>
-          <w:kern w:val="0"/>
-          <w14:ligatures w14:val="none"/>
-        </w:rPr>
-        <w:pict w14:anchorId="13217573">
+    </w:p>
+    <w:p>
+      <w:pPr>
+        <w:spacing w:after="0" w:line="240" w:lineRule="auto"/>
+        <w:rPr>
+          <w:rFonts w:eastAsia="Times New Roman" w:cstheme="minorHAnsi"/>
+          <w:kern w:val="0"/>
+          <w14:ligatures w14:val="none"/>
+        </w:rPr>
+      </w:pPr>
+      <w:r>
+        <w:rPr>
+          <w:rFonts w:eastAsia="Times New Roman" w:cstheme="minorHAnsi"/>
+          <w:kern w:val="0"/>
+          <w14:ligatures w14:val="none"/>
+        </w:rPr>
+        <w:pict w14:anchorId="0B68E1C9">
+          <v:rect id="_x0000_i1239" style="width:0;height:1.5pt" o:hralign="center" o:hrstd="t" o:hr="t" fillcolor="#a0a0a0" stroked="f"/>
+        </w:pict>
+      </w:r>
+    </w:p>
+    <w:p>
+      <w:pPr>
+        <w:spacing w:before="100" w:beforeAutospacing="1" w:after="100" w:afterAutospacing="1" w:line="240" w:lineRule="auto"/>
+        <w:rPr>
+          <w:rFonts w:eastAsia="Times New Roman" w:cstheme="minorHAnsi"/>
+          <w:b/>
+          <w:bCs/>
+          <w:kern w:val="0"/>
+          <w14:ligatures w14:val="none"/>
+        </w:rPr>
+      </w:pPr>
+      <w:r>
+        <w:rPr>
+          <w:rFonts w:eastAsia="Times New Roman" w:cstheme="minorHAnsi"/>
+          <w:b/>
+          <w:bCs/>
+          <w:kern w:val="0"/>
+          <w14:ligatures w14:val="none"/>
+        </w:rPr>
+        <w:t>Q98. Why did we create separate Auth Routes and Auth Controller?</w:t>
+      </w:r>
+    </w:p>
+    <w:p>
+      <w:pPr>
+        <w:spacing w:before="100" w:beforeAutospacing="1" w:after="100" w:afterAutospacing="1" w:line="240" w:lineRule="auto"/>
+        <w:rPr>
+          <w:rFonts w:eastAsia="Times New Roman" w:cstheme="minorHAnsi"/>
+          <w:kern w:val="0"/>
+          <w14:ligatures w14:val="none"/>
+        </w:rPr>
+      </w:pPr>
+      <w:r>
+        <w:rPr>
+          <w:rFonts w:eastAsia="Times New Roman" w:cstheme="minorHAnsi"/>
+          <w:b/>
+          <w:bCs/>
+          <w:kern w:val="0"/>
+          <w14:ligatures w14:val="none"/>
+        </w:rPr>
+        <w:t>Answer</w:t>
+      </w:r>
+    </w:p>
+    <w:p>
+      <w:pPr>
+        <w:spacing w:before="100" w:beforeAutospacing="1" w:after="100" w:afterAutospacing="1" w:line="240" w:lineRule="auto"/>
+        <w:rPr>
+          <w:rFonts w:eastAsia="Times New Roman" w:cstheme="minorHAnsi"/>
+          <w:kern w:val="0"/>
+          <w14:ligatures w14:val="none"/>
+        </w:rPr>
+      </w:pPr>
+      <w:r>
+        <w:rPr>
+          <w:rFonts w:eastAsia="Times New Roman" w:cstheme="minorHAnsi"/>
+          <w:kern w:val="0"/>
+          <w14:ligatures w14:val="none"/>
+        </w:rPr>
+        <w:t>Routes define API endpoints, while controllers contain the business logic. This separation improves code organization, readability, and maintainability.</w:t>
+      </w:r>
+    </w:p>
+    <w:p>
+      <w:pPr>
+        <w:spacing w:before="100" w:beforeAutospacing="1" w:after="100" w:afterAutospacing="1" w:line="240" w:lineRule="auto"/>
+        <w:rPr>
+          <w:rFonts w:eastAsia="Times New Roman" w:cstheme="minorHAnsi"/>
+          <w:kern w:val="0"/>
+          <w14:ligatures w14:val="none"/>
+        </w:rPr>
+      </w:pPr>
+      <w:r>
+        <w:rPr>
+          <w:rFonts w:eastAsia="Times New Roman" w:cstheme="minorHAnsi"/>
+          <w:kern w:val="0"/>
+          <w14:ligatures w14:val="none"/>
+        </w:rPr>
+        <w:pict w14:anchorId="51AAA0E1">
+          <v:rect id="_x0000_i1240" style="width:0;height:1.5pt" o:hralign="center" o:hrstd="t" o:hr="t" fillcolor="#a0a0a0" stroked="f"/>
+        </w:pict>
+      </w:r>
+    </w:p>
+    <w:p>
+      <w:pPr>
+        <w:spacing w:before="100" w:beforeAutospacing="1" w:after="100" w:afterAutospacing="1" w:line="240" w:lineRule="auto"/>
+        <w:rPr>
+          <w:rFonts w:eastAsia="Times New Roman" w:cstheme="minorHAnsi"/>
+          <w:b/>
+          <w:bCs/>
+          <w:kern w:val="0"/>
+          <w14:ligatures w14:val="none"/>
+        </w:rPr>
+      </w:pPr>
+      <w:r>
+        <w:rPr>
+          <w:rFonts w:eastAsia="Times New Roman" w:cstheme="minorHAnsi"/>
+          <w:b/>
+          <w:bCs/>
+          <w:kern w:val="0"/>
+          <w14:ligatures w14:val="none"/>
+        </w:rPr>
+        <w:t>Q99. Why did we use a separate User Model?</w:t>
+      </w:r>
+    </w:p>
+    <w:p>
+      <w:pPr>
+        <w:spacing w:before="100" w:beforeAutospacing="1" w:after="100" w:afterAutospacing="1" w:line="240" w:lineRule="auto"/>
+        <w:rPr>
+          <w:rFonts w:eastAsia="Times New Roman" w:cstheme="minorHAnsi"/>
+          <w:kern w:val="0"/>
+          <w14:ligatures w14:val="none"/>
+        </w:rPr>
+      </w:pPr>
+      <w:r>
+        <w:rPr>
+          <w:rFonts w:eastAsia="Times New Roman" w:cstheme="minorHAnsi"/>
+          <w:b/>
+          <w:bCs/>
+          <w:kern w:val="0"/>
+          <w14:ligatures w14:val="none"/>
+        </w:rPr>
+        <w:t>Answer</w:t>
+      </w:r>
+    </w:p>
+    <w:p>
+      <w:pPr>
+        <w:spacing w:before="100" w:beforeAutospacing="1" w:after="100" w:afterAutospacing="1" w:line="240" w:lineRule="auto"/>
+        <w:rPr>
+          <w:rFonts w:eastAsia="Times New Roman" w:cstheme="minorHAnsi"/>
+          <w:kern w:val="0"/>
+          <w14:ligatures w14:val="none"/>
+        </w:rPr>
+      </w:pPr>
+      <w:r>
+        <w:rPr>
+          <w:rFonts w:eastAsia="Times New Roman" w:cstheme="minorHAnsi"/>
+          <w:kern w:val="0"/>
+          <w14:ligatures w14:val="none"/>
+        </w:rPr>
+        <w:lastRenderedPageBreak/>
+        <w:t>The User model defines the structure of user documents in MongoDB and centralizes validation rules such as required fields, unique email, and default role.</w:t>
+      </w:r>
+    </w:p>
+    <w:p>
+      <w:pPr>
+        <w:spacing w:before="100" w:beforeAutospacing="1" w:after="100" w:afterAutospacing="1" w:line="240" w:lineRule="auto"/>
+        <w:rPr>
+          <w:rFonts w:eastAsia="Times New Roman" w:cstheme="minorHAnsi"/>
+          <w:kern w:val="0"/>
+          <w14:ligatures w14:val="none"/>
+        </w:rPr>
+      </w:pPr>
+      <w:r>
+        <w:rPr>
+          <w:rFonts w:eastAsia="Times New Roman" w:cstheme="minorHAnsi"/>
+          <w:kern w:val="0"/>
+          <w14:ligatures w14:val="none"/>
+        </w:rPr>
+        <w:pict w14:anchorId="19EAAECF">
           <v:rect id="_x0000_i1241" style="width:0;height:1.5pt" o:hralign="center" o:hrstd="t" o:hr="t" fillcolor="#a0a0a0" stroked="f"/>
         </w:pict>
       </w:r>
@@ -10180,7 +12992,7 @@
           <w:kern w:val="0"/>
           <w14:ligatures w14:val="none"/>
         </w:rPr>
-        <w:t xml:space="preserve">What is </w:t>
+        <w:t xml:space="preserve">Q100. What is the overall authentication architecture of </w:t>
       </w:r>
       <w:proofErr w:type="spellStart"/>
       <w:r>
@@ -10191,7 +13003,7 @@
           <w:kern w:val="0"/>
           <w14:ligatures w14:val="none"/>
         </w:rPr>
-        <w:t>useEffect</w:t>
+        <w:t>FoodHub</w:t>
       </w:r>
       <w:proofErr w:type="spellEnd"/>
       <w:r>
@@ -10207,58 +13019,1847 @@
     </w:p>
     <w:p>
       <w:pPr>
-        <w:spacing w:before="100" w:beforeAutospacing="1" w:after="100" w:afterAutospacing="1" w:line="240" w:lineRule="auto"/>
-        <w:rPr>
-          <w:rFonts w:eastAsia="Times New Roman" w:cstheme="minorHAnsi"/>
-          <w:kern w:val="0"/>
-          <w14:ligatures w14:val="none"/>
-        </w:rPr>
-      </w:pPr>
+        <w:spacing w:after="0" w:line="240" w:lineRule="auto"/>
+        <w:rPr>
+          <w:rFonts w:eastAsia="Times New Roman" w:cstheme="minorHAnsi"/>
+          <w:kern w:val="0"/>
+          <w14:ligatures w14:val="none"/>
+        </w:rPr>
+      </w:pPr>
+      <w:r>
+        <w:rPr>
+          <w:rFonts w:eastAsia="Times New Roman" w:cstheme="minorHAnsi"/>
+          <w:b/>
+          <w:bCs/>
+          <w:kern w:val="0"/>
+          <w14:ligatures w14:val="none"/>
+        </w:rPr>
+        <w:t>Answer</w:t>
+      </w:r>
+    </w:p>
+    <w:p>
+      <w:pPr>
+        <w:spacing w:after="0" w:line="240" w:lineRule="auto"/>
+        <w:rPr>
+          <w:rFonts w:eastAsia="Times New Roman" w:cstheme="minorHAnsi"/>
+          <w:kern w:val="0"/>
+          <w14:ligatures w14:val="none"/>
+        </w:rPr>
+      </w:pPr>
+      <w:r>
+        <w:rPr>
+          <w:rFonts w:eastAsia="Times New Roman" w:cstheme="minorHAnsi"/>
+          <w:kern w:val="0"/>
+          <w14:ligatures w14:val="none"/>
+        </w:rPr>
+        <w:t>React Register Form</w:t>
+      </w:r>
+    </w:p>
+    <w:p>
+      <w:pPr>
+        <w:spacing w:after="0" w:line="240" w:lineRule="auto"/>
+        <w:rPr>
+          <w:rFonts w:eastAsia="Times New Roman" w:cstheme="minorHAnsi"/>
+          <w:kern w:val="0"/>
+          <w14:ligatures w14:val="none"/>
+        </w:rPr>
+      </w:pPr>
+      <w:r>
+        <w:rPr>
+          <w:rFonts w:eastAsia="Times New Roman" w:cstheme="minorHAnsi"/>
+          <w:kern w:val="0"/>
+          <w14:ligatures w14:val="none"/>
+        </w:rPr>
+        <w:t xml:space="preserve">        ↓</w:t>
+      </w:r>
+    </w:p>
+    <w:p>
+      <w:pPr>
+        <w:spacing w:after="0" w:line="240" w:lineRule="auto"/>
+        <w:rPr>
+          <w:rFonts w:eastAsia="Times New Roman" w:cstheme="minorHAnsi"/>
+          <w:kern w:val="0"/>
+          <w14:ligatures w14:val="none"/>
+        </w:rPr>
+      </w:pPr>
+      <w:r>
+        <w:rPr>
+          <w:rFonts w:eastAsia="Times New Roman" w:cstheme="minorHAnsi"/>
+          <w:kern w:val="0"/>
+          <w14:ligatures w14:val="none"/>
+        </w:rPr>
+        <w:t>Axios</w:t>
+      </w:r>
+    </w:p>
+    <w:p>
+      <w:pPr>
+        <w:spacing w:after="0" w:line="240" w:lineRule="auto"/>
+        <w:rPr>
+          <w:rFonts w:eastAsia="Times New Roman" w:cstheme="minorHAnsi"/>
+          <w:kern w:val="0"/>
+          <w14:ligatures w14:val="none"/>
+        </w:rPr>
+      </w:pPr>
+      <w:r>
+        <w:rPr>
+          <w:rFonts w:eastAsia="Times New Roman" w:cstheme="minorHAnsi"/>
+          <w:kern w:val="0"/>
+          <w14:ligatures w14:val="none"/>
+        </w:rPr>
+        <w:t xml:space="preserve">        ↓</w:t>
+      </w:r>
+    </w:p>
+    <w:p>
+      <w:pPr>
+        <w:spacing w:after="0" w:line="240" w:lineRule="auto"/>
+        <w:rPr>
+          <w:rFonts w:eastAsia="Times New Roman" w:cstheme="minorHAnsi"/>
+          <w:kern w:val="0"/>
+          <w14:ligatures w14:val="none"/>
+        </w:rPr>
+      </w:pPr>
+      <w:r>
+        <w:rPr>
+          <w:rFonts w:eastAsia="Times New Roman" w:cstheme="minorHAnsi"/>
+          <w:kern w:val="0"/>
+          <w14:ligatures w14:val="none"/>
+        </w:rPr>
+        <w:t>Express Routes</w:t>
+      </w:r>
+    </w:p>
+    <w:p>
+      <w:pPr>
+        <w:spacing w:after="0" w:line="240" w:lineRule="auto"/>
+        <w:rPr>
+          <w:rFonts w:eastAsia="Times New Roman" w:cstheme="minorHAnsi"/>
+          <w:kern w:val="0"/>
+          <w14:ligatures w14:val="none"/>
+        </w:rPr>
+      </w:pPr>
+      <w:r>
+        <w:rPr>
+          <w:rFonts w:eastAsia="Times New Roman" w:cstheme="minorHAnsi"/>
+          <w:kern w:val="0"/>
+          <w14:ligatures w14:val="none"/>
+        </w:rPr>
+        <w:t xml:space="preserve">        ↓</w:t>
+      </w:r>
+    </w:p>
+    <w:p>
+      <w:pPr>
+        <w:spacing w:after="0" w:line="240" w:lineRule="auto"/>
+        <w:rPr>
+          <w:rFonts w:eastAsia="Times New Roman" w:cstheme="minorHAnsi"/>
+          <w:kern w:val="0"/>
+          <w14:ligatures w14:val="none"/>
+        </w:rPr>
+      </w:pPr>
+      <w:r>
+        <w:rPr>
+          <w:rFonts w:eastAsia="Times New Roman" w:cstheme="minorHAnsi"/>
+          <w:kern w:val="0"/>
+          <w14:ligatures w14:val="none"/>
+        </w:rPr>
+        <w:t>Auth Controller</w:t>
+      </w:r>
+    </w:p>
+    <w:p>
+      <w:pPr>
+        <w:spacing w:after="0" w:line="240" w:lineRule="auto"/>
+        <w:rPr>
+          <w:rFonts w:eastAsia="Times New Roman" w:cstheme="minorHAnsi"/>
+          <w:kern w:val="0"/>
+          <w14:ligatures w14:val="none"/>
+        </w:rPr>
+      </w:pPr>
+      <w:r>
+        <w:rPr>
+          <w:rFonts w:eastAsia="Times New Roman" w:cstheme="minorHAnsi"/>
+          <w:kern w:val="0"/>
+          <w14:ligatures w14:val="none"/>
+        </w:rPr>
+        <w:t xml:space="preserve">        ↓</w:t>
+      </w:r>
+    </w:p>
+    <w:p>
+      <w:pPr>
+        <w:spacing w:after="0" w:line="240" w:lineRule="auto"/>
+        <w:rPr>
+          <w:rFonts w:eastAsia="Times New Roman" w:cstheme="minorHAnsi"/>
+          <w:kern w:val="0"/>
+          <w14:ligatures w14:val="none"/>
+        </w:rPr>
+      </w:pPr>
+      <w:r>
+        <w:rPr>
+          <w:rFonts w:eastAsia="Times New Roman" w:cstheme="minorHAnsi"/>
+          <w:kern w:val="0"/>
+          <w14:ligatures w14:val="none"/>
+        </w:rPr>
+        <w:t>User Model</w:t>
+      </w:r>
+    </w:p>
+    <w:p>
+      <w:pPr>
+        <w:spacing w:after="0" w:line="240" w:lineRule="auto"/>
+        <w:rPr>
+          <w:rFonts w:eastAsia="Times New Roman" w:cstheme="minorHAnsi"/>
+          <w:kern w:val="0"/>
+          <w14:ligatures w14:val="none"/>
+        </w:rPr>
+      </w:pPr>
+      <w:r>
+        <w:rPr>
+          <w:rFonts w:eastAsia="Times New Roman" w:cstheme="minorHAnsi"/>
+          <w:kern w:val="0"/>
+          <w14:ligatures w14:val="none"/>
+        </w:rPr>
+        <w:t xml:space="preserve">        ↓</w:t>
+      </w:r>
+    </w:p>
+    <w:p>
+      <w:pPr>
+        <w:spacing w:after="0" w:line="240" w:lineRule="auto"/>
+        <w:rPr>
+          <w:rFonts w:eastAsia="Times New Roman" w:cstheme="minorHAnsi"/>
+          <w:kern w:val="0"/>
+          <w14:ligatures w14:val="none"/>
+        </w:rPr>
+      </w:pPr>
+      <w:r>
+        <w:rPr>
+          <w:rFonts w:eastAsia="Times New Roman" w:cstheme="minorHAnsi"/>
+          <w:kern w:val="0"/>
+          <w14:ligatures w14:val="none"/>
+        </w:rPr>
+        <w:t>MongoDB Atlas</w:t>
+      </w:r>
+    </w:p>
+    <w:p>
+      <w:pPr>
+        <w:spacing w:after="0" w:line="240" w:lineRule="auto"/>
+        <w:rPr>
+          <w:rFonts w:eastAsia="Times New Roman" w:cstheme="minorHAnsi"/>
+          <w:kern w:val="0"/>
+          <w14:ligatures w14:val="none"/>
+        </w:rPr>
+      </w:pPr>
+      <w:r>
+        <w:rPr>
+          <w:rFonts w:eastAsia="Times New Roman" w:cstheme="minorHAnsi"/>
+          <w:kern w:val="0"/>
+          <w14:ligatures w14:val="none"/>
+        </w:rPr>
+        <w:pict w14:anchorId="4AA0CC2F">
+          <v:rect id="_x0000_i1336" style="width:0;height:1.5pt" o:hralign="center" o:hrstd="t" o:hr="t" fillcolor="#a0a0a0" stroked="f"/>
+        </w:pict>
+      </w:r>
+    </w:p>
+    <w:p>
+      <w:pPr>
+        <w:rPr>
+          <w:b/>
+          <w:bCs/>
+        </w:rPr>
+      </w:pPr>
+      <w:r>
+        <w:rPr>
+          <w:b/>
+          <w:bCs/>
+        </w:rPr>
+        <w:t>Q101. What is JWT?</w:t>
+      </w:r>
+    </w:p>
+    <w:p>
+      <w:r>
+        <w:rPr>
+          <w:b/>
+          <w:bCs/>
+        </w:rPr>
+        <w:t>Answer:</w:t>
+      </w:r>
+    </w:p>
+    <w:p>
+      <w:r>
+        <w:t>JWT (JSON Web Token) is a compact, URL-safe token used for authentication. After a successful login, the server generates a signed token that the client sends with future requests to prove the user's identity.</w:t>
+      </w:r>
+    </w:p>
+    <w:p>
+      <w:r>
+        <w:pict w14:anchorId="061C272F">
+          <v:rect id="_x0000_i1318" style="width:0;height:1.5pt" o:hralign="center" o:hrstd="t" o:hr="t" fillcolor="#a0a0a0" stroked="f"/>
+        </w:pict>
+      </w:r>
+    </w:p>
+    <w:p>
+      <w:pPr>
+        <w:rPr>
+          <w:b/>
+          <w:bCs/>
+        </w:rPr>
+      </w:pPr>
+      <w:r>
+        <w:rPr>
+          <w:b/>
+          <w:bCs/>
+        </w:rPr>
+        <w:t>Q102. What are the three parts of a JWT?</w:t>
+      </w:r>
+    </w:p>
+    <w:p>
+      <w:r>
+        <w:rPr>
+          <w:b/>
+          <w:bCs/>
+        </w:rPr>
+        <w:t>Answer:</w:t>
+      </w:r>
+    </w:p>
+    <w:p>
+      <w:r>
+        <w:t>A JWT has three parts separated by dots (.):</w:t>
+      </w:r>
+    </w:p>
+    <w:p>
+      <w:pPr>
+        <w:numPr>
+          <w:ilvl w:val="0"/>
+          <w:numId w:val="14"/>
+        </w:numPr>
+      </w:pPr>
+      <w:r>
+        <w:t xml:space="preserve">Header – Contains the algorithm and token type. </w:t>
+      </w:r>
+    </w:p>
+    <w:p>
+      <w:pPr>
+        <w:numPr>
+          <w:ilvl w:val="0"/>
+          <w:numId w:val="14"/>
+        </w:numPr>
+      </w:pPr>
+      <w:r>
+        <w:t xml:space="preserve">Payload – Contains user information (claims) like id and role. </w:t>
+      </w:r>
+    </w:p>
+    <w:p>
+      <w:pPr>
+        <w:numPr>
+          <w:ilvl w:val="0"/>
+          <w:numId w:val="14"/>
+        </w:numPr>
+      </w:pPr>
+      <w:r>
+        <w:t xml:space="preserve">Signature – Verifies that the token has not been modified. </w:t>
+      </w:r>
+    </w:p>
+    <w:p>
+      <w:r>
+        <w:t>Example:</w:t>
+      </w:r>
+    </w:p>
+    <w:p>
       <w:proofErr w:type="spellStart"/>
-      <w:r>
-        <w:rPr>
-          <w:rFonts w:eastAsia="Times New Roman" w:cstheme="minorHAnsi"/>
-          <w:kern w:val="0"/>
-          <w14:ligatures w14:val="none"/>
-        </w:rPr>
-        <w:t>useEffect</w:t>
+      <w:proofErr w:type="gramStart"/>
+      <w:r>
+        <w:t>Header.Payload.Signature</w:t>
       </w:r>
       <w:proofErr w:type="spellEnd"/>
-      <w:r>
-        <w:rPr>
-          <w:rFonts w:eastAsia="Times New Roman" w:cstheme="minorHAnsi"/>
-          <w:kern w:val="0"/>
-          <w14:ligatures w14:val="none"/>
-        </w:rPr>
-        <w:t xml:space="preserve"> is a React Hook used to perform side effects such as API calls, timers, or event listeners after a component renders. An empty dependency array ([]) makes it run only once when the component first loads.</w:t>
-      </w:r>
-    </w:p>
-    <w:p>
-      <w:pPr>
-        <w:spacing w:before="100" w:beforeAutospacing="1" w:after="100" w:afterAutospacing="1" w:line="240" w:lineRule="auto"/>
-        <w:rPr>
-          <w:rFonts w:eastAsia="Times New Roman" w:cstheme="minorHAnsi"/>
-          <w:kern w:val="0"/>
-          <w14:ligatures w14:val="none"/>
-        </w:rPr>
-      </w:pPr>
-    </w:p>
-    <w:p>
-      <w:pPr>
-        <w:spacing w:before="100" w:beforeAutospacing="1" w:after="100" w:afterAutospacing="1" w:line="240" w:lineRule="auto"/>
-        <w:rPr>
-          <w:rFonts w:eastAsia="Times New Roman" w:cstheme="minorHAnsi"/>
-          <w:kern w:val="0"/>
-          <w14:ligatures w14:val="none"/>
-        </w:rPr>
-      </w:pPr>
-    </w:p>
-    <w:p>
-      <w:pPr>
-        <w:rPr>
-          <w:rFonts w:cstheme="minorHAnsi"/>
-        </w:rPr>
-      </w:pPr>
+      <w:proofErr w:type="gramEnd"/>
+    </w:p>
+    <w:p>
+      <w:r>
+        <w:pict w14:anchorId="0117F4B8">
+          <v:rect id="_x0000_i1319" style="width:0;height:1.5pt" o:hralign="center" o:hrstd="t" o:hr="t" fillcolor="#a0a0a0" stroked="f"/>
+        </w:pict>
+      </w:r>
+    </w:p>
+    <w:p>
+      <w:pPr>
+        <w:rPr>
+          <w:b/>
+          <w:bCs/>
+        </w:rPr>
+      </w:pPr>
+      <w:r>
+        <w:rPr>
+          <w:b/>
+          <w:bCs/>
+        </w:rPr>
+        <w:lastRenderedPageBreak/>
+        <w:t>Q103. Why do we use JWT instead of storing passwords?</w:t>
+      </w:r>
+    </w:p>
+    <w:p>
+      <w:r>
+        <w:rPr>
+          <w:b/>
+          <w:bCs/>
+        </w:rPr>
+        <w:t>Answer:</w:t>
+      </w:r>
+    </w:p>
+    <w:p>
+      <w:r>
+        <w:t>Passwords should never be sent after login. JWT acts as proof that the user has already authenticated. The client sends the token with future requests instead of the password.</w:t>
+      </w:r>
+    </w:p>
+    <w:p>
+      <w:r>
+        <w:pict w14:anchorId="0F13E4A1">
+          <v:rect id="_x0000_i1320" style="width:0;height:1.5pt" o:hralign="center" o:hrstd="t" o:hr="t" fillcolor="#a0a0a0" stroked="f"/>
+        </w:pict>
+      </w:r>
+    </w:p>
+    <w:p>
+      <w:pPr>
+        <w:rPr>
+          <w:b/>
+          <w:bCs/>
+        </w:rPr>
+      </w:pPr>
+      <w:r>
+        <w:rPr>
+          <w:b/>
+          <w:bCs/>
+        </w:rPr>
+        <w:t>Q104. What information should be stored in a JWT?</w:t>
+      </w:r>
+    </w:p>
+    <w:p>
+      <w:r>
+        <w:rPr>
+          <w:b/>
+          <w:bCs/>
+        </w:rPr>
+        <w:t>Answer:</w:t>
+      </w:r>
+    </w:p>
+    <w:p>
+      <w:r>
+        <w:t>Only non-sensitive information should be stored, such as:</w:t>
+      </w:r>
+    </w:p>
+    <w:p>
+      <w:pPr>
+        <w:numPr>
+          <w:ilvl w:val="0"/>
+          <w:numId w:val="15"/>
+        </w:numPr>
+      </w:pPr>
+      <w:r>
+        <w:t xml:space="preserve">User ID </w:t>
+      </w:r>
+    </w:p>
+    <w:p>
+      <w:pPr>
+        <w:numPr>
+          <w:ilvl w:val="0"/>
+          <w:numId w:val="15"/>
+        </w:numPr>
+      </w:pPr>
+      <w:r>
+        <w:t xml:space="preserve">User Role </w:t>
+      </w:r>
+    </w:p>
+    <w:p>
+      <w:pPr>
+        <w:numPr>
+          <w:ilvl w:val="0"/>
+          <w:numId w:val="15"/>
+        </w:numPr>
+      </w:pPr>
+      <w:r>
+        <w:t xml:space="preserve">Token expiration </w:t>
+      </w:r>
+    </w:p>
+    <w:p>
+      <w:r>
+        <w:t>Never store passwords or confidential data in the payload.</w:t>
+      </w:r>
+    </w:p>
+    <w:p>
+      <w:r>
+        <w:pict w14:anchorId="0936A74B">
+          <v:rect id="_x0000_i1321" style="width:0;height:1.5pt" o:hralign="center" o:hrstd="t" o:hr="t" fillcolor="#a0a0a0" stroked="f"/>
+        </w:pict>
+      </w:r>
+    </w:p>
+    <w:p>
+      <w:pPr>
+        <w:rPr>
+          <w:b/>
+          <w:bCs/>
+        </w:rPr>
+      </w:pPr>
+      <w:r>
+        <w:rPr>
+          <w:b/>
+          <w:bCs/>
+        </w:rPr>
+        <w:t xml:space="preserve">Q105. Why do we use </w:t>
+      </w:r>
+      <w:proofErr w:type="spellStart"/>
+      <w:r>
+        <w:rPr>
+          <w:b/>
+          <w:bCs/>
+        </w:rPr>
+        <w:t>process.env.JWT_SECRET</w:t>
+      </w:r>
+      <w:proofErr w:type="spellEnd"/>
+      <w:r>
+        <w:rPr>
+          <w:b/>
+          <w:bCs/>
+        </w:rPr>
+        <w:t>?</w:t>
+      </w:r>
+    </w:p>
+    <w:p>
+      <w:r>
+        <w:rPr>
+          <w:b/>
+          <w:bCs/>
+        </w:rPr>
+        <w:t>Answer:</w:t>
+      </w:r>
+    </w:p>
+    <w:p>
+      <w:r>
+        <w:t>The secret key is used to sign and verify JWTs. Storing it in an environment variable keeps it out of the source code and allows different values for development and production.</w:t>
+      </w:r>
+    </w:p>
+    <w:p>
+      <w:r>
+        <w:pict w14:anchorId="10BCAD12">
+          <v:rect id="_x0000_i1322" style="width:0;height:1.5pt" o:hralign="center" o:hrstd="t" o:hr="t" fillcolor="#a0a0a0" stroked="f"/>
+        </w:pict>
+      </w:r>
+    </w:p>
+    <w:p>
+      <w:pPr>
+        <w:rPr>
+          <w:b/>
+          <w:bCs/>
+        </w:rPr>
+      </w:pPr>
+      <w:r>
+        <w:rPr>
+          <w:b/>
+          <w:bCs/>
+        </w:rPr>
+        <w:t xml:space="preserve">Q106. What is the purpose of </w:t>
+      </w:r>
+      <w:proofErr w:type="spellStart"/>
+      <w:r>
+        <w:rPr>
+          <w:b/>
+          <w:bCs/>
+        </w:rPr>
+        <w:t>expiresIn</w:t>
+      </w:r>
+      <w:proofErr w:type="spellEnd"/>
+      <w:r>
+        <w:rPr>
+          <w:b/>
+          <w:bCs/>
+        </w:rPr>
+        <w:t>?</w:t>
+      </w:r>
+    </w:p>
+    <w:p>
+      <w:r>
+        <w:rPr>
+          <w:b/>
+          <w:bCs/>
+        </w:rPr>
+        <w:t>Answer:</w:t>
+      </w:r>
+    </w:p>
+    <w:p>
+      <w:proofErr w:type="spellStart"/>
+      <w:r>
+        <w:t>expiresIn</w:t>
+      </w:r>
+      <w:proofErr w:type="spellEnd"/>
+      <w:r>
+        <w:t xml:space="preserve"> defines how long a token remains valid. After it expires, the user must log in again. This limits the risk if a token is stolen.</w:t>
+      </w:r>
+    </w:p>
+    <w:p>
+      <w:r>
+        <w:pict w14:anchorId="31484BF1">
+          <v:rect id="_x0000_i1323" style="width:0;height:1.5pt" o:hralign="center" o:hrstd="t" o:hr="t" fillcolor="#a0a0a0" stroked="f"/>
+        </w:pict>
+      </w:r>
+    </w:p>
+    <w:p>
+      <w:pPr>
+        <w:rPr>
+          <w:b/>
+          <w:bCs/>
+        </w:rPr>
+      </w:pPr>
+      <w:r>
+        <w:rPr>
+          <w:b/>
+          <w:bCs/>
+        </w:rPr>
+        <w:t xml:space="preserve">Q107. Why did we use </w:t>
+      </w:r>
+      <w:proofErr w:type="spellStart"/>
+      <w:r>
+        <w:rPr>
+          <w:b/>
+          <w:bCs/>
+        </w:rPr>
+        <w:t>localStorage</w:t>
+      </w:r>
+      <w:proofErr w:type="spellEnd"/>
+      <w:r>
+        <w:rPr>
+          <w:b/>
+          <w:bCs/>
+        </w:rPr>
+        <w:t>?</w:t>
+      </w:r>
+    </w:p>
+    <w:p>
+      <w:r>
+        <w:rPr>
+          <w:b/>
+          <w:bCs/>
+        </w:rPr>
+        <w:t>Answer:</w:t>
+      </w:r>
+    </w:p>
+    <w:p>
+      <w:proofErr w:type="spellStart"/>
+      <w:r>
+        <w:t>localStorage</w:t>
+      </w:r>
+      <w:proofErr w:type="spellEnd"/>
+      <w:r>
+        <w:t xml:space="preserve"> stores data in the browser even after a page refresh. We stored the JWT and user information so the user remains logged in across page reloads.</w:t>
+      </w:r>
+    </w:p>
+    <w:p>
+      <w:r>
+        <w:lastRenderedPageBreak/>
+        <w:pict w14:anchorId="3D9627D1">
+          <v:rect id="_x0000_i1324" style="width:0;height:1.5pt" o:hralign="center" o:hrstd="t" o:hr="t" fillcolor="#a0a0a0" stroked="f"/>
+        </w:pict>
+      </w:r>
+    </w:p>
+    <w:p>
+      <w:pPr>
+        <w:rPr>
+          <w:b/>
+          <w:bCs/>
+        </w:rPr>
+      </w:pPr>
+      <w:r>
+        <w:rPr>
+          <w:b/>
+          <w:bCs/>
+        </w:rPr>
+        <w:t xml:space="preserve">Q108. Why do we use </w:t>
+      </w:r>
+      <w:proofErr w:type="spellStart"/>
+      <w:r>
+        <w:rPr>
+          <w:b/>
+          <w:bCs/>
+        </w:rPr>
+        <w:t>JSON.stringify</w:t>
+      </w:r>
+      <w:proofErr w:type="spellEnd"/>
+      <w:r>
+        <w:rPr>
+          <w:b/>
+          <w:bCs/>
+        </w:rPr>
+        <w:t>() while storing the user?</w:t>
+      </w:r>
+    </w:p>
+    <w:p>
+      <w:r>
+        <w:rPr>
+          <w:b/>
+          <w:bCs/>
+        </w:rPr>
+        <w:t>Answer:</w:t>
+      </w:r>
+    </w:p>
+    <w:p>
+      <w:proofErr w:type="spellStart"/>
+      <w:r>
+        <w:t>localStorage</w:t>
+      </w:r>
+      <w:proofErr w:type="spellEnd"/>
+      <w:r>
+        <w:t xml:space="preserve"> stores only strings. </w:t>
+      </w:r>
+      <w:proofErr w:type="spellStart"/>
+      <w:r>
+        <w:t>JSON.stringify</w:t>
+      </w:r>
+      <w:proofErr w:type="spellEnd"/>
+      <w:r>
+        <w:t>() converts a JavaScript object into a string before saving it.</w:t>
+      </w:r>
+    </w:p>
+    <w:p>
+      <w:r>
+        <w:pict w14:anchorId="44825527">
+          <v:rect id="_x0000_i1325" style="width:0;height:1.5pt" o:hralign="center" o:hrstd="t" o:hr="t" fillcolor="#a0a0a0" stroked="f"/>
+        </w:pict>
+      </w:r>
+    </w:p>
+    <w:p>
+      <w:pPr>
+        <w:rPr>
+          <w:b/>
+          <w:bCs/>
+        </w:rPr>
+      </w:pPr>
+      <w:r>
+        <w:rPr>
+          <w:b/>
+          <w:bCs/>
+        </w:rPr>
+        <w:t>Q109. How do we retrieve the stored user object?</w:t>
+      </w:r>
+    </w:p>
+    <w:p>
+      <w:r>
+        <w:rPr>
+          <w:b/>
+          <w:bCs/>
+        </w:rPr>
+        <w:t>Answer:</w:t>
+      </w:r>
+    </w:p>
+    <w:p>
+      <w:r>
+        <w:t xml:space="preserve">const user = </w:t>
+      </w:r>
+      <w:proofErr w:type="spellStart"/>
+      <w:r>
+        <w:t>JSON.parse</w:t>
+      </w:r>
+      <w:proofErr w:type="spellEnd"/>
+      <w:r>
+        <w:t>(</w:t>
+      </w:r>
+      <w:proofErr w:type="spellStart"/>
+      <w:r>
+        <w:t>localStorage.getItem</w:t>
+      </w:r>
+      <w:proofErr w:type="spellEnd"/>
+      <w:r>
+        <w:t>("user"));</w:t>
+      </w:r>
+    </w:p>
+    <w:p>
+      <w:proofErr w:type="spellStart"/>
+      <w:r>
+        <w:t>JSON.parse</w:t>
+      </w:r>
+      <w:proofErr w:type="spellEnd"/>
+      <w:r>
+        <w:t>() converts the stored JSON string back into a JavaScript object.</w:t>
+      </w:r>
+    </w:p>
+    <w:p>
+      <w:r>
+        <w:pict w14:anchorId="5709A19E">
+          <v:rect id="_x0000_i1326" style="width:0;height:1.5pt" o:hralign="center" o:hrstd="t" o:hr="t" fillcolor="#a0a0a0" stroked="f"/>
+        </w:pict>
+      </w:r>
+    </w:p>
+    <w:p>
+      <w:pPr>
+        <w:rPr>
+          <w:b/>
+          <w:bCs/>
+        </w:rPr>
+      </w:pPr>
+      <w:r>
+        <w:rPr>
+          <w:b/>
+          <w:bCs/>
+        </w:rPr>
+        <w:t xml:space="preserve">Q110. What is the login flow in our </w:t>
+      </w:r>
+      <w:proofErr w:type="spellStart"/>
+      <w:r>
+        <w:rPr>
+          <w:b/>
+          <w:bCs/>
+        </w:rPr>
+        <w:t>FoodHub</w:t>
+      </w:r>
+      <w:proofErr w:type="spellEnd"/>
+      <w:r>
+        <w:rPr>
+          <w:b/>
+          <w:bCs/>
+        </w:rPr>
+        <w:t xml:space="preserve"> project?</w:t>
+      </w:r>
+    </w:p>
+    <w:p>
+      <w:r>
+        <w:rPr>
+          <w:b/>
+          <w:bCs/>
+        </w:rPr>
+        <w:t>Answer:</w:t>
+      </w:r>
+    </w:p>
+    <w:p>
+      <w:pPr>
+        <w:spacing w:after="0"/>
+      </w:pPr>
+      <w:r>
+        <w:t>User enters email &amp; password</w:t>
+      </w:r>
+    </w:p>
+    <w:p>
+      <w:pPr>
+        <w:spacing w:after="0"/>
+      </w:pPr>
+      <w:r>
+        <w:t xml:space="preserve">        │</w:t>
+      </w:r>
+    </w:p>
+    <w:p>
+      <w:pPr>
+        <w:spacing w:after="0"/>
+      </w:pPr>
+      <w:r>
+        <w:t xml:space="preserve">        </w:t>
+      </w:r>
+      <w:r>
+        <w:rPr>
+          <w:rFonts w:ascii="Arial" w:hAnsi="Arial" w:cs="Arial"/>
+        </w:rPr>
+        <w:t>▼</w:t>
+      </w:r>
+    </w:p>
+    <w:p>
+      <w:pPr>
+        <w:spacing w:after="0"/>
+      </w:pPr>
+      <w:r>
+        <w:t>React sends POST request</w:t>
+      </w:r>
+    </w:p>
+    <w:p>
+      <w:pPr>
+        <w:spacing w:after="0"/>
+      </w:pPr>
+      <w:r>
+        <w:t xml:space="preserve">        │</w:t>
+      </w:r>
+    </w:p>
+    <w:p>
+      <w:pPr>
+        <w:spacing w:after="0"/>
+      </w:pPr>
+      <w:r>
+        <w:t xml:space="preserve">        </w:t>
+      </w:r>
+      <w:r>
+        <w:rPr>
+          <w:rFonts w:ascii="Arial" w:hAnsi="Arial" w:cs="Arial"/>
+        </w:rPr>
+        <w:t>▼</w:t>
+      </w:r>
+    </w:p>
+    <w:p>
+      <w:pPr>
+        <w:spacing w:after="0"/>
+      </w:pPr>
+      <w:r>
+        <w:t>Backend verifies credentials</w:t>
+      </w:r>
+    </w:p>
+    <w:p>
+      <w:pPr>
+        <w:spacing w:after="0"/>
+      </w:pPr>
+      <w:r>
+        <w:t xml:space="preserve">        │</w:t>
+      </w:r>
+    </w:p>
+    <w:p>
+      <w:pPr>
+        <w:spacing w:after="0"/>
+      </w:pPr>
+      <w:r>
+        <w:t xml:space="preserve">        </w:t>
+      </w:r>
+      <w:r>
+        <w:rPr>
+          <w:rFonts w:ascii="Arial" w:hAnsi="Arial" w:cs="Arial"/>
+        </w:rPr>
+        <w:t>▼</w:t>
+      </w:r>
+    </w:p>
+    <w:p>
+      <w:pPr>
+        <w:spacing w:after="0"/>
+      </w:pPr>
+      <w:r>
+        <w:t>JWT generated</w:t>
+      </w:r>
+    </w:p>
+    <w:p>
+      <w:pPr>
+        <w:spacing w:after="0"/>
+      </w:pPr>
+      <w:r>
+        <w:t xml:space="preserve">        │</w:t>
+      </w:r>
+    </w:p>
+    <w:p>
+      <w:pPr>
+        <w:spacing w:after="0"/>
+      </w:pPr>
+      <w:r>
+        <w:t xml:space="preserve">        </w:t>
+      </w:r>
+      <w:r>
+        <w:rPr>
+          <w:rFonts w:ascii="Arial" w:hAnsi="Arial" w:cs="Arial"/>
+        </w:rPr>
+        <w:t>▼</w:t>
+      </w:r>
+    </w:p>
+    <w:p>
+      <w:pPr>
+        <w:spacing w:after="0"/>
+      </w:pPr>
+      <w:r>
+        <w:t>JWT + User returned</w:t>
+      </w:r>
+    </w:p>
+    <w:p>
+      <w:pPr>
+        <w:spacing w:after="0"/>
+      </w:pPr>
+      <w:r>
+        <w:t xml:space="preserve">        │</w:t>
+      </w:r>
+    </w:p>
+    <w:p>
+      <w:pPr>
+        <w:spacing w:after="0"/>
+      </w:pPr>
+      <w:r>
+        <w:t xml:space="preserve">        </w:t>
+      </w:r>
+      <w:r>
+        <w:rPr>
+          <w:rFonts w:ascii="Arial" w:hAnsi="Arial" w:cs="Arial"/>
+        </w:rPr>
+        <w:t>▼</w:t>
+      </w:r>
+    </w:p>
+    <w:p>
+      <w:pPr>
+        <w:spacing w:after="0"/>
+      </w:pPr>
+      <w:r>
+        <w:t xml:space="preserve">Stored in </w:t>
+      </w:r>
+      <w:proofErr w:type="spellStart"/>
+      <w:r>
+        <w:t>localStorage</w:t>
+      </w:r>
+      <w:proofErr w:type="spellEnd"/>
+    </w:p>
+    <w:p>
+      <w:pPr>
+        <w:spacing w:after="0"/>
+      </w:pPr>
+      <w:r>
+        <w:t xml:space="preserve">        │</w:t>
+      </w:r>
+    </w:p>
+    <w:p>
+      <w:pPr>
+        <w:spacing w:after="0"/>
+      </w:pPr>
+      <w:r>
+        <w:t xml:space="preserve">        </w:t>
+      </w:r>
+      <w:r>
+        <w:rPr>
+          <w:rFonts w:ascii="Arial" w:hAnsi="Arial" w:cs="Arial"/>
+        </w:rPr>
+        <w:t>▼</w:t>
+      </w:r>
+    </w:p>
+    <w:p>
+      <w:pPr>
+        <w:spacing w:after="0"/>
+      </w:pPr>
+      <w:r>
+        <w:t>Redirect to Home page</w:t>
+      </w:r>
+    </w:p>
+    <w:p>
+      <w:r>
+        <w:pict w14:anchorId="4BDC941B">
+          <v:rect id="_x0000_i1337" style="width:0;height:1.5pt" o:hralign="center" o:hrstd="t" o:hr="t" fillcolor="#a0a0a0" stroked="f"/>
+        </w:pict>
+      </w:r>
+    </w:p>
+    <w:p>
+      <w:pPr>
+        <w:rPr>
+          <w:b/>
+          <w:bCs/>
+        </w:rPr>
+      </w:pPr>
+      <w:r>
+        <w:rPr>
+          <w:b/>
+          <w:bCs/>
+        </w:rPr>
+        <w:lastRenderedPageBreak/>
+        <w:t>Q111. How does Logout work in a JWT-based application?</w:t>
+      </w:r>
+    </w:p>
+    <w:p>
+      <w:r>
+        <w:rPr>
+          <w:b/>
+          <w:bCs/>
+        </w:rPr>
+        <w:t>Answer:</w:t>
+      </w:r>
+    </w:p>
+    <w:p>
+      <w:r>
+        <w:t xml:space="preserve">JWT authentication is stateless. During logout, we simply remove the JWT token and user data from </w:t>
+      </w:r>
+      <w:proofErr w:type="spellStart"/>
+      <w:r>
+        <w:t>localStorage</w:t>
+      </w:r>
+      <w:proofErr w:type="spellEnd"/>
+      <w:r>
+        <w:t>. After that, the client cannot access protected APIs because it no longer sends a valid token.</w:t>
+      </w:r>
+    </w:p>
+    <w:p>
+      <w:r>
+        <w:pict w14:anchorId="6C00AB8A">
+          <v:rect id="_x0000_i1416" style="width:0;height:1.5pt" o:hralign="center" o:hrstd="t" o:hr="t" fillcolor="#a0a0a0" stroked="f"/>
+        </w:pict>
+      </w:r>
+    </w:p>
+    <w:p>
+      <w:pPr>
+        <w:rPr>
+          <w:b/>
+          <w:bCs/>
+        </w:rPr>
+      </w:pPr>
+      <w:r>
+        <w:rPr>
+          <w:b/>
+          <w:bCs/>
+        </w:rPr>
+        <w:t>Q112. Why don't we need a backend Logout API in our project?</w:t>
+      </w:r>
+    </w:p>
+    <w:p>
+      <w:r>
+        <w:rPr>
+          <w:b/>
+          <w:bCs/>
+        </w:rPr>
+        <w:t>Answer:</w:t>
+      </w:r>
+    </w:p>
+    <w:p>
+      <w:r>
+        <w:t>The server does not store user sessions. Authentication depends only on the JWT sent by the client. Deleting the token from the browser is enough to log the user out.</w:t>
+      </w:r>
+    </w:p>
+    <w:p>
+      <w:r>
+        <w:pict w14:anchorId="70C1CDEF">
+          <v:rect id="_x0000_i1417" style="width:0;height:1.5pt" o:hralign="center" o:hrstd="t" o:hr="t" fillcolor="#a0a0a0" stroked="f"/>
+        </w:pict>
+      </w:r>
+    </w:p>
+    <w:p>
+      <w:pPr>
+        <w:rPr>
+          <w:b/>
+          <w:bCs/>
+        </w:rPr>
+      </w:pPr>
+      <w:r>
+        <w:rPr>
+          <w:b/>
+          <w:bCs/>
+        </w:rPr>
+        <w:t>Q113. What is Express Middleware?</w:t>
+      </w:r>
+    </w:p>
+    <w:p>
+      <w:r>
+        <w:rPr>
+          <w:b/>
+          <w:bCs/>
+        </w:rPr>
+        <w:t>Answer:</w:t>
+      </w:r>
+    </w:p>
+    <w:p>
+      <w:r>
+        <w:t xml:space="preserve">Middleware is a function that runs between the incoming request and the route controller. It can perform tasks like authentication, validation, logging, and error handling before passing the request to the controller using </w:t>
+      </w:r>
+      <w:proofErr w:type="gramStart"/>
+      <w:r>
+        <w:t>next(</w:t>
+      </w:r>
+      <w:proofErr w:type="gramEnd"/>
+      <w:r>
+        <w:t>).</w:t>
+      </w:r>
+    </w:p>
+    <w:p>
+      <w:r>
+        <w:pict w14:anchorId="56062CF4">
+          <v:rect id="_x0000_i1418" style="width:0;height:1.5pt" o:hralign="center" o:hrstd="t" o:hr="t" fillcolor="#a0a0a0" stroked="f"/>
+        </w:pict>
+      </w:r>
+    </w:p>
+    <w:p>
+      <w:pPr>
+        <w:rPr>
+          <w:b/>
+          <w:bCs/>
+        </w:rPr>
+      </w:pPr>
+      <w:r>
+        <w:rPr>
+          <w:b/>
+          <w:bCs/>
+        </w:rPr>
+        <w:t xml:space="preserve">Q114. Why does middleware use </w:t>
+      </w:r>
+      <w:proofErr w:type="gramStart"/>
+      <w:r>
+        <w:rPr>
+          <w:b/>
+          <w:bCs/>
+        </w:rPr>
+        <w:t>next(</w:t>
+      </w:r>
+      <w:proofErr w:type="gramEnd"/>
+      <w:r>
+        <w:rPr>
+          <w:b/>
+          <w:bCs/>
+        </w:rPr>
+        <w:t>)?</w:t>
+      </w:r>
+    </w:p>
+    <w:p>
+      <w:r>
+        <w:rPr>
+          <w:b/>
+          <w:bCs/>
+        </w:rPr>
+        <w:t>Answer:</w:t>
+      </w:r>
+    </w:p>
+    <w:p>
+      <w:proofErr w:type="gramStart"/>
+      <w:r>
+        <w:t>next(</w:t>
+      </w:r>
+      <w:proofErr w:type="gramEnd"/>
+      <w:r>
+        <w:t xml:space="preserve">) passes control to the next middleware or the route controller. Without calling </w:t>
+      </w:r>
+      <w:proofErr w:type="gramStart"/>
+      <w:r>
+        <w:t>next(</w:t>
+      </w:r>
+      <w:proofErr w:type="gramEnd"/>
+      <w:r>
+        <w:t>), the request stops and the client will not receive the expected response.</w:t>
+      </w:r>
+    </w:p>
+    <w:p>
+      <w:r>
+        <w:pict w14:anchorId="45F77278">
+          <v:rect id="_x0000_i1419" style="width:0;height:1.5pt" o:hralign="center" o:hrstd="t" o:hr="t" fillcolor="#a0a0a0" stroked="f"/>
+        </w:pict>
+      </w:r>
+    </w:p>
+    <w:p>
+      <w:pPr>
+        <w:rPr>
+          <w:b/>
+          <w:bCs/>
+        </w:rPr>
+      </w:pPr>
+      <w:r>
+        <w:rPr>
+          <w:b/>
+          <w:bCs/>
+        </w:rPr>
+        <w:t>Q115. Why did we create a separate middleware folder?</w:t>
+      </w:r>
+    </w:p>
+    <w:p>
+      <w:r>
+        <w:rPr>
+          <w:b/>
+          <w:bCs/>
+        </w:rPr>
+        <w:t>Answer:</w:t>
+      </w:r>
+    </w:p>
+    <w:p>
+      <w:r>
+        <w:t>To keep authentication logic reusable and organized. Any protected route can use the same middleware without duplicating code.</w:t>
+      </w:r>
+    </w:p>
+    <w:p>
+      <w:r>
+        <w:pict w14:anchorId="40EF39AA">
+          <v:rect id="_x0000_i1420" style="width:0;height:1.5pt" o:hralign="center" o:hrstd="t" o:hr="t" fillcolor="#a0a0a0" stroked="f"/>
+        </w:pict>
+      </w:r>
+    </w:p>
+    <w:p>
+      <w:pPr>
+        <w:rPr>
+          <w:b/>
+          <w:bCs/>
+        </w:rPr>
+      </w:pPr>
+      <w:r>
+        <w:rPr>
+          <w:b/>
+          <w:bCs/>
+        </w:rPr>
+        <w:t>Q116. How does the client send a JWT to the server?</w:t>
+      </w:r>
+    </w:p>
+    <w:p>
+      <w:r>
+        <w:rPr>
+          <w:b/>
+          <w:bCs/>
+        </w:rPr>
+        <w:lastRenderedPageBreak/>
+        <w:t>Answer:</w:t>
+      </w:r>
+    </w:p>
+    <w:p>
+      <w:r>
+        <w:t>The frontend sends the JWT in the HTTP Authorization header.</w:t>
+      </w:r>
+    </w:p>
+    <w:p>
+      <w:r>
+        <w:t>Example:</w:t>
+      </w:r>
+    </w:p>
+    <w:p>
+      <w:r>
+        <w:t>Authorization: Bearer &lt;JWT_TOKEN&gt;</w:t>
+      </w:r>
+    </w:p>
+    <w:p>
+      <w:r>
+        <w:pict w14:anchorId="348400F5">
+          <v:rect id="_x0000_i1421" style="width:0;height:1.5pt" o:hralign="center" o:hrstd="t" o:hr="t" fillcolor="#a0a0a0" stroked="f"/>
+        </w:pict>
+      </w:r>
+    </w:p>
+    <w:p>
+      <w:pPr>
+        <w:rPr>
+          <w:b/>
+          <w:bCs/>
+        </w:rPr>
+      </w:pPr>
+      <w:r>
+        <w:rPr>
+          <w:b/>
+          <w:bCs/>
+        </w:rPr>
+        <w:t>Q117. How do we read the JWT from the request?</w:t>
+      </w:r>
+    </w:p>
+    <w:p>
+      <w:r>
+        <w:rPr>
+          <w:b/>
+          <w:bCs/>
+        </w:rPr>
+        <w:t>Answer:</w:t>
+      </w:r>
+    </w:p>
+    <w:p>
+      <w:r>
+        <w:t xml:space="preserve">const </w:t>
+      </w:r>
+      <w:proofErr w:type="spellStart"/>
+      <w:r>
+        <w:t>authHeader</w:t>
+      </w:r>
+      <w:proofErr w:type="spellEnd"/>
+      <w:r>
+        <w:t xml:space="preserve"> = </w:t>
+      </w:r>
+      <w:proofErr w:type="spellStart"/>
+      <w:proofErr w:type="gramStart"/>
+      <w:r>
+        <w:t>req.headers</w:t>
+      </w:r>
+      <w:proofErr w:type="gramEnd"/>
+      <w:r>
+        <w:t>.authorization</w:t>
+      </w:r>
+      <w:proofErr w:type="spellEnd"/>
+      <w:r>
+        <w:t>;</w:t>
+      </w:r>
+    </w:p>
+    <w:p>
+      <w:r>
+        <w:t>This reads the Authorization header sent by the client.</w:t>
+      </w:r>
+    </w:p>
+    <w:p>
+      <w:r>
+        <w:pict w14:anchorId="47257472">
+          <v:rect id="_x0000_i1422" style="width:0;height:1.5pt" o:hralign="center" o:hrstd="t" o:hr="t" fillcolor="#a0a0a0" stroked="f"/>
+        </w:pict>
+      </w:r>
+    </w:p>
+    <w:p>
+      <w:pPr>
+        <w:rPr>
+          <w:b/>
+          <w:bCs/>
+        </w:rPr>
+      </w:pPr>
+      <w:r>
+        <w:rPr>
+          <w:b/>
+          <w:bCs/>
+        </w:rPr>
+        <w:t xml:space="preserve">Q118. Why do we check </w:t>
+      </w:r>
+      <w:proofErr w:type="spellStart"/>
+      <w:r>
+        <w:rPr>
+          <w:b/>
+          <w:bCs/>
+        </w:rPr>
+        <w:t>authHeader.startsWith</w:t>
+      </w:r>
+      <w:proofErr w:type="spellEnd"/>
+      <w:r>
+        <w:rPr>
+          <w:b/>
+          <w:bCs/>
+        </w:rPr>
+        <w:t>("Bearer ")?</w:t>
+      </w:r>
+    </w:p>
+    <w:p>
+      <w:r>
+        <w:rPr>
+          <w:b/>
+          <w:bCs/>
+        </w:rPr>
+        <w:t>Answer:</w:t>
+      </w:r>
+    </w:p>
+    <w:p>
+      <w:r>
+        <w:t>To ensure the Authorization header follows the standard format:</w:t>
+      </w:r>
+    </w:p>
+    <w:p>
+      <w:r>
+        <w:t>Bearer &lt;JWT_TOKEN&gt;</w:t>
+      </w:r>
+    </w:p>
+    <w:p>
+      <w:r>
+        <w:t>If the header is missing or incorrectly formatted, the request is rejected.</w:t>
+      </w:r>
+    </w:p>
+    <w:p>
+      <w:r>
+        <w:pict w14:anchorId="02F11129">
+          <v:rect id="_x0000_i1423" style="width:0;height:1.5pt" o:hralign="center" o:hrstd="t" o:hr="t" fillcolor="#a0a0a0" stroked="f"/>
+        </w:pict>
+      </w:r>
+    </w:p>
+    <w:p>
+      <w:pPr>
+        <w:rPr>
+          <w:b/>
+          <w:bCs/>
+        </w:rPr>
+      </w:pPr>
+      <w:r>
+        <w:rPr>
+          <w:b/>
+          <w:bCs/>
+        </w:rPr>
+        <w:t>Q119. How do we extract the token from the Authorization header?</w:t>
+      </w:r>
+    </w:p>
+    <w:p>
+      <w:r>
+        <w:rPr>
+          <w:b/>
+          <w:bCs/>
+        </w:rPr>
+        <w:t>Answer:</w:t>
+      </w:r>
+    </w:p>
+    <w:p>
+      <w:r>
+        <w:t xml:space="preserve">const token = </w:t>
+      </w:r>
+      <w:proofErr w:type="spellStart"/>
+      <w:r>
+        <w:t>authHeader.split</w:t>
+      </w:r>
+      <w:proofErr w:type="spellEnd"/>
+      <w:r>
+        <w:t xml:space="preserve">(" </w:t>
+      </w:r>
+      <w:proofErr w:type="gramStart"/>
+      <w:r>
+        <w:t>")[</w:t>
+      </w:r>
+      <w:proofErr w:type="gramEnd"/>
+      <w:r>
+        <w:t>1];</w:t>
+      </w:r>
+    </w:p>
+    <w:p>
+      <w:proofErr w:type="gramStart"/>
+      <w:r>
+        <w:t>split(</w:t>
+      </w:r>
+      <w:proofErr w:type="gramEnd"/>
+      <w:r>
+        <w:t>" ") separates "Bearer" and the actual JWT. Index 1 contains the token.</w:t>
+      </w:r>
+    </w:p>
+    <w:p>
+      <w:r>
+        <w:pict w14:anchorId="752BF9E7">
+          <v:rect id="_x0000_i1424" style="width:0;height:1.5pt" o:hralign="center" o:hrstd="t" o:hr="t" fillcolor="#a0a0a0" stroked="f"/>
+        </w:pict>
+      </w:r>
+    </w:p>
+    <w:p>
+      <w:pPr>
+        <w:rPr>
+          <w:b/>
+          <w:bCs/>
+        </w:rPr>
+      </w:pPr>
+      <w:r>
+        <w:rPr>
+          <w:b/>
+          <w:bCs/>
+        </w:rPr>
+        <w:t xml:space="preserve">Q120. What does </w:t>
+      </w:r>
+      <w:proofErr w:type="spellStart"/>
+      <w:proofErr w:type="gramStart"/>
+      <w:r>
+        <w:rPr>
+          <w:b/>
+          <w:bCs/>
+        </w:rPr>
+        <w:t>jwt.verify</w:t>
+      </w:r>
+      <w:proofErr w:type="spellEnd"/>
+      <w:proofErr w:type="gramEnd"/>
+      <w:r>
+        <w:rPr>
+          <w:b/>
+          <w:bCs/>
+        </w:rPr>
+        <w:t>() do?</w:t>
+      </w:r>
+    </w:p>
+    <w:p>
+      <w:r>
+        <w:rPr>
+          <w:b/>
+          <w:bCs/>
+        </w:rPr>
+        <w:t>Answer:</w:t>
+      </w:r>
+    </w:p>
+    <w:p>
+      <w:proofErr w:type="spellStart"/>
+      <w:proofErr w:type="gramStart"/>
+      <w:r>
+        <w:t>jwt.verify</w:t>
+      </w:r>
+      <w:proofErr w:type="spellEnd"/>
+      <w:proofErr w:type="gramEnd"/>
+      <w:r>
+        <w:t>() checks whether:</w:t>
+      </w:r>
+    </w:p>
+    <w:p>
+      <w:pPr>
+        <w:numPr>
+          <w:ilvl w:val="0"/>
+          <w:numId w:val="16"/>
+        </w:numPr>
+      </w:pPr>
+      <w:r>
+        <w:t xml:space="preserve">The token was signed using the correct secret key. </w:t>
+      </w:r>
+    </w:p>
+    <w:p>
+      <w:pPr>
+        <w:numPr>
+          <w:ilvl w:val="0"/>
+          <w:numId w:val="16"/>
+        </w:numPr>
+      </w:pPr>
+      <w:r>
+        <w:t xml:space="preserve">The token has not expired. </w:t>
+      </w:r>
+    </w:p>
+    <w:p>
+      <w:pPr>
+        <w:numPr>
+          <w:ilvl w:val="0"/>
+          <w:numId w:val="16"/>
+        </w:numPr>
+      </w:pPr>
+      <w:r>
+        <w:lastRenderedPageBreak/>
+        <w:t xml:space="preserve">The token has not been modified. </w:t>
+      </w:r>
+    </w:p>
+    <w:p>
+      <w:r>
+        <w:t>If verification fails, it throws an error.</w:t>
+      </w:r>
+    </w:p>
+    <w:p>
+      <w:r>
+        <w:pict w14:anchorId="331F12F9">
+          <v:rect id="_x0000_i1425" style="width:0;height:1.5pt" o:hralign="center" o:hrstd="t" o:hr="t" fillcolor="#a0a0a0" stroked="f"/>
+        </w:pict>
+      </w:r>
+    </w:p>
+    <w:p>
+      <w:pPr>
+        <w:rPr>
+          <w:b/>
+          <w:bCs/>
+        </w:rPr>
+      </w:pPr>
+      <w:r>
+        <w:rPr>
+          <w:b/>
+          <w:bCs/>
+        </w:rPr>
+        <w:t xml:space="preserve">Q121. Why do we store the decoded token in </w:t>
+      </w:r>
+      <w:proofErr w:type="spellStart"/>
+      <w:r>
+        <w:rPr>
+          <w:b/>
+          <w:bCs/>
+        </w:rPr>
+        <w:t>req.user</w:t>
+      </w:r>
+      <w:proofErr w:type="spellEnd"/>
+      <w:r>
+        <w:rPr>
+          <w:b/>
+          <w:bCs/>
+        </w:rPr>
+        <w:t>?</w:t>
+      </w:r>
+    </w:p>
+    <w:p>
+      <w:r>
+        <w:rPr>
+          <w:b/>
+          <w:bCs/>
+        </w:rPr>
+        <w:t>Answer:</w:t>
+      </w:r>
+    </w:p>
+    <w:p>
+      <w:r>
+        <w:t xml:space="preserve">After successful verification, we store the decoded payload in </w:t>
+      </w:r>
+      <w:proofErr w:type="spellStart"/>
+      <w:r>
+        <w:t>req.user</w:t>
+      </w:r>
+      <w:proofErr w:type="spellEnd"/>
+      <w:r>
+        <w:t xml:space="preserve"> so controllers can access the authenticated user's information (such as id and role) without verifying the token again.</w:t>
+      </w:r>
+    </w:p>
+    <w:p>
+      <w:r>
+        <w:pict w14:anchorId="4A27B532">
+          <v:rect id="_x0000_i1426" style="width:0;height:1.5pt" o:hralign="center" o:hrstd="t" o:hr="t" fillcolor="#a0a0a0" stroked="f"/>
+        </w:pict>
+      </w:r>
+    </w:p>
+    <w:p>
+      <w:pPr>
+        <w:rPr>
+          <w:b/>
+          <w:bCs/>
+        </w:rPr>
+      </w:pPr>
+      <w:r>
+        <w:rPr>
+          <w:b/>
+          <w:bCs/>
+        </w:rPr>
+        <w:t>Q122. Why is the try...catch block used in the middleware?</w:t>
+      </w:r>
+    </w:p>
+    <w:p>
+      <w:r>
+        <w:rPr>
+          <w:b/>
+          <w:bCs/>
+        </w:rPr>
+        <w:t>Answer:</w:t>
+      </w:r>
+    </w:p>
+    <w:p>
+      <w:proofErr w:type="spellStart"/>
+      <w:proofErr w:type="gramStart"/>
+      <w:r>
+        <w:t>jwt.verify</w:t>
+      </w:r>
+      <w:proofErr w:type="spellEnd"/>
+      <w:proofErr w:type="gramEnd"/>
+      <w:r>
+        <w:t>() throws an exception if the token is invalid or expired. The try...catch block catches the error and returns a 401 Unauthorized response instead of crashing the server.</w:t>
+      </w:r>
+    </w:p>
+    <w:p>
+      <w:r>
+        <w:pict w14:anchorId="705F17BA">
+          <v:rect id="_x0000_i1427" style="width:0;height:1.5pt" o:hralign="center" o:hrstd="t" o:hr="t" fillcolor="#a0a0a0" stroked="f"/>
+        </w:pict>
+      </w:r>
+    </w:p>
+    <w:p>
+      <w:pPr>
+        <w:rPr>
+          <w:b/>
+          <w:bCs/>
+        </w:rPr>
+      </w:pPr>
+      <w:r>
+        <w:rPr>
+          <w:b/>
+          <w:bCs/>
+        </w:rPr>
+        <w:t>Q123. Why didn't we protect the Food APIs?</w:t>
+      </w:r>
+    </w:p>
+    <w:p>
+      <w:r>
+        <w:rPr>
+          <w:b/>
+          <w:bCs/>
+        </w:rPr>
+        <w:t>Answer:</w:t>
+      </w:r>
+    </w:p>
+    <w:p>
+      <w:r>
+        <w:t>Food listing is a public feature. Users should be able to browse food items without logging in. Authentication should only be required for user-specific features like Cart, Orders, Checkout, and Profile.</w:t>
+      </w:r>
+    </w:p>
+    <w:p>
+      <w:r>
+        <w:pict w14:anchorId="0B1E2F3D">
+          <v:rect id="_x0000_i1428" style="width:0;height:1.5pt" o:hralign="center" o:hrstd="t" o:hr="t" fillcolor="#a0a0a0" stroked="f"/>
+        </w:pict>
+      </w:r>
+    </w:p>
+    <w:p>
+      <w:pPr>
+        <w:rPr>
+          <w:b/>
+          <w:bCs/>
+        </w:rPr>
+      </w:pPr>
+      <w:r>
+        <w:rPr>
+          <w:b/>
+          <w:bCs/>
+        </w:rPr>
+        <w:t xml:space="preserve">Q124. Which APIs will use </w:t>
+      </w:r>
+      <w:proofErr w:type="spellStart"/>
+      <w:r>
+        <w:rPr>
+          <w:b/>
+          <w:bCs/>
+        </w:rPr>
+        <w:t>authMiddleware</w:t>
+      </w:r>
+      <w:proofErr w:type="spellEnd"/>
+      <w:r>
+        <w:rPr>
+          <w:b/>
+          <w:bCs/>
+        </w:rPr>
+        <w:t xml:space="preserve"> in our </w:t>
+      </w:r>
+      <w:proofErr w:type="spellStart"/>
+      <w:r>
+        <w:rPr>
+          <w:b/>
+          <w:bCs/>
+        </w:rPr>
+        <w:t>FoodHub</w:t>
+      </w:r>
+      <w:proofErr w:type="spellEnd"/>
+      <w:r>
+        <w:rPr>
+          <w:b/>
+          <w:bCs/>
+        </w:rPr>
+        <w:t xml:space="preserve"> project?</w:t>
+      </w:r>
+    </w:p>
+    <w:p>
+      <w:pPr>
+        <w:spacing w:after="0"/>
+      </w:pPr>
+      <w:r>
+        <w:rPr>
+          <w:b/>
+          <w:bCs/>
+        </w:rPr>
+        <w:t>Answer:</w:t>
+      </w:r>
+    </w:p>
+    <w:p>
+      <w:pPr>
+        <w:spacing w:after="0"/>
+      </w:pPr>
+      <w:r>
+        <w:t>Protected APIs include:</w:t>
+      </w:r>
+    </w:p>
+    <w:p>
+      <w:pPr>
+        <w:numPr>
+          <w:ilvl w:val="0"/>
+          <w:numId w:val="17"/>
+        </w:numPr>
+        <w:spacing w:after="0"/>
+      </w:pPr>
+      <w:r>
+        <w:t xml:space="preserve">Cart </w:t>
+      </w:r>
+    </w:p>
+    <w:p>
+      <w:pPr>
+        <w:numPr>
+          <w:ilvl w:val="0"/>
+          <w:numId w:val="17"/>
+        </w:numPr>
+        <w:spacing w:after="0"/>
+      </w:pPr>
+      <w:r>
+        <w:t xml:space="preserve">Address </w:t>
+      </w:r>
+    </w:p>
+    <w:p>
+      <w:pPr>
+        <w:numPr>
+          <w:ilvl w:val="0"/>
+          <w:numId w:val="17"/>
+        </w:numPr>
+        <w:spacing w:after="0"/>
+      </w:pPr>
+      <w:r>
+        <w:t xml:space="preserve">Checkout </w:t>
+      </w:r>
+    </w:p>
+    <w:p>
+      <w:pPr>
+        <w:numPr>
+          <w:ilvl w:val="0"/>
+          <w:numId w:val="17"/>
+        </w:numPr>
+        <w:spacing w:after="0"/>
+      </w:pPr>
+      <w:r>
+        <w:t xml:space="preserve">Place Order </w:t>
+      </w:r>
+    </w:p>
+    <w:p>
+      <w:pPr>
+        <w:numPr>
+          <w:ilvl w:val="0"/>
+          <w:numId w:val="17"/>
+        </w:numPr>
+        <w:spacing w:after="0"/>
+      </w:pPr>
+      <w:r>
+        <w:t xml:space="preserve">Order History </w:t>
+      </w:r>
+    </w:p>
+    <w:p>
+      <w:pPr>
+        <w:numPr>
+          <w:ilvl w:val="0"/>
+          <w:numId w:val="17"/>
+        </w:numPr>
+        <w:spacing w:after="0"/>
+      </w:pPr>
+      <w:r>
+        <w:t xml:space="preserve">User Profile </w:t>
+      </w:r>
+    </w:p>
+    <w:p>
+      <w:r>
+        <w:t>These APIs require the user to be logged in before accessing them.</w:t>
+      </w:r>
     </w:p>
     <w:p/>
     <w:p/>
@@ -10575,9 +15176,9 @@
     </w:lvl>
   </w:abstractNum>
   <w:abstractNum w:abstractNumId="2" w15:restartNumberingAfterBreak="0">
-    <w:nsid w:val="2EE24D80"/>
+    <w:nsid w:val="1CC55C4E"/>
     <w:multiLevelType w:val="multilevel"/>
-    <w:tmpl w:val="D9E604E4"/>
+    <w:tmpl w:val="D6B68AF6"/>
     <w:lvl w:ilvl="0">
       <w:start w:val="1"/>
       <w:numFmt w:val="bullet"/>
@@ -10724,9 +15325,9 @@
     </w:lvl>
   </w:abstractNum>
   <w:abstractNum w:abstractNumId="3" w15:restartNumberingAfterBreak="0">
-    <w:nsid w:val="303D4589"/>
+    <w:nsid w:val="247317E3"/>
     <w:multiLevelType w:val="multilevel"/>
-    <w:tmpl w:val="AFC222B6"/>
+    <w:tmpl w:val="0EF050A4"/>
     <w:lvl w:ilvl="0">
       <w:start w:val="1"/>
       <w:numFmt w:val="bullet"/>
@@ -10873,9 +15474,9 @@
     </w:lvl>
   </w:abstractNum>
   <w:abstractNum w:abstractNumId="4" w15:restartNumberingAfterBreak="0">
-    <w:nsid w:val="311D54C7"/>
+    <w:nsid w:val="2EE24D80"/>
     <w:multiLevelType w:val="multilevel"/>
-    <w:tmpl w:val="39ACC3B6"/>
+    <w:tmpl w:val="D9E604E4"/>
     <w:lvl w:ilvl="0">
       <w:start w:val="1"/>
       <w:numFmt w:val="bullet"/>
@@ -11022,9 +15623,9 @@
     </w:lvl>
   </w:abstractNum>
   <w:abstractNum w:abstractNumId="5" w15:restartNumberingAfterBreak="0">
-    <w:nsid w:val="36A92518"/>
+    <w:nsid w:val="303D4589"/>
     <w:multiLevelType w:val="multilevel"/>
-    <w:tmpl w:val="9448F632"/>
+    <w:tmpl w:val="AFC222B6"/>
     <w:lvl w:ilvl="0">
       <w:start w:val="1"/>
       <w:numFmt w:val="bullet"/>
@@ -11171,9 +15772,9 @@
     </w:lvl>
   </w:abstractNum>
   <w:abstractNum w:abstractNumId="6" w15:restartNumberingAfterBreak="0">
-    <w:nsid w:val="43793A10"/>
+    <w:nsid w:val="311D54C7"/>
     <w:multiLevelType w:val="multilevel"/>
-    <w:tmpl w:val="92369CD6"/>
+    <w:tmpl w:val="39ACC3B6"/>
     <w:lvl w:ilvl="0">
       <w:start w:val="1"/>
       <w:numFmt w:val="bullet"/>
@@ -11320,9 +15921,9 @@
     </w:lvl>
   </w:abstractNum>
   <w:abstractNum w:abstractNumId="7" w15:restartNumberingAfterBreak="0">
-    <w:nsid w:val="492A126F"/>
+    <w:nsid w:val="36A92518"/>
     <w:multiLevelType w:val="multilevel"/>
-    <w:tmpl w:val="E444C0AA"/>
+    <w:tmpl w:val="9448F632"/>
     <w:lvl w:ilvl="0">
       <w:start w:val="1"/>
       <w:numFmt w:val="bullet"/>
@@ -11469,9 +16070,9 @@
     </w:lvl>
   </w:abstractNum>
   <w:abstractNum w:abstractNumId="8" w15:restartNumberingAfterBreak="0">
-    <w:nsid w:val="5C94650F"/>
+    <w:nsid w:val="389E406E"/>
     <w:multiLevelType w:val="multilevel"/>
-    <w:tmpl w:val="5E20556C"/>
+    <w:tmpl w:val="0CBCE568"/>
     <w:lvl w:ilvl="0">
       <w:start w:val="1"/>
       <w:numFmt w:val="bullet"/>
@@ -11618,9 +16219,9 @@
     </w:lvl>
   </w:abstractNum>
   <w:abstractNum w:abstractNumId="9" w15:restartNumberingAfterBreak="0">
-    <w:nsid w:val="623C56AC"/>
+    <w:nsid w:val="43793A10"/>
     <w:multiLevelType w:val="multilevel"/>
-    <w:tmpl w:val="90B05342"/>
+    <w:tmpl w:val="92369CD6"/>
     <w:lvl w:ilvl="0">
       <w:start w:val="1"/>
       <w:numFmt w:val="bullet"/>
@@ -11767,9 +16368,9 @@
     </w:lvl>
   </w:abstractNum>
   <w:abstractNum w:abstractNumId="10" w15:restartNumberingAfterBreak="0">
-    <w:nsid w:val="6B3C1C45"/>
+    <w:nsid w:val="492A126F"/>
     <w:multiLevelType w:val="multilevel"/>
-    <w:tmpl w:val="527CC97C"/>
+    <w:tmpl w:val="E444C0AA"/>
     <w:lvl w:ilvl="0">
       <w:start w:val="1"/>
       <w:numFmt w:val="bullet"/>
@@ -11916,9 +16517,9 @@
     </w:lvl>
   </w:abstractNum>
   <w:abstractNum w:abstractNumId="11" w15:restartNumberingAfterBreak="0">
-    <w:nsid w:val="6F5E2C4C"/>
+    <w:nsid w:val="5C94650F"/>
     <w:multiLevelType w:val="multilevel"/>
-    <w:tmpl w:val="13AE5D70"/>
+    <w:tmpl w:val="5E20556C"/>
     <w:lvl w:ilvl="0">
       <w:start w:val="1"/>
       <w:numFmt w:val="bullet"/>
@@ -12065,9 +16666,122 @@
     </w:lvl>
   </w:abstractNum>
   <w:abstractNum w:abstractNumId="12" w15:restartNumberingAfterBreak="0">
-    <w:nsid w:val="7A457456"/>
+    <w:nsid w:val="5EF820AE"/>
     <w:multiLevelType w:val="multilevel"/>
-    <w:tmpl w:val="CCB0112A"/>
+    <w:tmpl w:val="DE4A48B8"/>
+    <w:lvl w:ilvl="0">
+      <w:start w:val="1"/>
+      <w:numFmt w:val="decimal"/>
+      <w:lvlText w:val="%1."/>
+      <w:lvlJc w:val="left"/>
+      <w:pPr>
+        <w:tabs>
+          <w:tab w:val="num" w:pos="720"/>
+        </w:tabs>
+        <w:ind w:left="720" w:hanging="360"/>
+      </w:pPr>
+    </w:lvl>
+    <w:lvl w:ilvl="1" w:tentative="1">
+      <w:start w:val="1"/>
+      <w:numFmt w:val="decimal"/>
+      <w:lvlText w:val="%2."/>
+      <w:lvlJc w:val="left"/>
+      <w:pPr>
+        <w:tabs>
+          <w:tab w:val="num" w:pos="1440"/>
+        </w:tabs>
+        <w:ind w:left="1440" w:hanging="360"/>
+      </w:pPr>
+    </w:lvl>
+    <w:lvl w:ilvl="2" w:tentative="1">
+      <w:start w:val="1"/>
+      <w:numFmt w:val="decimal"/>
+      <w:lvlText w:val="%3."/>
+      <w:lvlJc w:val="left"/>
+      <w:pPr>
+        <w:tabs>
+          <w:tab w:val="num" w:pos="2160"/>
+        </w:tabs>
+        <w:ind w:left="2160" w:hanging="360"/>
+      </w:pPr>
+    </w:lvl>
+    <w:lvl w:ilvl="3" w:tentative="1">
+      <w:start w:val="1"/>
+      <w:numFmt w:val="decimal"/>
+      <w:lvlText w:val="%4."/>
+      <w:lvlJc w:val="left"/>
+      <w:pPr>
+        <w:tabs>
+          <w:tab w:val="num" w:pos="2880"/>
+        </w:tabs>
+        <w:ind w:left="2880" w:hanging="360"/>
+      </w:pPr>
+    </w:lvl>
+    <w:lvl w:ilvl="4" w:tentative="1">
+      <w:start w:val="1"/>
+      <w:numFmt w:val="decimal"/>
+      <w:lvlText w:val="%5."/>
+      <w:lvlJc w:val="left"/>
+      <w:pPr>
+        <w:tabs>
+          <w:tab w:val="num" w:pos="3600"/>
+        </w:tabs>
+        <w:ind w:left="3600" w:hanging="360"/>
+      </w:pPr>
+    </w:lvl>
+    <w:lvl w:ilvl="5" w:tentative="1">
+      <w:start w:val="1"/>
+      <w:numFmt w:val="decimal"/>
+      <w:lvlText w:val="%6."/>
+      <w:lvlJc w:val="left"/>
+      <w:pPr>
+        <w:tabs>
+          <w:tab w:val="num" w:pos="4320"/>
+        </w:tabs>
+        <w:ind w:left="4320" w:hanging="360"/>
+      </w:pPr>
+    </w:lvl>
+    <w:lvl w:ilvl="6" w:tentative="1">
+      <w:start w:val="1"/>
+      <w:numFmt w:val="decimal"/>
+      <w:lvlText w:val="%7."/>
+      <w:lvlJc w:val="left"/>
+      <w:pPr>
+        <w:tabs>
+          <w:tab w:val="num" w:pos="5040"/>
+        </w:tabs>
+        <w:ind w:left="5040" w:hanging="360"/>
+      </w:pPr>
+    </w:lvl>
+    <w:lvl w:ilvl="7" w:tentative="1">
+      <w:start w:val="1"/>
+      <w:numFmt w:val="decimal"/>
+      <w:lvlText w:val="%8."/>
+      <w:lvlJc w:val="left"/>
+      <w:pPr>
+        <w:tabs>
+          <w:tab w:val="num" w:pos="5760"/>
+        </w:tabs>
+        <w:ind w:left="5760" w:hanging="360"/>
+      </w:pPr>
+    </w:lvl>
+    <w:lvl w:ilvl="8" w:tentative="1">
+      <w:start w:val="1"/>
+      <w:numFmt w:val="decimal"/>
+      <w:lvlText w:val="%9."/>
+      <w:lvlJc w:val="left"/>
+      <w:pPr>
+        <w:tabs>
+          <w:tab w:val="num" w:pos="6480"/>
+        </w:tabs>
+        <w:ind w:left="6480" w:hanging="360"/>
+      </w:pPr>
+    </w:lvl>
+  </w:abstractNum>
+  <w:abstractNum w:abstractNumId="13" w15:restartNumberingAfterBreak="0">
+    <w:nsid w:val="623C56AC"/>
+    <w:multiLevelType w:val="multilevel"/>
+    <w:tmpl w:val="90B05342"/>
     <w:lvl w:ilvl="0">
       <w:start w:val="1"/>
       <w:numFmt w:val="bullet"/>
@@ -12213,44 +16927,503 @@
       </w:rPr>
     </w:lvl>
   </w:abstractNum>
+  <w:abstractNum w:abstractNumId="14" w15:restartNumberingAfterBreak="0">
+    <w:nsid w:val="6B3C1C45"/>
+    <w:multiLevelType w:val="multilevel"/>
+    <w:tmpl w:val="527CC97C"/>
+    <w:lvl w:ilvl="0">
+      <w:start w:val="1"/>
+      <w:numFmt w:val="bullet"/>
+      <w:lvlText w:val=""/>
+      <w:lvlJc w:val="left"/>
+      <w:pPr>
+        <w:tabs>
+          <w:tab w:val="num" w:pos="720"/>
+        </w:tabs>
+        <w:ind w:left="720" w:hanging="360"/>
+      </w:pPr>
+      <w:rPr>
+        <w:rFonts w:ascii="Symbol" w:hAnsi="Symbol" w:hint="default"/>
+        <w:sz w:val="20"/>
+      </w:rPr>
+    </w:lvl>
+    <w:lvl w:ilvl="1" w:tentative="1">
+      <w:start w:val="1"/>
+      <w:numFmt w:val="bullet"/>
+      <w:lvlText w:val="o"/>
+      <w:lvlJc w:val="left"/>
+      <w:pPr>
+        <w:tabs>
+          <w:tab w:val="num" w:pos="1440"/>
+        </w:tabs>
+        <w:ind w:left="1440" w:hanging="360"/>
+      </w:pPr>
+      <w:rPr>
+        <w:rFonts w:ascii="Courier New" w:hAnsi="Courier New" w:hint="default"/>
+        <w:sz w:val="20"/>
+      </w:rPr>
+    </w:lvl>
+    <w:lvl w:ilvl="2" w:tentative="1">
+      <w:start w:val="1"/>
+      <w:numFmt w:val="bullet"/>
+      <w:lvlText w:val=""/>
+      <w:lvlJc w:val="left"/>
+      <w:pPr>
+        <w:tabs>
+          <w:tab w:val="num" w:pos="2160"/>
+        </w:tabs>
+        <w:ind w:left="2160" w:hanging="360"/>
+      </w:pPr>
+      <w:rPr>
+        <w:rFonts w:ascii="Wingdings" w:hAnsi="Wingdings" w:hint="default"/>
+        <w:sz w:val="20"/>
+      </w:rPr>
+    </w:lvl>
+    <w:lvl w:ilvl="3" w:tentative="1">
+      <w:start w:val="1"/>
+      <w:numFmt w:val="bullet"/>
+      <w:lvlText w:val=""/>
+      <w:lvlJc w:val="left"/>
+      <w:pPr>
+        <w:tabs>
+          <w:tab w:val="num" w:pos="2880"/>
+        </w:tabs>
+        <w:ind w:left="2880" w:hanging="360"/>
+      </w:pPr>
+      <w:rPr>
+        <w:rFonts w:ascii="Wingdings" w:hAnsi="Wingdings" w:hint="default"/>
+        <w:sz w:val="20"/>
+      </w:rPr>
+    </w:lvl>
+    <w:lvl w:ilvl="4" w:tentative="1">
+      <w:start w:val="1"/>
+      <w:numFmt w:val="bullet"/>
+      <w:lvlText w:val=""/>
+      <w:lvlJc w:val="left"/>
+      <w:pPr>
+        <w:tabs>
+          <w:tab w:val="num" w:pos="3600"/>
+        </w:tabs>
+        <w:ind w:left="3600" w:hanging="360"/>
+      </w:pPr>
+      <w:rPr>
+        <w:rFonts w:ascii="Wingdings" w:hAnsi="Wingdings" w:hint="default"/>
+        <w:sz w:val="20"/>
+      </w:rPr>
+    </w:lvl>
+    <w:lvl w:ilvl="5" w:tentative="1">
+      <w:start w:val="1"/>
+      <w:numFmt w:val="bullet"/>
+      <w:lvlText w:val=""/>
+      <w:lvlJc w:val="left"/>
+      <w:pPr>
+        <w:tabs>
+          <w:tab w:val="num" w:pos="4320"/>
+        </w:tabs>
+        <w:ind w:left="4320" w:hanging="360"/>
+      </w:pPr>
+      <w:rPr>
+        <w:rFonts w:ascii="Wingdings" w:hAnsi="Wingdings" w:hint="default"/>
+        <w:sz w:val="20"/>
+      </w:rPr>
+    </w:lvl>
+    <w:lvl w:ilvl="6" w:tentative="1">
+      <w:start w:val="1"/>
+      <w:numFmt w:val="bullet"/>
+      <w:lvlText w:val=""/>
+      <w:lvlJc w:val="left"/>
+      <w:pPr>
+        <w:tabs>
+          <w:tab w:val="num" w:pos="5040"/>
+        </w:tabs>
+        <w:ind w:left="5040" w:hanging="360"/>
+      </w:pPr>
+      <w:rPr>
+        <w:rFonts w:ascii="Wingdings" w:hAnsi="Wingdings" w:hint="default"/>
+        <w:sz w:val="20"/>
+      </w:rPr>
+    </w:lvl>
+    <w:lvl w:ilvl="7" w:tentative="1">
+      <w:start w:val="1"/>
+      <w:numFmt w:val="bullet"/>
+      <w:lvlText w:val=""/>
+      <w:lvlJc w:val="left"/>
+      <w:pPr>
+        <w:tabs>
+          <w:tab w:val="num" w:pos="5760"/>
+        </w:tabs>
+        <w:ind w:left="5760" w:hanging="360"/>
+      </w:pPr>
+      <w:rPr>
+        <w:rFonts w:ascii="Wingdings" w:hAnsi="Wingdings" w:hint="default"/>
+        <w:sz w:val="20"/>
+      </w:rPr>
+    </w:lvl>
+    <w:lvl w:ilvl="8" w:tentative="1">
+      <w:start w:val="1"/>
+      <w:numFmt w:val="bullet"/>
+      <w:lvlText w:val=""/>
+      <w:lvlJc w:val="left"/>
+      <w:pPr>
+        <w:tabs>
+          <w:tab w:val="num" w:pos="6480"/>
+        </w:tabs>
+        <w:ind w:left="6480" w:hanging="360"/>
+      </w:pPr>
+      <w:rPr>
+        <w:rFonts w:ascii="Wingdings" w:hAnsi="Wingdings" w:hint="default"/>
+        <w:sz w:val="20"/>
+      </w:rPr>
+    </w:lvl>
+  </w:abstractNum>
+  <w:abstractNum w:abstractNumId="15" w15:restartNumberingAfterBreak="0">
+    <w:nsid w:val="6F5E2C4C"/>
+    <w:multiLevelType w:val="multilevel"/>
+    <w:tmpl w:val="13AE5D70"/>
+    <w:lvl w:ilvl="0">
+      <w:start w:val="1"/>
+      <w:numFmt w:val="bullet"/>
+      <w:lvlText w:val=""/>
+      <w:lvlJc w:val="left"/>
+      <w:pPr>
+        <w:tabs>
+          <w:tab w:val="num" w:pos="720"/>
+        </w:tabs>
+        <w:ind w:left="720" w:hanging="360"/>
+      </w:pPr>
+      <w:rPr>
+        <w:rFonts w:ascii="Symbol" w:hAnsi="Symbol" w:hint="default"/>
+        <w:sz w:val="20"/>
+      </w:rPr>
+    </w:lvl>
+    <w:lvl w:ilvl="1" w:tentative="1">
+      <w:start w:val="1"/>
+      <w:numFmt w:val="bullet"/>
+      <w:lvlText w:val="o"/>
+      <w:lvlJc w:val="left"/>
+      <w:pPr>
+        <w:tabs>
+          <w:tab w:val="num" w:pos="1440"/>
+        </w:tabs>
+        <w:ind w:left="1440" w:hanging="360"/>
+      </w:pPr>
+      <w:rPr>
+        <w:rFonts w:ascii="Courier New" w:hAnsi="Courier New" w:hint="default"/>
+        <w:sz w:val="20"/>
+      </w:rPr>
+    </w:lvl>
+    <w:lvl w:ilvl="2" w:tentative="1">
+      <w:start w:val="1"/>
+      <w:numFmt w:val="bullet"/>
+      <w:lvlText w:val=""/>
+      <w:lvlJc w:val="left"/>
+      <w:pPr>
+        <w:tabs>
+          <w:tab w:val="num" w:pos="2160"/>
+        </w:tabs>
+        <w:ind w:left="2160" w:hanging="360"/>
+      </w:pPr>
+      <w:rPr>
+        <w:rFonts w:ascii="Wingdings" w:hAnsi="Wingdings" w:hint="default"/>
+        <w:sz w:val="20"/>
+      </w:rPr>
+    </w:lvl>
+    <w:lvl w:ilvl="3" w:tentative="1">
+      <w:start w:val="1"/>
+      <w:numFmt w:val="bullet"/>
+      <w:lvlText w:val=""/>
+      <w:lvlJc w:val="left"/>
+      <w:pPr>
+        <w:tabs>
+          <w:tab w:val="num" w:pos="2880"/>
+        </w:tabs>
+        <w:ind w:left="2880" w:hanging="360"/>
+      </w:pPr>
+      <w:rPr>
+        <w:rFonts w:ascii="Wingdings" w:hAnsi="Wingdings" w:hint="default"/>
+        <w:sz w:val="20"/>
+      </w:rPr>
+    </w:lvl>
+    <w:lvl w:ilvl="4" w:tentative="1">
+      <w:start w:val="1"/>
+      <w:numFmt w:val="bullet"/>
+      <w:lvlText w:val=""/>
+      <w:lvlJc w:val="left"/>
+      <w:pPr>
+        <w:tabs>
+          <w:tab w:val="num" w:pos="3600"/>
+        </w:tabs>
+        <w:ind w:left="3600" w:hanging="360"/>
+      </w:pPr>
+      <w:rPr>
+        <w:rFonts w:ascii="Wingdings" w:hAnsi="Wingdings" w:hint="default"/>
+        <w:sz w:val="20"/>
+      </w:rPr>
+    </w:lvl>
+    <w:lvl w:ilvl="5" w:tentative="1">
+      <w:start w:val="1"/>
+      <w:numFmt w:val="bullet"/>
+      <w:lvlText w:val=""/>
+      <w:lvlJc w:val="left"/>
+      <w:pPr>
+        <w:tabs>
+          <w:tab w:val="num" w:pos="4320"/>
+        </w:tabs>
+        <w:ind w:left="4320" w:hanging="360"/>
+      </w:pPr>
+      <w:rPr>
+        <w:rFonts w:ascii="Wingdings" w:hAnsi="Wingdings" w:hint="default"/>
+        <w:sz w:val="20"/>
+      </w:rPr>
+    </w:lvl>
+    <w:lvl w:ilvl="6" w:tentative="1">
+      <w:start w:val="1"/>
+      <w:numFmt w:val="bullet"/>
+      <w:lvlText w:val=""/>
+      <w:lvlJc w:val="left"/>
+      <w:pPr>
+        <w:tabs>
+          <w:tab w:val="num" w:pos="5040"/>
+        </w:tabs>
+        <w:ind w:left="5040" w:hanging="360"/>
+      </w:pPr>
+      <w:rPr>
+        <w:rFonts w:ascii="Wingdings" w:hAnsi="Wingdings" w:hint="default"/>
+        <w:sz w:val="20"/>
+      </w:rPr>
+    </w:lvl>
+    <w:lvl w:ilvl="7" w:tentative="1">
+      <w:start w:val="1"/>
+      <w:numFmt w:val="bullet"/>
+      <w:lvlText w:val=""/>
+      <w:lvlJc w:val="left"/>
+      <w:pPr>
+        <w:tabs>
+          <w:tab w:val="num" w:pos="5760"/>
+        </w:tabs>
+        <w:ind w:left="5760" w:hanging="360"/>
+      </w:pPr>
+      <w:rPr>
+        <w:rFonts w:ascii="Wingdings" w:hAnsi="Wingdings" w:hint="default"/>
+        <w:sz w:val="20"/>
+      </w:rPr>
+    </w:lvl>
+    <w:lvl w:ilvl="8" w:tentative="1">
+      <w:start w:val="1"/>
+      <w:numFmt w:val="bullet"/>
+      <w:lvlText w:val=""/>
+      <w:lvlJc w:val="left"/>
+      <w:pPr>
+        <w:tabs>
+          <w:tab w:val="num" w:pos="6480"/>
+        </w:tabs>
+        <w:ind w:left="6480" w:hanging="360"/>
+      </w:pPr>
+      <w:rPr>
+        <w:rFonts w:ascii="Wingdings" w:hAnsi="Wingdings" w:hint="default"/>
+        <w:sz w:val="20"/>
+      </w:rPr>
+    </w:lvl>
+  </w:abstractNum>
+  <w:abstractNum w:abstractNumId="16" w15:restartNumberingAfterBreak="0">
+    <w:nsid w:val="7A457456"/>
+    <w:multiLevelType w:val="multilevel"/>
+    <w:tmpl w:val="CCB0112A"/>
+    <w:lvl w:ilvl="0">
+      <w:start w:val="1"/>
+      <w:numFmt w:val="bullet"/>
+      <w:lvlText w:val=""/>
+      <w:lvlJc w:val="left"/>
+      <w:pPr>
+        <w:tabs>
+          <w:tab w:val="num" w:pos="720"/>
+        </w:tabs>
+        <w:ind w:left="720" w:hanging="360"/>
+      </w:pPr>
+      <w:rPr>
+        <w:rFonts w:ascii="Symbol" w:hAnsi="Symbol" w:hint="default"/>
+        <w:sz w:val="20"/>
+      </w:rPr>
+    </w:lvl>
+    <w:lvl w:ilvl="1" w:tentative="1">
+      <w:start w:val="1"/>
+      <w:numFmt w:val="bullet"/>
+      <w:lvlText w:val="o"/>
+      <w:lvlJc w:val="left"/>
+      <w:pPr>
+        <w:tabs>
+          <w:tab w:val="num" w:pos="1440"/>
+        </w:tabs>
+        <w:ind w:left="1440" w:hanging="360"/>
+      </w:pPr>
+      <w:rPr>
+        <w:rFonts w:ascii="Courier New" w:hAnsi="Courier New" w:hint="default"/>
+        <w:sz w:val="20"/>
+      </w:rPr>
+    </w:lvl>
+    <w:lvl w:ilvl="2" w:tentative="1">
+      <w:start w:val="1"/>
+      <w:numFmt w:val="bullet"/>
+      <w:lvlText w:val=""/>
+      <w:lvlJc w:val="left"/>
+      <w:pPr>
+        <w:tabs>
+          <w:tab w:val="num" w:pos="2160"/>
+        </w:tabs>
+        <w:ind w:left="2160" w:hanging="360"/>
+      </w:pPr>
+      <w:rPr>
+        <w:rFonts w:ascii="Wingdings" w:hAnsi="Wingdings" w:hint="default"/>
+        <w:sz w:val="20"/>
+      </w:rPr>
+    </w:lvl>
+    <w:lvl w:ilvl="3" w:tentative="1">
+      <w:start w:val="1"/>
+      <w:numFmt w:val="bullet"/>
+      <w:lvlText w:val=""/>
+      <w:lvlJc w:val="left"/>
+      <w:pPr>
+        <w:tabs>
+          <w:tab w:val="num" w:pos="2880"/>
+        </w:tabs>
+        <w:ind w:left="2880" w:hanging="360"/>
+      </w:pPr>
+      <w:rPr>
+        <w:rFonts w:ascii="Wingdings" w:hAnsi="Wingdings" w:hint="default"/>
+        <w:sz w:val="20"/>
+      </w:rPr>
+    </w:lvl>
+    <w:lvl w:ilvl="4" w:tentative="1">
+      <w:start w:val="1"/>
+      <w:numFmt w:val="bullet"/>
+      <w:lvlText w:val=""/>
+      <w:lvlJc w:val="left"/>
+      <w:pPr>
+        <w:tabs>
+          <w:tab w:val="num" w:pos="3600"/>
+        </w:tabs>
+        <w:ind w:left="3600" w:hanging="360"/>
+      </w:pPr>
+      <w:rPr>
+        <w:rFonts w:ascii="Wingdings" w:hAnsi="Wingdings" w:hint="default"/>
+        <w:sz w:val="20"/>
+      </w:rPr>
+    </w:lvl>
+    <w:lvl w:ilvl="5" w:tentative="1">
+      <w:start w:val="1"/>
+      <w:numFmt w:val="bullet"/>
+      <w:lvlText w:val=""/>
+      <w:lvlJc w:val="left"/>
+      <w:pPr>
+        <w:tabs>
+          <w:tab w:val="num" w:pos="4320"/>
+        </w:tabs>
+        <w:ind w:left="4320" w:hanging="360"/>
+      </w:pPr>
+      <w:rPr>
+        <w:rFonts w:ascii="Wingdings" w:hAnsi="Wingdings" w:hint="default"/>
+        <w:sz w:val="20"/>
+      </w:rPr>
+    </w:lvl>
+    <w:lvl w:ilvl="6" w:tentative="1">
+      <w:start w:val="1"/>
+      <w:numFmt w:val="bullet"/>
+      <w:lvlText w:val=""/>
+      <w:lvlJc w:val="left"/>
+      <w:pPr>
+        <w:tabs>
+          <w:tab w:val="num" w:pos="5040"/>
+        </w:tabs>
+        <w:ind w:left="5040" w:hanging="360"/>
+      </w:pPr>
+      <w:rPr>
+        <w:rFonts w:ascii="Wingdings" w:hAnsi="Wingdings" w:hint="default"/>
+        <w:sz w:val="20"/>
+      </w:rPr>
+    </w:lvl>
+    <w:lvl w:ilvl="7" w:tentative="1">
+      <w:start w:val="1"/>
+      <w:numFmt w:val="bullet"/>
+      <w:lvlText w:val=""/>
+      <w:lvlJc w:val="left"/>
+      <w:pPr>
+        <w:tabs>
+          <w:tab w:val="num" w:pos="5760"/>
+        </w:tabs>
+        <w:ind w:left="5760" w:hanging="360"/>
+      </w:pPr>
+      <w:rPr>
+        <w:rFonts w:ascii="Wingdings" w:hAnsi="Wingdings" w:hint="default"/>
+        <w:sz w:val="20"/>
+      </w:rPr>
+    </w:lvl>
+    <w:lvl w:ilvl="8" w:tentative="1">
+      <w:start w:val="1"/>
+      <w:numFmt w:val="bullet"/>
+      <w:lvlText w:val=""/>
+      <w:lvlJc w:val="left"/>
+      <w:pPr>
+        <w:tabs>
+          <w:tab w:val="num" w:pos="6480"/>
+        </w:tabs>
+        <w:ind w:left="6480" w:hanging="360"/>
+      </w:pPr>
+      <w:rPr>
+        <w:rFonts w:ascii="Wingdings" w:hAnsi="Wingdings" w:hint="default"/>
+        <w:sz w:val="20"/>
+      </w:rPr>
+    </w:lvl>
+  </w:abstractNum>
   <w:num w:numId="1" w16cid:durableId="968709895">
+    <w:abstractNumId w:val="7"/>
+  </w:num>
+  <w:num w:numId="2" w16cid:durableId="1226643985">
+    <w:abstractNumId w:val="13"/>
+  </w:num>
+  <w:num w:numId="3" w16cid:durableId="276910803">
     <w:abstractNumId w:val="5"/>
   </w:num>
-  <w:num w:numId="2" w16cid:durableId="1226643985">
+  <w:num w:numId="4" w16cid:durableId="1243949237">
+    <w:abstractNumId w:val="6"/>
+  </w:num>
+  <w:num w:numId="5" w16cid:durableId="790629237">
     <w:abstractNumId w:val="9"/>
   </w:num>
-  <w:num w:numId="3" w16cid:durableId="276910803">
-    <w:abstractNumId w:val="3"/>
-  </w:num>
-  <w:num w:numId="4" w16cid:durableId="1243949237">
-    <w:abstractNumId w:val="4"/>
-  </w:num>
-  <w:num w:numId="5" w16cid:durableId="790629237">
-    <w:abstractNumId w:val="6"/>
-  </w:num>
   <w:num w:numId="6" w16cid:durableId="1972393765">
-    <w:abstractNumId w:val="7"/>
+    <w:abstractNumId w:val="10"/>
   </w:num>
   <w:num w:numId="7" w16cid:durableId="777218426">
     <w:abstractNumId w:val="1"/>
   </w:num>
   <w:num w:numId="8" w16cid:durableId="28067647">
-    <w:abstractNumId w:val="2"/>
+    <w:abstractNumId w:val="4"/>
   </w:num>
   <w:num w:numId="9" w16cid:durableId="638608033">
     <w:abstractNumId w:val="0"/>
   </w:num>
   <w:num w:numId="10" w16cid:durableId="94717793">
+    <w:abstractNumId w:val="15"/>
+  </w:num>
+  <w:num w:numId="11" w16cid:durableId="1152139526">
     <w:abstractNumId w:val="11"/>
   </w:num>
-  <w:num w:numId="11" w16cid:durableId="1152139526">
-    <w:abstractNumId w:val="8"/>
+  <w:num w:numId="12" w16cid:durableId="1725714062">
+    <w:abstractNumId w:val="16"/>
   </w:num>
-  <w:num w:numId="12" w16cid:durableId="1725714062">
+  <w:num w:numId="13" w16cid:durableId="274867082">
+    <w:abstractNumId w:val="14"/>
+  </w:num>
+  <w:num w:numId="14" w16cid:durableId="279536376">
     <w:abstractNumId w:val="12"/>
   </w:num>
-  <w:num w:numId="13" w16cid:durableId="274867082">
-    <w:abstractNumId w:val="10"/>
+  <w:num w:numId="15" w16cid:durableId="869949025">
+    <w:abstractNumId w:val="2"/>
+  </w:num>
+  <w:num w:numId="16" w16cid:durableId="345905604">
+    <w:abstractNumId w:val="3"/>
+  </w:num>
+  <w:num w:numId="17" w16cid:durableId="1176651643">
+    <w:abstractNumId w:val="8"/>
   </w:num>
 </w:numbering>
 </file>

--- a/docs/foodhub_Interview_Notes.docx
+++ b/docs/foodhub_Interview_Notes.docx
@@ -10358,7 +10358,7 @@
         </w:rPr>
         <w:lastRenderedPageBreak/>
         <w:pict w14:anchorId="42E20D9D">
-          <v:rect id="_x0000_i1222" style="width:0;height:1.5pt" o:hralign="center" o:hrstd="t" o:hr="t" fillcolor="#a0a0a0" stroked="f"/>
+          <v:rect id="_x0000_i1102" style="width:0;height:1.5pt" o:hralign="center" o:hrstd="t" o:hr="t" fillcolor="#a0a0a0" stroked="f"/>
         </w:pict>
       </w:r>
     </w:p>
@@ -10744,7 +10744,7 @@
           <w14:ligatures w14:val="none"/>
         </w:rPr>
         <w:pict w14:anchorId="75311560">
-          <v:rect id="_x0000_i1223" style="width:0;height:1.5pt" o:hralign="center" o:hrstd="t" o:hr="t" fillcolor="#a0a0a0" stroked="f"/>
+          <v:rect id="_x0000_i1103" style="width:0;height:1.5pt" o:hralign="center" o:hrstd="t" o:hr="t" fillcolor="#a0a0a0" stroked="f"/>
         </w:pict>
       </w:r>
     </w:p>
@@ -10825,7 +10825,7 @@
           <w14:ligatures w14:val="none"/>
         </w:rPr>
         <w:pict w14:anchorId="770DFFCE">
-          <v:rect id="_x0000_i1224" style="width:0;height:1.5pt" o:hralign="center" o:hrstd="t" o:hr="t" fillcolor="#a0a0a0" stroked="f"/>
+          <v:rect id="_x0000_i1104" style="width:0;height:1.5pt" o:hralign="center" o:hrstd="t" o:hr="t" fillcolor="#a0a0a0" stroked="f"/>
         </w:pict>
       </w:r>
     </w:p>
@@ -10905,7 +10905,7 @@
           <w14:ligatures w14:val="none"/>
         </w:rPr>
         <w:pict w14:anchorId="6F1B6C75">
-          <v:rect id="_x0000_i1225" style="width:0;height:1.5pt" o:hralign="center" o:hrstd="t" o:hr="t" fillcolor="#a0a0a0" stroked="f"/>
+          <v:rect id="_x0000_i1105" style="width:0;height:1.5pt" o:hralign="center" o:hrstd="t" o:hr="t" fillcolor="#a0a0a0" stroked="f"/>
         </w:pict>
       </w:r>
     </w:p>
@@ -11005,7 +11005,7 @@
           <w14:ligatures w14:val="none"/>
         </w:rPr>
         <w:pict w14:anchorId="0A1CB0A1">
-          <v:rect id="_x0000_i1226" style="width:0;height:1.5pt" o:hralign="center" o:hrstd="t" o:hr="t" fillcolor="#a0a0a0" stroked="f"/>
+          <v:rect id="_x0000_i1106" style="width:0;height:1.5pt" o:hralign="center" o:hrstd="t" o:hr="t" fillcolor="#a0a0a0" stroked="f"/>
         </w:pict>
       </w:r>
     </w:p>
@@ -11117,7 +11117,7 @@
           <w14:ligatures w14:val="none"/>
         </w:rPr>
         <w:pict w14:anchorId="09B0C82A">
-          <v:rect id="_x0000_i1227" style="width:0;height:1.5pt" o:hralign="center" o:hrstd="t" o:hr="t" fillcolor="#a0a0a0" stroked="f"/>
+          <v:rect id="_x0000_i1107" style="width:0;height:1.5pt" o:hralign="center" o:hrstd="t" o:hr="t" fillcolor="#a0a0a0" stroked="f"/>
         </w:pict>
       </w:r>
     </w:p>
@@ -11197,7 +11197,7 @@
           <w14:ligatures w14:val="none"/>
         </w:rPr>
         <w:pict w14:anchorId="5DFBA529">
-          <v:rect id="_x0000_i1228" style="width:0;height:1.5pt" o:hralign="center" o:hrstd="t" o:hr="t" fillcolor="#a0a0a0" stroked="f"/>
+          <v:rect id="_x0000_i1108" style="width:0;height:1.5pt" o:hralign="center" o:hrstd="t" o:hr="t" fillcolor="#a0a0a0" stroked="f"/>
         </w:pict>
       </w:r>
     </w:p>
@@ -11278,7 +11278,7 @@
           <w14:ligatures w14:val="none"/>
         </w:rPr>
         <w:pict w14:anchorId="19FBEEB0">
-          <v:rect id="_x0000_i1229" style="width:0;height:1.5pt" o:hralign="center" o:hrstd="t" o:hr="t" fillcolor="#a0a0a0" stroked="f"/>
+          <v:rect id="_x0000_i1109" style="width:0;height:1.5pt" o:hralign="center" o:hrstd="t" o:hr="t" fillcolor="#a0a0a0" stroked="f"/>
         </w:pict>
       </w:r>
     </w:p>
@@ -11390,7 +11390,7 @@
           <w14:ligatures w14:val="none"/>
         </w:rPr>
         <w:pict w14:anchorId="710092C7">
-          <v:rect id="_x0000_i1230" style="width:0;height:1.5pt" o:hralign="center" o:hrstd="t" o:hr="t" fillcolor="#a0a0a0" stroked="f"/>
+          <v:rect id="_x0000_i1110" style="width:0;height:1.5pt" o:hralign="center" o:hrstd="t" o:hr="t" fillcolor="#a0a0a0" stroked="f"/>
         </w:pict>
       </w:r>
     </w:p>
@@ -11470,7 +11470,7 @@
           <w14:ligatures w14:val="none"/>
         </w:rPr>
         <w:pict w14:anchorId="3E0BC904">
-          <v:rect id="_x0000_i1231" style="width:0;height:1.5pt" o:hralign="center" o:hrstd="t" o:hr="t" fillcolor="#a0a0a0" stroked="f"/>
+          <v:rect id="_x0000_i1111" style="width:0;height:1.5pt" o:hralign="center" o:hrstd="t" o:hr="t" fillcolor="#a0a0a0" stroked="f"/>
         </w:pict>
       </w:r>
     </w:p>
@@ -11678,7 +11678,7 @@
           <w14:ligatures w14:val="none"/>
         </w:rPr>
         <w:pict w14:anchorId="652B6782">
-          <v:rect id="_x0000_i1232" style="width:0;height:1.5pt" o:hralign="center" o:hrstd="t" o:hr="t" fillcolor="#a0a0a0" stroked="f"/>
+          <v:rect id="_x0000_i1112" style="width:0;height:1.5pt" o:hralign="center" o:hrstd="t" o:hr="t" fillcolor="#a0a0a0" stroked="f"/>
         </w:pict>
       </w:r>
     </w:p>
@@ -11813,7 +11813,7 @@
           <w14:ligatures w14:val="none"/>
         </w:rPr>
         <w:pict w14:anchorId="4D2EC3E3">
-          <v:rect id="_x0000_i1233" style="width:0;height:1.5pt" o:hralign="center" o:hrstd="t" o:hr="t" fillcolor="#a0a0a0" stroked="f"/>
+          <v:rect id="_x0000_i1113" style="width:0;height:1.5pt" o:hralign="center" o:hrstd="t" o:hr="t" fillcolor="#a0a0a0" stroked="f"/>
         </w:pict>
       </w:r>
     </w:p>
@@ -11911,7 +11911,7 @@
           <w14:ligatures w14:val="none"/>
         </w:rPr>
         <w:pict w14:anchorId="161DB741">
-          <v:rect id="_x0000_i1234" style="width:0;height:1.5pt" o:hralign="center" o:hrstd="t" o:hr="t" fillcolor="#a0a0a0" stroked="f"/>
+          <v:rect id="_x0000_i1114" style="width:0;height:1.5pt" o:hralign="center" o:hrstd="t" o:hr="t" fillcolor="#a0a0a0" stroked="f"/>
         </w:pict>
       </w:r>
     </w:p>
@@ -12053,7 +12053,7 @@
           <w14:ligatures w14:val="none"/>
         </w:rPr>
         <w:pict w14:anchorId="0D0BFFA6">
-          <v:rect id="_x0000_i1235" style="width:0;height:1.5pt" o:hralign="center" o:hrstd="t" o:hr="t" fillcolor="#a0a0a0" stroked="f"/>
+          <v:rect id="_x0000_i1115" style="width:0;height:1.5pt" o:hralign="center" o:hrstd="t" o:hr="t" fillcolor="#a0a0a0" stroked="f"/>
         </w:pict>
       </w:r>
     </w:p>
@@ -12179,7 +12179,7 @@
           <w14:ligatures w14:val="none"/>
         </w:rPr>
         <w:pict w14:anchorId="205B3E47">
-          <v:rect id="_x0000_i1236" style="width:0;height:1.5pt" o:hralign="center" o:hrstd="t" o:hr="t" fillcolor="#a0a0a0" stroked="f"/>
+          <v:rect id="_x0000_i1116" style="width:0;height:1.5pt" o:hralign="center" o:hrstd="t" o:hr="t" fillcolor="#a0a0a0" stroked="f"/>
         </w:pict>
       </w:r>
     </w:p>
@@ -12313,7 +12313,7 @@
           <w14:ligatures w14:val="none"/>
         </w:rPr>
         <w:pict w14:anchorId="6770DB65">
-          <v:rect id="_x0000_i1237" style="width:0;height:1.5pt" o:hralign="center" o:hrstd="t" o:hr="t" fillcolor="#a0a0a0" stroked="f"/>
+          <v:rect id="_x0000_i1117" style="width:0;height:1.5pt" o:hralign="center" o:hrstd="t" o:hr="t" fillcolor="#a0a0a0" stroked="f"/>
         </w:pict>
       </w:r>
     </w:p>
@@ -12394,7 +12394,7 @@
           <w14:ligatures w14:val="none"/>
         </w:rPr>
         <w:pict w14:anchorId="6F9D94F8">
-          <v:rect id="_x0000_i1238" style="width:0;height:1.5pt" o:hralign="center" o:hrstd="t" o:hr="t" fillcolor="#a0a0a0" stroked="f"/>
+          <v:rect id="_x0000_i1118" style="width:0;height:1.5pt" o:hralign="center" o:hrstd="t" o:hr="t" fillcolor="#a0a0a0" stroked="f"/>
         </w:pict>
       </w:r>
     </w:p>
@@ -12808,7 +12808,7 @@
           <w14:ligatures w14:val="none"/>
         </w:rPr>
         <w:pict w14:anchorId="0B68E1C9">
-          <v:rect id="_x0000_i1239" style="width:0;height:1.5pt" o:hralign="center" o:hrstd="t" o:hr="t" fillcolor="#a0a0a0" stroked="f"/>
+          <v:rect id="_x0000_i1119" style="width:0;height:1.5pt" o:hralign="center" o:hrstd="t" o:hr="t" fillcolor="#a0a0a0" stroked="f"/>
         </w:pict>
       </w:r>
     </w:p>
@@ -12888,7 +12888,7 @@
           <w14:ligatures w14:val="none"/>
         </w:rPr>
         <w:pict w14:anchorId="51AAA0E1">
-          <v:rect id="_x0000_i1240" style="width:0;height:1.5pt" o:hralign="center" o:hrstd="t" o:hr="t" fillcolor="#a0a0a0" stroked="f"/>
+          <v:rect id="_x0000_i1120" style="width:0;height:1.5pt" o:hralign="center" o:hrstd="t" o:hr="t" fillcolor="#a0a0a0" stroked="f"/>
         </w:pict>
       </w:r>
     </w:p>
@@ -12969,7 +12969,7 @@
           <w14:ligatures w14:val="none"/>
         </w:rPr>
         <w:pict w14:anchorId="19EAAECF">
-          <v:rect id="_x0000_i1241" style="width:0;height:1.5pt" o:hralign="center" o:hrstd="t" o:hr="t" fillcolor="#a0a0a0" stroked="f"/>
+          <v:rect id="_x0000_i1121" style="width:0;height:1.5pt" o:hralign="center" o:hrstd="t" o:hr="t" fillcolor="#a0a0a0" stroked="f"/>
         </w:pict>
       </w:r>
     </w:p>
@@ -13251,7 +13251,7 @@
           <w14:ligatures w14:val="none"/>
         </w:rPr>
         <w:pict w14:anchorId="4AA0CC2F">
-          <v:rect id="_x0000_i1336" style="width:0;height:1.5pt" o:hralign="center" o:hrstd="t" o:hr="t" fillcolor="#a0a0a0" stroked="f"/>
+          <v:rect id="_x0000_i1122" style="width:0;height:1.5pt" o:hralign="center" o:hrstd="t" o:hr="t" fillcolor="#a0a0a0" stroked="f"/>
         </w:pict>
       </w:r>
     </w:p>
@@ -13287,7 +13287,7 @@
     <w:p>
       <w:r>
         <w:pict w14:anchorId="061C272F">
-          <v:rect id="_x0000_i1318" style="width:0;height:1.5pt" o:hralign="center" o:hrstd="t" o:hr="t" fillcolor="#a0a0a0" stroked="f"/>
+          <v:rect id="_x0000_i1123" style="width:0;height:1.5pt" o:hralign="center" o:hrstd="t" o:hr="t" fillcolor="#a0a0a0" stroked="f"/>
         </w:pict>
       </w:r>
     </w:p>
@@ -13370,7 +13370,7 @@
     <w:p>
       <w:r>
         <w:pict w14:anchorId="0117F4B8">
-          <v:rect id="_x0000_i1319" style="width:0;height:1.5pt" o:hralign="center" o:hrstd="t" o:hr="t" fillcolor="#a0a0a0" stroked="f"/>
+          <v:rect id="_x0000_i1124" style="width:0;height:1.5pt" o:hralign="center" o:hrstd="t" o:hr="t" fillcolor="#a0a0a0" stroked="f"/>
         </w:pict>
       </w:r>
     </w:p>
@@ -13407,7 +13407,7 @@
     <w:p>
       <w:r>
         <w:pict w14:anchorId="0F13E4A1">
-          <v:rect id="_x0000_i1320" style="width:0;height:1.5pt" o:hralign="center" o:hrstd="t" o:hr="t" fillcolor="#a0a0a0" stroked="f"/>
+          <v:rect id="_x0000_i1125" style="width:0;height:1.5pt" o:hralign="center" o:hrstd="t" o:hr="t" fillcolor="#a0a0a0" stroked="f"/>
         </w:pict>
       </w:r>
     </w:p>
@@ -13481,7 +13481,7 @@
     <w:p>
       <w:r>
         <w:pict w14:anchorId="0936A74B">
-          <v:rect id="_x0000_i1321" style="width:0;height:1.5pt" o:hralign="center" o:hrstd="t" o:hr="t" fillcolor="#a0a0a0" stroked="f"/>
+          <v:rect id="_x0000_i1126" style="width:0;height:1.5pt" o:hralign="center" o:hrstd="t" o:hr="t" fillcolor="#a0a0a0" stroked="f"/>
         </w:pict>
       </w:r>
     </w:p>
@@ -13533,7 +13533,7 @@
     <w:p>
       <w:r>
         <w:pict w14:anchorId="10BCAD12">
-          <v:rect id="_x0000_i1322" style="width:0;height:1.5pt" o:hralign="center" o:hrstd="t" o:hr="t" fillcolor="#a0a0a0" stroked="f"/>
+          <v:rect id="_x0000_i1127" style="width:0;height:1.5pt" o:hralign="center" o:hrstd="t" o:hr="t" fillcolor="#a0a0a0" stroked="f"/>
         </w:pict>
       </w:r>
     </w:p>
@@ -13590,7 +13590,7 @@
     <w:p>
       <w:r>
         <w:pict w14:anchorId="31484BF1">
-          <v:rect id="_x0000_i1323" style="width:0;height:1.5pt" o:hralign="center" o:hrstd="t" o:hr="t" fillcolor="#a0a0a0" stroked="f"/>
+          <v:rect id="_x0000_i1128" style="width:0;height:1.5pt" o:hralign="center" o:hrstd="t" o:hr="t" fillcolor="#a0a0a0" stroked="f"/>
         </w:pict>
       </w:r>
     </w:p>
@@ -13648,7 +13648,7 @@
       <w:r>
         <w:lastRenderedPageBreak/>
         <w:pict w14:anchorId="3D9627D1">
-          <v:rect id="_x0000_i1324" style="width:0;height:1.5pt" o:hralign="center" o:hrstd="t" o:hr="t" fillcolor="#a0a0a0" stroked="f"/>
+          <v:rect id="_x0000_i1129" style="width:0;height:1.5pt" o:hralign="center" o:hrstd="t" o:hr="t" fillcolor="#a0a0a0" stroked="f"/>
         </w:pict>
       </w:r>
     </w:p>
@@ -13713,7 +13713,7 @@
     <w:p>
       <w:r>
         <w:pict w14:anchorId="44825527">
-          <v:rect id="_x0000_i1325" style="width:0;height:1.5pt" o:hralign="center" o:hrstd="t" o:hr="t" fillcolor="#a0a0a0" stroked="f"/>
+          <v:rect id="_x0000_i1130" style="width:0;height:1.5pt" o:hralign="center" o:hrstd="t" o:hr="t" fillcolor="#a0a0a0" stroked="f"/>
         </w:pict>
       </w:r>
     </w:p>
@@ -13775,7 +13775,7 @@
     <w:p>
       <w:r>
         <w:pict w14:anchorId="5709A19E">
-          <v:rect id="_x0000_i1326" style="width:0;height:1.5pt" o:hralign="center" o:hrstd="t" o:hr="t" fillcolor="#a0a0a0" stroked="f"/>
+          <v:rect id="_x0000_i1131" style="width:0;height:1.5pt" o:hralign="center" o:hrstd="t" o:hr="t" fillcolor="#a0a0a0" stroked="f"/>
         </w:pict>
       </w:r>
     </w:p>
@@ -14015,7 +14015,7 @@
     <w:p>
       <w:r>
         <w:pict w14:anchorId="4BDC941B">
-          <v:rect id="_x0000_i1337" style="width:0;height:1.5pt" o:hralign="center" o:hrstd="t" o:hr="t" fillcolor="#a0a0a0" stroked="f"/>
+          <v:rect id="_x0000_i1132" style="width:0;height:1.5pt" o:hralign="center" o:hrstd="t" o:hr="t" fillcolor="#a0a0a0" stroked="f"/>
         </w:pict>
       </w:r>
     </w:p>
@@ -14060,7 +14060,7 @@
     <w:p>
       <w:r>
         <w:pict w14:anchorId="6C00AB8A">
-          <v:rect id="_x0000_i1416" style="width:0;height:1.5pt" o:hralign="center" o:hrstd="t" o:hr="t" fillcolor="#a0a0a0" stroked="f"/>
+          <v:rect id="_x0000_i1133" style="width:0;height:1.5pt" o:hralign="center" o:hrstd="t" o:hr="t" fillcolor="#a0a0a0" stroked="f"/>
         </w:pict>
       </w:r>
     </w:p>
@@ -14096,7 +14096,7 @@
     <w:p>
       <w:r>
         <w:pict w14:anchorId="70C1CDEF">
-          <v:rect id="_x0000_i1417" style="width:0;height:1.5pt" o:hralign="center" o:hrstd="t" o:hr="t" fillcolor="#a0a0a0" stroked="f"/>
+          <v:rect id="_x0000_i1134" style="width:0;height:1.5pt" o:hralign="center" o:hrstd="t" o:hr="t" fillcolor="#a0a0a0" stroked="f"/>
         </w:pict>
       </w:r>
     </w:p>
@@ -14140,7 +14140,7 @@
     <w:p>
       <w:r>
         <w:pict w14:anchorId="56062CF4">
-          <v:rect id="_x0000_i1418" style="width:0;height:1.5pt" o:hralign="center" o:hrstd="t" o:hr="t" fillcolor="#a0a0a0" stroked="f"/>
+          <v:rect id="_x0000_i1135" style="width:0;height:1.5pt" o:hralign="center" o:hrstd="t" o:hr="t" fillcolor="#a0a0a0" stroked="f"/>
         </w:pict>
       </w:r>
     </w:p>
@@ -14205,7 +14205,7 @@
     <w:p>
       <w:r>
         <w:pict w14:anchorId="45F77278">
-          <v:rect id="_x0000_i1419" style="width:0;height:1.5pt" o:hralign="center" o:hrstd="t" o:hr="t" fillcolor="#a0a0a0" stroked="f"/>
+          <v:rect id="_x0000_i1136" style="width:0;height:1.5pt" o:hralign="center" o:hrstd="t" o:hr="t" fillcolor="#a0a0a0" stroked="f"/>
         </w:pict>
       </w:r>
     </w:p>
@@ -14241,7 +14241,7 @@
     <w:p>
       <w:r>
         <w:pict w14:anchorId="40EF39AA">
-          <v:rect id="_x0000_i1420" style="width:0;height:1.5pt" o:hralign="center" o:hrstd="t" o:hr="t" fillcolor="#a0a0a0" stroked="f"/>
+          <v:rect id="_x0000_i1137" style="width:0;height:1.5pt" o:hralign="center" o:hrstd="t" o:hr="t" fillcolor="#a0a0a0" stroked="f"/>
         </w:pict>
       </w:r>
     </w:p>
@@ -14288,7 +14288,7 @@
     <w:p>
       <w:r>
         <w:pict w14:anchorId="348400F5">
-          <v:rect id="_x0000_i1421" style="width:0;height:1.5pt" o:hralign="center" o:hrstd="t" o:hr="t" fillcolor="#a0a0a0" stroked="f"/>
+          <v:rect id="_x0000_i1138" style="width:0;height:1.5pt" o:hralign="center" o:hrstd="t" o:hr="t" fillcolor="#a0a0a0" stroked="f"/>
         </w:pict>
       </w:r>
     </w:p>
@@ -14350,7 +14350,7 @@
     <w:p>
       <w:r>
         <w:pict w14:anchorId="47257472">
-          <v:rect id="_x0000_i1422" style="width:0;height:1.5pt" o:hralign="center" o:hrstd="t" o:hr="t" fillcolor="#a0a0a0" stroked="f"/>
+          <v:rect id="_x0000_i1139" style="width:0;height:1.5pt" o:hralign="center" o:hrstd="t" o:hr="t" fillcolor="#a0a0a0" stroked="f"/>
         </w:pict>
       </w:r>
     </w:p>
@@ -14412,7 +14412,7 @@
     <w:p>
       <w:r>
         <w:pict w14:anchorId="02F11129">
-          <v:rect id="_x0000_i1423" style="width:0;height:1.5pt" o:hralign="center" o:hrstd="t" o:hr="t" fillcolor="#a0a0a0" stroked="f"/>
+          <v:rect id="_x0000_i1140" style="width:0;height:1.5pt" o:hralign="center" o:hrstd="t" o:hr="t" fillcolor="#a0a0a0" stroked="f"/>
         </w:pict>
       </w:r>
     </w:p>
@@ -14474,7 +14474,7 @@
     <w:p>
       <w:r>
         <w:pict w14:anchorId="752BF9E7">
-          <v:rect id="_x0000_i1424" style="width:0;height:1.5pt" o:hralign="center" o:hrstd="t" o:hr="t" fillcolor="#a0a0a0" stroked="f"/>
+          <v:rect id="_x0000_i1141" style="width:0;height:1.5pt" o:hralign="center" o:hrstd="t" o:hr="t" fillcolor="#a0a0a0" stroked="f"/>
         </w:pict>
       </w:r>
     </w:p>
@@ -14574,7 +14574,7 @@
     <w:p>
       <w:r>
         <w:pict w14:anchorId="331F12F9">
-          <v:rect id="_x0000_i1425" style="width:0;height:1.5pt" o:hralign="center" o:hrstd="t" o:hr="t" fillcolor="#a0a0a0" stroked="f"/>
+          <v:rect id="_x0000_i1142" style="width:0;height:1.5pt" o:hralign="center" o:hrstd="t" o:hr="t" fillcolor="#a0a0a0" stroked="f"/>
         </w:pict>
       </w:r>
     </w:p>
@@ -14634,7 +14634,7 @@
     <w:p>
       <w:r>
         <w:pict w14:anchorId="4A27B532">
-          <v:rect id="_x0000_i1426" style="width:0;height:1.5pt" o:hralign="center" o:hrstd="t" o:hr="t" fillcolor="#a0a0a0" stroked="f"/>
+          <v:rect id="_x0000_i1143" style="width:0;height:1.5pt" o:hralign="center" o:hrstd="t" o:hr="t" fillcolor="#a0a0a0" stroked="f"/>
         </w:pict>
       </w:r>
     </w:p>
@@ -14677,7 +14677,7 @@
     <w:p>
       <w:r>
         <w:pict w14:anchorId="705F17BA">
-          <v:rect id="_x0000_i1427" style="width:0;height:1.5pt" o:hralign="center" o:hrstd="t" o:hr="t" fillcolor="#a0a0a0" stroked="f"/>
+          <v:rect id="_x0000_i1144" style="width:0;height:1.5pt" o:hralign="center" o:hrstd="t" o:hr="t" fillcolor="#a0a0a0" stroked="f"/>
         </w:pict>
       </w:r>
     </w:p>
@@ -14713,7 +14713,7 @@
     <w:p>
       <w:r>
         <w:pict w14:anchorId="0B1E2F3D">
-          <v:rect id="_x0000_i1428" style="width:0;height:1.5pt" o:hralign="center" o:hrstd="t" o:hr="t" fillcolor="#a0a0a0" stroked="f"/>
+          <v:rect id="_x0000_i1145" style="width:0;height:1.5pt" o:hralign="center" o:hrstd="t" o:hr="t" fillcolor="#a0a0a0" stroked="f"/>
         </w:pict>
       </w:r>
     </w:p>
@@ -14859,6 +14859,1664 @@
     <w:p>
       <w:r>
         <w:t>These APIs require the user to be logged in before accessing them.</w:t>
+      </w:r>
+    </w:p>
+    <w:p/>
+    <w:p>
+      <w:pPr>
+        <w:rPr>
+          <w:b/>
+          <w:bCs/>
+        </w:rPr>
+      </w:pPr>
+      <w:r>
+        <w:rPr>
+          <w:rFonts w:ascii="Segoe UI Emoji" w:hAnsi="Segoe UI Emoji" w:cs="Segoe UI Emoji"/>
+          <w:b/>
+          <w:bCs/>
+        </w:rPr>
+        <w:lastRenderedPageBreak/>
+        <w:t>🛒</w:t>
+      </w:r>
+      <w:r>
+        <w:rPr>
+          <w:b/>
+          <w:bCs/>
+        </w:rPr>
+        <w:t xml:space="preserve"> Cart Module</w:t>
+      </w:r>
+    </w:p>
+    <w:p>
+      <w:pPr>
+        <w:rPr>
+          <w:b/>
+          <w:bCs/>
+        </w:rPr>
+      </w:pPr>
+      <w:r>
+        <w:rPr>
+          <w:b/>
+          <w:bCs/>
+        </w:rPr>
+        <w:t>Q125. Why did we create a separate Cart model?</w:t>
+      </w:r>
+    </w:p>
+    <w:p>
+      <w:r>
+        <w:rPr>
+          <w:b/>
+          <w:bCs/>
+        </w:rPr>
+        <w:t>Answer:</w:t>
+      </w:r>
+      <w:r>
+        <w:br/>
+        <w:t>A separate Cart model stores each user's selected food items independently. This keeps cart data organized and prevents mixing it with User or Food data.</w:t>
+      </w:r>
+    </w:p>
+    <w:p>
+      <w:r>
+        <w:pict w14:anchorId="02338C15">
+          <v:rect id="_x0000_i1248" style="width:0;height:1.5pt" o:hralign="center" o:hrstd="t" o:hr="t" fillcolor="#a0a0a0" stroked="f"/>
+        </w:pict>
+      </w:r>
+    </w:p>
+    <w:p>
+      <w:pPr>
+        <w:rPr>
+          <w:b/>
+          <w:bCs/>
+        </w:rPr>
+      </w:pPr>
+      <w:r>
+        <w:rPr>
+          <w:b/>
+          <w:bCs/>
+        </w:rPr>
+        <w:t>Q126. Why does the Cart model store a reference to the User?</w:t>
+      </w:r>
+    </w:p>
+    <w:p>
+      <w:r>
+        <w:rPr>
+          <w:b/>
+          <w:bCs/>
+        </w:rPr>
+        <w:t>Answer:</w:t>
+      </w:r>
+      <w:r>
+        <w:br/>
+        <w:t>Each cart belongs to one logged-in user. The user field links the cart to its owner, allowing us to fetch the correct cart using req.user.id.</w:t>
+      </w:r>
+    </w:p>
+    <w:p>
+      <w:r>
+        <w:pict w14:anchorId="0E91C4D8">
+          <v:rect id="_x0000_i1249" style="width:0;height:1.5pt" o:hralign="center" o:hrstd="t" o:hr="t" fillcolor="#a0a0a0" stroked="f"/>
+        </w:pict>
+      </w:r>
+    </w:p>
+    <w:p>
+      <w:pPr>
+        <w:rPr>
+          <w:b/>
+          <w:bCs/>
+        </w:rPr>
+      </w:pPr>
+      <w:r>
+        <w:rPr>
+          <w:b/>
+          <w:bCs/>
+        </w:rPr>
+        <w:t xml:space="preserve">Q127. Why do we store Food as an </w:t>
+      </w:r>
+      <w:proofErr w:type="spellStart"/>
+      <w:r>
+        <w:rPr>
+          <w:b/>
+          <w:bCs/>
+        </w:rPr>
+        <w:t>ObjectId</w:t>
+      </w:r>
+      <w:proofErr w:type="spellEnd"/>
+      <w:r>
+        <w:rPr>
+          <w:b/>
+          <w:bCs/>
+        </w:rPr>
+        <w:t xml:space="preserve"> instead of storing the complete food details?</w:t>
+      </w:r>
+    </w:p>
+    <w:p>
+      <w:r>
+        <w:rPr>
+          <w:b/>
+          <w:bCs/>
+        </w:rPr>
+        <w:t>Answer:</w:t>
+      </w:r>
+      <w:r>
+        <w:br/>
+        <w:t xml:space="preserve">Using an </w:t>
+      </w:r>
+      <w:proofErr w:type="spellStart"/>
+      <w:r>
+        <w:t>ObjectId</w:t>
+      </w:r>
+      <w:proofErr w:type="spellEnd"/>
+      <w:r>
+        <w:t xml:space="preserve"> avoids duplicate data. Food details are stored only once in the Food collection and can be retrieved later using </w:t>
+      </w:r>
+      <w:proofErr w:type="gramStart"/>
+      <w:r>
+        <w:t>populate(</w:t>
+      </w:r>
+      <w:proofErr w:type="gramEnd"/>
+      <w:r>
+        <w:t>).</w:t>
+      </w:r>
+    </w:p>
+    <w:p>
+      <w:r>
+        <w:pict w14:anchorId="09394354">
+          <v:rect id="_x0000_i1250" style="width:0;height:1.5pt" o:hralign="center" o:hrstd="t" o:hr="t" fillcolor="#a0a0a0" stroked="f"/>
+        </w:pict>
+      </w:r>
+    </w:p>
+    <w:p>
+      <w:pPr>
+        <w:rPr>
+          <w:b/>
+          <w:bCs/>
+        </w:rPr>
+      </w:pPr>
+      <w:r>
+        <w:rPr>
+          <w:b/>
+          <w:bCs/>
+        </w:rPr>
+        <w:t>Q128. Why do we use populate("</w:t>
+      </w:r>
+      <w:proofErr w:type="spellStart"/>
+      <w:proofErr w:type="gramStart"/>
+      <w:r>
+        <w:rPr>
+          <w:b/>
+          <w:bCs/>
+        </w:rPr>
+        <w:t>items.food</w:t>
+      </w:r>
+      <w:proofErr w:type="spellEnd"/>
+      <w:proofErr w:type="gramEnd"/>
+      <w:r>
+        <w:rPr>
+          <w:b/>
+          <w:bCs/>
+        </w:rPr>
+        <w:t>") while fetching the cart?</w:t>
+      </w:r>
+    </w:p>
+    <w:p>
+      <w:r>
+        <w:rPr>
+          <w:b/>
+          <w:bCs/>
+        </w:rPr>
+        <w:t>Answer:</w:t>
+      </w:r>
+      <w:r>
+        <w:br/>
+      </w:r>
+      <w:proofErr w:type="gramStart"/>
+      <w:r>
+        <w:t>populate(</w:t>
+      </w:r>
+      <w:proofErr w:type="gramEnd"/>
+      <w:r>
+        <w:t xml:space="preserve">) replaces the Food </w:t>
+      </w:r>
+      <w:proofErr w:type="spellStart"/>
+      <w:r>
+        <w:t>ObjectId</w:t>
+      </w:r>
+      <w:proofErr w:type="spellEnd"/>
+      <w:r>
+        <w:t xml:space="preserve"> with the complete Food document, allowing the frontend to display the food name, price, image, and description.</w:t>
+      </w:r>
+    </w:p>
+    <w:p>
+      <w:r>
+        <w:pict w14:anchorId="74D8A21D">
+          <v:rect id="_x0000_i1251" style="width:0;height:1.5pt" o:hralign="center" o:hrstd="t" o:hr="t" fillcolor="#a0a0a0" stroked="f"/>
+        </w:pict>
+      </w:r>
+    </w:p>
+    <w:p>
+      <w:pPr>
+        <w:rPr>
+          <w:b/>
+          <w:bCs/>
+        </w:rPr>
+      </w:pPr>
+      <w:r>
+        <w:rPr>
+          <w:b/>
+          <w:bCs/>
+        </w:rPr>
+        <w:t>Q129. Why do we use req.user.id instead of sending the user ID from the frontend?</w:t>
+      </w:r>
+    </w:p>
+    <w:p>
+      <w:r>
+        <w:rPr>
+          <w:b/>
+          <w:bCs/>
+        </w:rPr>
+        <w:t>Answer:</w:t>
+      </w:r>
+      <w:r>
+        <w:br/>
+        <w:t>The authenticated user's ID is obtained from the verified JWT. This is more secure because the client cannot modify req.user.id.</w:t>
+      </w:r>
+    </w:p>
+    <w:p>
+      <w:r>
+        <w:pict w14:anchorId="35D02002">
+          <v:rect id="_x0000_i1252" style="width:0;height:1.5pt" o:hralign="center" o:hrstd="t" o:hr="t" fillcolor="#a0a0a0" stroked="f"/>
+        </w:pict>
+      </w:r>
+    </w:p>
+    <w:p>
+      <w:pPr>
+        <w:rPr>
+          <w:b/>
+          <w:bCs/>
+        </w:rPr>
+      </w:pPr>
+      <w:r>
+        <w:rPr>
+          <w:b/>
+          <w:bCs/>
+        </w:rPr>
+        <w:t>Q130. What happens when the user adds the same food again?</w:t>
+      </w:r>
+    </w:p>
+    <w:p>
+      <w:r>
+        <w:rPr>
+          <w:b/>
+          <w:bCs/>
+        </w:rPr>
+        <w:t>Answer:</w:t>
+      </w:r>
+      <w:r>
+        <w:br/>
+        <w:t>Instead of creating another cart item, the backend increases the quantity of the existing item.</w:t>
+      </w:r>
+    </w:p>
+    <w:p>
+      <w:r>
+        <w:lastRenderedPageBreak/>
+        <w:pict w14:anchorId="0C68AEBE">
+          <v:rect id="_x0000_i1253" style="width:0;height:1.5pt" o:hralign="center" o:hrstd="t" o:hr="t" fillcolor="#a0a0a0" stroked="f"/>
+        </w:pict>
+      </w:r>
+    </w:p>
+    <w:p>
+      <w:pPr>
+        <w:rPr>
+          <w:b/>
+          <w:bCs/>
+        </w:rPr>
+      </w:pPr>
+      <w:r>
+        <w:rPr>
+          <w:b/>
+          <w:bCs/>
+        </w:rPr>
+        <w:t>Q131. Why do we validate the quantity before adding or updating the cart?</w:t>
+      </w:r>
+    </w:p>
+    <w:p>
+      <w:r>
+        <w:rPr>
+          <w:b/>
+          <w:bCs/>
+        </w:rPr>
+        <w:t>Answer:</w:t>
+      </w:r>
+      <w:r>
+        <w:br/>
+        <w:t>To prevent invalid values like 0 or negative numbers from being stored in the database.</w:t>
+      </w:r>
+    </w:p>
+    <w:p>
+      <w:r>
+        <w:pict w14:anchorId="2704637A">
+          <v:rect id="_x0000_i1254" style="width:0;height:1.5pt" o:hralign="center" o:hrstd="t" o:hr="t" fillcolor="#a0a0a0" stroked="f"/>
+        </w:pict>
+      </w:r>
+    </w:p>
+    <w:p>
+      <w:pPr>
+        <w:rPr>
+          <w:b/>
+          <w:bCs/>
+        </w:rPr>
+      </w:pPr>
+      <w:r>
+        <w:rPr>
+          <w:b/>
+          <w:bCs/>
+        </w:rPr>
+        <w:t xml:space="preserve">Q132. Why do we validate the Food </w:t>
+      </w:r>
+      <w:proofErr w:type="spellStart"/>
+      <w:r>
+        <w:rPr>
+          <w:b/>
+          <w:bCs/>
+        </w:rPr>
+        <w:t>ObjectId</w:t>
+      </w:r>
+      <w:proofErr w:type="spellEnd"/>
+      <w:r>
+        <w:rPr>
+          <w:b/>
+          <w:bCs/>
+        </w:rPr>
+        <w:t>?</w:t>
+      </w:r>
+    </w:p>
+    <w:p>
+      <w:r>
+        <w:rPr>
+          <w:b/>
+          <w:bCs/>
+        </w:rPr>
+        <w:t>Answer:</w:t>
+      </w:r>
+      <w:r>
+        <w:br/>
+        <w:t xml:space="preserve">To prevent invalid MongoDB IDs from causing a </w:t>
+      </w:r>
+      <w:proofErr w:type="spellStart"/>
+      <w:r>
+        <w:t>CastError</w:t>
+      </w:r>
+      <w:proofErr w:type="spellEnd"/>
+      <w:r>
+        <w:t xml:space="preserve"> and return a proper 400 Bad Request.</w:t>
+      </w:r>
+    </w:p>
+    <w:p>
+      <w:r>
+        <w:pict w14:anchorId="6E68F87D">
+          <v:rect id="_x0000_i1255" style="width:0;height:1.5pt" o:hralign="center" o:hrstd="t" o:hr="t" fillcolor="#a0a0a0" stroked="f"/>
+        </w:pict>
+      </w:r>
+    </w:p>
+    <w:p>
+      <w:pPr>
+        <w:rPr>
+          <w:b/>
+          <w:bCs/>
+        </w:rPr>
+      </w:pPr>
+      <w:r>
+        <w:rPr>
+          <w:b/>
+          <w:bCs/>
+        </w:rPr>
+        <w:t>Q133. Why do we check whether the food exists before adding it to the cart?</w:t>
+      </w:r>
+    </w:p>
+    <w:p>
+      <w:r>
+        <w:rPr>
+          <w:b/>
+          <w:bCs/>
+        </w:rPr>
+        <w:t>Answer:</w:t>
+      </w:r>
+      <w:r>
+        <w:br/>
+        <w:t>This ensures only valid food items can be added and prevents storing invalid references.</w:t>
+      </w:r>
+    </w:p>
+    <w:p>
+      <w:r>
+        <w:pict w14:anchorId="4C11C3F4">
+          <v:rect id="_x0000_i1256" style="width:0;height:1.5pt" o:hralign="center" o:hrstd="t" o:hr="t" fillcolor="#a0a0a0" stroked="f"/>
+        </w:pict>
+      </w:r>
+    </w:p>
+    <w:p>
+      <w:pPr>
+        <w:rPr>
+          <w:b/>
+          <w:bCs/>
+        </w:rPr>
+      </w:pPr>
+      <w:r>
+        <w:rPr>
+          <w:b/>
+          <w:bCs/>
+        </w:rPr>
+        <w:t>Q134. Which HTTP methods did we use in the Cart module?</w:t>
+      </w:r>
+    </w:p>
+    <w:p>
+      <w:r>
+        <w:rPr>
+          <w:b/>
+          <w:bCs/>
+        </w:rPr>
+        <w:t>Answer:</w:t>
+      </w:r>
+    </w:p>
+    <w:p>
+      <w:pPr>
+        <w:numPr>
+          <w:ilvl w:val="0"/>
+          <w:numId w:val="18"/>
+        </w:numPr>
+      </w:pPr>
+      <w:r>
+        <w:rPr>
+          <w:b/>
+          <w:bCs/>
+        </w:rPr>
+        <w:t>POST</w:t>
+      </w:r>
+      <w:r>
+        <w:t xml:space="preserve"> → Add item </w:t>
+      </w:r>
+    </w:p>
+    <w:p>
+      <w:pPr>
+        <w:numPr>
+          <w:ilvl w:val="0"/>
+          <w:numId w:val="18"/>
+        </w:numPr>
+      </w:pPr>
+      <w:r>
+        <w:rPr>
+          <w:b/>
+          <w:bCs/>
+        </w:rPr>
+        <w:t>GET</w:t>
+      </w:r>
+      <w:r>
+        <w:t xml:space="preserve"> → Fetch cart </w:t>
+      </w:r>
+    </w:p>
+    <w:p>
+      <w:pPr>
+        <w:numPr>
+          <w:ilvl w:val="0"/>
+          <w:numId w:val="18"/>
+        </w:numPr>
+      </w:pPr>
+      <w:r>
+        <w:rPr>
+          <w:b/>
+          <w:bCs/>
+        </w:rPr>
+        <w:t>PUT</w:t>
+      </w:r>
+      <w:r>
+        <w:t xml:space="preserve"> → Update quantity </w:t>
+      </w:r>
+    </w:p>
+    <w:p>
+      <w:pPr>
+        <w:numPr>
+          <w:ilvl w:val="0"/>
+          <w:numId w:val="18"/>
+        </w:numPr>
+      </w:pPr>
+      <w:r>
+        <w:rPr>
+          <w:b/>
+          <w:bCs/>
+        </w:rPr>
+        <w:t>DELETE</w:t>
+      </w:r>
+      <w:r>
+        <w:t xml:space="preserve"> → Remove item / Clear cart </w:t>
+      </w:r>
+    </w:p>
+    <w:p>
+      <w:r>
+        <w:pict w14:anchorId="60973AE2">
+          <v:rect id="_x0000_i1257" style="width:0;height:1.5pt" o:hralign="center" o:hrstd="t" o:hr="t" fillcolor="#a0a0a0" stroked="f"/>
+        </w:pict>
+      </w:r>
+    </w:p>
+    <w:p>
+      <w:pPr>
+        <w:rPr>
+          <w:b/>
+          <w:bCs/>
+        </w:rPr>
+      </w:pPr>
+      <w:r>
+        <w:rPr>
+          <w:b/>
+          <w:bCs/>
+        </w:rPr>
+        <w:t>Q135. Why did we create separate APIs for Remove Item and Clear Cart?</w:t>
+      </w:r>
+    </w:p>
+    <w:p>
+      <w:r>
+        <w:rPr>
+          <w:b/>
+          <w:bCs/>
+        </w:rPr>
+        <w:t>Answer:</w:t>
+      </w:r>
+      <w:r>
+        <w:br/>
+        <w:t>Removing an item deletes only one food item, while Clear Cart removes all items. Keeping them separate follows REST API principles.</w:t>
+      </w:r>
+    </w:p>
+    <w:p>
+      <w:r>
+        <w:pict w14:anchorId="24BAE8BD">
+          <v:rect id="_x0000_i1258" style="width:0;height:1.5pt" o:hralign="center" o:hrstd="t" o:hr="t" fillcolor="#a0a0a0" stroked="f"/>
+        </w:pict>
+      </w:r>
+    </w:p>
+    <w:p>
+      <w:pPr>
+        <w:rPr>
+          <w:b/>
+          <w:bCs/>
+        </w:rPr>
+      </w:pPr>
+      <w:r>
+        <w:rPr>
+          <w:b/>
+          <w:bCs/>
+        </w:rPr>
+        <w:t xml:space="preserve">Q136. Why do we create </w:t>
+      </w:r>
+      <w:proofErr w:type="spellStart"/>
+      <w:proofErr w:type="gramStart"/>
+      <w:r>
+        <w:rPr>
+          <w:b/>
+          <w:bCs/>
+        </w:rPr>
+        <w:t>fetchCart</w:t>
+      </w:r>
+      <w:proofErr w:type="spellEnd"/>
+      <w:r>
+        <w:rPr>
+          <w:b/>
+          <w:bCs/>
+        </w:rPr>
+        <w:t>(</w:t>
+      </w:r>
+      <w:proofErr w:type="gramEnd"/>
+      <w:r>
+        <w:rPr>
+          <w:b/>
+          <w:bCs/>
+        </w:rPr>
+        <w:t>) in React?</w:t>
+      </w:r>
+    </w:p>
+    <w:p>
+      <w:r>
+        <w:rPr>
+          <w:b/>
+          <w:bCs/>
+        </w:rPr>
+        <w:lastRenderedPageBreak/>
+        <w:t>Answer:</w:t>
+      </w:r>
+      <w:r>
+        <w:br/>
+      </w:r>
+      <w:proofErr w:type="spellStart"/>
+      <w:proofErr w:type="gramStart"/>
+      <w:r>
+        <w:t>fetchCart</w:t>
+      </w:r>
+      <w:proofErr w:type="spellEnd"/>
+      <w:r>
+        <w:t>(</w:t>
+      </w:r>
+      <w:proofErr w:type="gramEnd"/>
+      <w:r>
+        <w:t>) is reusable. It is called when the page loads and after updating, removing, or clearing items to refresh the UI.</w:t>
+      </w:r>
+    </w:p>
+    <w:p>
+      <w:r>
+        <w:pict w14:anchorId="317F5F12">
+          <v:rect id="_x0000_i1259" style="width:0;height:1.5pt" o:hralign="center" o:hrstd="t" o:hr="t" fillcolor="#a0a0a0" stroked="f"/>
+        </w:pict>
+      </w:r>
+    </w:p>
+    <w:p>
+      <w:pPr>
+        <w:rPr>
+          <w:b/>
+          <w:bCs/>
+        </w:rPr>
+      </w:pPr>
+      <w:r>
+        <w:rPr>
+          <w:b/>
+          <w:bCs/>
+        </w:rPr>
+        <w:t xml:space="preserve">Q137. Why do we call </w:t>
+      </w:r>
+      <w:proofErr w:type="spellStart"/>
+      <w:proofErr w:type="gramStart"/>
+      <w:r>
+        <w:rPr>
+          <w:b/>
+          <w:bCs/>
+        </w:rPr>
+        <w:t>fetchCart</w:t>
+      </w:r>
+      <w:proofErr w:type="spellEnd"/>
+      <w:r>
+        <w:rPr>
+          <w:b/>
+          <w:bCs/>
+        </w:rPr>
+        <w:t>(</w:t>
+      </w:r>
+      <w:proofErr w:type="gramEnd"/>
+      <w:r>
+        <w:rPr>
+          <w:b/>
+          <w:bCs/>
+        </w:rPr>
+        <w:t>) after every cart operation?</w:t>
+      </w:r>
+    </w:p>
+    <w:p>
+      <w:r>
+        <w:rPr>
+          <w:b/>
+          <w:bCs/>
+        </w:rPr>
+        <w:t>Answer:</w:t>
+      </w:r>
+      <w:r>
+        <w:br/>
+        <w:t>It fetches the latest data from MongoDB so the frontend always stays synchronized with the backend.</w:t>
+      </w:r>
+    </w:p>
+    <w:p>
+      <w:r>
+        <w:pict w14:anchorId="7E6F0928">
+          <v:rect id="_x0000_i1260" style="width:0;height:1.5pt" o:hralign="center" o:hrstd="t" o:hr="t" fillcolor="#a0a0a0" stroked="f"/>
+        </w:pict>
+      </w:r>
+    </w:p>
+    <w:p>
+      <w:pPr>
+        <w:rPr>
+          <w:b/>
+          <w:bCs/>
+        </w:rPr>
+      </w:pPr>
+      <w:r>
+        <w:rPr>
+          <w:b/>
+          <w:bCs/>
+        </w:rPr>
+        <w:t>Q138. Why do we send the JWT in every Cart request?</w:t>
+      </w:r>
+    </w:p>
+    <w:p>
+      <w:r>
+        <w:rPr>
+          <w:b/>
+          <w:bCs/>
+        </w:rPr>
+        <w:t>Answer:</w:t>
+      </w:r>
+      <w:r>
+        <w:br/>
+        <w:t>The Cart APIs are protected. The JWT identifies the logged-in user so the backend knows which cart to access.</w:t>
+      </w:r>
+    </w:p>
+    <w:p>
+      <w:r>
+        <w:pict w14:anchorId="04BF38A6">
+          <v:rect id="_x0000_i1261" style="width:0;height:1.5pt" o:hralign="center" o:hrstd="t" o:hr="t" fillcolor="#a0a0a0" stroked="f"/>
+        </w:pict>
+      </w:r>
+    </w:p>
+    <w:p>
+      <w:pPr>
+        <w:rPr>
+          <w:b/>
+          <w:bCs/>
+        </w:rPr>
+      </w:pPr>
+      <w:r>
+        <w:rPr>
+          <w:b/>
+          <w:bCs/>
+        </w:rPr>
+        <w:t>Q139. How is the Grand Total calculated?</w:t>
+      </w:r>
+    </w:p>
+    <w:p>
+      <w:r>
+        <w:rPr>
+          <w:b/>
+          <w:bCs/>
+        </w:rPr>
+        <w:t>Answer:</w:t>
+      </w:r>
+      <w:r>
+        <w:br/>
+        <w:t xml:space="preserve">We use JavaScript's </w:t>
+      </w:r>
+      <w:proofErr w:type="gramStart"/>
+      <w:r>
+        <w:t>reduce(</w:t>
+      </w:r>
+      <w:proofErr w:type="gramEnd"/>
+      <w:r>
+        <w:t>) method to sum the subtotal of every cart item.</w:t>
+      </w:r>
+    </w:p>
+    <w:p>
+      <w:r>
+        <w:t>Example:</w:t>
+      </w:r>
+    </w:p>
+    <w:p>
+      <w:r>
+        <w:t xml:space="preserve">const total = </w:t>
+      </w:r>
+      <w:proofErr w:type="spellStart"/>
+      <w:proofErr w:type="gramStart"/>
+      <w:r>
+        <w:t>cart.reduce</w:t>
+      </w:r>
+      <w:proofErr w:type="spellEnd"/>
+      <w:proofErr w:type="gramEnd"/>
+      <w:r>
+        <w:t>(</w:t>
+      </w:r>
+    </w:p>
+    <w:p>
+      <w:r>
+        <w:t xml:space="preserve">  (sum, item) =&gt; sum + </w:t>
+      </w:r>
+      <w:proofErr w:type="spellStart"/>
+      <w:proofErr w:type="gramStart"/>
+      <w:r>
+        <w:t>item.food</w:t>
+      </w:r>
+      <w:proofErr w:type="gramEnd"/>
+      <w:r>
+        <w:t>.price</w:t>
+      </w:r>
+      <w:proofErr w:type="spellEnd"/>
+      <w:r>
+        <w:t xml:space="preserve"> * </w:t>
+      </w:r>
+      <w:proofErr w:type="spellStart"/>
+      <w:proofErr w:type="gramStart"/>
+      <w:r>
+        <w:t>item.quantity</w:t>
+      </w:r>
+      <w:proofErr w:type="spellEnd"/>
+      <w:proofErr w:type="gramEnd"/>
+      <w:r>
+        <w:t>,</w:t>
+      </w:r>
+    </w:p>
+    <w:p>
+      <w:r>
+        <w:t xml:space="preserve">  0</w:t>
+      </w:r>
+    </w:p>
+    <w:p>
+      <w:r>
+        <w:t>);</w:t>
+      </w:r>
+    </w:p>
+    <w:p>
+      <w:r>
+        <w:pict w14:anchorId="36ECE82F">
+          <v:rect id="_x0000_i1262" style="width:0;height:1.5pt" o:hralign="center" o:hrstd="t" o:hr="t" fillcolor="#a0a0a0" stroked="f"/>
+        </w:pict>
+      </w:r>
+    </w:p>
+    <w:p>
+      <w:pPr>
+        <w:rPr>
+          <w:b/>
+          <w:bCs/>
+        </w:rPr>
+      </w:pPr>
+      <w:r>
+        <w:rPr>
+          <w:b/>
+          <w:bCs/>
+        </w:rPr>
+        <w:t xml:space="preserve">Q140. What is the complete Cart workflow in </w:t>
+      </w:r>
+      <w:proofErr w:type="spellStart"/>
+      <w:r>
+        <w:rPr>
+          <w:b/>
+          <w:bCs/>
+        </w:rPr>
+        <w:t>FoodHub</w:t>
+      </w:r>
+      <w:proofErr w:type="spellEnd"/>
+      <w:r>
+        <w:rPr>
+          <w:b/>
+          <w:bCs/>
+        </w:rPr>
+        <w:t>?</w:t>
+      </w:r>
+    </w:p>
+    <w:p>
+      <w:r>
+        <w:rPr>
+          <w:b/>
+          <w:bCs/>
+        </w:rPr>
+        <w:t>Answer:</w:t>
+      </w:r>
+    </w:p>
+    <w:p>
+      <w:pPr>
+        <w:spacing w:after="0"/>
+      </w:pPr>
+      <w:r>
+        <w:t>User clicks Add to Cart</w:t>
+      </w:r>
+    </w:p>
+    <w:p>
+      <w:pPr>
+        <w:spacing w:after="0"/>
+      </w:pPr>
+      <w:r>
+        <w:t xml:space="preserve">        │</w:t>
+      </w:r>
+    </w:p>
+    <w:p>
+      <w:pPr>
+        <w:spacing w:after="0"/>
+      </w:pPr>
+      <w:r>
+        <w:t xml:space="preserve">        </w:t>
+      </w:r>
+      <w:r>
+        <w:rPr>
+          <w:rFonts w:ascii="Arial" w:hAnsi="Arial" w:cs="Arial"/>
+        </w:rPr>
+        <w:t>▼</w:t>
+      </w:r>
+    </w:p>
+    <w:p>
+      <w:pPr>
+        <w:spacing w:after="0"/>
+      </w:pPr>
+      <w:r>
+        <w:t>React sends POST request</w:t>
+      </w:r>
+    </w:p>
+    <w:p>
+      <w:pPr>
+        <w:spacing w:after="0"/>
+      </w:pPr>
+      <w:r>
+        <w:lastRenderedPageBreak/>
+        <w:t xml:space="preserve">        │</w:t>
+      </w:r>
+    </w:p>
+    <w:p>
+      <w:pPr>
+        <w:spacing w:after="0"/>
+      </w:pPr>
+      <w:r>
+        <w:t xml:space="preserve">        </w:t>
+      </w:r>
+      <w:r>
+        <w:rPr>
+          <w:rFonts w:ascii="Arial" w:hAnsi="Arial" w:cs="Arial"/>
+        </w:rPr>
+        <w:t>▼</w:t>
+      </w:r>
+    </w:p>
+    <w:p>
+      <w:pPr>
+        <w:spacing w:after="0"/>
+      </w:pPr>
+      <w:r>
+        <w:t>JWT Authentication</w:t>
+      </w:r>
+    </w:p>
+    <w:p>
+      <w:pPr>
+        <w:spacing w:after="0"/>
+      </w:pPr>
+      <w:r>
+        <w:t xml:space="preserve">        │</w:t>
+      </w:r>
+    </w:p>
+    <w:p>
+      <w:pPr>
+        <w:spacing w:after="0"/>
+      </w:pPr>
+      <w:r>
+        <w:t xml:space="preserve">        </w:t>
+      </w:r>
+      <w:r>
+        <w:rPr>
+          <w:rFonts w:ascii="Arial" w:hAnsi="Arial" w:cs="Arial"/>
+        </w:rPr>
+        <w:t>▼</w:t>
+      </w:r>
+    </w:p>
+    <w:p>
+      <w:pPr>
+        <w:spacing w:after="0"/>
+      </w:pPr>
+      <w:r>
+        <w:t>Cart Controller</w:t>
+      </w:r>
+    </w:p>
+    <w:p>
+      <w:pPr>
+        <w:spacing w:after="0"/>
+      </w:pPr>
+      <w:r>
+        <w:t xml:space="preserve">        │</w:t>
+      </w:r>
+    </w:p>
+    <w:p>
+      <w:pPr>
+        <w:spacing w:after="0"/>
+      </w:pPr>
+      <w:r>
+        <w:t xml:space="preserve">        </w:t>
+      </w:r>
+      <w:r>
+        <w:rPr>
+          <w:rFonts w:ascii="Arial" w:hAnsi="Arial" w:cs="Arial"/>
+        </w:rPr>
+        <w:t>▼</w:t>
+      </w:r>
+    </w:p>
+    <w:p>
+      <w:pPr>
+        <w:spacing w:after="0"/>
+      </w:pPr>
+      <w:r>
+        <w:t>MongoDB</w:t>
+      </w:r>
+    </w:p>
+    <w:p>
+      <w:pPr>
+        <w:spacing w:after="0"/>
+      </w:pPr>
+      <w:r>
+        <w:t xml:space="preserve">        │</w:t>
+      </w:r>
+    </w:p>
+    <w:p>
+      <w:pPr>
+        <w:spacing w:after="0"/>
+      </w:pPr>
+      <w:r>
+        <w:t xml:space="preserve">        </w:t>
+      </w:r>
+      <w:r>
+        <w:rPr>
+          <w:rFonts w:ascii="Arial" w:hAnsi="Arial" w:cs="Arial"/>
+        </w:rPr>
+        <w:t>▼</w:t>
+      </w:r>
+    </w:p>
+    <w:p>
+      <w:pPr>
+        <w:spacing w:after="0"/>
+      </w:pPr>
+      <w:r>
+        <w:t>Cart Page fetches updated data</w:t>
+      </w:r>
+    </w:p>
+    <w:p>
+      <w:pPr>
+        <w:spacing w:after="0"/>
+      </w:pPr>
+      <w:r>
+        <w:t xml:space="preserve">        │</w:t>
+      </w:r>
+    </w:p>
+    <w:p>
+      <w:pPr>
+        <w:spacing w:after="0"/>
+      </w:pPr>
+      <w:r>
+        <w:t xml:space="preserve">        </w:t>
+      </w:r>
+      <w:r>
+        <w:rPr>
+          <w:rFonts w:ascii="Arial" w:hAnsi="Arial" w:cs="Arial"/>
+        </w:rPr>
+        <w:t>▼</w:t>
+      </w:r>
+    </w:p>
+    <w:p>
+      <w:pPr>
+        <w:spacing w:after="0"/>
+      </w:pPr>
+      <w:r>
+        <w:t>User can Update / Remove / Clear Cart</w:t>
+      </w:r>
+    </w:p>
+    <w:p>
+      <w:pPr>
+        <w:spacing w:after="0"/>
+      </w:pPr>
+      <w:r>
+        <w:pict w14:anchorId="39942F89">
+          <v:rect id="_x0000_i1263" style="width:0;height:1.5pt" o:hralign="center" o:hrstd="t" o:hr="t" fillcolor="#a0a0a0" stroked="f"/>
+        </w:pict>
+      </w:r>
+    </w:p>
+    <w:p>
+      <w:pPr>
+        <w:rPr>
+          <w:b/>
+          <w:bCs/>
+        </w:rPr>
+      </w:pPr>
+      <w:r>
+        <w:rPr>
+          <w:b/>
+          <w:bCs/>
+        </w:rPr>
+        <w:t>Q141. How did we test the Auth Middleware in our project?</w:t>
+      </w:r>
+    </w:p>
+    <w:p>
+      <w:r>
+        <w:rPr>
+          <w:b/>
+          <w:bCs/>
+        </w:rPr>
+        <w:t>Answer:</w:t>
+      </w:r>
+      <w:r>
+        <w:br/>
+        <w:t>We tested it using both Postman and React.</w:t>
+      </w:r>
+    </w:p>
+    <w:p>
+      <w:pPr>
+        <w:numPr>
+          <w:ilvl w:val="0"/>
+          <w:numId w:val="19"/>
+        </w:numPr>
+      </w:pPr>
+      <w:r>
+        <w:t xml:space="preserve">Without JWT → 401 Unauthorized </w:t>
+      </w:r>
+    </w:p>
+    <w:p>
+      <w:pPr>
+        <w:numPr>
+          <w:ilvl w:val="0"/>
+          <w:numId w:val="19"/>
+        </w:numPr>
+      </w:pPr>
+      <w:r>
+        <w:t xml:space="preserve">Invalid JWT → 401 Unauthorized </w:t>
+      </w:r>
+    </w:p>
+    <w:p>
+      <w:pPr>
+        <w:numPr>
+          <w:ilvl w:val="0"/>
+          <w:numId w:val="19"/>
+        </w:numPr>
+      </w:pPr>
+      <w:r>
+        <w:t xml:space="preserve">Valid JWT → Access granted to all Cart APIs </w:t>
+      </w:r>
+    </w:p>
+    <w:p>
+      <w:r>
+        <w:t>This confirmed the middleware was working correctly.</w:t>
+      </w:r>
+    </w:p>
+    <w:p>
+      <w:r>
+        <w:pict w14:anchorId="04F07A28">
+          <v:rect id="_x0000_i1264" style="width:0;height:1.5pt" o:hralign="center" o:hrstd="t" o:hr="t" fillcolor="#a0a0a0" stroked="f"/>
+        </w:pict>
+      </w:r>
+    </w:p>
+    <w:p>
+      <w:pPr>
+        <w:rPr>
+          <w:b/>
+          <w:bCs/>
+        </w:rPr>
+      </w:pPr>
+      <w:r>
+        <w:rPr>
+          <w:b/>
+          <w:bCs/>
+        </w:rPr>
+        <w:t>Q142. Why is the Cart module implemented before Checkout?</w:t>
+      </w:r>
+    </w:p>
+    <w:p>
+      <w:r>
+        <w:rPr>
+          <w:b/>
+          <w:bCs/>
+        </w:rPr>
+        <w:t>Answer:</w:t>
+      </w:r>
+      <w:r>
+        <w:br/>
+        <w:t>Checkout depends on the selected cart items. Users must first manage their cart before selecting an address and placing an order.</w:t>
+      </w:r>
+    </w:p>
+    <w:p>
+      <w:r>
+        <w:pict w14:anchorId="682BEDBC">
+          <v:rect id="_x0000_i1291" style="width:0;height:1.5pt" o:hralign="center" o:hrstd="t" o:hr="t" fillcolor="#a0a0a0" stroked="f"/>
+        </w:pict>
+      </w:r>
+    </w:p>
+    <w:p>
+      <w:pPr>
+        <w:rPr>
+          <w:b/>
+          <w:bCs/>
+        </w:rPr>
+      </w:pPr>
+    </w:p>
+    <w:p>
+      <w:pPr>
+        <w:rPr>
+          <w:b/>
+          <w:bCs/>
+        </w:rPr>
+      </w:pPr>
+    </w:p>
+    <w:p>
+      <w:r>
+        <w:rPr>
+          <w:b/>
+          <w:bCs/>
+        </w:rPr>
+        <w:lastRenderedPageBreak/>
+        <w:t>Q143. Why did we create a separate Address collection instead of storing addresses inside the User document?</w:t>
+      </w:r>
+    </w:p>
+    <w:p>
+      <w:r>
+        <w:rPr>
+          <w:b/>
+          <w:bCs/>
+        </w:rPr>
+        <w:t>Answer:</w:t>
+      </w:r>
+    </w:p>
+    <w:p>
+      <w:r>
+        <w:t>A user can have multiple addresses. Creating a separate Address collection avoids embedding large amounts of data in the User document, simplifies CRUD operations, and follows a scalable one-to-many database design.</w:t>
+      </w:r>
+    </w:p>
+    <w:p>
+      <w:r>
+        <w:pict w14:anchorId="15F3D8D4">
+          <v:rect id="_x0000_i1292" style="width:0;height:1.5pt" o:hralign="center" o:hrstd="t" o:hr="t" fillcolor="#a0a0a0" stroked="f"/>
+        </w:pict>
+      </w:r>
+    </w:p>
+    <w:p>
+      <w:pPr>
+        <w:rPr>
+          <w:b/>
+          <w:bCs/>
+        </w:rPr>
+      </w:pPr>
+      <w:r>
+        <w:rPr>
+          <w:b/>
+          <w:bCs/>
+        </w:rPr>
+        <w:t>Q144. Why do we use req.user.id while creating an address?</w:t>
+      </w:r>
+    </w:p>
+    <w:p>
+      <w:r>
+        <w:rPr>
+          <w:b/>
+          <w:bCs/>
+        </w:rPr>
+        <w:t>Answer:</w:t>
+      </w:r>
+    </w:p>
+    <w:p>
+      <w:r>
+        <w:t xml:space="preserve">The authenticated user's ID is obtained from the verified JWT in </w:t>
+      </w:r>
+      <w:proofErr w:type="spellStart"/>
+      <w:r>
+        <w:t>authMiddleware</w:t>
+      </w:r>
+      <w:proofErr w:type="spellEnd"/>
+      <w:r>
+        <w:t>. This is more secure than accepting a user ID from the frontend because the client cannot impersonate another user.</w:t>
+      </w:r>
+    </w:p>
+    <w:p>
+      <w:r>
+        <w:pict w14:anchorId="6C2FC0BE">
+          <v:rect id="_x0000_i1293" style="width:0;height:1.5pt" o:hralign="center" o:hrstd="t" o:hr="t" fillcolor="#a0a0a0" stroked="f"/>
+        </w:pict>
+      </w:r>
+    </w:p>
+    <w:p>
+      <w:pPr>
+        <w:rPr>
+          <w:b/>
+          <w:bCs/>
+        </w:rPr>
+      </w:pPr>
+      <w:r>
+        <w:rPr>
+          <w:b/>
+          <w:bCs/>
+        </w:rPr>
+        <w:t xml:space="preserve">Q145. Why is the Address API protected using </w:t>
+      </w:r>
+      <w:proofErr w:type="spellStart"/>
+      <w:r>
+        <w:rPr>
+          <w:b/>
+          <w:bCs/>
+        </w:rPr>
+        <w:t>authMiddleware</w:t>
+      </w:r>
+      <w:proofErr w:type="spellEnd"/>
+      <w:r>
+        <w:rPr>
+          <w:b/>
+          <w:bCs/>
+        </w:rPr>
+        <w:t>?</w:t>
+      </w:r>
+    </w:p>
+    <w:p>
+      <w:r>
+        <w:rPr>
+          <w:b/>
+          <w:bCs/>
+        </w:rPr>
+        <w:t>Answer:</w:t>
+      </w:r>
+    </w:p>
+    <w:p>
+      <w:r>
+        <w:t xml:space="preserve">Addresses are user-specific data. Using </w:t>
+      </w:r>
+      <w:proofErr w:type="spellStart"/>
+      <w:r>
+        <w:t>authMiddleware</w:t>
+      </w:r>
+      <w:proofErr w:type="spellEnd"/>
+      <w:r>
+        <w:t xml:space="preserve"> ensures that only the logged-in user can create and manage their own addresses.</w:t>
+      </w:r>
+    </w:p>
+    <w:p>
+      <w:r>
+        <w:pict w14:anchorId="2D9EF7D5">
+          <v:rect id="_x0000_i1289" style="width:0;height:1.5pt" o:hralign="center" o:hrstd="t" o:hr="t" fillcolor="#a0a0a0" stroked="f"/>
+        </w:pict>
+      </w:r>
+    </w:p>
+    <w:p>
+      <w:pPr>
+        <w:rPr>
+          <w:b/>
+          <w:bCs/>
+        </w:rPr>
+      </w:pPr>
+      <w:r>
+        <w:rPr>
+          <w:b/>
+          <w:bCs/>
+        </w:rPr>
+        <w:t>Q146. Why do we use POST for adding an address?</w:t>
+      </w:r>
+    </w:p>
+    <w:p>
+      <w:r>
+        <w:rPr>
+          <w:b/>
+          <w:bCs/>
+        </w:rPr>
+        <w:t>Answer:</w:t>
+      </w:r>
+    </w:p>
+    <w:p>
+      <w:r>
+        <w:t>POST is used to create a new resource. Since adding an address creates a new document in the Address collection, POST is the appropriate HTTP method.</w:t>
+      </w:r>
+    </w:p>
+    <w:p>
+      <w:r>
+        <w:pict w14:anchorId="270F3FD1">
+          <v:rect id="_x0000_i1310" style="width:0;height:1.5pt" o:hralign="center" o:hrstd="t" o:hr="t" fillcolor="#a0a0a0" stroked="f"/>
+        </w:pict>
+      </w:r>
+    </w:p>
+    <w:p>
+      <w:pPr>
+        <w:rPr>
+          <w:b/>
+          <w:bCs/>
+        </w:rPr>
+      </w:pPr>
+      <w:r>
+        <w:rPr>
+          <w:b/>
+          <w:bCs/>
+        </w:rPr>
+        <w:t xml:space="preserve">Q147. Why do we use </w:t>
+      </w:r>
+      <w:proofErr w:type="gramStart"/>
+      <w:r>
+        <w:rPr>
+          <w:b/>
+          <w:bCs/>
+        </w:rPr>
+        <w:t>find({ user</w:t>
+      </w:r>
+      <w:proofErr w:type="gramEnd"/>
+      <w:r>
+        <w:rPr>
+          <w:b/>
+          <w:bCs/>
+        </w:rPr>
+        <w:t xml:space="preserve"> }) instead of </w:t>
+      </w:r>
+      <w:proofErr w:type="gramStart"/>
+      <w:r>
+        <w:rPr>
+          <w:b/>
+          <w:bCs/>
+        </w:rPr>
+        <w:t>find(</w:t>
+      </w:r>
+      <w:proofErr w:type="gramEnd"/>
+      <w:r>
+        <w:rPr>
+          <w:b/>
+          <w:bCs/>
+        </w:rPr>
+        <w:t>) while fetching addresses?</w:t>
+      </w:r>
+    </w:p>
+    <w:p>
+      <w:r>
+        <w:rPr>
+          <w:b/>
+          <w:bCs/>
+        </w:rPr>
+        <w:t>Answer:</w:t>
+      </w:r>
+    </w:p>
+    <w:p>
+      <w:r>
+        <w:t>Each user should only see their own saved addresses. Filtering by user ensures that addresses belonging to other users are never returned.</w:t>
+      </w:r>
+    </w:p>
+    <w:p>
+      <w:r>
+        <w:pict w14:anchorId="587D985D">
+          <v:rect id="_x0000_i1306" style="width:0;height:1.5pt" o:hralign="center" o:hrstd="t" o:hr="t" fillcolor="#a0a0a0" stroked="f"/>
+        </w:pict>
+      </w:r>
+    </w:p>
+    <w:p>
+      <w:pPr>
+        <w:rPr>
+          <w:b/>
+          <w:bCs/>
+        </w:rPr>
+      </w:pPr>
+      <w:r>
+        <w:rPr>
+          <w:b/>
+          <w:bCs/>
+        </w:rPr>
+        <w:lastRenderedPageBreak/>
+        <w:t xml:space="preserve">Q148. Why do we use </w:t>
+      </w:r>
+      <w:proofErr w:type="spellStart"/>
+      <w:proofErr w:type="gramStart"/>
+      <w:r>
+        <w:rPr>
+          <w:b/>
+          <w:bCs/>
+        </w:rPr>
+        <w:t>findOne</w:t>
+      </w:r>
+      <w:proofErr w:type="spellEnd"/>
+      <w:r>
+        <w:rPr>
+          <w:b/>
+          <w:bCs/>
+        </w:rPr>
+        <w:t>({ _</w:t>
+      </w:r>
+      <w:proofErr w:type="gramEnd"/>
+      <w:r>
+        <w:rPr>
+          <w:b/>
+          <w:bCs/>
+        </w:rPr>
+        <w:t xml:space="preserve">id: id, </w:t>
+      </w:r>
+      <w:proofErr w:type="gramStart"/>
+      <w:r>
+        <w:rPr>
+          <w:b/>
+          <w:bCs/>
+        </w:rPr>
+        <w:t>user }</w:t>
+      </w:r>
+      <w:proofErr w:type="gramEnd"/>
+      <w:r>
+        <w:rPr>
+          <w:b/>
+          <w:bCs/>
+        </w:rPr>
+        <w:t>) while updating an address?</w:t>
+      </w:r>
+    </w:p>
+    <w:p>
+      <w:r>
+        <w:rPr>
+          <w:b/>
+          <w:bCs/>
+        </w:rPr>
+        <w:t>Answer:</w:t>
+      </w:r>
+    </w:p>
+    <w:p>
+      <w:r>
+        <w:t>It verifies both the address ID and the logged-in user. This prevents a user from updating another user's address even if they know its ID.</w:t>
+      </w:r>
+    </w:p>
+    <w:p>
+      <w:r>
+        <w:pict w14:anchorId="654B0DC3">
+          <v:rect id="_x0000_i1307" style="width:0;height:1.5pt" o:hralign="center" o:hrstd="t" o:hr="t" fillcolor="#a0a0a0" stroked="f"/>
+        </w:pict>
+      </w:r>
+    </w:p>
+    <w:p>
+      <w:pPr>
+        <w:rPr>
+          <w:b/>
+          <w:bCs/>
+        </w:rPr>
+      </w:pPr>
+      <w:r>
+        <w:rPr>
+          <w:b/>
+          <w:bCs/>
+        </w:rPr>
+        <w:t>Q149. Why do we validate the Address ID before querying MongoDB?</w:t>
+      </w:r>
+    </w:p>
+    <w:p>
+      <w:r>
+        <w:rPr>
+          <w:b/>
+          <w:bCs/>
+        </w:rPr>
+        <w:t>Answer:</w:t>
+      </w:r>
+    </w:p>
+    <w:p>
+      <w:r>
+        <w:t xml:space="preserve">Validating the </w:t>
+      </w:r>
+      <w:proofErr w:type="spellStart"/>
+      <w:r>
+        <w:t>ObjectId</w:t>
+      </w:r>
+      <w:proofErr w:type="spellEnd"/>
+      <w:r>
+        <w:t xml:space="preserve"> prevents Mongoose </w:t>
+      </w:r>
+      <w:proofErr w:type="spellStart"/>
+      <w:r>
+        <w:t>CastErrors</w:t>
+      </w:r>
+      <w:proofErr w:type="spellEnd"/>
+      <w:r>
+        <w:t xml:space="preserve"> and allows the API to return a clean 400 Bad Request for invalid IDs.</w:t>
+      </w:r>
+    </w:p>
+    <w:p>
+      <w:r>
+        <w:pict w14:anchorId="1BDF5AC5">
+          <v:rect id="_x0000_i1319" style="width:0;height:1.5pt" o:hralign="center" o:hrstd="t" o:hr="t" fillcolor="#a0a0a0" stroked="f"/>
+        </w:pict>
+      </w:r>
+    </w:p>
+    <w:p>
+      <w:pPr>
+        <w:rPr>
+          <w:b/>
+          <w:bCs/>
+        </w:rPr>
+      </w:pPr>
+      <w:r>
+        <w:rPr>
+          <w:b/>
+          <w:bCs/>
+        </w:rPr>
+        <w:t xml:space="preserve">Q152. Why did we add the </w:t>
+      </w:r>
+      <w:proofErr w:type="spellStart"/>
+      <w:r>
+        <w:rPr>
+          <w:b/>
+          <w:bCs/>
+        </w:rPr>
+        <w:t>isDefault</w:t>
+      </w:r>
+      <w:proofErr w:type="spellEnd"/>
+      <w:r>
+        <w:rPr>
+          <w:b/>
+          <w:bCs/>
+        </w:rPr>
+        <w:t xml:space="preserve"> field to the Address model?</w:t>
+      </w:r>
+    </w:p>
+    <w:p>
+      <w:r>
+        <w:rPr>
+          <w:b/>
+          <w:bCs/>
+        </w:rPr>
+        <w:t>Answer:</w:t>
+      </w:r>
+    </w:p>
+    <w:p>
+      <w:r>
+        <w:t xml:space="preserve">A user can save multiple addresses. The </w:t>
+      </w:r>
+      <w:proofErr w:type="spellStart"/>
+      <w:r>
+        <w:t>isDefault</w:t>
+      </w:r>
+      <w:proofErr w:type="spellEnd"/>
+      <w:r>
+        <w:t xml:space="preserve"> field identifies the primary address, allowing the application to automatically select it during checkout and improve the user experience.</w:t>
+      </w:r>
+    </w:p>
+    <w:p>
+      <w:r>
+        <w:pict w14:anchorId="66E47EBA">
+          <v:rect id="_x0000_i1317" style="width:0;height:1.5pt" o:hralign="center" o:hrstd="t" o:hr="t" fillcolor="#a0a0a0" stroked="f"/>
+        </w:pict>
+      </w:r>
+    </w:p>
+    <w:p>
+      <w:pPr>
+        <w:rPr>
+          <w:b/>
+          <w:bCs/>
+        </w:rPr>
+      </w:pPr>
+      <w:r>
+        <w:rPr>
+          <w:b/>
+          <w:bCs/>
+        </w:rPr>
+        <w:t>Q153. Why is the first address marked as the default?</w:t>
+      </w:r>
+    </w:p>
+    <w:p>
+      <w:r>
+        <w:rPr>
+          <w:b/>
+          <w:bCs/>
+        </w:rPr>
+        <w:t>Answer:</w:t>
+      </w:r>
+    </w:p>
+    <w:p>
+      <w:r>
+        <w:t>When a user adds their first address, there are no existing addresses to choose from. Making it the default automatically avoids requiring an extra selection step during checkout.</w:t>
       </w:r>
     </w:p>
     <w:p/>
@@ -14878,9 +16536,9 @@
 <file path=word/numbering.xml><?xml version="1.0" encoding="utf-8"?>
 <w:numbering xmlns:wpc="http://schemas.microsoft.com/office/word/2010/wordprocessingCanvas" xmlns:cx="http://schemas.microsoft.com/office/drawing/2014/chartex" xmlns:cx1="http://schemas.microsoft.com/office/drawing/2015/9/8/chartex" xmlns:cx2="http://schemas.microsoft.com/office/drawing/2015/10/21/chartex" xmlns:cx3="http://schemas.microsoft.com/office/drawing/2016/5/9/chartex" xmlns:cx4="http://schemas.microsoft.com/office/drawing/2016/5/10/chartex" xmlns:cx5="http://schemas.microsoft.com/office/drawing/2016/5/11/chartex" xmlns:cx6="http://schemas.microsoft.com/office/drawing/2016/5/12/chartex" xmlns:cx7="http://schemas.microsoft.com/office/drawing/2016/5/13/chartex" xmlns:cx8="http://schemas.microsoft.com/office/drawing/2016/5/14/chartex" xmlns:mc="http://schemas.openxmlformats.org/markup-compatibility/2006" xmlns:aink="http://schemas.microsoft.com/office/drawing/2016/ink" xmlns:am3d="http://schemas.microsoft.com/office/drawing/2017/model3d" xmlns:o="urn:schemas-microsoft-com:office:office" xmlns:oel="http://schemas.microsoft.com/office/2019/extlst" xmlns:r="http://schemas.openxmlformats.org/officeDocument/2006/relationships" xmlns:m="http://schemas.openxmlformats.org/officeDocument/2006/math" xmlns:v="urn:schemas-microsoft-com:vml" xmlns:wp14="http://schemas.microsoft.com/office/word/2010/wordprocessingDrawing" xmlns:wp="http://schemas.openxmlformats.org/drawingml/2006/wordprocessingDrawing" xmlns:w10="urn:schemas-microsoft-com:office:word" xmlns:w="http://schemas.openxmlformats.org/wordprocessingml/2006/main" xmlns:w14="http://schemas.microsoft.com/office/word/2010/wordml" xmlns:w15="http://schemas.microsoft.com/office/word/2012/wordml" xmlns:w16cex="http://schemas.microsoft.com/office/word/2018/wordml/cex" xmlns:w16cid="http://schemas.microsoft.com/office/word/2016/wordml/cid" xmlns:w16="http://schemas.microsoft.com/office/word/2018/wordml" xmlns:w16du="http://schemas.microsoft.com/office/word/2023/wordml/word16du" xmlns:w16sdtdh="http://schemas.microsoft.com/office/word/2020/wordml/sdtdatahash" xmlns:w16sdtfl="http://schemas.microsoft.com/office/word/2024/wordml/sdtformatlock" xmlns:w16se="http://schemas.microsoft.com/office/word/2015/wordml/symex" xmlns:wpg="http://schemas.microsoft.com/office/word/2010/wordprocessingGroup" xmlns:wpi="http://schemas.microsoft.com/office/word/2010/wordprocessingInk" xmlns:wne="http://schemas.microsoft.com/office/word/2006/wordml" xmlns:wps="http://schemas.microsoft.com/office/word/2010/wordprocessingShape" mc:Ignorable="w14 w15 w16se w16cid w16 w16cex w16sdtdh w16sdtfl w16du wp14">
   <w:abstractNum w:abstractNumId="0" w15:restartNumberingAfterBreak="0">
-    <w:nsid w:val="14C32C3C"/>
+    <w:nsid w:val="00347407"/>
     <w:multiLevelType w:val="multilevel"/>
-    <w:tmpl w:val="74960048"/>
+    <w:tmpl w:val="07D85A36"/>
     <w:lvl w:ilvl="0">
       <w:start w:val="1"/>
       <w:numFmt w:val="bullet"/>
@@ -15027,9 +16685,9 @@
     </w:lvl>
   </w:abstractNum>
   <w:abstractNum w:abstractNumId="1" w15:restartNumberingAfterBreak="0">
-    <w:nsid w:val="1AC77633"/>
+    <w:nsid w:val="14C32C3C"/>
     <w:multiLevelType w:val="multilevel"/>
-    <w:tmpl w:val="B58AF6A2"/>
+    <w:tmpl w:val="74960048"/>
     <w:lvl w:ilvl="0">
       <w:start w:val="1"/>
       <w:numFmt w:val="bullet"/>
@@ -15176,9 +16834,9 @@
     </w:lvl>
   </w:abstractNum>
   <w:abstractNum w:abstractNumId="2" w15:restartNumberingAfterBreak="0">
-    <w:nsid w:val="1CC55C4E"/>
+    <w:nsid w:val="1AC77633"/>
     <w:multiLevelType w:val="multilevel"/>
-    <w:tmpl w:val="D6B68AF6"/>
+    <w:tmpl w:val="B58AF6A2"/>
     <w:lvl w:ilvl="0">
       <w:start w:val="1"/>
       <w:numFmt w:val="bullet"/>
@@ -15325,9 +16983,9 @@
     </w:lvl>
   </w:abstractNum>
   <w:abstractNum w:abstractNumId="3" w15:restartNumberingAfterBreak="0">
-    <w:nsid w:val="247317E3"/>
+    <w:nsid w:val="1CC55C4E"/>
     <w:multiLevelType w:val="multilevel"/>
-    <w:tmpl w:val="0EF050A4"/>
+    <w:tmpl w:val="D6B68AF6"/>
     <w:lvl w:ilvl="0">
       <w:start w:val="1"/>
       <w:numFmt w:val="bullet"/>
@@ -15474,9 +17132,9 @@
     </w:lvl>
   </w:abstractNum>
   <w:abstractNum w:abstractNumId="4" w15:restartNumberingAfterBreak="0">
-    <w:nsid w:val="2EE24D80"/>
+    <w:nsid w:val="247317E3"/>
     <w:multiLevelType w:val="multilevel"/>
-    <w:tmpl w:val="D9E604E4"/>
+    <w:tmpl w:val="0EF050A4"/>
     <w:lvl w:ilvl="0">
       <w:start w:val="1"/>
       <w:numFmt w:val="bullet"/>
@@ -15623,9 +17281,9 @@
     </w:lvl>
   </w:abstractNum>
   <w:abstractNum w:abstractNumId="5" w15:restartNumberingAfterBreak="0">
-    <w:nsid w:val="303D4589"/>
+    <w:nsid w:val="2EE24D80"/>
     <w:multiLevelType w:val="multilevel"/>
-    <w:tmpl w:val="AFC222B6"/>
+    <w:tmpl w:val="D9E604E4"/>
     <w:lvl w:ilvl="0">
       <w:start w:val="1"/>
       <w:numFmt w:val="bullet"/>
@@ -15772,9 +17430,9 @@
     </w:lvl>
   </w:abstractNum>
   <w:abstractNum w:abstractNumId="6" w15:restartNumberingAfterBreak="0">
-    <w:nsid w:val="311D54C7"/>
+    <w:nsid w:val="303D4589"/>
     <w:multiLevelType w:val="multilevel"/>
-    <w:tmpl w:val="39ACC3B6"/>
+    <w:tmpl w:val="AFC222B6"/>
     <w:lvl w:ilvl="0">
       <w:start w:val="1"/>
       <w:numFmt w:val="bullet"/>
@@ -15921,9 +17579,9 @@
     </w:lvl>
   </w:abstractNum>
   <w:abstractNum w:abstractNumId="7" w15:restartNumberingAfterBreak="0">
-    <w:nsid w:val="36A92518"/>
+    <w:nsid w:val="311D54C7"/>
     <w:multiLevelType w:val="multilevel"/>
-    <w:tmpl w:val="9448F632"/>
+    <w:tmpl w:val="39ACC3B6"/>
     <w:lvl w:ilvl="0">
       <w:start w:val="1"/>
       <w:numFmt w:val="bullet"/>
@@ -16070,9 +17728,9 @@
     </w:lvl>
   </w:abstractNum>
   <w:abstractNum w:abstractNumId="8" w15:restartNumberingAfterBreak="0">
-    <w:nsid w:val="389E406E"/>
+    <w:nsid w:val="36A92518"/>
     <w:multiLevelType w:val="multilevel"/>
-    <w:tmpl w:val="0CBCE568"/>
+    <w:tmpl w:val="9448F632"/>
     <w:lvl w:ilvl="0">
       <w:start w:val="1"/>
       <w:numFmt w:val="bullet"/>
@@ -16219,9 +17877,9 @@
     </w:lvl>
   </w:abstractNum>
   <w:abstractNum w:abstractNumId="9" w15:restartNumberingAfterBreak="0">
-    <w:nsid w:val="43793A10"/>
+    <w:nsid w:val="389E406E"/>
     <w:multiLevelType w:val="multilevel"/>
-    <w:tmpl w:val="92369CD6"/>
+    <w:tmpl w:val="0CBCE568"/>
     <w:lvl w:ilvl="0">
       <w:start w:val="1"/>
       <w:numFmt w:val="bullet"/>
@@ -16368,9 +18026,9 @@
     </w:lvl>
   </w:abstractNum>
   <w:abstractNum w:abstractNumId="10" w15:restartNumberingAfterBreak="0">
-    <w:nsid w:val="492A126F"/>
+    <w:nsid w:val="43793A10"/>
     <w:multiLevelType w:val="multilevel"/>
-    <w:tmpl w:val="E444C0AA"/>
+    <w:tmpl w:val="92369CD6"/>
     <w:lvl w:ilvl="0">
       <w:start w:val="1"/>
       <w:numFmt w:val="bullet"/>
@@ -16517,9 +18175,9 @@
     </w:lvl>
   </w:abstractNum>
   <w:abstractNum w:abstractNumId="11" w15:restartNumberingAfterBreak="0">
-    <w:nsid w:val="5C94650F"/>
+    <w:nsid w:val="492A126F"/>
     <w:multiLevelType w:val="multilevel"/>
-    <w:tmpl w:val="5E20556C"/>
+    <w:tmpl w:val="E444C0AA"/>
     <w:lvl w:ilvl="0">
       <w:start w:val="1"/>
       <w:numFmt w:val="bullet"/>
@@ -16666,122 +18324,9 @@
     </w:lvl>
   </w:abstractNum>
   <w:abstractNum w:abstractNumId="12" w15:restartNumberingAfterBreak="0">
-    <w:nsid w:val="5EF820AE"/>
+    <w:nsid w:val="50447E28"/>
     <w:multiLevelType w:val="multilevel"/>
-    <w:tmpl w:val="DE4A48B8"/>
-    <w:lvl w:ilvl="0">
-      <w:start w:val="1"/>
-      <w:numFmt w:val="decimal"/>
-      <w:lvlText w:val="%1."/>
-      <w:lvlJc w:val="left"/>
-      <w:pPr>
-        <w:tabs>
-          <w:tab w:val="num" w:pos="720"/>
-        </w:tabs>
-        <w:ind w:left="720" w:hanging="360"/>
-      </w:pPr>
-    </w:lvl>
-    <w:lvl w:ilvl="1" w:tentative="1">
-      <w:start w:val="1"/>
-      <w:numFmt w:val="decimal"/>
-      <w:lvlText w:val="%2."/>
-      <w:lvlJc w:val="left"/>
-      <w:pPr>
-        <w:tabs>
-          <w:tab w:val="num" w:pos="1440"/>
-        </w:tabs>
-        <w:ind w:left="1440" w:hanging="360"/>
-      </w:pPr>
-    </w:lvl>
-    <w:lvl w:ilvl="2" w:tentative="1">
-      <w:start w:val="1"/>
-      <w:numFmt w:val="decimal"/>
-      <w:lvlText w:val="%3."/>
-      <w:lvlJc w:val="left"/>
-      <w:pPr>
-        <w:tabs>
-          <w:tab w:val="num" w:pos="2160"/>
-        </w:tabs>
-        <w:ind w:left="2160" w:hanging="360"/>
-      </w:pPr>
-    </w:lvl>
-    <w:lvl w:ilvl="3" w:tentative="1">
-      <w:start w:val="1"/>
-      <w:numFmt w:val="decimal"/>
-      <w:lvlText w:val="%4."/>
-      <w:lvlJc w:val="left"/>
-      <w:pPr>
-        <w:tabs>
-          <w:tab w:val="num" w:pos="2880"/>
-        </w:tabs>
-        <w:ind w:left="2880" w:hanging="360"/>
-      </w:pPr>
-    </w:lvl>
-    <w:lvl w:ilvl="4" w:tentative="1">
-      <w:start w:val="1"/>
-      <w:numFmt w:val="decimal"/>
-      <w:lvlText w:val="%5."/>
-      <w:lvlJc w:val="left"/>
-      <w:pPr>
-        <w:tabs>
-          <w:tab w:val="num" w:pos="3600"/>
-        </w:tabs>
-        <w:ind w:left="3600" w:hanging="360"/>
-      </w:pPr>
-    </w:lvl>
-    <w:lvl w:ilvl="5" w:tentative="1">
-      <w:start w:val="1"/>
-      <w:numFmt w:val="decimal"/>
-      <w:lvlText w:val="%6."/>
-      <w:lvlJc w:val="left"/>
-      <w:pPr>
-        <w:tabs>
-          <w:tab w:val="num" w:pos="4320"/>
-        </w:tabs>
-        <w:ind w:left="4320" w:hanging="360"/>
-      </w:pPr>
-    </w:lvl>
-    <w:lvl w:ilvl="6" w:tentative="1">
-      <w:start w:val="1"/>
-      <w:numFmt w:val="decimal"/>
-      <w:lvlText w:val="%7."/>
-      <w:lvlJc w:val="left"/>
-      <w:pPr>
-        <w:tabs>
-          <w:tab w:val="num" w:pos="5040"/>
-        </w:tabs>
-        <w:ind w:left="5040" w:hanging="360"/>
-      </w:pPr>
-    </w:lvl>
-    <w:lvl w:ilvl="7" w:tentative="1">
-      <w:start w:val="1"/>
-      <w:numFmt w:val="decimal"/>
-      <w:lvlText w:val="%8."/>
-      <w:lvlJc w:val="left"/>
-      <w:pPr>
-        <w:tabs>
-          <w:tab w:val="num" w:pos="5760"/>
-        </w:tabs>
-        <w:ind w:left="5760" w:hanging="360"/>
-      </w:pPr>
-    </w:lvl>
-    <w:lvl w:ilvl="8" w:tentative="1">
-      <w:start w:val="1"/>
-      <w:numFmt w:val="decimal"/>
-      <w:lvlText w:val="%9."/>
-      <w:lvlJc w:val="left"/>
-      <w:pPr>
-        <w:tabs>
-          <w:tab w:val="num" w:pos="6480"/>
-        </w:tabs>
-        <w:ind w:left="6480" w:hanging="360"/>
-      </w:pPr>
-    </w:lvl>
-  </w:abstractNum>
-  <w:abstractNum w:abstractNumId="13" w15:restartNumberingAfterBreak="0">
-    <w:nsid w:val="623C56AC"/>
-    <w:multiLevelType w:val="multilevel"/>
-    <w:tmpl w:val="90B05342"/>
+    <w:tmpl w:val="26C471FE"/>
     <w:lvl w:ilvl="0">
       <w:start w:val="1"/>
       <w:numFmt w:val="bullet"/>
@@ -16927,10 +18472,10 @@
       </w:rPr>
     </w:lvl>
   </w:abstractNum>
-  <w:abstractNum w:abstractNumId="14" w15:restartNumberingAfterBreak="0">
-    <w:nsid w:val="6B3C1C45"/>
+  <w:abstractNum w:abstractNumId="13" w15:restartNumberingAfterBreak="0">
+    <w:nsid w:val="5C94650F"/>
     <w:multiLevelType w:val="multilevel"/>
-    <w:tmpl w:val="527CC97C"/>
+    <w:tmpl w:val="5E20556C"/>
     <w:lvl w:ilvl="0">
       <w:start w:val="1"/>
       <w:numFmt w:val="bullet"/>
@@ -17076,10 +18621,123 @@
       </w:rPr>
     </w:lvl>
   </w:abstractNum>
+  <w:abstractNum w:abstractNumId="14" w15:restartNumberingAfterBreak="0">
+    <w:nsid w:val="5EF820AE"/>
+    <w:multiLevelType w:val="multilevel"/>
+    <w:tmpl w:val="DE4A48B8"/>
+    <w:lvl w:ilvl="0">
+      <w:start w:val="1"/>
+      <w:numFmt w:val="decimal"/>
+      <w:lvlText w:val="%1."/>
+      <w:lvlJc w:val="left"/>
+      <w:pPr>
+        <w:tabs>
+          <w:tab w:val="num" w:pos="720"/>
+        </w:tabs>
+        <w:ind w:left="720" w:hanging="360"/>
+      </w:pPr>
+    </w:lvl>
+    <w:lvl w:ilvl="1" w:tentative="1">
+      <w:start w:val="1"/>
+      <w:numFmt w:val="decimal"/>
+      <w:lvlText w:val="%2."/>
+      <w:lvlJc w:val="left"/>
+      <w:pPr>
+        <w:tabs>
+          <w:tab w:val="num" w:pos="1440"/>
+        </w:tabs>
+        <w:ind w:left="1440" w:hanging="360"/>
+      </w:pPr>
+    </w:lvl>
+    <w:lvl w:ilvl="2" w:tentative="1">
+      <w:start w:val="1"/>
+      <w:numFmt w:val="decimal"/>
+      <w:lvlText w:val="%3."/>
+      <w:lvlJc w:val="left"/>
+      <w:pPr>
+        <w:tabs>
+          <w:tab w:val="num" w:pos="2160"/>
+        </w:tabs>
+        <w:ind w:left="2160" w:hanging="360"/>
+      </w:pPr>
+    </w:lvl>
+    <w:lvl w:ilvl="3" w:tentative="1">
+      <w:start w:val="1"/>
+      <w:numFmt w:val="decimal"/>
+      <w:lvlText w:val="%4."/>
+      <w:lvlJc w:val="left"/>
+      <w:pPr>
+        <w:tabs>
+          <w:tab w:val="num" w:pos="2880"/>
+        </w:tabs>
+        <w:ind w:left="2880" w:hanging="360"/>
+      </w:pPr>
+    </w:lvl>
+    <w:lvl w:ilvl="4" w:tentative="1">
+      <w:start w:val="1"/>
+      <w:numFmt w:val="decimal"/>
+      <w:lvlText w:val="%5."/>
+      <w:lvlJc w:val="left"/>
+      <w:pPr>
+        <w:tabs>
+          <w:tab w:val="num" w:pos="3600"/>
+        </w:tabs>
+        <w:ind w:left="3600" w:hanging="360"/>
+      </w:pPr>
+    </w:lvl>
+    <w:lvl w:ilvl="5" w:tentative="1">
+      <w:start w:val="1"/>
+      <w:numFmt w:val="decimal"/>
+      <w:lvlText w:val="%6."/>
+      <w:lvlJc w:val="left"/>
+      <w:pPr>
+        <w:tabs>
+          <w:tab w:val="num" w:pos="4320"/>
+        </w:tabs>
+        <w:ind w:left="4320" w:hanging="360"/>
+      </w:pPr>
+    </w:lvl>
+    <w:lvl w:ilvl="6" w:tentative="1">
+      <w:start w:val="1"/>
+      <w:numFmt w:val="decimal"/>
+      <w:lvlText w:val="%7."/>
+      <w:lvlJc w:val="left"/>
+      <w:pPr>
+        <w:tabs>
+          <w:tab w:val="num" w:pos="5040"/>
+        </w:tabs>
+        <w:ind w:left="5040" w:hanging="360"/>
+      </w:pPr>
+    </w:lvl>
+    <w:lvl w:ilvl="7" w:tentative="1">
+      <w:start w:val="1"/>
+      <w:numFmt w:val="decimal"/>
+      <w:lvlText w:val="%8."/>
+      <w:lvlJc w:val="left"/>
+      <w:pPr>
+        <w:tabs>
+          <w:tab w:val="num" w:pos="5760"/>
+        </w:tabs>
+        <w:ind w:left="5760" w:hanging="360"/>
+      </w:pPr>
+    </w:lvl>
+    <w:lvl w:ilvl="8" w:tentative="1">
+      <w:start w:val="1"/>
+      <w:numFmt w:val="decimal"/>
+      <w:lvlText w:val="%9."/>
+      <w:lvlJc w:val="left"/>
+      <w:pPr>
+        <w:tabs>
+          <w:tab w:val="num" w:pos="6480"/>
+        </w:tabs>
+        <w:ind w:left="6480" w:hanging="360"/>
+      </w:pPr>
+    </w:lvl>
+  </w:abstractNum>
   <w:abstractNum w:abstractNumId="15" w15:restartNumberingAfterBreak="0">
-    <w:nsid w:val="6F5E2C4C"/>
+    <w:nsid w:val="623C56AC"/>
     <w:multiLevelType w:val="multilevel"/>
-    <w:tmpl w:val="13AE5D70"/>
+    <w:tmpl w:val="90B05342"/>
     <w:lvl w:ilvl="0">
       <w:start w:val="1"/>
       <w:numFmt w:val="bullet"/>
@@ -17226,9 +18884,9 @@
     </w:lvl>
   </w:abstractNum>
   <w:abstractNum w:abstractNumId="16" w15:restartNumberingAfterBreak="0">
-    <w:nsid w:val="7A457456"/>
+    <w:nsid w:val="6B3C1C45"/>
     <w:multiLevelType w:val="multilevel"/>
-    <w:tmpl w:val="CCB0112A"/>
+    <w:tmpl w:val="527CC97C"/>
     <w:lvl w:ilvl="0">
       <w:start w:val="1"/>
       <w:numFmt w:val="bullet"/>
@@ -17374,56 +19032,360 @@
       </w:rPr>
     </w:lvl>
   </w:abstractNum>
+  <w:abstractNum w:abstractNumId="17" w15:restartNumberingAfterBreak="0">
+    <w:nsid w:val="6F5E2C4C"/>
+    <w:multiLevelType w:val="multilevel"/>
+    <w:tmpl w:val="13AE5D70"/>
+    <w:lvl w:ilvl="0">
+      <w:start w:val="1"/>
+      <w:numFmt w:val="bullet"/>
+      <w:lvlText w:val=""/>
+      <w:lvlJc w:val="left"/>
+      <w:pPr>
+        <w:tabs>
+          <w:tab w:val="num" w:pos="720"/>
+        </w:tabs>
+        <w:ind w:left="720" w:hanging="360"/>
+      </w:pPr>
+      <w:rPr>
+        <w:rFonts w:ascii="Symbol" w:hAnsi="Symbol" w:hint="default"/>
+        <w:sz w:val="20"/>
+      </w:rPr>
+    </w:lvl>
+    <w:lvl w:ilvl="1" w:tentative="1">
+      <w:start w:val="1"/>
+      <w:numFmt w:val="bullet"/>
+      <w:lvlText w:val="o"/>
+      <w:lvlJc w:val="left"/>
+      <w:pPr>
+        <w:tabs>
+          <w:tab w:val="num" w:pos="1440"/>
+        </w:tabs>
+        <w:ind w:left="1440" w:hanging="360"/>
+      </w:pPr>
+      <w:rPr>
+        <w:rFonts w:ascii="Courier New" w:hAnsi="Courier New" w:hint="default"/>
+        <w:sz w:val="20"/>
+      </w:rPr>
+    </w:lvl>
+    <w:lvl w:ilvl="2" w:tentative="1">
+      <w:start w:val="1"/>
+      <w:numFmt w:val="bullet"/>
+      <w:lvlText w:val=""/>
+      <w:lvlJc w:val="left"/>
+      <w:pPr>
+        <w:tabs>
+          <w:tab w:val="num" w:pos="2160"/>
+        </w:tabs>
+        <w:ind w:left="2160" w:hanging="360"/>
+      </w:pPr>
+      <w:rPr>
+        <w:rFonts w:ascii="Wingdings" w:hAnsi="Wingdings" w:hint="default"/>
+        <w:sz w:val="20"/>
+      </w:rPr>
+    </w:lvl>
+    <w:lvl w:ilvl="3" w:tentative="1">
+      <w:start w:val="1"/>
+      <w:numFmt w:val="bullet"/>
+      <w:lvlText w:val=""/>
+      <w:lvlJc w:val="left"/>
+      <w:pPr>
+        <w:tabs>
+          <w:tab w:val="num" w:pos="2880"/>
+        </w:tabs>
+        <w:ind w:left="2880" w:hanging="360"/>
+      </w:pPr>
+      <w:rPr>
+        <w:rFonts w:ascii="Wingdings" w:hAnsi="Wingdings" w:hint="default"/>
+        <w:sz w:val="20"/>
+      </w:rPr>
+    </w:lvl>
+    <w:lvl w:ilvl="4" w:tentative="1">
+      <w:start w:val="1"/>
+      <w:numFmt w:val="bullet"/>
+      <w:lvlText w:val=""/>
+      <w:lvlJc w:val="left"/>
+      <w:pPr>
+        <w:tabs>
+          <w:tab w:val="num" w:pos="3600"/>
+        </w:tabs>
+        <w:ind w:left="3600" w:hanging="360"/>
+      </w:pPr>
+      <w:rPr>
+        <w:rFonts w:ascii="Wingdings" w:hAnsi="Wingdings" w:hint="default"/>
+        <w:sz w:val="20"/>
+      </w:rPr>
+    </w:lvl>
+    <w:lvl w:ilvl="5" w:tentative="1">
+      <w:start w:val="1"/>
+      <w:numFmt w:val="bullet"/>
+      <w:lvlText w:val=""/>
+      <w:lvlJc w:val="left"/>
+      <w:pPr>
+        <w:tabs>
+          <w:tab w:val="num" w:pos="4320"/>
+        </w:tabs>
+        <w:ind w:left="4320" w:hanging="360"/>
+      </w:pPr>
+      <w:rPr>
+        <w:rFonts w:ascii="Wingdings" w:hAnsi="Wingdings" w:hint="default"/>
+        <w:sz w:val="20"/>
+      </w:rPr>
+    </w:lvl>
+    <w:lvl w:ilvl="6" w:tentative="1">
+      <w:start w:val="1"/>
+      <w:numFmt w:val="bullet"/>
+      <w:lvlText w:val=""/>
+      <w:lvlJc w:val="left"/>
+      <w:pPr>
+        <w:tabs>
+          <w:tab w:val="num" w:pos="5040"/>
+        </w:tabs>
+        <w:ind w:left="5040" w:hanging="360"/>
+      </w:pPr>
+      <w:rPr>
+        <w:rFonts w:ascii="Wingdings" w:hAnsi="Wingdings" w:hint="default"/>
+        <w:sz w:val="20"/>
+      </w:rPr>
+    </w:lvl>
+    <w:lvl w:ilvl="7" w:tentative="1">
+      <w:start w:val="1"/>
+      <w:numFmt w:val="bullet"/>
+      <w:lvlText w:val=""/>
+      <w:lvlJc w:val="left"/>
+      <w:pPr>
+        <w:tabs>
+          <w:tab w:val="num" w:pos="5760"/>
+        </w:tabs>
+        <w:ind w:left="5760" w:hanging="360"/>
+      </w:pPr>
+      <w:rPr>
+        <w:rFonts w:ascii="Wingdings" w:hAnsi="Wingdings" w:hint="default"/>
+        <w:sz w:val="20"/>
+      </w:rPr>
+    </w:lvl>
+    <w:lvl w:ilvl="8" w:tentative="1">
+      <w:start w:val="1"/>
+      <w:numFmt w:val="bullet"/>
+      <w:lvlText w:val=""/>
+      <w:lvlJc w:val="left"/>
+      <w:pPr>
+        <w:tabs>
+          <w:tab w:val="num" w:pos="6480"/>
+        </w:tabs>
+        <w:ind w:left="6480" w:hanging="360"/>
+      </w:pPr>
+      <w:rPr>
+        <w:rFonts w:ascii="Wingdings" w:hAnsi="Wingdings" w:hint="default"/>
+        <w:sz w:val="20"/>
+      </w:rPr>
+    </w:lvl>
+  </w:abstractNum>
+  <w:abstractNum w:abstractNumId="18" w15:restartNumberingAfterBreak="0">
+    <w:nsid w:val="7A457456"/>
+    <w:multiLevelType w:val="multilevel"/>
+    <w:tmpl w:val="CCB0112A"/>
+    <w:lvl w:ilvl="0">
+      <w:start w:val="1"/>
+      <w:numFmt w:val="bullet"/>
+      <w:lvlText w:val=""/>
+      <w:lvlJc w:val="left"/>
+      <w:pPr>
+        <w:tabs>
+          <w:tab w:val="num" w:pos="720"/>
+        </w:tabs>
+        <w:ind w:left="720" w:hanging="360"/>
+      </w:pPr>
+      <w:rPr>
+        <w:rFonts w:ascii="Symbol" w:hAnsi="Symbol" w:hint="default"/>
+        <w:sz w:val="20"/>
+      </w:rPr>
+    </w:lvl>
+    <w:lvl w:ilvl="1" w:tentative="1">
+      <w:start w:val="1"/>
+      <w:numFmt w:val="bullet"/>
+      <w:lvlText w:val="o"/>
+      <w:lvlJc w:val="left"/>
+      <w:pPr>
+        <w:tabs>
+          <w:tab w:val="num" w:pos="1440"/>
+        </w:tabs>
+        <w:ind w:left="1440" w:hanging="360"/>
+      </w:pPr>
+      <w:rPr>
+        <w:rFonts w:ascii="Courier New" w:hAnsi="Courier New" w:hint="default"/>
+        <w:sz w:val="20"/>
+      </w:rPr>
+    </w:lvl>
+    <w:lvl w:ilvl="2" w:tentative="1">
+      <w:start w:val="1"/>
+      <w:numFmt w:val="bullet"/>
+      <w:lvlText w:val=""/>
+      <w:lvlJc w:val="left"/>
+      <w:pPr>
+        <w:tabs>
+          <w:tab w:val="num" w:pos="2160"/>
+        </w:tabs>
+        <w:ind w:left="2160" w:hanging="360"/>
+      </w:pPr>
+      <w:rPr>
+        <w:rFonts w:ascii="Wingdings" w:hAnsi="Wingdings" w:hint="default"/>
+        <w:sz w:val="20"/>
+      </w:rPr>
+    </w:lvl>
+    <w:lvl w:ilvl="3" w:tentative="1">
+      <w:start w:val="1"/>
+      <w:numFmt w:val="bullet"/>
+      <w:lvlText w:val=""/>
+      <w:lvlJc w:val="left"/>
+      <w:pPr>
+        <w:tabs>
+          <w:tab w:val="num" w:pos="2880"/>
+        </w:tabs>
+        <w:ind w:left="2880" w:hanging="360"/>
+      </w:pPr>
+      <w:rPr>
+        <w:rFonts w:ascii="Wingdings" w:hAnsi="Wingdings" w:hint="default"/>
+        <w:sz w:val="20"/>
+      </w:rPr>
+    </w:lvl>
+    <w:lvl w:ilvl="4" w:tentative="1">
+      <w:start w:val="1"/>
+      <w:numFmt w:val="bullet"/>
+      <w:lvlText w:val=""/>
+      <w:lvlJc w:val="left"/>
+      <w:pPr>
+        <w:tabs>
+          <w:tab w:val="num" w:pos="3600"/>
+        </w:tabs>
+        <w:ind w:left="3600" w:hanging="360"/>
+      </w:pPr>
+      <w:rPr>
+        <w:rFonts w:ascii="Wingdings" w:hAnsi="Wingdings" w:hint="default"/>
+        <w:sz w:val="20"/>
+      </w:rPr>
+    </w:lvl>
+    <w:lvl w:ilvl="5" w:tentative="1">
+      <w:start w:val="1"/>
+      <w:numFmt w:val="bullet"/>
+      <w:lvlText w:val=""/>
+      <w:lvlJc w:val="left"/>
+      <w:pPr>
+        <w:tabs>
+          <w:tab w:val="num" w:pos="4320"/>
+        </w:tabs>
+        <w:ind w:left="4320" w:hanging="360"/>
+      </w:pPr>
+      <w:rPr>
+        <w:rFonts w:ascii="Wingdings" w:hAnsi="Wingdings" w:hint="default"/>
+        <w:sz w:val="20"/>
+      </w:rPr>
+    </w:lvl>
+    <w:lvl w:ilvl="6" w:tentative="1">
+      <w:start w:val="1"/>
+      <w:numFmt w:val="bullet"/>
+      <w:lvlText w:val=""/>
+      <w:lvlJc w:val="left"/>
+      <w:pPr>
+        <w:tabs>
+          <w:tab w:val="num" w:pos="5040"/>
+        </w:tabs>
+        <w:ind w:left="5040" w:hanging="360"/>
+      </w:pPr>
+      <w:rPr>
+        <w:rFonts w:ascii="Wingdings" w:hAnsi="Wingdings" w:hint="default"/>
+        <w:sz w:val="20"/>
+      </w:rPr>
+    </w:lvl>
+    <w:lvl w:ilvl="7" w:tentative="1">
+      <w:start w:val="1"/>
+      <w:numFmt w:val="bullet"/>
+      <w:lvlText w:val=""/>
+      <w:lvlJc w:val="left"/>
+      <w:pPr>
+        <w:tabs>
+          <w:tab w:val="num" w:pos="5760"/>
+        </w:tabs>
+        <w:ind w:left="5760" w:hanging="360"/>
+      </w:pPr>
+      <w:rPr>
+        <w:rFonts w:ascii="Wingdings" w:hAnsi="Wingdings" w:hint="default"/>
+        <w:sz w:val="20"/>
+      </w:rPr>
+    </w:lvl>
+    <w:lvl w:ilvl="8" w:tentative="1">
+      <w:start w:val="1"/>
+      <w:numFmt w:val="bullet"/>
+      <w:lvlText w:val=""/>
+      <w:lvlJc w:val="left"/>
+      <w:pPr>
+        <w:tabs>
+          <w:tab w:val="num" w:pos="6480"/>
+        </w:tabs>
+        <w:ind w:left="6480" w:hanging="360"/>
+      </w:pPr>
+      <w:rPr>
+        <w:rFonts w:ascii="Wingdings" w:hAnsi="Wingdings" w:hint="default"/>
+        <w:sz w:val="20"/>
+      </w:rPr>
+    </w:lvl>
+  </w:abstractNum>
   <w:num w:numId="1" w16cid:durableId="968709895">
+    <w:abstractNumId w:val="8"/>
+  </w:num>
+  <w:num w:numId="2" w16cid:durableId="1226643985">
+    <w:abstractNumId w:val="15"/>
+  </w:num>
+  <w:num w:numId="3" w16cid:durableId="276910803">
+    <w:abstractNumId w:val="6"/>
+  </w:num>
+  <w:num w:numId="4" w16cid:durableId="1243949237">
     <w:abstractNumId w:val="7"/>
   </w:num>
-  <w:num w:numId="2" w16cid:durableId="1226643985">
+  <w:num w:numId="5" w16cid:durableId="790629237">
+    <w:abstractNumId w:val="10"/>
+  </w:num>
+  <w:num w:numId="6" w16cid:durableId="1972393765">
+    <w:abstractNumId w:val="11"/>
+  </w:num>
+  <w:num w:numId="7" w16cid:durableId="777218426">
+    <w:abstractNumId w:val="2"/>
+  </w:num>
+  <w:num w:numId="8" w16cid:durableId="28067647">
+    <w:abstractNumId w:val="5"/>
+  </w:num>
+  <w:num w:numId="9" w16cid:durableId="638608033">
+    <w:abstractNumId w:val="1"/>
+  </w:num>
+  <w:num w:numId="10" w16cid:durableId="94717793">
+    <w:abstractNumId w:val="17"/>
+  </w:num>
+  <w:num w:numId="11" w16cid:durableId="1152139526">
     <w:abstractNumId w:val="13"/>
   </w:num>
-  <w:num w:numId="3" w16cid:durableId="276910803">
-    <w:abstractNumId w:val="5"/>
+  <w:num w:numId="12" w16cid:durableId="1725714062">
+    <w:abstractNumId w:val="18"/>
   </w:num>
-  <w:num w:numId="4" w16cid:durableId="1243949237">
-    <w:abstractNumId w:val="6"/>
+  <w:num w:numId="13" w16cid:durableId="274867082">
+    <w:abstractNumId w:val="16"/>
   </w:num>
-  <w:num w:numId="5" w16cid:durableId="790629237">
+  <w:num w:numId="14" w16cid:durableId="279536376">
+    <w:abstractNumId w:val="14"/>
+  </w:num>
+  <w:num w:numId="15" w16cid:durableId="869949025">
+    <w:abstractNumId w:val="3"/>
+  </w:num>
+  <w:num w:numId="16" w16cid:durableId="345905604">
+    <w:abstractNumId w:val="4"/>
+  </w:num>
+  <w:num w:numId="17" w16cid:durableId="1176651643">
     <w:abstractNumId w:val="9"/>
   </w:num>
-  <w:num w:numId="6" w16cid:durableId="1972393765">
-    <w:abstractNumId w:val="10"/>
-  </w:num>
-  <w:num w:numId="7" w16cid:durableId="777218426">
-    <w:abstractNumId w:val="1"/>
-  </w:num>
-  <w:num w:numId="8" w16cid:durableId="28067647">
-    <w:abstractNumId w:val="4"/>
-  </w:num>
-  <w:num w:numId="9" w16cid:durableId="638608033">
+  <w:num w:numId="18" w16cid:durableId="800608206">
     <w:abstractNumId w:val="0"/>
   </w:num>
-  <w:num w:numId="10" w16cid:durableId="94717793">
-    <w:abstractNumId w:val="15"/>
-  </w:num>
-  <w:num w:numId="11" w16cid:durableId="1152139526">
-    <w:abstractNumId w:val="11"/>
-  </w:num>
-  <w:num w:numId="12" w16cid:durableId="1725714062">
-    <w:abstractNumId w:val="16"/>
-  </w:num>
-  <w:num w:numId="13" w16cid:durableId="274867082">
-    <w:abstractNumId w:val="14"/>
-  </w:num>
-  <w:num w:numId="14" w16cid:durableId="279536376">
+  <w:num w:numId="19" w16cid:durableId="1493179070">
     <w:abstractNumId w:val="12"/>
-  </w:num>
-  <w:num w:numId="15" w16cid:durableId="869949025">
-    <w:abstractNumId w:val="2"/>
-  </w:num>
-  <w:num w:numId="16" w16cid:durableId="345905604">
-    <w:abstractNumId w:val="3"/>
-  </w:num>
-  <w:num w:numId="17" w16cid:durableId="1176651643">
-    <w:abstractNumId w:val="8"/>
   </w:num>
 </w:numbering>
 </file>

--- a/docs/foodhub_Interview_Notes.docx
+++ b/docs/foodhub_Interview_Notes.docx
@@ -14,23 +14,7 @@
           <w:b/>
           <w:bCs/>
         </w:rPr>
-        <w:t xml:space="preserve">Interview Notes – </w:t>
-      </w:r>
-      <w:proofErr w:type="spellStart"/>
-      <w:r>
-        <w:rPr>
-          <w:b/>
-          <w:bCs/>
-        </w:rPr>
-        <w:t>FoodHub</w:t>
-      </w:r>
-      <w:proofErr w:type="spellEnd"/>
-      <w:r>
-        <w:rPr>
-          <w:b/>
-          <w:bCs/>
-        </w:rPr>
-        <w:t xml:space="preserve"> MERN Project</w:t>
+        <w:t>Interview Notes – FoodHub MERN Project</w:t>
       </w:r>
     </w:p>
     <w:p>
@@ -258,15 +242,7 @@
     </w:p>
     <w:p>
       <w:r>
-        <w:t xml:space="preserve">SPA (Single Page Application) loads only one HTML page. When users navigate between pages, </w:t>
-      </w:r>
-      <w:proofErr w:type="gramStart"/>
-      <w:r>
-        <w:t>React</w:t>
-      </w:r>
-      <w:proofErr w:type="gramEnd"/>
-      <w:r>
-        <w:t xml:space="preserve"> updates only the required components without refreshing the whole page.</w:t>
+        <w:t>SPA (Single Page Application) loads only one HTML page. When users navigate between pages, React updates only the required components without refreshing the whole page.</w:t>
       </w:r>
     </w:p>
     <w:p>
@@ -399,13 +375,8 @@
           </w:tcPr>
           <w:p>
             <w:r>
-              <w:t xml:space="preserve">No full page </w:t>
+              <w:t>No full page reload</w:t>
             </w:r>
-            <w:proofErr w:type="gramStart"/>
-            <w:r>
-              <w:t>reload</w:t>
-            </w:r>
-            <w:proofErr w:type="gramEnd"/>
           </w:p>
         </w:tc>
         <w:tc>
@@ -416,13 +387,8 @@
           </w:tcPr>
           <w:p>
             <w:r>
-              <w:t xml:space="preserve">Full page </w:t>
+              <w:t>Full page reload</w:t>
             </w:r>
-            <w:proofErr w:type="gramStart"/>
-            <w:r>
-              <w:t>reload</w:t>
-            </w:r>
-            <w:proofErr w:type="gramEnd"/>
           </w:p>
         </w:tc>
       </w:tr>
@@ -650,15 +616,7 @@
     </w:p>
     <w:p>
       <w:r>
-        <w:t>&lt;h1&gt;</w:t>
-      </w:r>
-      <w:proofErr w:type="spellStart"/>
-      <w:r>
-        <w:t>FoodHub</w:t>
-      </w:r>
-      <w:proofErr w:type="spellEnd"/>
-      <w:r>
-        <w:t>&lt;/h1&gt;</w:t>
+        <w:t>&lt;h1&gt;FoodHub&lt;/h1&gt;</w:t>
       </w:r>
     </w:p>
     <w:p>
@@ -982,25 +940,7 @@
           <w:b/>
           <w:bCs/>
         </w:rPr>
-        <w:t xml:space="preserve">10. What is </w:t>
-      </w:r>
-      <w:proofErr w:type="spellStart"/>
-      <w:proofErr w:type="gramStart"/>
-      <w:r>
-        <w:rPr>
-          <w:b/>
-          <w:bCs/>
-        </w:rPr>
-        <w:t>package.json</w:t>
-      </w:r>
-      <w:proofErr w:type="spellEnd"/>
-      <w:proofErr w:type="gramEnd"/>
-      <w:r>
-        <w:rPr>
-          <w:b/>
-          <w:bCs/>
-        </w:rPr>
-        <w:t>?</w:t>
+        <w:t>10. What is package.json?</w:t>
       </w:r>
     </w:p>
     <w:p>
@@ -1013,15 +953,8 @@
       </w:r>
     </w:p>
     <w:p>
-      <w:proofErr w:type="spellStart"/>
-      <w:proofErr w:type="gramStart"/>
-      <w:r>
-        <w:t>package.json</w:t>
-      </w:r>
-      <w:proofErr w:type="spellEnd"/>
-      <w:proofErr w:type="gramEnd"/>
-      <w:r>
-        <w:t xml:space="preserve"> is the configuration file of a Node.js project. It stores project information, dependencies, scripts, and project settings.</w:t>
+      <w:r>
+        <w:t>package.json is the configuration file of a Node.js project. It stores project information, dependencies, scripts, and project settings.</w:t>
       </w:r>
     </w:p>
     <w:p>
@@ -1084,13 +1017,8 @@
           <w:numId w:val="5"/>
         </w:numPr>
       </w:pPr>
-      <w:proofErr w:type="spellStart"/>
-      <w:r>
-        <w:t>ReactDOM</w:t>
-      </w:r>
-      <w:proofErr w:type="spellEnd"/>
-      <w:r>
-        <w:t xml:space="preserve"> </w:t>
+      <w:r>
+        <w:t xml:space="preserve">ReactDOM </w:t>
       </w:r>
     </w:p>
     <w:p>
@@ -1174,13 +1102,8 @@
           <w:numId w:val="6"/>
         </w:numPr>
       </w:pPr>
-      <w:proofErr w:type="spellStart"/>
-      <w:r>
-        <w:t>ESLint</w:t>
-      </w:r>
-      <w:proofErr w:type="spellEnd"/>
-      <w:r>
-        <w:t xml:space="preserve"> </w:t>
+      <w:r>
+        <w:t xml:space="preserve">ESLint </w:t>
       </w:r>
     </w:p>
     <w:p>
@@ -1363,11 +1286,9 @@
             <w:hideMark/>
           </w:tcPr>
           <w:p>
-            <w:proofErr w:type="spellStart"/>
             <w:r>
               <w:t>ESLint</w:t>
             </w:r>
-            <w:proofErr w:type="spellEnd"/>
           </w:p>
         </w:tc>
       </w:tr>
@@ -1434,15 +1355,7 @@
     </w:p>
     <w:p>
       <w:r>
-        <w:t xml:space="preserve">It enables ES Modules in Node.js, allowing us to use import and export syntax instead of </w:t>
-      </w:r>
-      <w:proofErr w:type="gramStart"/>
-      <w:r>
-        <w:t>require(</w:t>
-      </w:r>
-      <w:proofErr w:type="gramEnd"/>
-      <w:r>
-        <w:t>).</w:t>
+        <w:t>It enables ES Modules in Node.js, allowing us to use import and export syntax instead of require().</w:t>
       </w:r>
     </w:p>
     <w:p>
@@ -1465,25 +1378,7 @@
           <w:b/>
           <w:bCs/>
         </w:rPr>
-        <w:t xml:space="preserve">15. What is the purpose of </w:t>
-      </w:r>
-      <w:proofErr w:type="spellStart"/>
-      <w:proofErr w:type="gramStart"/>
-      <w:r>
-        <w:rPr>
-          <w:b/>
-          <w:bCs/>
-        </w:rPr>
-        <w:t>package.json</w:t>
-      </w:r>
-      <w:proofErr w:type="spellEnd"/>
-      <w:proofErr w:type="gramEnd"/>
-      <w:r>
-        <w:rPr>
-          <w:b/>
-          <w:bCs/>
-        </w:rPr>
-        <w:t xml:space="preserve"> scripts?</w:t>
+        <w:t>15. What is the purpose of package.json scripts?</w:t>
       </w:r>
     </w:p>
     <w:p>
@@ -1506,13 +1401,8 @@
       </w:r>
     </w:p>
     <w:p>
-      <w:proofErr w:type="spellStart"/>
-      <w:r>
-        <w:t>npm</w:t>
-      </w:r>
-      <w:proofErr w:type="spellEnd"/>
-      <w:r>
-        <w:t xml:space="preserve"> run dev</w:t>
+      <w:r>
+        <w:t>npm run dev</w:t>
       </w:r>
     </w:p>
     <w:p>
@@ -1521,11 +1411,9 @@
       </w:r>
     </w:p>
     <w:p>
-      <w:proofErr w:type="spellStart"/>
       <w:r>
         <w:t>vite</w:t>
       </w:r>
-      <w:proofErr w:type="spellEnd"/>
     </w:p>
     <w:p>
       <w:r>
@@ -1595,23 +1483,7 @@
           <w:b/>
           <w:bCs/>
         </w:rPr>
-        <w:t xml:space="preserve">16. Why don't we upload </w:t>
-      </w:r>
-      <w:proofErr w:type="spellStart"/>
-      <w:r>
-        <w:rPr>
-          <w:b/>
-          <w:bCs/>
-        </w:rPr>
-        <w:t>node_modules</w:t>
-      </w:r>
-      <w:proofErr w:type="spellEnd"/>
-      <w:r>
-        <w:rPr>
-          <w:b/>
-          <w:bCs/>
-        </w:rPr>
-        <w:t xml:space="preserve"> to GitHub?</w:t>
+        <w:t>16. Why don't we upload node_modules to GitHub?</w:t>
       </w:r>
     </w:p>
     <w:p>
@@ -1629,39 +1501,13 @@
       </w:r>
     </w:p>
     <w:p>
-      <w:proofErr w:type="spellStart"/>
-      <w:r>
-        <w:t>npm</w:t>
-      </w:r>
-      <w:proofErr w:type="spellEnd"/>
-      <w:r>
-        <w:t xml:space="preserve"> install</w:t>
-      </w:r>
-    </w:p>
-    <w:p>
-      <w:r>
-        <w:t xml:space="preserve">Therefore </w:t>
-      </w:r>
-      <w:proofErr w:type="spellStart"/>
-      <w:r>
-        <w:t>node_modules</w:t>
-      </w:r>
-      <w:proofErr w:type="spellEnd"/>
-      <w:r>
-        <w:t xml:space="preserve"> is added </w:t>
-      </w:r>
-      <w:proofErr w:type="gramStart"/>
-      <w:r>
-        <w:t>to .</w:t>
-      </w:r>
-      <w:proofErr w:type="spellStart"/>
-      <w:r>
-        <w:t>gitignore</w:t>
-      </w:r>
-      <w:proofErr w:type="spellEnd"/>
-      <w:proofErr w:type="gramEnd"/>
-      <w:r>
-        <w:t>.</w:t>
+      <w:r>
+        <w:t>npm install</w:t>
+      </w:r>
+    </w:p>
+    <w:p>
+      <w:r>
+        <w:t>Therefore node_modules is added to .gitignore.</w:t>
       </w:r>
     </w:p>
     <w:p>
@@ -1683,23 +1529,7 @@
           <w:b/>
           <w:bCs/>
         </w:rPr>
-        <w:t xml:space="preserve">17. What is </w:t>
-      </w:r>
-      <w:proofErr w:type="spellStart"/>
-      <w:r>
-        <w:rPr>
-          <w:b/>
-          <w:bCs/>
-        </w:rPr>
-        <w:t>node_modules</w:t>
-      </w:r>
-      <w:proofErr w:type="spellEnd"/>
-      <w:r>
-        <w:rPr>
-          <w:b/>
-          <w:bCs/>
-        </w:rPr>
-        <w:t>?</w:t>
+        <w:t>17. What is node_modules?</w:t>
       </w:r>
     </w:p>
     <w:p>
@@ -1712,13 +1542,8 @@
       </w:r>
     </w:p>
     <w:p>
-      <w:proofErr w:type="spellStart"/>
-      <w:r>
-        <w:t>node_modules</w:t>
-      </w:r>
-      <w:proofErr w:type="spellEnd"/>
-      <w:r>
-        <w:t xml:space="preserve"> contains all installed packages required by the project.</w:t>
+      <w:r>
+        <w:t>node_modules contains all installed packages required by the project.</w:t>
       </w:r>
     </w:p>
     <w:p>
@@ -1751,33 +1576,8 @@
           <w:bCs/>
         </w:rPr>
         <w:lastRenderedPageBreak/>
-        <w:t xml:space="preserve">18. Difference between </w:t>
-      </w:r>
-      <w:proofErr w:type="spellStart"/>
-      <w:r>
-        <w:rPr>
-          <w:b/>
-          <w:bCs/>
-        </w:rPr>
-        <w:t>main.jsx</w:t>
-      </w:r>
-      <w:proofErr w:type="spellEnd"/>
-      <w:r>
-        <w:rPr>
-          <w:b/>
-          <w:bCs/>
-        </w:rPr>
-        <w:t xml:space="preserve"> and </w:t>
-      </w:r>
-      <w:proofErr w:type="spellStart"/>
-      <w:r>
-        <w:rPr>
-          <w:b/>
-          <w:bCs/>
-        </w:rPr>
-        <w:t>App.jsx</w:t>
-      </w:r>
-      <w:proofErr w:type="spellEnd"/>
+        <w:t>18. Difference between main.jsx and App.jsx</w:t>
+      </w:r>
     </w:p>
     <w:tbl>
       <w:tblPr>
@@ -1813,7 +1613,6 @@
                 <w:bCs/>
               </w:rPr>
             </w:pPr>
-            <w:proofErr w:type="spellStart"/>
             <w:r>
               <w:rPr>
                 <w:b/>
@@ -1821,7 +1620,6 @@
               </w:rPr>
               <w:t>main.jsx</w:t>
             </w:r>
-            <w:proofErr w:type="spellEnd"/>
           </w:p>
         </w:tc>
         <w:tc>
@@ -1837,7 +1635,6 @@
                 <w:bCs/>
               </w:rPr>
             </w:pPr>
-            <w:proofErr w:type="spellStart"/>
             <w:r>
               <w:rPr>
                 <w:b/>
@@ -1845,7 +1642,6 @@
               </w:rPr>
               <w:t>App.jsx</w:t>
             </w:r>
-            <w:proofErr w:type="spellEnd"/>
           </w:p>
         </w:tc>
       </w:tr>
@@ -1931,13 +1727,8 @@
           </w:tcPr>
           <w:p>
             <w:r>
-              <w:t xml:space="preserve">Runs after </w:t>
+              <w:t>Runs after main.jsx</w:t>
             </w:r>
-            <w:proofErr w:type="spellStart"/>
-            <w:r>
-              <w:t>main.jsx</w:t>
-            </w:r>
-            <w:proofErr w:type="spellEnd"/>
           </w:p>
         </w:tc>
       </w:tr>
@@ -1984,23 +1775,13 @@
       </w:r>
     </w:p>
     <w:p>
-      <w:proofErr w:type="spellStart"/>
-      <w:r>
-        <w:t>App.jsx</w:t>
-      </w:r>
-      <w:proofErr w:type="spellEnd"/>
-      <w:r>
-        <w:t xml:space="preserve"> exports App</w:t>
-      </w:r>
-    </w:p>
-    <w:p>
-      <w:proofErr w:type="spellStart"/>
-      <w:r>
-        <w:t>main.jsx</w:t>
-      </w:r>
-      <w:proofErr w:type="spellEnd"/>
-      <w:r>
-        <w:t xml:space="preserve"> imports App</w:t>
+      <w:r>
+        <w:t>App.jsx exports App</w:t>
+      </w:r>
+    </w:p>
+    <w:p>
+      <w:r>
+        <w:t>main.jsx imports App</w:t>
       </w:r>
     </w:p>
     <w:p>
@@ -2176,23 +1957,7 @@
           <w:b/>
           <w:bCs/>
         </w:rPr>
-        <w:t xml:space="preserve">22. What is the purpose of </w:t>
-      </w:r>
-      <w:proofErr w:type="spellStart"/>
-      <w:r>
-        <w:rPr>
-          <w:b/>
-          <w:bCs/>
-        </w:rPr>
-        <w:t>ReactDOM</w:t>
-      </w:r>
-      <w:proofErr w:type="spellEnd"/>
-      <w:r>
-        <w:rPr>
-          <w:b/>
-          <w:bCs/>
-        </w:rPr>
-        <w:t>?</w:t>
+        <w:t>22. What is the purpose of ReactDOM?</w:t>
       </w:r>
     </w:p>
     <w:p>
@@ -2205,13 +1970,8 @@
       </w:r>
     </w:p>
     <w:p>
-      <w:proofErr w:type="spellStart"/>
-      <w:r>
-        <w:t>ReactDOM</w:t>
-      </w:r>
-      <w:proofErr w:type="spellEnd"/>
-      <w:r>
-        <w:t xml:space="preserve"> connects React with the browser DOM and renders React components into the HTML page.</w:t>
+      <w:r>
+        <w:t>ReactDOM connects React with the browser DOM and renders React components into the HTML page.</w:t>
       </w:r>
     </w:p>
     <w:p>
@@ -2234,23 +1994,7 @@
           <w:b/>
           <w:bCs/>
         </w:rPr>
-        <w:t xml:space="preserve">23. Why are React and </w:t>
-      </w:r>
-      <w:proofErr w:type="spellStart"/>
-      <w:r>
-        <w:rPr>
-          <w:b/>
-          <w:bCs/>
-        </w:rPr>
-        <w:t>ReactDOM</w:t>
-      </w:r>
-      <w:proofErr w:type="spellEnd"/>
-      <w:r>
-        <w:rPr>
-          <w:b/>
-          <w:bCs/>
-        </w:rPr>
-        <w:t xml:space="preserve"> separate packages?</w:t>
+        <w:t>23. Why are React and ReactDOM separate packages?</w:t>
       </w:r>
     </w:p>
     <w:p>
@@ -2264,15 +2008,7 @@
     </w:p>
     <w:p>
       <w:r>
-        <w:t xml:space="preserve">React contains the core library for building components and managing UI logic, while </w:t>
-      </w:r>
-      <w:proofErr w:type="spellStart"/>
-      <w:r>
-        <w:t>ReactDOM</w:t>
-      </w:r>
-      <w:proofErr w:type="spellEnd"/>
-      <w:r>
-        <w:t xml:space="preserve"> is responsible for rendering those components into the browser's DOM.</w:t>
+        <w:t>React contains the core library for building components and managing UI logic, while ReactDOM is responsible for rendering those components into the browser's DOM.</w:t>
       </w:r>
     </w:p>
     <w:p>
@@ -2602,7 +2338,6 @@
       <w:r>
         <w:t xml:space="preserve">I am building </w:t>
       </w:r>
-      <w:proofErr w:type="spellStart"/>
       <w:r>
         <w:rPr>
           <w:b/>
@@ -2610,7 +2345,6 @@
         </w:rPr>
         <w:t>FoodHub</w:t>
       </w:r>
-      <w:proofErr w:type="spellEnd"/>
       <w:r>
         <w:t>, a Full Stack Food Ordering System using the MERN stack. The purpose of the project is to learn React, Node.js, Express.js, and MongoDB by implementing a real-world application. Currently, I have completed the React project setup using Vite and understood the project structure, package management, and React fundamentals. The project will gradually include authentication, food management, cart, orders, and an admin dashboard.</w:t>
       </w:r>
@@ -2826,13 +2560,8 @@
         <w:t>└──</w:t>
       </w:r>
       <w:r>
-        <w:t xml:space="preserve"> </w:t>
-      </w:r>
-      <w:proofErr w:type="spellStart"/>
-      <w:r>
-        <w:t>FoodCard</w:t>
-      </w:r>
-      <w:proofErr w:type="spellEnd"/>
+        <w:t xml:space="preserve"> FoodCard</w:t>
+      </w:r>
       <w:r>
         <w:br/>
       </w:r>
@@ -2865,23 +2594,7 @@
           <w:b/>
           <w:bCs/>
         </w:rPr>
-        <w:t xml:space="preserve">27. Why is </w:t>
-      </w:r>
-      <w:proofErr w:type="spellStart"/>
-      <w:r>
-        <w:rPr>
-          <w:b/>
-          <w:bCs/>
-        </w:rPr>
-        <w:t>App.jsx</w:t>
-      </w:r>
-      <w:proofErr w:type="spellEnd"/>
-      <w:r>
-        <w:rPr>
-          <w:b/>
-          <w:bCs/>
-        </w:rPr>
-        <w:t xml:space="preserve"> called the Root Component?</w:t>
+        <w:t>27. Why is App.jsx called the Root Component?</w:t>
       </w:r>
     </w:p>
     <w:p>
@@ -2900,21 +2613,8 @@
       </w:r>
     </w:p>
     <w:p>
-      <w:proofErr w:type="spellStart"/>
-      <w:r>
-        <w:t>App.jsx</w:t>
-      </w:r>
-      <w:proofErr w:type="spellEnd"/>
-      <w:r>
-        <w:t xml:space="preserve"> is called the Root Component because it is the first component rendered by </w:t>
-      </w:r>
-      <w:proofErr w:type="spellStart"/>
-      <w:r>
-        <w:t>main.jsx</w:t>
-      </w:r>
-      <w:proofErr w:type="spellEnd"/>
-      <w:r>
-        <w:t>. Every other component in the application is directly or indirectly rendered inside App.</w:t>
+      <w:r>
+        <w:t>App.jsx is called the Root Component because it is the first component rendered by main.jsx. Every other component in the application is directly or indirectly rendered inside App.</w:t>
       </w:r>
     </w:p>
     <w:p>
@@ -2980,12 +2680,8 @@
       </w:r>
       <w:r>
         <w:br/>
-      </w:r>
-      <w:proofErr w:type="spellStart"/>
-      <w:r>
         <w:t>main.jsx</w:t>
       </w:r>
-      <w:proofErr w:type="spellEnd"/>
       <w:r>
         <w:br/>
         <w:t xml:space="preserve">      ↓</w:t>
@@ -3132,13 +2828,8 @@
       </w:r>
     </w:p>
     <w:p>
-      <w:proofErr w:type="spellStart"/>
-      <w:r>
-        <w:t>App.jsx</w:t>
-      </w:r>
-      <w:proofErr w:type="spellEnd"/>
-      <w:r>
-        <w:t xml:space="preserve"> (1000 lines)</w:t>
+      <w:r>
+        <w:t>App.jsx (1000 lines)</w:t>
       </w:r>
     </w:p>
     <w:p>
@@ -3156,12 +2847,8 @@
       </w:r>
       <w:r>
         <w:br/>
-      </w:r>
-      <w:proofErr w:type="spellStart"/>
-      <w:r>
         <w:t>FoodCard</w:t>
       </w:r>
-      <w:proofErr w:type="spellEnd"/>
       <w:r>
         <w:br/>
         <w:t>Footer</w:t>
@@ -3639,23 +3326,7 @@
     </w:p>
     <w:p>
       <w:r>
-        <w:t>&lt;</w:t>
-      </w:r>
-      <w:proofErr w:type="spellStart"/>
-      <w:r>
-        <w:t>CategoryCard</w:t>
-      </w:r>
-      <w:proofErr w:type="spellEnd"/>
-      <w:r>
-        <w:t xml:space="preserve"> name="Pizza" price</w:t>
-      </w:r>
-      <w:proofErr w:type="gramStart"/>
-      <w:r>
-        <w:t>={</w:t>
-      </w:r>
-      <w:proofErr w:type="gramEnd"/>
-      <w:r>
-        <w:t>299} /&gt;</w:t>
+        <w:t>&lt;CategoryCard name="Pizza" price={299} /&gt;</w:t>
       </w:r>
     </w:p>
     <w:p>
@@ -3677,23 +3348,7 @@
           <w:b/>
           <w:bCs/>
         </w:rPr>
-        <w:t xml:space="preserve">37. What is </w:t>
-      </w:r>
-      <w:proofErr w:type="spellStart"/>
-      <w:r>
-        <w:rPr>
-          <w:b/>
-          <w:bCs/>
-        </w:rPr>
-        <w:t>Destructuring</w:t>
-      </w:r>
-      <w:proofErr w:type="spellEnd"/>
-      <w:r>
-        <w:rPr>
-          <w:b/>
-          <w:bCs/>
-        </w:rPr>
-        <w:t xml:space="preserve"> in React?</w:t>
+        <w:t>37. What is Destructuring in React?</w:t>
       </w:r>
     </w:p>
     <w:p>
@@ -3712,13 +3367,8 @@
       </w:r>
     </w:p>
     <w:p>
-      <w:proofErr w:type="spellStart"/>
-      <w:r>
-        <w:t>Destructuring</w:t>
-      </w:r>
-      <w:proofErr w:type="spellEnd"/>
-      <w:r>
-        <w:t xml:space="preserve"> is a JavaScript feature used to extract values from an object. In React, it is commonly used to access props directly.</w:t>
+      <w:r>
+        <w:t>Destructuring is a JavaScript feature used to extract values from an object. In React, it is commonly used to access props directly.</w:t>
       </w:r>
     </w:p>
     <w:p>
@@ -3761,23 +3411,7 @@
           <w:b/>
           <w:bCs/>
         </w:rPr>
-        <w:t xml:space="preserve">38. What </w:t>
-      </w:r>
-      <w:proofErr w:type="gramStart"/>
-      <w:r>
-        <w:rPr>
-          <w:b/>
-          <w:bCs/>
-        </w:rPr>
-        <w:t>is .map</w:t>
-      </w:r>
-      <w:proofErr w:type="gramEnd"/>
-      <w:r>
-        <w:rPr>
-          <w:b/>
-          <w:bCs/>
-        </w:rPr>
-        <w:t>() in React?</w:t>
+        <w:t>38. What is .map() in React?</w:t>
       </w:r>
     </w:p>
     <w:p>
@@ -3796,13 +3430,8 @@
       </w:r>
     </w:p>
     <w:p>
-      <w:proofErr w:type="gramStart"/>
-      <w:r>
-        <w:t>.map</w:t>
-      </w:r>
-      <w:proofErr w:type="gramEnd"/>
-      <w:r>
-        <w:t>() is used to render multiple components from an array dynamically, avoiding repetitive code.</w:t>
+      <w:r>
+        <w:t>.map() is used to render multiple components from an array dynamically, avoiding repetitive code.</w:t>
       </w:r>
     </w:p>
     <w:p>
@@ -3815,25 +3444,12 @@
       </w:r>
     </w:p>
     <w:p>
-      <w:proofErr w:type="spellStart"/>
-      <w:r>
-        <w:t>foods.map</w:t>
-      </w:r>
-      <w:proofErr w:type="spellEnd"/>
-      <w:r>
-        <w:t>((food) =&gt; (</w:t>
+      <w:r>
+        <w:t>foods.map((food) =&gt; (</w:t>
       </w:r>
       <w:r>
         <w:br/>
-        <w:t xml:space="preserve">    &lt;</w:t>
-      </w:r>
-      <w:proofErr w:type="spellStart"/>
-      <w:r>
-        <w:t>FoodCard</w:t>
-      </w:r>
-      <w:proofErr w:type="spellEnd"/>
-      <w:r>
-        <w:t xml:space="preserve"> key={food.id} ... /&gt;</w:t>
+        <w:t xml:space="preserve">    &lt;FoodCard key={food.id} ... /&gt;</w:t>
       </w:r>
       <w:r>
         <w:br/>
@@ -3929,22 +3545,7 @@
       </w:r>
       <w:r>
         <w:br/>
-      </w:r>
-      <w:proofErr w:type="gramStart"/>
-      <w:r>
-        <w:t>foods[</w:t>
-      </w:r>
-      <w:proofErr w:type="gramEnd"/>
-      <w:r>
-        <w:t xml:space="preserve">] / </w:t>
-      </w:r>
-      <w:proofErr w:type="gramStart"/>
-      <w:r>
-        <w:t>categories[</w:t>
-      </w:r>
-      <w:proofErr w:type="gramEnd"/>
-      <w:r>
-        <w:t>]</w:t>
+        <w:t>foods[] / categories[]</w:t>
       </w:r>
       <w:r>
         <w:br/>
@@ -3960,20 +3561,8 @@
       </w:r>
       <w:r>
         <w:br/>
-      </w:r>
-      <w:proofErr w:type="spellStart"/>
-      <w:r>
-        <w:t>FoodCard</w:t>
-      </w:r>
-      <w:proofErr w:type="spellEnd"/>
-      <w:r>
-        <w:t xml:space="preserve"> / </w:t>
-      </w:r>
-      <w:proofErr w:type="spellStart"/>
-      <w:r>
-        <w:t>CategoryCard</w:t>
-      </w:r>
-      <w:proofErr w:type="spellEnd"/>
+        <w:t>FoodCard / CategoryCard</w:t>
+      </w:r>
       <w:r>
         <w:br/>
         <w:t xml:space="preserve">   ↓</w:t>
@@ -4102,12 +3691,8 @@
       </w:r>
       <w:r>
         <w:br/>
-      </w:r>
-      <w:proofErr w:type="spellStart"/>
-      <w:r>
         <w:t>FoodCard</w:t>
       </w:r>
-      <w:proofErr w:type="spellEnd"/>
     </w:p>
     <w:p>
       <w:r>
@@ -4210,23 +3795,7 @@
           <w:b/>
           <w:bCs/>
         </w:rPr>
-        <w:t xml:space="preserve">45. What is </w:t>
-      </w:r>
-      <w:proofErr w:type="spellStart"/>
-      <w:r>
-        <w:rPr>
-          <w:b/>
-          <w:bCs/>
-        </w:rPr>
-        <w:t>BrowserRouter</w:t>
-      </w:r>
-      <w:proofErr w:type="spellEnd"/>
-      <w:r>
-        <w:rPr>
-          <w:b/>
-          <w:bCs/>
-        </w:rPr>
-        <w:t>?</w:t>
+        <w:t>45. What is BrowserRouter?</w:t>
       </w:r>
     </w:p>
     <w:p>
@@ -4245,14 +3814,9 @@
       </w:r>
     </w:p>
     <w:p>
-      <w:proofErr w:type="spellStart"/>
       <w:r>
         <w:lastRenderedPageBreak/>
-        <w:t>BrowserRouter</w:t>
-      </w:r>
-      <w:proofErr w:type="spellEnd"/>
-      <w:r>
-        <w:t xml:space="preserve"> enables routing in a React application. It monitors the browser URL and renders the corresponding page component.</w:t>
+        <w:t>BrowserRouter enables routing in a React application. It monitors the browser URL and renders the corresponding page component.</w:t>
       </w:r>
     </w:p>
     <w:p>
@@ -4265,13 +3829,8 @@
       </w:r>
     </w:p>
     <w:p>
-      <w:proofErr w:type="spellStart"/>
-      <w:r>
-        <w:t>BrowserRouter</w:t>
-      </w:r>
-      <w:proofErr w:type="spellEnd"/>
-      <w:r>
-        <w:t xml:space="preserve"> ↔ urls.py</w:t>
+      <w:r>
+        <w:t>BrowserRouter ↔ urls.py</w:t>
       </w:r>
     </w:p>
     <w:p>
@@ -4348,27 +3907,11 @@
       </w:r>
       <w:r>
         <w:br/>
-        <w:t xml:space="preserve">    &lt;Route path="/" element</w:t>
-      </w:r>
-      <w:proofErr w:type="gramStart"/>
-      <w:r>
-        <w:t>={</w:t>
-      </w:r>
-      <w:proofErr w:type="gramEnd"/>
-      <w:r>
-        <w:t>&lt;Home /&gt;} /&gt;</w:t>
+        <w:t xml:space="preserve">    &lt;Route path="/" element={&lt;Home /&gt;} /&gt;</w:t>
       </w:r>
       <w:r>
         <w:br/>
-        <w:t xml:space="preserve">    &lt;Route path="/login" element</w:t>
-      </w:r>
-      <w:proofErr w:type="gramStart"/>
-      <w:r>
-        <w:t>={</w:t>
-      </w:r>
-      <w:proofErr w:type="gramEnd"/>
-      <w:r>
-        <w:t>&lt;Login /&gt;} /&gt;</w:t>
+        <w:t xml:space="preserve">    &lt;Route path="/login" element={&lt;Login /&gt;} /&gt;</w:t>
       </w:r>
       <w:r>
         <w:br/>
@@ -4612,23 +4155,7 @@
           <w:b/>
           <w:bCs/>
         </w:rPr>
-        <w:t xml:space="preserve">49. What is </w:t>
-      </w:r>
-      <w:proofErr w:type="spellStart"/>
-      <w:r>
-        <w:rPr>
-          <w:b/>
-          <w:bCs/>
-        </w:rPr>
-        <w:t>NavLink</w:t>
-      </w:r>
-      <w:proofErr w:type="spellEnd"/>
-      <w:r>
-        <w:rPr>
-          <w:b/>
-          <w:bCs/>
-        </w:rPr>
-        <w:t>?</w:t>
+        <w:t>49. What is NavLink?</w:t>
       </w:r>
     </w:p>
     <w:p>
@@ -4648,13 +4175,8 @@
       </w:r>
     </w:p>
     <w:p>
-      <w:proofErr w:type="spellStart"/>
-      <w:r>
-        <w:t>NavLink</w:t>
-      </w:r>
-      <w:proofErr w:type="spellEnd"/>
-      <w:r>
-        <w:t xml:space="preserve"> works like Link but automatically applies an active class to the currently selected route. It is commonly used for navigation menus.</w:t>
+      <w:r>
+        <w:t>NavLink works like Link but automatically applies an active class to the currently selected route. It is commonly used for navigation menus.</w:t>
       </w:r>
     </w:p>
     <w:p>
@@ -4701,23 +4223,7 @@
     </w:p>
     <w:p>
       <w:r>
-        <w:t>&lt;Route path="*" element</w:t>
-      </w:r>
-      <w:proofErr w:type="gramStart"/>
-      <w:r>
-        <w:t>={</w:t>
-      </w:r>
-      <w:proofErr w:type="gramEnd"/>
-      <w:r>
-        <w:t>&lt;</w:t>
-      </w:r>
-      <w:proofErr w:type="spellStart"/>
-      <w:r>
-        <w:t>NotFound</w:t>
-      </w:r>
-      <w:proofErr w:type="spellEnd"/>
-      <w:r>
-        <w:t xml:space="preserve"> /&gt;} /&gt;</w:t>
+        <w:t>&lt;Route path="*" element={&lt;NotFound /&gt;} /&gt;</w:t>
       </w:r>
     </w:p>
     <w:p>
@@ -4772,12 +4278,8 @@
       </w:r>
       <w:r>
         <w:br/>
-      </w:r>
-      <w:proofErr w:type="spellStart"/>
-      <w:r>
         <w:t>BrowserRouter</w:t>
       </w:r>
-      <w:proofErr w:type="spellEnd"/>
       <w:r>
         <w:br/>
         <w:t xml:space="preserve">      ↓</w:t>
@@ -4827,23 +4329,7 @@
           <w:b/>
           <w:bCs/>
         </w:rPr>
-        <w:t xml:space="preserve">52. Explain routing in your </w:t>
-      </w:r>
-      <w:proofErr w:type="spellStart"/>
-      <w:r>
-        <w:rPr>
-          <w:b/>
-          <w:bCs/>
-        </w:rPr>
-        <w:t>FoodHub</w:t>
-      </w:r>
-      <w:proofErr w:type="spellEnd"/>
-      <w:r>
-        <w:rPr>
-          <w:b/>
-          <w:bCs/>
-        </w:rPr>
-        <w:t xml:space="preserve"> project.</w:t>
+        <w:t>52. Explain routing in your FoodHub project.</w:t>
       </w:r>
     </w:p>
     <w:p>
@@ -4862,21 +4348,8 @@
       </w:r>
     </w:p>
     <w:p>
-      <w:proofErr w:type="spellStart"/>
-      <w:r>
-        <w:t>FoodHub</w:t>
-      </w:r>
-      <w:proofErr w:type="spellEnd"/>
-      <w:r>
-        <w:t xml:space="preserve"> uses React Router for client-side routing. The application contains routes for Home, Menu, Login, Register, Cart, Orders, and Admin pages. Navigation is handled using Link/</w:t>
-      </w:r>
-      <w:proofErr w:type="spellStart"/>
-      <w:r>
-        <w:t>NavLink</w:t>
-      </w:r>
-      <w:proofErr w:type="spellEnd"/>
-      <w:r>
-        <w:t>, allowing users to move between pages without reloading the website.</w:t>
+      <w:r>
+        <w:t>FoodHub uses React Router for client-side routing. The application contains routes for Home, Menu, Login, Register, Cart, Orders, and Admin pages. Navigation is handled using Link/NavLink, allowing users to move between pages without reloading the website.</w:t>
       </w:r>
     </w:p>
     <w:p>
@@ -4899,39 +4372,7 @@
           <w:bCs/>
         </w:rPr>
         <w:lastRenderedPageBreak/>
-        <w:t xml:space="preserve">53. Why is Express a dependency and </w:t>
-      </w:r>
-      <w:proofErr w:type="spellStart"/>
-      <w:r>
-        <w:rPr>
-          <w:b/>
-          <w:bCs/>
-        </w:rPr>
-        <w:t>Nodemon</w:t>
-      </w:r>
-      <w:proofErr w:type="spellEnd"/>
-      <w:r>
-        <w:rPr>
-          <w:b/>
-          <w:bCs/>
-        </w:rPr>
-        <w:t xml:space="preserve"> a </w:t>
-      </w:r>
-      <w:proofErr w:type="spellStart"/>
-      <w:r>
-        <w:rPr>
-          <w:b/>
-          <w:bCs/>
-        </w:rPr>
-        <w:t>devDependency</w:t>
-      </w:r>
-      <w:proofErr w:type="spellEnd"/>
-      <w:r>
-        <w:rPr>
-          <w:b/>
-          <w:bCs/>
-        </w:rPr>
-        <w:t>?</w:t>
+        <w:t>53. Why is Express a dependency and Nodemon a devDependency?</w:t>
       </w:r>
     </w:p>
     <w:p>
@@ -4968,7 +4409,6 @@
           <w:numId w:val="10"/>
         </w:numPr>
       </w:pPr>
-      <w:proofErr w:type="spellStart"/>
       <w:r>
         <w:rPr>
           <w:b/>
@@ -4976,17 +4416,8 @@
         </w:rPr>
         <w:t>Nodemon</w:t>
       </w:r>
-      <w:proofErr w:type="spellEnd"/>
-      <w:r>
-        <w:t xml:space="preserve"> is a </w:t>
-      </w:r>
-      <w:proofErr w:type="spellStart"/>
-      <w:r>
-        <w:t>devDependency</w:t>
-      </w:r>
-      <w:proofErr w:type="spellEnd"/>
-      <w:r>
-        <w:t xml:space="preserve"> because it is only used during development to automatically restart the server when code changes.</w:t>
+      <w:r>
+        <w:t xml:space="preserve"> is a devDependency because it is only used during development to automatically restart the server when code changes.</w:t>
       </w:r>
     </w:p>
     <w:p>
@@ -5124,65 +4555,7 @@
           <w:kern w:val="0"/>
           <w14:ligatures w14:val="none"/>
         </w:rPr>
-        <w:t xml:space="preserve">Q55. Why do we use </w:t>
-      </w:r>
-      <w:proofErr w:type="spellStart"/>
-      <w:proofErr w:type="gramStart"/>
-      <w:r>
-        <w:rPr>
-          <w:rFonts w:eastAsia="Times New Roman" w:cstheme="minorHAnsi"/>
-          <w:b/>
-          <w:bCs/>
-          <w:kern w:val="0"/>
-          <w14:ligatures w14:val="none"/>
-        </w:rPr>
-        <w:t>app.use</w:t>
-      </w:r>
-      <w:proofErr w:type="spellEnd"/>
-      <w:r>
-        <w:rPr>
-          <w:rFonts w:eastAsia="Times New Roman" w:cstheme="minorHAnsi"/>
-          <w:b/>
-          <w:bCs/>
-          <w:kern w:val="0"/>
-          <w14:ligatures w14:val="none"/>
-        </w:rPr>
-        <w:t>(</w:t>
-      </w:r>
-      <w:proofErr w:type="gramEnd"/>
-      <w:r>
-        <w:rPr>
-          <w:rFonts w:eastAsia="Times New Roman" w:cstheme="minorHAnsi"/>
-          <w:b/>
-          <w:bCs/>
-          <w:kern w:val="0"/>
-          <w14:ligatures w14:val="none"/>
-        </w:rPr>
-        <w:t xml:space="preserve">) with </w:t>
-      </w:r>
-      <w:proofErr w:type="spellStart"/>
-      <w:proofErr w:type="gramStart"/>
-      <w:r>
-        <w:rPr>
-          <w:rFonts w:eastAsia="Times New Roman" w:cstheme="minorHAnsi"/>
-          <w:b/>
-          <w:bCs/>
-          <w:kern w:val="0"/>
-          <w14:ligatures w14:val="none"/>
-        </w:rPr>
-        <w:t>express.Router</w:t>
-      </w:r>
-      <w:proofErr w:type="spellEnd"/>
-      <w:proofErr w:type="gramEnd"/>
-      <w:r>
-        <w:rPr>
-          <w:rFonts w:eastAsia="Times New Roman" w:cstheme="minorHAnsi"/>
-          <w:b/>
-          <w:bCs/>
-          <w:kern w:val="0"/>
-          <w14:ligatures w14:val="none"/>
-        </w:rPr>
-        <w:t>()?</w:t>
+        <w:t>Q55. Why do we use app.use() with express.Router()?</w:t>
       </w:r>
     </w:p>
     <w:p>
@@ -5214,53 +4587,13 @@
           <w14:ligatures w14:val="none"/>
         </w:rPr>
       </w:pPr>
-      <w:proofErr w:type="spellStart"/>
-      <w:proofErr w:type="gramStart"/>
-      <w:r>
-        <w:rPr>
-          <w:rFonts w:eastAsia="Times New Roman" w:cstheme="minorHAnsi"/>
-          <w:kern w:val="0"/>
-          <w14:ligatures w14:val="none"/>
-        </w:rPr>
-        <w:t>app.use</w:t>
-      </w:r>
-      <w:proofErr w:type="spellEnd"/>
-      <w:r>
-        <w:rPr>
-          <w:rFonts w:eastAsia="Times New Roman" w:cstheme="minorHAnsi"/>
-          <w:kern w:val="0"/>
-          <w14:ligatures w14:val="none"/>
-        </w:rPr>
-        <w:t>(</w:t>
-      </w:r>
-      <w:proofErr w:type="gramEnd"/>
-      <w:r>
-        <w:rPr>
-          <w:rFonts w:eastAsia="Times New Roman" w:cstheme="minorHAnsi"/>
-          <w:kern w:val="0"/>
-          <w14:ligatures w14:val="none"/>
-        </w:rPr>
-        <w:t xml:space="preserve">) is used to mount a group of related routes under a common base path. Inside the route file, </w:t>
-      </w:r>
-      <w:proofErr w:type="spellStart"/>
-      <w:proofErr w:type="gramStart"/>
-      <w:r>
-        <w:rPr>
-          <w:rFonts w:eastAsia="Times New Roman" w:cstheme="minorHAnsi"/>
-          <w:kern w:val="0"/>
-          <w14:ligatures w14:val="none"/>
-        </w:rPr>
-        <w:t>express.Router</w:t>
-      </w:r>
-      <w:proofErr w:type="spellEnd"/>
-      <w:proofErr w:type="gramEnd"/>
-      <w:r>
-        <w:rPr>
-          <w:rFonts w:eastAsia="Times New Roman" w:cstheme="minorHAnsi"/>
-          <w:kern w:val="0"/>
-          <w14:ligatures w14:val="none"/>
-        </w:rPr>
-        <w:t>() defines only the remaining part of the URL, making the project modular and easier to maintain.</w:t>
+      <w:r>
+        <w:rPr>
+          <w:rFonts w:eastAsia="Times New Roman" w:cstheme="minorHAnsi"/>
+          <w:kern w:val="0"/>
+          <w14:ligatures w14:val="none"/>
+        </w:rPr>
+        <w:t>app.use() is used to mount a group of related routes under a common base path. Inside the route file, express.Router() defines only the remaining part of the URL, making the project modular and easier to maintain.</w:t>
       </w:r>
     </w:p>
     <w:p>
@@ -5402,31 +4735,7 @@
           <w:kern w:val="0"/>
           <w14:ligatures w14:val="none"/>
         </w:rPr>
-        <w:t xml:space="preserve">57. What is </w:t>
-      </w:r>
-      <w:proofErr w:type="spellStart"/>
-      <w:proofErr w:type="gramStart"/>
-      <w:r>
-        <w:rPr>
-          <w:rFonts w:eastAsia="Times New Roman" w:cstheme="minorHAnsi"/>
-          <w:b/>
-          <w:bCs/>
-          <w:kern w:val="0"/>
-          <w14:ligatures w14:val="none"/>
-        </w:rPr>
-        <w:t>req.params</w:t>
-      </w:r>
-      <w:proofErr w:type="spellEnd"/>
-      <w:proofErr w:type="gramEnd"/>
-      <w:r>
-        <w:rPr>
-          <w:rFonts w:eastAsia="Times New Roman" w:cstheme="minorHAnsi"/>
-          <w:b/>
-          <w:bCs/>
-          <w:kern w:val="0"/>
-          <w14:ligatures w14:val="none"/>
-        </w:rPr>
-        <w:t>?</w:t>
+        <w:t>57. What is req.params?</w:t>
       </w:r>
     </w:p>
     <w:p>
@@ -5458,25 +4767,13 @@
           <w14:ligatures w14:val="none"/>
         </w:rPr>
       </w:pPr>
-      <w:proofErr w:type="spellStart"/>
-      <w:proofErr w:type="gramStart"/>
-      <w:r>
-        <w:rPr>
-          <w:rFonts w:eastAsia="Times New Roman" w:cstheme="minorHAnsi"/>
-          <w:kern w:val="0"/>
-          <w14:ligatures w14:val="none"/>
-        </w:rPr>
-        <w:t>req.params</w:t>
-      </w:r>
-      <w:proofErr w:type="spellEnd"/>
-      <w:proofErr w:type="gramEnd"/>
-      <w:r>
-        <w:rPr>
-          <w:rFonts w:eastAsia="Times New Roman" w:cstheme="minorHAnsi"/>
-          <w:kern w:val="0"/>
-          <w14:ligatures w14:val="none"/>
-        </w:rPr>
-        <w:t xml:space="preserve"> is an object that contains the values of route parameters from the URL. It is commonly used to access dynamic values such as IDs.</w:t>
+      <w:r>
+        <w:rPr>
+          <w:rFonts w:eastAsia="Times New Roman" w:cstheme="minorHAnsi"/>
+          <w:kern w:val="0"/>
+          <w14:ligatures w14:val="none"/>
+        </w:rPr>
+        <w:t>req.params is an object that contains the values of route parameters from the URL. It is commonly used to access dynamic values such as IDs.</w:t>
       </w:r>
     </w:p>
     <w:p>
@@ -5518,31 +4815,7 @@
           <w:kern w:val="0"/>
           <w14:ligatures w14:val="none"/>
         </w:rPr>
-        <w:t xml:space="preserve">58. What is </w:t>
-      </w:r>
-      <w:proofErr w:type="spellStart"/>
-      <w:proofErr w:type="gramStart"/>
-      <w:r>
-        <w:rPr>
-          <w:rFonts w:eastAsia="Times New Roman" w:cstheme="minorHAnsi"/>
-          <w:b/>
-          <w:bCs/>
-          <w:kern w:val="0"/>
-          <w14:ligatures w14:val="none"/>
-        </w:rPr>
-        <w:t>req.body</w:t>
-      </w:r>
-      <w:proofErr w:type="spellEnd"/>
-      <w:proofErr w:type="gramEnd"/>
-      <w:r>
-        <w:rPr>
-          <w:rFonts w:eastAsia="Times New Roman" w:cstheme="minorHAnsi"/>
-          <w:b/>
-          <w:bCs/>
-          <w:kern w:val="0"/>
-          <w14:ligatures w14:val="none"/>
-        </w:rPr>
-        <w:t>?</w:t>
+        <w:t>58. What is req.body?</w:t>
       </w:r>
     </w:p>
     <w:p>
@@ -5576,25 +4849,13 @@
           <w14:ligatures w14:val="none"/>
         </w:rPr>
       </w:pPr>
-      <w:proofErr w:type="spellStart"/>
-      <w:proofErr w:type="gramStart"/>
-      <w:r>
-        <w:rPr>
-          <w:rFonts w:eastAsia="Times New Roman" w:cstheme="minorHAnsi"/>
-          <w:kern w:val="0"/>
-          <w14:ligatures w14:val="none"/>
-        </w:rPr>
-        <w:t>req.body</w:t>
-      </w:r>
-      <w:proofErr w:type="spellEnd"/>
-      <w:proofErr w:type="gramEnd"/>
-      <w:r>
-        <w:rPr>
-          <w:rFonts w:eastAsia="Times New Roman" w:cstheme="minorHAnsi"/>
-          <w:kern w:val="0"/>
-          <w14:ligatures w14:val="none"/>
-        </w:rPr>
-        <w:t xml:space="preserve"> contains the data sent by the client in the request body. It is mainly used in </w:t>
+      <w:r>
+        <w:rPr>
+          <w:rFonts w:eastAsia="Times New Roman" w:cstheme="minorHAnsi"/>
+          <w:kern w:val="0"/>
+          <w14:ligatures w14:val="none"/>
+        </w:rPr>
+        <w:t xml:space="preserve">req.body contains the data sent by the client in the request body. It is mainly used in </w:t>
       </w:r>
       <w:r>
         <w:rPr>
@@ -5668,63 +4929,7 @@
           <w:kern w:val="0"/>
           <w14:ligatures w14:val="none"/>
         </w:rPr>
-        <w:t xml:space="preserve">const </w:t>
-      </w:r>
-      <w:proofErr w:type="gramStart"/>
-      <w:r>
-        <w:rPr>
-          <w:rFonts w:eastAsia="Times New Roman" w:cstheme="minorHAnsi"/>
-          <w:kern w:val="0"/>
-          <w14:ligatures w14:val="none"/>
-        </w:rPr>
-        <w:t>{ name</w:t>
-      </w:r>
-      <w:proofErr w:type="gramEnd"/>
-      <w:r>
-        <w:rPr>
-          <w:rFonts w:eastAsia="Times New Roman" w:cstheme="minorHAnsi"/>
-          <w:kern w:val="0"/>
-          <w14:ligatures w14:val="none"/>
-        </w:rPr>
-        <w:t xml:space="preserve">, </w:t>
-      </w:r>
-      <w:proofErr w:type="gramStart"/>
-      <w:r>
-        <w:rPr>
-          <w:rFonts w:eastAsia="Times New Roman" w:cstheme="minorHAnsi"/>
-          <w:kern w:val="0"/>
-          <w14:ligatures w14:val="none"/>
-        </w:rPr>
-        <w:t>price }</w:t>
-      </w:r>
-      <w:proofErr w:type="gramEnd"/>
-      <w:r>
-        <w:rPr>
-          <w:rFonts w:eastAsia="Times New Roman" w:cstheme="minorHAnsi"/>
-          <w:kern w:val="0"/>
-          <w14:ligatures w14:val="none"/>
-        </w:rPr>
-        <w:t xml:space="preserve"> = </w:t>
-      </w:r>
-      <w:proofErr w:type="spellStart"/>
-      <w:proofErr w:type="gramStart"/>
-      <w:r>
-        <w:rPr>
-          <w:rFonts w:eastAsia="Times New Roman" w:cstheme="minorHAnsi"/>
-          <w:kern w:val="0"/>
-          <w14:ligatures w14:val="none"/>
-        </w:rPr>
-        <w:t>req.body</w:t>
-      </w:r>
-      <w:proofErr w:type="spellEnd"/>
-      <w:proofErr w:type="gramEnd"/>
-      <w:r>
-        <w:rPr>
-          <w:rFonts w:eastAsia="Times New Roman" w:cstheme="minorHAnsi"/>
-          <w:kern w:val="0"/>
-          <w14:ligatures w14:val="none"/>
-        </w:rPr>
-        <w:t>;</w:t>
+        <w:t>const { name, price } = req.body;</w:t>
       </w:r>
     </w:p>
     <w:p>
@@ -5766,31 +4971,7 @@
           <w:kern w:val="0"/>
           <w14:ligatures w14:val="none"/>
         </w:rPr>
-        <w:t xml:space="preserve">59. Why do we use </w:t>
-      </w:r>
-      <w:proofErr w:type="spellStart"/>
-      <w:proofErr w:type="gramStart"/>
-      <w:r>
-        <w:rPr>
-          <w:rFonts w:eastAsia="Times New Roman" w:cstheme="minorHAnsi"/>
-          <w:b/>
-          <w:bCs/>
-          <w:kern w:val="0"/>
-          <w14:ligatures w14:val="none"/>
-        </w:rPr>
-        <w:t>express.json</w:t>
-      </w:r>
-      <w:proofErr w:type="spellEnd"/>
-      <w:proofErr w:type="gramEnd"/>
-      <w:r>
-        <w:rPr>
-          <w:rFonts w:eastAsia="Times New Roman" w:cstheme="minorHAnsi"/>
-          <w:b/>
-          <w:bCs/>
-          <w:kern w:val="0"/>
-          <w14:ligatures w14:val="none"/>
-        </w:rPr>
-        <w:t>()?</w:t>
+        <w:t>59. Why do we use express.json()?</w:t>
       </w:r>
     </w:p>
     <w:p>
@@ -5824,103 +5005,31 @@
           <w14:ligatures w14:val="none"/>
         </w:rPr>
       </w:pPr>
-      <w:proofErr w:type="spellStart"/>
-      <w:proofErr w:type="gramStart"/>
-      <w:r>
-        <w:rPr>
-          <w:rFonts w:eastAsia="Times New Roman" w:cstheme="minorHAnsi"/>
-          <w:kern w:val="0"/>
-          <w14:ligatures w14:val="none"/>
-        </w:rPr>
-        <w:t>express.json</w:t>
-      </w:r>
-      <w:proofErr w:type="spellEnd"/>
-      <w:proofErr w:type="gramEnd"/>
-      <w:r>
-        <w:rPr>
-          <w:rFonts w:eastAsia="Times New Roman" w:cstheme="minorHAnsi"/>
-          <w:kern w:val="0"/>
-          <w14:ligatures w14:val="none"/>
-        </w:rPr>
-        <w:t xml:space="preserve">() is a middleware that converts incoming JSON data into a JavaScript object, allowing it to be accessed through </w:t>
-      </w:r>
-      <w:proofErr w:type="spellStart"/>
-      <w:proofErr w:type="gramStart"/>
-      <w:r>
-        <w:rPr>
-          <w:rFonts w:eastAsia="Times New Roman" w:cstheme="minorHAnsi"/>
-          <w:kern w:val="0"/>
-          <w14:ligatures w14:val="none"/>
-        </w:rPr>
-        <w:t>req.body</w:t>
-      </w:r>
-      <w:proofErr w:type="spellEnd"/>
-      <w:proofErr w:type="gramEnd"/>
-      <w:r>
-        <w:rPr>
-          <w:rFonts w:eastAsia="Times New Roman" w:cstheme="minorHAnsi"/>
-          <w:kern w:val="0"/>
-          <w14:ligatures w14:val="none"/>
-        </w:rPr>
-        <w:t>.</w:t>
-      </w:r>
-    </w:p>
-    <w:p>
-      <w:pPr>
-        <w:spacing w:before="100" w:beforeAutospacing="1" w:after="100" w:afterAutospacing="1" w:line="240" w:lineRule="auto"/>
-        <w:rPr>
-          <w:rFonts w:eastAsia="Times New Roman" w:cstheme="minorHAnsi"/>
-          <w:kern w:val="0"/>
-          <w14:ligatures w14:val="none"/>
-        </w:rPr>
-      </w:pPr>
-      <w:r>
-        <w:rPr>
-          <w:rFonts w:eastAsia="Times New Roman" w:cstheme="minorHAnsi"/>
-          <w:kern w:val="0"/>
-          <w14:ligatures w14:val="none"/>
-        </w:rPr>
-        <w:t xml:space="preserve">Without </w:t>
-      </w:r>
-      <w:proofErr w:type="spellStart"/>
-      <w:proofErr w:type="gramStart"/>
-      <w:r>
-        <w:rPr>
-          <w:rFonts w:eastAsia="Times New Roman" w:cstheme="minorHAnsi"/>
-          <w:kern w:val="0"/>
-          <w14:ligatures w14:val="none"/>
-        </w:rPr>
-        <w:t>express.json</w:t>
-      </w:r>
-      <w:proofErr w:type="spellEnd"/>
-      <w:proofErr w:type="gramEnd"/>
-      <w:r>
-        <w:rPr>
-          <w:rFonts w:eastAsia="Times New Roman" w:cstheme="minorHAnsi"/>
-          <w:kern w:val="0"/>
-          <w14:ligatures w14:val="none"/>
-        </w:rPr>
-        <w:t xml:space="preserve">(), </w:t>
-      </w:r>
-      <w:proofErr w:type="spellStart"/>
-      <w:proofErr w:type="gramStart"/>
-      <w:r>
-        <w:rPr>
-          <w:rFonts w:eastAsia="Times New Roman" w:cstheme="minorHAnsi"/>
-          <w:kern w:val="0"/>
-          <w14:ligatures w14:val="none"/>
-        </w:rPr>
-        <w:t>req.body</w:t>
-      </w:r>
-      <w:proofErr w:type="spellEnd"/>
-      <w:proofErr w:type="gramEnd"/>
-      <w:r>
-        <w:rPr>
-          <w:rFonts w:eastAsia="Times New Roman" w:cstheme="minorHAnsi"/>
-          <w:kern w:val="0"/>
-          <w14:ligatures w14:val="none"/>
-        </w:rPr>
-        <w:t xml:space="preserve"> will be undefined.</w:t>
+      <w:r>
+        <w:rPr>
+          <w:rFonts w:eastAsia="Times New Roman" w:cstheme="minorHAnsi"/>
+          <w:kern w:val="0"/>
+          <w14:ligatures w14:val="none"/>
+        </w:rPr>
+        <w:t>express.json() is a middleware that converts incoming JSON data into a JavaScript object, allowing it to be accessed through req.body.</w:t>
+      </w:r>
+    </w:p>
+    <w:p>
+      <w:pPr>
+        <w:spacing w:before="100" w:beforeAutospacing="1" w:after="100" w:afterAutospacing="1" w:line="240" w:lineRule="auto"/>
+        <w:rPr>
+          <w:rFonts w:eastAsia="Times New Roman" w:cstheme="minorHAnsi"/>
+          <w:kern w:val="0"/>
+          <w14:ligatures w14:val="none"/>
+        </w:rPr>
+      </w:pPr>
+      <w:r>
+        <w:rPr>
+          <w:rFonts w:eastAsia="Times New Roman" w:cstheme="minorHAnsi"/>
+          <w:kern w:val="0"/>
+          <w14:ligatures w14:val="none"/>
+        </w:rPr>
+        <w:t>Without express.json(), req.body will be undefined.</w:t>
       </w:r>
     </w:p>
     <w:p>
@@ -6531,25 +5640,7 @@
                 <w:kern w:val="0"/>
                 <w14:ligatures w14:val="none"/>
               </w:rPr>
-              <w:t>/</w:t>
-            </w:r>
-            <w:proofErr w:type="spellStart"/>
-            <w:r>
-              <w:rPr>
-                <w:rFonts w:eastAsia="Times New Roman" w:cstheme="minorHAnsi"/>
-                <w:kern w:val="0"/>
-                <w14:ligatures w14:val="none"/>
-              </w:rPr>
-              <w:t>api</w:t>
-            </w:r>
-            <w:proofErr w:type="spellEnd"/>
-            <w:r>
-              <w:rPr>
-                <w:rFonts w:eastAsia="Times New Roman" w:cstheme="minorHAnsi"/>
-                <w:kern w:val="0"/>
-                <w14:ligatures w14:val="none"/>
-              </w:rPr>
-              <w:t>/foods</w:t>
+              <w:t>/api/foods</w:t>
             </w:r>
           </w:p>
         </w:tc>
@@ -6629,27 +5720,7 @@
                 <w:kern w:val="0"/>
                 <w14:ligatures w14:val="none"/>
               </w:rPr>
-              <w:t>/</w:t>
-            </w:r>
-            <w:proofErr w:type="spellStart"/>
-            <w:proofErr w:type="gramStart"/>
-            <w:r>
-              <w:rPr>
-                <w:rFonts w:eastAsia="Times New Roman" w:cstheme="minorHAnsi"/>
-                <w:kern w:val="0"/>
-                <w14:ligatures w14:val="none"/>
-              </w:rPr>
-              <w:t>api</w:t>
-            </w:r>
-            <w:proofErr w:type="spellEnd"/>
-            <w:proofErr w:type="gramEnd"/>
-            <w:r>
-              <w:rPr>
-                <w:rFonts w:eastAsia="Times New Roman" w:cstheme="minorHAnsi"/>
-                <w:kern w:val="0"/>
-                <w14:ligatures w14:val="none"/>
-              </w:rPr>
-              <w:t>/foods/:id</w:t>
+              <w:t>/api/foods/:id</w:t>
             </w:r>
           </w:p>
         </w:tc>
@@ -6729,25 +5800,7 @@
                 <w:kern w:val="0"/>
                 <w14:ligatures w14:val="none"/>
               </w:rPr>
-              <w:t>/</w:t>
-            </w:r>
-            <w:proofErr w:type="spellStart"/>
-            <w:r>
-              <w:rPr>
-                <w:rFonts w:eastAsia="Times New Roman" w:cstheme="minorHAnsi"/>
-                <w:kern w:val="0"/>
-                <w14:ligatures w14:val="none"/>
-              </w:rPr>
-              <w:t>api</w:t>
-            </w:r>
-            <w:proofErr w:type="spellEnd"/>
-            <w:r>
-              <w:rPr>
-                <w:rFonts w:eastAsia="Times New Roman" w:cstheme="minorHAnsi"/>
-                <w:kern w:val="0"/>
-                <w14:ligatures w14:val="none"/>
-              </w:rPr>
-              <w:t>/foods</w:t>
+              <w:t>/api/foods</w:t>
             </w:r>
           </w:p>
         </w:tc>
@@ -6827,27 +5880,7 @@
                 <w:kern w:val="0"/>
                 <w14:ligatures w14:val="none"/>
               </w:rPr>
-              <w:t>/</w:t>
-            </w:r>
-            <w:proofErr w:type="spellStart"/>
-            <w:proofErr w:type="gramStart"/>
-            <w:r>
-              <w:rPr>
-                <w:rFonts w:eastAsia="Times New Roman" w:cstheme="minorHAnsi"/>
-                <w:kern w:val="0"/>
-                <w14:ligatures w14:val="none"/>
-              </w:rPr>
-              <w:t>api</w:t>
-            </w:r>
-            <w:proofErr w:type="spellEnd"/>
-            <w:proofErr w:type="gramEnd"/>
-            <w:r>
-              <w:rPr>
-                <w:rFonts w:eastAsia="Times New Roman" w:cstheme="minorHAnsi"/>
-                <w:kern w:val="0"/>
-                <w14:ligatures w14:val="none"/>
-              </w:rPr>
-              <w:t>/foods/:id</w:t>
+              <w:t>/api/foods/:id</w:t>
             </w:r>
           </w:p>
         </w:tc>
@@ -6927,27 +5960,7 @@
                 <w:kern w:val="0"/>
                 <w14:ligatures w14:val="none"/>
               </w:rPr>
-              <w:t>/</w:t>
-            </w:r>
-            <w:proofErr w:type="spellStart"/>
-            <w:proofErr w:type="gramStart"/>
-            <w:r>
-              <w:rPr>
-                <w:rFonts w:eastAsia="Times New Roman" w:cstheme="minorHAnsi"/>
-                <w:kern w:val="0"/>
-                <w14:ligatures w14:val="none"/>
-              </w:rPr>
-              <w:t>api</w:t>
-            </w:r>
-            <w:proofErr w:type="spellEnd"/>
-            <w:proofErr w:type="gramEnd"/>
-            <w:r>
-              <w:rPr>
-                <w:rFonts w:eastAsia="Times New Roman" w:cstheme="minorHAnsi"/>
-                <w:kern w:val="0"/>
-                <w14:ligatures w14:val="none"/>
-              </w:rPr>
-              <w:t>/foods/:id</w:t>
+              <w:t>/api/foods/:id</w:t>
             </w:r>
           </w:p>
         </w:tc>
@@ -7035,29 +6048,7 @@
           <w:kern w:val="0"/>
           <w14:ligatures w14:val="none"/>
         </w:rPr>
-        <w:t xml:space="preserve">62. Explain the request flow in your </w:t>
-      </w:r>
-      <w:proofErr w:type="spellStart"/>
-      <w:r>
-        <w:rPr>
-          <w:rFonts w:eastAsia="Times New Roman" w:cstheme="minorHAnsi"/>
-          <w:b/>
-          <w:bCs/>
-          <w:kern w:val="0"/>
-          <w14:ligatures w14:val="none"/>
-        </w:rPr>
-        <w:t>FoodHub</w:t>
-      </w:r>
-      <w:proofErr w:type="spellEnd"/>
-      <w:r>
-        <w:rPr>
-          <w:rFonts w:eastAsia="Times New Roman" w:cstheme="minorHAnsi"/>
-          <w:b/>
-          <w:bCs/>
-          <w:kern w:val="0"/>
-          <w14:ligatures w14:val="none"/>
-        </w:rPr>
-        <w:t xml:space="preserve"> backend.</w:t>
+        <w:t>62. Explain the request flow in your FoodHub backend.</w:t>
       </w:r>
     </w:p>
     <w:p>
@@ -8109,45 +7100,7 @@
           <w:kern w:val="0"/>
           <w14:ligatures w14:val="none"/>
         </w:rPr>
-        <w:t xml:space="preserve">const Food = </w:t>
-      </w:r>
-      <w:proofErr w:type="spellStart"/>
-      <w:proofErr w:type="gramStart"/>
-      <w:r>
-        <w:rPr>
-          <w:rFonts w:eastAsia="Times New Roman" w:cstheme="minorHAnsi"/>
-          <w:kern w:val="0"/>
-          <w14:ligatures w14:val="none"/>
-        </w:rPr>
-        <w:t>mongoose.model</w:t>
-      </w:r>
-      <w:proofErr w:type="spellEnd"/>
-      <w:proofErr w:type="gramEnd"/>
-      <w:r>
-        <w:rPr>
-          <w:rFonts w:eastAsia="Times New Roman" w:cstheme="minorHAnsi"/>
-          <w:kern w:val="0"/>
-          <w14:ligatures w14:val="none"/>
-        </w:rPr>
-        <w:t xml:space="preserve">("Food", </w:t>
-      </w:r>
-      <w:proofErr w:type="spellStart"/>
-      <w:r>
-        <w:rPr>
-          <w:rFonts w:eastAsia="Times New Roman" w:cstheme="minorHAnsi"/>
-          <w:kern w:val="0"/>
-          <w14:ligatures w14:val="none"/>
-        </w:rPr>
-        <w:t>foodSchema</w:t>
-      </w:r>
-      <w:proofErr w:type="spellEnd"/>
-      <w:r>
-        <w:rPr>
-          <w:rFonts w:eastAsia="Times New Roman" w:cstheme="minorHAnsi"/>
-          <w:kern w:val="0"/>
-          <w14:ligatures w14:val="none"/>
-        </w:rPr>
-        <w:t>);</w:t>
+        <w:t>const Food = mongoose.model("Food", foodSchema);</w:t>
       </w:r>
     </w:p>
     <w:p>
@@ -8449,29 +7402,7 @@
           <w:kern w:val="0"/>
           <w14:ligatures w14:val="none"/>
         </w:rPr>
-        <w:t xml:space="preserve">69. Why did you use MongoDB instead of MySQL in </w:t>
-      </w:r>
-      <w:proofErr w:type="spellStart"/>
-      <w:r>
-        <w:rPr>
-          <w:rFonts w:eastAsia="Times New Roman" w:cstheme="minorHAnsi"/>
-          <w:b/>
-          <w:bCs/>
-          <w:kern w:val="0"/>
-          <w14:ligatures w14:val="none"/>
-        </w:rPr>
-        <w:t>FoodHub</w:t>
-      </w:r>
-      <w:proofErr w:type="spellEnd"/>
-      <w:r>
-        <w:rPr>
-          <w:rFonts w:eastAsia="Times New Roman" w:cstheme="minorHAnsi"/>
-          <w:b/>
-          <w:bCs/>
-          <w:kern w:val="0"/>
-          <w14:ligatures w14:val="none"/>
-        </w:rPr>
-        <w:t>?</w:t>
+        <w:t>69. Why did you use MongoDB instead of MySQL in FoodHub?</w:t>
       </w:r>
     </w:p>
     <w:p>
@@ -9106,29 +8037,7 @@
           <w:kern w:val="0"/>
           <w14:ligatures w14:val="none"/>
         </w:rPr>
-        <w:t xml:space="preserve">Q73. Why did you use the </w:t>
-      </w:r>
-      <w:proofErr w:type="spellStart"/>
-      <w:r>
-        <w:rPr>
-          <w:rFonts w:eastAsia="Times New Roman" w:cstheme="minorHAnsi"/>
-          <w:b/>
-          <w:bCs/>
-          <w:kern w:val="0"/>
-          <w14:ligatures w14:val="none"/>
-        </w:rPr>
-        <w:t>cors</w:t>
-      </w:r>
-      <w:proofErr w:type="spellEnd"/>
-      <w:r>
-        <w:rPr>
-          <w:rFonts w:eastAsia="Times New Roman" w:cstheme="minorHAnsi"/>
-          <w:b/>
-          <w:bCs/>
-          <w:kern w:val="0"/>
-          <w14:ligatures w14:val="none"/>
-        </w:rPr>
-        <w:t xml:space="preserve"> package in your Express application?</w:t>
+        <w:t>Q73. Why did you use the cors package in your Express application?</w:t>
       </w:r>
     </w:p>
     <w:p>
@@ -9166,25 +8075,7 @@
           <w:kern w:val="0"/>
           <w14:ligatures w14:val="none"/>
         </w:rPr>
-        <w:t xml:space="preserve">The React frontend runs on http://localhost:5173 and the Express backend runs on http://localhost:5000. Since they are different origins, the browser blocks requests by default. The </w:t>
-      </w:r>
-      <w:proofErr w:type="spellStart"/>
-      <w:r>
-        <w:rPr>
-          <w:rFonts w:eastAsia="Times New Roman" w:cstheme="minorHAnsi"/>
-          <w:kern w:val="0"/>
-          <w14:ligatures w14:val="none"/>
-        </w:rPr>
-        <w:t>cors</w:t>
-      </w:r>
-      <w:proofErr w:type="spellEnd"/>
-      <w:r>
-        <w:rPr>
-          <w:rFonts w:eastAsia="Times New Roman" w:cstheme="minorHAnsi"/>
-          <w:kern w:val="0"/>
-          <w14:ligatures w14:val="none"/>
-        </w:rPr>
-        <w:t xml:space="preserve"> middleware allows the backend to accept requests from the frontend.</w:t>
+        <w:t>The React frontend runs on http://localhost:5173 and the Express backend runs on http://localhost:5000. Since they are different origins, the browser blocks requests by default. The cors middleware allows the backend to accept requests from the frontend.</w:t>
       </w:r>
     </w:p>
     <w:p>
@@ -9214,7 +8105,6 @@
           <w14:ligatures w14:val="none"/>
         </w:rPr>
       </w:pPr>
-      <w:proofErr w:type="spellStart"/>
       <w:r>
         <w:rPr>
           <w:rFonts w:eastAsia="Times New Roman" w:cstheme="minorHAnsi"/>
@@ -9222,44 +8112,7 @@
           <w14:ligatures w14:val="none"/>
         </w:rPr>
         <w:lastRenderedPageBreak/>
-        <w:t>app.use</w:t>
-      </w:r>
-      <w:proofErr w:type="spellEnd"/>
-      <w:r>
-        <w:rPr>
-          <w:rFonts w:eastAsia="Times New Roman" w:cstheme="minorHAnsi"/>
-          <w:kern w:val="0"/>
-          <w14:ligatures w14:val="none"/>
-        </w:rPr>
-        <w:t>(</w:t>
-      </w:r>
-      <w:proofErr w:type="spellStart"/>
-      <w:proofErr w:type="gramStart"/>
-      <w:r>
-        <w:rPr>
-          <w:rFonts w:eastAsia="Times New Roman" w:cstheme="minorHAnsi"/>
-          <w:kern w:val="0"/>
-          <w14:ligatures w14:val="none"/>
-        </w:rPr>
-        <w:t>cors</w:t>
-      </w:r>
-      <w:proofErr w:type="spellEnd"/>
-      <w:r>
-        <w:rPr>
-          <w:rFonts w:eastAsia="Times New Roman" w:cstheme="minorHAnsi"/>
-          <w:kern w:val="0"/>
-          <w14:ligatures w14:val="none"/>
-        </w:rPr>
-        <w:t>(</w:t>
-      </w:r>
-      <w:proofErr w:type="gramEnd"/>
-      <w:r>
-        <w:rPr>
-          <w:rFonts w:eastAsia="Times New Roman" w:cstheme="minorHAnsi"/>
-          <w:kern w:val="0"/>
-          <w14:ligatures w14:val="none"/>
-        </w:rPr>
-        <w:t>));</w:t>
+        <w:t>app.use(cors());</w:t>
       </w:r>
     </w:p>
     <w:p>
@@ -9734,25 +8587,7 @@
           <w14:ligatures w14:val="none"/>
         </w:rPr>
         <w:lastRenderedPageBreak/>
-        <w:t xml:space="preserve">api.js creates a reusable Axios instance with a common </w:t>
-      </w:r>
-      <w:proofErr w:type="spellStart"/>
-      <w:r>
-        <w:rPr>
-          <w:rFonts w:eastAsia="Times New Roman" w:cstheme="minorHAnsi"/>
-          <w:kern w:val="0"/>
-          <w14:ligatures w14:val="none"/>
-        </w:rPr>
-        <w:t>baseURL</w:t>
-      </w:r>
-      <w:proofErr w:type="spellEnd"/>
-      <w:r>
-        <w:rPr>
-          <w:rFonts w:eastAsia="Times New Roman" w:cstheme="minorHAnsi"/>
-          <w:kern w:val="0"/>
-          <w14:ligatures w14:val="none"/>
-        </w:rPr>
-        <w:t>. This avoids repeating the server URL in every API request and keeps the code organized.</w:t>
+        <w:t>api.js creates a reusable Axios instance with a common baseURL. This avoids repeating the server URL in every API request and keeps the code organized.</w:t>
       </w:r>
     </w:p>
     <w:p>
@@ -9794,41 +8629,7 @@
           <w:kern w:val="0"/>
           <w14:ligatures w14:val="none"/>
         </w:rPr>
-        <w:t xml:space="preserve">Q78. Why do we use </w:t>
-      </w:r>
-      <w:proofErr w:type="spellStart"/>
-      <w:proofErr w:type="gramStart"/>
-      <w:r>
-        <w:rPr>
-          <w:rFonts w:eastAsia="Times New Roman" w:cstheme="minorHAnsi"/>
-          <w:b/>
-          <w:bCs/>
-          <w:kern w:val="0"/>
-          <w14:ligatures w14:val="none"/>
-        </w:rPr>
-        <w:t>useEffect</w:t>
-      </w:r>
-      <w:proofErr w:type="spellEnd"/>
-      <w:r>
-        <w:rPr>
-          <w:rFonts w:eastAsia="Times New Roman" w:cstheme="minorHAnsi"/>
-          <w:b/>
-          <w:bCs/>
-          <w:kern w:val="0"/>
-          <w14:ligatures w14:val="none"/>
-        </w:rPr>
-        <w:t>(</w:t>
-      </w:r>
-      <w:proofErr w:type="gramEnd"/>
-      <w:r>
-        <w:rPr>
-          <w:rFonts w:eastAsia="Times New Roman" w:cstheme="minorHAnsi"/>
-          <w:b/>
-          <w:bCs/>
-          <w:kern w:val="0"/>
-          <w14:ligatures w14:val="none"/>
-        </w:rPr>
-        <w:t>) for API calls?</w:t>
+        <w:t>Q78. Why do we use useEffect() for API calls?</w:t>
       </w:r>
     </w:p>
     <w:p>
@@ -9860,33 +8661,13 @@
           <w14:ligatures w14:val="none"/>
         </w:rPr>
       </w:pPr>
-      <w:proofErr w:type="spellStart"/>
-      <w:proofErr w:type="gramStart"/>
-      <w:r>
-        <w:rPr>
-          <w:rFonts w:eastAsia="Times New Roman" w:cstheme="minorHAnsi"/>
-          <w:kern w:val="0"/>
-          <w14:ligatures w14:val="none"/>
-        </w:rPr>
-        <w:t>useEffect</w:t>
-      </w:r>
-      <w:proofErr w:type="spellEnd"/>
-      <w:r>
-        <w:rPr>
-          <w:rFonts w:eastAsia="Times New Roman" w:cstheme="minorHAnsi"/>
-          <w:kern w:val="0"/>
-          <w14:ligatures w14:val="none"/>
-        </w:rPr>
-        <w:t>(</w:t>
-      </w:r>
-      <w:proofErr w:type="gramEnd"/>
-      <w:r>
-        <w:rPr>
-          <w:rFonts w:eastAsia="Times New Roman" w:cstheme="minorHAnsi"/>
-          <w:kern w:val="0"/>
-          <w14:ligatures w14:val="none"/>
-        </w:rPr>
-        <w:t>) runs after the component is rendered. It is commonly used to fetch data from the backend when the page loads.</w:t>
+      <w:r>
+        <w:rPr>
+          <w:rFonts w:eastAsia="Times New Roman" w:cstheme="minorHAnsi"/>
+          <w:kern w:val="0"/>
+          <w14:ligatures w14:val="none"/>
+        </w:rPr>
+        <w:t>useEffect() runs after the component is rendered. It is commonly used to fetch data from the backend when the page loads.</w:t>
       </w:r>
     </w:p>
     <w:p>
@@ -9928,41 +8709,7 @@
           <w:kern w:val="0"/>
           <w14:ligatures w14:val="none"/>
         </w:rPr>
-        <w:t xml:space="preserve">Q79. Why do we use </w:t>
-      </w:r>
-      <w:proofErr w:type="spellStart"/>
-      <w:proofErr w:type="gramStart"/>
-      <w:r>
-        <w:rPr>
-          <w:rFonts w:eastAsia="Times New Roman" w:cstheme="minorHAnsi"/>
-          <w:b/>
-          <w:bCs/>
-          <w:kern w:val="0"/>
-          <w14:ligatures w14:val="none"/>
-        </w:rPr>
-        <w:t>useState</w:t>
-      </w:r>
-      <w:proofErr w:type="spellEnd"/>
-      <w:r>
-        <w:rPr>
-          <w:rFonts w:eastAsia="Times New Roman" w:cstheme="minorHAnsi"/>
-          <w:b/>
-          <w:bCs/>
-          <w:kern w:val="0"/>
-          <w14:ligatures w14:val="none"/>
-        </w:rPr>
-        <w:t>(</w:t>
-      </w:r>
-      <w:proofErr w:type="gramEnd"/>
-      <w:r>
-        <w:rPr>
-          <w:rFonts w:eastAsia="Times New Roman" w:cstheme="minorHAnsi"/>
-          <w:b/>
-          <w:bCs/>
-          <w:kern w:val="0"/>
-          <w14:ligatures w14:val="none"/>
-        </w:rPr>
-        <w:t>)?</w:t>
+        <w:t>Q79. Why do we use useState()?</w:t>
       </w:r>
     </w:p>
     <w:p>
@@ -9994,151 +8741,53 @@
           <w14:ligatures w14:val="none"/>
         </w:rPr>
       </w:pPr>
-      <w:proofErr w:type="spellStart"/>
-      <w:proofErr w:type="gramStart"/>
-      <w:r>
-        <w:rPr>
-          <w:rFonts w:eastAsia="Times New Roman" w:cstheme="minorHAnsi"/>
-          <w:kern w:val="0"/>
-          <w14:ligatures w14:val="none"/>
-        </w:rPr>
-        <w:t>useState</w:t>
-      </w:r>
-      <w:proofErr w:type="spellEnd"/>
-      <w:r>
-        <w:rPr>
-          <w:rFonts w:eastAsia="Times New Roman" w:cstheme="minorHAnsi"/>
-          <w:kern w:val="0"/>
-          <w14:ligatures w14:val="none"/>
-        </w:rPr>
-        <w:t>(</w:t>
-      </w:r>
-      <w:proofErr w:type="gramEnd"/>
-      <w:r>
-        <w:rPr>
-          <w:rFonts w:eastAsia="Times New Roman" w:cstheme="minorHAnsi"/>
-          <w:kern w:val="0"/>
-          <w14:ligatures w14:val="none"/>
-        </w:rPr>
-        <w:t xml:space="preserve">) stores dynamic data in a React component. When the state changes using the setter function (e.g., </w:t>
-      </w:r>
-      <w:proofErr w:type="spellStart"/>
-      <w:proofErr w:type="gramStart"/>
-      <w:r>
-        <w:rPr>
-          <w:rFonts w:eastAsia="Times New Roman" w:cstheme="minorHAnsi"/>
-          <w:kern w:val="0"/>
-          <w14:ligatures w14:val="none"/>
-        </w:rPr>
-        <w:t>setFoods</w:t>
-      </w:r>
-      <w:proofErr w:type="spellEnd"/>
-      <w:r>
-        <w:rPr>
-          <w:rFonts w:eastAsia="Times New Roman" w:cstheme="minorHAnsi"/>
-          <w:kern w:val="0"/>
-          <w14:ligatures w14:val="none"/>
-        </w:rPr>
-        <w:t>(</w:t>
-      </w:r>
-      <w:proofErr w:type="gramEnd"/>
-      <w:r>
-        <w:rPr>
-          <w:rFonts w:eastAsia="Times New Roman" w:cstheme="minorHAnsi"/>
-          <w:kern w:val="0"/>
-          <w14:ligatures w14:val="none"/>
-        </w:rPr>
-        <w:t>)), React automatically re-renders the UI.</w:t>
-      </w:r>
-    </w:p>
-    <w:p>
-      <w:pPr>
-        <w:spacing w:before="100" w:beforeAutospacing="1" w:after="100" w:afterAutospacing="1" w:line="240" w:lineRule="auto"/>
-        <w:rPr>
-          <w:rFonts w:eastAsia="Times New Roman" w:cstheme="minorHAnsi"/>
-          <w:b/>
-          <w:bCs/>
-          <w:kern w:val="0"/>
-          <w14:ligatures w14:val="none"/>
-        </w:rPr>
-      </w:pPr>
-      <w:r>
-        <w:rPr>
-          <w:rFonts w:eastAsia="Times New Roman" w:cstheme="minorHAnsi"/>
-          <w:b/>
-          <w:bCs/>
-          <w:kern w:val="0"/>
-          <w14:ligatures w14:val="none"/>
-        </w:rPr>
-        <w:t xml:space="preserve">What is </w:t>
-      </w:r>
-      <w:proofErr w:type="spellStart"/>
-      <w:r>
-        <w:rPr>
-          <w:rFonts w:eastAsia="Times New Roman" w:cstheme="minorHAnsi"/>
-          <w:b/>
-          <w:bCs/>
-          <w:kern w:val="0"/>
-          <w14:ligatures w14:val="none"/>
-        </w:rPr>
-        <w:t>useState</w:t>
-      </w:r>
-      <w:proofErr w:type="spellEnd"/>
-      <w:r>
-        <w:rPr>
-          <w:rFonts w:eastAsia="Times New Roman" w:cstheme="minorHAnsi"/>
-          <w:b/>
-          <w:bCs/>
-          <w:kern w:val="0"/>
-          <w14:ligatures w14:val="none"/>
-        </w:rPr>
-        <w:t>?</w:t>
-      </w:r>
-    </w:p>
-    <w:p>
-      <w:pPr>
-        <w:spacing w:before="100" w:beforeAutospacing="1" w:after="100" w:afterAutospacing="1" w:line="240" w:lineRule="auto"/>
-        <w:rPr>
-          <w:rFonts w:eastAsia="Times New Roman" w:cstheme="minorHAnsi"/>
-          <w:kern w:val="0"/>
-          <w14:ligatures w14:val="none"/>
-        </w:rPr>
-      </w:pPr>
-      <w:proofErr w:type="spellStart"/>
-      <w:r>
-        <w:rPr>
-          <w:rFonts w:eastAsia="Times New Roman" w:cstheme="minorHAnsi"/>
-          <w:kern w:val="0"/>
-          <w14:ligatures w14:val="none"/>
-        </w:rPr>
-        <w:t>useState</w:t>
-      </w:r>
-      <w:proofErr w:type="spellEnd"/>
-      <w:r>
-        <w:rPr>
-          <w:rFonts w:eastAsia="Times New Roman" w:cstheme="minorHAnsi"/>
-          <w:kern w:val="0"/>
-          <w14:ligatures w14:val="none"/>
-        </w:rPr>
-        <w:t xml:space="preserve"> is a React Hook used to store and manage dynamic data inside a component. When the state is updated using its setter function, </w:t>
-      </w:r>
-      <w:proofErr w:type="gramStart"/>
-      <w:r>
-        <w:rPr>
-          <w:rFonts w:eastAsia="Times New Roman" w:cstheme="minorHAnsi"/>
-          <w:kern w:val="0"/>
-          <w14:ligatures w14:val="none"/>
-        </w:rPr>
-        <w:t>React</w:t>
-      </w:r>
-      <w:proofErr w:type="gramEnd"/>
-      <w:r>
-        <w:rPr>
-          <w:rFonts w:eastAsia="Times New Roman" w:cstheme="minorHAnsi"/>
-          <w:kern w:val="0"/>
-          <w14:ligatures w14:val="none"/>
-        </w:rPr>
-        <w:t xml:space="preserve"> automatically re-renders the component.</w:t>
+      <w:r>
+        <w:rPr>
+          <w:rFonts w:eastAsia="Times New Roman" w:cstheme="minorHAnsi"/>
+          <w:kern w:val="0"/>
+          <w14:ligatures w14:val="none"/>
+        </w:rPr>
+        <w:t>useState() stores dynamic data in a React component. When the state changes using the setter function (e.g., setFoods()), React automatically re-renders the UI.</w:t>
+      </w:r>
+    </w:p>
+    <w:p>
+      <w:pPr>
+        <w:spacing w:before="100" w:beforeAutospacing="1" w:after="100" w:afterAutospacing="1" w:line="240" w:lineRule="auto"/>
+        <w:rPr>
+          <w:rFonts w:eastAsia="Times New Roman" w:cstheme="minorHAnsi"/>
+          <w:b/>
+          <w:bCs/>
+          <w:kern w:val="0"/>
+          <w14:ligatures w14:val="none"/>
+        </w:rPr>
+      </w:pPr>
+      <w:r>
+        <w:rPr>
+          <w:rFonts w:eastAsia="Times New Roman" w:cstheme="minorHAnsi"/>
+          <w:b/>
+          <w:bCs/>
+          <w:kern w:val="0"/>
+          <w14:ligatures w14:val="none"/>
+        </w:rPr>
+        <w:t>What is useState?</w:t>
+      </w:r>
+    </w:p>
+    <w:p>
+      <w:pPr>
+        <w:spacing w:before="100" w:beforeAutospacing="1" w:after="100" w:afterAutospacing="1" w:line="240" w:lineRule="auto"/>
+        <w:rPr>
+          <w:rFonts w:eastAsia="Times New Roman" w:cstheme="minorHAnsi"/>
+          <w:kern w:val="0"/>
+          <w14:ligatures w14:val="none"/>
+        </w:rPr>
+      </w:pPr>
+      <w:r>
+        <w:rPr>
+          <w:rFonts w:eastAsia="Times New Roman" w:cstheme="minorHAnsi"/>
+          <w:kern w:val="0"/>
+          <w14:ligatures w14:val="none"/>
+        </w:rPr>
+        <w:t>useState is a React Hook used to store and manage dynamic data inside a component. When the state is updated using its setter function, React automatically re-renders the component.</w:t>
       </w:r>
     </w:p>
     <w:p>
@@ -10180,57 +8829,25 @@
           <w:kern w:val="0"/>
           <w14:ligatures w14:val="none"/>
         </w:rPr>
-        <w:t xml:space="preserve">What is </w:t>
-      </w:r>
-      <w:proofErr w:type="spellStart"/>
-      <w:r>
-        <w:rPr>
-          <w:rFonts w:eastAsia="Times New Roman" w:cstheme="minorHAnsi"/>
-          <w:b/>
-          <w:bCs/>
-          <w:kern w:val="0"/>
-          <w14:ligatures w14:val="none"/>
-        </w:rPr>
-        <w:t>useEffect</w:t>
-      </w:r>
-      <w:proofErr w:type="spellEnd"/>
-      <w:r>
-        <w:rPr>
-          <w:rFonts w:eastAsia="Times New Roman" w:cstheme="minorHAnsi"/>
-          <w:b/>
-          <w:bCs/>
-          <w:kern w:val="0"/>
-          <w14:ligatures w14:val="none"/>
-        </w:rPr>
-        <w:t>?</w:t>
-      </w:r>
-    </w:p>
-    <w:p>
-      <w:pPr>
-        <w:spacing w:before="100" w:beforeAutospacing="1" w:after="100" w:afterAutospacing="1" w:line="240" w:lineRule="auto"/>
-        <w:rPr>
-          <w:rFonts w:eastAsia="Times New Roman" w:cstheme="minorHAnsi"/>
-          <w:kern w:val="0"/>
-          <w14:ligatures w14:val="none"/>
-        </w:rPr>
-      </w:pPr>
-      <w:proofErr w:type="spellStart"/>
-      <w:r>
-        <w:rPr>
-          <w:rFonts w:eastAsia="Times New Roman" w:cstheme="minorHAnsi"/>
-          <w:kern w:val="0"/>
-          <w14:ligatures w14:val="none"/>
-        </w:rPr>
-        <w:t>useEffect</w:t>
-      </w:r>
-      <w:proofErr w:type="spellEnd"/>
-      <w:r>
-        <w:rPr>
-          <w:rFonts w:eastAsia="Times New Roman" w:cstheme="minorHAnsi"/>
-          <w:kern w:val="0"/>
-          <w14:ligatures w14:val="none"/>
-        </w:rPr>
-        <w:t xml:space="preserve"> is a React Hook used to perform side effects such as API calls, timers, or event listeners after a component renders. An empty dependency array ([]) makes it run only once when the component first loads.</w:t>
+        <w:t>What is useEffect?</w:t>
+      </w:r>
+    </w:p>
+    <w:p>
+      <w:pPr>
+        <w:spacing w:before="100" w:beforeAutospacing="1" w:after="100" w:afterAutospacing="1" w:line="240" w:lineRule="auto"/>
+        <w:rPr>
+          <w:rFonts w:eastAsia="Times New Roman" w:cstheme="minorHAnsi"/>
+          <w:kern w:val="0"/>
+          <w14:ligatures w14:val="none"/>
+        </w:rPr>
+      </w:pPr>
+      <w:r>
+        <w:rPr>
+          <w:rFonts w:eastAsia="Times New Roman" w:cstheme="minorHAnsi"/>
+          <w:kern w:val="0"/>
+          <w14:ligatures w14:val="none"/>
+        </w:rPr>
+        <w:t>useEffect is a React Hook used to perform side effects such as API calls, timers, or event listeners after a component renders. An empty dependency array ([]) makes it run only once when the component first loads.</w:t>
       </w:r>
     </w:p>
     <w:p>
@@ -10320,25 +8937,7 @@
           <w:kern w:val="0"/>
           <w14:ligatures w14:val="none"/>
         </w:rPr>
-        <w:t xml:space="preserve">Authentication is the process of verifying a user's identity. In </w:t>
-      </w:r>
-      <w:proofErr w:type="spellStart"/>
-      <w:r>
-        <w:rPr>
-          <w:rFonts w:eastAsia="Times New Roman" w:cstheme="minorHAnsi"/>
-          <w:kern w:val="0"/>
-          <w14:ligatures w14:val="none"/>
-        </w:rPr>
-        <w:t>FoodHub</w:t>
-      </w:r>
-      <w:proofErr w:type="spellEnd"/>
-      <w:r>
-        <w:rPr>
-          <w:rFonts w:eastAsia="Times New Roman" w:cstheme="minorHAnsi"/>
-          <w:kern w:val="0"/>
-          <w14:ligatures w14:val="none"/>
-        </w:rPr>
-        <w:t>, users register and log in using their email and password.</w:t>
+        <w:t>Authentication is the process of verifying a user's identity. In FoodHub, users register and log in using their email and password.</w:t>
       </w:r>
     </w:p>
     <w:p>
@@ -10599,25 +9198,7 @@
           <w:kern w:val="0"/>
           <w14:ligatures w14:val="none"/>
         </w:rPr>
-        <w:t>Hash Password (</w:t>
-      </w:r>
-      <w:proofErr w:type="spellStart"/>
-      <w:r>
-        <w:rPr>
-          <w:rFonts w:eastAsia="Times New Roman" w:cstheme="minorHAnsi"/>
-          <w:kern w:val="0"/>
-          <w14:ligatures w14:val="none"/>
-        </w:rPr>
-        <w:t>bcrypt</w:t>
-      </w:r>
-      <w:proofErr w:type="spellEnd"/>
-      <w:r>
-        <w:rPr>
-          <w:rFonts w:eastAsia="Times New Roman" w:cstheme="minorHAnsi"/>
-          <w:kern w:val="0"/>
-          <w14:ligatures w14:val="none"/>
-        </w:rPr>
-        <w:t>)</w:t>
+        <w:t>Hash Password (bcrypt)</w:t>
       </w:r>
     </w:p>
     <w:p>
@@ -10968,7 +9549,6 @@
         </w:rPr>
         <w:t xml:space="preserve">Passwords are hashed using </w:t>
       </w:r>
-      <w:proofErr w:type="spellStart"/>
       <w:r>
         <w:rPr>
           <w:rFonts w:eastAsia="Times New Roman" w:cstheme="minorHAnsi"/>
@@ -10979,7 +9559,6 @@
         </w:rPr>
         <w:t>bcryptjs</w:t>
       </w:r>
-      <w:proofErr w:type="spellEnd"/>
       <w:r>
         <w:rPr>
           <w:rFonts w:eastAsia="Times New Roman" w:cstheme="minorHAnsi"/>
@@ -11028,29 +9607,7 @@
           <w:kern w:val="0"/>
           <w14:ligatures w14:val="none"/>
         </w:rPr>
-        <w:t xml:space="preserve">Q85. What is </w:t>
-      </w:r>
-      <w:proofErr w:type="spellStart"/>
-      <w:r>
-        <w:rPr>
-          <w:rFonts w:eastAsia="Times New Roman" w:cstheme="minorHAnsi"/>
-          <w:b/>
-          <w:bCs/>
-          <w:kern w:val="0"/>
-          <w14:ligatures w14:val="none"/>
-        </w:rPr>
-        <w:t>bcrypt</w:t>
-      </w:r>
-      <w:proofErr w:type="spellEnd"/>
-      <w:r>
-        <w:rPr>
-          <w:rFonts w:eastAsia="Times New Roman" w:cstheme="minorHAnsi"/>
-          <w:b/>
-          <w:bCs/>
-          <w:kern w:val="0"/>
-          <w14:ligatures w14:val="none"/>
-        </w:rPr>
-        <w:t>?</w:t>
+        <w:t>Q85. What is bcrypt?</w:t>
       </w:r>
     </w:p>
     <w:p>
@@ -11082,23 +9639,13 @@
           <w14:ligatures w14:val="none"/>
         </w:rPr>
       </w:pPr>
-      <w:proofErr w:type="spellStart"/>
-      <w:r>
-        <w:rPr>
-          <w:rFonts w:eastAsia="Times New Roman" w:cstheme="minorHAnsi"/>
-          <w:kern w:val="0"/>
-          <w14:ligatures w14:val="none"/>
-        </w:rPr>
-        <w:t>bcrypt</w:t>
-      </w:r>
-      <w:proofErr w:type="spellEnd"/>
-      <w:r>
-        <w:rPr>
-          <w:rFonts w:eastAsia="Times New Roman" w:cstheme="minorHAnsi"/>
-          <w:kern w:val="0"/>
-          <w14:ligatures w14:val="none"/>
-        </w:rPr>
-        <w:t xml:space="preserve"> is a library used to securely hash passwords during registration and compare hashed passwords during login.</w:t>
+      <w:r>
+        <w:rPr>
+          <w:rFonts w:eastAsia="Times New Roman" w:cstheme="minorHAnsi"/>
+          <w:kern w:val="0"/>
+          <w14:ligatures w14:val="none"/>
+        </w:rPr>
+        <w:t>bcrypt is a library used to securely hash passwords during registration and compare hashed passwords during login.</w:t>
       </w:r>
     </w:p>
     <w:p>
@@ -11301,29 +9848,7 @@
           <w:kern w:val="0"/>
           <w14:ligatures w14:val="none"/>
         </w:rPr>
-        <w:t xml:space="preserve">Q88. Why did we not send </w:t>
-      </w:r>
-      <w:proofErr w:type="spellStart"/>
-      <w:r>
-        <w:rPr>
-          <w:rFonts w:eastAsia="Times New Roman" w:cstheme="minorHAnsi"/>
-          <w:b/>
-          <w:bCs/>
-          <w:kern w:val="0"/>
-          <w14:ligatures w14:val="none"/>
-        </w:rPr>
-        <w:t>confirmPassword</w:t>
-      </w:r>
-      <w:proofErr w:type="spellEnd"/>
-      <w:r>
-        <w:rPr>
-          <w:rFonts w:eastAsia="Times New Roman" w:cstheme="minorHAnsi"/>
-          <w:b/>
-          <w:bCs/>
-          <w:kern w:val="0"/>
-          <w14:ligatures w14:val="none"/>
-        </w:rPr>
-        <w:t xml:space="preserve"> to the backend?</w:t>
+        <w:t>Q88. Why did we not send confirmPassword to the backend?</w:t>
       </w:r>
     </w:p>
     <w:p>
@@ -11355,23 +9880,13 @@
           <w14:ligatures w14:val="none"/>
         </w:rPr>
       </w:pPr>
-      <w:proofErr w:type="spellStart"/>
-      <w:r>
-        <w:rPr>
-          <w:rFonts w:eastAsia="Times New Roman" w:cstheme="minorHAnsi"/>
-          <w:kern w:val="0"/>
-          <w14:ligatures w14:val="none"/>
-        </w:rPr>
-        <w:t>confirmPassword</w:t>
-      </w:r>
-      <w:proofErr w:type="spellEnd"/>
-      <w:r>
-        <w:rPr>
-          <w:rFonts w:eastAsia="Times New Roman" w:cstheme="minorHAnsi"/>
-          <w:kern w:val="0"/>
-          <w14:ligatures w14:val="none"/>
-        </w:rPr>
-        <w:t xml:space="preserve"> is only used to verify that the user typed the password correctly. It is not required for authentication, so it is never stored in the database.</w:t>
+      <w:r>
+        <w:rPr>
+          <w:rFonts w:eastAsia="Times New Roman" w:cstheme="minorHAnsi"/>
+          <w:kern w:val="0"/>
+          <w14:ligatures w14:val="none"/>
+        </w:rPr>
+        <w:t>confirmPassword is only used to verify that the user typed the password correctly. It is not required for authentication, so it is never stored in the database.</w:t>
       </w:r>
     </w:p>
     <w:p>
@@ -11531,25 +10046,7 @@
           <w:kern w:val="0"/>
           <w14:ligatures w14:val="none"/>
         </w:rPr>
-        <w:t xml:space="preserve">api.js stores the common Axios configuration, such as the backend </w:t>
-      </w:r>
-      <w:proofErr w:type="spellStart"/>
-      <w:r>
-        <w:rPr>
-          <w:rFonts w:eastAsia="Times New Roman" w:cstheme="minorHAnsi"/>
-          <w:kern w:val="0"/>
-          <w14:ligatures w14:val="none"/>
-        </w:rPr>
-        <w:t>baseURL</w:t>
-      </w:r>
-      <w:proofErr w:type="spellEnd"/>
-      <w:r>
-        <w:rPr>
-          <w:rFonts w:eastAsia="Times New Roman" w:cstheme="minorHAnsi"/>
-          <w:kern w:val="0"/>
-          <w14:ligatures w14:val="none"/>
-        </w:rPr>
-        <w:t>. This avoids repeating the server URL in every API request.</w:t>
+        <w:t>api.js stores the common Axios configuration, such as the backend baseURL. This avoids repeating the server URL in every API request.</w:t>
       </w:r>
     </w:p>
     <w:p>
@@ -11579,23 +10076,13 @@
           <w14:ligatures w14:val="none"/>
         </w:rPr>
       </w:pPr>
-      <w:proofErr w:type="spellStart"/>
-      <w:r>
-        <w:rPr>
-          <w:rFonts w:eastAsia="Times New Roman" w:cstheme="minorHAnsi"/>
-          <w:kern w:val="0"/>
-          <w14:ligatures w14:val="none"/>
-        </w:rPr>
-        <w:t>api.post</w:t>
-      </w:r>
-      <w:proofErr w:type="spellEnd"/>
-      <w:r>
-        <w:rPr>
-          <w:rFonts w:eastAsia="Times New Roman" w:cstheme="minorHAnsi"/>
-          <w:kern w:val="0"/>
-          <w14:ligatures w14:val="none"/>
-        </w:rPr>
-        <w:t>("/auth/register")</w:t>
+      <w:r>
+        <w:rPr>
+          <w:rFonts w:eastAsia="Times New Roman" w:cstheme="minorHAnsi"/>
+          <w:kern w:val="0"/>
+          <w14:ligatures w14:val="none"/>
+        </w:rPr>
+        <w:t>api.post("/auth/register")</w:t>
       </w:r>
     </w:p>
     <w:p>
@@ -11625,41 +10112,13 @@
           <w14:ligatures w14:val="none"/>
         </w:rPr>
       </w:pPr>
-      <w:proofErr w:type="spellStart"/>
-      <w:r>
-        <w:rPr>
-          <w:rFonts w:eastAsia="Times New Roman" w:cstheme="minorHAnsi"/>
-          <w:kern w:val="0"/>
-          <w14:ligatures w14:val="none"/>
-        </w:rPr>
-        <w:t>axios.post</w:t>
-      </w:r>
-      <w:proofErr w:type="spellEnd"/>
-      <w:r>
-        <w:rPr>
-          <w:rFonts w:eastAsia="Times New Roman" w:cstheme="minorHAnsi"/>
-          <w:kern w:val="0"/>
-          <w14:ligatures w14:val="none"/>
-        </w:rPr>
-        <w:t>("http://localhost:5000/</w:t>
-      </w:r>
-      <w:proofErr w:type="spellStart"/>
-      <w:r>
-        <w:rPr>
-          <w:rFonts w:eastAsia="Times New Roman" w:cstheme="minorHAnsi"/>
-          <w:kern w:val="0"/>
-          <w14:ligatures w14:val="none"/>
-        </w:rPr>
-        <w:t>api</w:t>
-      </w:r>
-      <w:proofErr w:type="spellEnd"/>
-      <w:r>
-        <w:rPr>
-          <w:rFonts w:eastAsia="Times New Roman" w:cstheme="minorHAnsi"/>
-          <w:kern w:val="0"/>
-          <w14:ligatures w14:val="none"/>
-        </w:rPr>
-        <w:t>/auth/register")</w:t>
+      <w:r>
+        <w:rPr>
+          <w:rFonts w:eastAsia="Times New Roman" w:cstheme="minorHAnsi"/>
+          <w:kern w:val="0"/>
+          <w14:ligatures w14:val="none"/>
+        </w:rPr>
+        <w:t>axios.post("http://localhost:5000/api/auth/register")</w:t>
       </w:r>
     </w:p>
     <w:p>
@@ -11701,41 +10160,7 @@
           <w:kern w:val="0"/>
           <w14:ligatures w14:val="none"/>
         </w:rPr>
-        <w:t xml:space="preserve">Q91. What is </w:t>
-      </w:r>
-      <w:proofErr w:type="spellStart"/>
-      <w:proofErr w:type="gramStart"/>
-      <w:r>
-        <w:rPr>
-          <w:rFonts w:eastAsia="Times New Roman" w:cstheme="minorHAnsi"/>
-          <w:b/>
-          <w:bCs/>
-          <w:kern w:val="0"/>
-          <w14:ligatures w14:val="none"/>
-        </w:rPr>
-        <w:t>useNavigate</w:t>
-      </w:r>
-      <w:proofErr w:type="spellEnd"/>
-      <w:r>
-        <w:rPr>
-          <w:rFonts w:eastAsia="Times New Roman" w:cstheme="minorHAnsi"/>
-          <w:b/>
-          <w:bCs/>
-          <w:kern w:val="0"/>
-          <w14:ligatures w14:val="none"/>
-        </w:rPr>
-        <w:t>(</w:t>
-      </w:r>
-      <w:proofErr w:type="gramEnd"/>
-      <w:r>
-        <w:rPr>
-          <w:rFonts w:eastAsia="Times New Roman" w:cstheme="minorHAnsi"/>
-          <w:b/>
-          <w:bCs/>
-          <w:kern w:val="0"/>
-          <w14:ligatures w14:val="none"/>
-        </w:rPr>
-        <w:t>)?</w:t>
+        <w:t>Q91. What is useNavigate()?</w:t>
       </w:r>
     </w:p>
     <w:p>
@@ -11767,8 +10192,6 @@
           <w14:ligatures w14:val="none"/>
         </w:rPr>
       </w:pPr>
-      <w:proofErr w:type="spellStart"/>
-      <w:proofErr w:type="gramStart"/>
       <w:r>
         <w:rPr>
           <w:rFonts w:eastAsia="Times New Roman" w:cstheme="minorHAnsi"/>
@@ -11776,25 +10199,7 @@
           <w14:ligatures w14:val="none"/>
         </w:rPr>
         <w:lastRenderedPageBreak/>
-        <w:t>useNavigate</w:t>
-      </w:r>
-      <w:proofErr w:type="spellEnd"/>
-      <w:r>
-        <w:rPr>
-          <w:rFonts w:eastAsia="Times New Roman" w:cstheme="minorHAnsi"/>
-          <w:kern w:val="0"/>
-          <w14:ligatures w14:val="none"/>
-        </w:rPr>
-        <w:t>(</w:t>
-      </w:r>
-      <w:proofErr w:type="gramEnd"/>
-      <w:r>
-        <w:rPr>
-          <w:rFonts w:eastAsia="Times New Roman" w:cstheme="minorHAnsi"/>
-          <w:kern w:val="0"/>
-          <w14:ligatures w14:val="none"/>
-        </w:rPr>
-        <w:t>) is a React Router hook used to navigate programmatically between pages. After successful registration, it redirects the user to the Login page.</w:t>
+        <w:t>useNavigate() is a React Router hook used to navigate programmatically between pages. After successful registration, it redirects the user to the Login page.</w:t>
       </w:r>
     </w:p>
     <w:p>
@@ -11874,25 +10279,7 @@
           <w:kern w:val="0"/>
           <w14:ligatures w14:val="none"/>
         </w:rPr>
-        <w:t xml:space="preserve">A controlled component is a form element whose value is managed by React state using </w:t>
-      </w:r>
-      <w:proofErr w:type="spellStart"/>
-      <w:r>
-        <w:rPr>
-          <w:rFonts w:eastAsia="Times New Roman" w:cstheme="minorHAnsi"/>
-          <w:kern w:val="0"/>
-          <w14:ligatures w14:val="none"/>
-        </w:rPr>
-        <w:t>useState</w:t>
-      </w:r>
-      <w:proofErr w:type="spellEnd"/>
-      <w:r>
-        <w:rPr>
-          <w:rFonts w:eastAsia="Times New Roman" w:cstheme="minorHAnsi"/>
-          <w:kern w:val="0"/>
-          <w14:ligatures w14:val="none"/>
-        </w:rPr>
-        <w:t>.</w:t>
+        <w:t>A controlled component is a form element whose value is managed by React state using useState.</w:t>
       </w:r>
     </w:p>
     <w:p>
@@ -11934,41 +10321,7 @@
           <w:kern w:val="0"/>
           <w14:ligatures w14:val="none"/>
         </w:rPr>
-        <w:t xml:space="preserve">Q93. Why do we use one </w:t>
-      </w:r>
-      <w:proofErr w:type="spellStart"/>
-      <w:proofErr w:type="gramStart"/>
-      <w:r>
-        <w:rPr>
-          <w:rFonts w:eastAsia="Times New Roman" w:cstheme="minorHAnsi"/>
-          <w:b/>
-          <w:bCs/>
-          <w:kern w:val="0"/>
-          <w14:ligatures w14:val="none"/>
-        </w:rPr>
-        <w:t>handleChange</w:t>
-      </w:r>
-      <w:proofErr w:type="spellEnd"/>
-      <w:r>
-        <w:rPr>
-          <w:rFonts w:eastAsia="Times New Roman" w:cstheme="minorHAnsi"/>
-          <w:b/>
-          <w:bCs/>
-          <w:kern w:val="0"/>
-          <w14:ligatures w14:val="none"/>
-        </w:rPr>
-        <w:t>(</w:t>
-      </w:r>
-      <w:proofErr w:type="gramEnd"/>
-      <w:r>
-        <w:rPr>
-          <w:rFonts w:eastAsia="Times New Roman" w:cstheme="minorHAnsi"/>
-          <w:b/>
-          <w:bCs/>
-          <w:kern w:val="0"/>
-          <w14:ligatures w14:val="none"/>
-        </w:rPr>
-        <w:t>) function?</w:t>
+        <w:t>Q93. Why do we use one handleChange() function?</w:t>
       </w:r>
     </w:p>
     <w:p>
@@ -12006,35 +10359,7 @@
           <w:kern w:val="0"/>
           <w14:ligatures w14:val="none"/>
         </w:rPr>
-        <w:t xml:space="preserve">A single </w:t>
-      </w:r>
-      <w:proofErr w:type="spellStart"/>
-      <w:proofErr w:type="gramStart"/>
-      <w:r>
-        <w:rPr>
-          <w:rFonts w:eastAsia="Times New Roman" w:cstheme="minorHAnsi"/>
-          <w:kern w:val="0"/>
-          <w14:ligatures w14:val="none"/>
-        </w:rPr>
-        <w:t>handleChange</w:t>
-      </w:r>
-      <w:proofErr w:type="spellEnd"/>
-      <w:r>
-        <w:rPr>
-          <w:rFonts w:eastAsia="Times New Roman" w:cstheme="minorHAnsi"/>
-          <w:kern w:val="0"/>
-          <w14:ligatures w14:val="none"/>
-        </w:rPr>
-        <w:t>(</w:t>
-      </w:r>
-      <w:proofErr w:type="gramEnd"/>
-      <w:r>
-        <w:rPr>
-          <w:rFonts w:eastAsia="Times New Roman" w:cstheme="minorHAnsi"/>
-          <w:kern w:val="0"/>
-          <w14:ligatures w14:val="none"/>
-        </w:rPr>
-        <w:t>) updates multiple form fields dynamically using the input's name attribute, reducing repetitive code.</w:t>
+        <w:t>A single handleChange() updates multiple form fields dynamically using the input's name attribute, reducing repetitive code.</w:t>
       </w:r>
     </w:p>
     <w:p>
@@ -12076,41 +10401,7 @@
           <w:kern w:val="0"/>
           <w14:ligatures w14:val="none"/>
         </w:rPr>
-        <w:t xml:space="preserve">Q94. Why do we use </w:t>
-      </w:r>
-      <w:proofErr w:type="spellStart"/>
-      <w:proofErr w:type="gramStart"/>
-      <w:r>
-        <w:rPr>
-          <w:rFonts w:eastAsia="Times New Roman" w:cstheme="minorHAnsi"/>
-          <w:b/>
-          <w:bCs/>
-          <w:kern w:val="0"/>
-          <w14:ligatures w14:val="none"/>
-        </w:rPr>
-        <w:t>preventDefault</w:t>
-      </w:r>
-      <w:proofErr w:type="spellEnd"/>
-      <w:r>
-        <w:rPr>
-          <w:rFonts w:eastAsia="Times New Roman" w:cstheme="minorHAnsi"/>
-          <w:b/>
-          <w:bCs/>
-          <w:kern w:val="0"/>
-          <w14:ligatures w14:val="none"/>
-        </w:rPr>
-        <w:t>(</w:t>
-      </w:r>
-      <w:proofErr w:type="gramEnd"/>
-      <w:r>
-        <w:rPr>
-          <w:rFonts w:eastAsia="Times New Roman" w:cstheme="minorHAnsi"/>
-          <w:b/>
-          <w:bCs/>
-          <w:kern w:val="0"/>
-          <w14:ligatures w14:val="none"/>
-        </w:rPr>
-        <w:t>)?</w:t>
+        <w:t>Q94. Why do we use preventDefault()?</w:t>
       </w:r>
     </w:p>
     <w:p>
@@ -12142,25 +10433,13 @@
           <w14:ligatures w14:val="none"/>
         </w:rPr>
       </w:pPr>
-      <w:proofErr w:type="spellStart"/>
-      <w:proofErr w:type="gramStart"/>
-      <w:r>
-        <w:rPr>
-          <w:rFonts w:eastAsia="Times New Roman" w:cstheme="minorHAnsi"/>
-          <w:kern w:val="0"/>
-          <w14:ligatures w14:val="none"/>
-        </w:rPr>
-        <w:t>event.preventDefault</w:t>
-      </w:r>
-      <w:proofErr w:type="spellEnd"/>
-      <w:proofErr w:type="gramEnd"/>
-      <w:r>
-        <w:rPr>
-          <w:rFonts w:eastAsia="Times New Roman" w:cstheme="minorHAnsi"/>
-          <w:kern w:val="0"/>
-          <w14:ligatures w14:val="none"/>
-        </w:rPr>
-        <w:t>() prevents the browser from refreshing the page when the form is submitted, allowing React to handle the submission.</w:t>
+      <w:r>
+        <w:rPr>
+          <w:rFonts w:eastAsia="Times New Roman" w:cstheme="minorHAnsi"/>
+          <w:kern w:val="0"/>
+          <w14:ligatures w14:val="none"/>
+        </w:rPr>
+        <w:t>event.preventDefault() prevents the browser from refreshing the page when the form is submitted, allowing React to handle the submission.</w:t>
       </w:r>
     </w:p>
     <w:p>
@@ -12202,41 +10481,7 @@
           <w:kern w:val="0"/>
           <w14:ligatures w14:val="none"/>
         </w:rPr>
-        <w:t xml:space="preserve">Q95. What is </w:t>
-      </w:r>
-      <w:proofErr w:type="spellStart"/>
-      <w:proofErr w:type="gramStart"/>
-      <w:r>
-        <w:rPr>
-          <w:rFonts w:eastAsia="Times New Roman" w:cstheme="minorHAnsi"/>
-          <w:b/>
-          <w:bCs/>
-          <w:kern w:val="0"/>
-          <w14:ligatures w14:val="none"/>
-        </w:rPr>
-        <w:t>handleSubmit</w:t>
-      </w:r>
-      <w:proofErr w:type="spellEnd"/>
-      <w:r>
-        <w:rPr>
-          <w:rFonts w:eastAsia="Times New Roman" w:cstheme="minorHAnsi"/>
-          <w:b/>
-          <w:bCs/>
-          <w:kern w:val="0"/>
-          <w14:ligatures w14:val="none"/>
-        </w:rPr>
-        <w:t>(</w:t>
-      </w:r>
-      <w:proofErr w:type="gramEnd"/>
-      <w:r>
-        <w:rPr>
-          <w:rFonts w:eastAsia="Times New Roman" w:cstheme="minorHAnsi"/>
-          <w:b/>
-          <w:bCs/>
-          <w:kern w:val="0"/>
-          <w14:ligatures w14:val="none"/>
-        </w:rPr>
-        <w:t>)?</w:t>
+        <w:t>Q95. What is handleSubmit()?</w:t>
       </w:r>
     </w:p>
     <w:p>
@@ -12268,33 +10513,13 @@
           <w14:ligatures w14:val="none"/>
         </w:rPr>
       </w:pPr>
-      <w:proofErr w:type="spellStart"/>
-      <w:proofErr w:type="gramStart"/>
-      <w:r>
-        <w:rPr>
-          <w:rFonts w:eastAsia="Times New Roman" w:cstheme="minorHAnsi"/>
-          <w:kern w:val="0"/>
-          <w14:ligatures w14:val="none"/>
-        </w:rPr>
-        <w:t>handleSubmit</w:t>
-      </w:r>
-      <w:proofErr w:type="spellEnd"/>
-      <w:r>
-        <w:rPr>
-          <w:rFonts w:eastAsia="Times New Roman" w:cstheme="minorHAnsi"/>
-          <w:kern w:val="0"/>
-          <w14:ligatures w14:val="none"/>
-        </w:rPr>
-        <w:t>(</w:t>
-      </w:r>
-      <w:proofErr w:type="gramEnd"/>
-      <w:r>
-        <w:rPr>
-          <w:rFonts w:eastAsia="Times New Roman" w:cstheme="minorHAnsi"/>
-          <w:kern w:val="0"/>
-          <w14:ligatures w14:val="none"/>
-        </w:rPr>
-        <w:t>) is executed when the form is submitted. It validates the form, sends the API request using Axios, and processes the server response.</w:t>
+      <w:r>
+        <w:rPr>
+          <w:rFonts w:eastAsia="Times New Roman" w:cstheme="minorHAnsi"/>
+          <w:kern w:val="0"/>
+          <w14:ligatures w14:val="none"/>
+        </w:rPr>
+        <w:t>handleSubmit() is executed when the form is submitted. It validates the form, sends the API request using Axios, and processes the server response.</w:t>
       </w:r>
     </w:p>
     <w:p>
@@ -12665,23 +10890,13 @@
           <w14:ligatures w14:val="none"/>
         </w:rPr>
       </w:pPr>
-      <w:proofErr w:type="spellStart"/>
-      <w:r>
-        <w:rPr>
-          <w:rFonts w:eastAsia="Times New Roman" w:cstheme="minorHAnsi"/>
-          <w:kern w:val="0"/>
-          <w14:ligatures w14:val="none"/>
-        </w:rPr>
-        <w:t>bcrypt</w:t>
-      </w:r>
-      <w:proofErr w:type="spellEnd"/>
-      <w:r>
-        <w:rPr>
-          <w:rFonts w:eastAsia="Times New Roman" w:cstheme="minorHAnsi"/>
-          <w:kern w:val="0"/>
-          <w14:ligatures w14:val="none"/>
-        </w:rPr>
-        <w:t xml:space="preserve"> Hash</w:t>
+      <w:r>
+        <w:rPr>
+          <w:rFonts w:eastAsia="Times New Roman" w:cstheme="minorHAnsi"/>
+          <w:kern w:val="0"/>
+          <w14:ligatures w14:val="none"/>
+        </w:rPr>
+        <w:t>bcrypt Hash</w:t>
       </w:r>
     </w:p>
     <w:p>
@@ -12992,29 +11207,7 @@
           <w:kern w:val="0"/>
           <w14:ligatures w14:val="none"/>
         </w:rPr>
-        <w:t xml:space="preserve">Q100. What is the overall authentication architecture of </w:t>
-      </w:r>
-      <w:proofErr w:type="spellStart"/>
-      <w:r>
-        <w:rPr>
-          <w:rFonts w:eastAsia="Times New Roman" w:cstheme="minorHAnsi"/>
-          <w:b/>
-          <w:bCs/>
-          <w:kern w:val="0"/>
-          <w14:ligatures w14:val="none"/>
-        </w:rPr>
-        <w:t>FoodHub</w:t>
-      </w:r>
-      <w:proofErr w:type="spellEnd"/>
-      <w:r>
-        <w:rPr>
-          <w:rFonts w:eastAsia="Times New Roman" w:cstheme="minorHAnsi"/>
-          <w:b/>
-          <w:bCs/>
-          <w:kern w:val="0"/>
-          <w14:ligatures w14:val="none"/>
-        </w:rPr>
-        <w:t>?</w:t>
+        <w:t>Q100. What is the overall authentication architecture of FoodHub?</w:t>
       </w:r>
     </w:p>
     <w:p>
@@ -13359,13 +11552,9 @@
       </w:r>
     </w:p>
     <w:p>
-      <w:proofErr w:type="spellStart"/>
-      <w:proofErr w:type="gramStart"/>
       <w:r>
         <w:t>Header.Payload.Signature</w:t>
       </w:r>
-      <w:proofErr w:type="spellEnd"/>
-      <w:proofErr w:type="gramEnd"/>
     </w:p>
     <w:p>
       <w:r>
@@ -13497,23 +11686,7 @@
           <w:b/>
           <w:bCs/>
         </w:rPr>
-        <w:t xml:space="preserve">Q105. Why do we use </w:t>
-      </w:r>
-      <w:proofErr w:type="spellStart"/>
-      <w:r>
-        <w:rPr>
-          <w:b/>
-          <w:bCs/>
-        </w:rPr>
-        <w:t>process.env.JWT_SECRET</w:t>
-      </w:r>
-      <w:proofErr w:type="spellEnd"/>
-      <w:r>
-        <w:rPr>
-          <w:b/>
-          <w:bCs/>
-        </w:rPr>
-        <w:t>?</w:t>
+        <w:t>Q105. Why do we use process.env.JWT_SECRET?</w:t>
       </w:r>
     </w:p>
     <w:p>
@@ -13549,23 +11722,7 @@
           <w:b/>
           <w:bCs/>
         </w:rPr>
-        <w:t xml:space="preserve">Q106. What is the purpose of </w:t>
-      </w:r>
-      <w:proofErr w:type="spellStart"/>
-      <w:r>
-        <w:rPr>
-          <w:b/>
-          <w:bCs/>
-        </w:rPr>
-        <w:t>expiresIn</w:t>
-      </w:r>
-      <w:proofErr w:type="spellEnd"/>
-      <w:r>
-        <w:rPr>
-          <w:b/>
-          <w:bCs/>
-        </w:rPr>
-        <w:t>?</w:t>
+        <w:t>Q106. What is the purpose of expiresIn?</w:t>
       </w:r>
     </w:p>
     <w:p>
@@ -13578,13 +11735,8 @@
       </w:r>
     </w:p>
     <w:p>
-      <w:proofErr w:type="spellStart"/>
-      <w:r>
-        <w:t>expiresIn</w:t>
-      </w:r>
-      <w:proofErr w:type="spellEnd"/>
-      <w:r>
-        <w:t xml:space="preserve"> defines how long a token remains valid. After it expires, the user must log in again. This limits the risk if a token is stolen.</w:t>
+      <w:r>
+        <w:t>expiresIn defines how long a token remains valid. After it expires, the user must log in again. This limits the risk if a token is stolen.</w:t>
       </w:r>
     </w:p>
     <w:p>
@@ -13606,23 +11758,7 @@
           <w:b/>
           <w:bCs/>
         </w:rPr>
-        <w:t xml:space="preserve">Q107. Why did we use </w:t>
-      </w:r>
-      <w:proofErr w:type="spellStart"/>
-      <w:r>
-        <w:rPr>
-          <w:b/>
-          <w:bCs/>
-        </w:rPr>
-        <w:t>localStorage</w:t>
-      </w:r>
-      <w:proofErr w:type="spellEnd"/>
-      <w:r>
-        <w:rPr>
-          <w:b/>
-          <w:bCs/>
-        </w:rPr>
-        <w:t>?</w:t>
+        <w:t>Q107. Why did we use localStorage?</w:t>
       </w:r>
     </w:p>
     <w:p>
@@ -13635,13 +11771,8 @@
       </w:r>
     </w:p>
     <w:p>
-      <w:proofErr w:type="spellStart"/>
-      <w:r>
-        <w:t>localStorage</w:t>
-      </w:r>
-      <w:proofErr w:type="spellEnd"/>
-      <w:r>
-        <w:t xml:space="preserve"> stores data in the browser even after a page refresh. We stored the JWT and user information so the user remains logged in across page reloads.</w:t>
+      <w:r>
+        <w:t>localStorage stores data in the browser even after a page refresh. We stored the JWT and user information so the user remains logged in across page reloads.</w:t>
       </w:r>
     </w:p>
     <w:p>
@@ -13664,23 +11795,7 @@
           <w:b/>
           <w:bCs/>
         </w:rPr>
-        <w:t xml:space="preserve">Q108. Why do we use </w:t>
-      </w:r>
-      <w:proofErr w:type="spellStart"/>
-      <w:r>
-        <w:rPr>
-          <w:b/>
-          <w:bCs/>
-        </w:rPr>
-        <w:t>JSON.stringify</w:t>
-      </w:r>
-      <w:proofErr w:type="spellEnd"/>
-      <w:r>
-        <w:rPr>
-          <w:b/>
-          <w:bCs/>
-        </w:rPr>
-        <w:t>() while storing the user?</w:t>
+        <w:t>Q108. Why do we use JSON.stringify() while storing the user?</w:t>
       </w:r>
     </w:p>
     <w:p>
@@ -13693,21 +11808,8 @@
       </w:r>
     </w:p>
     <w:p>
-      <w:proofErr w:type="spellStart"/>
-      <w:r>
-        <w:t>localStorage</w:t>
-      </w:r>
-      <w:proofErr w:type="spellEnd"/>
-      <w:r>
-        <w:t xml:space="preserve"> stores only strings. </w:t>
-      </w:r>
-      <w:proofErr w:type="spellStart"/>
-      <w:r>
-        <w:t>JSON.stringify</w:t>
-      </w:r>
-      <w:proofErr w:type="spellEnd"/>
-      <w:r>
-        <w:t>() converts a JavaScript object into a string before saving it.</w:t>
+      <w:r>
+        <w:t>localStorage stores only strings. JSON.stringify() converts a JavaScript object into a string before saving it.</w:t>
       </w:r>
     </w:p>
     <w:p>
@@ -13743,33 +11845,12 @@
     </w:p>
     <w:p>
       <w:r>
-        <w:t xml:space="preserve">const user = </w:t>
-      </w:r>
-      <w:proofErr w:type="spellStart"/>
-      <w:r>
-        <w:t>JSON.parse</w:t>
-      </w:r>
-      <w:proofErr w:type="spellEnd"/>
-      <w:r>
-        <w:t>(</w:t>
-      </w:r>
-      <w:proofErr w:type="spellStart"/>
-      <w:r>
-        <w:t>localStorage.getItem</w:t>
-      </w:r>
-      <w:proofErr w:type="spellEnd"/>
-      <w:r>
-        <w:t>("user"));</w:t>
-      </w:r>
-    </w:p>
-    <w:p>
-      <w:proofErr w:type="spellStart"/>
-      <w:r>
-        <w:t>JSON.parse</w:t>
-      </w:r>
-      <w:proofErr w:type="spellEnd"/>
-      <w:r>
-        <w:t>() converts the stored JSON string back into a JavaScript object.</w:t>
+        <w:t>const user = JSON.parse(localStorage.getItem("user"));</w:t>
+      </w:r>
+    </w:p>
+    <w:p>
+      <w:r>
+        <w:t>JSON.parse() converts the stored JSON string back into a JavaScript object.</w:t>
       </w:r>
     </w:p>
     <w:p>
@@ -13791,23 +11872,7 @@
           <w:b/>
           <w:bCs/>
         </w:rPr>
-        <w:t xml:space="preserve">Q110. What is the login flow in our </w:t>
-      </w:r>
-      <w:proofErr w:type="spellStart"/>
-      <w:r>
-        <w:rPr>
-          <w:b/>
-          <w:bCs/>
-        </w:rPr>
-        <w:t>FoodHub</w:t>
-      </w:r>
-      <w:proofErr w:type="spellEnd"/>
-      <w:r>
-        <w:rPr>
-          <w:b/>
-          <w:bCs/>
-        </w:rPr>
-        <w:t xml:space="preserve"> project?</w:t>
+        <w:t>Q110. What is the login flow in our FoodHub project?</w:t>
       </w:r>
     </w:p>
     <w:p>
@@ -13974,13 +12039,8 @@
         <w:spacing w:after="0"/>
       </w:pPr>
       <w:r>
-        <w:t xml:space="preserve">Stored in </w:t>
-      </w:r>
-      <w:proofErr w:type="spellStart"/>
-      <w:r>
-        <w:t>localStorage</w:t>
-      </w:r>
-      <w:proofErr w:type="spellEnd"/>
+        <w:t>Stored in localStorage</w:t>
+      </w:r>
     </w:p>
     <w:p>
       <w:pPr>
@@ -14046,15 +12106,7 @@
     </w:p>
     <w:p>
       <w:r>
-        <w:t xml:space="preserve">JWT authentication is stateless. During logout, we simply remove the JWT token and user data from </w:t>
-      </w:r>
-      <w:proofErr w:type="spellStart"/>
-      <w:r>
-        <w:t>localStorage</w:t>
-      </w:r>
-      <w:proofErr w:type="spellEnd"/>
-      <w:r>
-        <w:t>. After that, the client cannot access protected APIs because it no longer sends a valid token.</w:t>
+        <w:t>JWT authentication is stateless. During logout, we simply remove the JWT token and user data from localStorage. After that, the client cannot access protected APIs because it no longer sends a valid token.</w:t>
       </w:r>
     </w:p>
     <w:p>
@@ -14126,15 +12178,7 @@
     </w:p>
     <w:p>
       <w:r>
-        <w:t xml:space="preserve">Middleware is a function that runs between the incoming request and the route controller. It can perform tasks like authentication, validation, logging, and error handling before passing the request to the controller using </w:t>
-      </w:r>
-      <w:proofErr w:type="gramStart"/>
-      <w:r>
-        <w:t>next(</w:t>
-      </w:r>
-      <w:proofErr w:type="gramEnd"/>
-      <w:r>
-        <w:t>).</w:t>
+        <w:t>Middleware is a function that runs between the incoming request and the route controller. It can perform tasks like authentication, validation, logging, and error handling before passing the request to the controller using next().</w:t>
       </w:r>
     </w:p>
     <w:p>
@@ -14156,23 +12200,7 @@
           <w:b/>
           <w:bCs/>
         </w:rPr>
-        <w:t xml:space="preserve">Q114. Why does middleware use </w:t>
-      </w:r>
-      <w:proofErr w:type="gramStart"/>
-      <w:r>
-        <w:rPr>
-          <w:b/>
-          <w:bCs/>
-        </w:rPr>
-        <w:t>next(</w:t>
-      </w:r>
-      <w:proofErr w:type="gramEnd"/>
-      <w:r>
-        <w:rPr>
-          <w:b/>
-          <w:bCs/>
-        </w:rPr>
-        <w:t>)?</w:t>
+        <w:t>Q114. Why does middleware use next()?</w:t>
       </w:r>
     </w:p>
     <w:p>
@@ -14185,21 +12213,8 @@
       </w:r>
     </w:p>
     <w:p>
-      <w:proofErr w:type="gramStart"/>
-      <w:r>
-        <w:t>next(</w:t>
-      </w:r>
-      <w:proofErr w:type="gramEnd"/>
-      <w:r>
-        <w:t xml:space="preserve">) passes control to the next middleware or the route controller. Without calling </w:t>
-      </w:r>
-      <w:proofErr w:type="gramStart"/>
-      <w:r>
-        <w:t>next(</w:t>
-      </w:r>
-      <w:proofErr w:type="gramEnd"/>
-      <w:r>
-        <w:t>), the request stops and the client will not receive the expected response.</w:t>
+      <w:r>
+        <w:t>next() passes control to the next middleware or the route controller. Without calling next(), the request stops and the client will not receive the expected response.</w:t>
       </w:r>
     </w:p>
     <w:p>
@@ -14318,28 +12333,7 @@
     </w:p>
     <w:p>
       <w:r>
-        <w:t xml:space="preserve">const </w:t>
-      </w:r>
-      <w:proofErr w:type="spellStart"/>
-      <w:r>
-        <w:t>authHeader</w:t>
-      </w:r>
-      <w:proofErr w:type="spellEnd"/>
-      <w:r>
-        <w:t xml:space="preserve"> = </w:t>
-      </w:r>
-      <w:proofErr w:type="spellStart"/>
-      <w:proofErr w:type="gramStart"/>
-      <w:r>
-        <w:t>req.headers</w:t>
-      </w:r>
-      <w:proofErr w:type="gramEnd"/>
-      <w:r>
-        <w:t>.authorization</w:t>
-      </w:r>
-      <w:proofErr w:type="spellEnd"/>
-      <w:r>
-        <w:t>;</w:t>
+        <w:t>const authHeader = req.headers.authorization;</w:t>
       </w:r>
     </w:p>
     <w:p>
@@ -14366,23 +12360,7 @@
           <w:b/>
           <w:bCs/>
         </w:rPr>
-        <w:t xml:space="preserve">Q118. Why do we check </w:t>
-      </w:r>
-      <w:proofErr w:type="spellStart"/>
-      <w:r>
-        <w:rPr>
-          <w:b/>
-          <w:bCs/>
-        </w:rPr>
-        <w:t>authHeader.startsWith</w:t>
-      </w:r>
-      <w:proofErr w:type="spellEnd"/>
-      <w:r>
-        <w:rPr>
-          <w:b/>
-          <w:bCs/>
-        </w:rPr>
-        <w:t>("Bearer ")?</w:t>
+        <w:t>Q118. Why do we check authHeader.startsWith("Bearer ")?</w:t>
       </w:r>
     </w:p>
     <w:p>
@@ -14442,33 +12420,12 @@
     </w:p>
     <w:p>
       <w:r>
-        <w:t xml:space="preserve">const token = </w:t>
-      </w:r>
-      <w:proofErr w:type="spellStart"/>
-      <w:r>
-        <w:t>authHeader.split</w:t>
-      </w:r>
-      <w:proofErr w:type="spellEnd"/>
-      <w:r>
-        <w:t xml:space="preserve">(" </w:t>
-      </w:r>
-      <w:proofErr w:type="gramStart"/>
-      <w:r>
-        <w:t>")[</w:t>
-      </w:r>
-      <w:proofErr w:type="gramEnd"/>
-      <w:r>
-        <w:t>1];</w:t>
-      </w:r>
-    </w:p>
-    <w:p>
-      <w:proofErr w:type="gramStart"/>
-      <w:r>
-        <w:t>split(</w:t>
-      </w:r>
-      <w:proofErr w:type="gramEnd"/>
-      <w:r>
-        <w:t>" ") separates "Bearer" and the actual JWT. Index 1 contains the token.</w:t>
+        <w:t>const token = authHeader.split(" ")[1];</w:t>
+      </w:r>
+    </w:p>
+    <w:p>
+      <w:r>
+        <w:t>split(" ") separates "Bearer" and the actual JWT. Index 1 contains the token.</w:t>
       </w:r>
     </w:p>
     <w:p>
@@ -14490,25 +12447,7 @@
           <w:b/>
           <w:bCs/>
         </w:rPr>
-        <w:t xml:space="preserve">Q120. What does </w:t>
-      </w:r>
-      <w:proofErr w:type="spellStart"/>
-      <w:proofErr w:type="gramStart"/>
-      <w:r>
-        <w:rPr>
-          <w:b/>
-          <w:bCs/>
-        </w:rPr>
-        <w:t>jwt.verify</w:t>
-      </w:r>
-      <w:proofErr w:type="spellEnd"/>
-      <w:proofErr w:type="gramEnd"/>
-      <w:r>
-        <w:rPr>
-          <w:b/>
-          <w:bCs/>
-        </w:rPr>
-        <w:t>() do?</w:t>
+        <w:t>Q120. What does jwt.verify() do?</w:t>
       </w:r>
     </w:p>
     <w:p>
@@ -14521,15 +12460,8 @@
       </w:r>
     </w:p>
     <w:p>
-      <w:proofErr w:type="spellStart"/>
-      <w:proofErr w:type="gramStart"/>
-      <w:r>
-        <w:t>jwt.verify</w:t>
-      </w:r>
-      <w:proofErr w:type="spellEnd"/>
-      <w:proofErr w:type="gramEnd"/>
-      <w:r>
-        <w:t>() checks whether:</w:t>
+      <w:r>
+        <w:t>jwt.verify() checks whether:</w:t>
       </w:r>
     </w:p>
     <w:p>
@@ -14590,23 +12522,7 @@
           <w:b/>
           <w:bCs/>
         </w:rPr>
-        <w:t xml:space="preserve">Q121. Why do we store the decoded token in </w:t>
-      </w:r>
-      <w:proofErr w:type="spellStart"/>
-      <w:r>
-        <w:rPr>
-          <w:b/>
-          <w:bCs/>
-        </w:rPr>
-        <w:t>req.user</w:t>
-      </w:r>
-      <w:proofErr w:type="spellEnd"/>
-      <w:r>
-        <w:rPr>
-          <w:b/>
-          <w:bCs/>
-        </w:rPr>
-        <w:t>?</w:t>
+        <w:t>Q121. Why do we store the decoded token in req.user?</w:t>
       </w:r>
     </w:p>
     <w:p>
@@ -14620,15 +12536,7 @@
     </w:p>
     <w:p>
       <w:r>
-        <w:t xml:space="preserve">After successful verification, we store the decoded payload in </w:t>
-      </w:r>
-      <w:proofErr w:type="spellStart"/>
-      <w:r>
-        <w:t>req.user</w:t>
-      </w:r>
-      <w:proofErr w:type="spellEnd"/>
-      <w:r>
-        <w:t xml:space="preserve"> so controllers can access the authenticated user's information (such as id and role) without verifying the token again.</w:t>
+        <w:t>After successful verification, we store the decoded payload in req.user so controllers can access the authenticated user's information (such as id and role) without verifying the token again.</w:t>
       </w:r>
     </w:p>
     <w:p>
@@ -14663,15 +12571,8 @@
       </w:r>
     </w:p>
     <w:p>
-      <w:proofErr w:type="spellStart"/>
-      <w:proofErr w:type="gramStart"/>
-      <w:r>
-        <w:t>jwt.verify</w:t>
-      </w:r>
-      <w:proofErr w:type="spellEnd"/>
-      <w:proofErr w:type="gramEnd"/>
-      <w:r>
-        <w:t>() throws an exception if the token is invalid or expired. The try...catch block catches the error and returns a 401 Unauthorized response instead of crashing the server.</w:t>
+      <w:r>
+        <w:t>jwt.verify() throws an exception if the token is invalid or expired. The try...catch block catches the error and returns a 401 Unauthorized response instead of crashing the server.</w:t>
       </w:r>
     </w:p>
     <w:p>
@@ -14729,39 +12630,7 @@
           <w:b/>
           <w:bCs/>
         </w:rPr>
-        <w:t xml:space="preserve">Q124. Which APIs will use </w:t>
-      </w:r>
-      <w:proofErr w:type="spellStart"/>
-      <w:r>
-        <w:rPr>
-          <w:b/>
-          <w:bCs/>
-        </w:rPr>
-        <w:t>authMiddleware</w:t>
-      </w:r>
-      <w:proofErr w:type="spellEnd"/>
-      <w:r>
-        <w:rPr>
-          <w:b/>
-          <w:bCs/>
-        </w:rPr>
-        <w:t xml:space="preserve"> in our </w:t>
-      </w:r>
-      <w:proofErr w:type="spellStart"/>
-      <w:r>
-        <w:rPr>
-          <w:b/>
-          <w:bCs/>
-        </w:rPr>
-        <w:t>FoodHub</w:t>
-      </w:r>
-      <w:proofErr w:type="spellEnd"/>
-      <w:r>
-        <w:rPr>
-          <w:b/>
-          <w:bCs/>
-        </w:rPr>
-        <w:t xml:space="preserve"> project?</w:t>
+        <w:t>Q124. Which APIs will use authMiddleware in our FoodHub project?</w:t>
       </w:r>
     </w:p>
     <w:p>
@@ -14917,7 +12786,7 @@
     <w:p>
       <w:r>
         <w:pict w14:anchorId="02338C15">
-          <v:rect id="_x0000_i1248" style="width:0;height:1.5pt" o:hralign="center" o:hrstd="t" o:hr="t" fillcolor="#a0a0a0" stroked="f"/>
+          <v:rect id="_x0000_i1146" style="width:0;height:1.5pt" o:hralign="center" o:hrstd="t" o:hr="t" fillcolor="#a0a0a0" stroked="f"/>
         </w:pict>
       </w:r>
     </w:p>
@@ -14952,7 +12821,7 @@
     <w:p>
       <w:r>
         <w:pict w14:anchorId="0E91C4D8">
-          <v:rect id="_x0000_i1249" style="width:0;height:1.5pt" o:hralign="center" o:hrstd="t" o:hr="t" fillcolor="#a0a0a0" stroked="f"/>
+          <v:rect id="_x0000_i1147" style="width:0;height:1.5pt" o:hralign="center" o:hrstd="t" o:hr="t" fillcolor="#a0a0a0" stroked="f"/>
         </w:pict>
       </w:r>
     </w:p>
@@ -14968,23 +12837,7 @@
           <w:b/>
           <w:bCs/>
         </w:rPr>
-        <w:t xml:space="preserve">Q127. Why do we store Food as an </w:t>
-      </w:r>
-      <w:proofErr w:type="spellStart"/>
-      <w:r>
-        <w:rPr>
-          <w:b/>
-          <w:bCs/>
-        </w:rPr>
-        <w:t>ObjectId</w:t>
-      </w:r>
-      <w:proofErr w:type="spellEnd"/>
-      <w:r>
-        <w:rPr>
-          <w:b/>
-          <w:bCs/>
-        </w:rPr>
-        <w:t xml:space="preserve"> instead of storing the complete food details?</w:t>
+        <w:t>Q127. Why do we store Food as an ObjectId instead of storing the complete food details?</w:t>
       </w:r>
     </w:p>
     <w:p>
@@ -14997,29 +12850,13 @@
       </w:r>
       <w:r>
         <w:br/>
-        <w:t xml:space="preserve">Using an </w:t>
-      </w:r>
-      <w:proofErr w:type="spellStart"/>
-      <w:r>
-        <w:t>ObjectId</w:t>
-      </w:r>
-      <w:proofErr w:type="spellEnd"/>
-      <w:r>
-        <w:t xml:space="preserve"> avoids duplicate data. Food details are stored only once in the Food collection and can be retrieved later using </w:t>
-      </w:r>
-      <w:proofErr w:type="gramStart"/>
-      <w:r>
-        <w:t>populate(</w:t>
-      </w:r>
-      <w:proofErr w:type="gramEnd"/>
-      <w:r>
-        <w:t>).</w:t>
+        <w:t>Using an ObjectId avoids duplicate data. Food details are stored only once in the Food collection and can be retrieved later using populate().</w:t>
       </w:r>
     </w:p>
     <w:p>
       <w:r>
         <w:pict w14:anchorId="09394354">
-          <v:rect id="_x0000_i1250" style="width:0;height:1.5pt" o:hralign="center" o:hrstd="t" o:hr="t" fillcolor="#a0a0a0" stroked="f"/>
+          <v:rect id="_x0000_i1148" style="width:0;height:1.5pt" o:hralign="center" o:hrstd="t" o:hr="t" fillcolor="#a0a0a0" stroked="f"/>
         </w:pict>
       </w:r>
     </w:p>
@@ -15035,25 +12872,7 @@
           <w:b/>
           <w:bCs/>
         </w:rPr>
-        <w:t>Q128. Why do we use populate("</w:t>
-      </w:r>
-      <w:proofErr w:type="spellStart"/>
-      <w:proofErr w:type="gramStart"/>
-      <w:r>
-        <w:rPr>
-          <w:b/>
-          <w:bCs/>
-        </w:rPr>
-        <w:t>items.food</w:t>
-      </w:r>
-      <w:proofErr w:type="spellEnd"/>
-      <w:proofErr w:type="gramEnd"/>
-      <w:r>
-        <w:rPr>
-          <w:b/>
-          <w:bCs/>
-        </w:rPr>
-        <w:t>") while fetching the cart?</w:t>
+        <w:t>Q128. Why do we use populate("items.food") while fetching the cart?</w:t>
       </w:r>
     </w:p>
     <w:p>
@@ -15066,28 +12885,13 @@
       </w:r>
       <w:r>
         <w:br/>
-      </w:r>
-      <w:proofErr w:type="gramStart"/>
-      <w:r>
-        <w:t>populate(</w:t>
-      </w:r>
-      <w:proofErr w:type="gramEnd"/>
-      <w:r>
-        <w:t xml:space="preserve">) replaces the Food </w:t>
-      </w:r>
-      <w:proofErr w:type="spellStart"/>
-      <w:r>
-        <w:t>ObjectId</w:t>
-      </w:r>
-      <w:proofErr w:type="spellEnd"/>
-      <w:r>
-        <w:t xml:space="preserve"> with the complete Food document, allowing the frontend to display the food name, price, image, and description.</w:t>
+        <w:t>populate() replaces the Food ObjectId with the complete Food document, allowing the frontend to display the food name, price, image, and description.</w:t>
       </w:r>
     </w:p>
     <w:p>
       <w:r>
         <w:pict w14:anchorId="74D8A21D">
-          <v:rect id="_x0000_i1251" style="width:0;height:1.5pt" o:hralign="center" o:hrstd="t" o:hr="t" fillcolor="#a0a0a0" stroked="f"/>
+          <v:rect id="_x0000_i1149" style="width:0;height:1.5pt" o:hralign="center" o:hrstd="t" o:hr="t" fillcolor="#a0a0a0" stroked="f"/>
         </w:pict>
       </w:r>
     </w:p>
@@ -15122,7 +12926,7 @@
     <w:p>
       <w:r>
         <w:pict w14:anchorId="35D02002">
-          <v:rect id="_x0000_i1252" style="width:0;height:1.5pt" o:hralign="center" o:hrstd="t" o:hr="t" fillcolor="#a0a0a0" stroked="f"/>
+          <v:rect id="_x0000_i1150" style="width:0;height:1.5pt" o:hralign="center" o:hrstd="t" o:hr="t" fillcolor="#a0a0a0" stroked="f"/>
         </w:pict>
       </w:r>
     </w:p>
@@ -15158,7 +12962,7 @@
       <w:r>
         <w:lastRenderedPageBreak/>
         <w:pict w14:anchorId="0C68AEBE">
-          <v:rect id="_x0000_i1253" style="width:0;height:1.5pt" o:hralign="center" o:hrstd="t" o:hr="t" fillcolor="#a0a0a0" stroked="f"/>
+          <v:rect id="_x0000_i1151" style="width:0;height:1.5pt" o:hralign="center" o:hrstd="t" o:hr="t" fillcolor="#a0a0a0" stroked="f"/>
         </w:pict>
       </w:r>
     </w:p>
@@ -15193,7 +12997,7 @@
     <w:p>
       <w:r>
         <w:pict w14:anchorId="2704637A">
-          <v:rect id="_x0000_i1254" style="width:0;height:1.5pt" o:hralign="center" o:hrstd="t" o:hr="t" fillcolor="#a0a0a0" stroked="f"/>
+          <v:rect id="_x0000_i1152" style="width:0;height:1.5pt" o:hralign="center" o:hrstd="t" o:hr="t" fillcolor="#a0a0a0" stroked="f"/>
         </w:pict>
       </w:r>
     </w:p>
@@ -15209,23 +13013,7 @@
           <w:b/>
           <w:bCs/>
         </w:rPr>
-        <w:t xml:space="preserve">Q132. Why do we validate the Food </w:t>
-      </w:r>
-      <w:proofErr w:type="spellStart"/>
-      <w:r>
-        <w:rPr>
-          <w:b/>
-          <w:bCs/>
-        </w:rPr>
-        <w:t>ObjectId</w:t>
-      </w:r>
-      <w:proofErr w:type="spellEnd"/>
-      <w:r>
-        <w:rPr>
-          <w:b/>
-          <w:bCs/>
-        </w:rPr>
-        <w:t>?</w:t>
+        <w:t>Q132. Why do we validate the Food ObjectId?</w:t>
       </w:r>
     </w:p>
     <w:p>
@@ -15238,21 +13026,13 @@
       </w:r>
       <w:r>
         <w:br/>
-        <w:t xml:space="preserve">To prevent invalid MongoDB IDs from causing a </w:t>
-      </w:r>
-      <w:proofErr w:type="spellStart"/>
-      <w:r>
-        <w:t>CastError</w:t>
-      </w:r>
-      <w:proofErr w:type="spellEnd"/>
-      <w:r>
-        <w:t xml:space="preserve"> and return a proper 400 Bad Request.</w:t>
+        <w:t>To prevent invalid MongoDB IDs from causing a CastError and return a proper 400 Bad Request.</w:t>
       </w:r>
     </w:p>
     <w:p>
       <w:r>
         <w:pict w14:anchorId="6E68F87D">
-          <v:rect id="_x0000_i1255" style="width:0;height:1.5pt" o:hralign="center" o:hrstd="t" o:hr="t" fillcolor="#a0a0a0" stroked="f"/>
+          <v:rect id="_x0000_i1153" style="width:0;height:1.5pt" o:hralign="center" o:hrstd="t" o:hr="t" fillcolor="#a0a0a0" stroked="f"/>
         </w:pict>
       </w:r>
     </w:p>
@@ -15287,7 +13067,7 @@
     <w:p>
       <w:r>
         <w:pict w14:anchorId="4C11C3F4">
-          <v:rect id="_x0000_i1256" style="width:0;height:1.5pt" o:hralign="center" o:hrstd="t" o:hr="t" fillcolor="#a0a0a0" stroked="f"/>
+          <v:rect id="_x0000_i1154" style="width:0;height:1.5pt" o:hralign="center" o:hrstd="t" o:hr="t" fillcolor="#a0a0a0" stroked="f"/>
         </w:pict>
       </w:r>
     </w:p>
@@ -15390,7 +13170,7 @@
     <w:p>
       <w:r>
         <w:pict w14:anchorId="60973AE2">
-          <v:rect id="_x0000_i1257" style="width:0;height:1.5pt" o:hralign="center" o:hrstd="t" o:hr="t" fillcolor="#a0a0a0" stroked="f"/>
+          <v:rect id="_x0000_i1155" style="width:0;height:1.5pt" o:hralign="center" o:hrstd="t" o:hr="t" fillcolor="#a0a0a0" stroked="f"/>
         </w:pict>
       </w:r>
     </w:p>
@@ -15425,7 +13205,7 @@
     <w:p>
       <w:r>
         <w:pict w14:anchorId="24BAE8BD">
-          <v:rect id="_x0000_i1258" style="width:0;height:1.5pt" o:hralign="center" o:hrstd="t" o:hr="t" fillcolor="#a0a0a0" stroked="f"/>
+          <v:rect id="_x0000_i1156" style="width:0;height:1.5pt" o:hralign="center" o:hrstd="t" o:hr="t" fillcolor="#a0a0a0" stroked="f"/>
         </w:pict>
       </w:r>
     </w:p>
@@ -15441,32 +13221,7 @@
           <w:b/>
           <w:bCs/>
         </w:rPr>
-        <w:t xml:space="preserve">Q136. Why do we create </w:t>
-      </w:r>
-      <w:proofErr w:type="spellStart"/>
-      <w:proofErr w:type="gramStart"/>
-      <w:r>
-        <w:rPr>
-          <w:b/>
-          <w:bCs/>
-        </w:rPr>
-        <w:t>fetchCart</w:t>
-      </w:r>
-      <w:proofErr w:type="spellEnd"/>
-      <w:r>
-        <w:rPr>
-          <w:b/>
-          <w:bCs/>
-        </w:rPr>
-        <w:t>(</w:t>
-      </w:r>
-      <w:proofErr w:type="gramEnd"/>
-      <w:r>
-        <w:rPr>
-          <w:b/>
-          <w:bCs/>
-        </w:rPr>
-        <w:t>) in React?</w:t>
+        <w:t>Q136. Why do we create fetchCart() in React?</w:t>
       </w:r>
     </w:p>
     <w:p>
@@ -15480,25 +13235,13 @@
       </w:r>
       <w:r>
         <w:br/>
-      </w:r>
-      <w:proofErr w:type="spellStart"/>
-      <w:proofErr w:type="gramStart"/>
-      <w:r>
-        <w:t>fetchCart</w:t>
-      </w:r>
-      <w:proofErr w:type="spellEnd"/>
-      <w:r>
-        <w:t>(</w:t>
-      </w:r>
-      <w:proofErr w:type="gramEnd"/>
-      <w:r>
-        <w:t>) is reusable. It is called when the page loads and after updating, removing, or clearing items to refresh the UI.</w:t>
+        <w:t>fetchCart() is reusable. It is called when the page loads and after updating, removing, or clearing items to refresh the UI.</w:t>
       </w:r>
     </w:p>
     <w:p>
       <w:r>
         <w:pict w14:anchorId="317F5F12">
-          <v:rect id="_x0000_i1259" style="width:0;height:1.5pt" o:hralign="center" o:hrstd="t" o:hr="t" fillcolor="#a0a0a0" stroked="f"/>
+          <v:rect id="_x0000_i1157" style="width:0;height:1.5pt" o:hralign="center" o:hrstd="t" o:hr="t" fillcolor="#a0a0a0" stroked="f"/>
         </w:pict>
       </w:r>
     </w:p>
@@ -15514,32 +13257,7 @@
           <w:b/>
           <w:bCs/>
         </w:rPr>
-        <w:t xml:space="preserve">Q137. Why do we call </w:t>
-      </w:r>
-      <w:proofErr w:type="spellStart"/>
-      <w:proofErr w:type="gramStart"/>
-      <w:r>
-        <w:rPr>
-          <w:b/>
-          <w:bCs/>
-        </w:rPr>
-        <w:t>fetchCart</w:t>
-      </w:r>
-      <w:proofErr w:type="spellEnd"/>
-      <w:r>
-        <w:rPr>
-          <w:b/>
-          <w:bCs/>
-        </w:rPr>
-        <w:t>(</w:t>
-      </w:r>
-      <w:proofErr w:type="gramEnd"/>
-      <w:r>
-        <w:rPr>
-          <w:b/>
-          <w:bCs/>
-        </w:rPr>
-        <w:t>) after every cart operation?</w:t>
+        <w:t>Q137. Why do we call fetchCart() after every cart operation?</w:t>
       </w:r>
     </w:p>
     <w:p>
@@ -15558,7 +13276,7 @@
     <w:p>
       <w:r>
         <w:pict w14:anchorId="7E6F0928">
-          <v:rect id="_x0000_i1260" style="width:0;height:1.5pt" o:hralign="center" o:hrstd="t" o:hr="t" fillcolor="#a0a0a0" stroked="f"/>
+          <v:rect id="_x0000_i1158" style="width:0;height:1.5pt" o:hralign="center" o:hrstd="t" o:hr="t" fillcolor="#a0a0a0" stroked="f"/>
         </w:pict>
       </w:r>
     </w:p>
@@ -15593,7 +13311,7 @@
     <w:p>
       <w:r>
         <w:pict w14:anchorId="04BF38A6">
-          <v:rect id="_x0000_i1261" style="width:0;height:1.5pt" o:hralign="center" o:hrstd="t" o:hr="t" fillcolor="#a0a0a0" stroked="f"/>
+          <v:rect id="_x0000_i1159" style="width:0;height:1.5pt" o:hralign="center" o:hrstd="t" o:hr="t" fillcolor="#a0a0a0" stroked="f"/>
         </w:pict>
       </w:r>
     </w:p>
@@ -15622,15 +13340,7 @@
       </w:r>
       <w:r>
         <w:br/>
-        <w:t xml:space="preserve">We use JavaScript's </w:t>
-      </w:r>
-      <w:proofErr w:type="gramStart"/>
-      <w:r>
-        <w:t>reduce(</w:t>
-      </w:r>
-      <w:proofErr w:type="gramEnd"/>
-      <w:r>
-        <w:t>) method to sum the subtotal of every cart item.</w:t>
+        <w:t>We use JavaScript's reduce() method to sum the subtotal of every cart item.</w:t>
       </w:r>
     </w:p>
     <w:p>
@@ -15640,45 +13350,12 @@
     </w:p>
     <w:p>
       <w:r>
-        <w:t xml:space="preserve">const total = </w:t>
-      </w:r>
-      <w:proofErr w:type="spellStart"/>
-      <w:proofErr w:type="gramStart"/>
-      <w:r>
-        <w:t>cart.reduce</w:t>
-      </w:r>
-      <w:proofErr w:type="spellEnd"/>
-      <w:proofErr w:type="gramEnd"/>
-      <w:r>
-        <w:t>(</w:t>
-      </w:r>
-    </w:p>
-    <w:p>
-      <w:r>
-        <w:t xml:space="preserve">  (sum, item) =&gt; sum + </w:t>
-      </w:r>
-      <w:proofErr w:type="spellStart"/>
-      <w:proofErr w:type="gramStart"/>
-      <w:r>
-        <w:t>item.food</w:t>
-      </w:r>
-      <w:proofErr w:type="gramEnd"/>
-      <w:r>
-        <w:t>.price</w:t>
-      </w:r>
-      <w:proofErr w:type="spellEnd"/>
-      <w:r>
-        <w:t xml:space="preserve"> * </w:t>
-      </w:r>
-      <w:proofErr w:type="spellStart"/>
-      <w:proofErr w:type="gramStart"/>
-      <w:r>
-        <w:t>item.quantity</w:t>
-      </w:r>
-      <w:proofErr w:type="spellEnd"/>
-      <w:proofErr w:type="gramEnd"/>
-      <w:r>
-        <w:t>,</w:t>
+        <w:t>const total = cart.reduce(</w:t>
+      </w:r>
+    </w:p>
+    <w:p>
+      <w:r>
+        <w:t xml:space="preserve">  (sum, item) =&gt; sum + item.food.price * item.quantity,</w:t>
       </w:r>
     </w:p>
     <w:p>
@@ -15694,7 +13371,7 @@
     <w:p>
       <w:r>
         <w:pict w14:anchorId="36ECE82F">
-          <v:rect id="_x0000_i1262" style="width:0;height:1.5pt" o:hralign="center" o:hrstd="t" o:hr="t" fillcolor="#a0a0a0" stroked="f"/>
+          <v:rect id="_x0000_i1160" style="width:0;height:1.5pt" o:hralign="center" o:hrstd="t" o:hr="t" fillcolor="#a0a0a0" stroked="f"/>
         </w:pict>
       </w:r>
     </w:p>
@@ -15710,23 +13387,7 @@
           <w:b/>
           <w:bCs/>
         </w:rPr>
-        <w:t xml:space="preserve">Q140. What is the complete Cart workflow in </w:t>
-      </w:r>
-      <w:proofErr w:type="spellStart"/>
-      <w:r>
-        <w:rPr>
-          <w:b/>
-          <w:bCs/>
-        </w:rPr>
-        <w:t>FoodHub</w:t>
-      </w:r>
-      <w:proofErr w:type="spellEnd"/>
-      <w:r>
-        <w:rPr>
-          <w:b/>
-          <w:bCs/>
-        </w:rPr>
-        <w:t>?</w:t>
+        <w:t>Q140. What is the complete Cart workflow in FoodHub?</w:t>
       </w:r>
     </w:p>
     <w:p>
@@ -15933,7 +13594,7 @@
       </w:pPr>
       <w:r>
         <w:pict w14:anchorId="39942F89">
-          <v:rect id="_x0000_i1263" style="width:0;height:1.5pt" o:hralign="center" o:hrstd="t" o:hr="t" fillcolor="#a0a0a0" stroked="f"/>
+          <v:rect id="_x0000_i1161" style="width:0;height:1.5pt" o:hralign="center" o:hrstd="t" o:hr="t" fillcolor="#a0a0a0" stroked="f"/>
         </w:pict>
       </w:r>
     </w:p>
@@ -16006,6 +13667,734 @@
     <w:p>
       <w:r>
         <w:pict w14:anchorId="04F07A28">
+          <v:rect id="_x0000_i1162" style="width:0;height:1.5pt" o:hralign="center" o:hrstd="t" o:hr="t" fillcolor="#a0a0a0" stroked="f"/>
+        </w:pict>
+      </w:r>
+    </w:p>
+    <w:p>
+      <w:pPr>
+        <w:rPr>
+          <w:b/>
+          <w:bCs/>
+        </w:rPr>
+      </w:pPr>
+      <w:r>
+        <w:rPr>
+          <w:b/>
+          <w:bCs/>
+        </w:rPr>
+        <w:t>Q142. Why is the Cart module implemented before Checkout?</w:t>
+      </w:r>
+    </w:p>
+    <w:p>
+      <w:r>
+        <w:rPr>
+          <w:b/>
+          <w:bCs/>
+        </w:rPr>
+        <w:t>Answer:</w:t>
+      </w:r>
+      <w:r>
+        <w:br/>
+        <w:t>Checkout depends on the selected cart items. Users must first manage their cart before selecting an address and placing an order.</w:t>
+      </w:r>
+    </w:p>
+    <w:p>
+      <w:r>
+        <w:pict w14:anchorId="682BEDBC">
+          <v:rect id="_x0000_i1163" style="width:0;height:1.5pt" o:hralign="center" o:hrstd="t" o:hr="t" fillcolor="#a0a0a0" stroked="f"/>
+        </w:pict>
+      </w:r>
+    </w:p>
+    <w:p>
+      <w:pPr>
+        <w:rPr>
+          <w:b/>
+          <w:bCs/>
+        </w:rPr>
+      </w:pPr>
+    </w:p>
+    <w:p>
+      <w:pPr>
+        <w:rPr>
+          <w:b/>
+          <w:bCs/>
+        </w:rPr>
+      </w:pPr>
+    </w:p>
+    <w:p>
+      <w:r>
+        <w:rPr>
+          <w:b/>
+          <w:bCs/>
+        </w:rPr>
+        <w:lastRenderedPageBreak/>
+        <w:t>Q143. Why did we create a separate Address collection instead of storing addresses inside the User document?</w:t>
+      </w:r>
+    </w:p>
+    <w:p>
+      <w:r>
+        <w:rPr>
+          <w:b/>
+          <w:bCs/>
+        </w:rPr>
+        <w:t>Answer:</w:t>
+      </w:r>
+    </w:p>
+    <w:p>
+      <w:r>
+        <w:t>A user can have multiple addresses. Creating a separate Address collection avoids embedding large amounts of data in the User document, simplifies CRUD operations, and follows a scalable one-to-many database design.</w:t>
+      </w:r>
+    </w:p>
+    <w:p>
+      <w:r>
+        <w:pict w14:anchorId="15F3D8D4">
+          <v:rect id="_x0000_i1164" style="width:0;height:1.5pt" o:hralign="center" o:hrstd="t" o:hr="t" fillcolor="#a0a0a0" stroked="f"/>
+        </w:pict>
+      </w:r>
+    </w:p>
+    <w:p>
+      <w:pPr>
+        <w:rPr>
+          <w:b/>
+          <w:bCs/>
+        </w:rPr>
+      </w:pPr>
+      <w:r>
+        <w:rPr>
+          <w:b/>
+          <w:bCs/>
+        </w:rPr>
+        <w:t>Q144. Why do we use req.user.id while creating an address?</w:t>
+      </w:r>
+    </w:p>
+    <w:p>
+      <w:r>
+        <w:rPr>
+          <w:b/>
+          <w:bCs/>
+        </w:rPr>
+        <w:t>Answer:</w:t>
+      </w:r>
+    </w:p>
+    <w:p>
+      <w:r>
+        <w:t>The authenticated user's ID is obtained from the verified JWT in authMiddleware. This is more secure than accepting a user ID from the frontend because the client cannot impersonate another user.</w:t>
+      </w:r>
+    </w:p>
+    <w:p>
+      <w:r>
+        <w:pict w14:anchorId="6C2FC0BE">
+          <v:rect id="_x0000_i1165" style="width:0;height:1.5pt" o:hralign="center" o:hrstd="t" o:hr="t" fillcolor="#a0a0a0" stroked="f"/>
+        </w:pict>
+      </w:r>
+    </w:p>
+    <w:p>
+      <w:pPr>
+        <w:rPr>
+          <w:b/>
+          <w:bCs/>
+        </w:rPr>
+      </w:pPr>
+      <w:r>
+        <w:rPr>
+          <w:b/>
+          <w:bCs/>
+        </w:rPr>
+        <w:t>Q145. Why is the Address API protected using authMiddleware?</w:t>
+      </w:r>
+    </w:p>
+    <w:p>
+      <w:r>
+        <w:rPr>
+          <w:b/>
+          <w:bCs/>
+        </w:rPr>
+        <w:t>Answer:</w:t>
+      </w:r>
+    </w:p>
+    <w:p>
+      <w:r>
+        <w:t>Addresses are user-specific data. Using authMiddleware ensures that only the logged-in user can create and manage their own addresses.</w:t>
+      </w:r>
+    </w:p>
+    <w:p>
+      <w:r>
+        <w:pict w14:anchorId="2D9EF7D5">
+          <v:rect id="_x0000_i1166" style="width:0;height:1.5pt" o:hralign="center" o:hrstd="t" o:hr="t" fillcolor="#a0a0a0" stroked="f"/>
+        </w:pict>
+      </w:r>
+    </w:p>
+    <w:p>
+      <w:pPr>
+        <w:rPr>
+          <w:b/>
+          <w:bCs/>
+        </w:rPr>
+      </w:pPr>
+      <w:r>
+        <w:rPr>
+          <w:b/>
+          <w:bCs/>
+        </w:rPr>
+        <w:t>Q146. Why do we use POST for adding an address?</w:t>
+      </w:r>
+    </w:p>
+    <w:p>
+      <w:r>
+        <w:rPr>
+          <w:b/>
+          <w:bCs/>
+        </w:rPr>
+        <w:t>Answer:</w:t>
+      </w:r>
+    </w:p>
+    <w:p>
+      <w:r>
+        <w:t>POST is used to create a new resource. Since adding an address creates a new document in the Address collection, POST is the appropriate HTTP method.</w:t>
+      </w:r>
+    </w:p>
+    <w:p>
+      <w:r>
+        <w:pict w14:anchorId="270F3FD1">
+          <v:rect id="_x0000_i1167" style="width:0;height:1.5pt" o:hralign="center" o:hrstd="t" o:hr="t" fillcolor="#a0a0a0" stroked="f"/>
+        </w:pict>
+      </w:r>
+    </w:p>
+    <w:p>
+      <w:pPr>
+        <w:rPr>
+          <w:b/>
+          <w:bCs/>
+        </w:rPr>
+      </w:pPr>
+      <w:r>
+        <w:rPr>
+          <w:b/>
+          <w:bCs/>
+        </w:rPr>
+        <w:t>Q147. Why do we use find({ user }) instead of find() while fetching addresses?</w:t>
+      </w:r>
+    </w:p>
+    <w:p>
+      <w:r>
+        <w:rPr>
+          <w:b/>
+          <w:bCs/>
+        </w:rPr>
+        <w:t>Answer:</w:t>
+      </w:r>
+    </w:p>
+    <w:p>
+      <w:r>
+        <w:t>Each user should only see their own saved addresses. Filtering by user ensures that addresses belonging to other users are never returned.</w:t>
+      </w:r>
+    </w:p>
+    <w:p>
+      <w:r>
+        <w:pict w14:anchorId="587D985D">
+          <v:rect id="_x0000_i1168" style="width:0;height:1.5pt" o:hralign="center" o:hrstd="t" o:hr="t" fillcolor="#a0a0a0" stroked="f"/>
+        </w:pict>
+      </w:r>
+    </w:p>
+    <w:p>
+      <w:pPr>
+        <w:rPr>
+          <w:b/>
+          <w:bCs/>
+        </w:rPr>
+      </w:pPr>
+      <w:r>
+        <w:rPr>
+          <w:b/>
+          <w:bCs/>
+        </w:rPr>
+        <w:lastRenderedPageBreak/>
+        <w:t>Q148. Why do we use findOne({ _id: id, user }) while updating an address?</w:t>
+      </w:r>
+    </w:p>
+    <w:p>
+      <w:r>
+        <w:rPr>
+          <w:b/>
+          <w:bCs/>
+        </w:rPr>
+        <w:t>Answer:</w:t>
+      </w:r>
+    </w:p>
+    <w:p>
+      <w:r>
+        <w:t>It verifies both the address ID and the logged-in user. This prevents a user from updating another user's address even if they know its ID.</w:t>
+      </w:r>
+    </w:p>
+    <w:p>
+      <w:r>
+        <w:pict w14:anchorId="654B0DC3">
+          <v:rect id="_x0000_i1169" style="width:0;height:1.5pt" o:hralign="center" o:hrstd="t" o:hr="t" fillcolor="#a0a0a0" stroked="f"/>
+        </w:pict>
+      </w:r>
+    </w:p>
+    <w:p>
+      <w:pPr>
+        <w:rPr>
+          <w:b/>
+          <w:bCs/>
+        </w:rPr>
+      </w:pPr>
+      <w:r>
+        <w:rPr>
+          <w:b/>
+          <w:bCs/>
+        </w:rPr>
+        <w:t>Q149. Why do we validate the Address ID before querying MongoDB?</w:t>
+      </w:r>
+    </w:p>
+    <w:p>
+      <w:r>
+        <w:rPr>
+          <w:b/>
+          <w:bCs/>
+        </w:rPr>
+        <w:t>Answer:</w:t>
+      </w:r>
+    </w:p>
+    <w:p>
+      <w:r>
+        <w:t>Validating the ObjectId prevents Mongoose CastErrors and allows the API to return a clean 400 Bad Request for invalid IDs.</w:t>
+      </w:r>
+    </w:p>
+    <w:p>
+      <w:r>
+        <w:pict w14:anchorId="1BDF5AC5">
+          <v:rect id="_x0000_i1170" style="width:0;height:1.5pt" o:hralign="center" o:hrstd="t" o:hr="t" fillcolor="#a0a0a0" stroked="f"/>
+        </w:pict>
+      </w:r>
+    </w:p>
+    <w:p>
+      <w:pPr>
+        <w:rPr>
+          <w:b/>
+          <w:bCs/>
+        </w:rPr>
+      </w:pPr>
+      <w:r>
+        <w:rPr>
+          <w:b/>
+          <w:bCs/>
+        </w:rPr>
+        <w:t>Q152. Why did we add the isDefault field to the Address model?</w:t>
+      </w:r>
+    </w:p>
+    <w:p>
+      <w:r>
+        <w:rPr>
+          <w:b/>
+          <w:bCs/>
+        </w:rPr>
+        <w:t>Answer:</w:t>
+      </w:r>
+    </w:p>
+    <w:p>
+      <w:r>
+        <w:t>A user can save multiple addresses. The isDefault field identifies the primary address, allowing the application to automatically select it during checkout and improve the user experience.</w:t>
+      </w:r>
+    </w:p>
+    <w:p>
+      <w:r>
+        <w:pict w14:anchorId="66E47EBA">
+          <v:rect id="_x0000_i1171" style="width:0;height:1.5pt" o:hralign="center" o:hrstd="t" o:hr="t" fillcolor="#a0a0a0" stroked="f"/>
+        </w:pict>
+      </w:r>
+    </w:p>
+    <w:p>
+      <w:pPr>
+        <w:rPr>
+          <w:b/>
+          <w:bCs/>
+        </w:rPr>
+      </w:pPr>
+      <w:r>
+        <w:rPr>
+          <w:b/>
+          <w:bCs/>
+        </w:rPr>
+        <w:t>Q153. Why is the first address marked as the default?</w:t>
+      </w:r>
+    </w:p>
+    <w:p>
+      <w:r>
+        <w:rPr>
+          <w:b/>
+          <w:bCs/>
+        </w:rPr>
+        <w:t>Answer:</w:t>
+      </w:r>
+    </w:p>
+    <w:p>
+      <w:r>
+        <w:t>When a user adds their first address, there are no existing addresses to choose from. Making it the default automatically avoids requiring an extra selection step during checkout.</w:t>
+      </w:r>
+    </w:p>
+    <w:p>
+      <w:r>
+        <w:pict w14:anchorId="19026F8A">
+          <v:rect id="_x0000_i1284" style="width:0;height:1.5pt" o:hralign="center" o:hrstd="t" o:hr="t" fillcolor="#a0a0a0" stroked="f"/>
+        </w:pict>
+      </w:r>
+    </w:p>
+    <w:p>
+      <w:pPr>
+        <w:rPr>
+          <w:b/>
+          <w:bCs/>
+        </w:rPr>
+      </w:pPr>
+      <w:r>
+        <w:rPr>
+          <w:b/>
+          <w:bCs/>
+        </w:rPr>
+        <w:t>Q154. Why did we create a separate Order model?</w:t>
+      </w:r>
+    </w:p>
+    <w:p>
+      <w:r>
+        <w:rPr>
+          <w:b/>
+          <w:bCs/>
+        </w:rPr>
+        <w:t>Answer:</w:t>
+      </w:r>
+      <w:r>
+        <w:br/>
+        <w:t>The Order model stores a permanent record of completed purchases. The Cart is temporary and changes frequently, while Orders should remain unchanged for tracking and history.</w:t>
+      </w:r>
+    </w:p>
+    <w:p>
+      <w:r>
+        <w:pict w14:anchorId="7F59DF1E">
+          <v:rect id="_x0000_i1256" style="width:0;height:1.5pt" o:hralign="center" o:hrstd="t" o:hr="t" fillcolor="#a0a0a0" stroked="f"/>
+        </w:pict>
+      </w:r>
+    </w:p>
+    <w:p>
+      <w:pPr>
+        <w:rPr>
+          <w:b/>
+          <w:bCs/>
+        </w:rPr>
+      </w:pPr>
+      <w:r>
+        <w:rPr>
+          <w:b/>
+          <w:bCs/>
+        </w:rPr>
+        <w:t>Q155. Why don't we convert the Cart directly into an Order?</w:t>
+      </w:r>
+    </w:p>
+    <w:p>
+      <w:r>
+        <w:rPr>
+          <w:b/>
+          <w:bCs/>
+        </w:rPr>
+        <w:lastRenderedPageBreak/>
+        <w:t>Answer:</w:t>
+      </w:r>
+      <w:r>
+        <w:br/>
+        <w:t>Users can modify or clear the cart at any time. Creating a separate Order document preserves the purchased items even after the cart is cleared.</w:t>
+      </w:r>
+    </w:p>
+    <w:p>
+      <w:r>
+        <w:pict w14:anchorId="35D175BD">
+          <v:rect id="_x0000_i1257" style="width:0;height:1.5pt" o:hralign="center" o:hrstd="t" o:hr="t" fillcolor="#a0a0a0" stroked="f"/>
+        </w:pict>
+      </w:r>
+    </w:p>
+    <w:p>
+      <w:pPr>
+        <w:rPr>
+          <w:b/>
+          <w:bCs/>
+        </w:rPr>
+      </w:pPr>
+      <w:r>
+        <w:rPr>
+          <w:b/>
+          <w:bCs/>
+        </w:rPr>
+        <w:t>Q156. Why do we calculate the total amount on the backend?</w:t>
+      </w:r>
+    </w:p>
+    <w:p>
+      <w:r>
+        <w:rPr>
+          <w:b/>
+          <w:bCs/>
+        </w:rPr>
+        <w:t>Answer:</w:t>
+      </w:r>
+      <w:r>
+        <w:br/>
+        <w:t>The backend calculates the total amount to prevent users from manipulating prices on the frontend, ensuring secure and accurate billing.</w:t>
+      </w:r>
+    </w:p>
+    <w:p>
+      <w:r>
+        <w:pict w14:anchorId="3F9EA69B">
+          <v:rect id="_x0000_i1258" style="width:0;height:1.5pt" o:hralign="center" o:hrstd="t" o:hr="t" fillcolor="#a0a0a0" stroked="f"/>
+        </w:pict>
+      </w:r>
+    </w:p>
+    <w:p>
+      <w:pPr>
+        <w:rPr>
+          <w:b/>
+          <w:bCs/>
+        </w:rPr>
+      </w:pPr>
+      <w:r>
+        <w:rPr>
+          <w:b/>
+          <w:bCs/>
+        </w:rPr>
+        <w:t>Q157. Why do we validate the selected address before placing an order?</w:t>
+      </w:r>
+    </w:p>
+    <w:p>
+      <w:r>
+        <w:rPr>
+          <w:b/>
+          <w:bCs/>
+        </w:rPr>
+        <w:t>Answer:</w:t>
+      </w:r>
+      <w:r>
+        <w:br/>
+        <w:t>To ensure the address exists and belongs to the logged-in user, preventing unauthorized users from placing orders using another user's address.</w:t>
+      </w:r>
+    </w:p>
+    <w:p>
+      <w:r>
+        <w:pict w14:anchorId="446A6512">
+          <v:rect id="_x0000_i1259" style="width:0;height:1.5pt" o:hralign="center" o:hrstd="t" o:hr="t" fillcolor="#a0a0a0" stroked="f"/>
+        </w:pict>
+      </w:r>
+    </w:p>
+    <w:p>
+      <w:pPr>
+        <w:rPr>
+          <w:b/>
+          <w:bCs/>
+        </w:rPr>
+      </w:pPr>
+      <w:r>
+        <w:rPr>
+          <w:b/>
+          <w:bCs/>
+        </w:rPr>
+        <w:t>Q158. Why do we clear the cart after placing an order?</w:t>
+      </w:r>
+    </w:p>
+    <w:p>
+      <w:r>
+        <w:rPr>
+          <w:b/>
+          <w:bCs/>
+        </w:rPr>
+        <w:t>Answer:</w:t>
+      </w:r>
+      <w:r>
+        <w:br/>
+        <w:t>After a successful order, the purchased items should no longer remain in the cart. This prevents duplicate orders and maintains a consistent shopping flow.</w:t>
+      </w:r>
+    </w:p>
+    <w:p>
+      <w:r>
+        <w:pict w14:anchorId="40B4386F">
+          <v:rect id="_x0000_i1260" style="width:0;height:1.5pt" o:hralign="center" o:hrstd="t" o:hr="t" fillcolor="#a0a0a0" stroked="f"/>
+        </w:pict>
+      </w:r>
+    </w:p>
+    <w:p>
+      <w:pPr>
+        <w:rPr>
+          <w:b/>
+          <w:bCs/>
+        </w:rPr>
+      </w:pPr>
+      <w:r>
+        <w:rPr>
+          <w:b/>
+          <w:bCs/>
+        </w:rPr>
+        <w:t>Q159. Why do we use populate() while fetching orders?</w:t>
+      </w:r>
+    </w:p>
+    <w:p>
+      <w:r>
+        <w:rPr>
+          <w:b/>
+          <w:bCs/>
+        </w:rPr>
+        <w:t>Answer:</w:t>
+      </w:r>
+      <w:r>
+        <w:br/>
+        <w:t>The Order model stores only ObjectIds. populate() replaces those IDs with complete Food and Address documents, making the data ready for display on the frontend.</w:t>
+      </w:r>
+    </w:p>
+    <w:p>
+      <w:r>
+        <w:pict w14:anchorId="5CE5CC72">
+          <v:rect id="_x0000_i1261" style="width:0;height:1.5pt" o:hralign="center" o:hrstd="t" o:hr="t" fillcolor="#a0a0a0" stroked="f"/>
+        </w:pict>
+      </w:r>
+    </w:p>
+    <w:p>
+      <w:pPr>
+        <w:rPr>
+          <w:b/>
+          <w:bCs/>
+        </w:rPr>
+      </w:pPr>
+      <w:r>
+        <w:rPr>
+          <w:b/>
+          <w:bCs/>
+        </w:rPr>
+        <w:t>Q160. Why do we use findOne({ _id, user }) instead of findById()?</w:t>
+      </w:r>
+    </w:p>
+    <w:p>
+      <w:r>
+        <w:rPr>
+          <w:b/>
+          <w:bCs/>
+        </w:rPr>
+        <w:t>Answer:</w:t>
+      </w:r>
+      <w:r>
+        <w:br/>
+        <w:t>It ensures the requested order belongs to the logged-in user, preventing unauthorized access to another user's order.</w:t>
+      </w:r>
+    </w:p>
+    <w:p>
+      <w:r>
+        <w:pict w14:anchorId="76E10E3F">
+          <v:rect id="_x0000_i1262" style="width:0;height:1.5pt" o:hralign="center" o:hrstd="t" o:hr="t" fillcolor="#a0a0a0" stroked="f"/>
+        </w:pict>
+      </w:r>
+    </w:p>
+    <w:p>
+      <w:pPr>
+        <w:rPr>
+          <w:b/>
+          <w:bCs/>
+        </w:rPr>
+      </w:pPr>
+      <w:r>
+        <w:rPr>
+          <w:b/>
+          <w:bCs/>
+        </w:rPr>
+        <w:t>Q161. Why do we sort orders using createdAt: -1?</w:t>
+      </w:r>
+    </w:p>
+    <w:p>
+      <w:r>
+        <w:rPr>
+          <w:b/>
+          <w:bCs/>
+        </w:rPr>
+        <w:lastRenderedPageBreak/>
+        <w:t>Answer:</w:t>
+      </w:r>
+      <w:r>
+        <w:br/>
+        <w:t>Sorting by descending creation time displays the most recent orders first, which provides a better user experience.</w:t>
+      </w:r>
+    </w:p>
+    <w:p>
+      <w:r>
+        <w:pict w14:anchorId="32EC891D">
+          <v:rect id="_x0000_i1263" style="width:0;height:1.5pt" o:hralign="center" o:hrstd="t" o:hr="t" fillcolor="#a0a0a0" stroked="f"/>
+        </w:pict>
+      </w:r>
+    </w:p>
+    <w:p>
+      <w:pPr>
+        <w:rPr>
+          <w:b/>
+          <w:bCs/>
+        </w:rPr>
+      </w:pPr>
+      <w:r>
+        <w:rPr>
+          <w:b/>
+          <w:bCs/>
+        </w:rPr>
+        <w:t>Q162. Why do we store orderStatus and paymentStatus separately?</w:t>
+      </w:r>
+    </w:p>
+    <w:p>
+      <w:r>
+        <w:rPr>
+          <w:b/>
+          <w:bCs/>
+        </w:rPr>
+        <w:t>Answer:</w:t>
+      </w:r>
+      <w:r>
+        <w:br/>
+        <w:t xml:space="preserve">Order delivery progress and payment status are independent. For example, an order can be </w:t>
+      </w:r>
+      <w:r>
+        <w:rPr>
+          <w:b/>
+          <w:bCs/>
+        </w:rPr>
+        <w:t>Preparing</w:t>
+      </w:r>
+      <w:r>
+        <w:t xml:space="preserve"> while the payment is already </w:t>
+      </w:r>
+      <w:r>
+        <w:rPr>
+          <w:b/>
+          <w:bCs/>
+        </w:rPr>
+        <w:t>Paid</w:t>
+      </w:r>
+      <w:r>
+        <w:t xml:space="preserve">, or </w:t>
+      </w:r>
+      <w:r>
+        <w:rPr>
+          <w:b/>
+          <w:bCs/>
+        </w:rPr>
+        <w:t>Delivered</w:t>
+      </w:r>
+      <w:r>
+        <w:t xml:space="preserve"> with </w:t>
+      </w:r>
+      <w:r>
+        <w:rPr>
+          <w:b/>
+          <w:bCs/>
+        </w:rPr>
+        <w:t>Cash on Delivery</w:t>
+      </w:r>
+      <w:r>
+        <w:t xml:space="preserve"> still pending.</w:t>
+      </w:r>
+    </w:p>
+    <w:p>
+      <w:r>
+        <w:pict w14:anchorId="3754EBB0">
           <v:rect id="_x0000_i1264" style="width:0;height:1.5pt" o:hralign="center" o:hrstd="t" o:hr="t" fillcolor="#a0a0a0" stroked="f"/>
         </w:pict>
       </w:r>
@@ -16022,7 +14411,7 @@
           <w:b/>
           <w:bCs/>
         </w:rPr>
-        <w:t>Q142. Why is the Cart module implemented before Checkout?</w:t>
+        <w:t>Q163. Why do we use enums for order and payment status?</w:t>
       </w:r>
     </w:p>
     <w:p>
@@ -16035,13 +14424,13 @@
       </w:r>
       <w:r>
         <w:br/>
-        <w:t>Checkout depends on the selected cart items. Users must first manage their cart before selecting an address and placing an order.</w:t>
-      </w:r>
-    </w:p>
-    <w:p>
-      <w:r>
-        <w:pict w14:anchorId="682BEDBC">
-          <v:rect id="_x0000_i1291" style="width:0;height:1.5pt" o:hralign="center" o:hrstd="t" o:hr="t" fillcolor="#a0a0a0" stroked="f"/>
+        <w:t>Enums restrict the field to predefined values, ensuring only valid statuses are stored and improving data consistency.</w:t>
+      </w:r>
+    </w:p>
+    <w:p>
+      <w:r>
+        <w:pict w14:anchorId="4FE283B9">
+          <v:rect id="_x0000_i1265" style="width:0;height:1.5pt" o:hralign="center" o:hrstd="t" o:hr="t" fillcolor="#a0a0a0" stroked="f"/>
         </w:pict>
       </w:r>
     </w:p>
@@ -16052,14 +14441,118 @@
           <w:bCs/>
         </w:rPr>
       </w:pPr>
-    </w:p>
-    <w:p>
-      <w:pPr>
-        <w:rPr>
-          <w:b/>
-          <w:bCs/>
-        </w:rPr>
-      </w:pPr>
+      <w:r>
+        <w:rPr>
+          <w:b/>
+          <w:bCs/>
+        </w:rPr>
+        <w:t>Q164. Why does Checkout fetch both Cart and Address data?</w:t>
+      </w:r>
+    </w:p>
+    <w:p>
+      <w:r>
+        <w:rPr>
+          <w:b/>
+          <w:bCs/>
+        </w:rPr>
+        <w:t>Answer:</w:t>
+      </w:r>
+      <w:r>
+        <w:br/>
+        <w:t>Checkout requires the latest cart items for the order summary and the user's saved addresses for delivery selection before placing the order.</w:t>
+      </w:r>
+    </w:p>
+    <w:p>
+      <w:r>
+        <w:pict w14:anchorId="3FE4204E">
+          <v:rect id="_x0000_i1266" style="width:0;height:1.5pt" o:hralign="center" o:hrstd="t" o:hr="t" fillcolor="#a0a0a0" stroked="f"/>
+        </w:pict>
+      </w:r>
+    </w:p>
+    <w:p>
+      <w:pPr>
+        <w:rPr>
+          <w:b/>
+          <w:bCs/>
+        </w:rPr>
+      </w:pPr>
+      <w:r>
+        <w:rPr>
+          <w:b/>
+          <w:bCs/>
+        </w:rPr>
+        <w:t>Q165. Why do we redirect the user to the Orders page after placing an order?</w:t>
+      </w:r>
+    </w:p>
+    <w:p>
+      <w:r>
+        <w:rPr>
+          <w:b/>
+          <w:bCs/>
+        </w:rPr>
+        <w:t>Answer:</w:t>
+      </w:r>
+      <w:r>
+        <w:br/>
+        <w:t>Redirecting confirms that the order was placed successfully and allows the user to immediately view their order history.</w:t>
+      </w:r>
+    </w:p>
+    <w:p>
+      <w:r>
+        <w:pict w14:anchorId="2DB830D8">
+          <v:rect id="_x0000_i1267" style="width:0;height:1.5pt" o:hralign="center" o:hrstd="t" o:hr="t" fillcolor="#a0a0a0" stroked="f"/>
+        </w:pict>
+      </w:r>
+    </w:p>
+    <w:p>
+      <w:pPr>
+        <w:rPr>
+          <w:b/>
+          <w:bCs/>
+        </w:rPr>
+      </w:pPr>
+      <w:r>
+        <w:rPr>
+          <w:b/>
+          <w:bCs/>
+        </w:rPr>
+        <w:t>Q166. Why did we use Axios for frontend-backend communication?</w:t>
+      </w:r>
+    </w:p>
+    <w:p>
+      <w:r>
+        <w:rPr>
+          <w:b/>
+          <w:bCs/>
+        </w:rPr>
+        <w:t>Answer:</w:t>
+      </w:r>
+      <w:r>
+        <w:br/>
+        <w:t>Axios simplifies HTTP requests, supports custom headers like JWT Authorization, and provides better error handling than the Fetch API.</w:t>
+      </w:r>
+    </w:p>
+    <w:p>
+      <w:r>
+        <w:pict w14:anchorId="0E36A683">
+          <v:rect id="_x0000_i1268" style="width:0;height:1.5pt" o:hralign="center" o:hrstd="t" o:hr="t" fillcolor="#a0a0a0" stroked="f"/>
+        </w:pict>
+      </w:r>
+    </w:p>
+    <w:p>
+      <w:pPr>
+        <w:rPr>
+          <w:b/>
+          <w:bCs/>
+        </w:rPr>
+      </w:pPr>
+      <w:r>
+        <w:rPr>
+          <w:b/>
+          <w:bCs/>
+        </w:rPr>
+        <w:t>Q167. Why is the Checkout page placed between Cart and Orders?</w:t>
+      </w:r>
     </w:p>
     <w:p>
       <w:r>
@@ -16068,27 +14561,17 @@
           <w:bCs/>
         </w:rPr>
         <w:lastRenderedPageBreak/>
-        <w:t>Q143. Why did we create a separate Address collection instead of storing addresses inside the User document?</w:t>
-      </w:r>
-    </w:p>
-    <w:p>
-      <w:r>
-        <w:rPr>
-          <w:b/>
-          <w:bCs/>
-        </w:rPr>
         <w:t>Answer:</w:t>
       </w:r>
-    </w:p>
-    <w:p>
-      <w:r>
-        <w:t>A user can have multiple addresses. Creating a separate Address collection avoids embedding large amounts of data in the User document, simplifies CRUD operations, and follows a scalable one-to-many database design.</w:t>
-      </w:r>
-    </w:p>
-    <w:p>
-      <w:r>
-        <w:pict w14:anchorId="15F3D8D4">
-          <v:rect id="_x0000_i1292" style="width:0;height:1.5pt" o:hralign="center" o:hrstd="t" o:hr="t" fillcolor="#a0a0a0" stroked="f"/>
+      <w:r>
+        <w:br/>
+        <w:t>Checkout allows users to verify the delivery address and order summary before confirming the purchase, improving usability and reducing mistakes.</w:t>
+      </w:r>
+    </w:p>
+    <w:p>
+      <w:r>
+        <w:pict w14:anchorId="619EB379">
+          <v:rect id="_x0000_i1269" style="width:0;height:1.5pt" o:hralign="center" o:hrstd="t" o:hr="t" fillcolor="#a0a0a0" stroked="f"/>
         </w:pict>
       </w:r>
     </w:p>
@@ -16104,7 +14587,7 @@
           <w:b/>
           <w:bCs/>
         </w:rPr>
-        <w:t>Q144. Why do we use req.user.id while creating an address?</w:t>
+        <w:t>Q168. Explain the complete customer workflow in FoodHub.</w:t>
       </w:r>
     </w:p>
     <w:p>
@@ -16117,54 +14600,172 @@
       </w:r>
     </w:p>
     <w:p>
-      <w:r>
-        <w:t xml:space="preserve">The authenticated user's ID is obtained from the verified JWT in </w:t>
-      </w:r>
-      <w:proofErr w:type="spellStart"/>
-      <w:r>
-        <w:t>authMiddleware</w:t>
-      </w:r>
-      <w:proofErr w:type="spellEnd"/>
-      <w:r>
-        <w:t>. This is more secure than accepting a user ID from the frontend because the client cannot impersonate another user.</w:t>
-      </w:r>
-    </w:p>
-    <w:p>
-      <w:r>
-        <w:pict w14:anchorId="6C2FC0BE">
-          <v:rect id="_x0000_i1293" style="width:0;height:1.5pt" o:hralign="center" o:hrstd="t" o:hr="t" fillcolor="#a0a0a0" stroked="f"/>
+      <w:pPr>
+        <w:spacing w:after="0"/>
+      </w:pPr>
+      <w:r>
+        <w:t>Register</w:t>
+      </w:r>
+    </w:p>
+    <w:p>
+      <w:pPr>
+        <w:spacing w:after="0"/>
+      </w:pPr>
+      <w:r>
+        <w:t xml:space="preserve">    ↓</w:t>
+      </w:r>
+    </w:p>
+    <w:p>
+      <w:pPr>
+        <w:spacing w:after="0"/>
+      </w:pPr>
+      <w:r>
+        <w:t>Login</w:t>
+      </w:r>
+    </w:p>
+    <w:p>
+      <w:pPr>
+        <w:spacing w:after="0"/>
+      </w:pPr>
+      <w:r>
+        <w:t xml:space="preserve">    ↓</w:t>
+      </w:r>
+    </w:p>
+    <w:p>
+      <w:pPr>
+        <w:spacing w:after="0"/>
+      </w:pPr>
+      <w:r>
+        <w:t>Browse Foods</w:t>
+      </w:r>
+    </w:p>
+    <w:p>
+      <w:pPr>
+        <w:spacing w:after="0"/>
+      </w:pPr>
+      <w:r>
+        <w:t xml:space="preserve">    ↓</w:t>
+      </w:r>
+    </w:p>
+    <w:p>
+      <w:pPr>
+        <w:spacing w:after="0"/>
+      </w:pPr>
+      <w:r>
+        <w:t>Add to Cart</w:t>
+      </w:r>
+    </w:p>
+    <w:p>
+      <w:pPr>
+        <w:spacing w:after="0"/>
+      </w:pPr>
+      <w:r>
+        <w:t xml:space="preserve">    ↓</w:t>
+      </w:r>
+    </w:p>
+    <w:p>
+      <w:pPr>
+        <w:spacing w:after="0"/>
+      </w:pPr>
+      <w:r>
+        <w:t>Manage Cart</w:t>
+      </w:r>
+    </w:p>
+    <w:p>
+      <w:pPr>
+        <w:spacing w:after="0"/>
+      </w:pPr>
+      <w:r>
+        <w:t xml:space="preserve">    ↓</w:t>
+      </w:r>
+    </w:p>
+    <w:p>
+      <w:pPr>
+        <w:spacing w:after="0"/>
+      </w:pPr>
+      <w:r>
+        <w:t>Select Address</w:t>
+      </w:r>
+    </w:p>
+    <w:p>
+      <w:pPr>
+        <w:spacing w:after="0"/>
+      </w:pPr>
+      <w:r>
+        <w:t xml:space="preserve">    ↓</w:t>
+      </w:r>
+    </w:p>
+    <w:p>
+      <w:pPr>
+        <w:spacing w:after="0"/>
+      </w:pPr>
+      <w:r>
+        <w:t>Checkout</w:t>
+      </w:r>
+    </w:p>
+    <w:p>
+      <w:pPr>
+        <w:spacing w:after="0"/>
+      </w:pPr>
+      <w:r>
+        <w:t xml:space="preserve">    ↓</w:t>
+      </w:r>
+    </w:p>
+    <w:p>
+      <w:pPr>
+        <w:spacing w:after="0"/>
+      </w:pPr>
+      <w:r>
+        <w:t>Place Order</w:t>
+      </w:r>
+    </w:p>
+    <w:p>
+      <w:pPr>
+        <w:spacing w:after="0"/>
+      </w:pPr>
+      <w:r>
+        <w:t xml:space="preserve">    ↓</w:t>
+      </w:r>
+    </w:p>
+    <w:p>
+      <w:pPr>
+        <w:spacing w:after="0"/>
+      </w:pPr>
+      <w:r>
+        <w:t>Order History</w:t>
+      </w:r>
+    </w:p>
+    <w:p>
+      <w:pPr>
+        <w:spacing w:after="0"/>
+      </w:pPr>
+      <w:r>
+        <w:pict w14:anchorId="19605C7A">
+          <v:rect id="_x0000_i1285" style="width:0;height:1.5pt" o:hralign="center" o:hrstd="t" o:hr="t" fillcolor="#a0a0a0" stroked="f"/>
         </w:pict>
       </w:r>
     </w:p>
     <w:p>
-      <w:pPr>
-        <w:rPr>
-          <w:b/>
-          <w:bCs/>
-        </w:rPr>
-      </w:pPr>
-      <w:r>
-        <w:rPr>
-          <w:b/>
-          <w:bCs/>
-        </w:rPr>
-        <w:t xml:space="preserve">Q145. Why is the Address API protected using </w:t>
-      </w:r>
-      <w:proofErr w:type="spellStart"/>
-      <w:r>
-        <w:rPr>
-          <w:b/>
-          <w:bCs/>
-        </w:rPr>
-        <w:t>authMiddleware</w:t>
-      </w:r>
-      <w:proofErr w:type="spellEnd"/>
-      <w:r>
-        <w:rPr>
-          <w:b/>
-          <w:bCs/>
-        </w:rPr>
-        <w:t>?</w:t>
+      <w:r>
+        <w:rPr>
+          <w:b/>
+          <w:bCs/>
+        </w:rPr>
+        <w:t>Q</w:t>
+      </w:r>
+      <w:r>
+        <w:rPr>
+          <w:b/>
+          <w:bCs/>
+        </w:rPr>
+        <w:t>169</w:t>
+      </w:r>
+      <w:r>
+        <w:rPr>
+          <w:b/>
+          <w:bCs/>
+        </w:rPr>
+        <w:t>. Why do we use AdminRoute in React when we already have adminMiddleware in the backend?</w:t>
       </w:r>
     </w:p>
     <w:p>
@@ -16177,346 +14778,56 @@
       </w:r>
     </w:p>
     <w:p>
-      <w:r>
-        <w:t xml:space="preserve">Addresses are user-specific data. Using </w:t>
-      </w:r>
-      <w:proofErr w:type="spellStart"/>
-      <w:r>
-        <w:t>authMiddleware</w:t>
-      </w:r>
-      <w:proofErr w:type="spellEnd"/>
-      <w:r>
-        <w:t xml:space="preserve"> ensures that only the logged-in user can create and manage their own addresses.</w:t>
-      </w:r>
-    </w:p>
-    <w:p>
-      <w:r>
-        <w:pict w14:anchorId="2D9EF7D5">
-          <v:rect id="_x0000_i1289" style="width:0;height:1.5pt" o:hralign="center" o:hrstd="t" o:hr="t" fillcolor="#a0a0a0" stroked="f"/>
-        </w:pict>
-      </w:r>
-    </w:p>
-    <w:p>
-      <w:pPr>
-        <w:rPr>
-          <w:b/>
-          <w:bCs/>
-        </w:rPr>
-      </w:pPr>
-      <w:r>
-        <w:rPr>
-          <w:b/>
-          <w:bCs/>
-        </w:rPr>
-        <w:t>Q146. Why do we use POST for adding an address?</w:t>
-      </w:r>
-    </w:p>
-    <w:p>
-      <w:r>
-        <w:rPr>
-          <w:b/>
-          <w:bCs/>
-        </w:rPr>
-        <w:t>Answer:</w:t>
-      </w:r>
-    </w:p>
-    <w:p>
-      <w:r>
-        <w:t>POST is used to create a new resource. Since adding an address creates a new document in the Address collection, POST is the appropriate HTTP method.</w:t>
-      </w:r>
-    </w:p>
-    <w:p>
-      <w:r>
-        <w:pict w14:anchorId="270F3FD1">
-          <v:rect id="_x0000_i1310" style="width:0;height:1.5pt" o:hralign="center" o:hrstd="t" o:hr="t" fillcolor="#a0a0a0" stroked="f"/>
-        </w:pict>
-      </w:r>
-    </w:p>
-    <w:p>
-      <w:pPr>
-        <w:rPr>
-          <w:b/>
-          <w:bCs/>
-        </w:rPr>
-      </w:pPr>
-      <w:r>
-        <w:rPr>
-          <w:b/>
-          <w:bCs/>
-        </w:rPr>
-        <w:t xml:space="preserve">Q147. Why do we use </w:t>
-      </w:r>
-      <w:proofErr w:type="gramStart"/>
-      <w:r>
-        <w:rPr>
-          <w:b/>
-          <w:bCs/>
-        </w:rPr>
-        <w:t>find({ user</w:t>
-      </w:r>
-      <w:proofErr w:type="gramEnd"/>
-      <w:r>
-        <w:rPr>
-          <w:b/>
-          <w:bCs/>
-        </w:rPr>
-        <w:t xml:space="preserve"> }) instead of </w:t>
-      </w:r>
-      <w:proofErr w:type="gramStart"/>
-      <w:r>
-        <w:rPr>
-          <w:b/>
-          <w:bCs/>
-        </w:rPr>
-        <w:t>find(</w:t>
-      </w:r>
-      <w:proofErr w:type="gramEnd"/>
-      <w:r>
-        <w:rPr>
-          <w:b/>
-          <w:bCs/>
-        </w:rPr>
-        <w:t>) while fetching addresses?</w:t>
-      </w:r>
-    </w:p>
-    <w:p>
-      <w:r>
-        <w:rPr>
-          <w:b/>
-          <w:bCs/>
-        </w:rPr>
-        <w:t>Answer:</w:t>
-      </w:r>
-    </w:p>
-    <w:p>
-      <w:r>
-        <w:t>Each user should only see their own saved addresses. Filtering by user ensures that addresses belonging to other users are never returned.</w:t>
-      </w:r>
-    </w:p>
-    <w:p>
-      <w:r>
-        <w:pict w14:anchorId="587D985D">
-          <v:rect id="_x0000_i1306" style="width:0;height:1.5pt" o:hralign="center" o:hrstd="t" o:hr="t" fillcolor="#a0a0a0" stroked="f"/>
-        </w:pict>
-      </w:r>
-    </w:p>
-    <w:p>
-      <w:pPr>
-        <w:rPr>
-          <w:b/>
-          <w:bCs/>
-        </w:rPr>
-      </w:pPr>
-      <w:r>
-        <w:rPr>
-          <w:b/>
-          <w:bCs/>
-        </w:rPr>
-        <w:lastRenderedPageBreak/>
-        <w:t xml:space="preserve">Q148. Why do we use </w:t>
-      </w:r>
-      <w:proofErr w:type="spellStart"/>
-      <w:proofErr w:type="gramStart"/>
-      <w:r>
-        <w:rPr>
-          <w:b/>
-          <w:bCs/>
-        </w:rPr>
-        <w:t>findOne</w:t>
-      </w:r>
-      <w:proofErr w:type="spellEnd"/>
-      <w:r>
-        <w:rPr>
-          <w:b/>
-          <w:bCs/>
-        </w:rPr>
-        <w:t>({ _</w:t>
-      </w:r>
-      <w:proofErr w:type="gramEnd"/>
-      <w:r>
-        <w:rPr>
-          <w:b/>
-          <w:bCs/>
-        </w:rPr>
-        <w:t xml:space="preserve">id: id, </w:t>
-      </w:r>
-      <w:proofErr w:type="gramStart"/>
-      <w:r>
-        <w:rPr>
-          <w:b/>
-          <w:bCs/>
-        </w:rPr>
-        <w:t>user }</w:t>
-      </w:r>
-      <w:proofErr w:type="gramEnd"/>
-      <w:r>
-        <w:rPr>
-          <w:b/>
-          <w:bCs/>
-        </w:rPr>
-        <w:t>) while updating an address?</w:t>
-      </w:r>
-    </w:p>
-    <w:p>
-      <w:r>
-        <w:rPr>
-          <w:b/>
-          <w:bCs/>
-        </w:rPr>
-        <w:t>Answer:</w:t>
-      </w:r>
-    </w:p>
-    <w:p>
-      <w:r>
-        <w:t>It verifies both the address ID and the logged-in user. This prevents a user from updating another user's address even if they know its ID.</w:t>
-      </w:r>
-    </w:p>
-    <w:p>
-      <w:r>
-        <w:pict w14:anchorId="654B0DC3">
-          <v:rect id="_x0000_i1307" style="width:0;height:1.5pt" o:hralign="center" o:hrstd="t" o:hr="t" fillcolor="#a0a0a0" stroked="f"/>
-        </w:pict>
-      </w:r>
-    </w:p>
-    <w:p>
-      <w:pPr>
-        <w:rPr>
-          <w:b/>
-          <w:bCs/>
-        </w:rPr>
-      </w:pPr>
-      <w:r>
-        <w:rPr>
-          <w:b/>
-          <w:bCs/>
-        </w:rPr>
-        <w:t>Q149. Why do we validate the Address ID before querying MongoDB?</w:t>
-      </w:r>
-    </w:p>
-    <w:p>
-      <w:r>
-        <w:rPr>
-          <w:b/>
-          <w:bCs/>
-        </w:rPr>
-        <w:t>Answer:</w:t>
-      </w:r>
-    </w:p>
-    <w:p>
-      <w:r>
-        <w:t xml:space="preserve">Validating the </w:t>
-      </w:r>
-      <w:proofErr w:type="spellStart"/>
-      <w:r>
-        <w:t>ObjectId</w:t>
-      </w:r>
-      <w:proofErr w:type="spellEnd"/>
-      <w:r>
-        <w:t xml:space="preserve"> prevents Mongoose </w:t>
-      </w:r>
-      <w:proofErr w:type="spellStart"/>
-      <w:r>
-        <w:t>CastErrors</w:t>
-      </w:r>
-      <w:proofErr w:type="spellEnd"/>
-      <w:r>
-        <w:t xml:space="preserve"> and allows the API to return a clean 400 Bad Request for invalid IDs.</w:t>
-      </w:r>
-    </w:p>
-    <w:p>
-      <w:r>
-        <w:pict w14:anchorId="1BDF5AC5">
-          <v:rect id="_x0000_i1319" style="width:0;height:1.5pt" o:hralign="center" o:hrstd="t" o:hr="t" fillcolor="#a0a0a0" stroked="f"/>
-        </w:pict>
-      </w:r>
-    </w:p>
-    <w:p>
-      <w:pPr>
-        <w:rPr>
-          <w:b/>
-          <w:bCs/>
-        </w:rPr>
-      </w:pPr>
-      <w:r>
-        <w:rPr>
-          <w:b/>
-          <w:bCs/>
-        </w:rPr>
-        <w:t xml:space="preserve">Q152. Why did we add the </w:t>
-      </w:r>
-      <w:proofErr w:type="spellStart"/>
-      <w:r>
-        <w:rPr>
-          <w:b/>
-          <w:bCs/>
-        </w:rPr>
-        <w:t>isDefault</w:t>
-      </w:r>
-      <w:proofErr w:type="spellEnd"/>
-      <w:r>
-        <w:rPr>
-          <w:b/>
-          <w:bCs/>
-        </w:rPr>
-        <w:t xml:space="preserve"> field to the Address model?</w:t>
-      </w:r>
-    </w:p>
-    <w:p>
-      <w:r>
-        <w:rPr>
-          <w:b/>
-          <w:bCs/>
-        </w:rPr>
-        <w:t>Answer:</w:t>
-      </w:r>
-    </w:p>
-    <w:p>
-      <w:r>
-        <w:t xml:space="preserve">A user can save multiple addresses. The </w:t>
-      </w:r>
-      <w:proofErr w:type="spellStart"/>
-      <w:r>
-        <w:t>isDefault</w:t>
-      </w:r>
-      <w:proofErr w:type="spellEnd"/>
-      <w:r>
-        <w:t xml:space="preserve"> field identifies the primary address, allowing the application to automatically select it during checkout and improve the user experience.</w:t>
-      </w:r>
-    </w:p>
-    <w:p>
-      <w:r>
-        <w:pict w14:anchorId="66E47EBA">
-          <v:rect id="_x0000_i1317" style="width:0;height:1.5pt" o:hralign="center" o:hrstd="t" o:hr="t" fillcolor="#a0a0a0" stroked="f"/>
-        </w:pict>
-      </w:r>
-    </w:p>
-    <w:p>
-      <w:pPr>
-        <w:rPr>
-          <w:b/>
-          <w:bCs/>
-        </w:rPr>
-      </w:pPr>
-      <w:r>
-        <w:rPr>
-          <w:b/>
-          <w:bCs/>
-        </w:rPr>
-        <w:t>Q153. Why is the first address marked as the default?</w:t>
-      </w:r>
-    </w:p>
-    <w:p>
-      <w:r>
-        <w:rPr>
-          <w:b/>
-          <w:bCs/>
-        </w:rPr>
-        <w:t>Answer:</w:t>
-      </w:r>
-    </w:p>
-    <w:p>
-      <w:r>
-        <w:t>When a user adds their first address, there are no existing addresses to choose from. Making it the default automatically avoids requiring an extra selection step during checkout.</w:t>
+      <w:pPr>
+        <w:numPr>
+          <w:ilvl w:val="0"/>
+          <w:numId w:val="20"/>
+        </w:numPr>
+      </w:pPr>
+      <w:r>
+        <w:t xml:space="preserve">AdminRoute protects the </w:t>
+      </w:r>
+      <w:r>
+        <w:rPr>
+          <w:b/>
+          <w:bCs/>
+        </w:rPr>
+        <w:t>frontend routes</w:t>
+      </w:r>
+      <w:r>
+        <w:t xml:space="preserve"> and improves user experience by preventing unauthorized users from viewing admin pages. </w:t>
+      </w:r>
+    </w:p>
+    <w:p>
+      <w:pPr>
+        <w:numPr>
+          <w:ilvl w:val="0"/>
+          <w:numId w:val="20"/>
+        </w:numPr>
+      </w:pPr>
+      <w:r>
+        <w:t xml:space="preserve">adminMiddleware protects the </w:t>
+      </w:r>
+      <w:r>
+        <w:rPr>
+          <w:b/>
+          <w:bCs/>
+        </w:rPr>
+        <w:t>backend APIs</w:t>
+      </w:r>
+      <w:r>
+        <w:t xml:space="preserve">, ensuring that even if someone bypasses the frontend and directly calls an API, only authorized admins can access it. </w:t>
+      </w:r>
+    </w:p>
+    <w:p>
+      <w:pPr>
+        <w:numPr>
+          <w:ilvl w:val="0"/>
+          <w:numId w:val="20"/>
+        </w:numPr>
+      </w:pPr>
+      <w:r>
+        <w:t>Both together provide complete role-based access control in a MERN application.</w:t>
       </w:r>
     </w:p>
     <w:p/>
@@ -16685,9 +14996,9 @@
     </w:lvl>
   </w:abstractNum>
   <w:abstractNum w:abstractNumId="1" w15:restartNumberingAfterBreak="0">
-    <w:nsid w:val="14C32C3C"/>
+    <w:nsid w:val="01F845F9"/>
     <w:multiLevelType w:val="multilevel"/>
-    <w:tmpl w:val="74960048"/>
+    <w:tmpl w:val="2E2CBAC8"/>
     <w:lvl w:ilvl="0">
       <w:start w:val="1"/>
       <w:numFmt w:val="bullet"/>
@@ -16834,9 +15145,9 @@
     </w:lvl>
   </w:abstractNum>
   <w:abstractNum w:abstractNumId="2" w15:restartNumberingAfterBreak="0">
-    <w:nsid w:val="1AC77633"/>
+    <w:nsid w:val="14C32C3C"/>
     <w:multiLevelType w:val="multilevel"/>
-    <w:tmpl w:val="B58AF6A2"/>
+    <w:tmpl w:val="74960048"/>
     <w:lvl w:ilvl="0">
       <w:start w:val="1"/>
       <w:numFmt w:val="bullet"/>
@@ -16983,9 +15294,9 @@
     </w:lvl>
   </w:abstractNum>
   <w:abstractNum w:abstractNumId="3" w15:restartNumberingAfterBreak="0">
-    <w:nsid w:val="1CC55C4E"/>
+    <w:nsid w:val="1AC77633"/>
     <w:multiLevelType w:val="multilevel"/>
-    <w:tmpl w:val="D6B68AF6"/>
+    <w:tmpl w:val="B58AF6A2"/>
     <w:lvl w:ilvl="0">
       <w:start w:val="1"/>
       <w:numFmt w:val="bullet"/>
@@ -17132,9 +15443,9 @@
     </w:lvl>
   </w:abstractNum>
   <w:abstractNum w:abstractNumId="4" w15:restartNumberingAfterBreak="0">
-    <w:nsid w:val="247317E3"/>
+    <w:nsid w:val="1CC55C4E"/>
     <w:multiLevelType w:val="multilevel"/>
-    <w:tmpl w:val="0EF050A4"/>
+    <w:tmpl w:val="D6B68AF6"/>
     <w:lvl w:ilvl="0">
       <w:start w:val="1"/>
       <w:numFmt w:val="bullet"/>
@@ -17281,9 +15592,9 @@
     </w:lvl>
   </w:abstractNum>
   <w:abstractNum w:abstractNumId="5" w15:restartNumberingAfterBreak="0">
-    <w:nsid w:val="2EE24D80"/>
+    <w:nsid w:val="247317E3"/>
     <w:multiLevelType w:val="multilevel"/>
-    <w:tmpl w:val="D9E604E4"/>
+    <w:tmpl w:val="0EF050A4"/>
     <w:lvl w:ilvl="0">
       <w:start w:val="1"/>
       <w:numFmt w:val="bullet"/>
@@ -17430,9 +15741,9 @@
     </w:lvl>
   </w:abstractNum>
   <w:abstractNum w:abstractNumId="6" w15:restartNumberingAfterBreak="0">
-    <w:nsid w:val="303D4589"/>
+    <w:nsid w:val="2EE24D80"/>
     <w:multiLevelType w:val="multilevel"/>
-    <w:tmpl w:val="AFC222B6"/>
+    <w:tmpl w:val="D9E604E4"/>
     <w:lvl w:ilvl="0">
       <w:start w:val="1"/>
       <w:numFmt w:val="bullet"/>
@@ -17579,9 +15890,9 @@
     </w:lvl>
   </w:abstractNum>
   <w:abstractNum w:abstractNumId="7" w15:restartNumberingAfterBreak="0">
-    <w:nsid w:val="311D54C7"/>
+    <w:nsid w:val="303D4589"/>
     <w:multiLevelType w:val="multilevel"/>
-    <w:tmpl w:val="39ACC3B6"/>
+    <w:tmpl w:val="AFC222B6"/>
     <w:lvl w:ilvl="0">
       <w:start w:val="1"/>
       <w:numFmt w:val="bullet"/>
@@ -17728,9 +16039,9 @@
     </w:lvl>
   </w:abstractNum>
   <w:abstractNum w:abstractNumId="8" w15:restartNumberingAfterBreak="0">
-    <w:nsid w:val="36A92518"/>
+    <w:nsid w:val="311D54C7"/>
     <w:multiLevelType w:val="multilevel"/>
-    <w:tmpl w:val="9448F632"/>
+    <w:tmpl w:val="39ACC3B6"/>
     <w:lvl w:ilvl="0">
       <w:start w:val="1"/>
       <w:numFmt w:val="bullet"/>
@@ -17877,9 +16188,9 @@
     </w:lvl>
   </w:abstractNum>
   <w:abstractNum w:abstractNumId="9" w15:restartNumberingAfterBreak="0">
-    <w:nsid w:val="389E406E"/>
+    <w:nsid w:val="36A92518"/>
     <w:multiLevelType w:val="multilevel"/>
-    <w:tmpl w:val="0CBCE568"/>
+    <w:tmpl w:val="9448F632"/>
     <w:lvl w:ilvl="0">
       <w:start w:val="1"/>
       <w:numFmt w:val="bullet"/>
@@ -18026,9 +16337,9 @@
     </w:lvl>
   </w:abstractNum>
   <w:abstractNum w:abstractNumId="10" w15:restartNumberingAfterBreak="0">
-    <w:nsid w:val="43793A10"/>
+    <w:nsid w:val="389E406E"/>
     <w:multiLevelType w:val="multilevel"/>
-    <w:tmpl w:val="92369CD6"/>
+    <w:tmpl w:val="0CBCE568"/>
     <w:lvl w:ilvl="0">
       <w:start w:val="1"/>
       <w:numFmt w:val="bullet"/>
@@ -18175,9 +16486,9 @@
     </w:lvl>
   </w:abstractNum>
   <w:abstractNum w:abstractNumId="11" w15:restartNumberingAfterBreak="0">
-    <w:nsid w:val="492A126F"/>
+    <w:nsid w:val="43793A10"/>
     <w:multiLevelType w:val="multilevel"/>
-    <w:tmpl w:val="E444C0AA"/>
+    <w:tmpl w:val="92369CD6"/>
     <w:lvl w:ilvl="0">
       <w:start w:val="1"/>
       <w:numFmt w:val="bullet"/>
@@ -18324,9 +16635,9 @@
     </w:lvl>
   </w:abstractNum>
   <w:abstractNum w:abstractNumId="12" w15:restartNumberingAfterBreak="0">
-    <w:nsid w:val="50447E28"/>
+    <w:nsid w:val="492A126F"/>
     <w:multiLevelType w:val="multilevel"/>
-    <w:tmpl w:val="26C471FE"/>
+    <w:tmpl w:val="E444C0AA"/>
     <w:lvl w:ilvl="0">
       <w:start w:val="1"/>
       <w:numFmt w:val="bullet"/>
@@ -18473,9 +16784,9 @@
     </w:lvl>
   </w:abstractNum>
   <w:abstractNum w:abstractNumId="13" w15:restartNumberingAfterBreak="0">
-    <w:nsid w:val="5C94650F"/>
+    <w:nsid w:val="50447E28"/>
     <w:multiLevelType w:val="multilevel"/>
-    <w:tmpl w:val="5E20556C"/>
+    <w:tmpl w:val="26C471FE"/>
     <w:lvl w:ilvl="0">
       <w:start w:val="1"/>
       <w:numFmt w:val="bullet"/>
@@ -18622,122 +16933,9 @@
     </w:lvl>
   </w:abstractNum>
   <w:abstractNum w:abstractNumId="14" w15:restartNumberingAfterBreak="0">
-    <w:nsid w:val="5EF820AE"/>
+    <w:nsid w:val="5C94650F"/>
     <w:multiLevelType w:val="multilevel"/>
-    <w:tmpl w:val="DE4A48B8"/>
-    <w:lvl w:ilvl="0">
-      <w:start w:val="1"/>
-      <w:numFmt w:val="decimal"/>
-      <w:lvlText w:val="%1."/>
-      <w:lvlJc w:val="left"/>
-      <w:pPr>
-        <w:tabs>
-          <w:tab w:val="num" w:pos="720"/>
-        </w:tabs>
-        <w:ind w:left="720" w:hanging="360"/>
-      </w:pPr>
-    </w:lvl>
-    <w:lvl w:ilvl="1" w:tentative="1">
-      <w:start w:val="1"/>
-      <w:numFmt w:val="decimal"/>
-      <w:lvlText w:val="%2."/>
-      <w:lvlJc w:val="left"/>
-      <w:pPr>
-        <w:tabs>
-          <w:tab w:val="num" w:pos="1440"/>
-        </w:tabs>
-        <w:ind w:left="1440" w:hanging="360"/>
-      </w:pPr>
-    </w:lvl>
-    <w:lvl w:ilvl="2" w:tentative="1">
-      <w:start w:val="1"/>
-      <w:numFmt w:val="decimal"/>
-      <w:lvlText w:val="%3."/>
-      <w:lvlJc w:val="left"/>
-      <w:pPr>
-        <w:tabs>
-          <w:tab w:val="num" w:pos="2160"/>
-        </w:tabs>
-        <w:ind w:left="2160" w:hanging="360"/>
-      </w:pPr>
-    </w:lvl>
-    <w:lvl w:ilvl="3" w:tentative="1">
-      <w:start w:val="1"/>
-      <w:numFmt w:val="decimal"/>
-      <w:lvlText w:val="%4."/>
-      <w:lvlJc w:val="left"/>
-      <w:pPr>
-        <w:tabs>
-          <w:tab w:val="num" w:pos="2880"/>
-        </w:tabs>
-        <w:ind w:left="2880" w:hanging="360"/>
-      </w:pPr>
-    </w:lvl>
-    <w:lvl w:ilvl="4" w:tentative="1">
-      <w:start w:val="1"/>
-      <w:numFmt w:val="decimal"/>
-      <w:lvlText w:val="%5."/>
-      <w:lvlJc w:val="left"/>
-      <w:pPr>
-        <w:tabs>
-          <w:tab w:val="num" w:pos="3600"/>
-        </w:tabs>
-        <w:ind w:left="3600" w:hanging="360"/>
-      </w:pPr>
-    </w:lvl>
-    <w:lvl w:ilvl="5" w:tentative="1">
-      <w:start w:val="1"/>
-      <w:numFmt w:val="decimal"/>
-      <w:lvlText w:val="%6."/>
-      <w:lvlJc w:val="left"/>
-      <w:pPr>
-        <w:tabs>
-          <w:tab w:val="num" w:pos="4320"/>
-        </w:tabs>
-        <w:ind w:left="4320" w:hanging="360"/>
-      </w:pPr>
-    </w:lvl>
-    <w:lvl w:ilvl="6" w:tentative="1">
-      <w:start w:val="1"/>
-      <w:numFmt w:val="decimal"/>
-      <w:lvlText w:val="%7."/>
-      <w:lvlJc w:val="left"/>
-      <w:pPr>
-        <w:tabs>
-          <w:tab w:val="num" w:pos="5040"/>
-        </w:tabs>
-        <w:ind w:left="5040" w:hanging="360"/>
-      </w:pPr>
-    </w:lvl>
-    <w:lvl w:ilvl="7" w:tentative="1">
-      <w:start w:val="1"/>
-      <w:numFmt w:val="decimal"/>
-      <w:lvlText w:val="%8."/>
-      <w:lvlJc w:val="left"/>
-      <w:pPr>
-        <w:tabs>
-          <w:tab w:val="num" w:pos="5760"/>
-        </w:tabs>
-        <w:ind w:left="5760" w:hanging="360"/>
-      </w:pPr>
-    </w:lvl>
-    <w:lvl w:ilvl="8" w:tentative="1">
-      <w:start w:val="1"/>
-      <w:numFmt w:val="decimal"/>
-      <w:lvlText w:val="%9."/>
-      <w:lvlJc w:val="left"/>
-      <w:pPr>
-        <w:tabs>
-          <w:tab w:val="num" w:pos="6480"/>
-        </w:tabs>
-        <w:ind w:left="6480" w:hanging="360"/>
-      </w:pPr>
-    </w:lvl>
-  </w:abstractNum>
-  <w:abstractNum w:abstractNumId="15" w15:restartNumberingAfterBreak="0">
-    <w:nsid w:val="623C56AC"/>
-    <w:multiLevelType w:val="multilevel"/>
-    <w:tmpl w:val="90B05342"/>
+    <w:tmpl w:val="5E20556C"/>
     <w:lvl w:ilvl="0">
       <w:start w:val="1"/>
       <w:numFmt w:val="bullet"/>
@@ -18883,10 +17081,123 @@
       </w:rPr>
     </w:lvl>
   </w:abstractNum>
+  <w:abstractNum w:abstractNumId="15" w15:restartNumberingAfterBreak="0">
+    <w:nsid w:val="5EF820AE"/>
+    <w:multiLevelType w:val="multilevel"/>
+    <w:tmpl w:val="DE4A48B8"/>
+    <w:lvl w:ilvl="0">
+      <w:start w:val="1"/>
+      <w:numFmt w:val="decimal"/>
+      <w:lvlText w:val="%1."/>
+      <w:lvlJc w:val="left"/>
+      <w:pPr>
+        <w:tabs>
+          <w:tab w:val="num" w:pos="720"/>
+        </w:tabs>
+        <w:ind w:left="720" w:hanging="360"/>
+      </w:pPr>
+    </w:lvl>
+    <w:lvl w:ilvl="1" w:tentative="1">
+      <w:start w:val="1"/>
+      <w:numFmt w:val="decimal"/>
+      <w:lvlText w:val="%2."/>
+      <w:lvlJc w:val="left"/>
+      <w:pPr>
+        <w:tabs>
+          <w:tab w:val="num" w:pos="1440"/>
+        </w:tabs>
+        <w:ind w:left="1440" w:hanging="360"/>
+      </w:pPr>
+    </w:lvl>
+    <w:lvl w:ilvl="2" w:tentative="1">
+      <w:start w:val="1"/>
+      <w:numFmt w:val="decimal"/>
+      <w:lvlText w:val="%3."/>
+      <w:lvlJc w:val="left"/>
+      <w:pPr>
+        <w:tabs>
+          <w:tab w:val="num" w:pos="2160"/>
+        </w:tabs>
+        <w:ind w:left="2160" w:hanging="360"/>
+      </w:pPr>
+    </w:lvl>
+    <w:lvl w:ilvl="3" w:tentative="1">
+      <w:start w:val="1"/>
+      <w:numFmt w:val="decimal"/>
+      <w:lvlText w:val="%4."/>
+      <w:lvlJc w:val="left"/>
+      <w:pPr>
+        <w:tabs>
+          <w:tab w:val="num" w:pos="2880"/>
+        </w:tabs>
+        <w:ind w:left="2880" w:hanging="360"/>
+      </w:pPr>
+    </w:lvl>
+    <w:lvl w:ilvl="4" w:tentative="1">
+      <w:start w:val="1"/>
+      <w:numFmt w:val="decimal"/>
+      <w:lvlText w:val="%5."/>
+      <w:lvlJc w:val="left"/>
+      <w:pPr>
+        <w:tabs>
+          <w:tab w:val="num" w:pos="3600"/>
+        </w:tabs>
+        <w:ind w:left="3600" w:hanging="360"/>
+      </w:pPr>
+    </w:lvl>
+    <w:lvl w:ilvl="5" w:tentative="1">
+      <w:start w:val="1"/>
+      <w:numFmt w:val="decimal"/>
+      <w:lvlText w:val="%6."/>
+      <w:lvlJc w:val="left"/>
+      <w:pPr>
+        <w:tabs>
+          <w:tab w:val="num" w:pos="4320"/>
+        </w:tabs>
+        <w:ind w:left="4320" w:hanging="360"/>
+      </w:pPr>
+    </w:lvl>
+    <w:lvl w:ilvl="6" w:tentative="1">
+      <w:start w:val="1"/>
+      <w:numFmt w:val="decimal"/>
+      <w:lvlText w:val="%7."/>
+      <w:lvlJc w:val="left"/>
+      <w:pPr>
+        <w:tabs>
+          <w:tab w:val="num" w:pos="5040"/>
+        </w:tabs>
+        <w:ind w:left="5040" w:hanging="360"/>
+      </w:pPr>
+    </w:lvl>
+    <w:lvl w:ilvl="7" w:tentative="1">
+      <w:start w:val="1"/>
+      <w:numFmt w:val="decimal"/>
+      <w:lvlText w:val="%8."/>
+      <w:lvlJc w:val="left"/>
+      <w:pPr>
+        <w:tabs>
+          <w:tab w:val="num" w:pos="5760"/>
+        </w:tabs>
+        <w:ind w:left="5760" w:hanging="360"/>
+      </w:pPr>
+    </w:lvl>
+    <w:lvl w:ilvl="8" w:tentative="1">
+      <w:start w:val="1"/>
+      <w:numFmt w:val="decimal"/>
+      <w:lvlText w:val="%9."/>
+      <w:lvlJc w:val="left"/>
+      <w:pPr>
+        <w:tabs>
+          <w:tab w:val="num" w:pos="6480"/>
+        </w:tabs>
+        <w:ind w:left="6480" w:hanging="360"/>
+      </w:pPr>
+    </w:lvl>
+  </w:abstractNum>
   <w:abstractNum w:abstractNumId="16" w15:restartNumberingAfterBreak="0">
-    <w:nsid w:val="6B3C1C45"/>
+    <w:nsid w:val="623C56AC"/>
     <w:multiLevelType w:val="multilevel"/>
-    <w:tmpl w:val="527CC97C"/>
+    <w:tmpl w:val="90B05342"/>
     <w:lvl w:ilvl="0">
       <w:start w:val="1"/>
       <w:numFmt w:val="bullet"/>
@@ -19033,9 +17344,9 @@
     </w:lvl>
   </w:abstractNum>
   <w:abstractNum w:abstractNumId="17" w15:restartNumberingAfterBreak="0">
-    <w:nsid w:val="6F5E2C4C"/>
+    <w:nsid w:val="6B3C1C45"/>
     <w:multiLevelType w:val="multilevel"/>
-    <w:tmpl w:val="13AE5D70"/>
+    <w:tmpl w:val="527CC97C"/>
     <w:lvl w:ilvl="0">
       <w:start w:val="1"/>
       <w:numFmt w:val="bullet"/>
@@ -19182,9 +17493,9 @@
     </w:lvl>
   </w:abstractNum>
   <w:abstractNum w:abstractNumId="18" w15:restartNumberingAfterBreak="0">
-    <w:nsid w:val="7A457456"/>
+    <w:nsid w:val="6F5E2C4C"/>
     <w:multiLevelType w:val="multilevel"/>
-    <w:tmpl w:val="CCB0112A"/>
+    <w:tmpl w:val="13AE5D70"/>
     <w:lvl w:ilvl="0">
       <w:start w:val="1"/>
       <w:numFmt w:val="bullet"/>
@@ -19330,62 +17641,214 @@
       </w:rPr>
     </w:lvl>
   </w:abstractNum>
+  <w:abstractNum w:abstractNumId="19" w15:restartNumberingAfterBreak="0">
+    <w:nsid w:val="7A457456"/>
+    <w:multiLevelType w:val="multilevel"/>
+    <w:tmpl w:val="CCB0112A"/>
+    <w:lvl w:ilvl="0">
+      <w:start w:val="1"/>
+      <w:numFmt w:val="bullet"/>
+      <w:lvlText w:val=""/>
+      <w:lvlJc w:val="left"/>
+      <w:pPr>
+        <w:tabs>
+          <w:tab w:val="num" w:pos="720"/>
+        </w:tabs>
+        <w:ind w:left="720" w:hanging="360"/>
+      </w:pPr>
+      <w:rPr>
+        <w:rFonts w:ascii="Symbol" w:hAnsi="Symbol" w:hint="default"/>
+        <w:sz w:val="20"/>
+      </w:rPr>
+    </w:lvl>
+    <w:lvl w:ilvl="1" w:tentative="1">
+      <w:start w:val="1"/>
+      <w:numFmt w:val="bullet"/>
+      <w:lvlText w:val="o"/>
+      <w:lvlJc w:val="left"/>
+      <w:pPr>
+        <w:tabs>
+          <w:tab w:val="num" w:pos="1440"/>
+        </w:tabs>
+        <w:ind w:left="1440" w:hanging="360"/>
+      </w:pPr>
+      <w:rPr>
+        <w:rFonts w:ascii="Courier New" w:hAnsi="Courier New" w:hint="default"/>
+        <w:sz w:val="20"/>
+      </w:rPr>
+    </w:lvl>
+    <w:lvl w:ilvl="2" w:tentative="1">
+      <w:start w:val="1"/>
+      <w:numFmt w:val="bullet"/>
+      <w:lvlText w:val=""/>
+      <w:lvlJc w:val="left"/>
+      <w:pPr>
+        <w:tabs>
+          <w:tab w:val="num" w:pos="2160"/>
+        </w:tabs>
+        <w:ind w:left="2160" w:hanging="360"/>
+      </w:pPr>
+      <w:rPr>
+        <w:rFonts w:ascii="Wingdings" w:hAnsi="Wingdings" w:hint="default"/>
+        <w:sz w:val="20"/>
+      </w:rPr>
+    </w:lvl>
+    <w:lvl w:ilvl="3" w:tentative="1">
+      <w:start w:val="1"/>
+      <w:numFmt w:val="bullet"/>
+      <w:lvlText w:val=""/>
+      <w:lvlJc w:val="left"/>
+      <w:pPr>
+        <w:tabs>
+          <w:tab w:val="num" w:pos="2880"/>
+        </w:tabs>
+        <w:ind w:left="2880" w:hanging="360"/>
+      </w:pPr>
+      <w:rPr>
+        <w:rFonts w:ascii="Wingdings" w:hAnsi="Wingdings" w:hint="default"/>
+        <w:sz w:val="20"/>
+      </w:rPr>
+    </w:lvl>
+    <w:lvl w:ilvl="4" w:tentative="1">
+      <w:start w:val="1"/>
+      <w:numFmt w:val="bullet"/>
+      <w:lvlText w:val=""/>
+      <w:lvlJc w:val="left"/>
+      <w:pPr>
+        <w:tabs>
+          <w:tab w:val="num" w:pos="3600"/>
+        </w:tabs>
+        <w:ind w:left="3600" w:hanging="360"/>
+      </w:pPr>
+      <w:rPr>
+        <w:rFonts w:ascii="Wingdings" w:hAnsi="Wingdings" w:hint="default"/>
+        <w:sz w:val="20"/>
+      </w:rPr>
+    </w:lvl>
+    <w:lvl w:ilvl="5" w:tentative="1">
+      <w:start w:val="1"/>
+      <w:numFmt w:val="bullet"/>
+      <w:lvlText w:val=""/>
+      <w:lvlJc w:val="left"/>
+      <w:pPr>
+        <w:tabs>
+          <w:tab w:val="num" w:pos="4320"/>
+        </w:tabs>
+        <w:ind w:left="4320" w:hanging="360"/>
+      </w:pPr>
+      <w:rPr>
+        <w:rFonts w:ascii="Wingdings" w:hAnsi="Wingdings" w:hint="default"/>
+        <w:sz w:val="20"/>
+      </w:rPr>
+    </w:lvl>
+    <w:lvl w:ilvl="6" w:tentative="1">
+      <w:start w:val="1"/>
+      <w:numFmt w:val="bullet"/>
+      <w:lvlText w:val=""/>
+      <w:lvlJc w:val="left"/>
+      <w:pPr>
+        <w:tabs>
+          <w:tab w:val="num" w:pos="5040"/>
+        </w:tabs>
+        <w:ind w:left="5040" w:hanging="360"/>
+      </w:pPr>
+      <w:rPr>
+        <w:rFonts w:ascii="Wingdings" w:hAnsi="Wingdings" w:hint="default"/>
+        <w:sz w:val="20"/>
+      </w:rPr>
+    </w:lvl>
+    <w:lvl w:ilvl="7" w:tentative="1">
+      <w:start w:val="1"/>
+      <w:numFmt w:val="bullet"/>
+      <w:lvlText w:val=""/>
+      <w:lvlJc w:val="left"/>
+      <w:pPr>
+        <w:tabs>
+          <w:tab w:val="num" w:pos="5760"/>
+        </w:tabs>
+        <w:ind w:left="5760" w:hanging="360"/>
+      </w:pPr>
+      <w:rPr>
+        <w:rFonts w:ascii="Wingdings" w:hAnsi="Wingdings" w:hint="default"/>
+        <w:sz w:val="20"/>
+      </w:rPr>
+    </w:lvl>
+    <w:lvl w:ilvl="8" w:tentative="1">
+      <w:start w:val="1"/>
+      <w:numFmt w:val="bullet"/>
+      <w:lvlText w:val=""/>
+      <w:lvlJc w:val="left"/>
+      <w:pPr>
+        <w:tabs>
+          <w:tab w:val="num" w:pos="6480"/>
+        </w:tabs>
+        <w:ind w:left="6480" w:hanging="360"/>
+      </w:pPr>
+      <w:rPr>
+        <w:rFonts w:ascii="Wingdings" w:hAnsi="Wingdings" w:hint="default"/>
+        <w:sz w:val="20"/>
+      </w:rPr>
+    </w:lvl>
+  </w:abstractNum>
   <w:num w:numId="1" w16cid:durableId="968709895">
+    <w:abstractNumId w:val="9"/>
+  </w:num>
+  <w:num w:numId="2" w16cid:durableId="1226643985">
+    <w:abstractNumId w:val="16"/>
+  </w:num>
+  <w:num w:numId="3" w16cid:durableId="276910803">
+    <w:abstractNumId w:val="7"/>
+  </w:num>
+  <w:num w:numId="4" w16cid:durableId="1243949237">
     <w:abstractNumId w:val="8"/>
   </w:num>
-  <w:num w:numId="2" w16cid:durableId="1226643985">
+  <w:num w:numId="5" w16cid:durableId="790629237">
+    <w:abstractNumId w:val="11"/>
+  </w:num>
+  <w:num w:numId="6" w16cid:durableId="1972393765">
+    <w:abstractNumId w:val="12"/>
+  </w:num>
+  <w:num w:numId="7" w16cid:durableId="777218426">
+    <w:abstractNumId w:val="3"/>
+  </w:num>
+  <w:num w:numId="8" w16cid:durableId="28067647">
+    <w:abstractNumId w:val="6"/>
+  </w:num>
+  <w:num w:numId="9" w16cid:durableId="638608033">
+    <w:abstractNumId w:val="2"/>
+  </w:num>
+  <w:num w:numId="10" w16cid:durableId="94717793">
+    <w:abstractNumId w:val="18"/>
+  </w:num>
+  <w:num w:numId="11" w16cid:durableId="1152139526">
+    <w:abstractNumId w:val="14"/>
+  </w:num>
+  <w:num w:numId="12" w16cid:durableId="1725714062">
+    <w:abstractNumId w:val="19"/>
+  </w:num>
+  <w:num w:numId="13" w16cid:durableId="274867082">
+    <w:abstractNumId w:val="17"/>
+  </w:num>
+  <w:num w:numId="14" w16cid:durableId="279536376">
     <w:abstractNumId w:val="15"/>
   </w:num>
-  <w:num w:numId="3" w16cid:durableId="276910803">
-    <w:abstractNumId w:val="6"/>
+  <w:num w:numId="15" w16cid:durableId="869949025">
+    <w:abstractNumId w:val="4"/>
   </w:num>
-  <w:num w:numId="4" w16cid:durableId="1243949237">
-    <w:abstractNumId w:val="7"/>
-  </w:num>
-  <w:num w:numId="5" w16cid:durableId="790629237">
-    <w:abstractNumId w:val="10"/>
-  </w:num>
-  <w:num w:numId="6" w16cid:durableId="1972393765">
-    <w:abstractNumId w:val="11"/>
-  </w:num>
-  <w:num w:numId="7" w16cid:durableId="777218426">
-    <w:abstractNumId w:val="2"/>
-  </w:num>
-  <w:num w:numId="8" w16cid:durableId="28067647">
+  <w:num w:numId="16" w16cid:durableId="345905604">
     <w:abstractNumId w:val="5"/>
   </w:num>
-  <w:num w:numId="9" w16cid:durableId="638608033">
-    <w:abstractNumId w:val="1"/>
-  </w:num>
-  <w:num w:numId="10" w16cid:durableId="94717793">
-    <w:abstractNumId w:val="17"/>
-  </w:num>
-  <w:num w:numId="11" w16cid:durableId="1152139526">
-    <w:abstractNumId w:val="13"/>
-  </w:num>
-  <w:num w:numId="12" w16cid:durableId="1725714062">
-    <w:abstractNumId w:val="18"/>
-  </w:num>
-  <w:num w:numId="13" w16cid:durableId="274867082">
-    <w:abstractNumId w:val="16"/>
-  </w:num>
-  <w:num w:numId="14" w16cid:durableId="279536376">
-    <w:abstractNumId w:val="14"/>
-  </w:num>
-  <w:num w:numId="15" w16cid:durableId="869949025">
-    <w:abstractNumId w:val="3"/>
-  </w:num>
-  <w:num w:numId="16" w16cid:durableId="345905604">
-    <w:abstractNumId w:val="4"/>
-  </w:num>
   <w:num w:numId="17" w16cid:durableId="1176651643">
-    <w:abstractNumId w:val="9"/>
+    <w:abstractNumId w:val="10"/>
   </w:num>
   <w:num w:numId="18" w16cid:durableId="800608206">
     <w:abstractNumId w:val="0"/>
   </w:num>
   <w:num w:numId="19" w16cid:durableId="1493179070">
-    <w:abstractNumId w:val="12"/>
+    <w:abstractNumId w:val="13"/>
+  </w:num>
+  <w:num w:numId="20" w16cid:durableId="145321405">
+    <w:abstractNumId w:val="1"/>
   </w:num>
 </w:numbering>
 </file>

--- a/docs/foodhub_Interview_Notes.docx
+++ b/docs/foodhub_Interview_Notes.docx
@@ -14,7 +14,23 @@
           <w:b/>
           <w:bCs/>
         </w:rPr>
-        <w:t>Interview Notes – FoodHub MERN Project</w:t>
+        <w:t xml:space="preserve">Interview Notes – </w:t>
+      </w:r>
+      <w:proofErr w:type="spellStart"/>
+      <w:r>
+        <w:rPr>
+          <w:b/>
+          <w:bCs/>
+        </w:rPr>
+        <w:t>FoodHub</w:t>
+      </w:r>
+      <w:proofErr w:type="spellEnd"/>
+      <w:r>
+        <w:rPr>
+          <w:b/>
+          <w:bCs/>
+        </w:rPr>
+        <w:t xml:space="preserve"> MERN Project</w:t>
       </w:r>
     </w:p>
     <w:p>
@@ -242,7 +258,15 @@
     </w:p>
     <w:p>
       <w:r>
-        <w:t>SPA (Single Page Application) loads only one HTML page. When users navigate between pages, React updates only the required components without refreshing the whole page.</w:t>
+        <w:t xml:space="preserve">SPA (Single Page Application) loads only one HTML page. When users navigate between pages, </w:t>
+      </w:r>
+      <w:proofErr w:type="gramStart"/>
+      <w:r>
+        <w:t>React</w:t>
+      </w:r>
+      <w:proofErr w:type="gramEnd"/>
+      <w:r>
+        <w:t xml:space="preserve"> updates only the required components without refreshing the whole page.</w:t>
       </w:r>
     </w:p>
     <w:p>
@@ -375,8 +399,13 @@
           </w:tcPr>
           <w:p>
             <w:r>
-              <w:t>No full page reload</w:t>
+              <w:t xml:space="preserve">No full page </w:t>
             </w:r>
+            <w:proofErr w:type="gramStart"/>
+            <w:r>
+              <w:t>reload</w:t>
+            </w:r>
+            <w:proofErr w:type="gramEnd"/>
           </w:p>
         </w:tc>
         <w:tc>
@@ -387,8 +416,13 @@
           </w:tcPr>
           <w:p>
             <w:r>
-              <w:t>Full page reload</w:t>
+              <w:t xml:space="preserve">Full page </w:t>
             </w:r>
+            <w:proofErr w:type="gramStart"/>
+            <w:r>
+              <w:t>reload</w:t>
+            </w:r>
+            <w:proofErr w:type="gramEnd"/>
           </w:p>
         </w:tc>
       </w:tr>
@@ -616,7 +650,15 @@
     </w:p>
     <w:p>
       <w:r>
-        <w:t>&lt;h1&gt;FoodHub&lt;/h1&gt;</w:t>
+        <w:t>&lt;h1&gt;</w:t>
+      </w:r>
+      <w:proofErr w:type="spellStart"/>
+      <w:r>
+        <w:t>FoodHub</w:t>
+      </w:r>
+      <w:proofErr w:type="spellEnd"/>
+      <w:r>
+        <w:t>&lt;/h1&gt;</w:t>
       </w:r>
     </w:p>
     <w:p>
@@ -940,7 +982,25 @@
           <w:b/>
           <w:bCs/>
         </w:rPr>
-        <w:t>10. What is package.json?</w:t>
+        <w:t xml:space="preserve">10. What is </w:t>
+      </w:r>
+      <w:proofErr w:type="spellStart"/>
+      <w:proofErr w:type="gramStart"/>
+      <w:r>
+        <w:rPr>
+          <w:b/>
+          <w:bCs/>
+        </w:rPr>
+        <w:t>package.json</w:t>
+      </w:r>
+      <w:proofErr w:type="spellEnd"/>
+      <w:proofErr w:type="gramEnd"/>
+      <w:r>
+        <w:rPr>
+          <w:b/>
+          <w:bCs/>
+        </w:rPr>
+        <w:t>?</w:t>
       </w:r>
     </w:p>
     <w:p>
@@ -953,8 +1013,15 @@
       </w:r>
     </w:p>
     <w:p>
-      <w:r>
-        <w:t>package.json is the configuration file of a Node.js project. It stores project information, dependencies, scripts, and project settings.</w:t>
+      <w:proofErr w:type="spellStart"/>
+      <w:proofErr w:type="gramStart"/>
+      <w:r>
+        <w:t>package.json</w:t>
+      </w:r>
+      <w:proofErr w:type="spellEnd"/>
+      <w:proofErr w:type="gramEnd"/>
+      <w:r>
+        <w:t xml:space="preserve"> is the configuration file of a Node.js project. It stores project information, dependencies, scripts, and project settings.</w:t>
       </w:r>
     </w:p>
     <w:p>
@@ -1017,8 +1084,13 @@
           <w:numId w:val="5"/>
         </w:numPr>
       </w:pPr>
-      <w:r>
-        <w:t xml:space="preserve">ReactDOM </w:t>
+      <w:proofErr w:type="spellStart"/>
+      <w:r>
+        <w:t>ReactDOM</w:t>
+      </w:r>
+      <w:proofErr w:type="spellEnd"/>
+      <w:r>
+        <w:t xml:space="preserve"> </w:t>
       </w:r>
     </w:p>
     <w:p>
@@ -1102,8 +1174,13 @@
           <w:numId w:val="6"/>
         </w:numPr>
       </w:pPr>
-      <w:r>
-        <w:t xml:space="preserve">ESLint </w:t>
+      <w:proofErr w:type="spellStart"/>
+      <w:r>
+        <w:t>ESLint</w:t>
+      </w:r>
+      <w:proofErr w:type="spellEnd"/>
+      <w:r>
+        <w:t xml:space="preserve"> </w:t>
       </w:r>
     </w:p>
     <w:p>
@@ -1286,9 +1363,11 @@
             <w:hideMark/>
           </w:tcPr>
           <w:p>
+            <w:proofErr w:type="spellStart"/>
             <w:r>
               <w:t>ESLint</w:t>
             </w:r>
+            <w:proofErr w:type="spellEnd"/>
           </w:p>
         </w:tc>
       </w:tr>
@@ -1355,7 +1434,15 @@
     </w:p>
     <w:p>
       <w:r>
-        <w:t>It enables ES Modules in Node.js, allowing us to use import and export syntax instead of require().</w:t>
+        <w:t xml:space="preserve">It enables ES Modules in Node.js, allowing us to use import and export syntax instead of </w:t>
+      </w:r>
+      <w:proofErr w:type="gramStart"/>
+      <w:r>
+        <w:t>require(</w:t>
+      </w:r>
+      <w:proofErr w:type="gramEnd"/>
+      <w:r>
+        <w:t>).</w:t>
       </w:r>
     </w:p>
     <w:p>
@@ -1378,7 +1465,25 @@
           <w:b/>
           <w:bCs/>
         </w:rPr>
-        <w:t>15. What is the purpose of package.json scripts?</w:t>
+        <w:t xml:space="preserve">15. What is the purpose of </w:t>
+      </w:r>
+      <w:proofErr w:type="spellStart"/>
+      <w:proofErr w:type="gramStart"/>
+      <w:r>
+        <w:rPr>
+          <w:b/>
+          <w:bCs/>
+        </w:rPr>
+        <w:t>package.json</w:t>
+      </w:r>
+      <w:proofErr w:type="spellEnd"/>
+      <w:proofErr w:type="gramEnd"/>
+      <w:r>
+        <w:rPr>
+          <w:b/>
+          <w:bCs/>
+        </w:rPr>
+        <w:t xml:space="preserve"> scripts?</w:t>
       </w:r>
     </w:p>
     <w:p>
@@ -1401,8 +1506,13 @@
       </w:r>
     </w:p>
     <w:p>
-      <w:r>
-        <w:t>npm run dev</w:t>
+      <w:proofErr w:type="spellStart"/>
+      <w:r>
+        <w:t>npm</w:t>
+      </w:r>
+      <w:proofErr w:type="spellEnd"/>
+      <w:r>
+        <w:t xml:space="preserve"> run dev</w:t>
       </w:r>
     </w:p>
     <w:p>
@@ -1411,9 +1521,11 @@
       </w:r>
     </w:p>
     <w:p>
+      <w:proofErr w:type="spellStart"/>
       <w:r>
         <w:t>vite</w:t>
       </w:r>
+      <w:proofErr w:type="spellEnd"/>
     </w:p>
     <w:p>
       <w:r>
@@ -1483,7 +1595,23 @@
           <w:b/>
           <w:bCs/>
         </w:rPr>
-        <w:t>16. Why don't we upload node_modules to GitHub?</w:t>
+        <w:t xml:space="preserve">16. Why don't we upload </w:t>
+      </w:r>
+      <w:proofErr w:type="spellStart"/>
+      <w:r>
+        <w:rPr>
+          <w:b/>
+          <w:bCs/>
+        </w:rPr>
+        <w:t>node_modules</w:t>
+      </w:r>
+      <w:proofErr w:type="spellEnd"/>
+      <w:r>
+        <w:rPr>
+          <w:b/>
+          <w:bCs/>
+        </w:rPr>
+        <w:t xml:space="preserve"> to GitHub?</w:t>
       </w:r>
     </w:p>
     <w:p>
@@ -1501,13 +1629,39 @@
       </w:r>
     </w:p>
     <w:p>
-      <w:r>
-        <w:t>npm install</w:t>
-      </w:r>
-    </w:p>
-    <w:p>
-      <w:r>
-        <w:t>Therefore node_modules is added to .gitignore.</w:t>
+      <w:proofErr w:type="spellStart"/>
+      <w:r>
+        <w:t>npm</w:t>
+      </w:r>
+      <w:proofErr w:type="spellEnd"/>
+      <w:r>
+        <w:t xml:space="preserve"> install</w:t>
+      </w:r>
+    </w:p>
+    <w:p>
+      <w:r>
+        <w:t xml:space="preserve">Therefore </w:t>
+      </w:r>
+      <w:proofErr w:type="spellStart"/>
+      <w:r>
+        <w:t>node_modules</w:t>
+      </w:r>
+      <w:proofErr w:type="spellEnd"/>
+      <w:r>
+        <w:t xml:space="preserve"> is added </w:t>
+      </w:r>
+      <w:proofErr w:type="gramStart"/>
+      <w:r>
+        <w:t>to .</w:t>
+      </w:r>
+      <w:proofErr w:type="spellStart"/>
+      <w:r>
+        <w:t>gitignore</w:t>
+      </w:r>
+      <w:proofErr w:type="spellEnd"/>
+      <w:proofErr w:type="gramEnd"/>
+      <w:r>
+        <w:t>.</w:t>
       </w:r>
     </w:p>
     <w:p>
@@ -1529,7 +1683,23 @@
           <w:b/>
           <w:bCs/>
         </w:rPr>
-        <w:t>17. What is node_modules?</w:t>
+        <w:t xml:space="preserve">17. What is </w:t>
+      </w:r>
+      <w:proofErr w:type="spellStart"/>
+      <w:r>
+        <w:rPr>
+          <w:b/>
+          <w:bCs/>
+        </w:rPr>
+        <w:t>node_modules</w:t>
+      </w:r>
+      <w:proofErr w:type="spellEnd"/>
+      <w:r>
+        <w:rPr>
+          <w:b/>
+          <w:bCs/>
+        </w:rPr>
+        <w:t>?</w:t>
       </w:r>
     </w:p>
     <w:p>
@@ -1542,8 +1712,13 @@
       </w:r>
     </w:p>
     <w:p>
-      <w:r>
-        <w:t>node_modules contains all installed packages required by the project.</w:t>
+      <w:proofErr w:type="spellStart"/>
+      <w:r>
+        <w:t>node_modules</w:t>
+      </w:r>
+      <w:proofErr w:type="spellEnd"/>
+      <w:r>
+        <w:t xml:space="preserve"> contains all installed packages required by the project.</w:t>
       </w:r>
     </w:p>
     <w:p>
@@ -1576,8 +1751,33 @@
           <w:bCs/>
         </w:rPr>
         <w:lastRenderedPageBreak/>
-        <w:t>18. Difference between main.jsx and App.jsx</w:t>
-      </w:r>
+        <w:t xml:space="preserve">18. Difference between </w:t>
+      </w:r>
+      <w:proofErr w:type="spellStart"/>
+      <w:r>
+        <w:rPr>
+          <w:b/>
+          <w:bCs/>
+        </w:rPr>
+        <w:t>main.jsx</w:t>
+      </w:r>
+      <w:proofErr w:type="spellEnd"/>
+      <w:r>
+        <w:rPr>
+          <w:b/>
+          <w:bCs/>
+        </w:rPr>
+        <w:t xml:space="preserve"> and </w:t>
+      </w:r>
+      <w:proofErr w:type="spellStart"/>
+      <w:r>
+        <w:rPr>
+          <w:b/>
+          <w:bCs/>
+        </w:rPr>
+        <w:t>App.jsx</w:t>
+      </w:r>
+      <w:proofErr w:type="spellEnd"/>
     </w:p>
     <w:tbl>
       <w:tblPr>
@@ -1613,6 +1813,7 @@
                 <w:bCs/>
               </w:rPr>
             </w:pPr>
+            <w:proofErr w:type="spellStart"/>
             <w:r>
               <w:rPr>
                 <w:b/>
@@ -1620,6 +1821,7 @@
               </w:rPr>
               <w:t>main.jsx</w:t>
             </w:r>
+            <w:proofErr w:type="spellEnd"/>
           </w:p>
         </w:tc>
         <w:tc>
@@ -1635,6 +1837,7 @@
                 <w:bCs/>
               </w:rPr>
             </w:pPr>
+            <w:proofErr w:type="spellStart"/>
             <w:r>
               <w:rPr>
                 <w:b/>
@@ -1642,6 +1845,7 @@
               </w:rPr>
               <w:t>App.jsx</w:t>
             </w:r>
+            <w:proofErr w:type="spellEnd"/>
           </w:p>
         </w:tc>
       </w:tr>
@@ -1727,8 +1931,13 @@
           </w:tcPr>
           <w:p>
             <w:r>
-              <w:t>Runs after main.jsx</w:t>
+              <w:t xml:space="preserve">Runs after </w:t>
             </w:r>
+            <w:proofErr w:type="spellStart"/>
+            <w:r>
+              <w:t>main.jsx</w:t>
+            </w:r>
+            <w:proofErr w:type="spellEnd"/>
           </w:p>
         </w:tc>
       </w:tr>
@@ -1775,13 +1984,23 @@
       </w:r>
     </w:p>
     <w:p>
-      <w:r>
-        <w:t>App.jsx exports App</w:t>
-      </w:r>
-    </w:p>
-    <w:p>
-      <w:r>
-        <w:t>main.jsx imports App</w:t>
+      <w:proofErr w:type="spellStart"/>
+      <w:r>
+        <w:t>App.jsx</w:t>
+      </w:r>
+      <w:proofErr w:type="spellEnd"/>
+      <w:r>
+        <w:t xml:space="preserve"> exports App</w:t>
+      </w:r>
+    </w:p>
+    <w:p>
+      <w:proofErr w:type="spellStart"/>
+      <w:r>
+        <w:t>main.jsx</w:t>
+      </w:r>
+      <w:proofErr w:type="spellEnd"/>
+      <w:r>
+        <w:t xml:space="preserve"> imports App</w:t>
       </w:r>
     </w:p>
     <w:p>
@@ -1957,7 +2176,23 @@
           <w:b/>
           <w:bCs/>
         </w:rPr>
-        <w:t>22. What is the purpose of ReactDOM?</w:t>
+        <w:t xml:space="preserve">22. What is the purpose of </w:t>
+      </w:r>
+      <w:proofErr w:type="spellStart"/>
+      <w:r>
+        <w:rPr>
+          <w:b/>
+          <w:bCs/>
+        </w:rPr>
+        <w:t>ReactDOM</w:t>
+      </w:r>
+      <w:proofErr w:type="spellEnd"/>
+      <w:r>
+        <w:rPr>
+          <w:b/>
+          <w:bCs/>
+        </w:rPr>
+        <w:t>?</w:t>
       </w:r>
     </w:p>
     <w:p>
@@ -1970,8 +2205,13 @@
       </w:r>
     </w:p>
     <w:p>
-      <w:r>
-        <w:t>ReactDOM connects React with the browser DOM and renders React components into the HTML page.</w:t>
+      <w:proofErr w:type="spellStart"/>
+      <w:r>
+        <w:t>ReactDOM</w:t>
+      </w:r>
+      <w:proofErr w:type="spellEnd"/>
+      <w:r>
+        <w:t xml:space="preserve"> connects React with the browser DOM and renders React components into the HTML page.</w:t>
       </w:r>
     </w:p>
     <w:p>
@@ -1994,7 +2234,23 @@
           <w:b/>
           <w:bCs/>
         </w:rPr>
-        <w:t>23. Why are React and ReactDOM separate packages?</w:t>
+        <w:t xml:space="preserve">23. Why are React and </w:t>
+      </w:r>
+      <w:proofErr w:type="spellStart"/>
+      <w:r>
+        <w:rPr>
+          <w:b/>
+          <w:bCs/>
+        </w:rPr>
+        <w:t>ReactDOM</w:t>
+      </w:r>
+      <w:proofErr w:type="spellEnd"/>
+      <w:r>
+        <w:rPr>
+          <w:b/>
+          <w:bCs/>
+        </w:rPr>
+        <w:t xml:space="preserve"> separate packages?</w:t>
       </w:r>
     </w:p>
     <w:p>
@@ -2008,7 +2264,15 @@
     </w:p>
     <w:p>
       <w:r>
-        <w:t>React contains the core library for building components and managing UI logic, while ReactDOM is responsible for rendering those components into the browser's DOM.</w:t>
+        <w:t xml:space="preserve">React contains the core library for building components and managing UI logic, while </w:t>
+      </w:r>
+      <w:proofErr w:type="spellStart"/>
+      <w:r>
+        <w:t>ReactDOM</w:t>
+      </w:r>
+      <w:proofErr w:type="spellEnd"/>
+      <w:r>
+        <w:t xml:space="preserve"> is responsible for rendering those components into the browser's DOM.</w:t>
       </w:r>
     </w:p>
     <w:p>
@@ -2338,6 +2602,7 @@
       <w:r>
         <w:t xml:space="preserve">I am building </w:t>
       </w:r>
+      <w:proofErr w:type="spellStart"/>
       <w:r>
         <w:rPr>
           <w:b/>
@@ -2345,6 +2610,7 @@
         </w:rPr>
         <w:t>FoodHub</w:t>
       </w:r>
+      <w:proofErr w:type="spellEnd"/>
       <w:r>
         <w:t>, a Full Stack Food Ordering System using the MERN stack. The purpose of the project is to learn React, Node.js, Express.js, and MongoDB by implementing a real-world application. Currently, I have completed the React project setup using Vite and understood the project structure, package management, and React fundamentals. The project will gradually include authentication, food management, cart, orders, and an admin dashboard.</w:t>
       </w:r>
@@ -2560,8 +2826,13 @@
         <w:t>└──</w:t>
       </w:r>
       <w:r>
-        <w:t xml:space="preserve"> FoodCard</w:t>
-      </w:r>
+        <w:t xml:space="preserve"> </w:t>
+      </w:r>
+      <w:proofErr w:type="spellStart"/>
+      <w:r>
+        <w:t>FoodCard</w:t>
+      </w:r>
+      <w:proofErr w:type="spellEnd"/>
       <w:r>
         <w:br/>
       </w:r>
@@ -2594,7 +2865,23 @@
           <w:b/>
           <w:bCs/>
         </w:rPr>
-        <w:t>27. Why is App.jsx called the Root Component?</w:t>
+        <w:t xml:space="preserve">27. Why is </w:t>
+      </w:r>
+      <w:proofErr w:type="spellStart"/>
+      <w:r>
+        <w:rPr>
+          <w:b/>
+          <w:bCs/>
+        </w:rPr>
+        <w:t>App.jsx</w:t>
+      </w:r>
+      <w:proofErr w:type="spellEnd"/>
+      <w:r>
+        <w:rPr>
+          <w:b/>
+          <w:bCs/>
+        </w:rPr>
+        <w:t xml:space="preserve"> called the Root Component?</w:t>
       </w:r>
     </w:p>
     <w:p>
@@ -2613,8 +2900,21 @@
       </w:r>
     </w:p>
     <w:p>
-      <w:r>
-        <w:t>App.jsx is called the Root Component because it is the first component rendered by main.jsx. Every other component in the application is directly or indirectly rendered inside App.</w:t>
+      <w:proofErr w:type="spellStart"/>
+      <w:r>
+        <w:t>App.jsx</w:t>
+      </w:r>
+      <w:proofErr w:type="spellEnd"/>
+      <w:r>
+        <w:t xml:space="preserve"> is called the Root Component because it is the first component rendered by </w:t>
+      </w:r>
+      <w:proofErr w:type="spellStart"/>
+      <w:r>
+        <w:t>main.jsx</w:t>
+      </w:r>
+      <w:proofErr w:type="spellEnd"/>
+      <w:r>
+        <w:t>. Every other component in the application is directly or indirectly rendered inside App.</w:t>
       </w:r>
     </w:p>
     <w:p>
@@ -2680,8 +2980,12 @@
       </w:r>
       <w:r>
         <w:br/>
+      </w:r>
+      <w:proofErr w:type="spellStart"/>
+      <w:r>
         <w:t>main.jsx</w:t>
       </w:r>
+      <w:proofErr w:type="spellEnd"/>
       <w:r>
         <w:br/>
         <w:t xml:space="preserve">      ↓</w:t>
@@ -2828,8 +3132,13 @@
       </w:r>
     </w:p>
     <w:p>
-      <w:r>
-        <w:t>App.jsx (1000 lines)</w:t>
+      <w:proofErr w:type="spellStart"/>
+      <w:r>
+        <w:t>App.jsx</w:t>
+      </w:r>
+      <w:proofErr w:type="spellEnd"/>
+      <w:r>
+        <w:t xml:space="preserve"> (1000 lines)</w:t>
       </w:r>
     </w:p>
     <w:p>
@@ -2847,8 +3156,12 @@
       </w:r>
       <w:r>
         <w:br/>
+      </w:r>
+      <w:proofErr w:type="spellStart"/>
+      <w:r>
         <w:t>FoodCard</w:t>
       </w:r>
+      <w:proofErr w:type="spellEnd"/>
       <w:r>
         <w:br/>
         <w:t>Footer</w:t>
@@ -3326,7 +3639,23 @@
     </w:p>
     <w:p>
       <w:r>
-        <w:t>&lt;CategoryCard name="Pizza" price={299} /&gt;</w:t>
+        <w:t>&lt;</w:t>
+      </w:r>
+      <w:proofErr w:type="spellStart"/>
+      <w:r>
+        <w:t>CategoryCard</w:t>
+      </w:r>
+      <w:proofErr w:type="spellEnd"/>
+      <w:r>
+        <w:t xml:space="preserve"> name="Pizza" price</w:t>
+      </w:r>
+      <w:proofErr w:type="gramStart"/>
+      <w:r>
+        <w:t>={</w:t>
+      </w:r>
+      <w:proofErr w:type="gramEnd"/>
+      <w:r>
+        <w:t>299} /&gt;</w:t>
       </w:r>
     </w:p>
     <w:p>
@@ -3348,7 +3677,23 @@
           <w:b/>
           <w:bCs/>
         </w:rPr>
-        <w:t>37. What is Destructuring in React?</w:t>
+        <w:t xml:space="preserve">37. What is </w:t>
+      </w:r>
+      <w:proofErr w:type="spellStart"/>
+      <w:r>
+        <w:rPr>
+          <w:b/>
+          <w:bCs/>
+        </w:rPr>
+        <w:t>Destructuring</w:t>
+      </w:r>
+      <w:proofErr w:type="spellEnd"/>
+      <w:r>
+        <w:rPr>
+          <w:b/>
+          <w:bCs/>
+        </w:rPr>
+        <w:t xml:space="preserve"> in React?</w:t>
       </w:r>
     </w:p>
     <w:p>
@@ -3367,8 +3712,13 @@
       </w:r>
     </w:p>
     <w:p>
-      <w:r>
-        <w:t>Destructuring is a JavaScript feature used to extract values from an object. In React, it is commonly used to access props directly.</w:t>
+      <w:proofErr w:type="spellStart"/>
+      <w:r>
+        <w:t>Destructuring</w:t>
+      </w:r>
+      <w:proofErr w:type="spellEnd"/>
+      <w:r>
+        <w:t xml:space="preserve"> is a JavaScript feature used to extract values from an object. In React, it is commonly used to access props directly.</w:t>
       </w:r>
     </w:p>
     <w:p>
@@ -3411,7 +3761,23 @@
           <w:b/>
           <w:bCs/>
         </w:rPr>
-        <w:t>38. What is .map() in React?</w:t>
+        <w:t xml:space="preserve">38. What </w:t>
+      </w:r>
+      <w:proofErr w:type="gramStart"/>
+      <w:r>
+        <w:rPr>
+          <w:b/>
+          <w:bCs/>
+        </w:rPr>
+        <w:t>is .map</w:t>
+      </w:r>
+      <w:proofErr w:type="gramEnd"/>
+      <w:r>
+        <w:rPr>
+          <w:b/>
+          <w:bCs/>
+        </w:rPr>
+        <w:t>() in React?</w:t>
       </w:r>
     </w:p>
     <w:p>
@@ -3430,8 +3796,13 @@
       </w:r>
     </w:p>
     <w:p>
-      <w:r>
-        <w:t>.map() is used to render multiple components from an array dynamically, avoiding repetitive code.</w:t>
+      <w:proofErr w:type="gramStart"/>
+      <w:r>
+        <w:t>.map</w:t>
+      </w:r>
+      <w:proofErr w:type="gramEnd"/>
+      <w:r>
+        <w:t>() is used to render multiple components from an array dynamically, avoiding repetitive code.</w:t>
       </w:r>
     </w:p>
     <w:p>
@@ -3444,12 +3815,25 @@
       </w:r>
     </w:p>
     <w:p>
-      <w:r>
-        <w:t>foods.map((food) =&gt; (</w:t>
+      <w:proofErr w:type="spellStart"/>
+      <w:r>
+        <w:t>foods.map</w:t>
+      </w:r>
+      <w:proofErr w:type="spellEnd"/>
+      <w:r>
+        <w:t>((food) =&gt; (</w:t>
       </w:r>
       <w:r>
         <w:br/>
-        <w:t xml:space="preserve">    &lt;FoodCard key={food.id} ... /&gt;</w:t>
+        <w:t xml:space="preserve">    &lt;</w:t>
+      </w:r>
+      <w:proofErr w:type="spellStart"/>
+      <w:r>
+        <w:t>FoodCard</w:t>
+      </w:r>
+      <w:proofErr w:type="spellEnd"/>
+      <w:r>
+        <w:t xml:space="preserve"> key={food.id} ... /&gt;</w:t>
       </w:r>
       <w:r>
         <w:br/>
@@ -3545,7 +3929,22 @@
       </w:r>
       <w:r>
         <w:br/>
-        <w:t>foods[] / categories[]</w:t>
+      </w:r>
+      <w:proofErr w:type="gramStart"/>
+      <w:r>
+        <w:t>foods[</w:t>
+      </w:r>
+      <w:proofErr w:type="gramEnd"/>
+      <w:r>
+        <w:t xml:space="preserve">] / </w:t>
+      </w:r>
+      <w:proofErr w:type="gramStart"/>
+      <w:r>
+        <w:t>categories[</w:t>
+      </w:r>
+      <w:proofErr w:type="gramEnd"/>
+      <w:r>
+        <w:t>]</w:t>
       </w:r>
       <w:r>
         <w:br/>
@@ -3561,8 +3960,20 @@
       </w:r>
       <w:r>
         <w:br/>
-        <w:t>FoodCard / CategoryCard</w:t>
-      </w:r>
+      </w:r>
+      <w:proofErr w:type="spellStart"/>
+      <w:r>
+        <w:t>FoodCard</w:t>
+      </w:r>
+      <w:proofErr w:type="spellEnd"/>
+      <w:r>
+        <w:t xml:space="preserve"> / </w:t>
+      </w:r>
+      <w:proofErr w:type="spellStart"/>
+      <w:r>
+        <w:t>CategoryCard</w:t>
+      </w:r>
+      <w:proofErr w:type="spellEnd"/>
       <w:r>
         <w:br/>
         <w:t xml:space="preserve">   ↓</w:t>
@@ -3691,8 +4102,12 @@
       </w:r>
       <w:r>
         <w:br/>
+      </w:r>
+      <w:proofErr w:type="spellStart"/>
+      <w:r>
         <w:t>FoodCard</w:t>
       </w:r>
+      <w:proofErr w:type="spellEnd"/>
     </w:p>
     <w:p>
       <w:r>
@@ -3795,7 +4210,23 @@
           <w:b/>
           <w:bCs/>
         </w:rPr>
-        <w:t>45. What is BrowserRouter?</w:t>
+        <w:t xml:space="preserve">45. What is </w:t>
+      </w:r>
+      <w:proofErr w:type="spellStart"/>
+      <w:r>
+        <w:rPr>
+          <w:b/>
+          <w:bCs/>
+        </w:rPr>
+        <w:t>BrowserRouter</w:t>
+      </w:r>
+      <w:proofErr w:type="spellEnd"/>
+      <w:r>
+        <w:rPr>
+          <w:b/>
+          <w:bCs/>
+        </w:rPr>
+        <w:t>?</w:t>
       </w:r>
     </w:p>
     <w:p>
@@ -3814,9 +4245,14 @@
       </w:r>
     </w:p>
     <w:p>
+      <w:proofErr w:type="spellStart"/>
       <w:r>
         <w:lastRenderedPageBreak/>
-        <w:t>BrowserRouter enables routing in a React application. It monitors the browser URL and renders the corresponding page component.</w:t>
+        <w:t>BrowserRouter</w:t>
+      </w:r>
+      <w:proofErr w:type="spellEnd"/>
+      <w:r>
+        <w:t xml:space="preserve"> enables routing in a React application. It monitors the browser URL and renders the corresponding page component.</w:t>
       </w:r>
     </w:p>
     <w:p>
@@ -3829,8 +4265,13 @@
       </w:r>
     </w:p>
     <w:p>
-      <w:r>
-        <w:t>BrowserRouter ↔ urls.py</w:t>
+      <w:proofErr w:type="spellStart"/>
+      <w:r>
+        <w:t>BrowserRouter</w:t>
+      </w:r>
+      <w:proofErr w:type="spellEnd"/>
+      <w:r>
+        <w:t xml:space="preserve"> ↔ urls.py</w:t>
       </w:r>
     </w:p>
     <w:p>
@@ -3907,11 +4348,27 @@
       </w:r>
       <w:r>
         <w:br/>
-        <w:t xml:space="preserve">    &lt;Route path="/" element={&lt;Home /&gt;} /&gt;</w:t>
+        <w:t xml:space="preserve">    &lt;Route path="/" element</w:t>
+      </w:r>
+      <w:proofErr w:type="gramStart"/>
+      <w:r>
+        <w:t>={</w:t>
+      </w:r>
+      <w:proofErr w:type="gramEnd"/>
+      <w:r>
+        <w:t>&lt;Home /&gt;} /&gt;</w:t>
       </w:r>
       <w:r>
         <w:br/>
-        <w:t xml:space="preserve">    &lt;Route path="/login" element={&lt;Login /&gt;} /&gt;</w:t>
+        <w:t xml:space="preserve">    &lt;Route path="/login" element</w:t>
+      </w:r>
+      <w:proofErr w:type="gramStart"/>
+      <w:r>
+        <w:t>={</w:t>
+      </w:r>
+      <w:proofErr w:type="gramEnd"/>
+      <w:r>
+        <w:t>&lt;Login /&gt;} /&gt;</w:t>
       </w:r>
       <w:r>
         <w:br/>
@@ -4155,7 +4612,23 @@
           <w:b/>
           <w:bCs/>
         </w:rPr>
-        <w:t>49. What is NavLink?</w:t>
+        <w:t xml:space="preserve">49. What is </w:t>
+      </w:r>
+      <w:proofErr w:type="spellStart"/>
+      <w:r>
+        <w:rPr>
+          <w:b/>
+          <w:bCs/>
+        </w:rPr>
+        <w:t>NavLink</w:t>
+      </w:r>
+      <w:proofErr w:type="spellEnd"/>
+      <w:r>
+        <w:rPr>
+          <w:b/>
+          <w:bCs/>
+        </w:rPr>
+        <w:t>?</w:t>
       </w:r>
     </w:p>
     <w:p>
@@ -4175,8 +4648,13 @@
       </w:r>
     </w:p>
     <w:p>
-      <w:r>
-        <w:t>NavLink works like Link but automatically applies an active class to the currently selected route. It is commonly used for navigation menus.</w:t>
+      <w:proofErr w:type="spellStart"/>
+      <w:r>
+        <w:t>NavLink</w:t>
+      </w:r>
+      <w:proofErr w:type="spellEnd"/>
+      <w:r>
+        <w:t xml:space="preserve"> works like Link but automatically applies an active class to the currently selected route. It is commonly used for navigation menus.</w:t>
       </w:r>
     </w:p>
     <w:p>
@@ -4223,7 +4701,23 @@
     </w:p>
     <w:p>
       <w:r>
-        <w:t>&lt;Route path="*" element={&lt;NotFound /&gt;} /&gt;</w:t>
+        <w:t>&lt;Route path="*" element</w:t>
+      </w:r>
+      <w:proofErr w:type="gramStart"/>
+      <w:r>
+        <w:t>={</w:t>
+      </w:r>
+      <w:proofErr w:type="gramEnd"/>
+      <w:r>
+        <w:t>&lt;</w:t>
+      </w:r>
+      <w:proofErr w:type="spellStart"/>
+      <w:r>
+        <w:t>NotFound</w:t>
+      </w:r>
+      <w:proofErr w:type="spellEnd"/>
+      <w:r>
+        <w:t xml:space="preserve"> /&gt;} /&gt;</w:t>
       </w:r>
     </w:p>
     <w:p>
@@ -4278,8 +4772,12 @@
       </w:r>
       <w:r>
         <w:br/>
+      </w:r>
+      <w:proofErr w:type="spellStart"/>
+      <w:r>
         <w:t>BrowserRouter</w:t>
       </w:r>
+      <w:proofErr w:type="spellEnd"/>
       <w:r>
         <w:br/>
         <w:t xml:space="preserve">      ↓</w:t>
@@ -4329,7 +4827,23 @@
           <w:b/>
           <w:bCs/>
         </w:rPr>
-        <w:t>52. Explain routing in your FoodHub project.</w:t>
+        <w:t xml:space="preserve">52. Explain routing in your </w:t>
+      </w:r>
+      <w:proofErr w:type="spellStart"/>
+      <w:r>
+        <w:rPr>
+          <w:b/>
+          <w:bCs/>
+        </w:rPr>
+        <w:t>FoodHub</w:t>
+      </w:r>
+      <w:proofErr w:type="spellEnd"/>
+      <w:r>
+        <w:rPr>
+          <w:b/>
+          <w:bCs/>
+        </w:rPr>
+        <w:t xml:space="preserve"> project.</w:t>
       </w:r>
     </w:p>
     <w:p>
@@ -4348,8 +4862,21 @@
       </w:r>
     </w:p>
     <w:p>
-      <w:r>
-        <w:t>FoodHub uses React Router for client-side routing. The application contains routes for Home, Menu, Login, Register, Cart, Orders, and Admin pages. Navigation is handled using Link/NavLink, allowing users to move between pages without reloading the website.</w:t>
+      <w:proofErr w:type="spellStart"/>
+      <w:r>
+        <w:t>FoodHub</w:t>
+      </w:r>
+      <w:proofErr w:type="spellEnd"/>
+      <w:r>
+        <w:t xml:space="preserve"> uses React Router for client-side routing. The application contains routes for Home, Menu, Login, Register, Cart, Orders, and Admin pages. Navigation is handled using Link/</w:t>
+      </w:r>
+      <w:proofErr w:type="spellStart"/>
+      <w:r>
+        <w:t>NavLink</w:t>
+      </w:r>
+      <w:proofErr w:type="spellEnd"/>
+      <w:r>
+        <w:t>, allowing users to move between pages without reloading the website.</w:t>
       </w:r>
     </w:p>
     <w:p>
@@ -4372,7 +4899,39 @@
           <w:bCs/>
         </w:rPr>
         <w:lastRenderedPageBreak/>
-        <w:t>53. Why is Express a dependency and Nodemon a devDependency?</w:t>
+        <w:t xml:space="preserve">53. Why is Express a dependency and </w:t>
+      </w:r>
+      <w:proofErr w:type="spellStart"/>
+      <w:r>
+        <w:rPr>
+          <w:b/>
+          <w:bCs/>
+        </w:rPr>
+        <w:t>Nodemon</w:t>
+      </w:r>
+      <w:proofErr w:type="spellEnd"/>
+      <w:r>
+        <w:rPr>
+          <w:b/>
+          <w:bCs/>
+        </w:rPr>
+        <w:t xml:space="preserve"> a </w:t>
+      </w:r>
+      <w:proofErr w:type="spellStart"/>
+      <w:r>
+        <w:rPr>
+          <w:b/>
+          <w:bCs/>
+        </w:rPr>
+        <w:t>devDependency</w:t>
+      </w:r>
+      <w:proofErr w:type="spellEnd"/>
+      <w:r>
+        <w:rPr>
+          <w:b/>
+          <w:bCs/>
+        </w:rPr>
+        <w:t>?</w:t>
       </w:r>
     </w:p>
     <w:p>
@@ -4409,6 +4968,7 @@
           <w:numId w:val="10"/>
         </w:numPr>
       </w:pPr>
+      <w:proofErr w:type="spellStart"/>
       <w:r>
         <w:rPr>
           <w:b/>
@@ -4416,8 +4976,17 @@
         </w:rPr>
         <w:t>Nodemon</w:t>
       </w:r>
-      <w:r>
-        <w:t xml:space="preserve"> is a devDependency because it is only used during development to automatically restart the server when code changes.</w:t>
+      <w:proofErr w:type="spellEnd"/>
+      <w:r>
+        <w:t xml:space="preserve"> is a </w:t>
+      </w:r>
+      <w:proofErr w:type="spellStart"/>
+      <w:r>
+        <w:t>devDependency</w:t>
+      </w:r>
+      <w:proofErr w:type="spellEnd"/>
+      <w:r>
+        <w:t xml:space="preserve"> because it is only used during development to automatically restart the server when code changes.</w:t>
       </w:r>
     </w:p>
     <w:p>
@@ -4555,7 +5124,65 @@
           <w:kern w:val="0"/>
           <w14:ligatures w14:val="none"/>
         </w:rPr>
-        <w:t>Q55. Why do we use app.use() with express.Router()?</w:t>
+        <w:t xml:space="preserve">Q55. Why do we use </w:t>
+      </w:r>
+      <w:proofErr w:type="spellStart"/>
+      <w:proofErr w:type="gramStart"/>
+      <w:r>
+        <w:rPr>
+          <w:rFonts w:eastAsia="Times New Roman" w:cstheme="minorHAnsi"/>
+          <w:b/>
+          <w:bCs/>
+          <w:kern w:val="0"/>
+          <w14:ligatures w14:val="none"/>
+        </w:rPr>
+        <w:t>app.use</w:t>
+      </w:r>
+      <w:proofErr w:type="spellEnd"/>
+      <w:r>
+        <w:rPr>
+          <w:rFonts w:eastAsia="Times New Roman" w:cstheme="minorHAnsi"/>
+          <w:b/>
+          <w:bCs/>
+          <w:kern w:val="0"/>
+          <w14:ligatures w14:val="none"/>
+        </w:rPr>
+        <w:t>(</w:t>
+      </w:r>
+      <w:proofErr w:type="gramEnd"/>
+      <w:r>
+        <w:rPr>
+          <w:rFonts w:eastAsia="Times New Roman" w:cstheme="minorHAnsi"/>
+          <w:b/>
+          <w:bCs/>
+          <w:kern w:val="0"/>
+          <w14:ligatures w14:val="none"/>
+        </w:rPr>
+        <w:t xml:space="preserve">) with </w:t>
+      </w:r>
+      <w:proofErr w:type="spellStart"/>
+      <w:proofErr w:type="gramStart"/>
+      <w:r>
+        <w:rPr>
+          <w:rFonts w:eastAsia="Times New Roman" w:cstheme="minorHAnsi"/>
+          <w:b/>
+          <w:bCs/>
+          <w:kern w:val="0"/>
+          <w14:ligatures w14:val="none"/>
+        </w:rPr>
+        <w:t>express.Router</w:t>
+      </w:r>
+      <w:proofErr w:type="spellEnd"/>
+      <w:proofErr w:type="gramEnd"/>
+      <w:r>
+        <w:rPr>
+          <w:rFonts w:eastAsia="Times New Roman" w:cstheme="minorHAnsi"/>
+          <w:b/>
+          <w:bCs/>
+          <w:kern w:val="0"/>
+          <w14:ligatures w14:val="none"/>
+        </w:rPr>
+        <w:t>()?</w:t>
       </w:r>
     </w:p>
     <w:p>
@@ -4587,13 +5214,53 @@
           <w14:ligatures w14:val="none"/>
         </w:rPr>
       </w:pPr>
-      <w:r>
-        <w:rPr>
-          <w:rFonts w:eastAsia="Times New Roman" w:cstheme="minorHAnsi"/>
-          <w:kern w:val="0"/>
-          <w14:ligatures w14:val="none"/>
-        </w:rPr>
-        <w:t>app.use() is used to mount a group of related routes under a common base path. Inside the route file, express.Router() defines only the remaining part of the URL, making the project modular and easier to maintain.</w:t>
+      <w:proofErr w:type="spellStart"/>
+      <w:proofErr w:type="gramStart"/>
+      <w:r>
+        <w:rPr>
+          <w:rFonts w:eastAsia="Times New Roman" w:cstheme="minorHAnsi"/>
+          <w:kern w:val="0"/>
+          <w14:ligatures w14:val="none"/>
+        </w:rPr>
+        <w:t>app.use</w:t>
+      </w:r>
+      <w:proofErr w:type="spellEnd"/>
+      <w:r>
+        <w:rPr>
+          <w:rFonts w:eastAsia="Times New Roman" w:cstheme="minorHAnsi"/>
+          <w:kern w:val="0"/>
+          <w14:ligatures w14:val="none"/>
+        </w:rPr>
+        <w:t>(</w:t>
+      </w:r>
+      <w:proofErr w:type="gramEnd"/>
+      <w:r>
+        <w:rPr>
+          <w:rFonts w:eastAsia="Times New Roman" w:cstheme="minorHAnsi"/>
+          <w:kern w:val="0"/>
+          <w14:ligatures w14:val="none"/>
+        </w:rPr>
+        <w:t xml:space="preserve">) is used to mount a group of related routes under a common base path. Inside the route file, </w:t>
+      </w:r>
+      <w:proofErr w:type="spellStart"/>
+      <w:proofErr w:type="gramStart"/>
+      <w:r>
+        <w:rPr>
+          <w:rFonts w:eastAsia="Times New Roman" w:cstheme="minorHAnsi"/>
+          <w:kern w:val="0"/>
+          <w14:ligatures w14:val="none"/>
+        </w:rPr>
+        <w:t>express.Router</w:t>
+      </w:r>
+      <w:proofErr w:type="spellEnd"/>
+      <w:proofErr w:type="gramEnd"/>
+      <w:r>
+        <w:rPr>
+          <w:rFonts w:eastAsia="Times New Roman" w:cstheme="minorHAnsi"/>
+          <w:kern w:val="0"/>
+          <w14:ligatures w14:val="none"/>
+        </w:rPr>
+        <w:t>() defines only the remaining part of the URL, making the project modular and easier to maintain.</w:t>
       </w:r>
     </w:p>
     <w:p>
@@ -4735,7 +5402,31 @@
           <w:kern w:val="0"/>
           <w14:ligatures w14:val="none"/>
         </w:rPr>
-        <w:t>57. What is req.params?</w:t>
+        <w:t xml:space="preserve">57. What is </w:t>
+      </w:r>
+      <w:proofErr w:type="spellStart"/>
+      <w:proofErr w:type="gramStart"/>
+      <w:r>
+        <w:rPr>
+          <w:rFonts w:eastAsia="Times New Roman" w:cstheme="minorHAnsi"/>
+          <w:b/>
+          <w:bCs/>
+          <w:kern w:val="0"/>
+          <w14:ligatures w14:val="none"/>
+        </w:rPr>
+        <w:t>req.params</w:t>
+      </w:r>
+      <w:proofErr w:type="spellEnd"/>
+      <w:proofErr w:type="gramEnd"/>
+      <w:r>
+        <w:rPr>
+          <w:rFonts w:eastAsia="Times New Roman" w:cstheme="minorHAnsi"/>
+          <w:b/>
+          <w:bCs/>
+          <w:kern w:val="0"/>
+          <w14:ligatures w14:val="none"/>
+        </w:rPr>
+        <w:t>?</w:t>
       </w:r>
     </w:p>
     <w:p>
@@ -4767,13 +5458,25 @@
           <w14:ligatures w14:val="none"/>
         </w:rPr>
       </w:pPr>
-      <w:r>
-        <w:rPr>
-          <w:rFonts w:eastAsia="Times New Roman" w:cstheme="minorHAnsi"/>
-          <w:kern w:val="0"/>
-          <w14:ligatures w14:val="none"/>
-        </w:rPr>
-        <w:t>req.params is an object that contains the values of route parameters from the URL. It is commonly used to access dynamic values such as IDs.</w:t>
+      <w:proofErr w:type="spellStart"/>
+      <w:proofErr w:type="gramStart"/>
+      <w:r>
+        <w:rPr>
+          <w:rFonts w:eastAsia="Times New Roman" w:cstheme="minorHAnsi"/>
+          <w:kern w:val="0"/>
+          <w14:ligatures w14:val="none"/>
+        </w:rPr>
+        <w:t>req.params</w:t>
+      </w:r>
+      <w:proofErr w:type="spellEnd"/>
+      <w:proofErr w:type="gramEnd"/>
+      <w:r>
+        <w:rPr>
+          <w:rFonts w:eastAsia="Times New Roman" w:cstheme="minorHAnsi"/>
+          <w:kern w:val="0"/>
+          <w14:ligatures w14:val="none"/>
+        </w:rPr>
+        <w:t xml:space="preserve"> is an object that contains the values of route parameters from the URL. It is commonly used to access dynamic values such as IDs.</w:t>
       </w:r>
     </w:p>
     <w:p>
@@ -4815,7 +5518,31 @@
           <w:kern w:val="0"/>
           <w14:ligatures w14:val="none"/>
         </w:rPr>
-        <w:t>58. What is req.body?</w:t>
+        <w:t xml:space="preserve">58. What is </w:t>
+      </w:r>
+      <w:proofErr w:type="spellStart"/>
+      <w:proofErr w:type="gramStart"/>
+      <w:r>
+        <w:rPr>
+          <w:rFonts w:eastAsia="Times New Roman" w:cstheme="minorHAnsi"/>
+          <w:b/>
+          <w:bCs/>
+          <w:kern w:val="0"/>
+          <w14:ligatures w14:val="none"/>
+        </w:rPr>
+        <w:t>req.body</w:t>
+      </w:r>
+      <w:proofErr w:type="spellEnd"/>
+      <w:proofErr w:type="gramEnd"/>
+      <w:r>
+        <w:rPr>
+          <w:rFonts w:eastAsia="Times New Roman" w:cstheme="minorHAnsi"/>
+          <w:b/>
+          <w:bCs/>
+          <w:kern w:val="0"/>
+          <w14:ligatures w14:val="none"/>
+        </w:rPr>
+        <w:t>?</w:t>
       </w:r>
     </w:p>
     <w:p>
@@ -4849,13 +5576,25 @@
           <w14:ligatures w14:val="none"/>
         </w:rPr>
       </w:pPr>
-      <w:r>
-        <w:rPr>
-          <w:rFonts w:eastAsia="Times New Roman" w:cstheme="minorHAnsi"/>
-          <w:kern w:val="0"/>
-          <w14:ligatures w14:val="none"/>
-        </w:rPr>
-        <w:t xml:space="preserve">req.body contains the data sent by the client in the request body. It is mainly used in </w:t>
+      <w:proofErr w:type="spellStart"/>
+      <w:proofErr w:type="gramStart"/>
+      <w:r>
+        <w:rPr>
+          <w:rFonts w:eastAsia="Times New Roman" w:cstheme="minorHAnsi"/>
+          <w:kern w:val="0"/>
+          <w14:ligatures w14:val="none"/>
+        </w:rPr>
+        <w:t>req.body</w:t>
+      </w:r>
+      <w:proofErr w:type="spellEnd"/>
+      <w:proofErr w:type="gramEnd"/>
+      <w:r>
+        <w:rPr>
+          <w:rFonts w:eastAsia="Times New Roman" w:cstheme="minorHAnsi"/>
+          <w:kern w:val="0"/>
+          <w14:ligatures w14:val="none"/>
+        </w:rPr>
+        <w:t xml:space="preserve"> contains the data sent by the client in the request body. It is mainly used in </w:t>
       </w:r>
       <w:r>
         <w:rPr>
@@ -4929,7 +5668,63 @@
           <w:kern w:val="0"/>
           <w14:ligatures w14:val="none"/>
         </w:rPr>
-        <w:t>const { name, price } = req.body;</w:t>
+        <w:t xml:space="preserve">const </w:t>
+      </w:r>
+      <w:proofErr w:type="gramStart"/>
+      <w:r>
+        <w:rPr>
+          <w:rFonts w:eastAsia="Times New Roman" w:cstheme="minorHAnsi"/>
+          <w:kern w:val="0"/>
+          <w14:ligatures w14:val="none"/>
+        </w:rPr>
+        <w:t>{ name</w:t>
+      </w:r>
+      <w:proofErr w:type="gramEnd"/>
+      <w:r>
+        <w:rPr>
+          <w:rFonts w:eastAsia="Times New Roman" w:cstheme="minorHAnsi"/>
+          <w:kern w:val="0"/>
+          <w14:ligatures w14:val="none"/>
+        </w:rPr>
+        <w:t xml:space="preserve">, </w:t>
+      </w:r>
+      <w:proofErr w:type="gramStart"/>
+      <w:r>
+        <w:rPr>
+          <w:rFonts w:eastAsia="Times New Roman" w:cstheme="minorHAnsi"/>
+          <w:kern w:val="0"/>
+          <w14:ligatures w14:val="none"/>
+        </w:rPr>
+        <w:t>price }</w:t>
+      </w:r>
+      <w:proofErr w:type="gramEnd"/>
+      <w:r>
+        <w:rPr>
+          <w:rFonts w:eastAsia="Times New Roman" w:cstheme="minorHAnsi"/>
+          <w:kern w:val="0"/>
+          <w14:ligatures w14:val="none"/>
+        </w:rPr>
+        <w:t xml:space="preserve"> = </w:t>
+      </w:r>
+      <w:proofErr w:type="spellStart"/>
+      <w:proofErr w:type="gramStart"/>
+      <w:r>
+        <w:rPr>
+          <w:rFonts w:eastAsia="Times New Roman" w:cstheme="minorHAnsi"/>
+          <w:kern w:val="0"/>
+          <w14:ligatures w14:val="none"/>
+        </w:rPr>
+        <w:t>req.body</w:t>
+      </w:r>
+      <w:proofErr w:type="spellEnd"/>
+      <w:proofErr w:type="gramEnd"/>
+      <w:r>
+        <w:rPr>
+          <w:rFonts w:eastAsia="Times New Roman" w:cstheme="minorHAnsi"/>
+          <w:kern w:val="0"/>
+          <w14:ligatures w14:val="none"/>
+        </w:rPr>
+        <w:t>;</w:t>
       </w:r>
     </w:p>
     <w:p>
@@ -4971,7 +5766,31 @@
           <w:kern w:val="0"/>
           <w14:ligatures w14:val="none"/>
         </w:rPr>
-        <w:t>59. Why do we use express.json()?</w:t>
+        <w:t xml:space="preserve">59. Why do we use </w:t>
+      </w:r>
+      <w:proofErr w:type="spellStart"/>
+      <w:proofErr w:type="gramStart"/>
+      <w:r>
+        <w:rPr>
+          <w:rFonts w:eastAsia="Times New Roman" w:cstheme="minorHAnsi"/>
+          <w:b/>
+          <w:bCs/>
+          <w:kern w:val="0"/>
+          <w14:ligatures w14:val="none"/>
+        </w:rPr>
+        <w:t>express.json</w:t>
+      </w:r>
+      <w:proofErr w:type="spellEnd"/>
+      <w:proofErr w:type="gramEnd"/>
+      <w:r>
+        <w:rPr>
+          <w:rFonts w:eastAsia="Times New Roman" w:cstheme="minorHAnsi"/>
+          <w:b/>
+          <w:bCs/>
+          <w:kern w:val="0"/>
+          <w14:ligatures w14:val="none"/>
+        </w:rPr>
+        <w:t>()?</w:t>
       </w:r>
     </w:p>
     <w:p>
@@ -5005,13 +5824,45 @@
           <w14:ligatures w14:val="none"/>
         </w:rPr>
       </w:pPr>
-      <w:r>
-        <w:rPr>
-          <w:rFonts w:eastAsia="Times New Roman" w:cstheme="minorHAnsi"/>
-          <w:kern w:val="0"/>
-          <w14:ligatures w14:val="none"/>
-        </w:rPr>
-        <w:t>express.json() is a middleware that converts incoming JSON data into a JavaScript object, allowing it to be accessed through req.body.</w:t>
+      <w:proofErr w:type="spellStart"/>
+      <w:proofErr w:type="gramStart"/>
+      <w:r>
+        <w:rPr>
+          <w:rFonts w:eastAsia="Times New Roman" w:cstheme="minorHAnsi"/>
+          <w:kern w:val="0"/>
+          <w14:ligatures w14:val="none"/>
+        </w:rPr>
+        <w:t>express.json</w:t>
+      </w:r>
+      <w:proofErr w:type="spellEnd"/>
+      <w:proofErr w:type="gramEnd"/>
+      <w:r>
+        <w:rPr>
+          <w:rFonts w:eastAsia="Times New Roman" w:cstheme="minorHAnsi"/>
+          <w:kern w:val="0"/>
+          <w14:ligatures w14:val="none"/>
+        </w:rPr>
+        <w:t xml:space="preserve">() is a middleware that converts incoming JSON data into a JavaScript object, allowing it to be accessed through </w:t>
+      </w:r>
+      <w:proofErr w:type="spellStart"/>
+      <w:proofErr w:type="gramStart"/>
+      <w:r>
+        <w:rPr>
+          <w:rFonts w:eastAsia="Times New Roman" w:cstheme="minorHAnsi"/>
+          <w:kern w:val="0"/>
+          <w14:ligatures w14:val="none"/>
+        </w:rPr>
+        <w:t>req.body</w:t>
+      </w:r>
+      <w:proofErr w:type="spellEnd"/>
+      <w:proofErr w:type="gramEnd"/>
+      <w:r>
+        <w:rPr>
+          <w:rFonts w:eastAsia="Times New Roman" w:cstheme="minorHAnsi"/>
+          <w:kern w:val="0"/>
+          <w14:ligatures w14:val="none"/>
+        </w:rPr>
+        <w:t>.</w:t>
       </w:r>
     </w:p>
     <w:p>
@@ -5029,7 +5880,47 @@
           <w:kern w:val="0"/>
           <w14:ligatures w14:val="none"/>
         </w:rPr>
-        <w:t>Without express.json(), req.body will be undefined.</w:t>
+        <w:t xml:space="preserve">Without </w:t>
+      </w:r>
+      <w:proofErr w:type="spellStart"/>
+      <w:proofErr w:type="gramStart"/>
+      <w:r>
+        <w:rPr>
+          <w:rFonts w:eastAsia="Times New Roman" w:cstheme="minorHAnsi"/>
+          <w:kern w:val="0"/>
+          <w14:ligatures w14:val="none"/>
+        </w:rPr>
+        <w:t>express.json</w:t>
+      </w:r>
+      <w:proofErr w:type="spellEnd"/>
+      <w:proofErr w:type="gramEnd"/>
+      <w:r>
+        <w:rPr>
+          <w:rFonts w:eastAsia="Times New Roman" w:cstheme="minorHAnsi"/>
+          <w:kern w:val="0"/>
+          <w14:ligatures w14:val="none"/>
+        </w:rPr>
+        <w:t xml:space="preserve">(), </w:t>
+      </w:r>
+      <w:proofErr w:type="spellStart"/>
+      <w:proofErr w:type="gramStart"/>
+      <w:r>
+        <w:rPr>
+          <w:rFonts w:eastAsia="Times New Roman" w:cstheme="minorHAnsi"/>
+          <w:kern w:val="0"/>
+          <w14:ligatures w14:val="none"/>
+        </w:rPr>
+        <w:t>req.body</w:t>
+      </w:r>
+      <w:proofErr w:type="spellEnd"/>
+      <w:proofErr w:type="gramEnd"/>
+      <w:r>
+        <w:rPr>
+          <w:rFonts w:eastAsia="Times New Roman" w:cstheme="minorHAnsi"/>
+          <w:kern w:val="0"/>
+          <w14:ligatures w14:val="none"/>
+        </w:rPr>
+        <w:t xml:space="preserve"> will be undefined.</w:t>
       </w:r>
     </w:p>
     <w:p>
@@ -5640,7 +6531,25 @@
                 <w:kern w:val="0"/>
                 <w14:ligatures w14:val="none"/>
               </w:rPr>
-              <w:t>/api/foods</w:t>
+              <w:t>/</w:t>
+            </w:r>
+            <w:proofErr w:type="spellStart"/>
+            <w:r>
+              <w:rPr>
+                <w:rFonts w:eastAsia="Times New Roman" w:cstheme="minorHAnsi"/>
+                <w:kern w:val="0"/>
+                <w14:ligatures w14:val="none"/>
+              </w:rPr>
+              <w:t>api</w:t>
+            </w:r>
+            <w:proofErr w:type="spellEnd"/>
+            <w:r>
+              <w:rPr>
+                <w:rFonts w:eastAsia="Times New Roman" w:cstheme="minorHAnsi"/>
+                <w:kern w:val="0"/>
+                <w14:ligatures w14:val="none"/>
+              </w:rPr>
+              <w:t>/foods</w:t>
             </w:r>
           </w:p>
         </w:tc>
@@ -5720,7 +6629,27 @@
                 <w:kern w:val="0"/>
                 <w14:ligatures w14:val="none"/>
               </w:rPr>
-              <w:t>/api/foods/:id</w:t>
+              <w:t>/</w:t>
+            </w:r>
+            <w:proofErr w:type="spellStart"/>
+            <w:proofErr w:type="gramStart"/>
+            <w:r>
+              <w:rPr>
+                <w:rFonts w:eastAsia="Times New Roman" w:cstheme="minorHAnsi"/>
+                <w:kern w:val="0"/>
+                <w14:ligatures w14:val="none"/>
+              </w:rPr>
+              <w:t>api</w:t>
+            </w:r>
+            <w:proofErr w:type="spellEnd"/>
+            <w:proofErr w:type="gramEnd"/>
+            <w:r>
+              <w:rPr>
+                <w:rFonts w:eastAsia="Times New Roman" w:cstheme="minorHAnsi"/>
+                <w:kern w:val="0"/>
+                <w14:ligatures w14:val="none"/>
+              </w:rPr>
+              <w:t>/foods/:id</w:t>
             </w:r>
           </w:p>
         </w:tc>
@@ -5800,7 +6729,25 @@
                 <w:kern w:val="0"/>
                 <w14:ligatures w14:val="none"/>
               </w:rPr>
-              <w:t>/api/foods</w:t>
+              <w:t>/</w:t>
+            </w:r>
+            <w:proofErr w:type="spellStart"/>
+            <w:r>
+              <w:rPr>
+                <w:rFonts w:eastAsia="Times New Roman" w:cstheme="minorHAnsi"/>
+                <w:kern w:val="0"/>
+                <w14:ligatures w14:val="none"/>
+              </w:rPr>
+              <w:t>api</w:t>
+            </w:r>
+            <w:proofErr w:type="spellEnd"/>
+            <w:r>
+              <w:rPr>
+                <w:rFonts w:eastAsia="Times New Roman" w:cstheme="minorHAnsi"/>
+                <w:kern w:val="0"/>
+                <w14:ligatures w14:val="none"/>
+              </w:rPr>
+              <w:t>/foods</w:t>
             </w:r>
           </w:p>
         </w:tc>
@@ -5880,7 +6827,27 @@
                 <w:kern w:val="0"/>
                 <w14:ligatures w14:val="none"/>
               </w:rPr>
-              <w:t>/api/foods/:id</w:t>
+              <w:t>/</w:t>
+            </w:r>
+            <w:proofErr w:type="spellStart"/>
+            <w:proofErr w:type="gramStart"/>
+            <w:r>
+              <w:rPr>
+                <w:rFonts w:eastAsia="Times New Roman" w:cstheme="minorHAnsi"/>
+                <w:kern w:val="0"/>
+                <w14:ligatures w14:val="none"/>
+              </w:rPr>
+              <w:t>api</w:t>
+            </w:r>
+            <w:proofErr w:type="spellEnd"/>
+            <w:proofErr w:type="gramEnd"/>
+            <w:r>
+              <w:rPr>
+                <w:rFonts w:eastAsia="Times New Roman" w:cstheme="minorHAnsi"/>
+                <w:kern w:val="0"/>
+                <w14:ligatures w14:val="none"/>
+              </w:rPr>
+              <w:t>/foods/:id</w:t>
             </w:r>
           </w:p>
         </w:tc>
@@ -5960,7 +6927,27 @@
                 <w:kern w:val="0"/>
                 <w14:ligatures w14:val="none"/>
               </w:rPr>
-              <w:t>/api/foods/:id</w:t>
+              <w:t>/</w:t>
+            </w:r>
+            <w:proofErr w:type="spellStart"/>
+            <w:proofErr w:type="gramStart"/>
+            <w:r>
+              <w:rPr>
+                <w:rFonts w:eastAsia="Times New Roman" w:cstheme="minorHAnsi"/>
+                <w:kern w:val="0"/>
+                <w14:ligatures w14:val="none"/>
+              </w:rPr>
+              <w:t>api</w:t>
+            </w:r>
+            <w:proofErr w:type="spellEnd"/>
+            <w:proofErr w:type="gramEnd"/>
+            <w:r>
+              <w:rPr>
+                <w:rFonts w:eastAsia="Times New Roman" w:cstheme="minorHAnsi"/>
+                <w:kern w:val="0"/>
+                <w14:ligatures w14:val="none"/>
+              </w:rPr>
+              <w:t>/foods/:id</w:t>
             </w:r>
           </w:p>
         </w:tc>
@@ -6048,7 +7035,29 @@
           <w:kern w:val="0"/>
           <w14:ligatures w14:val="none"/>
         </w:rPr>
-        <w:t>62. Explain the request flow in your FoodHub backend.</w:t>
+        <w:t xml:space="preserve">62. Explain the request flow in your </w:t>
+      </w:r>
+      <w:proofErr w:type="spellStart"/>
+      <w:r>
+        <w:rPr>
+          <w:rFonts w:eastAsia="Times New Roman" w:cstheme="minorHAnsi"/>
+          <w:b/>
+          <w:bCs/>
+          <w:kern w:val="0"/>
+          <w14:ligatures w14:val="none"/>
+        </w:rPr>
+        <w:t>FoodHub</w:t>
+      </w:r>
+      <w:proofErr w:type="spellEnd"/>
+      <w:r>
+        <w:rPr>
+          <w:rFonts w:eastAsia="Times New Roman" w:cstheme="minorHAnsi"/>
+          <w:b/>
+          <w:bCs/>
+          <w:kern w:val="0"/>
+          <w14:ligatures w14:val="none"/>
+        </w:rPr>
+        <w:t xml:space="preserve"> backend.</w:t>
       </w:r>
     </w:p>
     <w:p>
@@ -7100,7 +8109,45 @@
           <w:kern w:val="0"/>
           <w14:ligatures w14:val="none"/>
         </w:rPr>
-        <w:t>const Food = mongoose.model("Food", foodSchema);</w:t>
+        <w:t xml:space="preserve">const Food = </w:t>
+      </w:r>
+      <w:proofErr w:type="spellStart"/>
+      <w:proofErr w:type="gramStart"/>
+      <w:r>
+        <w:rPr>
+          <w:rFonts w:eastAsia="Times New Roman" w:cstheme="minorHAnsi"/>
+          <w:kern w:val="0"/>
+          <w14:ligatures w14:val="none"/>
+        </w:rPr>
+        <w:t>mongoose.model</w:t>
+      </w:r>
+      <w:proofErr w:type="spellEnd"/>
+      <w:proofErr w:type="gramEnd"/>
+      <w:r>
+        <w:rPr>
+          <w:rFonts w:eastAsia="Times New Roman" w:cstheme="minorHAnsi"/>
+          <w:kern w:val="0"/>
+          <w14:ligatures w14:val="none"/>
+        </w:rPr>
+        <w:t xml:space="preserve">("Food", </w:t>
+      </w:r>
+      <w:proofErr w:type="spellStart"/>
+      <w:r>
+        <w:rPr>
+          <w:rFonts w:eastAsia="Times New Roman" w:cstheme="minorHAnsi"/>
+          <w:kern w:val="0"/>
+          <w14:ligatures w14:val="none"/>
+        </w:rPr>
+        <w:t>foodSchema</w:t>
+      </w:r>
+      <w:proofErr w:type="spellEnd"/>
+      <w:r>
+        <w:rPr>
+          <w:rFonts w:eastAsia="Times New Roman" w:cstheme="minorHAnsi"/>
+          <w:kern w:val="0"/>
+          <w14:ligatures w14:val="none"/>
+        </w:rPr>
+        <w:t>);</w:t>
       </w:r>
     </w:p>
     <w:p>
@@ -7402,7 +8449,29 @@
           <w:kern w:val="0"/>
           <w14:ligatures w14:val="none"/>
         </w:rPr>
-        <w:t>69. Why did you use MongoDB instead of MySQL in FoodHub?</w:t>
+        <w:t xml:space="preserve">69. Why did you use MongoDB instead of MySQL in </w:t>
+      </w:r>
+      <w:proofErr w:type="spellStart"/>
+      <w:r>
+        <w:rPr>
+          <w:rFonts w:eastAsia="Times New Roman" w:cstheme="minorHAnsi"/>
+          <w:b/>
+          <w:bCs/>
+          <w:kern w:val="0"/>
+          <w14:ligatures w14:val="none"/>
+        </w:rPr>
+        <w:t>FoodHub</w:t>
+      </w:r>
+      <w:proofErr w:type="spellEnd"/>
+      <w:r>
+        <w:rPr>
+          <w:rFonts w:eastAsia="Times New Roman" w:cstheme="minorHAnsi"/>
+          <w:b/>
+          <w:bCs/>
+          <w:kern w:val="0"/>
+          <w14:ligatures w14:val="none"/>
+        </w:rPr>
+        <w:t>?</w:t>
       </w:r>
     </w:p>
     <w:p>
@@ -8037,7 +9106,29 @@
           <w:kern w:val="0"/>
           <w14:ligatures w14:val="none"/>
         </w:rPr>
-        <w:t>Q73. Why did you use the cors package in your Express application?</w:t>
+        <w:t xml:space="preserve">Q73. Why did you use the </w:t>
+      </w:r>
+      <w:proofErr w:type="spellStart"/>
+      <w:r>
+        <w:rPr>
+          <w:rFonts w:eastAsia="Times New Roman" w:cstheme="minorHAnsi"/>
+          <w:b/>
+          <w:bCs/>
+          <w:kern w:val="0"/>
+          <w14:ligatures w14:val="none"/>
+        </w:rPr>
+        <w:t>cors</w:t>
+      </w:r>
+      <w:proofErr w:type="spellEnd"/>
+      <w:r>
+        <w:rPr>
+          <w:rFonts w:eastAsia="Times New Roman" w:cstheme="minorHAnsi"/>
+          <w:b/>
+          <w:bCs/>
+          <w:kern w:val="0"/>
+          <w14:ligatures w14:val="none"/>
+        </w:rPr>
+        <w:t xml:space="preserve"> package in your Express application?</w:t>
       </w:r>
     </w:p>
     <w:p>
@@ -8075,7 +9166,25 @@
           <w:kern w:val="0"/>
           <w14:ligatures w14:val="none"/>
         </w:rPr>
-        <w:t>The React frontend runs on http://localhost:5173 and the Express backend runs on http://localhost:5000. Since they are different origins, the browser blocks requests by default. The cors middleware allows the backend to accept requests from the frontend.</w:t>
+        <w:t xml:space="preserve">The React frontend runs on http://localhost:5173 and the Express backend runs on http://localhost:5000. Since they are different origins, the browser blocks requests by default. The </w:t>
+      </w:r>
+      <w:proofErr w:type="spellStart"/>
+      <w:r>
+        <w:rPr>
+          <w:rFonts w:eastAsia="Times New Roman" w:cstheme="minorHAnsi"/>
+          <w:kern w:val="0"/>
+          <w14:ligatures w14:val="none"/>
+        </w:rPr>
+        <w:t>cors</w:t>
+      </w:r>
+      <w:proofErr w:type="spellEnd"/>
+      <w:r>
+        <w:rPr>
+          <w:rFonts w:eastAsia="Times New Roman" w:cstheme="minorHAnsi"/>
+          <w:kern w:val="0"/>
+          <w14:ligatures w14:val="none"/>
+        </w:rPr>
+        <w:t xml:space="preserve"> middleware allows the backend to accept requests from the frontend.</w:t>
       </w:r>
     </w:p>
     <w:p>
@@ -8105,6 +9214,7 @@
           <w14:ligatures w14:val="none"/>
         </w:rPr>
       </w:pPr>
+      <w:proofErr w:type="spellStart"/>
       <w:r>
         <w:rPr>
           <w:rFonts w:eastAsia="Times New Roman" w:cstheme="minorHAnsi"/>
@@ -8112,7 +9222,44 @@
           <w14:ligatures w14:val="none"/>
         </w:rPr>
         <w:lastRenderedPageBreak/>
-        <w:t>app.use(cors());</w:t>
+        <w:t>app.use</w:t>
+      </w:r>
+      <w:proofErr w:type="spellEnd"/>
+      <w:r>
+        <w:rPr>
+          <w:rFonts w:eastAsia="Times New Roman" w:cstheme="minorHAnsi"/>
+          <w:kern w:val="0"/>
+          <w14:ligatures w14:val="none"/>
+        </w:rPr>
+        <w:t>(</w:t>
+      </w:r>
+      <w:proofErr w:type="spellStart"/>
+      <w:proofErr w:type="gramStart"/>
+      <w:r>
+        <w:rPr>
+          <w:rFonts w:eastAsia="Times New Roman" w:cstheme="minorHAnsi"/>
+          <w:kern w:val="0"/>
+          <w14:ligatures w14:val="none"/>
+        </w:rPr>
+        <w:t>cors</w:t>
+      </w:r>
+      <w:proofErr w:type="spellEnd"/>
+      <w:r>
+        <w:rPr>
+          <w:rFonts w:eastAsia="Times New Roman" w:cstheme="minorHAnsi"/>
+          <w:kern w:val="0"/>
+          <w14:ligatures w14:val="none"/>
+        </w:rPr>
+        <w:t>(</w:t>
+      </w:r>
+      <w:proofErr w:type="gramEnd"/>
+      <w:r>
+        <w:rPr>
+          <w:rFonts w:eastAsia="Times New Roman" w:cstheme="minorHAnsi"/>
+          <w:kern w:val="0"/>
+          <w14:ligatures w14:val="none"/>
+        </w:rPr>
+        <w:t>));</w:t>
       </w:r>
     </w:p>
     <w:p>
@@ -8587,7 +9734,25 @@
           <w14:ligatures w14:val="none"/>
         </w:rPr>
         <w:lastRenderedPageBreak/>
-        <w:t>api.js creates a reusable Axios instance with a common baseURL. This avoids repeating the server URL in every API request and keeps the code organized.</w:t>
+        <w:t xml:space="preserve">api.js creates a reusable Axios instance with a common </w:t>
+      </w:r>
+      <w:proofErr w:type="spellStart"/>
+      <w:r>
+        <w:rPr>
+          <w:rFonts w:eastAsia="Times New Roman" w:cstheme="minorHAnsi"/>
+          <w:kern w:val="0"/>
+          <w14:ligatures w14:val="none"/>
+        </w:rPr>
+        <w:t>baseURL</w:t>
+      </w:r>
+      <w:proofErr w:type="spellEnd"/>
+      <w:r>
+        <w:rPr>
+          <w:rFonts w:eastAsia="Times New Roman" w:cstheme="minorHAnsi"/>
+          <w:kern w:val="0"/>
+          <w14:ligatures w14:val="none"/>
+        </w:rPr>
+        <w:t>. This avoids repeating the server URL in every API request and keeps the code organized.</w:t>
       </w:r>
     </w:p>
     <w:p>
@@ -8629,7 +9794,41 @@
           <w:kern w:val="0"/>
           <w14:ligatures w14:val="none"/>
         </w:rPr>
-        <w:t>Q78. Why do we use useEffect() for API calls?</w:t>
+        <w:t xml:space="preserve">Q78. Why do we use </w:t>
+      </w:r>
+      <w:proofErr w:type="spellStart"/>
+      <w:proofErr w:type="gramStart"/>
+      <w:r>
+        <w:rPr>
+          <w:rFonts w:eastAsia="Times New Roman" w:cstheme="minorHAnsi"/>
+          <w:b/>
+          <w:bCs/>
+          <w:kern w:val="0"/>
+          <w14:ligatures w14:val="none"/>
+        </w:rPr>
+        <w:t>useEffect</w:t>
+      </w:r>
+      <w:proofErr w:type="spellEnd"/>
+      <w:r>
+        <w:rPr>
+          <w:rFonts w:eastAsia="Times New Roman" w:cstheme="minorHAnsi"/>
+          <w:b/>
+          <w:bCs/>
+          <w:kern w:val="0"/>
+          <w14:ligatures w14:val="none"/>
+        </w:rPr>
+        <w:t>(</w:t>
+      </w:r>
+      <w:proofErr w:type="gramEnd"/>
+      <w:r>
+        <w:rPr>
+          <w:rFonts w:eastAsia="Times New Roman" w:cstheme="minorHAnsi"/>
+          <w:b/>
+          <w:bCs/>
+          <w:kern w:val="0"/>
+          <w14:ligatures w14:val="none"/>
+        </w:rPr>
+        <w:t>) for API calls?</w:t>
       </w:r>
     </w:p>
     <w:p>
@@ -8661,13 +9860,33 @@
           <w14:ligatures w14:val="none"/>
         </w:rPr>
       </w:pPr>
-      <w:r>
-        <w:rPr>
-          <w:rFonts w:eastAsia="Times New Roman" w:cstheme="minorHAnsi"/>
-          <w:kern w:val="0"/>
-          <w14:ligatures w14:val="none"/>
-        </w:rPr>
-        <w:t>useEffect() runs after the component is rendered. It is commonly used to fetch data from the backend when the page loads.</w:t>
+      <w:proofErr w:type="spellStart"/>
+      <w:proofErr w:type="gramStart"/>
+      <w:r>
+        <w:rPr>
+          <w:rFonts w:eastAsia="Times New Roman" w:cstheme="minorHAnsi"/>
+          <w:kern w:val="0"/>
+          <w14:ligatures w14:val="none"/>
+        </w:rPr>
+        <w:t>useEffect</w:t>
+      </w:r>
+      <w:proofErr w:type="spellEnd"/>
+      <w:r>
+        <w:rPr>
+          <w:rFonts w:eastAsia="Times New Roman" w:cstheme="minorHAnsi"/>
+          <w:kern w:val="0"/>
+          <w14:ligatures w14:val="none"/>
+        </w:rPr>
+        <w:t>(</w:t>
+      </w:r>
+      <w:proofErr w:type="gramEnd"/>
+      <w:r>
+        <w:rPr>
+          <w:rFonts w:eastAsia="Times New Roman" w:cstheme="minorHAnsi"/>
+          <w:kern w:val="0"/>
+          <w14:ligatures w14:val="none"/>
+        </w:rPr>
+        <w:t>) runs after the component is rendered. It is commonly used to fetch data from the backend when the page loads.</w:t>
       </w:r>
     </w:p>
     <w:p>
@@ -8709,7 +9928,41 @@
           <w:kern w:val="0"/>
           <w14:ligatures w14:val="none"/>
         </w:rPr>
-        <w:t>Q79. Why do we use useState()?</w:t>
+        <w:t xml:space="preserve">Q79. Why do we use </w:t>
+      </w:r>
+      <w:proofErr w:type="spellStart"/>
+      <w:proofErr w:type="gramStart"/>
+      <w:r>
+        <w:rPr>
+          <w:rFonts w:eastAsia="Times New Roman" w:cstheme="minorHAnsi"/>
+          <w:b/>
+          <w:bCs/>
+          <w:kern w:val="0"/>
+          <w14:ligatures w14:val="none"/>
+        </w:rPr>
+        <w:t>useState</w:t>
+      </w:r>
+      <w:proofErr w:type="spellEnd"/>
+      <w:r>
+        <w:rPr>
+          <w:rFonts w:eastAsia="Times New Roman" w:cstheme="minorHAnsi"/>
+          <w:b/>
+          <w:bCs/>
+          <w:kern w:val="0"/>
+          <w14:ligatures w14:val="none"/>
+        </w:rPr>
+        <w:t>(</w:t>
+      </w:r>
+      <w:proofErr w:type="gramEnd"/>
+      <w:r>
+        <w:rPr>
+          <w:rFonts w:eastAsia="Times New Roman" w:cstheme="minorHAnsi"/>
+          <w:b/>
+          <w:bCs/>
+          <w:kern w:val="0"/>
+          <w14:ligatures w14:val="none"/>
+        </w:rPr>
+        <w:t>)?</w:t>
       </w:r>
     </w:p>
     <w:p>
@@ -8741,13 +9994,61 @@
           <w14:ligatures w14:val="none"/>
         </w:rPr>
       </w:pPr>
-      <w:r>
-        <w:rPr>
-          <w:rFonts w:eastAsia="Times New Roman" w:cstheme="minorHAnsi"/>
-          <w:kern w:val="0"/>
-          <w14:ligatures w14:val="none"/>
-        </w:rPr>
-        <w:t>useState() stores dynamic data in a React component. When the state changes using the setter function (e.g., setFoods()), React automatically re-renders the UI.</w:t>
+      <w:proofErr w:type="spellStart"/>
+      <w:proofErr w:type="gramStart"/>
+      <w:r>
+        <w:rPr>
+          <w:rFonts w:eastAsia="Times New Roman" w:cstheme="minorHAnsi"/>
+          <w:kern w:val="0"/>
+          <w14:ligatures w14:val="none"/>
+        </w:rPr>
+        <w:t>useState</w:t>
+      </w:r>
+      <w:proofErr w:type="spellEnd"/>
+      <w:r>
+        <w:rPr>
+          <w:rFonts w:eastAsia="Times New Roman" w:cstheme="minorHAnsi"/>
+          <w:kern w:val="0"/>
+          <w14:ligatures w14:val="none"/>
+        </w:rPr>
+        <w:t>(</w:t>
+      </w:r>
+      <w:proofErr w:type="gramEnd"/>
+      <w:r>
+        <w:rPr>
+          <w:rFonts w:eastAsia="Times New Roman" w:cstheme="minorHAnsi"/>
+          <w:kern w:val="0"/>
+          <w14:ligatures w14:val="none"/>
+        </w:rPr>
+        <w:t xml:space="preserve">) stores dynamic data in a React component. When the state changes using the setter function (e.g., </w:t>
+      </w:r>
+      <w:proofErr w:type="spellStart"/>
+      <w:proofErr w:type="gramStart"/>
+      <w:r>
+        <w:rPr>
+          <w:rFonts w:eastAsia="Times New Roman" w:cstheme="minorHAnsi"/>
+          <w:kern w:val="0"/>
+          <w14:ligatures w14:val="none"/>
+        </w:rPr>
+        <w:t>setFoods</w:t>
+      </w:r>
+      <w:proofErr w:type="spellEnd"/>
+      <w:r>
+        <w:rPr>
+          <w:rFonts w:eastAsia="Times New Roman" w:cstheme="minorHAnsi"/>
+          <w:kern w:val="0"/>
+          <w14:ligatures w14:val="none"/>
+        </w:rPr>
+        <w:t>(</w:t>
+      </w:r>
+      <w:proofErr w:type="gramEnd"/>
+      <w:r>
+        <w:rPr>
+          <w:rFonts w:eastAsia="Times New Roman" w:cstheme="minorHAnsi"/>
+          <w:kern w:val="0"/>
+          <w14:ligatures w14:val="none"/>
+        </w:rPr>
+        <w:t>)), React automatically re-renders the UI.</w:t>
       </w:r>
     </w:p>
     <w:p>
@@ -8769,7 +10070,29 @@
           <w:kern w:val="0"/>
           <w14:ligatures w14:val="none"/>
         </w:rPr>
-        <w:t>What is useState?</w:t>
+        <w:t xml:space="preserve">What is </w:t>
+      </w:r>
+      <w:proofErr w:type="spellStart"/>
+      <w:r>
+        <w:rPr>
+          <w:rFonts w:eastAsia="Times New Roman" w:cstheme="minorHAnsi"/>
+          <w:b/>
+          <w:bCs/>
+          <w:kern w:val="0"/>
+          <w14:ligatures w14:val="none"/>
+        </w:rPr>
+        <w:t>useState</w:t>
+      </w:r>
+      <w:proofErr w:type="spellEnd"/>
+      <w:r>
+        <w:rPr>
+          <w:rFonts w:eastAsia="Times New Roman" w:cstheme="minorHAnsi"/>
+          <w:b/>
+          <w:bCs/>
+          <w:kern w:val="0"/>
+          <w14:ligatures w14:val="none"/>
+        </w:rPr>
+        <w:t>?</w:t>
       </w:r>
     </w:p>
     <w:p>
@@ -8781,13 +10104,41 @@
           <w14:ligatures w14:val="none"/>
         </w:rPr>
       </w:pPr>
-      <w:r>
-        <w:rPr>
-          <w:rFonts w:eastAsia="Times New Roman" w:cstheme="minorHAnsi"/>
-          <w:kern w:val="0"/>
-          <w14:ligatures w14:val="none"/>
-        </w:rPr>
-        <w:t>useState is a React Hook used to store and manage dynamic data inside a component. When the state is updated using its setter function, React automatically re-renders the component.</w:t>
+      <w:proofErr w:type="spellStart"/>
+      <w:r>
+        <w:rPr>
+          <w:rFonts w:eastAsia="Times New Roman" w:cstheme="minorHAnsi"/>
+          <w:kern w:val="0"/>
+          <w14:ligatures w14:val="none"/>
+        </w:rPr>
+        <w:t>useState</w:t>
+      </w:r>
+      <w:proofErr w:type="spellEnd"/>
+      <w:r>
+        <w:rPr>
+          <w:rFonts w:eastAsia="Times New Roman" w:cstheme="minorHAnsi"/>
+          <w:kern w:val="0"/>
+          <w14:ligatures w14:val="none"/>
+        </w:rPr>
+        <w:t xml:space="preserve"> is a React Hook used to store and manage dynamic data inside a component. When the state is updated using its setter function, </w:t>
+      </w:r>
+      <w:proofErr w:type="gramStart"/>
+      <w:r>
+        <w:rPr>
+          <w:rFonts w:eastAsia="Times New Roman" w:cstheme="minorHAnsi"/>
+          <w:kern w:val="0"/>
+          <w14:ligatures w14:val="none"/>
+        </w:rPr>
+        <w:t>React</w:t>
+      </w:r>
+      <w:proofErr w:type="gramEnd"/>
+      <w:r>
+        <w:rPr>
+          <w:rFonts w:eastAsia="Times New Roman" w:cstheme="minorHAnsi"/>
+          <w:kern w:val="0"/>
+          <w14:ligatures w14:val="none"/>
+        </w:rPr>
+        <w:t xml:space="preserve"> automatically re-renders the component.</w:t>
       </w:r>
     </w:p>
     <w:p>
@@ -8829,7 +10180,29 @@
           <w:kern w:val="0"/>
           <w14:ligatures w14:val="none"/>
         </w:rPr>
-        <w:t>What is useEffect?</w:t>
+        <w:t xml:space="preserve">What is </w:t>
+      </w:r>
+      <w:proofErr w:type="spellStart"/>
+      <w:r>
+        <w:rPr>
+          <w:rFonts w:eastAsia="Times New Roman" w:cstheme="minorHAnsi"/>
+          <w:b/>
+          <w:bCs/>
+          <w:kern w:val="0"/>
+          <w14:ligatures w14:val="none"/>
+        </w:rPr>
+        <w:t>useEffect</w:t>
+      </w:r>
+      <w:proofErr w:type="spellEnd"/>
+      <w:r>
+        <w:rPr>
+          <w:rFonts w:eastAsia="Times New Roman" w:cstheme="minorHAnsi"/>
+          <w:b/>
+          <w:bCs/>
+          <w:kern w:val="0"/>
+          <w14:ligatures w14:val="none"/>
+        </w:rPr>
+        <w:t>?</w:t>
       </w:r>
     </w:p>
     <w:p>
@@ -8841,13 +10214,23 @@
           <w14:ligatures w14:val="none"/>
         </w:rPr>
       </w:pPr>
-      <w:r>
-        <w:rPr>
-          <w:rFonts w:eastAsia="Times New Roman" w:cstheme="minorHAnsi"/>
-          <w:kern w:val="0"/>
-          <w14:ligatures w14:val="none"/>
-        </w:rPr>
-        <w:t>useEffect is a React Hook used to perform side effects such as API calls, timers, or event listeners after a component renders. An empty dependency array ([]) makes it run only once when the component first loads.</w:t>
+      <w:proofErr w:type="spellStart"/>
+      <w:r>
+        <w:rPr>
+          <w:rFonts w:eastAsia="Times New Roman" w:cstheme="minorHAnsi"/>
+          <w:kern w:val="0"/>
+          <w14:ligatures w14:val="none"/>
+        </w:rPr>
+        <w:t>useEffect</w:t>
+      </w:r>
+      <w:proofErr w:type="spellEnd"/>
+      <w:r>
+        <w:rPr>
+          <w:rFonts w:eastAsia="Times New Roman" w:cstheme="minorHAnsi"/>
+          <w:kern w:val="0"/>
+          <w14:ligatures w14:val="none"/>
+        </w:rPr>
+        <w:t xml:space="preserve"> is a React Hook used to perform side effects such as API calls, timers, or event listeners after a component renders. An empty dependency array ([]) makes it run only once when the component first loads.</w:t>
       </w:r>
     </w:p>
     <w:p>
@@ -8937,7 +10320,25 @@
           <w:kern w:val="0"/>
           <w14:ligatures w14:val="none"/>
         </w:rPr>
-        <w:t>Authentication is the process of verifying a user's identity. In FoodHub, users register and log in using their email and password.</w:t>
+        <w:t xml:space="preserve">Authentication is the process of verifying a user's identity. In </w:t>
+      </w:r>
+      <w:proofErr w:type="spellStart"/>
+      <w:r>
+        <w:rPr>
+          <w:rFonts w:eastAsia="Times New Roman" w:cstheme="minorHAnsi"/>
+          <w:kern w:val="0"/>
+          <w14:ligatures w14:val="none"/>
+        </w:rPr>
+        <w:t>FoodHub</w:t>
+      </w:r>
+      <w:proofErr w:type="spellEnd"/>
+      <w:r>
+        <w:rPr>
+          <w:rFonts w:eastAsia="Times New Roman" w:cstheme="minorHAnsi"/>
+          <w:kern w:val="0"/>
+          <w14:ligatures w14:val="none"/>
+        </w:rPr>
+        <w:t>, users register and log in using their email and password.</w:t>
       </w:r>
     </w:p>
     <w:p>
@@ -9198,7 +10599,25 @@
           <w:kern w:val="0"/>
           <w14:ligatures w14:val="none"/>
         </w:rPr>
-        <w:t>Hash Password (bcrypt)</w:t>
+        <w:t>Hash Password (</w:t>
+      </w:r>
+      <w:proofErr w:type="spellStart"/>
+      <w:r>
+        <w:rPr>
+          <w:rFonts w:eastAsia="Times New Roman" w:cstheme="minorHAnsi"/>
+          <w:kern w:val="0"/>
+          <w14:ligatures w14:val="none"/>
+        </w:rPr>
+        <w:t>bcrypt</w:t>
+      </w:r>
+      <w:proofErr w:type="spellEnd"/>
+      <w:r>
+        <w:rPr>
+          <w:rFonts w:eastAsia="Times New Roman" w:cstheme="minorHAnsi"/>
+          <w:kern w:val="0"/>
+          <w14:ligatures w14:val="none"/>
+        </w:rPr>
+        <w:t>)</w:t>
       </w:r>
     </w:p>
     <w:p>
@@ -9549,6 +10968,7 @@
         </w:rPr>
         <w:t xml:space="preserve">Passwords are hashed using </w:t>
       </w:r>
+      <w:proofErr w:type="spellStart"/>
       <w:r>
         <w:rPr>
           <w:rFonts w:eastAsia="Times New Roman" w:cstheme="minorHAnsi"/>
@@ -9559,6 +10979,7 @@
         </w:rPr>
         <w:t>bcryptjs</w:t>
       </w:r>
+      <w:proofErr w:type="spellEnd"/>
       <w:r>
         <w:rPr>
           <w:rFonts w:eastAsia="Times New Roman" w:cstheme="minorHAnsi"/>
@@ -9607,7 +11028,29 @@
           <w:kern w:val="0"/>
           <w14:ligatures w14:val="none"/>
         </w:rPr>
-        <w:t>Q85. What is bcrypt?</w:t>
+        <w:t xml:space="preserve">Q85. What is </w:t>
+      </w:r>
+      <w:proofErr w:type="spellStart"/>
+      <w:r>
+        <w:rPr>
+          <w:rFonts w:eastAsia="Times New Roman" w:cstheme="minorHAnsi"/>
+          <w:b/>
+          <w:bCs/>
+          <w:kern w:val="0"/>
+          <w14:ligatures w14:val="none"/>
+        </w:rPr>
+        <w:t>bcrypt</w:t>
+      </w:r>
+      <w:proofErr w:type="spellEnd"/>
+      <w:r>
+        <w:rPr>
+          <w:rFonts w:eastAsia="Times New Roman" w:cstheme="minorHAnsi"/>
+          <w:b/>
+          <w:bCs/>
+          <w:kern w:val="0"/>
+          <w14:ligatures w14:val="none"/>
+        </w:rPr>
+        <w:t>?</w:t>
       </w:r>
     </w:p>
     <w:p>
@@ -9639,13 +11082,23 @@
           <w14:ligatures w14:val="none"/>
         </w:rPr>
       </w:pPr>
-      <w:r>
-        <w:rPr>
-          <w:rFonts w:eastAsia="Times New Roman" w:cstheme="minorHAnsi"/>
-          <w:kern w:val="0"/>
-          <w14:ligatures w14:val="none"/>
-        </w:rPr>
-        <w:t>bcrypt is a library used to securely hash passwords during registration and compare hashed passwords during login.</w:t>
+      <w:proofErr w:type="spellStart"/>
+      <w:r>
+        <w:rPr>
+          <w:rFonts w:eastAsia="Times New Roman" w:cstheme="minorHAnsi"/>
+          <w:kern w:val="0"/>
+          <w14:ligatures w14:val="none"/>
+        </w:rPr>
+        <w:t>bcrypt</w:t>
+      </w:r>
+      <w:proofErr w:type="spellEnd"/>
+      <w:r>
+        <w:rPr>
+          <w:rFonts w:eastAsia="Times New Roman" w:cstheme="minorHAnsi"/>
+          <w:kern w:val="0"/>
+          <w14:ligatures w14:val="none"/>
+        </w:rPr>
+        <w:t xml:space="preserve"> is a library used to securely hash passwords during registration and compare hashed passwords during login.</w:t>
       </w:r>
     </w:p>
     <w:p>
@@ -9848,7 +11301,29 @@
           <w:kern w:val="0"/>
           <w14:ligatures w14:val="none"/>
         </w:rPr>
-        <w:t>Q88. Why did we not send confirmPassword to the backend?</w:t>
+        <w:t xml:space="preserve">Q88. Why did we not send </w:t>
+      </w:r>
+      <w:proofErr w:type="spellStart"/>
+      <w:r>
+        <w:rPr>
+          <w:rFonts w:eastAsia="Times New Roman" w:cstheme="minorHAnsi"/>
+          <w:b/>
+          <w:bCs/>
+          <w:kern w:val="0"/>
+          <w14:ligatures w14:val="none"/>
+        </w:rPr>
+        <w:t>confirmPassword</w:t>
+      </w:r>
+      <w:proofErr w:type="spellEnd"/>
+      <w:r>
+        <w:rPr>
+          <w:rFonts w:eastAsia="Times New Roman" w:cstheme="minorHAnsi"/>
+          <w:b/>
+          <w:bCs/>
+          <w:kern w:val="0"/>
+          <w14:ligatures w14:val="none"/>
+        </w:rPr>
+        <w:t xml:space="preserve"> to the backend?</w:t>
       </w:r>
     </w:p>
     <w:p>
@@ -9880,13 +11355,23 @@
           <w14:ligatures w14:val="none"/>
         </w:rPr>
       </w:pPr>
-      <w:r>
-        <w:rPr>
-          <w:rFonts w:eastAsia="Times New Roman" w:cstheme="minorHAnsi"/>
-          <w:kern w:val="0"/>
-          <w14:ligatures w14:val="none"/>
-        </w:rPr>
-        <w:t>confirmPassword is only used to verify that the user typed the password correctly. It is not required for authentication, so it is never stored in the database.</w:t>
+      <w:proofErr w:type="spellStart"/>
+      <w:r>
+        <w:rPr>
+          <w:rFonts w:eastAsia="Times New Roman" w:cstheme="minorHAnsi"/>
+          <w:kern w:val="0"/>
+          <w14:ligatures w14:val="none"/>
+        </w:rPr>
+        <w:t>confirmPassword</w:t>
+      </w:r>
+      <w:proofErr w:type="spellEnd"/>
+      <w:r>
+        <w:rPr>
+          <w:rFonts w:eastAsia="Times New Roman" w:cstheme="minorHAnsi"/>
+          <w:kern w:val="0"/>
+          <w14:ligatures w14:val="none"/>
+        </w:rPr>
+        <w:t xml:space="preserve"> is only used to verify that the user typed the password correctly. It is not required for authentication, so it is never stored in the database.</w:t>
       </w:r>
     </w:p>
     <w:p>
@@ -10046,7 +11531,25 @@
           <w:kern w:val="0"/>
           <w14:ligatures w14:val="none"/>
         </w:rPr>
-        <w:t>api.js stores the common Axios configuration, such as the backend baseURL. This avoids repeating the server URL in every API request.</w:t>
+        <w:t xml:space="preserve">api.js stores the common Axios configuration, such as the backend </w:t>
+      </w:r>
+      <w:proofErr w:type="spellStart"/>
+      <w:r>
+        <w:rPr>
+          <w:rFonts w:eastAsia="Times New Roman" w:cstheme="minorHAnsi"/>
+          <w:kern w:val="0"/>
+          <w14:ligatures w14:val="none"/>
+        </w:rPr>
+        <w:t>baseURL</w:t>
+      </w:r>
+      <w:proofErr w:type="spellEnd"/>
+      <w:r>
+        <w:rPr>
+          <w:rFonts w:eastAsia="Times New Roman" w:cstheme="minorHAnsi"/>
+          <w:kern w:val="0"/>
+          <w14:ligatures w14:val="none"/>
+        </w:rPr>
+        <w:t>. This avoids repeating the server URL in every API request.</w:t>
       </w:r>
     </w:p>
     <w:p>
@@ -10076,13 +11579,23 @@
           <w14:ligatures w14:val="none"/>
         </w:rPr>
       </w:pPr>
-      <w:r>
-        <w:rPr>
-          <w:rFonts w:eastAsia="Times New Roman" w:cstheme="minorHAnsi"/>
-          <w:kern w:val="0"/>
-          <w14:ligatures w14:val="none"/>
-        </w:rPr>
-        <w:t>api.post("/auth/register")</w:t>
+      <w:proofErr w:type="spellStart"/>
+      <w:r>
+        <w:rPr>
+          <w:rFonts w:eastAsia="Times New Roman" w:cstheme="minorHAnsi"/>
+          <w:kern w:val="0"/>
+          <w14:ligatures w14:val="none"/>
+        </w:rPr>
+        <w:t>api.post</w:t>
+      </w:r>
+      <w:proofErr w:type="spellEnd"/>
+      <w:r>
+        <w:rPr>
+          <w:rFonts w:eastAsia="Times New Roman" w:cstheme="minorHAnsi"/>
+          <w:kern w:val="0"/>
+          <w14:ligatures w14:val="none"/>
+        </w:rPr>
+        <w:t>("/auth/register")</w:t>
       </w:r>
     </w:p>
     <w:p>
@@ -10112,13 +11625,41 @@
           <w14:ligatures w14:val="none"/>
         </w:rPr>
       </w:pPr>
-      <w:r>
-        <w:rPr>
-          <w:rFonts w:eastAsia="Times New Roman" w:cstheme="minorHAnsi"/>
-          <w:kern w:val="0"/>
-          <w14:ligatures w14:val="none"/>
-        </w:rPr>
-        <w:t>axios.post("http://localhost:5000/api/auth/register")</w:t>
+      <w:proofErr w:type="spellStart"/>
+      <w:r>
+        <w:rPr>
+          <w:rFonts w:eastAsia="Times New Roman" w:cstheme="minorHAnsi"/>
+          <w:kern w:val="0"/>
+          <w14:ligatures w14:val="none"/>
+        </w:rPr>
+        <w:t>axios.post</w:t>
+      </w:r>
+      <w:proofErr w:type="spellEnd"/>
+      <w:r>
+        <w:rPr>
+          <w:rFonts w:eastAsia="Times New Roman" w:cstheme="minorHAnsi"/>
+          <w:kern w:val="0"/>
+          <w14:ligatures w14:val="none"/>
+        </w:rPr>
+        <w:t>("http://localhost:5000/</w:t>
+      </w:r>
+      <w:proofErr w:type="spellStart"/>
+      <w:r>
+        <w:rPr>
+          <w:rFonts w:eastAsia="Times New Roman" w:cstheme="minorHAnsi"/>
+          <w:kern w:val="0"/>
+          <w14:ligatures w14:val="none"/>
+        </w:rPr>
+        <w:t>api</w:t>
+      </w:r>
+      <w:proofErr w:type="spellEnd"/>
+      <w:r>
+        <w:rPr>
+          <w:rFonts w:eastAsia="Times New Roman" w:cstheme="minorHAnsi"/>
+          <w:kern w:val="0"/>
+          <w14:ligatures w14:val="none"/>
+        </w:rPr>
+        <w:t>/auth/register")</w:t>
       </w:r>
     </w:p>
     <w:p>
@@ -10160,7 +11701,41 @@
           <w:kern w:val="0"/>
           <w14:ligatures w14:val="none"/>
         </w:rPr>
-        <w:t>Q91. What is useNavigate()?</w:t>
+        <w:t xml:space="preserve">Q91. What is </w:t>
+      </w:r>
+      <w:proofErr w:type="spellStart"/>
+      <w:proofErr w:type="gramStart"/>
+      <w:r>
+        <w:rPr>
+          <w:rFonts w:eastAsia="Times New Roman" w:cstheme="minorHAnsi"/>
+          <w:b/>
+          <w:bCs/>
+          <w:kern w:val="0"/>
+          <w14:ligatures w14:val="none"/>
+        </w:rPr>
+        <w:t>useNavigate</w:t>
+      </w:r>
+      <w:proofErr w:type="spellEnd"/>
+      <w:r>
+        <w:rPr>
+          <w:rFonts w:eastAsia="Times New Roman" w:cstheme="minorHAnsi"/>
+          <w:b/>
+          <w:bCs/>
+          <w:kern w:val="0"/>
+          <w14:ligatures w14:val="none"/>
+        </w:rPr>
+        <w:t>(</w:t>
+      </w:r>
+      <w:proofErr w:type="gramEnd"/>
+      <w:r>
+        <w:rPr>
+          <w:rFonts w:eastAsia="Times New Roman" w:cstheme="minorHAnsi"/>
+          <w:b/>
+          <w:bCs/>
+          <w:kern w:val="0"/>
+          <w14:ligatures w14:val="none"/>
+        </w:rPr>
+        <w:t>)?</w:t>
       </w:r>
     </w:p>
     <w:p>
@@ -10192,6 +11767,8 @@
           <w14:ligatures w14:val="none"/>
         </w:rPr>
       </w:pPr>
+      <w:proofErr w:type="spellStart"/>
+      <w:proofErr w:type="gramStart"/>
       <w:r>
         <w:rPr>
           <w:rFonts w:eastAsia="Times New Roman" w:cstheme="minorHAnsi"/>
@@ -10199,7 +11776,25 @@
           <w14:ligatures w14:val="none"/>
         </w:rPr>
         <w:lastRenderedPageBreak/>
-        <w:t>useNavigate() is a React Router hook used to navigate programmatically between pages. After successful registration, it redirects the user to the Login page.</w:t>
+        <w:t>useNavigate</w:t>
+      </w:r>
+      <w:proofErr w:type="spellEnd"/>
+      <w:r>
+        <w:rPr>
+          <w:rFonts w:eastAsia="Times New Roman" w:cstheme="minorHAnsi"/>
+          <w:kern w:val="0"/>
+          <w14:ligatures w14:val="none"/>
+        </w:rPr>
+        <w:t>(</w:t>
+      </w:r>
+      <w:proofErr w:type="gramEnd"/>
+      <w:r>
+        <w:rPr>
+          <w:rFonts w:eastAsia="Times New Roman" w:cstheme="minorHAnsi"/>
+          <w:kern w:val="0"/>
+          <w14:ligatures w14:val="none"/>
+        </w:rPr>
+        <w:t>) is a React Router hook used to navigate programmatically between pages. After successful registration, it redirects the user to the Login page.</w:t>
       </w:r>
     </w:p>
     <w:p>
@@ -10279,7 +11874,25 @@
           <w:kern w:val="0"/>
           <w14:ligatures w14:val="none"/>
         </w:rPr>
-        <w:t>A controlled component is a form element whose value is managed by React state using useState.</w:t>
+        <w:t xml:space="preserve">A controlled component is a form element whose value is managed by React state using </w:t>
+      </w:r>
+      <w:proofErr w:type="spellStart"/>
+      <w:r>
+        <w:rPr>
+          <w:rFonts w:eastAsia="Times New Roman" w:cstheme="minorHAnsi"/>
+          <w:kern w:val="0"/>
+          <w14:ligatures w14:val="none"/>
+        </w:rPr>
+        <w:t>useState</w:t>
+      </w:r>
+      <w:proofErr w:type="spellEnd"/>
+      <w:r>
+        <w:rPr>
+          <w:rFonts w:eastAsia="Times New Roman" w:cstheme="minorHAnsi"/>
+          <w:kern w:val="0"/>
+          <w14:ligatures w14:val="none"/>
+        </w:rPr>
+        <w:t>.</w:t>
       </w:r>
     </w:p>
     <w:p>
@@ -10321,7 +11934,41 @@
           <w:kern w:val="0"/>
           <w14:ligatures w14:val="none"/>
         </w:rPr>
-        <w:t>Q93. Why do we use one handleChange() function?</w:t>
+        <w:t xml:space="preserve">Q93. Why do we use one </w:t>
+      </w:r>
+      <w:proofErr w:type="spellStart"/>
+      <w:proofErr w:type="gramStart"/>
+      <w:r>
+        <w:rPr>
+          <w:rFonts w:eastAsia="Times New Roman" w:cstheme="minorHAnsi"/>
+          <w:b/>
+          <w:bCs/>
+          <w:kern w:val="0"/>
+          <w14:ligatures w14:val="none"/>
+        </w:rPr>
+        <w:t>handleChange</w:t>
+      </w:r>
+      <w:proofErr w:type="spellEnd"/>
+      <w:r>
+        <w:rPr>
+          <w:rFonts w:eastAsia="Times New Roman" w:cstheme="minorHAnsi"/>
+          <w:b/>
+          <w:bCs/>
+          <w:kern w:val="0"/>
+          <w14:ligatures w14:val="none"/>
+        </w:rPr>
+        <w:t>(</w:t>
+      </w:r>
+      <w:proofErr w:type="gramEnd"/>
+      <w:r>
+        <w:rPr>
+          <w:rFonts w:eastAsia="Times New Roman" w:cstheme="minorHAnsi"/>
+          <w:b/>
+          <w:bCs/>
+          <w:kern w:val="0"/>
+          <w14:ligatures w14:val="none"/>
+        </w:rPr>
+        <w:t>) function?</w:t>
       </w:r>
     </w:p>
     <w:p>
@@ -10359,7 +12006,35 @@
           <w:kern w:val="0"/>
           <w14:ligatures w14:val="none"/>
         </w:rPr>
-        <w:t>A single handleChange() updates multiple form fields dynamically using the input's name attribute, reducing repetitive code.</w:t>
+        <w:t xml:space="preserve">A single </w:t>
+      </w:r>
+      <w:proofErr w:type="spellStart"/>
+      <w:proofErr w:type="gramStart"/>
+      <w:r>
+        <w:rPr>
+          <w:rFonts w:eastAsia="Times New Roman" w:cstheme="minorHAnsi"/>
+          <w:kern w:val="0"/>
+          <w14:ligatures w14:val="none"/>
+        </w:rPr>
+        <w:t>handleChange</w:t>
+      </w:r>
+      <w:proofErr w:type="spellEnd"/>
+      <w:r>
+        <w:rPr>
+          <w:rFonts w:eastAsia="Times New Roman" w:cstheme="minorHAnsi"/>
+          <w:kern w:val="0"/>
+          <w14:ligatures w14:val="none"/>
+        </w:rPr>
+        <w:t>(</w:t>
+      </w:r>
+      <w:proofErr w:type="gramEnd"/>
+      <w:r>
+        <w:rPr>
+          <w:rFonts w:eastAsia="Times New Roman" w:cstheme="minorHAnsi"/>
+          <w:kern w:val="0"/>
+          <w14:ligatures w14:val="none"/>
+        </w:rPr>
+        <w:t>) updates multiple form fields dynamically using the input's name attribute, reducing repetitive code.</w:t>
       </w:r>
     </w:p>
     <w:p>
@@ -10401,7 +12076,41 @@
           <w:kern w:val="0"/>
           <w14:ligatures w14:val="none"/>
         </w:rPr>
-        <w:t>Q94. Why do we use preventDefault()?</w:t>
+        <w:t xml:space="preserve">Q94. Why do we use </w:t>
+      </w:r>
+      <w:proofErr w:type="spellStart"/>
+      <w:proofErr w:type="gramStart"/>
+      <w:r>
+        <w:rPr>
+          <w:rFonts w:eastAsia="Times New Roman" w:cstheme="minorHAnsi"/>
+          <w:b/>
+          <w:bCs/>
+          <w:kern w:val="0"/>
+          <w14:ligatures w14:val="none"/>
+        </w:rPr>
+        <w:t>preventDefault</w:t>
+      </w:r>
+      <w:proofErr w:type="spellEnd"/>
+      <w:r>
+        <w:rPr>
+          <w:rFonts w:eastAsia="Times New Roman" w:cstheme="minorHAnsi"/>
+          <w:b/>
+          <w:bCs/>
+          <w:kern w:val="0"/>
+          <w14:ligatures w14:val="none"/>
+        </w:rPr>
+        <w:t>(</w:t>
+      </w:r>
+      <w:proofErr w:type="gramEnd"/>
+      <w:r>
+        <w:rPr>
+          <w:rFonts w:eastAsia="Times New Roman" w:cstheme="minorHAnsi"/>
+          <w:b/>
+          <w:bCs/>
+          <w:kern w:val="0"/>
+          <w14:ligatures w14:val="none"/>
+        </w:rPr>
+        <w:t>)?</w:t>
       </w:r>
     </w:p>
     <w:p>
@@ -10433,13 +12142,25 @@
           <w14:ligatures w14:val="none"/>
         </w:rPr>
       </w:pPr>
-      <w:r>
-        <w:rPr>
-          <w:rFonts w:eastAsia="Times New Roman" w:cstheme="minorHAnsi"/>
-          <w:kern w:val="0"/>
-          <w14:ligatures w14:val="none"/>
-        </w:rPr>
-        <w:t>event.preventDefault() prevents the browser from refreshing the page when the form is submitted, allowing React to handle the submission.</w:t>
+      <w:proofErr w:type="spellStart"/>
+      <w:proofErr w:type="gramStart"/>
+      <w:r>
+        <w:rPr>
+          <w:rFonts w:eastAsia="Times New Roman" w:cstheme="minorHAnsi"/>
+          <w:kern w:val="0"/>
+          <w14:ligatures w14:val="none"/>
+        </w:rPr>
+        <w:t>event.preventDefault</w:t>
+      </w:r>
+      <w:proofErr w:type="spellEnd"/>
+      <w:proofErr w:type="gramEnd"/>
+      <w:r>
+        <w:rPr>
+          <w:rFonts w:eastAsia="Times New Roman" w:cstheme="minorHAnsi"/>
+          <w:kern w:val="0"/>
+          <w14:ligatures w14:val="none"/>
+        </w:rPr>
+        <w:t>() prevents the browser from refreshing the page when the form is submitted, allowing React to handle the submission.</w:t>
       </w:r>
     </w:p>
     <w:p>
@@ -10481,7 +12202,41 @@
           <w:kern w:val="0"/>
           <w14:ligatures w14:val="none"/>
         </w:rPr>
-        <w:t>Q95. What is handleSubmit()?</w:t>
+        <w:t xml:space="preserve">Q95. What is </w:t>
+      </w:r>
+      <w:proofErr w:type="spellStart"/>
+      <w:proofErr w:type="gramStart"/>
+      <w:r>
+        <w:rPr>
+          <w:rFonts w:eastAsia="Times New Roman" w:cstheme="minorHAnsi"/>
+          <w:b/>
+          <w:bCs/>
+          <w:kern w:val="0"/>
+          <w14:ligatures w14:val="none"/>
+        </w:rPr>
+        <w:t>handleSubmit</w:t>
+      </w:r>
+      <w:proofErr w:type="spellEnd"/>
+      <w:r>
+        <w:rPr>
+          <w:rFonts w:eastAsia="Times New Roman" w:cstheme="minorHAnsi"/>
+          <w:b/>
+          <w:bCs/>
+          <w:kern w:val="0"/>
+          <w14:ligatures w14:val="none"/>
+        </w:rPr>
+        <w:t>(</w:t>
+      </w:r>
+      <w:proofErr w:type="gramEnd"/>
+      <w:r>
+        <w:rPr>
+          <w:rFonts w:eastAsia="Times New Roman" w:cstheme="minorHAnsi"/>
+          <w:b/>
+          <w:bCs/>
+          <w:kern w:val="0"/>
+          <w14:ligatures w14:val="none"/>
+        </w:rPr>
+        <w:t>)?</w:t>
       </w:r>
     </w:p>
     <w:p>
@@ -10513,13 +12268,33 @@
           <w14:ligatures w14:val="none"/>
         </w:rPr>
       </w:pPr>
-      <w:r>
-        <w:rPr>
-          <w:rFonts w:eastAsia="Times New Roman" w:cstheme="minorHAnsi"/>
-          <w:kern w:val="0"/>
-          <w14:ligatures w14:val="none"/>
-        </w:rPr>
-        <w:t>handleSubmit() is executed when the form is submitted. It validates the form, sends the API request using Axios, and processes the server response.</w:t>
+      <w:proofErr w:type="spellStart"/>
+      <w:proofErr w:type="gramStart"/>
+      <w:r>
+        <w:rPr>
+          <w:rFonts w:eastAsia="Times New Roman" w:cstheme="minorHAnsi"/>
+          <w:kern w:val="0"/>
+          <w14:ligatures w14:val="none"/>
+        </w:rPr>
+        <w:t>handleSubmit</w:t>
+      </w:r>
+      <w:proofErr w:type="spellEnd"/>
+      <w:r>
+        <w:rPr>
+          <w:rFonts w:eastAsia="Times New Roman" w:cstheme="minorHAnsi"/>
+          <w:kern w:val="0"/>
+          <w14:ligatures w14:val="none"/>
+        </w:rPr>
+        <w:t>(</w:t>
+      </w:r>
+      <w:proofErr w:type="gramEnd"/>
+      <w:r>
+        <w:rPr>
+          <w:rFonts w:eastAsia="Times New Roman" w:cstheme="minorHAnsi"/>
+          <w:kern w:val="0"/>
+          <w14:ligatures w14:val="none"/>
+        </w:rPr>
+        <w:t>) is executed when the form is submitted. It validates the form, sends the API request using Axios, and processes the server response.</w:t>
       </w:r>
     </w:p>
     <w:p>
@@ -10890,13 +12665,23 @@
           <w14:ligatures w14:val="none"/>
         </w:rPr>
       </w:pPr>
-      <w:r>
-        <w:rPr>
-          <w:rFonts w:eastAsia="Times New Roman" w:cstheme="minorHAnsi"/>
-          <w:kern w:val="0"/>
-          <w14:ligatures w14:val="none"/>
-        </w:rPr>
-        <w:t>bcrypt Hash</w:t>
+      <w:proofErr w:type="spellStart"/>
+      <w:r>
+        <w:rPr>
+          <w:rFonts w:eastAsia="Times New Roman" w:cstheme="minorHAnsi"/>
+          <w:kern w:val="0"/>
+          <w14:ligatures w14:val="none"/>
+        </w:rPr>
+        <w:t>bcrypt</w:t>
+      </w:r>
+      <w:proofErr w:type="spellEnd"/>
+      <w:r>
+        <w:rPr>
+          <w:rFonts w:eastAsia="Times New Roman" w:cstheme="minorHAnsi"/>
+          <w:kern w:val="0"/>
+          <w14:ligatures w14:val="none"/>
+        </w:rPr>
+        <w:t xml:space="preserve"> Hash</w:t>
       </w:r>
     </w:p>
     <w:p>
@@ -11207,7 +12992,29 @@
           <w:kern w:val="0"/>
           <w14:ligatures w14:val="none"/>
         </w:rPr>
-        <w:t>Q100. What is the overall authentication architecture of FoodHub?</w:t>
+        <w:t xml:space="preserve">Q100. What is the overall authentication architecture of </w:t>
+      </w:r>
+      <w:proofErr w:type="spellStart"/>
+      <w:r>
+        <w:rPr>
+          <w:rFonts w:eastAsia="Times New Roman" w:cstheme="minorHAnsi"/>
+          <w:b/>
+          <w:bCs/>
+          <w:kern w:val="0"/>
+          <w14:ligatures w14:val="none"/>
+        </w:rPr>
+        <w:t>FoodHub</w:t>
+      </w:r>
+      <w:proofErr w:type="spellEnd"/>
+      <w:r>
+        <w:rPr>
+          <w:rFonts w:eastAsia="Times New Roman" w:cstheme="minorHAnsi"/>
+          <w:b/>
+          <w:bCs/>
+          <w:kern w:val="0"/>
+          <w14:ligatures w14:val="none"/>
+        </w:rPr>
+        <w:t>?</w:t>
       </w:r>
     </w:p>
     <w:p>
@@ -11552,9 +13359,13 @@
       </w:r>
     </w:p>
     <w:p>
+      <w:proofErr w:type="spellStart"/>
+      <w:proofErr w:type="gramStart"/>
       <w:r>
         <w:t>Header.Payload.Signature</w:t>
       </w:r>
+      <w:proofErr w:type="spellEnd"/>
+      <w:proofErr w:type="gramEnd"/>
     </w:p>
     <w:p>
       <w:r>
@@ -11686,7 +13497,23 @@
           <w:b/>
           <w:bCs/>
         </w:rPr>
-        <w:t>Q105. Why do we use process.env.JWT_SECRET?</w:t>
+        <w:t xml:space="preserve">Q105. Why do we use </w:t>
+      </w:r>
+      <w:proofErr w:type="spellStart"/>
+      <w:r>
+        <w:rPr>
+          <w:b/>
+          <w:bCs/>
+        </w:rPr>
+        <w:t>process.env.JWT_SECRET</w:t>
+      </w:r>
+      <w:proofErr w:type="spellEnd"/>
+      <w:r>
+        <w:rPr>
+          <w:b/>
+          <w:bCs/>
+        </w:rPr>
+        <w:t>?</w:t>
       </w:r>
     </w:p>
     <w:p>
@@ -11722,7 +13549,23 @@
           <w:b/>
           <w:bCs/>
         </w:rPr>
-        <w:t>Q106. What is the purpose of expiresIn?</w:t>
+        <w:t xml:space="preserve">Q106. What is the purpose of </w:t>
+      </w:r>
+      <w:proofErr w:type="spellStart"/>
+      <w:r>
+        <w:rPr>
+          <w:b/>
+          <w:bCs/>
+        </w:rPr>
+        <w:t>expiresIn</w:t>
+      </w:r>
+      <w:proofErr w:type="spellEnd"/>
+      <w:r>
+        <w:rPr>
+          <w:b/>
+          <w:bCs/>
+        </w:rPr>
+        <w:t>?</w:t>
       </w:r>
     </w:p>
     <w:p>
@@ -11735,8 +13578,13 @@
       </w:r>
     </w:p>
     <w:p>
-      <w:r>
-        <w:t>expiresIn defines how long a token remains valid. After it expires, the user must log in again. This limits the risk if a token is stolen.</w:t>
+      <w:proofErr w:type="spellStart"/>
+      <w:r>
+        <w:t>expiresIn</w:t>
+      </w:r>
+      <w:proofErr w:type="spellEnd"/>
+      <w:r>
+        <w:t xml:space="preserve"> defines how long a token remains valid. After it expires, the user must log in again. This limits the risk if a token is stolen.</w:t>
       </w:r>
     </w:p>
     <w:p>
@@ -11758,7 +13606,23 @@
           <w:b/>
           <w:bCs/>
         </w:rPr>
-        <w:t>Q107. Why did we use localStorage?</w:t>
+        <w:t xml:space="preserve">Q107. Why did we use </w:t>
+      </w:r>
+      <w:proofErr w:type="spellStart"/>
+      <w:r>
+        <w:rPr>
+          <w:b/>
+          <w:bCs/>
+        </w:rPr>
+        <w:t>localStorage</w:t>
+      </w:r>
+      <w:proofErr w:type="spellEnd"/>
+      <w:r>
+        <w:rPr>
+          <w:b/>
+          <w:bCs/>
+        </w:rPr>
+        <w:t>?</w:t>
       </w:r>
     </w:p>
     <w:p>
@@ -11771,8 +13635,13 @@
       </w:r>
     </w:p>
     <w:p>
-      <w:r>
-        <w:t>localStorage stores data in the browser even after a page refresh. We stored the JWT and user information so the user remains logged in across page reloads.</w:t>
+      <w:proofErr w:type="spellStart"/>
+      <w:r>
+        <w:t>localStorage</w:t>
+      </w:r>
+      <w:proofErr w:type="spellEnd"/>
+      <w:r>
+        <w:t xml:space="preserve"> stores data in the browser even after a page refresh. We stored the JWT and user information so the user remains logged in across page reloads.</w:t>
       </w:r>
     </w:p>
     <w:p>
@@ -11795,7 +13664,23 @@
           <w:b/>
           <w:bCs/>
         </w:rPr>
-        <w:t>Q108. Why do we use JSON.stringify() while storing the user?</w:t>
+        <w:t xml:space="preserve">Q108. Why do we use </w:t>
+      </w:r>
+      <w:proofErr w:type="spellStart"/>
+      <w:r>
+        <w:rPr>
+          <w:b/>
+          <w:bCs/>
+        </w:rPr>
+        <w:t>JSON.stringify</w:t>
+      </w:r>
+      <w:proofErr w:type="spellEnd"/>
+      <w:r>
+        <w:rPr>
+          <w:b/>
+          <w:bCs/>
+        </w:rPr>
+        <w:t>() while storing the user?</w:t>
       </w:r>
     </w:p>
     <w:p>
@@ -11808,8 +13693,21 @@
       </w:r>
     </w:p>
     <w:p>
-      <w:r>
-        <w:t>localStorage stores only strings. JSON.stringify() converts a JavaScript object into a string before saving it.</w:t>
+      <w:proofErr w:type="spellStart"/>
+      <w:r>
+        <w:t>localStorage</w:t>
+      </w:r>
+      <w:proofErr w:type="spellEnd"/>
+      <w:r>
+        <w:t xml:space="preserve"> stores only strings. </w:t>
+      </w:r>
+      <w:proofErr w:type="spellStart"/>
+      <w:r>
+        <w:t>JSON.stringify</w:t>
+      </w:r>
+      <w:proofErr w:type="spellEnd"/>
+      <w:r>
+        <w:t>() converts a JavaScript object into a string before saving it.</w:t>
       </w:r>
     </w:p>
     <w:p>
@@ -11845,12 +13743,33 @@
     </w:p>
     <w:p>
       <w:r>
-        <w:t>const user = JSON.parse(localStorage.getItem("user"));</w:t>
-      </w:r>
-    </w:p>
-    <w:p>
-      <w:r>
-        <w:t>JSON.parse() converts the stored JSON string back into a JavaScript object.</w:t>
+        <w:t xml:space="preserve">const user = </w:t>
+      </w:r>
+      <w:proofErr w:type="spellStart"/>
+      <w:r>
+        <w:t>JSON.parse</w:t>
+      </w:r>
+      <w:proofErr w:type="spellEnd"/>
+      <w:r>
+        <w:t>(</w:t>
+      </w:r>
+      <w:proofErr w:type="spellStart"/>
+      <w:r>
+        <w:t>localStorage.getItem</w:t>
+      </w:r>
+      <w:proofErr w:type="spellEnd"/>
+      <w:r>
+        <w:t>("user"));</w:t>
+      </w:r>
+    </w:p>
+    <w:p>
+      <w:proofErr w:type="spellStart"/>
+      <w:r>
+        <w:t>JSON.parse</w:t>
+      </w:r>
+      <w:proofErr w:type="spellEnd"/>
+      <w:r>
+        <w:t>() converts the stored JSON string back into a JavaScript object.</w:t>
       </w:r>
     </w:p>
     <w:p>
@@ -11872,7 +13791,23 @@
           <w:b/>
           <w:bCs/>
         </w:rPr>
-        <w:t>Q110. What is the login flow in our FoodHub project?</w:t>
+        <w:t xml:space="preserve">Q110. What is the login flow in our </w:t>
+      </w:r>
+      <w:proofErr w:type="spellStart"/>
+      <w:r>
+        <w:rPr>
+          <w:b/>
+          <w:bCs/>
+        </w:rPr>
+        <w:t>FoodHub</w:t>
+      </w:r>
+      <w:proofErr w:type="spellEnd"/>
+      <w:r>
+        <w:rPr>
+          <w:b/>
+          <w:bCs/>
+        </w:rPr>
+        <w:t xml:space="preserve"> project?</w:t>
       </w:r>
     </w:p>
     <w:p>
@@ -12039,8 +13974,13 @@
         <w:spacing w:after="0"/>
       </w:pPr>
       <w:r>
-        <w:t>Stored in localStorage</w:t>
-      </w:r>
+        <w:t xml:space="preserve">Stored in </w:t>
+      </w:r>
+      <w:proofErr w:type="spellStart"/>
+      <w:r>
+        <w:t>localStorage</w:t>
+      </w:r>
+      <w:proofErr w:type="spellEnd"/>
     </w:p>
     <w:p>
       <w:pPr>
@@ -12106,7 +14046,15 @@
     </w:p>
     <w:p>
       <w:r>
-        <w:t>JWT authentication is stateless. During logout, we simply remove the JWT token and user data from localStorage. After that, the client cannot access protected APIs because it no longer sends a valid token.</w:t>
+        <w:t xml:space="preserve">JWT authentication is stateless. During logout, we simply remove the JWT token and user data from </w:t>
+      </w:r>
+      <w:proofErr w:type="spellStart"/>
+      <w:r>
+        <w:t>localStorage</w:t>
+      </w:r>
+      <w:proofErr w:type="spellEnd"/>
+      <w:r>
+        <w:t>. After that, the client cannot access protected APIs because it no longer sends a valid token.</w:t>
       </w:r>
     </w:p>
     <w:p>
@@ -12178,7 +14126,15 @@
     </w:p>
     <w:p>
       <w:r>
-        <w:t>Middleware is a function that runs between the incoming request and the route controller. It can perform tasks like authentication, validation, logging, and error handling before passing the request to the controller using next().</w:t>
+        <w:t xml:space="preserve">Middleware is a function that runs between the incoming request and the route controller. It can perform tasks like authentication, validation, logging, and error handling before passing the request to the controller using </w:t>
+      </w:r>
+      <w:proofErr w:type="gramStart"/>
+      <w:r>
+        <w:t>next(</w:t>
+      </w:r>
+      <w:proofErr w:type="gramEnd"/>
+      <w:r>
+        <w:t>).</w:t>
       </w:r>
     </w:p>
     <w:p>
@@ -12200,7 +14156,23 @@
           <w:b/>
           <w:bCs/>
         </w:rPr>
-        <w:t>Q114. Why does middleware use next()?</w:t>
+        <w:t xml:space="preserve">Q114. Why does middleware use </w:t>
+      </w:r>
+      <w:proofErr w:type="gramStart"/>
+      <w:r>
+        <w:rPr>
+          <w:b/>
+          <w:bCs/>
+        </w:rPr>
+        <w:t>next(</w:t>
+      </w:r>
+      <w:proofErr w:type="gramEnd"/>
+      <w:r>
+        <w:rPr>
+          <w:b/>
+          <w:bCs/>
+        </w:rPr>
+        <w:t>)?</w:t>
       </w:r>
     </w:p>
     <w:p>
@@ -12213,8 +14185,21 @@
       </w:r>
     </w:p>
     <w:p>
-      <w:r>
-        <w:t>next() passes control to the next middleware or the route controller. Without calling next(), the request stops and the client will not receive the expected response.</w:t>
+      <w:proofErr w:type="gramStart"/>
+      <w:r>
+        <w:t>next(</w:t>
+      </w:r>
+      <w:proofErr w:type="gramEnd"/>
+      <w:r>
+        <w:t xml:space="preserve">) passes control to the next middleware or the route controller. Without calling </w:t>
+      </w:r>
+      <w:proofErr w:type="gramStart"/>
+      <w:r>
+        <w:t>next(</w:t>
+      </w:r>
+      <w:proofErr w:type="gramEnd"/>
+      <w:r>
+        <w:t>), the request stops and the client will not receive the expected response.</w:t>
       </w:r>
     </w:p>
     <w:p>
@@ -12333,7 +14318,28 @@
     </w:p>
     <w:p>
       <w:r>
-        <w:t>const authHeader = req.headers.authorization;</w:t>
+        <w:t xml:space="preserve">const </w:t>
+      </w:r>
+      <w:proofErr w:type="spellStart"/>
+      <w:r>
+        <w:t>authHeader</w:t>
+      </w:r>
+      <w:proofErr w:type="spellEnd"/>
+      <w:r>
+        <w:t xml:space="preserve"> = </w:t>
+      </w:r>
+      <w:proofErr w:type="spellStart"/>
+      <w:proofErr w:type="gramStart"/>
+      <w:r>
+        <w:t>req.headers</w:t>
+      </w:r>
+      <w:proofErr w:type="gramEnd"/>
+      <w:r>
+        <w:t>.authorization</w:t>
+      </w:r>
+      <w:proofErr w:type="spellEnd"/>
+      <w:r>
+        <w:t>;</w:t>
       </w:r>
     </w:p>
     <w:p>
@@ -12360,7 +14366,23 @@
           <w:b/>
           <w:bCs/>
         </w:rPr>
-        <w:t>Q118. Why do we check authHeader.startsWith("Bearer ")?</w:t>
+        <w:t xml:space="preserve">Q118. Why do we check </w:t>
+      </w:r>
+      <w:proofErr w:type="spellStart"/>
+      <w:r>
+        <w:rPr>
+          <w:b/>
+          <w:bCs/>
+        </w:rPr>
+        <w:t>authHeader.startsWith</w:t>
+      </w:r>
+      <w:proofErr w:type="spellEnd"/>
+      <w:r>
+        <w:rPr>
+          <w:b/>
+          <w:bCs/>
+        </w:rPr>
+        <w:t>("Bearer ")?</w:t>
       </w:r>
     </w:p>
     <w:p>
@@ -12420,12 +14442,33 @@
     </w:p>
     <w:p>
       <w:r>
-        <w:t>const token = authHeader.split(" ")[1];</w:t>
-      </w:r>
-    </w:p>
-    <w:p>
-      <w:r>
-        <w:t>split(" ") separates "Bearer" and the actual JWT. Index 1 contains the token.</w:t>
+        <w:t xml:space="preserve">const token = </w:t>
+      </w:r>
+      <w:proofErr w:type="spellStart"/>
+      <w:r>
+        <w:t>authHeader.split</w:t>
+      </w:r>
+      <w:proofErr w:type="spellEnd"/>
+      <w:r>
+        <w:t xml:space="preserve">(" </w:t>
+      </w:r>
+      <w:proofErr w:type="gramStart"/>
+      <w:r>
+        <w:t>")[</w:t>
+      </w:r>
+      <w:proofErr w:type="gramEnd"/>
+      <w:r>
+        <w:t>1];</w:t>
+      </w:r>
+    </w:p>
+    <w:p>
+      <w:proofErr w:type="gramStart"/>
+      <w:r>
+        <w:t>split(</w:t>
+      </w:r>
+      <w:proofErr w:type="gramEnd"/>
+      <w:r>
+        <w:t>" ") separates "Bearer" and the actual JWT. Index 1 contains the token.</w:t>
       </w:r>
     </w:p>
     <w:p>
@@ -12447,7 +14490,25 @@
           <w:b/>
           <w:bCs/>
         </w:rPr>
-        <w:t>Q120. What does jwt.verify() do?</w:t>
+        <w:t xml:space="preserve">Q120. What does </w:t>
+      </w:r>
+      <w:proofErr w:type="spellStart"/>
+      <w:proofErr w:type="gramStart"/>
+      <w:r>
+        <w:rPr>
+          <w:b/>
+          <w:bCs/>
+        </w:rPr>
+        <w:t>jwt.verify</w:t>
+      </w:r>
+      <w:proofErr w:type="spellEnd"/>
+      <w:proofErr w:type="gramEnd"/>
+      <w:r>
+        <w:rPr>
+          <w:b/>
+          <w:bCs/>
+        </w:rPr>
+        <w:t>() do?</w:t>
       </w:r>
     </w:p>
     <w:p>
@@ -12460,8 +14521,15 @@
       </w:r>
     </w:p>
     <w:p>
-      <w:r>
-        <w:t>jwt.verify() checks whether:</w:t>
+      <w:proofErr w:type="spellStart"/>
+      <w:proofErr w:type="gramStart"/>
+      <w:r>
+        <w:t>jwt.verify</w:t>
+      </w:r>
+      <w:proofErr w:type="spellEnd"/>
+      <w:proofErr w:type="gramEnd"/>
+      <w:r>
+        <w:t>() checks whether:</w:t>
       </w:r>
     </w:p>
     <w:p>
@@ -12522,7 +14590,23 @@
           <w:b/>
           <w:bCs/>
         </w:rPr>
-        <w:t>Q121. Why do we store the decoded token in req.user?</w:t>
+        <w:t xml:space="preserve">Q121. Why do we store the decoded token in </w:t>
+      </w:r>
+      <w:proofErr w:type="spellStart"/>
+      <w:r>
+        <w:rPr>
+          <w:b/>
+          <w:bCs/>
+        </w:rPr>
+        <w:t>req.user</w:t>
+      </w:r>
+      <w:proofErr w:type="spellEnd"/>
+      <w:r>
+        <w:rPr>
+          <w:b/>
+          <w:bCs/>
+        </w:rPr>
+        <w:t>?</w:t>
       </w:r>
     </w:p>
     <w:p>
@@ -12536,7 +14620,15 @@
     </w:p>
     <w:p>
       <w:r>
-        <w:t>After successful verification, we store the decoded payload in req.user so controllers can access the authenticated user's information (such as id and role) without verifying the token again.</w:t>
+        <w:t xml:space="preserve">After successful verification, we store the decoded payload in </w:t>
+      </w:r>
+      <w:proofErr w:type="spellStart"/>
+      <w:r>
+        <w:t>req.user</w:t>
+      </w:r>
+      <w:proofErr w:type="spellEnd"/>
+      <w:r>
+        <w:t xml:space="preserve"> so controllers can access the authenticated user's information (such as id and role) without verifying the token again.</w:t>
       </w:r>
     </w:p>
     <w:p>
@@ -12571,8 +14663,15 @@
       </w:r>
     </w:p>
     <w:p>
-      <w:r>
-        <w:t>jwt.verify() throws an exception if the token is invalid or expired. The try...catch block catches the error and returns a 401 Unauthorized response instead of crashing the server.</w:t>
+      <w:proofErr w:type="spellStart"/>
+      <w:proofErr w:type="gramStart"/>
+      <w:r>
+        <w:t>jwt.verify</w:t>
+      </w:r>
+      <w:proofErr w:type="spellEnd"/>
+      <w:proofErr w:type="gramEnd"/>
+      <w:r>
+        <w:t>() throws an exception if the token is invalid or expired. The try...catch block catches the error and returns a 401 Unauthorized response instead of crashing the server.</w:t>
       </w:r>
     </w:p>
     <w:p>
@@ -12630,7 +14729,39 @@
           <w:b/>
           <w:bCs/>
         </w:rPr>
-        <w:t>Q124. Which APIs will use authMiddleware in our FoodHub project?</w:t>
+        <w:t xml:space="preserve">Q124. Which APIs will use </w:t>
+      </w:r>
+      <w:proofErr w:type="spellStart"/>
+      <w:r>
+        <w:rPr>
+          <w:b/>
+          <w:bCs/>
+        </w:rPr>
+        <w:t>authMiddleware</w:t>
+      </w:r>
+      <w:proofErr w:type="spellEnd"/>
+      <w:r>
+        <w:rPr>
+          <w:b/>
+          <w:bCs/>
+        </w:rPr>
+        <w:t xml:space="preserve"> in our </w:t>
+      </w:r>
+      <w:proofErr w:type="spellStart"/>
+      <w:r>
+        <w:rPr>
+          <w:b/>
+          <w:bCs/>
+        </w:rPr>
+        <w:t>FoodHub</w:t>
+      </w:r>
+      <w:proofErr w:type="spellEnd"/>
+      <w:r>
+        <w:rPr>
+          <w:b/>
+          <w:bCs/>
+        </w:rPr>
+        <w:t xml:space="preserve"> project?</w:t>
       </w:r>
     </w:p>
     <w:p>
@@ -12837,7 +14968,23 @@
           <w:b/>
           <w:bCs/>
         </w:rPr>
-        <w:t>Q127. Why do we store Food as an ObjectId instead of storing the complete food details?</w:t>
+        <w:t xml:space="preserve">Q127. Why do we store Food as an </w:t>
+      </w:r>
+      <w:proofErr w:type="spellStart"/>
+      <w:r>
+        <w:rPr>
+          <w:b/>
+          <w:bCs/>
+        </w:rPr>
+        <w:t>ObjectId</w:t>
+      </w:r>
+      <w:proofErr w:type="spellEnd"/>
+      <w:r>
+        <w:rPr>
+          <w:b/>
+          <w:bCs/>
+        </w:rPr>
+        <w:t xml:space="preserve"> instead of storing the complete food details?</w:t>
       </w:r>
     </w:p>
     <w:p>
@@ -12850,7 +14997,23 @@
       </w:r>
       <w:r>
         <w:br/>
-        <w:t>Using an ObjectId avoids duplicate data. Food details are stored only once in the Food collection and can be retrieved later using populate().</w:t>
+        <w:t xml:space="preserve">Using an </w:t>
+      </w:r>
+      <w:proofErr w:type="spellStart"/>
+      <w:r>
+        <w:t>ObjectId</w:t>
+      </w:r>
+      <w:proofErr w:type="spellEnd"/>
+      <w:r>
+        <w:t xml:space="preserve"> avoids duplicate data. Food details are stored only once in the Food collection and can be retrieved later using </w:t>
+      </w:r>
+      <w:proofErr w:type="gramStart"/>
+      <w:r>
+        <w:t>populate(</w:t>
+      </w:r>
+      <w:proofErr w:type="gramEnd"/>
+      <w:r>
+        <w:t>).</w:t>
       </w:r>
     </w:p>
     <w:p>
@@ -12872,7 +15035,25 @@
           <w:b/>
           <w:bCs/>
         </w:rPr>
-        <w:t>Q128. Why do we use populate("items.food") while fetching the cart?</w:t>
+        <w:t>Q128. Why do we use populate("</w:t>
+      </w:r>
+      <w:proofErr w:type="spellStart"/>
+      <w:proofErr w:type="gramStart"/>
+      <w:r>
+        <w:rPr>
+          <w:b/>
+          <w:bCs/>
+        </w:rPr>
+        <w:t>items.food</w:t>
+      </w:r>
+      <w:proofErr w:type="spellEnd"/>
+      <w:proofErr w:type="gramEnd"/>
+      <w:r>
+        <w:rPr>
+          <w:b/>
+          <w:bCs/>
+        </w:rPr>
+        <w:t>") while fetching the cart?</w:t>
       </w:r>
     </w:p>
     <w:p>
@@ -12885,7 +15066,22 @@
       </w:r>
       <w:r>
         <w:br/>
-        <w:t>populate() replaces the Food ObjectId with the complete Food document, allowing the frontend to display the food name, price, image, and description.</w:t>
+      </w:r>
+      <w:proofErr w:type="gramStart"/>
+      <w:r>
+        <w:t>populate(</w:t>
+      </w:r>
+      <w:proofErr w:type="gramEnd"/>
+      <w:r>
+        <w:t xml:space="preserve">) replaces the Food </w:t>
+      </w:r>
+      <w:proofErr w:type="spellStart"/>
+      <w:r>
+        <w:t>ObjectId</w:t>
+      </w:r>
+      <w:proofErr w:type="spellEnd"/>
+      <w:r>
+        <w:t xml:space="preserve"> with the complete Food document, allowing the frontend to display the food name, price, image, and description.</w:t>
       </w:r>
     </w:p>
     <w:p>
@@ -13013,7 +15209,23 @@
           <w:b/>
           <w:bCs/>
         </w:rPr>
-        <w:t>Q132. Why do we validate the Food ObjectId?</w:t>
+        <w:t xml:space="preserve">Q132. Why do we validate the Food </w:t>
+      </w:r>
+      <w:proofErr w:type="spellStart"/>
+      <w:r>
+        <w:rPr>
+          <w:b/>
+          <w:bCs/>
+        </w:rPr>
+        <w:t>ObjectId</w:t>
+      </w:r>
+      <w:proofErr w:type="spellEnd"/>
+      <w:r>
+        <w:rPr>
+          <w:b/>
+          <w:bCs/>
+        </w:rPr>
+        <w:t>?</w:t>
       </w:r>
     </w:p>
     <w:p>
@@ -13026,7 +15238,15 @@
       </w:r>
       <w:r>
         <w:br/>
-        <w:t>To prevent invalid MongoDB IDs from causing a CastError and return a proper 400 Bad Request.</w:t>
+        <w:t xml:space="preserve">To prevent invalid MongoDB IDs from causing a </w:t>
+      </w:r>
+      <w:proofErr w:type="spellStart"/>
+      <w:r>
+        <w:t>CastError</w:t>
+      </w:r>
+      <w:proofErr w:type="spellEnd"/>
+      <w:r>
+        <w:t xml:space="preserve"> and return a proper 400 Bad Request.</w:t>
       </w:r>
     </w:p>
     <w:p>
@@ -13221,7 +15441,32 @@
           <w:b/>
           <w:bCs/>
         </w:rPr>
-        <w:t>Q136. Why do we create fetchCart() in React?</w:t>
+        <w:t xml:space="preserve">Q136. Why do we create </w:t>
+      </w:r>
+      <w:proofErr w:type="spellStart"/>
+      <w:proofErr w:type="gramStart"/>
+      <w:r>
+        <w:rPr>
+          <w:b/>
+          <w:bCs/>
+        </w:rPr>
+        <w:t>fetchCart</w:t>
+      </w:r>
+      <w:proofErr w:type="spellEnd"/>
+      <w:r>
+        <w:rPr>
+          <w:b/>
+          <w:bCs/>
+        </w:rPr>
+        <w:t>(</w:t>
+      </w:r>
+      <w:proofErr w:type="gramEnd"/>
+      <w:r>
+        <w:rPr>
+          <w:b/>
+          <w:bCs/>
+        </w:rPr>
+        <w:t>) in React?</w:t>
       </w:r>
     </w:p>
     <w:p>
@@ -13235,7 +15480,19 @@
       </w:r>
       <w:r>
         <w:br/>
-        <w:t>fetchCart() is reusable. It is called when the page loads and after updating, removing, or clearing items to refresh the UI.</w:t>
+      </w:r>
+      <w:proofErr w:type="spellStart"/>
+      <w:proofErr w:type="gramStart"/>
+      <w:r>
+        <w:t>fetchCart</w:t>
+      </w:r>
+      <w:proofErr w:type="spellEnd"/>
+      <w:r>
+        <w:t>(</w:t>
+      </w:r>
+      <w:proofErr w:type="gramEnd"/>
+      <w:r>
+        <w:t>) is reusable. It is called when the page loads and after updating, removing, or clearing items to refresh the UI.</w:t>
       </w:r>
     </w:p>
     <w:p>
@@ -13257,7 +15514,32 @@
           <w:b/>
           <w:bCs/>
         </w:rPr>
-        <w:t>Q137. Why do we call fetchCart() after every cart operation?</w:t>
+        <w:t xml:space="preserve">Q137. Why do we call </w:t>
+      </w:r>
+      <w:proofErr w:type="spellStart"/>
+      <w:proofErr w:type="gramStart"/>
+      <w:r>
+        <w:rPr>
+          <w:b/>
+          <w:bCs/>
+        </w:rPr>
+        <w:t>fetchCart</w:t>
+      </w:r>
+      <w:proofErr w:type="spellEnd"/>
+      <w:r>
+        <w:rPr>
+          <w:b/>
+          <w:bCs/>
+        </w:rPr>
+        <w:t>(</w:t>
+      </w:r>
+      <w:proofErr w:type="gramEnd"/>
+      <w:r>
+        <w:rPr>
+          <w:b/>
+          <w:bCs/>
+        </w:rPr>
+        <w:t>) after every cart operation?</w:t>
       </w:r>
     </w:p>
     <w:p>
@@ -13340,7 +15622,15 @@
       </w:r>
       <w:r>
         <w:br/>
-        <w:t>We use JavaScript's reduce() method to sum the subtotal of every cart item.</w:t>
+        <w:t xml:space="preserve">We use JavaScript's </w:t>
+      </w:r>
+      <w:proofErr w:type="gramStart"/>
+      <w:r>
+        <w:t>reduce(</w:t>
+      </w:r>
+      <w:proofErr w:type="gramEnd"/>
+      <w:r>
+        <w:t>) method to sum the subtotal of every cart item.</w:t>
       </w:r>
     </w:p>
     <w:p>
@@ -13350,12 +15640,45 @@
     </w:p>
     <w:p>
       <w:r>
-        <w:t>const total = cart.reduce(</w:t>
-      </w:r>
-    </w:p>
-    <w:p>
-      <w:r>
-        <w:t xml:space="preserve">  (sum, item) =&gt; sum + item.food.price * item.quantity,</w:t>
+        <w:t xml:space="preserve">const total = </w:t>
+      </w:r>
+      <w:proofErr w:type="spellStart"/>
+      <w:proofErr w:type="gramStart"/>
+      <w:r>
+        <w:t>cart.reduce</w:t>
+      </w:r>
+      <w:proofErr w:type="spellEnd"/>
+      <w:proofErr w:type="gramEnd"/>
+      <w:r>
+        <w:t>(</w:t>
+      </w:r>
+    </w:p>
+    <w:p>
+      <w:r>
+        <w:t xml:space="preserve">  (sum, item) =&gt; sum + </w:t>
+      </w:r>
+      <w:proofErr w:type="spellStart"/>
+      <w:proofErr w:type="gramStart"/>
+      <w:r>
+        <w:t>item.food</w:t>
+      </w:r>
+      <w:proofErr w:type="gramEnd"/>
+      <w:r>
+        <w:t>.price</w:t>
+      </w:r>
+      <w:proofErr w:type="spellEnd"/>
+      <w:r>
+        <w:t xml:space="preserve"> * </w:t>
+      </w:r>
+      <w:proofErr w:type="spellStart"/>
+      <w:proofErr w:type="gramStart"/>
+      <w:r>
+        <w:t>item.quantity</w:t>
+      </w:r>
+      <w:proofErr w:type="spellEnd"/>
+      <w:proofErr w:type="gramEnd"/>
+      <w:r>
+        <w:t>,</w:t>
       </w:r>
     </w:p>
     <w:p>
@@ -13387,7 +15710,23 @@
           <w:b/>
           <w:bCs/>
         </w:rPr>
-        <w:t>Q140. What is the complete Cart workflow in FoodHub?</w:t>
+        <w:t xml:space="preserve">Q140. What is the complete Cart workflow in </w:t>
+      </w:r>
+      <w:proofErr w:type="spellStart"/>
+      <w:r>
+        <w:rPr>
+          <w:b/>
+          <w:bCs/>
+        </w:rPr>
+        <w:t>FoodHub</w:t>
+      </w:r>
+      <w:proofErr w:type="spellEnd"/>
+      <w:r>
+        <w:rPr>
+          <w:b/>
+          <w:bCs/>
+        </w:rPr>
+        <w:t>?</w:t>
       </w:r>
     </w:p>
     <w:p>
@@ -13779,7 +16118,15 @@
     </w:p>
     <w:p>
       <w:r>
-        <w:t>The authenticated user's ID is obtained from the verified JWT in authMiddleware. This is more secure than accepting a user ID from the frontend because the client cannot impersonate another user.</w:t>
+        <w:t xml:space="preserve">The authenticated user's ID is obtained from the verified JWT in </w:t>
+      </w:r>
+      <w:proofErr w:type="spellStart"/>
+      <w:r>
+        <w:t>authMiddleware</w:t>
+      </w:r>
+      <w:proofErr w:type="spellEnd"/>
+      <w:r>
+        <w:t>. This is more secure than accepting a user ID from the frontend because the client cannot impersonate another user.</w:t>
       </w:r>
     </w:p>
     <w:p>
@@ -13801,7 +16148,23 @@
           <w:b/>
           <w:bCs/>
         </w:rPr>
-        <w:t>Q145. Why is the Address API protected using authMiddleware?</w:t>
+        <w:t xml:space="preserve">Q145. Why is the Address API protected using </w:t>
+      </w:r>
+      <w:proofErr w:type="spellStart"/>
+      <w:r>
+        <w:rPr>
+          <w:b/>
+          <w:bCs/>
+        </w:rPr>
+        <w:t>authMiddleware</w:t>
+      </w:r>
+      <w:proofErr w:type="spellEnd"/>
+      <w:r>
+        <w:rPr>
+          <w:b/>
+          <w:bCs/>
+        </w:rPr>
+        <w:t>?</w:t>
       </w:r>
     </w:p>
     <w:p>
@@ -13815,7 +16178,15 @@
     </w:p>
     <w:p>
       <w:r>
-        <w:t>Addresses are user-specific data. Using authMiddleware ensures that only the logged-in user can create and manage their own addresses.</w:t>
+        <w:t xml:space="preserve">Addresses are user-specific data. Using </w:t>
+      </w:r>
+      <w:proofErr w:type="spellStart"/>
+      <w:r>
+        <w:t>authMiddleware</w:t>
+      </w:r>
+      <w:proofErr w:type="spellEnd"/>
+      <w:r>
+        <w:t xml:space="preserve"> ensures that only the logged-in user can create and manage their own addresses.</w:t>
       </w:r>
     </w:p>
     <w:p>
@@ -13873,7 +16244,39 @@
           <w:b/>
           <w:bCs/>
         </w:rPr>
-        <w:t>Q147. Why do we use find({ user }) instead of find() while fetching addresses?</w:t>
+        <w:t xml:space="preserve">Q147. Why do we use </w:t>
+      </w:r>
+      <w:proofErr w:type="gramStart"/>
+      <w:r>
+        <w:rPr>
+          <w:b/>
+          <w:bCs/>
+        </w:rPr>
+        <w:t>find({ user</w:t>
+      </w:r>
+      <w:proofErr w:type="gramEnd"/>
+      <w:r>
+        <w:rPr>
+          <w:b/>
+          <w:bCs/>
+        </w:rPr>
+        <w:t xml:space="preserve"> }) instead of </w:t>
+      </w:r>
+      <w:proofErr w:type="gramStart"/>
+      <w:r>
+        <w:rPr>
+          <w:b/>
+          <w:bCs/>
+        </w:rPr>
+        <w:t>find(</w:t>
+      </w:r>
+      <w:proofErr w:type="gramEnd"/>
+      <w:r>
+        <w:rPr>
+          <w:b/>
+          <w:bCs/>
+        </w:rPr>
+        <w:t>) while fetching addresses?</w:t>
       </w:r>
     </w:p>
     <w:p>
@@ -13910,7 +16313,48 @@
           <w:bCs/>
         </w:rPr>
         <w:lastRenderedPageBreak/>
-        <w:t>Q148. Why do we use findOne({ _id: id, user }) while updating an address?</w:t>
+        <w:t xml:space="preserve">Q148. Why do we use </w:t>
+      </w:r>
+      <w:proofErr w:type="spellStart"/>
+      <w:proofErr w:type="gramStart"/>
+      <w:r>
+        <w:rPr>
+          <w:b/>
+          <w:bCs/>
+        </w:rPr>
+        <w:t>findOne</w:t>
+      </w:r>
+      <w:proofErr w:type="spellEnd"/>
+      <w:r>
+        <w:rPr>
+          <w:b/>
+          <w:bCs/>
+        </w:rPr>
+        <w:t>({ _</w:t>
+      </w:r>
+      <w:proofErr w:type="gramEnd"/>
+      <w:r>
+        <w:rPr>
+          <w:b/>
+          <w:bCs/>
+        </w:rPr>
+        <w:t xml:space="preserve">id: id, </w:t>
+      </w:r>
+      <w:proofErr w:type="gramStart"/>
+      <w:r>
+        <w:rPr>
+          <w:b/>
+          <w:bCs/>
+        </w:rPr>
+        <w:t>user }</w:t>
+      </w:r>
+      <w:proofErr w:type="gramEnd"/>
+      <w:r>
+        <w:rPr>
+          <w:b/>
+          <w:bCs/>
+        </w:rPr>
+        <w:t>) while updating an address?</w:t>
       </w:r>
     </w:p>
     <w:p>
@@ -13960,7 +16404,23 @@
     </w:p>
     <w:p>
       <w:r>
-        <w:t>Validating the ObjectId prevents Mongoose CastErrors and allows the API to return a clean 400 Bad Request for invalid IDs.</w:t>
+        <w:t xml:space="preserve">Validating the </w:t>
+      </w:r>
+      <w:proofErr w:type="spellStart"/>
+      <w:r>
+        <w:t>ObjectId</w:t>
+      </w:r>
+      <w:proofErr w:type="spellEnd"/>
+      <w:r>
+        <w:t xml:space="preserve"> prevents Mongoose </w:t>
+      </w:r>
+      <w:proofErr w:type="spellStart"/>
+      <w:r>
+        <w:t>CastErrors</w:t>
+      </w:r>
+      <w:proofErr w:type="spellEnd"/>
+      <w:r>
+        <w:t xml:space="preserve"> and allows the API to return a clean 400 Bad Request for invalid IDs.</w:t>
       </w:r>
     </w:p>
     <w:p>
@@ -13982,7 +16442,23 @@
           <w:b/>
           <w:bCs/>
         </w:rPr>
-        <w:t>Q152. Why did we add the isDefault field to the Address model?</w:t>
+        <w:t xml:space="preserve">Q152. Why did we add the </w:t>
+      </w:r>
+      <w:proofErr w:type="spellStart"/>
+      <w:r>
+        <w:rPr>
+          <w:b/>
+          <w:bCs/>
+        </w:rPr>
+        <w:t>isDefault</w:t>
+      </w:r>
+      <w:proofErr w:type="spellEnd"/>
+      <w:r>
+        <w:rPr>
+          <w:b/>
+          <w:bCs/>
+        </w:rPr>
+        <w:t xml:space="preserve"> field to the Address model?</w:t>
       </w:r>
     </w:p>
     <w:p>
@@ -13996,7 +16472,15 @@
     </w:p>
     <w:p>
       <w:r>
-        <w:t>A user can save multiple addresses. The isDefault field identifies the primary address, allowing the application to automatically select it during checkout and improve the user experience.</w:t>
+        <w:t xml:space="preserve">A user can save multiple addresses. The </w:t>
+      </w:r>
+      <w:proofErr w:type="spellStart"/>
+      <w:r>
+        <w:t>isDefault</w:t>
+      </w:r>
+      <w:proofErr w:type="spellEnd"/>
+      <w:r>
+        <w:t xml:space="preserve"> field identifies the primary address, allowing the application to automatically select it during checkout and improve the user experience.</w:t>
       </w:r>
     </w:p>
     <w:p>
@@ -14038,7 +16522,7 @@
     <w:p>
       <w:r>
         <w:pict w14:anchorId="19026F8A">
-          <v:rect id="_x0000_i1284" style="width:0;height:1.5pt" o:hralign="center" o:hrstd="t" o:hr="t" fillcolor="#a0a0a0" stroked="f"/>
+          <v:rect id="_x0000_i1172" style="width:0;height:1.5pt" o:hralign="center" o:hrstd="t" o:hr="t" fillcolor="#a0a0a0" stroked="f"/>
         </w:pict>
       </w:r>
     </w:p>
@@ -14073,7 +16557,7 @@
     <w:p>
       <w:r>
         <w:pict w14:anchorId="7F59DF1E">
-          <v:rect id="_x0000_i1256" style="width:0;height:1.5pt" o:hralign="center" o:hrstd="t" o:hr="t" fillcolor="#a0a0a0" stroked="f"/>
+          <v:rect id="_x0000_i1173" style="width:0;height:1.5pt" o:hralign="center" o:hrstd="t" o:hr="t" fillcolor="#a0a0a0" stroked="f"/>
         </w:pict>
       </w:r>
     </w:p>
@@ -14109,7 +16593,7 @@
     <w:p>
       <w:r>
         <w:pict w14:anchorId="35D175BD">
-          <v:rect id="_x0000_i1257" style="width:0;height:1.5pt" o:hralign="center" o:hrstd="t" o:hr="t" fillcolor="#a0a0a0" stroked="f"/>
+          <v:rect id="_x0000_i1174" style="width:0;height:1.5pt" o:hralign="center" o:hrstd="t" o:hr="t" fillcolor="#a0a0a0" stroked="f"/>
         </w:pict>
       </w:r>
     </w:p>
@@ -14144,7 +16628,7 @@
     <w:p>
       <w:r>
         <w:pict w14:anchorId="3F9EA69B">
-          <v:rect id="_x0000_i1258" style="width:0;height:1.5pt" o:hralign="center" o:hrstd="t" o:hr="t" fillcolor="#a0a0a0" stroked="f"/>
+          <v:rect id="_x0000_i1175" style="width:0;height:1.5pt" o:hralign="center" o:hrstd="t" o:hr="t" fillcolor="#a0a0a0" stroked="f"/>
         </w:pict>
       </w:r>
     </w:p>
@@ -14179,7 +16663,7 @@
     <w:p>
       <w:r>
         <w:pict w14:anchorId="446A6512">
-          <v:rect id="_x0000_i1259" style="width:0;height:1.5pt" o:hralign="center" o:hrstd="t" o:hr="t" fillcolor="#a0a0a0" stroked="f"/>
+          <v:rect id="_x0000_i1176" style="width:0;height:1.5pt" o:hralign="center" o:hrstd="t" o:hr="t" fillcolor="#a0a0a0" stroked="f"/>
         </w:pict>
       </w:r>
     </w:p>
@@ -14214,7 +16698,7 @@
     <w:p>
       <w:r>
         <w:pict w14:anchorId="40B4386F">
-          <v:rect id="_x0000_i1260" style="width:0;height:1.5pt" o:hralign="center" o:hrstd="t" o:hr="t" fillcolor="#a0a0a0" stroked="f"/>
+          <v:rect id="_x0000_i1177" style="width:0;height:1.5pt" o:hralign="center" o:hrstd="t" o:hr="t" fillcolor="#a0a0a0" stroked="f"/>
         </w:pict>
       </w:r>
     </w:p>
@@ -14230,7 +16714,23 @@
           <w:b/>
           <w:bCs/>
         </w:rPr>
-        <w:t>Q159. Why do we use populate() while fetching orders?</w:t>
+        <w:t xml:space="preserve">Q159. Why do we use </w:t>
+      </w:r>
+      <w:proofErr w:type="gramStart"/>
+      <w:r>
+        <w:rPr>
+          <w:b/>
+          <w:bCs/>
+        </w:rPr>
+        <w:t>populate(</w:t>
+      </w:r>
+      <w:proofErr w:type="gramEnd"/>
+      <w:r>
+        <w:rPr>
+          <w:b/>
+          <w:bCs/>
+        </w:rPr>
+        <w:t>) while fetching orders?</w:t>
       </w:r>
     </w:p>
     <w:p>
@@ -14243,13 +16743,29 @@
       </w:r>
       <w:r>
         <w:br/>
-        <w:t>The Order model stores only ObjectIds. populate() replaces those IDs with complete Food and Address documents, making the data ready for display on the frontend.</w:t>
+        <w:t xml:space="preserve">The Order model stores only </w:t>
+      </w:r>
+      <w:proofErr w:type="spellStart"/>
+      <w:r>
+        <w:t>ObjectIds</w:t>
+      </w:r>
+      <w:proofErr w:type="spellEnd"/>
+      <w:r>
+        <w:t xml:space="preserve">. </w:t>
+      </w:r>
+      <w:proofErr w:type="gramStart"/>
+      <w:r>
+        <w:t>populate(</w:t>
+      </w:r>
+      <w:proofErr w:type="gramEnd"/>
+      <w:r>
+        <w:t>) replaces those IDs with complete Food and Address documents, making the data ready for display on the frontend.</w:t>
       </w:r>
     </w:p>
     <w:p>
       <w:r>
         <w:pict w14:anchorId="5CE5CC72">
-          <v:rect id="_x0000_i1261" style="width:0;height:1.5pt" o:hralign="center" o:hrstd="t" o:hr="t" fillcolor="#a0a0a0" stroked="f"/>
+          <v:rect id="_x0000_i1178" style="width:0;height:1.5pt" o:hralign="center" o:hrstd="t" o:hr="t" fillcolor="#a0a0a0" stroked="f"/>
         </w:pict>
       </w:r>
     </w:p>
@@ -14265,7 +16781,73 @@
           <w:b/>
           <w:bCs/>
         </w:rPr>
-        <w:t>Q160. Why do we use findOne({ _id, user }) instead of findById()?</w:t>
+        <w:t xml:space="preserve">Q160. Why do we use </w:t>
+      </w:r>
+      <w:proofErr w:type="spellStart"/>
+      <w:proofErr w:type="gramStart"/>
+      <w:r>
+        <w:rPr>
+          <w:b/>
+          <w:bCs/>
+        </w:rPr>
+        <w:t>findOne</w:t>
+      </w:r>
+      <w:proofErr w:type="spellEnd"/>
+      <w:r>
+        <w:rPr>
+          <w:b/>
+          <w:bCs/>
+        </w:rPr>
+        <w:t>({ _</w:t>
+      </w:r>
+      <w:proofErr w:type="gramEnd"/>
+      <w:r>
+        <w:rPr>
+          <w:b/>
+          <w:bCs/>
+        </w:rPr>
+        <w:t xml:space="preserve">id, </w:t>
+      </w:r>
+      <w:proofErr w:type="gramStart"/>
+      <w:r>
+        <w:rPr>
+          <w:b/>
+          <w:bCs/>
+        </w:rPr>
+        <w:t>user }</w:t>
+      </w:r>
+      <w:proofErr w:type="gramEnd"/>
+      <w:r>
+        <w:rPr>
+          <w:b/>
+          <w:bCs/>
+        </w:rPr>
+        <w:t xml:space="preserve">) instead of </w:t>
+      </w:r>
+      <w:proofErr w:type="spellStart"/>
+      <w:proofErr w:type="gramStart"/>
+      <w:r>
+        <w:rPr>
+          <w:b/>
+          <w:bCs/>
+        </w:rPr>
+        <w:t>findById</w:t>
+      </w:r>
+      <w:proofErr w:type="spellEnd"/>
+      <w:r>
+        <w:rPr>
+          <w:b/>
+          <w:bCs/>
+        </w:rPr>
+        <w:t>(</w:t>
+      </w:r>
+      <w:proofErr w:type="gramEnd"/>
+      <w:r>
+        <w:rPr>
+          <w:b/>
+          <w:bCs/>
+        </w:rPr>
+        <w:t>)?</w:t>
       </w:r>
     </w:p>
     <w:p>
@@ -14284,7 +16866,7 @@
     <w:p>
       <w:r>
         <w:pict w14:anchorId="76E10E3F">
-          <v:rect id="_x0000_i1262" style="width:0;height:1.5pt" o:hralign="center" o:hrstd="t" o:hr="t" fillcolor="#a0a0a0" stroked="f"/>
+          <v:rect id="_x0000_i1179" style="width:0;height:1.5pt" o:hralign="center" o:hrstd="t" o:hr="t" fillcolor="#a0a0a0" stroked="f"/>
         </w:pict>
       </w:r>
     </w:p>
@@ -14300,7 +16882,23 @@
           <w:b/>
           <w:bCs/>
         </w:rPr>
-        <w:t>Q161. Why do we sort orders using createdAt: -1?</w:t>
+        <w:t xml:space="preserve">Q161. Why do we sort orders using </w:t>
+      </w:r>
+      <w:proofErr w:type="spellStart"/>
+      <w:r>
+        <w:rPr>
+          <w:b/>
+          <w:bCs/>
+        </w:rPr>
+        <w:t>createdAt</w:t>
+      </w:r>
+      <w:proofErr w:type="spellEnd"/>
+      <w:r>
+        <w:rPr>
+          <w:b/>
+          <w:bCs/>
+        </w:rPr>
+        <w:t>: -1?</w:t>
       </w:r>
     </w:p>
     <w:p>
@@ -14320,7 +16918,7 @@
     <w:p>
       <w:r>
         <w:pict w14:anchorId="32EC891D">
-          <v:rect id="_x0000_i1263" style="width:0;height:1.5pt" o:hralign="center" o:hrstd="t" o:hr="t" fillcolor="#a0a0a0" stroked="f"/>
+          <v:rect id="_x0000_i1180" style="width:0;height:1.5pt" o:hralign="center" o:hrstd="t" o:hr="t" fillcolor="#a0a0a0" stroked="f"/>
         </w:pict>
       </w:r>
     </w:p>
@@ -14336,7 +16934,39 @@
           <w:b/>
           <w:bCs/>
         </w:rPr>
-        <w:t>Q162. Why do we store orderStatus and paymentStatus separately?</w:t>
+        <w:t xml:space="preserve">Q162. Why do we store </w:t>
+      </w:r>
+      <w:proofErr w:type="spellStart"/>
+      <w:r>
+        <w:rPr>
+          <w:b/>
+          <w:bCs/>
+        </w:rPr>
+        <w:t>orderStatus</w:t>
+      </w:r>
+      <w:proofErr w:type="spellEnd"/>
+      <w:r>
+        <w:rPr>
+          <w:b/>
+          <w:bCs/>
+        </w:rPr>
+        <w:t xml:space="preserve"> and </w:t>
+      </w:r>
+      <w:proofErr w:type="spellStart"/>
+      <w:r>
+        <w:rPr>
+          <w:b/>
+          <w:bCs/>
+        </w:rPr>
+        <w:t>paymentStatus</w:t>
+      </w:r>
+      <w:proofErr w:type="spellEnd"/>
+      <w:r>
+        <w:rPr>
+          <w:b/>
+          <w:bCs/>
+        </w:rPr>
+        <w:t xml:space="preserve"> separately?</w:t>
       </w:r>
     </w:p>
     <w:p>
@@ -14395,7 +17025,7 @@
     <w:p>
       <w:r>
         <w:pict w14:anchorId="3754EBB0">
-          <v:rect id="_x0000_i1264" style="width:0;height:1.5pt" o:hralign="center" o:hrstd="t" o:hr="t" fillcolor="#a0a0a0" stroked="f"/>
+          <v:rect id="_x0000_i1181" style="width:0;height:1.5pt" o:hralign="center" o:hrstd="t" o:hr="t" fillcolor="#a0a0a0" stroked="f"/>
         </w:pict>
       </w:r>
     </w:p>
@@ -14411,7 +17041,23 @@
           <w:b/>
           <w:bCs/>
         </w:rPr>
-        <w:t>Q163. Why do we use enums for order and payment status?</w:t>
+        <w:t xml:space="preserve">Q163. Why do we use </w:t>
+      </w:r>
+      <w:proofErr w:type="spellStart"/>
+      <w:r>
+        <w:rPr>
+          <w:b/>
+          <w:bCs/>
+        </w:rPr>
+        <w:t>enums</w:t>
+      </w:r>
+      <w:proofErr w:type="spellEnd"/>
+      <w:r>
+        <w:rPr>
+          <w:b/>
+          <w:bCs/>
+        </w:rPr>
+        <w:t xml:space="preserve"> for order and payment status?</w:t>
       </w:r>
     </w:p>
     <w:p>
@@ -14430,7 +17076,7 @@
     <w:p>
       <w:r>
         <w:pict w14:anchorId="4FE283B9">
-          <v:rect id="_x0000_i1265" style="width:0;height:1.5pt" o:hralign="center" o:hrstd="t" o:hr="t" fillcolor="#a0a0a0" stroked="f"/>
+          <v:rect id="_x0000_i1182" style="width:0;height:1.5pt" o:hralign="center" o:hrstd="t" o:hr="t" fillcolor="#a0a0a0" stroked="f"/>
         </w:pict>
       </w:r>
     </w:p>
@@ -14465,7 +17111,7 @@
     <w:p>
       <w:r>
         <w:pict w14:anchorId="3FE4204E">
-          <v:rect id="_x0000_i1266" style="width:0;height:1.5pt" o:hralign="center" o:hrstd="t" o:hr="t" fillcolor="#a0a0a0" stroked="f"/>
+          <v:rect id="_x0000_i1183" style="width:0;height:1.5pt" o:hralign="center" o:hrstd="t" o:hr="t" fillcolor="#a0a0a0" stroked="f"/>
         </w:pict>
       </w:r>
     </w:p>
@@ -14500,7 +17146,7 @@
     <w:p>
       <w:r>
         <w:pict w14:anchorId="2DB830D8">
-          <v:rect id="_x0000_i1267" style="width:0;height:1.5pt" o:hralign="center" o:hrstd="t" o:hr="t" fillcolor="#a0a0a0" stroked="f"/>
+          <v:rect id="_x0000_i1184" style="width:0;height:1.5pt" o:hralign="center" o:hrstd="t" o:hr="t" fillcolor="#a0a0a0" stroked="f"/>
         </w:pict>
       </w:r>
     </w:p>
@@ -14535,7 +17181,7 @@
     <w:p>
       <w:r>
         <w:pict w14:anchorId="0E36A683">
-          <v:rect id="_x0000_i1268" style="width:0;height:1.5pt" o:hralign="center" o:hrstd="t" o:hr="t" fillcolor="#a0a0a0" stroked="f"/>
+          <v:rect id="_x0000_i1185" style="width:0;height:1.5pt" o:hralign="center" o:hrstd="t" o:hr="t" fillcolor="#a0a0a0" stroked="f"/>
         </w:pict>
       </w:r>
     </w:p>
@@ -14571,7 +17217,7 @@
     <w:p>
       <w:r>
         <w:pict w14:anchorId="619EB379">
-          <v:rect id="_x0000_i1269" style="width:0;height:1.5pt" o:hralign="center" o:hrstd="t" o:hr="t" fillcolor="#a0a0a0" stroked="f"/>
+          <v:rect id="_x0000_i1186" style="width:0;height:1.5pt" o:hralign="center" o:hrstd="t" o:hr="t" fillcolor="#a0a0a0" stroked="f"/>
         </w:pict>
       </w:r>
     </w:p>
@@ -14587,7 +17233,23 @@
           <w:b/>
           <w:bCs/>
         </w:rPr>
-        <w:t>Q168. Explain the complete customer workflow in FoodHub.</w:t>
+        <w:t xml:space="preserve">Q168. Explain the complete customer workflow in </w:t>
+      </w:r>
+      <w:proofErr w:type="spellStart"/>
+      <w:r>
+        <w:rPr>
+          <w:b/>
+          <w:bCs/>
+        </w:rPr>
+        <w:t>FoodHub</w:t>
+      </w:r>
+      <w:proofErr w:type="spellEnd"/>
+      <w:r>
+        <w:rPr>
+          <w:b/>
+          <w:bCs/>
+        </w:rPr>
+        <w:t>.</w:t>
       </w:r>
     </w:p>
     <w:p>
@@ -14741,7 +17403,7 @@
       </w:pPr>
       <w:r>
         <w:pict w14:anchorId="19605C7A">
-          <v:rect id="_x0000_i1285" style="width:0;height:1.5pt" o:hralign="center" o:hrstd="t" o:hr="t" fillcolor="#a0a0a0" stroked="f"/>
+          <v:rect id="_x0000_i1187" style="width:0;height:1.5pt" o:hralign="center" o:hrstd="t" o:hr="t" fillcolor="#a0a0a0" stroked="f"/>
         </w:pict>
       </w:r>
     </w:p>
@@ -14765,7 +17427,39 @@
           <w:b/>
           <w:bCs/>
         </w:rPr>
-        <w:t>. Why do we use AdminRoute in React when we already have adminMiddleware in the backend?</w:t>
+        <w:t xml:space="preserve">. Why do we use </w:t>
+      </w:r>
+      <w:proofErr w:type="spellStart"/>
+      <w:r>
+        <w:rPr>
+          <w:b/>
+          <w:bCs/>
+        </w:rPr>
+        <w:t>AdminRoute</w:t>
+      </w:r>
+      <w:proofErr w:type="spellEnd"/>
+      <w:r>
+        <w:rPr>
+          <w:b/>
+          <w:bCs/>
+        </w:rPr>
+        <w:t xml:space="preserve"> in React when we already have </w:t>
+      </w:r>
+      <w:proofErr w:type="spellStart"/>
+      <w:r>
+        <w:rPr>
+          <w:b/>
+          <w:bCs/>
+        </w:rPr>
+        <w:t>adminMiddleware</w:t>
+      </w:r>
+      <w:proofErr w:type="spellEnd"/>
+      <w:r>
+        <w:rPr>
+          <w:b/>
+          <w:bCs/>
+        </w:rPr>
+        <w:t xml:space="preserve"> in the backend?</w:t>
       </w:r>
     </w:p>
     <w:p>
@@ -14784,8 +17478,13 @@
           <w:numId w:val="20"/>
         </w:numPr>
       </w:pPr>
-      <w:r>
-        <w:t xml:space="preserve">AdminRoute protects the </w:t>
+      <w:proofErr w:type="spellStart"/>
+      <w:r>
+        <w:t>AdminRoute</w:t>
+      </w:r>
+      <w:proofErr w:type="spellEnd"/>
+      <w:r>
+        <w:t xml:space="preserve"> protects the </w:t>
       </w:r>
       <w:r>
         <w:rPr>
@@ -14805,8 +17504,13 @@
           <w:numId w:val="20"/>
         </w:numPr>
       </w:pPr>
-      <w:r>
-        <w:t xml:space="preserve">adminMiddleware protects the </w:t>
+      <w:proofErr w:type="spellStart"/>
+      <w:r>
+        <w:t>adminMiddleware</w:t>
+      </w:r>
+      <w:proofErr w:type="spellEnd"/>
+      <w:r>
+        <w:t xml:space="preserve"> protects the </w:t>
       </w:r>
       <w:r>
         <w:rPr>
@@ -14828,6 +17532,1636 @@
       </w:pPr>
       <w:r>
         <w:t>Both together provide complete role-based access control in a MERN application.</w:t>
+      </w:r>
+    </w:p>
+    <w:p>
+      <w:pPr>
+        <w:rPr>
+          <w:b/>
+          <w:bCs/>
+        </w:rPr>
+      </w:pPr>
+    </w:p>
+    <w:p>
+      <w:pPr>
+        <w:rPr>
+          <w:b/>
+          <w:bCs/>
+        </w:rPr>
+      </w:pPr>
+      <w:r>
+        <w:rPr>
+          <w:b/>
+          <w:bCs/>
+        </w:rPr>
+        <w:lastRenderedPageBreak/>
+        <w:t>Q170. Why do we need a separate Admin Module?</w:t>
+      </w:r>
+    </w:p>
+    <w:p>
+      <w:r>
+        <w:rPr>
+          <w:b/>
+          <w:bCs/>
+        </w:rPr>
+        <w:t>Ans:</w:t>
+      </w:r>
+    </w:p>
+    <w:p>
+      <w:pPr>
+        <w:numPr>
+          <w:ilvl w:val="0"/>
+          <w:numId w:val="21"/>
+        </w:numPr>
+      </w:pPr>
+      <w:r>
+        <w:t xml:space="preserve">To manage application data securely. </w:t>
+      </w:r>
+    </w:p>
+    <w:p>
+      <w:pPr>
+        <w:numPr>
+          <w:ilvl w:val="0"/>
+          <w:numId w:val="21"/>
+        </w:numPr>
+      </w:pPr>
+      <w:r>
+        <w:t xml:space="preserve">Admin has permissions that customers don't. </w:t>
+      </w:r>
+    </w:p>
+    <w:p>
+      <w:pPr>
+        <w:numPr>
+          <w:ilvl w:val="0"/>
+          <w:numId w:val="21"/>
+        </w:numPr>
+      </w:pPr>
+      <w:r>
+        <w:t xml:space="preserve">Implements </w:t>
+      </w:r>
+      <w:r>
+        <w:rPr>
+          <w:b/>
+          <w:bCs/>
+        </w:rPr>
+        <w:t>Role-Based Access Control (RBAC)</w:t>
+      </w:r>
+      <w:r>
+        <w:t xml:space="preserve">. </w:t>
+      </w:r>
+    </w:p>
+    <w:p>
+      <w:r>
+        <w:pict w14:anchorId="168204FE">
+          <v:rect id="_x0000_i1368" style="width:0;height:1.5pt" o:hralign="center" o:hrstd="t" o:hr="t" fillcolor="#a0a0a0" stroked="f"/>
+        </w:pict>
+      </w:r>
+    </w:p>
+    <w:p>
+      <w:pPr>
+        <w:rPr>
+          <w:b/>
+          <w:bCs/>
+        </w:rPr>
+      </w:pPr>
+      <w:r>
+        <w:rPr>
+          <w:b/>
+          <w:bCs/>
+        </w:rPr>
+        <w:t>Q171. What is RBAC?</w:t>
+      </w:r>
+    </w:p>
+    <w:p>
+      <w:r>
+        <w:rPr>
+          <w:b/>
+          <w:bCs/>
+        </w:rPr>
+        <w:t>Ans:</w:t>
+      </w:r>
+      <w:r>
+        <w:br/>
+        <w:t>RBAC (Role-Based Access Control) restricts access based on user roles.</w:t>
+      </w:r>
+    </w:p>
+    <w:p>
+      <w:r>
+        <w:t>Example:</w:t>
+      </w:r>
+    </w:p>
+    <w:p>
+      <w:pPr>
+        <w:numPr>
+          <w:ilvl w:val="0"/>
+          <w:numId w:val="22"/>
+        </w:numPr>
+      </w:pPr>
+      <w:r>
+        <w:t xml:space="preserve">Customer → Cart, Orders </w:t>
+      </w:r>
+    </w:p>
+    <w:p>
+      <w:pPr>
+        <w:numPr>
+          <w:ilvl w:val="0"/>
+          <w:numId w:val="22"/>
+        </w:numPr>
+      </w:pPr>
+      <w:r>
+        <w:t xml:space="preserve">Admin → Food CRUD, Order Management </w:t>
+      </w:r>
+    </w:p>
+    <w:p>
+      <w:pPr>
+        <w:numPr>
+          <w:ilvl w:val="0"/>
+          <w:numId w:val="22"/>
+        </w:numPr>
+      </w:pPr>
+      <w:r>
+        <w:t xml:space="preserve">Delivery Partner → Assigned Orders </w:t>
+      </w:r>
+    </w:p>
+    <w:p>
+      <w:r>
+        <w:pict w14:anchorId="150635A7">
+          <v:rect id="_x0000_i1369" style="width:0;height:1.5pt" o:hralign="center" o:hrstd="t" o:hr="t" fillcolor="#a0a0a0" stroked="f"/>
+        </w:pict>
+      </w:r>
+    </w:p>
+    <w:p>
+      <w:pPr>
+        <w:rPr>
+          <w:b/>
+          <w:bCs/>
+        </w:rPr>
+      </w:pPr>
+      <w:r>
+        <w:rPr>
+          <w:b/>
+          <w:bCs/>
+        </w:rPr>
+        <w:t xml:space="preserve">Q172. How did you identify </w:t>
+      </w:r>
+      <w:proofErr w:type="spellStart"/>
+      <w:r>
+        <w:rPr>
+          <w:b/>
+          <w:bCs/>
+        </w:rPr>
+        <w:t>an</w:t>
+      </w:r>
+      <w:proofErr w:type="spellEnd"/>
+      <w:r>
+        <w:rPr>
+          <w:b/>
+          <w:bCs/>
+        </w:rPr>
+        <w:t xml:space="preserve"> Admin after login?</w:t>
+      </w:r>
+    </w:p>
+    <w:p>
+      <w:r>
+        <w:rPr>
+          <w:b/>
+          <w:bCs/>
+        </w:rPr>
+        <w:t>Ans:</w:t>
+      </w:r>
+    </w:p>
+    <w:p>
+      <w:pPr>
+        <w:numPr>
+          <w:ilvl w:val="0"/>
+          <w:numId w:val="23"/>
+        </w:numPr>
+      </w:pPr>
+      <w:r>
+        <w:t xml:space="preserve">User role is stored in MongoDB. </w:t>
+      </w:r>
+    </w:p>
+    <w:p>
+      <w:pPr>
+        <w:numPr>
+          <w:ilvl w:val="0"/>
+          <w:numId w:val="23"/>
+        </w:numPr>
+      </w:pPr>
+      <w:r>
+        <w:t xml:space="preserve">During login, role is added inside JWT. </w:t>
+      </w:r>
+    </w:p>
+    <w:p>
+      <w:pPr>
+        <w:numPr>
+          <w:ilvl w:val="0"/>
+          <w:numId w:val="23"/>
+        </w:numPr>
+      </w:pPr>
+      <w:r>
+        <w:t xml:space="preserve">Frontend </w:t>
+      </w:r>
+      <w:proofErr w:type="gramStart"/>
+      <w:r>
+        <w:t>checks</w:t>
+      </w:r>
+      <w:proofErr w:type="gramEnd"/>
+      <w:r>
+        <w:t xml:space="preserve"> role after decoding/storing user information. </w:t>
+      </w:r>
+    </w:p>
+    <w:p>
+      <w:pPr>
+        <w:numPr>
+          <w:ilvl w:val="0"/>
+          <w:numId w:val="23"/>
+        </w:numPr>
+      </w:pPr>
+      <w:r>
+        <w:t xml:space="preserve">Backend verifies role using </w:t>
+      </w:r>
+      <w:proofErr w:type="spellStart"/>
+      <w:r>
+        <w:t>adminMiddleware</w:t>
+      </w:r>
+      <w:proofErr w:type="spellEnd"/>
+      <w:r>
+        <w:t xml:space="preserve">. </w:t>
+      </w:r>
+    </w:p>
+    <w:p>
+      <w:r>
+        <w:pict w14:anchorId="2A45160B">
+          <v:rect id="_x0000_i1370" style="width:0;height:1.5pt" o:hralign="center" o:hrstd="t" o:hr="t" fillcolor="#a0a0a0" stroked="f"/>
+        </w:pict>
+      </w:r>
+    </w:p>
+    <w:p>
+      <w:pPr>
+        <w:rPr>
+          <w:b/>
+          <w:bCs/>
+        </w:rPr>
+      </w:pPr>
+      <w:r>
+        <w:rPr>
+          <w:b/>
+          <w:bCs/>
+        </w:rPr>
+        <w:t>Q173. Why is Admin Middleware required?</w:t>
+      </w:r>
+    </w:p>
+    <w:p>
+      <w:r>
+        <w:rPr>
+          <w:b/>
+          <w:bCs/>
+        </w:rPr>
+        <w:t>Ans:</w:t>
+      </w:r>
+      <w:r>
+        <w:br/>
+        <w:t xml:space="preserve">Authentication checks if the user is logged in, while authorization checks whether the logged-in user has permission. </w:t>
+      </w:r>
+      <w:proofErr w:type="spellStart"/>
+      <w:r>
+        <w:t>adminMiddleware</w:t>
+      </w:r>
+      <w:proofErr w:type="spellEnd"/>
+      <w:r>
+        <w:t xml:space="preserve"> allows only users with role = "admin".</w:t>
+      </w:r>
+    </w:p>
+    <w:p>
+      <w:r>
+        <w:pict w14:anchorId="376B7DB0">
+          <v:rect id="_x0000_i1371" style="width:0;height:1.5pt" o:hralign="center" o:hrstd="t" o:hr="t" fillcolor="#a0a0a0" stroked="f"/>
+        </w:pict>
+      </w:r>
+    </w:p>
+    <w:p>
+      <w:pPr>
+        <w:rPr>
+          <w:b/>
+          <w:bCs/>
+        </w:rPr>
+      </w:pPr>
+      <w:r>
+        <w:rPr>
+          <w:b/>
+          <w:bCs/>
+        </w:rPr>
+        <w:t>Q174. Authentication vs Authorization</w:t>
+      </w:r>
+    </w:p>
+    <w:p>
+      <w:r>
+        <w:rPr>
+          <w:b/>
+          <w:bCs/>
+        </w:rPr>
+        <w:lastRenderedPageBreak/>
+        <w:t>Ans:</w:t>
+      </w:r>
+      <w:r>
+        <w:br/>
+        <w:t>Authentication = Verify user identity (JWT).</w:t>
+      </w:r>
+    </w:p>
+    <w:p>
+      <w:r>
+        <w:t>Authorization = Verify what the user is allowed to access (Admin role).</w:t>
+      </w:r>
+    </w:p>
+    <w:p>
+      <w:r>
+        <w:pict w14:anchorId="31C18CAD">
+          <v:rect id="_x0000_i1372" style="width:0;height:1.5pt" o:hralign="center" o:hrstd="t" o:hr="t" fillcolor="#a0a0a0" stroked="f"/>
+        </w:pict>
+      </w:r>
+    </w:p>
+    <w:p>
+      <w:pPr>
+        <w:rPr>
+          <w:b/>
+          <w:bCs/>
+        </w:rPr>
+      </w:pPr>
+      <w:r>
+        <w:rPr>
+          <w:b/>
+          <w:bCs/>
+        </w:rPr>
+        <w:t>Q175. Why protect admin routes on both frontend and backend?</w:t>
+      </w:r>
+    </w:p>
+    <w:p>
+      <w:r>
+        <w:rPr>
+          <w:b/>
+          <w:bCs/>
+        </w:rPr>
+        <w:t>Ans:</w:t>
+      </w:r>
+      <w:r>
+        <w:br/>
+        <w:t>Frontend protection improves user experience, but backend protection provides actual security because API calls can bypass the frontend.</w:t>
+      </w:r>
+    </w:p>
+    <w:p>
+      <w:r>
+        <w:pict w14:anchorId="693E841D">
+          <v:rect id="_x0000_i1373" style="width:0;height:1.5pt" o:hralign="center" o:hrstd="t" o:hr="t" fillcolor="#a0a0a0" stroked="f"/>
+        </w:pict>
+      </w:r>
+    </w:p>
+    <w:p>
+      <w:pPr>
+        <w:rPr>
+          <w:b/>
+          <w:bCs/>
+        </w:rPr>
+      </w:pPr>
+      <w:r>
+        <w:rPr>
+          <w:b/>
+          <w:bCs/>
+        </w:rPr>
+        <w:t xml:space="preserve">Q176. What is </w:t>
+      </w:r>
+      <w:proofErr w:type="spellStart"/>
+      <w:r>
+        <w:rPr>
+          <w:b/>
+          <w:bCs/>
+        </w:rPr>
+        <w:t>AdminRoute</w:t>
+      </w:r>
+      <w:proofErr w:type="spellEnd"/>
+      <w:r>
+        <w:rPr>
+          <w:b/>
+          <w:bCs/>
+        </w:rPr>
+        <w:t xml:space="preserve"> in React?</w:t>
+      </w:r>
+    </w:p>
+    <w:p>
+      <w:r>
+        <w:rPr>
+          <w:b/>
+          <w:bCs/>
+        </w:rPr>
+        <w:t>Ans:</w:t>
+      </w:r>
+      <w:r>
+        <w:br/>
+        <w:t xml:space="preserve">A protected route component that checks whether the logged-in user is an admin before rendering admin pages; </w:t>
+      </w:r>
+      <w:proofErr w:type="gramStart"/>
+      <w:r>
+        <w:t>otherwise</w:t>
+      </w:r>
+      <w:proofErr w:type="gramEnd"/>
+      <w:r>
+        <w:t xml:space="preserve"> it redirects.</w:t>
+      </w:r>
+    </w:p>
+    <w:p>
+      <w:r>
+        <w:pict w14:anchorId="1E5F4060">
+          <v:rect id="_x0000_i1374" style="width:0;height:1.5pt" o:hralign="center" o:hrstd="t" o:hr="t" fillcolor="#a0a0a0" stroked="f"/>
+        </w:pict>
+      </w:r>
+    </w:p>
+    <w:p>
+      <w:pPr>
+        <w:rPr>
+          <w:b/>
+          <w:bCs/>
+        </w:rPr>
+      </w:pPr>
+      <w:r>
+        <w:rPr>
+          <w:b/>
+          <w:bCs/>
+        </w:rPr>
+        <w:t>Q177. Why can’t we rely only on React route protection?</w:t>
+      </w:r>
+    </w:p>
+    <w:p>
+      <w:r>
+        <w:rPr>
+          <w:b/>
+          <w:bCs/>
+        </w:rPr>
+        <w:t>Ans:</w:t>
+      </w:r>
+      <w:r>
+        <w:br/>
+        <w:t>React runs on the client side and can be bypassed. Backend authorization is mandatory to prevent unauthorized API access.</w:t>
+      </w:r>
+    </w:p>
+    <w:p>
+      <w:r>
+        <w:pict w14:anchorId="473575AC">
+          <v:rect id="_x0000_i1375" style="width:0;height:1.5pt" o:hralign="center" o:hrstd="t" o:hr="t" fillcolor="#a0a0a0" stroked="f"/>
+        </w:pict>
+      </w:r>
+    </w:p>
+    <w:p>
+      <w:pPr>
+        <w:rPr>
+          <w:b/>
+          <w:bCs/>
+        </w:rPr>
+      </w:pPr>
+      <w:r>
+        <w:rPr>
+          <w:b/>
+          <w:bCs/>
+        </w:rPr>
+        <w:t>Q178. How is the Admin Dashboard data fetched?</w:t>
+      </w:r>
+    </w:p>
+    <w:p>
+      <w:r>
+        <w:rPr>
+          <w:b/>
+          <w:bCs/>
+        </w:rPr>
+        <w:t>Ans:</w:t>
+      </w:r>
+      <w:r>
+        <w:br/>
+        <w:t xml:space="preserve">Frontend sends a GET request to the dashboard API with a JWT token. Backend returns </w:t>
+      </w:r>
+      <w:proofErr w:type="gramStart"/>
+      <w:r>
+        <w:t>counts</w:t>
+      </w:r>
+      <w:proofErr w:type="gramEnd"/>
+      <w:r>
+        <w:t xml:space="preserve"> like users, foods, and orders.</w:t>
+      </w:r>
+    </w:p>
+    <w:p>
+      <w:r>
+        <w:pict w14:anchorId="68F0164F">
+          <v:rect id="_x0000_i1376" style="width:0;height:1.5pt" o:hralign="center" o:hrstd="t" o:hr="t" fillcolor="#a0a0a0" stroked="f"/>
+        </w:pict>
+      </w:r>
+    </w:p>
+    <w:p>
+      <w:pPr>
+        <w:rPr>
+          <w:b/>
+          <w:bCs/>
+        </w:rPr>
+      </w:pPr>
+      <w:r>
+        <w:rPr>
+          <w:b/>
+          <w:bCs/>
+        </w:rPr>
+        <w:t>Q179. Why are dashboard counts useful?</w:t>
+      </w:r>
+    </w:p>
+    <w:p>
+      <w:r>
+        <w:rPr>
+          <w:b/>
+          <w:bCs/>
+        </w:rPr>
+        <w:t>Ans:</w:t>
+      </w:r>
+      <w:r>
+        <w:br/>
+        <w:t>They provide a quick overview of application statistics without manually checking the database.</w:t>
+      </w:r>
+    </w:p>
+    <w:p>
+      <w:r>
+        <w:pict w14:anchorId="5D94B1D5">
+          <v:rect id="_x0000_i1377" style="width:0;height:1.5pt" o:hralign="center" o:hrstd="t" o:hr="t" fillcolor="#a0a0a0" stroked="f"/>
+        </w:pict>
+      </w:r>
+    </w:p>
+    <w:p>
+      <w:pPr>
+        <w:rPr>
+          <w:b/>
+          <w:bCs/>
+        </w:rPr>
+      </w:pPr>
+      <w:r>
+        <w:rPr>
+          <w:b/>
+          <w:bCs/>
+        </w:rPr>
+        <w:t>Q180. How did you implement Food CRUD?</w:t>
+      </w:r>
+    </w:p>
+    <w:p>
+      <w:r>
+        <w:rPr>
+          <w:b/>
+          <w:bCs/>
+        </w:rPr>
+        <w:lastRenderedPageBreak/>
+        <w:t>Ans:</w:t>
+      </w:r>
+    </w:p>
+    <w:p>
+      <w:pPr>
+        <w:numPr>
+          <w:ilvl w:val="0"/>
+          <w:numId w:val="24"/>
+        </w:numPr>
+      </w:pPr>
+      <w:r>
+        <w:t xml:space="preserve">Create → POST </w:t>
+      </w:r>
+    </w:p>
+    <w:p>
+      <w:pPr>
+        <w:numPr>
+          <w:ilvl w:val="0"/>
+          <w:numId w:val="24"/>
+        </w:numPr>
+      </w:pPr>
+      <w:r>
+        <w:t xml:space="preserve">Read → GET </w:t>
+      </w:r>
+    </w:p>
+    <w:p>
+      <w:pPr>
+        <w:numPr>
+          <w:ilvl w:val="0"/>
+          <w:numId w:val="24"/>
+        </w:numPr>
+      </w:pPr>
+      <w:r>
+        <w:t xml:space="preserve">Update → PUT </w:t>
+      </w:r>
+    </w:p>
+    <w:p>
+      <w:pPr>
+        <w:numPr>
+          <w:ilvl w:val="0"/>
+          <w:numId w:val="24"/>
+        </w:numPr>
+      </w:pPr>
+      <w:r>
+        <w:t xml:space="preserve">Delete → DELETE </w:t>
+      </w:r>
+    </w:p>
+    <w:p>
+      <w:r>
+        <w:t>All operations are protected using JWT and admin authorization.</w:t>
+      </w:r>
+    </w:p>
+    <w:p>
+      <w:r>
+        <w:pict w14:anchorId="2C77301E">
+          <v:rect id="_x0000_i1378" style="width:0;height:1.5pt" o:hralign="center" o:hrstd="t" o:hr="t" fillcolor="#a0a0a0" stroked="f"/>
+        </w:pict>
+      </w:r>
+    </w:p>
+    <w:p>
+      <w:pPr>
+        <w:rPr>
+          <w:b/>
+          <w:bCs/>
+        </w:rPr>
+      </w:pPr>
+      <w:r>
+        <w:rPr>
+          <w:b/>
+          <w:bCs/>
+        </w:rPr>
+        <w:t>Q181. Why did you reuse the same modal for Add and Edit?</w:t>
+      </w:r>
+    </w:p>
+    <w:p>
+      <w:r>
+        <w:rPr>
+          <w:b/>
+          <w:bCs/>
+        </w:rPr>
+        <w:t>Ans:</w:t>
+      </w:r>
+      <w:r>
+        <w:br/>
+        <w:t xml:space="preserve">To reduce duplicate code. A single modal changes behavior using </w:t>
+      </w:r>
+      <w:proofErr w:type="spellStart"/>
+      <w:r>
+        <w:t>isEdit</w:t>
+      </w:r>
+      <w:proofErr w:type="spellEnd"/>
+      <w:r>
+        <w:t>.</w:t>
+      </w:r>
+    </w:p>
+    <w:p>
+      <w:r>
+        <w:pict w14:anchorId="737DAC69">
+          <v:rect id="_x0000_i1379" style="width:0;height:1.5pt" o:hralign="center" o:hrstd="t" o:hr="t" fillcolor="#a0a0a0" stroked="f"/>
+        </w:pict>
+      </w:r>
+    </w:p>
+    <w:p>
+      <w:pPr>
+        <w:rPr>
+          <w:b/>
+          <w:bCs/>
+        </w:rPr>
+      </w:pPr>
+      <w:r>
+        <w:rPr>
+          <w:b/>
+          <w:bCs/>
+        </w:rPr>
+        <w:t xml:space="preserve">Q182. What is </w:t>
+      </w:r>
+      <w:proofErr w:type="spellStart"/>
+      <w:r>
+        <w:rPr>
+          <w:b/>
+          <w:bCs/>
+        </w:rPr>
+        <w:t>isEdit</w:t>
+      </w:r>
+      <w:proofErr w:type="spellEnd"/>
+      <w:r>
+        <w:rPr>
+          <w:b/>
+          <w:bCs/>
+        </w:rPr>
+        <w:t>?</w:t>
+      </w:r>
+    </w:p>
+    <w:p>
+      <w:r>
+        <w:rPr>
+          <w:b/>
+          <w:bCs/>
+        </w:rPr>
+        <w:t>Ans:</w:t>
+      </w:r>
+      <w:r>
+        <w:br/>
+        <w:t xml:space="preserve">A </w:t>
+      </w:r>
+      <w:proofErr w:type="spellStart"/>
+      <w:r>
+        <w:t>boolean</w:t>
+      </w:r>
+      <w:proofErr w:type="spellEnd"/>
+      <w:r>
+        <w:t xml:space="preserve"> state used to determine whether the modal is adding a new food or updating an existing one.</w:t>
+      </w:r>
+    </w:p>
+    <w:p>
+      <w:r>
+        <w:pict w14:anchorId="374C3D38">
+          <v:rect id="_x0000_i1380" style="width:0;height:1.5pt" o:hralign="center" o:hrstd="t" o:hr="t" fillcolor="#a0a0a0" stroked="f"/>
+        </w:pict>
+      </w:r>
+    </w:p>
+    <w:p>
+      <w:pPr>
+        <w:rPr>
+          <w:b/>
+          <w:bCs/>
+        </w:rPr>
+      </w:pPr>
+      <w:r>
+        <w:rPr>
+          <w:b/>
+          <w:bCs/>
+        </w:rPr>
+        <w:t xml:space="preserve">Q183. Why store </w:t>
+      </w:r>
+      <w:proofErr w:type="spellStart"/>
+      <w:r>
+        <w:rPr>
+          <w:b/>
+          <w:bCs/>
+        </w:rPr>
+        <w:t>editingFoodId</w:t>
+      </w:r>
+      <w:proofErr w:type="spellEnd"/>
+      <w:r>
+        <w:rPr>
+          <w:b/>
+          <w:bCs/>
+        </w:rPr>
+        <w:t>?</w:t>
+      </w:r>
+    </w:p>
+    <w:p>
+      <w:r>
+        <w:rPr>
+          <w:b/>
+          <w:bCs/>
+        </w:rPr>
+        <w:t>Ans:</w:t>
+      </w:r>
+      <w:r>
+        <w:br/>
+        <w:t>To know which food document should be updated when sending the PUT request.</w:t>
+      </w:r>
+    </w:p>
+    <w:p>
+      <w:r>
+        <w:pict w14:anchorId="02D5579A">
+          <v:rect id="_x0000_i1381" style="width:0;height:1.5pt" o:hralign="center" o:hrstd="t" o:hr="t" fillcolor="#a0a0a0" stroked="f"/>
+        </w:pict>
+      </w:r>
+    </w:p>
+    <w:p>
+      <w:pPr>
+        <w:rPr>
+          <w:b/>
+          <w:bCs/>
+        </w:rPr>
+      </w:pPr>
+      <w:r>
+        <w:rPr>
+          <w:b/>
+          <w:bCs/>
+        </w:rPr>
+        <w:t xml:space="preserve">Q184. Why call </w:t>
+      </w:r>
+      <w:proofErr w:type="spellStart"/>
+      <w:proofErr w:type="gramStart"/>
+      <w:r>
+        <w:rPr>
+          <w:b/>
+          <w:bCs/>
+        </w:rPr>
+        <w:t>fetchFoods</w:t>
+      </w:r>
+      <w:proofErr w:type="spellEnd"/>
+      <w:r>
+        <w:rPr>
+          <w:b/>
+          <w:bCs/>
+        </w:rPr>
+        <w:t>(</w:t>
+      </w:r>
+      <w:proofErr w:type="gramEnd"/>
+      <w:r>
+        <w:rPr>
+          <w:b/>
+          <w:bCs/>
+        </w:rPr>
+        <w:t>) after CRUD operations?</w:t>
+      </w:r>
+    </w:p>
+    <w:p>
+      <w:r>
+        <w:rPr>
+          <w:b/>
+          <w:bCs/>
+        </w:rPr>
+        <w:t>Ans:</w:t>
+      </w:r>
+      <w:r>
+        <w:br/>
+        <w:t>To refresh the UI with the latest data from MongoDB without manually updating local state.</w:t>
+      </w:r>
+    </w:p>
+    <w:p>
+      <w:r>
+        <w:pict w14:anchorId="4D8E62A5">
+          <v:rect id="_x0000_i1382" style="width:0;height:1.5pt" o:hralign="center" o:hrstd="t" o:hr="t" fillcolor="#a0a0a0" stroked="f"/>
+        </w:pict>
+      </w:r>
+    </w:p>
+    <w:p>
+      <w:pPr>
+        <w:rPr>
+          <w:b/>
+          <w:bCs/>
+        </w:rPr>
+      </w:pPr>
+      <w:r>
+        <w:rPr>
+          <w:b/>
+          <w:bCs/>
+        </w:rPr>
+        <w:t xml:space="preserve">Q185. Why use </w:t>
+      </w:r>
+      <w:proofErr w:type="spellStart"/>
+      <w:proofErr w:type="gramStart"/>
+      <w:r>
+        <w:rPr>
+          <w:b/>
+          <w:bCs/>
+        </w:rPr>
+        <w:t>window.confirm</w:t>
+      </w:r>
+      <w:proofErr w:type="spellEnd"/>
+      <w:proofErr w:type="gramEnd"/>
+      <w:r>
+        <w:rPr>
+          <w:b/>
+          <w:bCs/>
+        </w:rPr>
+        <w:t>() before Delete?</w:t>
+      </w:r>
+    </w:p>
+    <w:p>
+      <w:r>
+        <w:rPr>
+          <w:b/>
+          <w:bCs/>
+        </w:rPr>
+        <w:t>Ans:</w:t>
+      </w:r>
+      <w:r>
+        <w:br/>
+        <w:t>To avoid accidental deletion by asking the user for confirmation.</w:t>
+      </w:r>
+    </w:p>
+    <w:p>
+      <w:r>
+        <w:pict w14:anchorId="6A6B3A85">
+          <v:rect id="_x0000_i1383" style="width:0;height:1.5pt" o:hralign="center" o:hrstd="t" o:hr="t" fillcolor="#a0a0a0" stroked="f"/>
+        </w:pict>
+      </w:r>
+    </w:p>
+    <w:p>
+      <w:pPr>
+        <w:rPr>
+          <w:b/>
+          <w:bCs/>
+        </w:rPr>
+      </w:pPr>
+      <w:r>
+        <w:rPr>
+          <w:b/>
+          <w:bCs/>
+        </w:rPr>
+        <w:lastRenderedPageBreak/>
+        <w:t xml:space="preserve">Q186. Why is </w:t>
+      </w:r>
+      <w:proofErr w:type="spellStart"/>
+      <w:proofErr w:type="gramStart"/>
+      <w:r>
+        <w:rPr>
+          <w:b/>
+          <w:bCs/>
+        </w:rPr>
+        <w:t>window.confirm</w:t>
+      </w:r>
+      <w:proofErr w:type="spellEnd"/>
+      <w:proofErr w:type="gramEnd"/>
+      <w:r>
+        <w:rPr>
+          <w:b/>
+          <w:bCs/>
+        </w:rPr>
+        <w:t>() written in React instead of Express?</w:t>
+      </w:r>
+    </w:p>
+    <w:p>
+      <w:r>
+        <w:rPr>
+          <w:b/>
+          <w:bCs/>
+        </w:rPr>
+        <w:t>Ans:</w:t>
+      </w:r>
+      <w:r>
+        <w:br/>
+        <w:t>window exists only in the browser. Node.js doesn't have a browser environment.</w:t>
+      </w:r>
+    </w:p>
+    <w:p>
+      <w:r>
+        <w:pict w14:anchorId="2EB0E459">
+          <v:rect id="_x0000_i1384" style="width:0;height:1.5pt" o:hralign="center" o:hrstd="t" o:hr="t" fillcolor="#a0a0a0" stroked="f"/>
+        </w:pict>
+      </w:r>
+    </w:p>
+    <w:p>
+      <w:pPr>
+        <w:rPr>
+          <w:b/>
+          <w:bCs/>
+        </w:rPr>
+      </w:pPr>
+      <w:r>
+        <w:rPr>
+          <w:b/>
+          <w:bCs/>
+        </w:rPr>
+        <w:t>Q187. What caused the "window is not defined" error?</w:t>
+      </w:r>
+    </w:p>
+    <w:p>
+      <w:r>
+        <w:rPr>
+          <w:b/>
+          <w:bCs/>
+        </w:rPr>
+        <w:t>Ans:</w:t>
+      </w:r>
+      <w:r>
+        <w:br/>
+        <w:t>The confirmation dialog was mistakenly written inside the backend controller. It should only be used in frontend React code.</w:t>
+      </w:r>
+    </w:p>
+    <w:p>
+      <w:r>
+        <w:pict w14:anchorId="5334F09D">
+          <v:rect id="_x0000_i1385" style="width:0;height:1.5pt" o:hralign="center" o:hrstd="t" o:hr="t" fillcolor="#a0a0a0" stroked="f"/>
+        </w:pict>
+      </w:r>
+    </w:p>
+    <w:p>
+      <w:pPr>
+        <w:rPr>
+          <w:b/>
+          <w:bCs/>
+        </w:rPr>
+      </w:pPr>
+      <w:r>
+        <w:rPr>
+          <w:b/>
+          <w:bCs/>
+        </w:rPr>
+        <w:t>Q188. What caused "</w:t>
+      </w:r>
+      <w:proofErr w:type="spellStart"/>
+      <w:r>
+        <w:rPr>
+          <w:b/>
+          <w:bCs/>
+        </w:rPr>
+        <w:t>updatedFood</w:t>
+      </w:r>
+      <w:proofErr w:type="spellEnd"/>
+      <w:r>
+        <w:rPr>
+          <w:b/>
+          <w:bCs/>
+        </w:rPr>
+        <w:t xml:space="preserve"> is not defined"?</w:t>
+      </w:r>
+    </w:p>
+    <w:p>
+      <w:r>
+        <w:rPr>
+          <w:b/>
+          <w:bCs/>
+        </w:rPr>
+        <w:t>Ans:</w:t>
+      </w:r>
+      <w:r>
+        <w:br/>
+        <w:t xml:space="preserve">The controller stored the updated document in food but returned </w:t>
+      </w:r>
+      <w:proofErr w:type="spellStart"/>
+      <w:r>
+        <w:t>updatedFood</w:t>
+      </w:r>
+      <w:proofErr w:type="spellEnd"/>
+      <w:r>
+        <w:t xml:space="preserve">, causing a </w:t>
+      </w:r>
+      <w:proofErr w:type="spellStart"/>
+      <w:r>
+        <w:t>ReferenceError</w:t>
+      </w:r>
+      <w:proofErr w:type="spellEnd"/>
+      <w:r>
+        <w:t>.</w:t>
+      </w:r>
+    </w:p>
+    <w:p>
+      <w:r>
+        <w:pict w14:anchorId="30FF9F69">
+          <v:rect id="_x0000_i1386" style="width:0;height:1.5pt" o:hralign="center" o:hrstd="t" o:hr="t" fillcolor="#a0a0a0" stroked="f"/>
+        </w:pict>
+      </w:r>
+    </w:p>
+    <w:p>
+      <w:pPr>
+        <w:rPr>
+          <w:b/>
+          <w:bCs/>
+        </w:rPr>
+      </w:pPr>
+      <w:r>
+        <w:rPr>
+          <w:b/>
+          <w:bCs/>
+        </w:rPr>
+        <w:t>Q189. Why populate references in Order APIs?</w:t>
+      </w:r>
+    </w:p>
+    <w:p>
+      <w:r>
+        <w:rPr>
+          <w:b/>
+          <w:bCs/>
+        </w:rPr>
+        <w:t>Ans:</w:t>
+      </w:r>
+      <w:r>
+        <w:br/>
+        <w:t xml:space="preserve">MongoDB stores </w:t>
+      </w:r>
+      <w:proofErr w:type="spellStart"/>
+      <w:r>
+        <w:t>ObjectIds</w:t>
+      </w:r>
+      <w:proofErr w:type="spellEnd"/>
+      <w:r>
+        <w:t xml:space="preserve">. </w:t>
+      </w:r>
+      <w:proofErr w:type="gramStart"/>
+      <w:r>
+        <w:t>populate(</w:t>
+      </w:r>
+      <w:proofErr w:type="gramEnd"/>
+      <w:r>
+        <w:t>) fetches related document details such as customer, food, and address.</w:t>
+      </w:r>
+    </w:p>
+    <w:p>
+      <w:r>
+        <w:pict w14:anchorId="599359F5">
+          <v:rect id="_x0000_i1387" style="width:0;height:1.5pt" o:hralign="center" o:hrstd="t" o:hr="t" fillcolor="#a0a0a0" stroked="f"/>
+        </w:pict>
+      </w:r>
+    </w:p>
+    <w:p>
+      <w:pPr>
+        <w:rPr>
+          <w:b/>
+          <w:bCs/>
+        </w:rPr>
+      </w:pPr>
+      <w:r>
+        <w:rPr>
+          <w:b/>
+          <w:bCs/>
+        </w:rPr>
+        <w:t xml:space="preserve">Q190. Why use </w:t>
+      </w:r>
+      <w:proofErr w:type="gramStart"/>
+      <w:r>
+        <w:rPr>
+          <w:b/>
+          <w:bCs/>
+        </w:rPr>
+        <w:t>populate(</w:t>
+      </w:r>
+      <w:proofErr w:type="gramEnd"/>
+      <w:r>
+        <w:rPr>
+          <w:b/>
+          <w:bCs/>
+        </w:rPr>
+        <w:t>"user", "name email")?</w:t>
+      </w:r>
+    </w:p>
+    <w:p>
+      <w:r>
+        <w:rPr>
+          <w:b/>
+          <w:bCs/>
+        </w:rPr>
+        <w:t>Ans:</w:t>
+      </w:r>
+      <w:r>
+        <w:br/>
+        <w:t>It fetches only the required fields instead of the complete user document, improving efficiency.</w:t>
+      </w:r>
+    </w:p>
+    <w:p>
+      <w:r>
+        <w:pict w14:anchorId="04EEEB8B">
+          <v:rect id="_x0000_i1388" style="width:0;height:1.5pt" o:hralign="center" o:hrstd="t" o:hr="t" fillcolor="#a0a0a0" stroked="f"/>
+        </w:pict>
+      </w:r>
+    </w:p>
+    <w:p>
+      <w:pPr>
+        <w:rPr>
+          <w:b/>
+          <w:bCs/>
+        </w:rPr>
+      </w:pPr>
+      <w:r>
+        <w:rPr>
+          <w:b/>
+          <w:bCs/>
+        </w:rPr>
+        <w:t>Q191. Why was /admin treated as /:id?</w:t>
+      </w:r>
+    </w:p>
+    <w:p>
+      <w:r>
+        <w:rPr>
+          <w:b/>
+          <w:bCs/>
+        </w:rPr>
+        <w:t>Ans:</w:t>
+      </w:r>
+      <w:r>
+        <w:br/>
+        <w:t>Express matches routes from top to bottom. The dynamic route /:id matched before /admin.</w:t>
+      </w:r>
+    </w:p>
+    <w:p>
+      <w:r>
+        <w:pict w14:anchorId="5CCED74F">
+          <v:rect id="_x0000_i1389" style="width:0;height:1.5pt" o:hralign="center" o:hrstd="t" o:hr="t" fillcolor="#a0a0a0" stroked="f"/>
+        </w:pict>
+      </w:r>
+    </w:p>
+    <w:p>
+      <w:pPr>
+        <w:rPr>
+          <w:b/>
+          <w:bCs/>
+        </w:rPr>
+      </w:pPr>
+      <w:r>
+        <w:rPr>
+          <w:b/>
+          <w:bCs/>
+        </w:rPr>
+        <w:t>Q192. How was the route issue solved?</w:t>
+      </w:r>
+    </w:p>
+    <w:p>
+      <w:r>
+        <w:rPr>
+          <w:b/>
+          <w:bCs/>
+        </w:rPr>
+        <w:lastRenderedPageBreak/>
+        <w:t>Ans:</w:t>
+      </w:r>
+      <w:r>
+        <w:br/>
+        <w:t>Placed specific routes like /admin before dynamic routes like /:id.</w:t>
+      </w:r>
+    </w:p>
+    <w:p>
+      <w:r>
+        <w:pict w14:anchorId="0626EB29">
+          <v:rect id="_x0000_i1390" style="width:0;height:1.5pt" o:hralign="center" o:hrstd="t" o:hr="t" fillcolor="#a0a0a0" stroked="f"/>
+        </w:pict>
+      </w:r>
+    </w:p>
+    <w:p>
+      <w:pPr>
+        <w:rPr>
+          <w:b/>
+          <w:bCs/>
+        </w:rPr>
+      </w:pPr>
+      <w:r>
+        <w:rPr>
+          <w:b/>
+          <w:bCs/>
+        </w:rPr>
+        <w:t>Q193. How does Admin Order Management work?</w:t>
+      </w:r>
+    </w:p>
+    <w:p>
+      <w:r>
+        <w:rPr>
+          <w:b/>
+          <w:bCs/>
+        </w:rPr>
+        <w:t>Ans:</w:t>
+      </w:r>
+      <w:r>
+        <w:br/>
+        <w:t>Admin fetches all customer orders and can update their order status using a protected API.</w:t>
+      </w:r>
+    </w:p>
+    <w:p>
+      <w:r>
+        <w:pict w14:anchorId="1E18483B">
+          <v:rect id="_x0000_i1391" style="width:0;height:1.5pt" o:hralign="center" o:hrstd="t" o:hr="t" fillcolor="#a0a0a0" stroked="f"/>
+        </w:pict>
+      </w:r>
+    </w:p>
+    <w:p>
+      <w:pPr>
+        <w:rPr>
+          <w:b/>
+          <w:bCs/>
+        </w:rPr>
+      </w:pPr>
+      <w:r>
+        <w:rPr>
+          <w:b/>
+          <w:bCs/>
+        </w:rPr>
+        <w:t>Q194. Why use a dropdown for order status?</w:t>
+      </w:r>
+    </w:p>
+    <w:p>
+      <w:r>
+        <w:rPr>
+          <w:b/>
+          <w:bCs/>
+        </w:rPr>
+        <w:t>Ans:</w:t>
+      </w:r>
+      <w:r>
+        <w:br/>
+        <w:t>It restricts input to predefined valid statuses and improves usability.</w:t>
+      </w:r>
+    </w:p>
+    <w:p>
+      <w:r>
+        <w:pict w14:anchorId="2497CC16">
+          <v:rect id="_x0000_i1392" style="width:0;height:1.5pt" o:hralign="center" o:hrstd="t" o:hr="t" fillcolor="#a0a0a0" stroked="f"/>
+        </w:pict>
+      </w:r>
+    </w:p>
+    <w:p>
+      <w:pPr>
+        <w:rPr>
+          <w:b/>
+          <w:bCs/>
+        </w:rPr>
+      </w:pPr>
+      <w:r>
+        <w:rPr>
+          <w:b/>
+          <w:bCs/>
+        </w:rPr>
+        <w:t>Q195. Order Status Workflow</w:t>
+      </w:r>
+    </w:p>
+    <w:p>
+      <w:r>
+        <w:rPr>
+          <w:b/>
+          <w:bCs/>
+        </w:rPr>
+        <w:t>Ans:</w:t>
+      </w:r>
+      <w:r>
+        <w:br/>
+        <w:t>Pending → Preparing → Out for Delivery → Delivered</w:t>
+      </w:r>
+    </w:p>
+    <w:p>
+      <w:r>
+        <w:t>Cancelled can be selected if required.</w:t>
+      </w:r>
+    </w:p>
+    <w:p>
+      <w:r>
+        <w:pict w14:anchorId="6E7D3ADC">
+          <v:rect id="_x0000_i1393" style="width:0;height:1.5pt" o:hralign="center" o:hrstd="t" o:hr="t" fillcolor="#a0a0a0" stroked="f"/>
+        </w:pict>
+      </w:r>
+    </w:p>
+    <w:p>
+      <w:pPr>
+        <w:rPr>
+          <w:b/>
+          <w:bCs/>
+        </w:rPr>
+      </w:pPr>
+      <w:r>
+        <w:rPr>
+          <w:b/>
+          <w:bCs/>
+        </w:rPr>
+        <w:t>Q196. Why use GET and PUT for Order Management?</w:t>
+      </w:r>
+    </w:p>
+    <w:p>
+      <w:r>
+        <w:rPr>
+          <w:b/>
+          <w:bCs/>
+        </w:rPr>
+        <w:t>Ans:</w:t>
+      </w:r>
+      <w:r>
+        <w:br/>
+        <w:t>GET retrieves all orders.</w:t>
+      </w:r>
+    </w:p>
+    <w:p>
+      <w:r>
+        <w:t>PUT updates only the order status.</w:t>
+      </w:r>
+    </w:p>
+    <w:p>
+      <w:r>
+        <w:pict w14:anchorId="55480614">
+          <v:rect id="_x0000_i1394" style="width:0;height:1.5pt" o:hralign="center" o:hrstd="t" o:hr="t" fillcolor="#a0a0a0" stroked="f"/>
+        </w:pict>
+      </w:r>
+    </w:p>
+    <w:p>
+      <w:pPr>
+        <w:rPr>
+          <w:b/>
+          <w:bCs/>
+        </w:rPr>
+      </w:pPr>
+      <w:r>
+        <w:rPr>
+          <w:b/>
+          <w:bCs/>
+        </w:rPr>
+        <w:t>Q197. Why send JWT in every admin request?</w:t>
+      </w:r>
+    </w:p>
+    <w:p>
+      <w:r>
+        <w:rPr>
+          <w:b/>
+          <w:bCs/>
+        </w:rPr>
+        <w:t>Ans:</w:t>
+      </w:r>
+      <w:r>
+        <w:br/>
+        <w:t>Backend validates the token before allowing access to protected resources.</w:t>
+      </w:r>
+    </w:p>
+    <w:p>
+      <w:r>
+        <w:pict w14:anchorId="471E065B">
+          <v:rect id="_x0000_i1395" style="width:0;height:1.5pt" o:hralign="center" o:hrstd="t" o:hr="t" fillcolor="#a0a0a0" stroked="f"/>
+        </w:pict>
+      </w:r>
+    </w:p>
+    <w:p>
+      <w:pPr>
+        <w:rPr>
+          <w:b/>
+          <w:bCs/>
+        </w:rPr>
+      </w:pPr>
+      <w:r>
+        <w:rPr>
+          <w:b/>
+          <w:bCs/>
+        </w:rPr>
+        <w:t>Q198. Why use Axios headers?</w:t>
+      </w:r>
+    </w:p>
+    <w:p>
+      <w:r>
+        <w:rPr>
+          <w:b/>
+          <w:bCs/>
+        </w:rPr>
+        <w:t>Ans:</w:t>
+      </w:r>
+      <w:r>
+        <w:br/>
+        <w:t>To include the JWT in the Authorization header for every protected API request.</w:t>
+      </w:r>
+    </w:p>
+    <w:p>
+      <w:r>
+        <w:lastRenderedPageBreak/>
+        <w:pict w14:anchorId="65E6A9C6">
+          <v:rect id="_x0000_i1396" style="width:0;height:1.5pt" o:hralign="center" o:hrstd="t" o:hr="t" fillcolor="#a0a0a0" stroked="f"/>
+        </w:pict>
+      </w:r>
+    </w:p>
+    <w:p>
+      <w:pPr>
+        <w:rPr>
+          <w:b/>
+          <w:bCs/>
+        </w:rPr>
+      </w:pPr>
+      <w:r>
+        <w:rPr>
+          <w:b/>
+          <w:bCs/>
+        </w:rPr>
+        <w:t>Q199. Why refresh orders after updating status?</w:t>
+      </w:r>
+    </w:p>
+    <w:p>
+      <w:r>
+        <w:rPr>
+          <w:b/>
+          <w:bCs/>
+        </w:rPr>
+        <w:t>Ans:</w:t>
+      </w:r>
+      <w:r>
+        <w:br/>
+        <w:t>To immediately display the latest order information without requiring a manual page refresh.</w:t>
+      </w:r>
+    </w:p>
+    <w:p>
+      <w:r>
+        <w:pict w14:anchorId="5D0BED2A">
+          <v:rect id="_x0000_i1397" style="width:0;height:1.5pt" o:hralign="center" o:hrstd="t" o:hr="t" fillcolor="#a0a0a0" stroked="f"/>
+        </w:pict>
+      </w:r>
+    </w:p>
+    <w:p>
+      <w:pPr>
+        <w:rPr>
+          <w:b/>
+          <w:bCs/>
+        </w:rPr>
+      </w:pPr>
+      <w:r>
+        <w:rPr>
+          <w:b/>
+          <w:bCs/>
+        </w:rPr>
+        <w:t>Q200. Explain the complete Admin workflow.</w:t>
+      </w:r>
+    </w:p>
+    <w:p>
+      <w:r>
+        <w:rPr>
+          <w:b/>
+          <w:bCs/>
+        </w:rPr>
+        <w:t>Ans:</w:t>
+      </w:r>
+    </w:p>
+    <w:p>
+      <w:pPr>
+        <w:spacing w:after="0"/>
+      </w:pPr>
+      <w:r>
+        <w:t>Admin Login</w:t>
+      </w:r>
+    </w:p>
+    <w:p>
+      <w:pPr>
+        <w:spacing w:after="0"/>
+      </w:pPr>
+      <w:r>
+        <w:t xml:space="preserve">      ↓</w:t>
+      </w:r>
+    </w:p>
+    <w:p>
+      <w:pPr>
+        <w:spacing w:after="0"/>
+      </w:pPr>
+      <w:r>
+        <w:t>JWT Generated</w:t>
+      </w:r>
+    </w:p>
+    <w:p>
+      <w:pPr>
+        <w:spacing w:after="0"/>
+      </w:pPr>
+      <w:r>
+        <w:t xml:space="preserve">      ↓</w:t>
+      </w:r>
+    </w:p>
+    <w:p>
+      <w:pPr>
+        <w:spacing w:after="0"/>
+      </w:pPr>
+      <w:r>
+        <w:t>Protected Dashboard</w:t>
+      </w:r>
+    </w:p>
+    <w:p>
+      <w:pPr>
+        <w:spacing w:after="0"/>
+      </w:pPr>
+      <w:r>
+        <w:t xml:space="preserve">      ↓</w:t>
+      </w:r>
+    </w:p>
+    <w:p>
+      <w:pPr>
+        <w:spacing w:after="0"/>
+      </w:pPr>
+      <w:r>
+        <w:t>Manage Foods</w:t>
+      </w:r>
+    </w:p>
+    <w:p>
+      <w:pPr>
+        <w:spacing w:after="0"/>
+      </w:pPr>
+      <w:r>
+        <w:t xml:space="preserve">      ↓</w:t>
+      </w:r>
+    </w:p>
+    <w:p>
+      <w:pPr>
+        <w:spacing w:after="0"/>
+      </w:pPr>
+      <w:r>
+        <w:t>Manage Orders</w:t>
+      </w:r>
+    </w:p>
+    <w:p>
+      <w:pPr>
+        <w:spacing w:after="0"/>
+      </w:pPr>
+      <w:r>
+        <w:t xml:space="preserve">      ↓</w:t>
+      </w:r>
+    </w:p>
+    <w:p>
+      <w:pPr>
+        <w:spacing w:after="0"/>
+      </w:pPr>
+      <w:r>
+        <w:t>Update Order Status</w:t>
+      </w:r>
+    </w:p>
+    <w:p>
+      <w:pPr>
+        <w:spacing w:after="0"/>
+      </w:pPr>
+      <w:r>
+        <w:t xml:space="preserve">      ↓</w:t>
+      </w:r>
+    </w:p>
+    <w:p>
+      <w:pPr>
+        <w:spacing w:after="0"/>
+      </w:pPr>
+      <w:r>
+        <w:t>Changes Saved in MongoDB</w:t>
+      </w:r>
+    </w:p>
+    <w:p>
+      <w:pPr>
+        <w:spacing w:after="0"/>
+      </w:pPr>
+      <w:r>
+        <w:t xml:space="preserve">      ↓</w:t>
+      </w:r>
+    </w:p>
+    <w:p>
+      <w:pPr>
+        <w:spacing w:after="0"/>
+      </w:pPr>
+      <w:r>
+        <w:t>Customer Sees Updated Status</w:t>
       </w:r>
     </w:p>
     <w:p/>
@@ -15145,9 +19479,9 @@
     </w:lvl>
   </w:abstractNum>
   <w:abstractNum w:abstractNumId="2" w15:restartNumberingAfterBreak="0">
-    <w:nsid w:val="14C32C3C"/>
+    <w:nsid w:val="098B45AC"/>
     <w:multiLevelType w:val="multilevel"/>
-    <w:tmpl w:val="74960048"/>
+    <w:tmpl w:val="42089394"/>
     <w:lvl w:ilvl="0">
       <w:start w:val="1"/>
       <w:numFmt w:val="bullet"/>
@@ -15294,9 +19628,9 @@
     </w:lvl>
   </w:abstractNum>
   <w:abstractNum w:abstractNumId="3" w15:restartNumberingAfterBreak="0">
-    <w:nsid w:val="1AC77633"/>
+    <w:nsid w:val="0EC415CC"/>
     <w:multiLevelType w:val="multilevel"/>
-    <w:tmpl w:val="B58AF6A2"/>
+    <w:tmpl w:val="D57A66CC"/>
     <w:lvl w:ilvl="0">
       <w:start w:val="1"/>
       <w:numFmt w:val="bullet"/>
@@ -15443,9 +19777,9 @@
     </w:lvl>
   </w:abstractNum>
   <w:abstractNum w:abstractNumId="4" w15:restartNumberingAfterBreak="0">
-    <w:nsid w:val="1CC55C4E"/>
+    <w:nsid w:val="14C32C3C"/>
     <w:multiLevelType w:val="multilevel"/>
-    <w:tmpl w:val="D6B68AF6"/>
+    <w:tmpl w:val="74960048"/>
     <w:lvl w:ilvl="0">
       <w:start w:val="1"/>
       <w:numFmt w:val="bullet"/>
@@ -15592,9 +19926,9 @@
     </w:lvl>
   </w:abstractNum>
   <w:abstractNum w:abstractNumId="5" w15:restartNumberingAfterBreak="0">
-    <w:nsid w:val="247317E3"/>
+    <w:nsid w:val="1AC77633"/>
     <w:multiLevelType w:val="multilevel"/>
-    <w:tmpl w:val="0EF050A4"/>
+    <w:tmpl w:val="B58AF6A2"/>
     <w:lvl w:ilvl="0">
       <w:start w:val="1"/>
       <w:numFmt w:val="bullet"/>
@@ -15741,9 +20075,9 @@
     </w:lvl>
   </w:abstractNum>
   <w:abstractNum w:abstractNumId="6" w15:restartNumberingAfterBreak="0">
-    <w:nsid w:val="2EE24D80"/>
+    <w:nsid w:val="1CC55C4E"/>
     <w:multiLevelType w:val="multilevel"/>
-    <w:tmpl w:val="D9E604E4"/>
+    <w:tmpl w:val="D6B68AF6"/>
     <w:lvl w:ilvl="0">
       <w:start w:val="1"/>
       <w:numFmt w:val="bullet"/>
@@ -15890,9 +20224,9 @@
     </w:lvl>
   </w:abstractNum>
   <w:abstractNum w:abstractNumId="7" w15:restartNumberingAfterBreak="0">
-    <w:nsid w:val="303D4589"/>
+    <w:nsid w:val="247317E3"/>
     <w:multiLevelType w:val="multilevel"/>
-    <w:tmpl w:val="AFC222B6"/>
+    <w:tmpl w:val="0EF050A4"/>
     <w:lvl w:ilvl="0">
       <w:start w:val="1"/>
       <w:numFmt w:val="bullet"/>
@@ -16039,9 +20373,9 @@
     </w:lvl>
   </w:abstractNum>
   <w:abstractNum w:abstractNumId="8" w15:restartNumberingAfterBreak="0">
-    <w:nsid w:val="311D54C7"/>
+    <w:nsid w:val="2EE24D80"/>
     <w:multiLevelType w:val="multilevel"/>
-    <w:tmpl w:val="39ACC3B6"/>
+    <w:tmpl w:val="D9E604E4"/>
     <w:lvl w:ilvl="0">
       <w:start w:val="1"/>
       <w:numFmt w:val="bullet"/>
@@ -16188,9 +20522,9 @@
     </w:lvl>
   </w:abstractNum>
   <w:abstractNum w:abstractNumId="9" w15:restartNumberingAfterBreak="0">
-    <w:nsid w:val="36A92518"/>
+    <w:nsid w:val="303D4589"/>
     <w:multiLevelType w:val="multilevel"/>
-    <w:tmpl w:val="9448F632"/>
+    <w:tmpl w:val="AFC222B6"/>
     <w:lvl w:ilvl="0">
       <w:start w:val="1"/>
       <w:numFmt w:val="bullet"/>
@@ -16337,9 +20671,9 @@
     </w:lvl>
   </w:abstractNum>
   <w:abstractNum w:abstractNumId="10" w15:restartNumberingAfterBreak="0">
-    <w:nsid w:val="389E406E"/>
+    <w:nsid w:val="311D54C7"/>
     <w:multiLevelType w:val="multilevel"/>
-    <w:tmpl w:val="0CBCE568"/>
+    <w:tmpl w:val="39ACC3B6"/>
     <w:lvl w:ilvl="0">
       <w:start w:val="1"/>
       <w:numFmt w:val="bullet"/>
@@ -16486,9 +20820,9 @@
     </w:lvl>
   </w:abstractNum>
   <w:abstractNum w:abstractNumId="11" w15:restartNumberingAfterBreak="0">
-    <w:nsid w:val="43793A10"/>
+    <w:nsid w:val="36A92518"/>
     <w:multiLevelType w:val="multilevel"/>
-    <w:tmpl w:val="92369CD6"/>
+    <w:tmpl w:val="9448F632"/>
     <w:lvl w:ilvl="0">
       <w:start w:val="1"/>
       <w:numFmt w:val="bullet"/>
@@ -16635,9 +20969,9 @@
     </w:lvl>
   </w:abstractNum>
   <w:abstractNum w:abstractNumId="12" w15:restartNumberingAfterBreak="0">
-    <w:nsid w:val="492A126F"/>
+    <w:nsid w:val="389E406E"/>
     <w:multiLevelType w:val="multilevel"/>
-    <w:tmpl w:val="E444C0AA"/>
+    <w:tmpl w:val="0CBCE568"/>
     <w:lvl w:ilvl="0">
       <w:start w:val="1"/>
       <w:numFmt w:val="bullet"/>
@@ -16784,9 +21118,9 @@
     </w:lvl>
   </w:abstractNum>
   <w:abstractNum w:abstractNumId="13" w15:restartNumberingAfterBreak="0">
-    <w:nsid w:val="50447E28"/>
+    <w:nsid w:val="43793A10"/>
     <w:multiLevelType w:val="multilevel"/>
-    <w:tmpl w:val="26C471FE"/>
+    <w:tmpl w:val="92369CD6"/>
     <w:lvl w:ilvl="0">
       <w:start w:val="1"/>
       <w:numFmt w:val="bullet"/>
@@ -16933,9 +21267,9 @@
     </w:lvl>
   </w:abstractNum>
   <w:abstractNum w:abstractNumId="14" w15:restartNumberingAfterBreak="0">
-    <w:nsid w:val="5C94650F"/>
+    <w:nsid w:val="492A126F"/>
     <w:multiLevelType w:val="multilevel"/>
-    <w:tmpl w:val="5E20556C"/>
+    <w:tmpl w:val="E444C0AA"/>
     <w:lvl w:ilvl="0">
       <w:start w:val="1"/>
       <w:numFmt w:val="bullet"/>
@@ -17082,122 +21416,9 @@
     </w:lvl>
   </w:abstractNum>
   <w:abstractNum w:abstractNumId="15" w15:restartNumberingAfterBreak="0">
-    <w:nsid w:val="5EF820AE"/>
+    <w:nsid w:val="50447E28"/>
     <w:multiLevelType w:val="multilevel"/>
-    <w:tmpl w:val="DE4A48B8"/>
-    <w:lvl w:ilvl="0">
-      <w:start w:val="1"/>
-      <w:numFmt w:val="decimal"/>
-      <w:lvlText w:val="%1."/>
-      <w:lvlJc w:val="left"/>
-      <w:pPr>
-        <w:tabs>
-          <w:tab w:val="num" w:pos="720"/>
-        </w:tabs>
-        <w:ind w:left="720" w:hanging="360"/>
-      </w:pPr>
-    </w:lvl>
-    <w:lvl w:ilvl="1" w:tentative="1">
-      <w:start w:val="1"/>
-      <w:numFmt w:val="decimal"/>
-      <w:lvlText w:val="%2."/>
-      <w:lvlJc w:val="left"/>
-      <w:pPr>
-        <w:tabs>
-          <w:tab w:val="num" w:pos="1440"/>
-        </w:tabs>
-        <w:ind w:left="1440" w:hanging="360"/>
-      </w:pPr>
-    </w:lvl>
-    <w:lvl w:ilvl="2" w:tentative="1">
-      <w:start w:val="1"/>
-      <w:numFmt w:val="decimal"/>
-      <w:lvlText w:val="%3."/>
-      <w:lvlJc w:val="left"/>
-      <w:pPr>
-        <w:tabs>
-          <w:tab w:val="num" w:pos="2160"/>
-        </w:tabs>
-        <w:ind w:left="2160" w:hanging="360"/>
-      </w:pPr>
-    </w:lvl>
-    <w:lvl w:ilvl="3" w:tentative="1">
-      <w:start w:val="1"/>
-      <w:numFmt w:val="decimal"/>
-      <w:lvlText w:val="%4."/>
-      <w:lvlJc w:val="left"/>
-      <w:pPr>
-        <w:tabs>
-          <w:tab w:val="num" w:pos="2880"/>
-        </w:tabs>
-        <w:ind w:left="2880" w:hanging="360"/>
-      </w:pPr>
-    </w:lvl>
-    <w:lvl w:ilvl="4" w:tentative="1">
-      <w:start w:val="1"/>
-      <w:numFmt w:val="decimal"/>
-      <w:lvlText w:val="%5."/>
-      <w:lvlJc w:val="left"/>
-      <w:pPr>
-        <w:tabs>
-          <w:tab w:val="num" w:pos="3600"/>
-        </w:tabs>
-        <w:ind w:left="3600" w:hanging="360"/>
-      </w:pPr>
-    </w:lvl>
-    <w:lvl w:ilvl="5" w:tentative="1">
-      <w:start w:val="1"/>
-      <w:numFmt w:val="decimal"/>
-      <w:lvlText w:val="%6."/>
-      <w:lvlJc w:val="left"/>
-      <w:pPr>
-        <w:tabs>
-          <w:tab w:val="num" w:pos="4320"/>
-        </w:tabs>
-        <w:ind w:left="4320" w:hanging="360"/>
-      </w:pPr>
-    </w:lvl>
-    <w:lvl w:ilvl="6" w:tentative="1">
-      <w:start w:val="1"/>
-      <w:numFmt w:val="decimal"/>
-      <w:lvlText w:val="%7."/>
-      <w:lvlJc w:val="left"/>
-      <w:pPr>
-        <w:tabs>
-          <w:tab w:val="num" w:pos="5040"/>
-        </w:tabs>
-        <w:ind w:left="5040" w:hanging="360"/>
-      </w:pPr>
-    </w:lvl>
-    <w:lvl w:ilvl="7" w:tentative="1">
-      <w:start w:val="1"/>
-      <w:numFmt w:val="decimal"/>
-      <w:lvlText w:val="%8."/>
-      <w:lvlJc w:val="left"/>
-      <w:pPr>
-        <w:tabs>
-          <w:tab w:val="num" w:pos="5760"/>
-        </w:tabs>
-        <w:ind w:left="5760" w:hanging="360"/>
-      </w:pPr>
-    </w:lvl>
-    <w:lvl w:ilvl="8" w:tentative="1">
-      <w:start w:val="1"/>
-      <w:numFmt w:val="decimal"/>
-      <w:lvlText w:val="%9."/>
-      <w:lvlJc w:val="left"/>
-      <w:pPr>
-        <w:tabs>
-          <w:tab w:val="num" w:pos="6480"/>
-        </w:tabs>
-        <w:ind w:left="6480" w:hanging="360"/>
-      </w:pPr>
-    </w:lvl>
-  </w:abstractNum>
-  <w:abstractNum w:abstractNumId="16" w15:restartNumberingAfterBreak="0">
-    <w:nsid w:val="623C56AC"/>
-    <w:multiLevelType w:val="multilevel"/>
-    <w:tmpl w:val="90B05342"/>
+    <w:tmpl w:val="26C471FE"/>
     <w:lvl w:ilvl="0">
       <w:start w:val="1"/>
       <w:numFmt w:val="bullet"/>
@@ -17343,10 +21564,10 @@
       </w:rPr>
     </w:lvl>
   </w:abstractNum>
-  <w:abstractNum w:abstractNumId="17" w15:restartNumberingAfterBreak="0">
-    <w:nsid w:val="6B3C1C45"/>
+  <w:abstractNum w:abstractNumId="16" w15:restartNumberingAfterBreak="0">
+    <w:nsid w:val="5C94650F"/>
     <w:multiLevelType w:val="multilevel"/>
-    <w:tmpl w:val="527CC97C"/>
+    <w:tmpl w:val="5E20556C"/>
     <w:lvl w:ilvl="0">
       <w:start w:val="1"/>
       <w:numFmt w:val="bullet"/>
@@ -17492,10 +21713,123 @@
       </w:rPr>
     </w:lvl>
   </w:abstractNum>
+  <w:abstractNum w:abstractNumId="17" w15:restartNumberingAfterBreak="0">
+    <w:nsid w:val="5EF820AE"/>
+    <w:multiLevelType w:val="multilevel"/>
+    <w:tmpl w:val="DE4A48B8"/>
+    <w:lvl w:ilvl="0">
+      <w:start w:val="1"/>
+      <w:numFmt w:val="decimal"/>
+      <w:lvlText w:val="%1."/>
+      <w:lvlJc w:val="left"/>
+      <w:pPr>
+        <w:tabs>
+          <w:tab w:val="num" w:pos="720"/>
+        </w:tabs>
+        <w:ind w:left="720" w:hanging="360"/>
+      </w:pPr>
+    </w:lvl>
+    <w:lvl w:ilvl="1" w:tentative="1">
+      <w:start w:val="1"/>
+      <w:numFmt w:val="decimal"/>
+      <w:lvlText w:val="%2."/>
+      <w:lvlJc w:val="left"/>
+      <w:pPr>
+        <w:tabs>
+          <w:tab w:val="num" w:pos="1440"/>
+        </w:tabs>
+        <w:ind w:left="1440" w:hanging="360"/>
+      </w:pPr>
+    </w:lvl>
+    <w:lvl w:ilvl="2" w:tentative="1">
+      <w:start w:val="1"/>
+      <w:numFmt w:val="decimal"/>
+      <w:lvlText w:val="%3."/>
+      <w:lvlJc w:val="left"/>
+      <w:pPr>
+        <w:tabs>
+          <w:tab w:val="num" w:pos="2160"/>
+        </w:tabs>
+        <w:ind w:left="2160" w:hanging="360"/>
+      </w:pPr>
+    </w:lvl>
+    <w:lvl w:ilvl="3" w:tentative="1">
+      <w:start w:val="1"/>
+      <w:numFmt w:val="decimal"/>
+      <w:lvlText w:val="%4."/>
+      <w:lvlJc w:val="left"/>
+      <w:pPr>
+        <w:tabs>
+          <w:tab w:val="num" w:pos="2880"/>
+        </w:tabs>
+        <w:ind w:left="2880" w:hanging="360"/>
+      </w:pPr>
+    </w:lvl>
+    <w:lvl w:ilvl="4" w:tentative="1">
+      <w:start w:val="1"/>
+      <w:numFmt w:val="decimal"/>
+      <w:lvlText w:val="%5."/>
+      <w:lvlJc w:val="left"/>
+      <w:pPr>
+        <w:tabs>
+          <w:tab w:val="num" w:pos="3600"/>
+        </w:tabs>
+        <w:ind w:left="3600" w:hanging="360"/>
+      </w:pPr>
+    </w:lvl>
+    <w:lvl w:ilvl="5" w:tentative="1">
+      <w:start w:val="1"/>
+      <w:numFmt w:val="decimal"/>
+      <w:lvlText w:val="%6."/>
+      <w:lvlJc w:val="left"/>
+      <w:pPr>
+        <w:tabs>
+          <w:tab w:val="num" w:pos="4320"/>
+        </w:tabs>
+        <w:ind w:left="4320" w:hanging="360"/>
+      </w:pPr>
+    </w:lvl>
+    <w:lvl w:ilvl="6" w:tentative="1">
+      <w:start w:val="1"/>
+      <w:numFmt w:val="decimal"/>
+      <w:lvlText w:val="%7."/>
+      <w:lvlJc w:val="left"/>
+      <w:pPr>
+        <w:tabs>
+          <w:tab w:val="num" w:pos="5040"/>
+        </w:tabs>
+        <w:ind w:left="5040" w:hanging="360"/>
+      </w:pPr>
+    </w:lvl>
+    <w:lvl w:ilvl="7" w:tentative="1">
+      <w:start w:val="1"/>
+      <w:numFmt w:val="decimal"/>
+      <w:lvlText w:val="%8."/>
+      <w:lvlJc w:val="left"/>
+      <w:pPr>
+        <w:tabs>
+          <w:tab w:val="num" w:pos="5760"/>
+        </w:tabs>
+        <w:ind w:left="5760" w:hanging="360"/>
+      </w:pPr>
+    </w:lvl>
+    <w:lvl w:ilvl="8" w:tentative="1">
+      <w:start w:val="1"/>
+      <w:numFmt w:val="decimal"/>
+      <w:lvlText w:val="%9."/>
+      <w:lvlJc w:val="left"/>
+      <w:pPr>
+        <w:tabs>
+          <w:tab w:val="num" w:pos="6480"/>
+        </w:tabs>
+        <w:ind w:left="6480" w:hanging="360"/>
+      </w:pPr>
+    </w:lvl>
+  </w:abstractNum>
   <w:abstractNum w:abstractNumId="18" w15:restartNumberingAfterBreak="0">
-    <w:nsid w:val="6F5E2C4C"/>
+    <w:nsid w:val="623C56AC"/>
     <w:multiLevelType w:val="multilevel"/>
-    <w:tmpl w:val="13AE5D70"/>
+    <w:tmpl w:val="90B05342"/>
     <w:lvl w:ilvl="0">
       <w:start w:val="1"/>
       <w:numFmt w:val="bullet"/>
@@ -17642,9 +21976,9 @@
     </w:lvl>
   </w:abstractNum>
   <w:abstractNum w:abstractNumId="19" w15:restartNumberingAfterBreak="0">
-    <w:nsid w:val="7A457456"/>
+    <w:nsid w:val="6B3C1C45"/>
     <w:multiLevelType w:val="multilevel"/>
-    <w:tmpl w:val="CCB0112A"/>
+    <w:tmpl w:val="527CC97C"/>
     <w:lvl w:ilvl="0">
       <w:start w:val="1"/>
       <w:numFmt w:val="bullet"/>
@@ -17790,65 +22124,673 @@
       </w:rPr>
     </w:lvl>
   </w:abstractNum>
+  <w:abstractNum w:abstractNumId="20" w15:restartNumberingAfterBreak="0">
+    <w:nsid w:val="6D4C49E5"/>
+    <w:multiLevelType w:val="multilevel"/>
+    <w:tmpl w:val="19D8B866"/>
+    <w:lvl w:ilvl="0">
+      <w:start w:val="1"/>
+      <w:numFmt w:val="bullet"/>
+      <w:lvlText w:val=""/>
+      <w:lvlJc w:val="left"/>
+      <w:pPr>
+        <w:tabs>
+          <w:tab w:val="num" w:pos="720"/>
+        </w:tabs>
+        <w:ind w:left="720" w:hanging="360"/>
+      </w:pPr>
+      <w:rPr>
+        <w:rFonts w:ascii="Symbol" w:hAnsi="Symbol" w:hint="default"/>
+        <w:sz w:val="20"/>
+      </w:rPr>
+    </w:lvl>
+    <w:lvl w:ilvl="1" w:tentative="1">
+      <w:start w:val="1"/>
+      <w:numFmt w:val="bullet"/>
+      <w:lvlText w:val="o"/>
+      <w:lvlJc w:val="left"/>
+      <w:pPr>
+        <w:tabs>
+          <w:tab w:val="num" w:pos="1440"/>
+        </w:tabs>
+        <w:ind w:left="1440" w:hanging="360"/>
+      </w:pPr>
+      <w:rPr>
+        <w:rFonts w:ascii="Courier New" w:hAnsi="Courier New" w:hint="default"/>
+        <w:sz w:val="20"/>
+      </w:rPr>
+    </w:lvl>
+    <w:lvl w:ilvl="2" w:tentative="1">
+      <w:start w:val="1"/>
+      <w:numFmt w:val="bullet"/>
+      <w:lvlText w:val=""/>
+      <w:lvlJc w:val="left"/>
+      <w:pPr>
+        <w:tabs>
+          <w:tab w:val="num" w:pos="2160"/>
+        </w:tabs>
+        <w:ind w:left="2160" w:hanging="360"/>
+      </w:pPr>
+      <w:rPr>
+        <w:rFonts w:ascii="Wingdings" w:hAnsi="Wingdings" w:hint="default"/>
+        <w:sz w:val="20"/>
+      </w:rPr>
+    </w:lvl>
+    <w:lvl w:ilvl="3" w:tentative="1">
+      <w:start w:val="1"/>
+      <w:numFmt w:val="bullet"/>
+      <w:lvlText w:val=""/>
+      <w:lvlJc w:val="left"/>
+      <w:pPr>
+        <w:tabs>
+          <w:tab w:val="num" w:pos="2880"/>
+        </w:tabs>
+        <w:ind w:left="2880" w:hanging="360"/>
+      </w:pPr>
+      <w:rPr>
+        <w:rFonts w:ascii="Wingdings" w:hAnsi="Wingdings" w:hint="default"/>
+        <w:sz w:val="20"/>
+      </w:rPr>
+    </w:lvl>
+    <w:lvl w:ilvl="4" w:tentative="1">
+      <w:start w:val="1"/>
+      <w:numFmt w:val="bullet"/>
+      <w:lvlText w:val=""/>
+      <w:lvlJc w:val="left"/>
+      <w:pPr>
+        <w:tabs>
+          <w:tab w:val="num" w:pos="3600"/>
+        </w:tabs>
+        <w:ind w:left="3600" w:hanging="360"/>
+      </w:pPr>
+      <w:rPr>
+        <w:rFonts w:ascii="Wingdings" w:hAnsi="Wingdings" w:hint="default"/>
+        <w:sz w:val="20"/>
+      </w:rPr>
+    </w:lvl>
+    <w:lvl w:ilvl="5" w:tentative="1">
+      <w:start w:val="1"/>
+      <w:numFmt w:val="bullet"/>
+      <w:lvlText w:val=""/>
+      <w:lvlJc w:val="left"/>
+      <w:pPr>
+        <w:tabs>
+          <w:tab w:val="num" w:pos="4320"/>
+        </w:tabs>
+        <w:ind w:left="4320" w:hanging="360"/>
+      </w:pPr>
+      <w:rPr>
+        <w:rFonts w:ascii="Wingdings" w:hAnsi="Wingdings" w:hint="default"/>
+        <w:sz w:val="20"/>
+      </w:rPr>
+    </w:lvl>
+    <w:lvl w:ilvl="6" w:tentative="1">
+      <w:start w:val="1"/>
+      <w:numFmt w:val="bullet"/>
+      <w:lvlText w:val=""/>
+      <w:lvlJc w:val="left"/>
+      <w:pPr>
+        <w:tabs>
+          <w:tab w:val="num" w:pos="5040"/>
+        </w:tabs>
+        <w:ind w:left="5040" w:hanging="360"/>
+      </w:pPr>
+      <w:rPr>
+        <w:rFonts w:ascii="Wingdings" w:hAnsi="Wingdings" w:hint="default"/>
+        <w:sz w:val="20"/>
+      </w:rPr>
+    </w:lvl>
+    <w:lvl w:ilvl="7" w:tentative="1">
+      <w:start w:val="1"/>
+      <w:numFmt w:val="bullet"/>
+      <w:lvlText w:val=""/>
+      <w:lvlJc w:val="left"/>
+      <w:pPr>
+        <w:tabs>
+          <w:tab w:val="num" w:pos="5760"/>
+        </w:tabs>
+        <w:ind w:left="5760" w:hanging="360"/>
+      </w:pPr>
+      <w:rPr>
+        <w:rFonts w:ascii="Wingdings" w:hAnsi="Wingdings" w:hint="default"/>
+        <w:sz w:val="20"/>
+      </w:rPr>
+    </w:lvl>
+    <w:lvl w:ilvl="8" w:tentative="1">
+      <w:start w:val="1"/>
+      <w:numFmt w:val="bullet"/>
+      <w:lvlText w:val=""/>
+      <w:lvlJc w:val="left"/>
+      <w:pPr>
+        <w:tabs>
+          <w:tab w:val="num" w:pos="6480"/>
+        </w:tabs>
+        <w:ind w:left="6480" w:hanging="360"/>
+      </w:pPr>
+      <w:rPr>
+        <w:rFonts w:ascii="Wingdings" w:hAnsi="Wingdings" w:hint="default"/>
+        <w:sz w:val="20"/>
+      </w:rPr>
+    </w:lvl>
+  </w:abstractNum>
+  <w:abstractNum w:abstractNumId="21" w15:restartNumberingAfterBreak="0">
+    <w:nsid w:val="6F5E2C4C"/>
+    <w:multiLevelType w:val="multilevel"/>
+    <w:tmpl w:val="13AE5D70"/>
+    <w:lvl w:ilvl="0">
+      <w:start w:val="1"/>
+      <w:numFmt w:val="bullet"/>
+      <w:lvlText w:val=""/>
+      <w:lvlJc w:val="left"/>
+      <w:pPr>
+        <w:tabs>
+          <w:tab w:val="num" w:pos="720"/>
+        </w:tabs>
+        <w:ind w:left="720" w:hanging="360"/>
+      </w:pPr>
+      <w:rPr>
+        <w:rFonts w:ascii="Symbol" w:hAnsi="Symbol" w:hint="default"/>
+        <w:sz w:val="20"/>
+      </w:rPr>
+    </w:lvl>
+    <w:lvl w:ilvl="1" w:tentative="1">
+      <w:start w:val="1"/>
+      <w:numFmt w:val="bullet"/>
+      <w:lvlText w:val="o"/>
+      <w:lvlJc w:val="left"/>
+      <w:pPr>
+        <w:tabs>
+          <w:tab w:val="num" w:pos="1440"/>
+        </w:tabs>
+        <w:ind w:left="1440" w:hanging="360"/>
+      </w:pPr>
+      <w:rPr>
+        <w:rFonts w:ascii="Courier New" w:hAnsi="Courier New" w:hint="default"/>
+        <w:sz w:val="20"/>
+      </w:rPr>
+    </w:lvl>
+    <w:lvl w:ilvl="2" w:tentative="1">
+      <w:start w:val="1"/>
+      <w:numFmt w:val="bullet"/>
+      <w:lvlText w:val=""/>
+      <w:lvlJc w:val="left"/>
+      <w:pPr>
+        <w:tabs>
+          <w:tab w:val="num" w:pos="2160"/>
+        </w:tabs>
+        <w:ind w:left="2160" w:hanging="360"/>
+      </w:pPr>
+      <w:rPr>
+        <w:rFonts w:ascii="Wingdings" w:hAnsi="Wingdings" w:hint="default"/>
+        <w:sz w:val="20"/>
+      </w:rPr>
+    </w:lvl>
+    <w:lvl w:ilvl="3" w:tentative="1">
+      <w:start w:val="1"/>
+      <w:numFmt w:val="bullet"/>
+      <w:lvlText w:val=""/>
+      <w:lvlJc w:val="left"/>
+      <w:pPr>
+        <w:tabs>
+          <w:tab w:val="num" w:pos="2880"/>
+        </w:tabs>
+        <w:ind w:left="2880" w:hanging="360"/>
+      </w:pPr>
+      <w:rPr>
+        <w:rFonts w:ascii="Wingdings" w:hAnsi="Wingdings" w:hint="default"/>
+        <w:sz w:val="20"/>
+      </w:rPr>
+    </w:lvl>
+    <w:lvl w:ilvl="4" w:tentative="1">
+      <w:start w:val="1"/>
+      <w:numFmt w:val="bullet"/>
+      <w:lvlText w:val=""/>
+      <w:lvlJc w:val="left"/>
+      <w:pPr>
+        <w:tabs>
+          <w:tab w:val="num" w:pos="3600"/>
+        </w:tabs>
+        <w:ind w:left="3600" w:hanging="360"/>
+      </w:pPr>
+      <w:rPr>
+        <w:rFonts w:ascii="Wingdings" w:hAnsi="Wingdings" w:hint="default"/>
+        <w:sz w:val="20"/>
+      </w:rPr>
+    </w:lvl>
+    <w:lvl w:ilvl="5" w:tentative="1">
+      <w:start w:val="1"/>
+      <w:numFmt w:val="bullet"/>
+      <w:lvlText w:val=""/>
+      <w:lvlJc w:val="left"/>
+      <w:pPr>
+        <w:tabs>
+          <w:tab w:val="num" w:pos="4320"/>
+        </w:tabs>
+        <w:ind w:left="4320" w:hanging="360"/>
+      </w:pPr>
+      <w:rPr>
+        <w:rFonts w:ascii="Wingdings" w:hAnsi="Wingdings" w:hint="default"/>
+        <w:sz w:val="20"/>
+      </w:rPr>
+    </w:lvl>
+    <w:lvl w:ilvl="6" w:tentative="1">
+      <w:start w:val="1"/>
+      <w:numFmt w:val="bullet"/>
+      <w:lvlText w:val=""/>
+      <w:lvlJc w:val="left"/>
+      <w:pPr>
+        <w:tabs>
+          <w:tab w:val="num" w:pos="5040"/>
+        </w:tabs>
+        <w:ind w:left="5040" w:hanging="360"/>
+      </w:pPr>
+      <w:rPr>
+        <w:rFonts w:ascii="Wingdings" w:hAnsi="Wingdings" w:hint="default"/>
+        <w:sz w:val="20"/>
+      </w:rPr>
+    </w:lvl>
+    <w:lvl w:ilvl="7" w:tentative="1">
+      <w:start w:val="1"/>
+      <w:numFmt w:val="bullet"/>
+      <w:lvlText w:val=""/>
+      <w:lvlJc w:val="left"/>
+      <w:pPr>
+        <w:tabs>
+          <w:tab w:val="num" w:pos="5760"/>
+        </w:tabs>
+        <w:ind w:left="5760" w:hanging="360"/>
+      </w:pPr>
+      <w:rPr>
+        <w:rFonts w:ascii="Wingdings" w:hAnsi="Wingdings" w:hint="default"/>
+        <w:sz w:val="20"/>
+      </w:rPr>
+    </w:lvl>
+    <w:lvl w:ilvl="8" w:tentative="1">
+      <w:start w:val="1"/>
+      <w:numFmt w:val="bullet"/>
+      <w:lvlText w:val=""/>
+      <w:lvlJc w:val="left"/>
+      <w:pPr>
+        <w:tabs>
+          <w:tab w:val="num" w:pos="6480"/>
+        </w:tabs>
+        <w:ind w:left="6480" w:hanging="360"/>
+      </w:pPr>
+      <w:rPr>
+        <w:rFonts w:ascii="Wingdings" w:hAnsi="Wingdings" w:hint="default"/>
+        <w:sz w:val="20"/>
+      </w:rPr>
+    </w:lvl>
+  </w:abstractNum>
+  <w:abstractNum w:abstractNumId="22" w15:restartNumberingAfterBreak="0">
+    <w:nsid w:val="71620E37"/>
+    <w:multiLevelType w:val="multilevel"/>
+    <w:tmpl w:val="E9BA42B8"/>
+    <w:lvl w:ilvl="0">
+      <w:start w:val="1"/>
+      <w:numFmt w:val="bullet"/>
+      <w:lvlText w:val=""/>
+      <w:lvlJc w:val="left"/>
+      <w:pPr>
+        <w:tabs>
+          <w:tab w:val="num" w:pos="720"/>
+        </w:tabs>
+        <w:ind w:left="720" w:hanging="360"/>
+      </w:pPr>
+      <w:rPr>
+        <w:rFonts w:ascii="Symbol" w:hAnsi="Symbol" w:hint="default"/>
+        <w:sz w:val="20"/>
+      </w:rPr>
+    </w:lvl>
+    <w:lvl w:ilvl="1" w:tentative="1">
+      <w:start w:val="1"/>
+      <w:numFmt w:val="bullet"/>
+      <w:lvlText w:val="o"/>
+      <w:lvlJc w:val="left"/>
+      <w:pPr>
+        <w:tabs>
+          <w:tab w:val="num" w:pos="1440"/>
+        </w:tabs>
+        <w:ind w:left="1440" w:hanging="360"/>
+      </w:pPr>
+      <w:rPr>
+        <w:rFonts w:ascii="Courier New" w:hAnsi="Courier New" w:hint="default"/>
+        <w:sz w:val="20"/>
+      </w:rPr>
+    </w:lvl>
+    <w:lvl w:ilvl="2" w:tentative="1">
+      <w:start w:val="1"/>
+      <w:numFmt w:val="bullet"/>
+      <w:lvlText w:val=""/>
+      <w:lvlJc w:val="left"/>
+      <w:pPr>
+        <w:tabs>
+          <w:tab w:val="num" w:pos="2160"/>
+        </w:tabs>
+        <w:ind w:left="2160" w:hanging="360"/>
+      </w:pPr>
+      <w:rPr>
+        <w:rFonts w:ascii="Wingdings" w:hAnsi="Wingdings" w:hint="default"/>
+        <w:sz w:val="20"/>
+      </w:rPr>
+    </w:lvl>
+    <w:lvl w:ilvl="3" w:tentative="1">
+      <w:start w:val="1"/>
+      <w:numFmt w:val="bullet"/>
+      <w:lvlText w:val=""/>
+      <w:lvlJc w:val="left"/>
+      <w:pPr>
+        <w:tabs>
+          <w:tab w:val="num" w:pos="2880"/>
+        </w:tabs>
+        <w:ind w:left="2880" w:hanging="360"/>
+      </w:pPr>
+      <w:rPr>
+        <w:rFonts w:ascii="Wingdings" w:hAnsi="Wingdings" w:hint="default"/>
+        <w:sz w:val="20"/>
+      </w:rPr>
+    </w:lvl>
+    <w:lvl w:ilvl="4" w:tentative="1">
+      <w:start w:val="1"/>
+      <w:numFmt w:val="bullet"/>
+      <w:lvlText w:val=""/>
+      <w:lvlJc w:val="left"/>
+      <w:pPr>
+        <w:tabs>
+          <w:tab w:val="num" w:pos="3600"/>
+        </w:tabs>
+        <w:ind w:left="3600" w:hanging="360"/>
+      </w:pPr>
+      <w:rPr>
+        <w:rFonts w:ascii="Wingdings" w:hAnsi="Wingdings" w:hint="default"/>
+        <w:sz w:val="20"/>
+      </w:rPr>
+    </w:lvl>
+    <w:lvl w:ilvl="5" w:tentative="1">
+      <w:start w:val="1"/>
+      <w:numFmt w:val="bullet"/>
+      <w:lvlText w:val=""/>
+      <w:lvlJc w:val="left"/>
+      <w:pPr>
+        <w:tabs>
+          <w:tab w:val="num" w:pos="4320"/>
+        </w:tabs>
+        <w:ind w:left="4320" w:hanging="360"/>
+      </w:pPr>
+      <w:rPr>
+        <w:rFonts w:ascii="Wingdings" w:hAnsi="Wingdings" w:hint="default"/>
+        <w:sz w:val="20"/>
+      </w:rPr>
+    </w:lvl>
+    <w:lvl w:ilvl="6" w:tentative="1">
+      <w:start w:val="1"/>
+      <w:numFmt w:val="bullet"/>
+      <w:lvlText w:val=""/>
+      <w:lvlJc w:val="left"/>
+      <w:pPr>
+        <w:tabs>
+          <w:tab w:val="num" w:pos="5040"/>
+        </w:tabs>
+        <w:ind w:left="5040" w:hanging="360"/>
+      </w:pPr>
+      <w:rPr>
+        <w:rFonts w:ascii="Wingdings" w:hAnsi="Wingdings" w:hint="default"/>
+        <w:sz w:val="20"/>
+      </w:rPr>
+    </w:lvl>
+    <w:lvl w:ilvl="7" w:tentative="1">
+      <w:start w:val="1"/>
+      <w:numFmt w:val="bullet"/>
+      <w:lvlText w:val=""/>
+      <w:lvlJc w:val="left"/>
+      <w:pPr>
+        <w:tabs>
+          <w:tab w:val="num" w:pos="5760"/>
+        </w:tabs>
+        <w:ind w:left="5760" w:hanging="360"/>
+      </w:pPr>
+      <w:rPr>
+        <w:rFonts w:ascii="Wingdings" w:hAnsi="Wingdings" w:hint="default"/>
+        <w:sz w:val="20"/>
+      </w:rPr>
+    </w:lvl>
+    <w:lvl w:ilvl="8" w:tentative="1">
+      <w:start w:val="1"/>
+      <w:numFmt w:val="bullet"/>
+      <w:lvlText w:val=""/>
+      <w:lvlJc w:val="left"/>
+      <w:pPr>
+        <w:tabs>
+          <w:tab w:val="num" w:pos="6480"/>
+        </w:tabs>
+        <w:ind w:left="6480" w:hanging="360"/>
+      </w:pPr>
+      <w:rPr>
+        <w:rFonts w:ascii="Wingdings" w:hAnsi="Wingdings" w:hint="default"/>
+        <w:sz w:val="20"/>
+      </w:rPr>
+    </w:lvl>
+  </w:abstractNum>
+  <w:abstractNum w:abstractNumId="23" w15:restartNumberingAfterBreak="0">
+    <w:nsid w:val="7A457456"/>
+    <w:multiLevelType w:val="multilevel"/>
+    <w:tmpl w:val="CCB0112A"/>
+    <w:lvl w:ilvl="0">
+      <w:start w:val="1"/>
+      <w:numFmt w:val="bullet"/>
+      <w:lvlText w:val=""/>
+      <w:lvlJc w:val="left"/>
+      <w:pPr>
+        <w:tabs>
+          <w:tab w:val="num" w:pos="720"/>
+        </w:tabs>
+        <w:ind w:left="720" w:hanging="360"/>
+      </w:pPr>
+      <w:rPr>
+        <w:rFonts w:ascii="Symbol" w:hAnsi="Symbol" w:hint="default"/>
+        <w:sz w:val="20"/>
+      </w:rPr>
+    </w:lvl>
+    <w:lvl w:ilvl="1" w:tentative="1">
+      <w:start w:val="1"/>
+      <w:numFmt w:val="bullet"/>
+      <w:lvlText w:val="o"/>
+      <w:lvlJc w:val="left"/>
+      <w:pPr>
+        <w:tabs>
+          <w:tab w:val="num" w:pos="1440"/>
+        </w:tabs>
+        <w:ind w:left="1440" w:hanging="360"/>
+      </w:pPr>
+      <w:rPr>
+        <w:rFonts w:ascii="Courier New" w:hAnsi="Courier New" w:hint="default"/>
+        <w:sz w:val="20"/>
+      </w:rPr>
+    </w:lvl>
+    <w:lvl w:ilvl="2" w:tentative="1">
+      <w:start w:val="1"/>
+      <w:numFmt w:val="bullet"/>
+      <w:lvlText w:val=""/>
+      <w:lvlJc w:val="left"/>
+      <w:pPr>
+        <w:tabs>
+          <w:tab w:val="num" w:pos="2160"/>
+        </w:tabs>
+        <w:ind w:left="2160" w:hanging="360"/>
+      </w:pPr>
+      <w:rPr>
+        <w:rFonts w:ascii="Wingdings" w:hAnsi="Wingdings" w:hint="default"/>
+        <w:sz w:val="20"/>
+      </w:rPr>
+    </w:lvl>
+    <w:lvl w:ilvl="3" w:tentative="1">
+      <w:start w:val="1"/>
+      <w:numFmt w:val="bullet"/>
+      <w:lvlText w:val=""/>
+      <w:lvlJc w:val="left"/>
+      <w:pPr>
+        <w:tabs>
+          <w:tab w:val="num" w:pos="2880"/>
+        </w:tabs>
+        <w:ind w:left="2880" w:hanging="360"/>
+      </w:pPr>
+      <w:rPr>
+        <w:rFonts w:ascii="Wingdings" w:hAnsi="Wingdings" w:hint="default"/>
+        <w:sz w:val="20"/>
+      </w:rPr>
+    </w:lvl>
+    <w:lvl w:ilvl="4" w:tentative="1">
+      <w:start w:val="1"/>
+      <w:numFmt w:val="bullet"/>
+      <w:lvlText w:val=""/>
+      <w:lvlJc w:val="left"/>
+      <w:pPr>
+        <w:tabs>
+          <w:tab w:val="num" w:pos="3600"/>
+        </w:tabs>
+        <w:ind w:left="3600" w:hanging="360"/>
+      </w:pPr>
+      <w:rPr>
+        <w:rFonts w:ascii="Wingdings" w:hAnsi="Wingdings" w:hint="default"/>
+        <w:sz w:val="20"/>
+      </w:rPr>
+    </w:lvl>
+    <w:lvl w:ilvl="5" w:tentative="1">
+      <w:start w:val="1"/>
+      <w:numFmt w:val="bullet"/>
+      <w:lvlText w:val=""/>
+      <w:lvlJc w:val="left"/>
+      <w:pPr>
+        <w:tabs>
+          <w:tab w:val="num" w:pos="4320"/>
+        </w:tabs>
+        <w:ind w:left="4320" w:hanging="360"/>
+      </w:pPr>
+      <w:rPr>
+        <w:rFonts w:ascii="Wingdings" w:hAnsi="Wingdings" w:hint="default"/>
+        <w:sz w:val="20"/>
+      </w:rPr>
+    </w:lvl>
+    <w:lvl w:ilvl="6" w:tentative="1">
+      <w:start w:val="1"/>
+      <w:numFmt w:val="bullet"/>
+      <w:lvlText w:val=""/>
+      <w:lvlJc w:val="left"/>
+      <w:pPr>
+        <w:tabs>
+          <w:tab w:val="num" w:pos="5040"/>
+        </w:tabs>
+        <w:ind w:left="5040" w:hanging="360"/>
+      </w:pPr>
+      <w:rPr>
+        <w:rFonts w:ascii="Wingdings" w:hAnsi="Wingdings" w:hint="default"/>
+        <w:sz w:val="20"/>
+      </w:rPr>
+    </w:lvl>
+    <w:lvl w:ilvl="7" w:tentative="1">
+      <w:start w:val="1"/>
+      <w:numFmt w:val="bullet"/>
+      <w:lvlText w:val=""/>
+      <w:lvlJc w:val="left"/>
+      <w:pPr>
+        <w:tabs>
+          <w:tab w:val="num" w:pos="5760"/>
+        </w:tabs>
+        <w:ind w:left="5760" w:hanging="360"/>
+      </w:pPr>
+      <w:rPr>
+        <w:rFonts w:ascii="Wingdings" w:hAnsi="Wingdings" w:hint="default"/>
+        <w:sz w:val="20"/>
+      </w:rPr>
+    </w:lvl>
+    <w:lvl w:ilvl="8" w:tentative="1">
+      <w:start w:val="1"/>
+      <w:numFmt w:val="bullet"/>
+      <w:lvlText w:val=""/>
+      <w:lvlJc w:val="left"/>
+      <w:pPr>
+        <w:tabs>
+          <w:tab w:val="num" w:pos="6480"/>
+        </w:tabs>
+        <w:ind w:left="6480" w:hanging="360"/>
+      </w:pPr>
+      <w:rPr>
+        <w:rFonts w:ascii="Wingdings" w:hAnsi="Wingdings" w:hint="default"/>
+        <w:sz w:val="20"/>
+      </w:rPr>
+    </w:lvl>
+  </w:abstractNum>
   <w:num w:numId="1" w16cid:durableId="968709895">
+    <w:abstractNumId w:val="11"/>
+  </w:num>
+  <w:num w:numId="2" w16cid:durableId="1226643985">
+    <w:abstractNumId w:val="18"/>
+  </w:num>
+  <w:num w:numId="3" w16cid:durableId="276910803">
     <w:abstractNumId w:val="9"/>
   </w:num>
-  <w:num w:numId="2" w16cid:durableId="1226643985">
+  <w:num w:numId="4" w16cid:durableId="1243949237">
+    <w:abstractNumId w:val="10"/>
+  </w:num>
+  <w:num w:numId="5" w16cid:durableId="790629237">
+    <w:abstractNumId w:val="13"/>
+  </w:num>
+  <w:num w:numId="6" w16cid:durableId="1972393765">
+    <w:abstractNumId w:val="14"/>
+  </w:num>
+  <w:num w:numId="7" w16cid:durableId="777218426">
+    <w:abstractNumId w:val="5"/>
+  </w:num>
+  <w:num w:numId="8" w16cid:durableId="28067647">
+    <w:abstractNumId w:val="8"/>
+  </w:num>
+  <w:num w:numId="9" w16cid:durableId="638608033">
+    <w:abstractNumId w:val="4"/>
+  </w:num>
+  <w:num w:numId="10" w16cid:durableId="94717793">
+    <w:abstractNumId w:val="21"/>
+  </w:num>
+  <w:num w:numId="11" w16cid:durableId="1152139526">
     <w:abstractNumId w:val="16"/>
   </w:num>
-  <w:num w:numId="3" w16cid:durableId="276910803">
+  <w:num w:numId="12" w16cid:durableId="1725714062">
+    <w:abstractNumId w:val="23"/>
+  </w:num>
+  <w:num w:numId="13" w16cid:durableId="274867082">
+    <w:abstractNumId w:val="19"/>
+  </w:num>
+  <w:num w:numId="14" w16cid:durableId="279536376">
+    <w:abstractNumId w:val="17"/>
+  </w:num>
+  <w:num w:numId="15" w16cid:durableId="869949025">
+    <w:abstractNumId w:val="6"/>
+  </w:num>
+  <w:num w:numId="16" w16cid:durableId="345905604">
     <w:abstractNumId w:val="7"/>
   </w:num>
-  <w:num w:numId="4" w16cid:durableId="1243949237">
-    <w:abstractNumId w:val="8"/>
-  </w:num>
-  <w:num w:numId="5" w16cid:durableId="790629237">
-    <w:abstractNumId w:val="11"/>
-  </w:num>
-  <w:num w:numId="6" w16cid:durableId="1972393765">
+  <w:num w:numId="17" w16cid:durableId="1176651643">
     <w:abstractNumId w:val="12"/>
-  </w:num>
-  <w:num w:numId="7" w16cid:durableId="777218426">
-    <w:abstractNumId w:val="3"/>
-  </w:num>
-  <w:num w:numId="8" w16cid:durableId="28067647">
-    <w:abstractNumId w:val="6"/>
-  </w:num>
-  <w:num w:numId="9" w16cid:durableId="638608033">
-    <w:abstractNumId w:val="2"/>
-  </w:num>
-  <w:num w:numId="10" w16cid:durableId="94717793">
-    <w:abstractNumId w:val="18"/>
-  </w:num>
-  <w:num w:numId="11" w16cid:durableId="1152139526">
-    <w:abstractNumId w:val="14"/>
-  </w:num>
-  <w:num w:numId="12" w16cid:durableId="1725714062">
-    <w:abstractNumId w:val="19"/>
-  </w:num>
-  <w:num w:numId="13" w16cid:durableId="274867082">
-    <w:abstractNumId w:val="17"/>
-  </w:num>
-  <w:num w:numId="14" w16cid:durableId="279536376">
-    <w:abstractNumId w:val="15"/>
-  </w:num>
-  <w:num w:numId="15" w16cid:durableId="869949025">
-    <w:abstractNumId w:val="4"/>
-  </w:num>
-  <w:num w:numId="16" w16cid:durableId="345905604">
-    <w:abstractNumId w:val="5"/>
-  </w:num>
-  <w:num w:numId="17" w16cid:durableId="1176651643">
-    <w:abstractNumId w:val="10"/>
   </w:num>
   <w:num w:numId="18" w16cid:durableId="800608206">
     <w:abstractNumId w:val="0"/>
   </w:num>
   <w:num w:numId="19" w16cid:durableId="1493179070">
-    <w:abstractNumId w:val="13"/>
+    <w:abstractNumId w:val="15"/>
   </w:num>
   <w:num w:numId="20" w16cid:durableId="145321405">
     <w:abstractNumId w:val="1"/>
+  </w:num>
+  <w:num w:numId="21" w16cid:durableId="251665039">
+    <w:abstractNumId w:val="3"/>
+  </w:num>
+  <w:num w:numId="22" w16cid:durableId="134757482">
+    <w:abstractNumId w:val="2"/>
+  </w:num>
+  <w:num w:numId="23" w16cid:durableId="1295134815">
+    <w:abstractNumId w:val="20"/>
+  </w:num>
+  <w:num w:numId="24" w16cid:durableId="2048024281">
+    <w:abstractNumId w:val="22"/>
   </w:num>
 </w:numbering>
 </file>

--- a/docs/foodhub_Interview_Notes.docx
+++ b/docs/foodhub_Interview_Notes.docx
@@ -14,23 +14,7 @@
           <w:b/>
           <w:bCs/>
         </w:rPr>
-        <w:t xml:space="preserve">Interview Notes – </w:t>
-      </w:r>
-      <w:proofErr w:type="spellStart"/>
-      <w:r>
-        <w:rPr>
-          <w:b/>
-          <w:bCs/>
-        </w:rPr>
-        <w:t>FoodHub</w:t>
-      </w:r>
-      <w:proofErr w:type="spellEnd"/>
-      <w:r>
-        <w:rPr>
-          <w:b/>
-          <w:bCs/>
-        </w:rPr>
-        <w:t xml:space="preserve"> MERN Project</w:t>
+        <w:t>Interview Notes – FoodHub MERN Project</w:t>
       </w:r>
     </w:p>
     <w:p>
@@ -258,15 +242,7 @@
     </w:p>
     <w:p>
       <w:r>
-        <w:t xml:space="preserve">SPA (Single Page Application) loads only one HTML page. When users navigate between pages, </w:t>
-      </w:r>
-      <w:proofErr w:type="gramStart"/>
-      <w:r>
-        <w:t>React</w:t>
-      </w:r>
-      <w:proofErr w:type="gramEnd"/>
-      <w:r>
-        <w:t xml:space="preserve"> updates only the required components without refreshing the whole page.</w:t>
+        <w:t>SPA (Single Page Application) loads only one HTML page. When users navigate between pages, React updates only the required components without refreshing the whole page.</w:t>
       </w:r>
     </w:p>
     <w:p>
@@ -399,13 +375,8 @@
           </w:tcPr>
           <w:p>
             <w:r>
-              <w:t xml:space="preserve">No full page </w:t>
+              <w:t>No full page reload</w:t>
             </w:r>
-            <w:proofErr w:type="gramStart"/>
-            <w:r>
-              <w:t>reload</w:t>
-            </w:r>
-            <w:proofErr w:type="gramEnd"/>
           </w:p>
         </w:tc>
         <w:tc>
@@ -416,13 +387,8 @@
           </w:tcPr>
           <w:p>
             <w:r>
-              <w:t xml:space="preserve">Full page </w:t>
+              <w:t>Full page reload</w:t>
             </w:r>
-            <w:proofErr w:type="gramStart"/>
-            <w:r>
-              <w:t>reload</w:t>
-            </w:r>
-            <w:proofErr w:type="gramEnd"/>
           </w:p>
         </w:tc>
       </w:tr>
@@ -650,15 +616,7 @@
     </w:p>
     <w:p>
       <w:r>
-        <w:t>&lt;h1&gt;</w:t>
-      </w:r>
-      <w:proofErr w:type="spellStart"/>
-      <w:r>
-        <w:t>FoodHub</w:t>
-      </w:r>
-      <w:proofErr w:type="spellEnd"/>
-      <w:r>
-        <w:t>&lt;/h1&gt;</w:t>
+        <w:t>&lt;h1&gt;FoodHub&lt;/h1&gt;</w:t>
       </w:r>
     </w:p>
     <w:p>
@@ -982,25 +940,7 @@
           <w:b/>
           <w:bCs/>
         </w:rPr>
-        <w:t xml:space="preserve">10. What is </w:t>
-      </w:r>
-      <w:proofErr w:type="spellStart"/>
-      <w:proofErr w:type="gramStart"/>
-      <w:r>
-        <w:rPr>
-          <w:b/>
-          <w:bCs/>
-        </w:rPr>
-        <w:t>package.json</w:t>
-      </w:r>
-      <w:proofErr w:type="spellEnd"/>
-      <w:proofErr w:type="gramEnd"/>
-      <w:r>
-        <w:rPr>
-          <w:b/>
-          <w:bCs/>
-        </w:rPr>
-        <w:t>?</w:t>
+        <w:t>10. What is package.json?</w:t>
       </w:r>
     </w:p>
     <w:p>
@@ -1013,15 +953,8 @@
       </w:r>
     </w:p>
     <w:p>
-      <w:proofErr w:type="spellStart"/>
-      <w:proofErr w:type="gramStart"/>
-      <w:r>
-        <w:t>package.json</w:t>
-      </w:r>
-      <w:proofErr w:type="spellEnd"/>
-      <w:proofErr w:type="gramEnd"/>
-      <w:r>
-        <w:t xml:space="preserve"> is the configuration file of a Node.js project. It stores project information, dependencies, scripts, and project settings.</w:t>
+      <w:r>
+        <w:t>package.json is the configuration file of a Node.js project. It stores project information, dependencies, scripts, and project settings.</w:t>
       </w:r>
     </w:p>
     <w:p>
@@ -1084,13 +1017,8 @@
           <w:numId w:val="5"/>
         </w:numPr>
       </w:pPr>
-      <w:proofErr w:type="spellStart"/>
-      <w:r>
-        <w:t>ReactDOM</w:t>
-      </w:r>
-      <w:proofErr w:type="spellEnd"/>
-      <w:r>
-        <w:t xml:space="preserve"> </w:t>
+      <w:r>
+        <w:t xml:space="preserve">ReactDOM </w:t>
       </w:r>
     </w:p>
     <w:p>
@@ -1174,13 +1102,8 @@
           <w:numId w:val="6"/>
         </w:numPr>
       </w:pPr>
-      <w:proofErr w:type="spellStart"/>
-      <w:r>
-        <w:t>ESLint</w:t>
-      </w:r>
-      <w:proofErr w:type="spellEnd"/>
-      <w:r>
-        <w:t xml:space="preserve"> </w:t>
+      <w:r>
+        <w:t xml:space="preserve">ESLint </w:t>
       </w:r>
     </w:p>
     <w:p>
@@ -1363,11 +1286,9 @@
             <w:hideMark/>
           </w:tcPr>
           <w:p>
-            <w:proofErr w:type="spellStart"/>
             <w:r>
               <w:t>ESLint</w:t>
             </w:r>
-            <w:proofErr w:type="spellEnd"/>
           </w:p>
         </w:tc>
       </w:tr>
@@ -1434,15 +1355,7 @@
     </w:p>
     <w:p>
       <w:r>
-        <w:t xml:space="preserve">It enables ES Modules in Node.js, allowing us to use import and export syntax instead of </w:t>
-      </w:r>
-      <w:proofErr w:type="gramStart"/>
-      <w:r>
-        <w:t>require(</w:t>
-      </w:r>
-      <w:proofErr w:type="gramEnd"/>
-      <w:r>
-        <w:t>).</w:t>
+        <w:t>It enables ES Modules in Node.js, allowing us to use import and export syntax instead of require().</w:t>
       </w:r>
     </w:p>
     <w:p>
@@ -1465,25 +1378,7 @@
           <w:b/>
           <w:bCs/>
         </w:rPr>
-        <w:t xml:space="preserve">15. What is the purpose of </w:t>
-      </w:r>
-      <w:proofErr w:type="spellStart"/>
-      <w:proofErr w:type="gramStart"/>
-      <w:r>
-        <w:rPr>
-          <w:b/>
-          <w:bCs/>
-        </w:rPr>
-        <w:t>package.json</w:t>
-      </w:r>
-      <w:proofErr w:type="spellEnd"/>
-      <w:proofErr w:type="gramEnd"/>
-      <w:r>
-        <w:rPr>
-          <w:b/>
-          <w:bCs/>
-        </w:rPr>
-        <w:t xml:space="preserve"> scripts?</w:t>
+        <w:t>15. What is the purpose of package.json scripts?</w:t>
       </w:r>
     </w:p>
     <w:p>
@@ -1506,13 +1401,8 @@
       </w:r>
     </w:p>
     <w:p>
-      <w:proofErr w:type="spellStart"/>
-      <w:r>
-        <w:t>npm</w:t>
-      </w:r>
-      <w:proofErr w:type="spellEnd"/>
-      <w:r>
-        <w:t xml:space="preserve"> run dev</w:t>
+      <w:r>
+        <w:t>npm run dev</w:t>
       </w:r>
     </w:p>
     <w:p>
@@ -1521,11 +1411,9 @@
       </w:r>
     </w:p>
     <w:p>
-      <w:proofErr w:type="spellStart"/>
       <w:r>
         <w:t>vite</w:t>
       </w:r>
-      <w:proofErr w:type="spellEnd"/>
     </w:p>
     <w:p>
       <w:r>
@@ -1595,23 +1483,7 @@
           <w:b/>
           <w:bCs/>
         </w:rPr>
-        <w:t xml:space="preserve">16. Why don't we upload </w:t>
-      </w:r>
-      <w:proofErr w:type="spellStart"/>
-      <w:r>
-        <w:rPr>
-          <w:b/>
-          <w:bCs/>
-        </w:rPr>
-        <w:t>node_modules</w:t>
-      </w:r>
-      <w:proofErr w:type="spellEnd"/>
-      <w:r>
-        <w:rPr>
-          <w:b/>
-          <w:bCs/>
-        </w:rPr>
-        <w:t xml:space="preserve"> to GitHub?</w:t>
+        <w:t>16. Why don't we upload node_modules to GitHub?</w:t>
       </w:r>
     </w:p>
     <w:p>
@@ -1629,39 +1501,13 @@
       </w:r>
     </w:p>
     <w:p>
-      <w:proofErr w:type="spellStart"/>
-      <w:r>
-        <w:t>npm</w:t>
-      </w:r>
-      <w:proofErr w:type="spellEnd"/>
-      <w:r>
-        <w:t xml:space="preserve"> install</w:t>
-      </w:r>
-    </w:p>
-    <w:p>
-      <w:r>
-        <w:t xml:space="preserve">Therefore </w:t>
-      </w:r>
-      <w:proofErr w:type="spellStart"/>
-      <w:r>
-        <w:t>node_modules</w:t>
-      </w:r>
-      <w:proofErr w:type="spellEnd"/>
-      <w:r>
-        <w:t xml:space="preserve"> is added </w:t>
-      </w:r>
-      <w:proofErr w:type="gramStart"/>
-      <w:r>
-        <w:t>to .</w:t>
-      </w:r>
-      <w:proofErr w:type="spellStart"/>
-      <w:r>
-        <w:t>gitignore</w:t>
-      </w:r>
-      <w:proofErr w:type="spellEnd"/>
-      <w:proofErr w:type="gramEnd"/>
-      <w:r>
-        <w:t>.</w:t>
+      <w:r>
+        <w:t>npm install</w:t>
+      </w:r>
+    </w:p>
+    <w:p>
+      <w:r>
+        <w:t>Therefore node_modules is added to .gitignore.</w:t>
       </w:r>
     </w:p>
     <w:p>
@@ -1683,23 +1529,7 @@
           <w:b/>
           <w:bCs/>
         </w:rPr>
-        <w:t xml:space="preserve">17. What is </w:t>
-      </w:r>
-      <w:proofErr w:type="spellStart"/>
-      <w:r>
-        <w:rPr>
-          <w:b/>
-          <w:bCs/>
-        </w:rPr>
-        <w:t>node_modules</w:t>
-      </w:r>
-      <w:proofErr w:type="spellEnd"/>
-      <w:r>
-        <w:rPr>
-          <w:b/>
-          <w:bCs/>
-        </w:rPr>
-        <w:t>?</w:t>
+        <w:t>17. What is node_modules?</w:t>
       </w:r>
     </w:p>
     <w:p>
@@ -1712,13 +1542,8 @@
       </w:r>
     </w:p>
     <w:p>
-      <w:proofErr w:type="spellStart"/>
-      <w:r>
-        <w:t>node_modules</w:t>
-      </w:r>
-      <w:proofErr w:type="spellEnd"/>
-      <w:r>
-        <w:t xml:space="preserve"> contains all installed packages required by the project.</w:t>
+      <w:r>
+        <w:t>node_modules contains all installed packages required by the project.</w:t>
       </w:r>
     </w:p>
     <w:p>
@@ -1751,33 +1576,8 @@
           <w:bCs/>
         </w:rPr>
         <w:lastRenderedPageBreak/>
-        <w:t xml:space="preserve">18. Difference between </w:t>
-      </w:r>
-      <w:proofErr w:type="spellStart"/>
-      <w:r>
-        <w:rPr>
-          <w:b/>
-          <w:bCs/>
-        </w:rPr>
-        <w:t>main.jsx</w:t>
-      </w:r>
-      <w:proofErr w:type="spellEnd"/>
-      <w:r>
-        <w:rPr>
-          <w:b/>
-          <w:bCs/>
-        </w:rPr>
-        <w:t xml:space="preserve"> and </w:t>
-      </w:r>
-      <w:proofErr w:type="spellStart"/>
-      <w:r>
-        <w:rPr>
-          <w:b/>
-          <w:bCs/>
-        </w:rPr>
-        <w:t>App.jsx</w:t>
-      </w:r>
-      <w:proofErr w:type="spellEnd"/>
+        <w:t>18. Difference between main.jsx and App.jsx</w:t>
+      </w:r>
     </w:p>
     <w:tbl>
       <w:tblPr>
@@ -1813,7 +1613,6 @@
                 <w:bCs/>
               </w:rPr>
             </w:pPr>
-            <w:proofErr w:type="spellStart"/>
             <w:r>
               <w:rPr>
                 <w:b/>
@@ -1821,7 +1620,6 @@
               </w:rPr>
               <w:t>main.jsx</w:t>
             </w:r>
-            <w:proofErr w:type="spellEnd"/>
           </w:p>
         </w:tc>
         <w:tc>
@@ -1837,7 +1635,6 @@
                 <w:bCs/>
               </w:rPr>
             </w:pPr>
-            <w:proofErr w:type="spellStart"/>
             <w:r>
               <w:rPr>
                 <w:b/>
@@ -1845,7 +1642,6 @@
               </w:rPr>
               <w:t>App.jsx</w:t>
             </w:r>
-            <w:proofErr w:type="spellEnd"/>
           </w:p>
         </w:tc>
       </w:tr>
@@ -1931,13 +1727,8 @@
           </w:tcPr>
           <w:p>
             <w:r>
-              <w:t xml:space="preserve">Runs after </w:t>
+              <w:t>Runs after main.jsx</w:t>
             </w:r>
-            <w:proofErr w:type="spellStart"/>
-            <w:r>
-              <w:t>main.jsx</w:t>
-            </w:r>
-            <w:proofErr w:type="spellEnd"/>
           </w:p>
         </w:tc>
       </w:tr>
@@ -1984,23 +1775,13 @@
       </w:r>
     </w:p>
     <w:p>
-      <w:proofErr w:type="spellStart"/>
-      <w:r>
-        <w:t>App.jsx</w:t>
-      </w:r>
-      <w:proofErr w:type="spellEnd"/>
-      <w:r>
-        <w:t xml:space="preserve"> exports App</w:t>
-      </w:r>
-    </w:p>
-    <w:p>
-      <w:proofErr w:type="spellStart"/>
-      <w:r>
-        <w:t>main.jsx</w:t>
-      </w:r>
-      <w:proofErr w:type="spellEnd"/>
-      <w:r>
-        <w:t xml:space="preserve"> imports App</w:t>
+      <w:r>
+        <w:t>App.jsx exports App</w:t>
+      </w:r>
+    </w:p>
+    <w:p>
+      <w:r>
+        <w:t>main.jsx imports App</w:t>
       </w:r>
     </w:p>
     <w:p>
@@ -2176,23 +1957,7 @@
           <w:b/>
           <w:bCs/>
         </w:rPr>
-        <w:t xml:space="preserve">22. What is the purpose of </w:t>
-      </w:r>
-      <w:proofErr w:type="spellStart"/>
-      <w:r>
-        <w:rPr>
-          <w:b/>
-          <w:bCs/>
-        </w:rPr>
-        <w:t>ReactDOM</w:t>
-      </w:r>
-      <w:proofErr w:type="spellEnd"/>
-      <w:r>
-        <w:rPr>
-          <w:b/>
-          <w:bCs/>
-        </w:rPr>
-        <w:t>?</w:t>
+        <w:t>22. What is the purpose of ReactDOM?</w:t>
       </w:r>
     </w:p>
     <w:p>
@@ -2205,13 +1970,8 @@
       </w:r>
     </w:p>
     <w:p>
-      <w:proofErr w:type="spellStart"/>
-      <w:r>
-        <w:t>ReactDOM</w:t>
-      </w:r>
-      <w:proofErr w:type="spellEnd"/>
-      <w:r>
-        <w:t xml:space="preserve"> connects React with the browser DOM and renders React components into the HTML page.</w:t>
+      <w:r>
+        <w:t>ReactDOM connects React with the browser DOM and renders React components into the HTML page.</w:t>
       </w:r>
     </w:p>
     <w:p>
@@ -2234,23 +1994,7 @@
           <w:b/>
           <w:bCs/>
         </w:rPr>
-        <w:t xml:space="preserve">23. Why are React and </w:t>
-      </w:r>
-      <w:proofErr w:type="spellStart"/>
-      <w:r>
-        <w:rPr>
-          <w:b/>
-          <w:bCs/>
-        </w:rPr>
-        <w:t>ReactDOM</w:t>
-      </w:r>
-      <w:proofErr w:type="spellEnd"/>
-      <w:r>
-        <w:rPr>
-          <w:b/>
-          <w:bCs/>
-        </w:rPr>
-        <w:t xml:space="preserve"> separate packages?</w:t>
+        <w:t>23. Why are React and ReactDOM separate packages?</w:t>
       </w:r>
     </w:p>
     <w:p>
@@ -2264,15 +2008,7 @@
     </w:p>
     <w:p>
       <w:r>
-        <w:t xml:space="preserve">React contains the core library for building components and managing UI logic, while </w:t>
-      </w:r>
-      <w:proofErr w:type="spellStart"/>
-      <w:r>
-        <w:t>ReactDOM</w:t>
-      </w:r>
-      <w:proofErr w:type="spellEnd"/>
-      <w:r>
-        <w:t xml:space="preserve"> is responsible for rendering those components into the browser's DOM.</w:t>
+        <w:t>React contains the core library for building components and managing UI logic, while ReactDOM is responsible for rendering those components into the browser's DOM.</w:t>
       </w:r>
     </w:p>
     <w:p>
@@ -2602,7 +2338,6 @@
       <w:r>
         <w:t xml:space="preserve">I am building </w:t>
       </w:r>
-      <w:proofErr w:type="spellStart"/>
       <w:r>
         <w:rPr>
           <w:b/>
@@ -2610,7 +2345,6 @@
         </w:rPr>
         <w:t>FoodHub</w:t>
       </w:r>
-      <w:proofErr w:type="spellEnd"/>
       <w:r>
         <w:t>, a Full Stack Food Ordering System using the MERN stack. The purpose of the project is to learn React, Node.js, Express.js, and MongoDB by implementing a real-world application. Currently, I have completed the React project setup using Vite and understood the project structure, package management, and React fundamentals. The project will gradually include authentication, food management, cart, orders, and an admin dashboard.</w:t>
       </w:r>
@@ -2826,13 +2560,8 @@
         <w:t>└──</w:t>
       </w:r>
       <w:r>
-        <w:t xml:space="preserve"> </w:t>
-      </w:r>
-      <w:proofErr w:type="spellStart"/>
-      <w:r>
-        <w:t>FoodCard</w:t>
-      </w:r>
-      <w:proofErr w:type="spellEnd"/>
+        <w:t xml:space="preserve"> FoodCard</w:t>
+      </w:r>
       <w:r>
         <w:br/>
       </w:r>
@@ -2865,23 +2594,7 @@
           <w:b/>
           <w:bCs/>
         </w:rPr>
-        <w:t xml:space="preserve">27. Why is </w:t>
-      </w:r>
-      <w:proofErr w:type="spellStart"/>
-      <w:r>
-        <w:rPr>
-          <w:b/>
-          <w:bCs/>
-        </w:rPr>
-        <w:t>App.jsx</w:t>
-      </w:r>
-      <w:proofErr w:type="spellEnd"/>
-      <w:r>
-        <w:rPr>
-          <w:b/>
-          <w:bCs/>
-        </w:rPr>
-        <w:t xml:space="preserve"> called the Root Component?</w:t>
+        <w:t>27. Why is App.jsx called the Root Component?</w:t>
       </w:r>
     </w:p>
     <w:p>
@@ -2900,21 +2613,8 @@
       </w:r>
     </w:p>
     <w:p>
-      <w:proofErr w:type="spellStart"/>
-      <w:r>
-        <w:t>App.jsx</w:t>
-      </w:r>
-      <w:proofErr w:type="spellEnd"/>
-      <w:r>
-        <w:t xml:space="preserve"> is called the Root Component because it is the first component rendered by </w:t>
-      </w:r>
-      <w:proofErr w:type="spellStart"/>
-      <w:r>
-        <w:t>main.jsx</w:t>
-      </w:r>
-      <w:proofErr w:type="spellEnd"/>
-      <w:r>
-        <w:t>. Every other component in the application is directly or indirectly rendered inside App.</w:t>
+      <w:r>
+        <w:t>App.jsx is called the Root Component because it is the first component rendered by main.jsx. Every other component in the application is directly or indirectly rendered inside App.</w:t>
       </w:r>
     </w:p>
     <w:p>
@@ -2980,12 +2680,8 @@
       </w:r>
       <w:r>
         <w:br/>
-      </w:r>
-      <w:proofErr w:type="spellStart"/>
-      <w:r>
         <w:t>main.jsx</w:t>
       </w:r>
-      <w:proofErr w:type="spellEnd"/>
       <w:r>
         <w:br/>
         <w:t xml:space="preserve">      ↓</w:t>
@@ -3132,13 +2828,8 @@
       </w:r>
     </w:p>
     <w:p>
-      <w:proofErr w:type="spellStart"/>
-      <w:r>
-        <w:t>App.jsx</w:t>
-      </w:r>
-      <w:proofErr w:type="spellEnd"/>
-      <w:r>
-        <w:t xml:space="preserve"> (1000 lines)</w:t>
+      <w:r>
+        <w:t>App.jsx (1000 lines)</w:t>
       </w:r>
     </w:p>
     <w:p>
@@ -3156,12 +2847,8 @@
       </w:r>
       <w:r>
         <w:br/>
-      </w:r>
-      <w:proofErr w:type="spellStart"/>
-      <w:r>
         <w:t>FoodCard</w:t>
       </w:r>
-      <w:proofErr w:type="spellEnd"/>
       <w:r>
         <w:br/>
         <w:t>Footer</w:t>
@@ -3639,23 +3326,7 @@
     </w:p>
     <w:p>
       <w:r>
-        <w:t>&lt;</w:t>
-      </w:r>
-      <w:proofErr w:type="spellStart"/>
-      <w:r>
-        <w:t>CategoryCard</w:t>
-      </w:r>
-      <w:proofErr w:type="spellEnd"/>
-      <w:r>
-        <w:t xml:space="preserve"> name="Pizza" price</w:t>
-      </w:r>
-      <w:proofErr w:type="gramStart"/>
-      <w:r>
-        <w:t>={</w:t>
-      </w:r>
-      <w:proofErr w:type="gramEnd"/>
-      <w:r>
-        <w:t>299} /&gt;</w:t>
+        <w:t>&lt;CategoryCard name="Pizza" price={299} /&gt;</w:t>
       </w:r>
     </w:p>
     <w:p>
@@ -3677,23 +3348,7 @@
           <w:b/>
           <w:bCs/>
         </w:rPr>
-        <w:t xml:space="preserve">37. What is </w:t>
-      </w:r>
-      <w:proofErr w:type="spellStart"/>
-      <w:r>
-        <w:rPr>
-          <w:b/>
-          <w:bCs/>
-        </w:rPr>
-        <w:t>Destructuring</w:t>
-      </w:r>
-      <w:proofErr w:type="spellEnd"/>
-      <w:r>
-        <w:rPr>
-          <w:b/>
-          <w:bCs/>
-        </w:rPr>
-        <w:t xml:space="preserve"> in React?</w:t>
+        <w:t>37. What is Destructuring in React?</w:t>
       </w:r>
     </w:p>
     <w:p>
@@ -3712,13 +3367,8 @@
       </w:r>
     </w:p>
     <w:p>
-      <w:proofErr w:type="spellStart"/>
-      <w:r>
-        <w:t>Destructuring</w:t>
-      </w:r>
-      <w:proofErr w:type="spellEnd"/>
-      <w:r>
-        <w:t xml:space="preserve"> is a JavaScript feature used to extract values from an object. In React, it is commonly used to access props directly.</w:t>
+      <w:r>
+        <w:t>Destructuring is a JavaScript feature used to extract values from an object. In React, it is commonly used to access props directly.</w:t>
       </w:r>
     </w:p>
     <w:p>
@@ -3761,23 +3411,7 @@
           <w:b/>
           <w:bCs/>
         </w:rPr>
-        <w:t xml:space="preserve">38. What </w:t>
-      </w:r>
-      <w:proofErr w:type="gramStart"/>
-      <w:r>
-        <w:rPr>
-          <w:b/>
-          <w:bCs/>
-        </w:rPr>
-        <w:t>is .map</w:t>
-      </w:r>
-      <w:proofErr w:type="gramEnd"/>
-      <w:r>
-        <w:rPr>
-          <w:b/>
-          <w:bCs/>
-        </w:rPr>
-        <w:t>() in React?</w:t>
+        <w:t>38. What is .map() in React?</w:t>
       </w:r>
     </w:p>
     <w:p>
@@ -3796,13 +3430,8 @@
       </w:r>
     </w:p>
     <w:p>
-      <w:proofErr w:type="gramStart"/>
-      <w:r>
-        <w:t>.map</w:t>
-      </w:r>
-      <w:proofErr w:type="gramEnd"/>
-      <w:r>
-        <w:t>() is used to render multiple components from an array dynamically, avoiding repetitive code.</w:t>
+      <w:r>
+        <w:t>.map() is used to render multiple components from an array dynamically, avoiding repetitive code.</w:t>
       </w:r>
     </w:p>
     <w:p>
@@ -3815,25 +3444,12 @@
       </w:r>
     </w:p>
     <w:p>
-      <w:proofErr w:type="spellStart"/>
-      <w:r>
-        <w:t>foods.map</w:t>
-      </w:r>
-      <w:proofErr w:type="spellEnd"/>
-      <w:r>
-        <w:t>((food) =&gt; (</w:t>
+      <w:r>
+        <w:t>foods.map((food) =&gt; (</w:t>
       </w:r>
       <w:r>
         <w:br/>
-        <w:t xml:space="preserve">    &lt;</w:t>
-      </w:r>
-      <w:proofErr w:type="spellStart"/>
-      <w:r>
-        <w:t>FoodCard</w:t>
-      </w:r>
-      <w:proofErr w:type="spellEnd"/>
-      <w:r>
-        <w:t xml:space="preserve"> key={food.id} ... /&gt;</w:t>
+        <w:t xml:space="preserve">    &lt;FoodCard key={food.id} ... /&gt;</w:t>
       </w:r>
       <w:r>
         <w:br/>
@@ -3929,22 +3545,7 @@
       </w:r>
       <w:r>
         <w:br/>
-      </w:r>
-      <w:proofErr w:type="gramStart"/>
-      <w:r>
-        <w:t>foods[</w:t>
-      </w:r>
-      <w:proofErr w:type="gramEnd"/>
-      <w:r>
-        <w:t xml:space="preserve">] / </w:t>
-      </w:r>
-      <w:proofErr w:type="gramStart"/>
-      <w:r>
-        <w:t>categories[</w:t>
-      </w:r>
-      <w:proofErr w:type="gramEnd"/>
-      <w:r>
-        <w:t>]</w:t>
+        <w:t>foods[] / categories[]</w:t>
       </w:r>
       <w:r>
         <w:br/>
@@ -3960,20 +3561,8 @@
       </w:r>
       <w:r>
         <w:br/>
-      </w:r>
-      <w:proofErr w:type="spellStart"/>
-      <w:r>
-        <w:t>FoodCard</w:t>
-      </w:r>
-      <w:proofErr w:type="spellEnd"/>
-      <w:r>
-        <w:t xml:space="preserve"> / </w:t>
-      </w:r>
-      <w:proofErr w:type="spellStart"/>
-      <w:r>
-        <w:t>CategoryCard</w:t>
-      </w:r>
-      <w:proofErr w:type="spellEnd"/>
+        <w:t>FoodCard / CategoryCard</w:t>
+      </w:r>
       <w:r>
         <w:br/>
         <w:t xml:space="preserve">   ↓</w:t>
@@ -4102,12 +3691,8 @@
       </w:r>
       <w:r>
         <w:br/>
-      </w:r>
-      <w:proofErr w:type="spellStart"/>
-      <w:r>
         <w:t>FoodCard</w:t>
       </w:r>
-      <w:proofErr w:type="spellEnd"/>
     </w:p>
     <w:p>
       <w:r>
@@ -4210,23 +3795,7 @@
           <w:b/>
           <w:bCs/>
         </w:rPr>
-        <w:t xml:space="preserve">45. What is </w:t>
-      </w:r>
-      <w:proofErr w:type="spellStart"/>
-      <w:r>
-        <w:rPr>
-          <w:b/>
-          <w:bCs/>
-        </w:rPr>
-        <w:t>BrowserRouter</w:t>
-      </w:r>
-      <w:proofErr w:type="spellEnd"/>
-      <w:r>
-        <w:rPr>
-          <w:b/>
-          <w:bCs/>
-        </w:rPr>
-        <w:t>?</w:t>
+        <w:t>45. What is BrowserRouter?</w:t>
       </w:r>
     </w:p>
     <w:p>
@@ -4245,14 +3814,9 @@
       </w:r>
     </w:p>
     <w:p>
-      <w:proofErr w:type="spellStart"/>
       <w:r>
         <w:lastRenderedPageBreak/>
-        <w:t>BrowserRouter</w:t>
-      </w:r>
-      <w:proofErr w:type="spellEnd"/>
-      <w:r>
-        <w:t xml:space="preserve"> enables routing in a React application. It monitors the browser URL and renders the corresponding page component.</w:t>
+        <w:t>BrowserRouter enables routing in a React application. It monitors the browser URL and renders the corresponding page component.</w:t>
       </w:r>
     </w:p>
     <w:p>
@@ -4265,13 +3829,8 @@
       </w:r>
     </w:p>
     <w:p>
-      <w:proofErr w:type="spellStart"/>
-      <w:r>
-        <w:t>BrowserRouter</w:t>
-      </w:r>
-      <w:proofErr w:type="spellEnd"/>
-      <w:r>
-        <w:t xml:space="preserve"> ↔ urls.py</w:t>
+      <w:r>
+        <w:t>BrowserRouter ↔ urls.py</w:t>
       </w:r>
     </w:p>
     <w:p>
@@ -4348,27 +3907,11 @@
       </w:r>
       <w:r>
         <w:br/>
-        <w:t xml:space="preserve">    &lt;Route path="/" element</w:t>
-      </w:r>
-      <w:proofErr w:type="gramStart"/>
-      <w:r>
-        <w:t>={</w:t>
-      </w:r>
-      <w:proofErr w:type="gramEnd"/>
-      <w:r>
-        <w:t>&lt;Home /&gt;} /&gt;</w:t>
+        <w:t xml:space="preserve">    &lt;Route path="/" element={&lt;Home /&gt;} /&gt;</w:t>
       </w:r>
       <w:r>
         <w:br/>
-        <w:t xml:space="preserve">    &lt;Route path="/login" element</w:t>
-      </w:r>
-      <w:proofErr w:type="gramStart"/>
-      <w:r>
-        <w:t>={</w:t>
-      </w:r>
-      <w:proofErr w:type="gramEnd"/>
-      <w:r>
-        <w:t>&lt;Login /&gt;} /&gt;</w:t>
+        <w:t xml:space="preserve">    &lt;Route path="/login" element={&lt;Login /&gt;} /&gt;</w:t>
       </w:r>
       <w:r>
         <w:br/>
@@ -4612,23 +4155,7 @@
           <w:b/>
           <w:bCs/>
         </w:rPr>
-        <w:t xml:space="preserve">49. What is </w:t>
-      </w:r>
-      <w:proofErr w:type="spellStart"/>
-      <w:r>
-        <w:rPr>
-          <w:b/>
-          <w:bCs/>
-        </w:rPr>
-        <w:t>NavLink</w:t>
-      </w:r>
-      <w:proofErr w:type="spellEnd"/>
-      <w:r>
-        <w:rPr>
-          <w:b/>
-          <w:bCs/>
-        </w:rPr>
-        <w:t>?</w:t>
+        <w:t>49. What is NavLink?</w:t>
       </w:r>
     </w:p>
     <w:p>
@@ -4648,13 +4175,8 @@
       </w:r>
     </w:p>
     <w:p>
-      <w:proofErr w:type="spellStart"/>
-      <w:r>
-        <w:t>NavLink</w:t>
-      </w:r>
-      <w:proofErr w:type="spellEnd"/>
-      <w:r>
-        <w:t xml:space="preserve"> works like Link but automatically applies an active class to the currently selected route. It is commonly used for navigation menus.</w:t>
+      <w:r>
+        <w:t>NavLink works like Link but automatically applies an active class to the currently selected route. It is commonly used for navigation menus.</w:t>
       </w:r>
     </w:p>
     <w:p>
@@ -4701,23 +4223,7 @@
     </w:p>
     <w:p>
       <w:r>
-        <w:t>&lt;Route path="*" element</w:t>
-      </w:r>
-      <w:proofErr w:type="gramStart"/>
-      <w:r>
-        <w:t>={</w:t>
-      </w:r>
-      <w:proofErr w:type="gramEnd"/>
-      <w:r>
-        <w:t>&lt;</w:t>
-      </w:r>
-      <w:proofErr w:type="spellStart"/>
-      <w:r>
-        <w:t>NotFound</w:t>
-      </w:r>
-      <w:proofErr w:type="spellEnd"/>
-      <w:r>
-        <w:t xml:space="preserve"> /&gt;} /&gt;</w:t>
+        <w:t>&lt;Route path="*" element={&lt;NotFound /&gt;} /&gt;</w:t>
       </w:r>
     </w:p>
     <w:p>
@@ -4772,12 +4278,8 @@
       </w:r>
       <w:r>
         <w:br/>
-      </w:r>
-      <w:proofErr w:type="spellStart"/>
-      <w:r>
         <w:t>BrowserRouter</w:t>
       </w:r>
-      <w:proofErr w:type="spellEnd"/>
       <w:r>
         <w:br/>
         <w:t xml:space="preserve">      ↓</w:t>
@@ -4827,23 +4329,7 @@
           <w:b/>
           <w:bCs/>
         </w:rPr>
-        <w:t xml:space="preserve">52. Explain routing in your </w:t>
-      </w:r>
-      <w:proofErr w:type="spellStart"/>
-      <w:r>
-        <w:rPr>
-          <w:b/>
-          <w:bCs/>
-        </w:rPr>
-        <w:t>FoodHub</w:t>
-      </w:r>
-      <w:proofErr w:type="spellEnd"/>
-      <w:r>
-        <w:rPr>
-          <w:b/>
-          <w:bCs/>
-        </w:rPr>
-        <w:t xml:space="preserve"> project.</w:t>
+        <w:t>52. Explain routing in your FoodHub project.</w:t>
       </w:r>
     </w:p>
     <w:p>
@@ -4862,21 +4348,8 @@
       </w:r>
     </w:p>
     <w:p>
-      <w:proofErr w:type="spellStart"/>
-      <w:r>
-        <w:t>FoodHub</w:t>
-      </w:r>
-      <w:proofErr w:type="spellEnd"/>
-      <w:r>
-        <w:t xml:space="preserve"> uses React Router for client-side routing. The application contains routes for Home, Menu, Login, Register, Cart, Orders, and Admin pages. Navigation is handled using Link/</w:t>
-      </w:r>
-      <w:proofErr w:type="spellStart"/>
-      <w:r>
-        <w:t>NavLink</w:t>
-      </w:r>
-      <w:proofErr w:type="spellEnd"/>
-      <w:r>
-        <w:t>, allowing users to move between pages without reloading the website.</w:t>
+      <w:r>
+        <w:t>FoodHub uses React Router for client-side routing. The application contains routes for Home, Menu, Login, Register, Cart, Orders, and Admin pages. Navigation is handled using Link/NavLink, allowing users to move between pages without reloading the website.</w:t>
       </w:r>
     </w:p>
     <w:p>
@@ -4899,39 +4372,7 @@
           <w:bCs/>
         </w:rPr>
         <w:lastRenderedPageBreak/>
-        <w:t xml:space="preserve">53. Why is Express a dependency and </w:t>
-      </w:r>
-      <w:proofErr w:type="spellStart"/>
-      <w:r>
-        <w:rPr>
-          <w:b/>
-          <w:bCs/>
-        </w:rPr>
-        <w:t>Nodemon</w:t>
-      </w:r>
-      <w:proofErr w:type="spellEnd"/>
-      <w:r>
-        <w:rPr>
-          <w:b/>
-          <w:bCs/>
-        </w:rPr>
-        <w:t xml:space="preserve"> a </w:t>
-      </w:r>
-      <w:proofErr w:type="spellStart"/>
-      <w:r>
-        <w:rPr>
-          <w:b/>
-          <w:bCs/>
-        </w:rPr>
-        <w:t>devDependency</w:t>
-      </w:r>
-      <w:proofErr w:type="spellEnd"/>
-      <w:r>
-        <w:rPr>
-          <w:b/>
-          <w:bCs/>
-        </w:rPr>
-        <w:t>?</w:t>
+        <w:t>53. Why is Express a dependency and Nodemon a devDependency?</w:t>
       </w:r>
     </w:p>
     <w:p>
@@ -4968,7 +4409,6 @@
           <w:numId w:val="10"/>
         </w:numPr>
       </w:pPr>
-      <w:proofErr w:type="spellStart"/>
       <w:r>
         <w:rPr>
           <w:b/>
@@ -4976,17 +4416,8 @@
         </w:rPr>
         <w:t>Nodemon</w:t>
       </w:r>
-      <w:proofErr w:type="spellEnd"/>
-      <w:r>
-        <w:t xml:space="preserve"> is a </w:t>
-      </w:r>
-      <w:proofErr w:type="spellStart"/>
-      <w:r>
-        <w:t>devDependency</w:t>
-      </w:r>
-      <w:proofErr w:type="spellEnd"/>
-      <w:r>
-        <w:t xml:space="preserve"> because it is only used during development to automatically restart the server when code changes.</w:t>
+      <w:r>
+        <w:t xml:space="preserve"> is a devDependency because it is only used during development to automatically restart the server when code changes.</w:t>
       </w:r>
     </w:p>
     <w:p>
@@ -5124,65 +4555,7 @@
           <w:kern w:val="0"/>
           <w14:ligatures w14:val="none"/>
         </w:rPr>
-        <w:t xml:space="preserve">Q55. Why do we use </w:t>
-      </w:r>
-      <w:proofErr w:type="spellStart"/>
-      <w:proofErr w:type="gramStart"/>
-      <w:r>
-        <w:rPr>
-          <w:rFonts w:eastAsia="Times New Roman" w:cstheme="minorHAnsi"/>
-          <w:b/>
-          <w:bCs/>
-          <w:kern w:val="0"/>
-          <w14:ligatures w14:val="none"/>
-        </w:rPr>
-        <w:t>app.use</w:t>
-      </w:r>
-      <w:proofErr w:type="spellEnd"/>
-      <w:r>
-        <w:rPr>
-          <w:rFonts w:eastAsia="Times New Roman" w:cstheme="minorHAnsi"/>
-          <w:b/>
-          <w:bCs/>
-          <w:kern w:val="0"/>
-          <w14:ligatures w14:val="none"/>
-        </w:rPr>
-        <w:t>(</w:t>
-      </w:r>
-      <w:proofErr w:type="gramEnd"/>
-      <w:r>
-        <w:rPr>
-          <w:rFonts w:eastAsia="Times New Roman" w:cstheme="minorHAnsi"/>
-          <w:b/>
-          <w:bCs/>
-          <w:kern w:val="0"/>
-          <w14:ligatures w14:val="none"/>
-        </w:rPr>
-        <w:t xml:space="preserve">) with </w:t>
-      </w:r>
-      <w:proofErr w:type="spellStart"/>
-      <w:proofErr w:type="gramStart"/>
-      <w:r>
-        <w:rPr>
-          <w:rFonts w:eastAsia="Times New Roman" w:cstheme="minorHAnsi"/>
-          <w:b/>
-          <w:bCs/>
-          <w:kern w:val="0"/>
-          <w14:ligatures w14:val="none"/>
-        </w:rPr>
-        <w:t>express.Router</w:t>
-      </w:r>
-      <w:proofErr w:type="spellEnd"/>
-      <w:proofErr w:type="gramEnd"/>
-      <w:r>
-        <w:rPr>
-          <w:rFonts w:eastAsia="Times New Roman" w:cstheme="minorHAnsi"/>
-          <w:b/>
-          <w:bCs/>
-          <w:kern w:val="0"/>
-          <w14:ligatures w14:val="none"/>
-        </w:rPr>
-        <w:t>()?</w:t>
+        <w:t>Q55. Why do we use app.use() with express.Router()?</w:t>
       </w:r>
     </w:p>
     <w:p>
@@ -5214,53 +4587,13 @@
           <w14:ligatures w14:val="none"/>
         </w:rPr>
       </w:pPr>
-      <w:proofErr w:type="spellStart"/>
-      <w:proofErr w:type="gramStart"/>
-      <w:r>
-        <w:rPr>
-          <w:rFonts w:eastAsia="Times New Roman" w:cstheme="minorHAnsi"/>
-          <w:kern w:val="0"/>
-          <w14:ligatures w14:val="none"/>
-        </w:rPr>
-        <w:t>app.use</w:t>
-      </w:r>
-      <w:proofErr w:type="spellEnd"/>
-      <w:r>
-        <w:rPr>
-          <w:rFonts w:eastAsia="Times New Roman" w:cstheme="minorHAnsi"/>
-          <w:kern w:val="0"/>
-          <w14:ligatures w14:val="none"/>
-        </w:rPr>
-        <w:t>(</w:t>
-      </w:r>
-      <w:proofErr w:type="gramEnd"/>
-      <w:r>
-        <w:rPr>
-          <w:rFonts w:eastAsia="Times New Roman" w:cstheme="minorHAnsi"/>
-          <w:kern w:val="0"/>
-          <w14:ligatures w14:val="none"/>
-        </w:rPr>
-        <w:t xml:space="preserve">) is used to mount a group of related routes under a common base path. Inside the route file, </w:t>
-      </w:r>
-      <w:proofErr w:type="spellStart"/>
-      <w:proofErr w:type="gramStart"/>
-      <w:r>
-        <w:rPr>
-          <w:rFonts w:eastAsia="Times New Roman" w:cstheme="minorHAnsi"/>
-          <w:kern w:val="0"/>
-          <w14:ligatures w14:val="none"/>
-        </w:rPr>
-        <w:t>express.Router</w:t>
-      </w:r>
-      <w:proofErr w:type="spellEnd"/>
-      <w:proofErr w:type="gramEnd"/>
-      <w:r>
-        <w:rPr>
-          <w:rFonts w:eastAsia="Times New Roman" w:cstheme="minorHAnsi"/>
-          <w:kern w:val="0"/>
-          <w14:ligatures w14:val="none"/>
-        </w:rPr>
-        <w:t>() defines only the remaining part of the URL, making the project modular and easier to maintain.</w:t>
+      <w:r>
+        <w:rPr>
+          <w:rFonts w:eastAsia="Times New Roman" w:cstheme="minorHAnsi"/>
+          <w:kern w:val="0"/>
+          <w14:ligatures w14:val="none"/>
+        </w:rPr>
+        <w:t>app.use() is used to mount a group of related routes under a common base path. Inside the route file, express.Router() defines only the remaining part of the URL, making the project modular and easier to maintain.</w:t>
       </w:r>
     </w:p>
     <w:p>
@@ -5402,31 +4735,7 @@
           <w:kern w:val="0"/>
           <w14:ligatures w14:val="none"/>
         </w:rPr>
-        <w:t xml:space="preserve">57. What is </w:t>
-      </w:r>
-      <w:proofErr w:type="spellStart"/>
-      <w:proofErr w:type="gramStart"/>
-      <w:r>
-        <w:rPr>
-          <w:rFonts w:eastAsia="Times New Roman" w:cstheme="minorHAnsi"/>
-          <w:b/>
-          <w:bCs/>
-          <w:kern w:val="0"/>
-          <w14:ligatures w14:val="none"/>
-        </w:rPr>
-        <w:t>req.params</w:t>
-      </w:r>
-      <w:proofErr w:type="spellEnd"/>
-      <w:proofErr w:type="gramEnd"/>
-      <w:r>
-        <w:rPr>
-          <w:rFonts w:eastAsia="Times New Roman" w:cstheme="minorHAnsi"/>
-          <w:b/>
-          <w:bCs/>
-          <w:kern w:val="0"/>
-          <w14:ligatures w14:val="none"/>
-        </w:rPr>
-        <w:t>?</w:t>
+        <w:t>57. What is req.params?</w:t>
       </w:r>
     </w:p>
     <w:p>
@@ -5458,25 +4767,13 @@
           <w14:ligatures w14:val="none"/>
         </w:rPr>
       </w:pPr>
-      <w:proofErr w:type="spellStart"/>
-      <w:proofErr w:type="gramStart"/>
-      <w:r>
-        <w:rPr>
-          <w:rFonts w:eastAsia="Times New Roman" w:cstheme="minorHAnsi"/>
-          <w:kern w:val="0"/>
-          <w14:ligatures w14:val="none"/>
-        </w:rPr>
-        <w:t>req.params</w:t>
-      </w:r>
-      <w:proofErr w:type="spellEnd"/>
-      <w:proofErr w:type="gramEnd"/>
-      <w:r>
-        <w:rPr>
-          <w:rFonts w:eastAsia="Times New Roman" w:cstheme="minorHAnsi"/>
-          <w:kern w:val="0"/>
-          <w14:ligatures w14:val="none"/>
-        </w:rPr>
-        <w:t xml:space="preserve"> is an object that contains the values of route parameters from the URL. It is commonly used to access dynamic values such as IDs.</w:t>
+      <w:r>
+        <w:rPr>
+          <w:rFonts w:eastAsia="Times New Roman" w:cstheme="minorHAnsi"/>
+          <w:kern w:val="0"/>
+          <w14:ligatures w14:val="none"/>
+        </w:rPr>
+        <w:t>req.params is an object that contains the values of route parameters from the URL. It is commonly used to access dynamic values such as IDs.</w:t>
       </w:r>
     </w:p>
     <w:p>
@@ -5518,31 +4815,7 @@
           <w:kern w:val="0"/>
           <w14:ligatures w14:val="none"/>
         </w:rPr>
-        <w:t xml:space="preserve">58. What is </w:t>
-      </w:r>
-      <w:proofErr w:type="spellStart"/>
-      <w:proofErr w:type="gramStart"/>
-      <w:r>
-        <w:rPr>
-          <w:rFonts w:eastAsia="Times New Roman" w:cstheme="minorHAnsi"/>
-          <w:b/>
-          <w:bCs/>
-          <w:kern w:val="0"/>
-          <w14:ligatures w14:val="none"/>
-        </w:rPr>
-        <w:t>req.body</w:t>
-      </w:r>
-      <w:proofErr w:type="spellEnd"/>
-      <w:proofErr w:type="gramEnd"/>
-      <w:r>
-        <w:rPr>
-          <w:rFonts w:eastAsia="Times New Roman" w:cstheme="minorHAnsi"/>
-          <w:b/>
-          <w:bCs/>
-          <w:kern w:val="0"/>
-          <w14:ligatures w14:val="none"/>
-        </w:rPr>
-        <w:t>?</w:t>
+        <w:t>58. What is req.body?</w:t>
       </w:r>
     </w:p>
     <w:p>
@@ -5576,25 +4849,13 @@
           <w14:ligatures w14:val="none"/>
         </w:rPr>
       </w:pPr>
-      <w:proofErr w:type="spellStart"/>
-      <w:proofErr w:type="gramStart"/>
-      <w:r>
-        <w:rPr>
-          <w:rFonts w:eastAsia="Times New Roman" w:cstheme="minorHAnsi"/>
-          <w:kern w:val="0"/>
-          <w14:ligatures w14:val="none"/>
-        </w:rPr>
-        <w:t>req.body</w:t>
-      </w:r>
-      <w:proofErr w:type="spellEnd"/>
-      <w:proofErr w:type="gramEnd"/>
-      <w:r>
-        <w:rPr>
-          <w:rFonts w:eastAsia="Times New Roman" w:cstheme="minorHAnsi"/>
-          <w:kern w:val="0"/>
-          <w14:ligatures w14:val="none"/>
-        </w:rPr>
-        <w:t xml:space="preserve"> contains the data sent by the client in the request body. It is mainly used in </w:t>
+      <w:r>
+        <w:rPr>
+          <w:rFonts w:eastAsia="Times New Roman" w:cstheme="minorHAnsi"/>
+          <w:kern w:val="0"/>
+          <w14:ligatures w14:val="none"/>
+        </w:rPr>
+        <w:t xml:space="preserve">req.body contains the data sent by the client in the request body. It is mainly used in </w:t>
       </w:r>
       <w:r>
         <w:rPr>
@@ -5668,63 +4929,7 @@
           <w:kern w:val="0"/>
           <w14:ligatures w14:val="none"/>
         </w:rPr>
-        <w:t xml:space="preserve">const </w:t>
-      </w:r>
-      <w:proofErr w:type="gramStart"/>
-      <w:r>
-        <w:rPr>
-          <w:rFonts w:eastAsia="Times New Roman" w:cstheme="minorHAnsi"/>
-          <w:kern w:val="0"/>
-          <w14:ligatures w14:val="none"/>
-        </w:rPr>
-        <w:t>{ name</w:t>
-      </w:r>
-      <w:proofErr w:type="gramEnd"/>
-      <w:r>
-        <w:rPr>
-          <w:rFonts w:eastAsia="Times New Roman" w:cstheme="minorHAnsi"/>
-          <w:kern w:val="0"/>
-          <w14:ligatures w14:val="none"/>
-        </w:rPr>
-        <w:t xml:space="preserve">, </w:t>
-      </w:r>
-      <w:proofErr w:type="gramStart"/>
-      <w:r>
-        <w:rPr>
-          <w:rFonts w:eastAsia="Times New Roman" w:cstheme="minorHAnsi"/>
-          <w:kern w:val="0"/>
-          <w14:ligatures w14:val="none"/>
-        </w:rPr>
-        <w:t>price }</w:t>
-      </w:r>
-      <w:proofErr w:type="gramEnd"/>
-      <w:r>
-        <w:rPr>
-          <w:rFonts w:eastAsia="Times New Roman" w:cstheme="minorHAnsi"/>
-          <w:kern w:val="0"/>
-          <w14:ligatures w14:val="none"/>
-        </w:rPr>
-        <w:t xml:space="preserve"> = </w:t>
-      </w:r>
-      <w:proofErr w:type="spellStart"/>
-      <w:proofErr w:type="gramStart"/>
-      <w:r>
-        <w:rPr>
-          <w:rFonts w:eastAsia="Times New Roman" w:cstheme="minorHAnsi"/>
-          <w:kern w:val="0"/>
-          <w14:ligatures w14:val="none"/>
-        </w:rPr>
-        <w:t>req.body</w:t>
-      </w:r>
-      <w:proofErr w:type="spellEnd"/>
-      <w:proofErr w:type="gramEnd"/>
-      <w:r>
-        <w:rPr>
-          <w:rFonts w:eastAsia="Times New Roman" w:cstheme="minorHAnsi"/>
-          <w:kern w:val="0"/>
-          <w14:ligatures w14:val="none"/>
-        </w:rPr>
-        <w:t>;</w:t>
+        <w:t>const { name, price } = req.body;</w:t>
       </w:r>
     </w:p>
     <w:p>
@@ -5766,31 +4971,7 @@
           <w:kern w:val="0"/>
           <w14:ligatures w14:val="none"/>
         </w:rPr>
-        <w:t xml:space="preserve">59. Why do we use </w:t>
-      </w:r>
-      <w:proofErr w:type="spellStart"/>
-      <w:proofErr w:type="gramStart"/>
-      <w:r>
-        <w:rPr>
-          <w:rFonts w:eastAsia="Times New Roman" w:cstheme="minorHAnsi"/>
-          <w:b/>
-          <w:bCs/>
-          <w:kern w:val="0"/>
-          <w14:ligatures w14:val="none"/>
-        </w:rPr>
-        <w:t>express.json</w:t>
-      </w:r>
-      <w:proofErr w:type="spellEnd"/>
-      <w:proofErr w:type="gramEnd"/>
-      <w:r>
-        <w:rPr>
-          <w:rFonts w:eastAsia="Times New Roman" w:cstheme="minorHAnsi"/>
-          <w:b/>
-          <w:bCs/>
-          <w:kern w:val="0"/>
-          <w14:ligatures w14:val="none"/>
-        </w:rPr>
-        <w:t>()?</w:t>
+        <w:t>59. Why do we use express.json()?</w:t>
       </w:r>
     </w:p>
     <w:p>
@@ -5824,45 +5005,13 @@
           <w14:ligatures w14:val="none"/>
         </w:rPr>
       </w:pPr>
-      <w:proofErr w:type="spellStart"/>
-      <w:proofErr w:type="gramStart"/>
-      <w:r>
-        <w:rPr>
-          <w:rFonts w:eastAsia="Times New Roman" w:cstheme="minorHAnsi"/>
-          <w:kern w:val="0"/>
-          <w14:ligatures w14:val="none"/>
-        </w:rPr>
-        <w:t>express.json</w:t>
-      </w:r>
-      <w:proofErr w:type="spellEnd"/>
-      <w:proofErr w:type="gramEnd"/>
-      <w:r>
-        <w:rPr>
-          <w:rFonts w:eastAsia="Times New Roman" w:cstheme="minorHAnsi"/>
-          <w:kern w:val="0"/>
-          <w14:ligatures w14:val="none"/>
-        </w:rPr>
-        <w:t xml:space="preserve">() is a middleware that converts incoming JSON data into a JavaScript object, allowing it to be accessed through </w:t>
-      </w:r>
-      <w:proofErr w:type="spellStart"/>
-      <w:proofErr w:type="gramStart"/>
-      <w:r>
-        <w:rPr>
-          <w:rFonts w:eastAsia="Times New Roman" w:cstheme="minorHAnsi"/>
-          <w:kern w:val="0"/>
-          <w14:ligatures w14:val="none"/>
-        </w:rPr>
-        <w:t>req.body</w:t>
-      </w:r>
-      <w:proofErr w:type="spellEnd"/>
-      <w:proofErr w:type="gramEnd"/>
-      <w:r>
-        <w:rPr>
-          <w:rFonts w:eastAsia="Times New Roman" w:cstheme="minorHAnsi"/>
-          <w:kern w:val="0"/>
-          <w14:ligatures w14:val="none"/>
-        </w:rPr>
-        <w:t>.</w:t>
+      <w:r>
+        <w:rPr>
+          <w:rFonts w:eastAsia="Times New Roman" w:cstheme="minorHAnsi"/>
+          <w:kern w:val="0"/>
+          <w14:ligatures w14:val="none"/>
+        </w:rPr>
+        <w:t>express.json() is a middleware that converts incoming JSON data into a JavaScript object, allowing it to be accessed through req.body.</w:t>
       </w:r>
     </w:p>
     <w:p>
@@ -5880,47 +5029,7 @@
           <w:kern w:val="0"/>
           <w14:ligatures w14:val="none"/>
         </w:rPr>
-        <w:t xml:space="preserve">Without </w:t>
-      </w:r>
-      <w:proofErr w:type="spellStart"/>
-      <w:proofErr w:type="gramStart"/>
-      <w:r>
-        <w:rPr>
-          <w:rFonts w:eastAsia="Times New Roman" w:cstheme="minorHAnsi"/>
-          <w:kern w:val="0"/>
-          <w14:ligatures w14:val="none"/>
-        </w:rPr>
-        <w:t>express.json</w:t>
-      </w:r>
-      <w:proofErr w:type="spellEnd"/>
-      <w:proofErr w:type="gramEnd"/>
-      <w:r>
-        <w:rPr>
-          <w:rFonts w:eastAsia="Times New Roman" w:cstheme="minorHAnsi"/>
-          <w:kern w:val="0"/>
-          <w14:ligatures w14:val="none"/>
-        </w:rPr>
-        <w:t xml:space="preserve">(), </w:t>
-      </w:r>
-      <w:proofErr w:type="spellStart"/>
-      <w:proofErr w:type="gramStart"/>
-      <w:r>
-        <w:rPr>
-          <w:rFonts w:eastAsia="Times New Roman" w:cstheme="minorHAnsi"/>
-          <w:kern w:val="0"/>
-          <w14:ligatures w14:val="none"/>
-        </w:rPr>
-        <w:t>req.body</w:t>
-      </w:r>
-      <w:proofErr w:type="spellEnd"/>
-      <w:proofErr w:type="gramEnd"/>
-      <w:r>
-        <w:rPr>
-          <w:rFonts w:eastAsia="Times New Roman" w:cstheme="minorHAnsi"/>
-          <w:kern w:val="0"/>
-          <w14:ligatures w14:val="none"/>
-        </w:rPr>
-        <w:t xml:space="preserve"> will be undefined.</w:t>
+        <w:t>Without express.json(), req.body will be undefined.</w:t>
       </w:r>
     </w:p>
     <w:p>
@@ -6531,25 +5640,7 @@
                 <w:kern w:val="0"/>
                 <w14:ligatures w14:val="none"/>
               </w:rPr>
-              <w:t>/</w:t>
-            </w:r>
-            <w:proofErr w:type="spellStart"/>
-            <w:r>
-              <w:rPr>
-                <w:rFonts w:eastAsia="Times New Roman" w:cstheme="minorHAnsi"/>
-                <w:kern w:val="0"/>
-                <w14:ligatures w14:val="none"/>
-              </w:rPr>
-              <w:t>api</w:t>
-            </w:r>
-            <w:proofErr w:type="spellEnd"/>
-            <w:r>
-              <w:rPr>
-                <w:rFonts w:eastAsia="Times New Roman" w:cstheme="minorHAnsi"/>
-                <w:kern w:val="0"/>
-                <w14:ligatures w14:val="none"/>
-              </w:rPr>
-              <w:t>/foods</w:t>
+              <w:t>/api/foods</w:t>
             </w:r>
           </w:p>
         </w:tc>
@@ -6629,27 +5720,7 @@
                 <w:kern w:val="0"/>
                 <w14:ligatures w14:val="none"/>
               </w:rPr>
-              <w:t>/</w:t>
-            </w:r>
-            <w:proofErr w:type="spellStart"/>
-            <w:proofErr w:type="gramStart"/>
-            <w:r>
-              <w:rPr>
-                <w:rFonts w:eastAsia="Times New Roman" w:cstheme="minorHAnsi"/>
-                <w:kern w:val="0"/>
-                <w14:ligatures w14:val="none"/>
-              </w:rPr>
-              <w:t>api</w:t>
-            </w:r>
-            <w:proofErr w:type="spellEnd"/>
-            <w:proofErr w:type="gramEnd"/>
-            <w:r>
-              <w:rPr>
-                <w:rFonts w:eastAsia="Times New Roman" w:cstheme="minorHAnsi"/>
-                <w:kern w:val="0"/>
-                <w14:ligatures w14:val="none"/>
-              </w:rPr>
-              <w:t>/foods/:id</w:t>
+              <w:t>/api/foods/:id</w:t>
             </w:r>
           </w:p>
         </w:tc>
@@ -6729,25 +5800,7 @@
                 <w:kern w:val="0"/>
                 <w14:ligatures w14:val="none"/>
               </w:rPr>
-              <w:t>/</w:t>
-            </w:r>
-            <w:proofErr w:type="spellStart"/>
-            <w:r>
-              <w:rPr>
-                <w:rFonts w:eastAsia="Times New Roman" w:cstheme="minorHAnsi"/>
-                <w:kern w:val="0"/>
-                <w14:ligatures w14:val="none"/>
-              </w:rPr>
-              <w:t>api</w:t>
-            </w:r>
-            <w:proofErr w:type="spellEnd"/>
-            <w:r>
-              <w:rPr>
-                <w:rFonts w:eastAsia="Times New Roman" w:cstheme="minorHAnsi"/>
-                <w:kern w:val="0"/>
-                <w14:ligatures w14:val="none"/>
-              </w:rPr>
-              <w:t>/foods</w:t>
+              <w:t>/api/foods</w:t>
             </w:r>
           </w:p>
         </w:tc>
@@ -6827,27 +5880,7 @@
                 <w:kern w:val="0"/>
                 <w14:ligatures w14:val="none"/>
               </w:rPr>
-              <w:t>/</w:t>
-            </w:r>
-            <w:proofErr w:type="spellStart"/>
-            <w:proofErr w:type="gramStart"/>
-            <w:r>
-              <w:rPr>
-                <w:rFonts w:eastAsia="Times New Roman" w:cstheme="minorHAnsi"/>
-                <w:kern w:val="0"/>
-                <w14:ligatures w14:val="none"/>
-              </w:rPr>
-              <w:t>api</w:t>
-            </w:r>
-            <w:proofErr w:type="spellEnd"/>
-            <w:proofErr w:type="gramEnd"/>
-            <w:r>
-              <w:rPr>
-                <w:rFonts w:eastAsia="Times New Roman" w:cstheme="minorHAnsi"/>
-                <w:kern w:val="0"/>
-                <w14:ligatures w14:val="none"/>
-              </w:rPr>
-              <w:t>/foods/:id</w:t>
+              <w:t>/api/foods/:id</w:t>
             </w:r>
           </w:p>
         </w:tc>
@@ -6927,27 +5960,7 @@
                 <w:kern w:val="0"/>
                 <w14:ligatures w14:val="none"/>
               </w:rPr>
-              <w:t>/</w:t>
-            </w:r>
-            <w:proofErr w:type="spellStart"/>
-            <w:proofErr w:type="gramStart"/>
-            <w:r>
-              <w:rPr>
-                <w:rFonts w:eastAsia="Times New Roman" w:cstheme="minorHAnsi"/>
-                <w:kern w:val="0"/>
-                <w14:ligatures w14:val="none"/>
-              </w:rPr>
-              <w:t>api</w:t>
-            </w:r>
-            <w:proofErr w:type="spellEnd"/>
-            <w:proofErr w:type="gramEnd"/>
-            <w:r>
-              <w:rPr>
-                <w:rFonts w:eastAsia="Times New Roman" w:cstheme="minorHAnsi"/>
-                <w:kern w:val="0"/>
-                <w14:ligatures w14:val="none"/>
-              </w:rPr>
-              <w:t>/foods/:id</w:t>
+              <w:t>/api/foods/:id</w:t>
             </w:r>
           </w:p>
         </w:tc>
@@ -7035,29 +6048,7 @@
           <w:kern w:val="0"/>
           <w14:ligatures w14:val="none"/>
         </w:rPr>
-        <w:t xml:space="preserve">62. Explain the request flow in your </w:t>
-      </w:r>
-      <w:proofErr w:type="spellStart"/>
-      <w:r>
-        <w:rPr>
-          <w:rFonts w:eastAsia="Times New Roman" w:cstheme="minorHAnsi"/>
-          <w:b/>
-          <w:bCs/>
-          <w:kern w:val="0"/>
-          <w14:ligatures w14:val="none"/>
-        </w:rPr>
-        <w:t>FoodHub</w:t>
-      </w:r>
-      <w:proofErr w:type="spellEnd"/>
-      <w:r>
-        <w:rPr>
-          <w:rFonts w:eastAsia="Times New Roman" w:cstheme="minorHAnsi"/>
-          <w:b/>
-          <w:bCs/>
-          <w:kern w:val="0"/>
-          <w14:ligatures w14:val="none"/>
-        </w:rPr>
-        <w:t xml:space="preserve"> backend.</w:t>
+        <w:t>62. Explain the request flow in your FoodHub backend.</w:t>
       </w:r>
     </w:p>
     <w:p>
@@ -8109,45 +7100,7 @@
           <w:kern w:val="0"/>
           <w14:ligatures w14:val="none"/>
         </w:rPr>
-        <w:t xml:space="preserve">const Food = </w:t>
-      </w:r>
-      <w:proofErr w:type="spellStart"/>
-      <w:proofErr w:type="gramStart"/>
-      <w:r>
-        <w:rPr>
-          <w:rFonts w:eastAsia="Times New Roman" w:cstheme="minorHAnsi"/>
-          <w:kern w:val="0"/>
-          <w14:ligatures w14:val="none"/>
-        </w:rPr>
-        <w:t>mongoose.model</w:t>
-      </w:r>
-      <w:proofErr w:type="spellEnd"/>
-      <w:proofErr w:type="gramEnd"/>
-      <w:r>
-        <w:rPr>
-          <w:rFonts w:eastAsia="Times New Roman" w:cstheme="minorHAnsi"/>
-          <w:kern w:val="0"/>
-          <w14:ligatures w14:val="none"/>
-        </w:rPr>
-        <w:t xml:space="preserve">("Food", </w:t>
-      </w:r>
-      <w:proofErr w:type="spellStart"/>
-      <w:r>
-        <w:rPr>
-          <w:rFonts w:eastAsia="Times New Roman" w:cstheme="minorHAnsi"/>
-          <w:kern w:val="0"/>
-          <w14:ligatures w14:val="none"/>
-        </w:rPr>
-        <w:t>foodSchema</w:t>
-      </w:r>
-      <w:proofErr w:type="spellEnd"/>
-      <w:r>
-        <w:rPr>
-          <w:rFonts w:eastAsia="Times New Roman" w:cstheme="minorHAnsi"/>
-          <w:kern w:val="0"/>
-          <w14:ligatures w14:val="none"/>
-        </w:rPr>
-        <w:t>);</w:t>
+        <w:t>const Food = mongoose.model("Food", foodSchema);</w:t>
       </w:r>
     </w:p>
     <w:p>
@@ -8449,29 +7402,7 @@
           <w:kern w:val="0"/>
           <w14:ligatures w14:val="none"/>
         </w:rPr>
-        <w:t xml:space="preserve">69. Why did you use MongoDB instead of MySQL in </w:t>
-      </w:r>
-      <w:proofErr w:type="spellStart"/>
-      <w:r>
-        <w:rPr>
-          <w:rFonts w:eastAsia="Times New Roman" w:cstheme="minorHAnsi"/>
-          <w:b/>
-          <w:bCs/>
-          <w:kern w:val="0"/>
-          <w14:ligatures w14:val="none"/>
-        </w:rPr>
-        <w:t>FoodHub</w:t>
-      </w:r>
-      <w:proofErr w:type="spellEnd"/>
-      <w:r>
-        <w:rPr>
-          <w:rFonts w:eastAsia="Times New Roman" w:cstheme="minorHAnsi"/>
-          <w:b/>
-          <w:bCs/>
-          <w:kern w:val="0"/>
-          <w14:ligatures w14:val="none"/>
-        </w:rPr>
-        <w:t>?</w:t>
+        <w:t>69. Why did you use MongoDB instead of MySQL in FoodHub?</w:t>
       </w:r>
     </w:p>
     <w:p>
@@ -9106,29 +8037,7 @@
           <w:kern w:val="0"/>
           <w14:ligatures w14:val="none"/>
         </w:rPr>
-        <w:t xml:space="preserve">Q73. Why did you use the </w:t>
-      </w:r>
-      <w:proofErr w:type="spellStart"/>
-      <w:r>
-        <w:rPr>
-          <w:rFonts w:eastAsia="Times New Roman" w:cstheme="minorHAnsi"/>
-          <w:b/>
-          <w:bCs/>
-          <w:kern w:val="0"/>
-          <w14:ligatures w14:val="none"/>
-        </w:rPr>
-        <w:t>cors</w:t>
-      </w:r>
-      <w:proofErr w:type="spellEnd"/>
-      <w:r>
-        <w:rPr>
-          <w:rFonts w:eastAsia="Times New Roman" w:cstheme="minorHAnsi"/>
-          <w:b/>
-          <w:bCs/>
-          <w:kern w:val="0"/>
-          <w14:ligatures w14:val="none"/>
-        </w:rPr>
-        <w:t xml:space="preserve"> package in your Express application?</w:t>
+        <w:t>Q73. Why did you use the cors package in your Express application?</w:t>
       </w:r>
     </w:p>
     <w:p>
@@ -9166,25 +8075,7 @@
           <w:kern w:val="0"/>
           <w14:ligatures w14:val="none"/>
         </w:rPr>
-        <w:t xml:space="preserve">The React frontend runs on http://localhost:5173 and the Express backend runs on http://localhost:5000. Since they are different origins, the browser blocks requests by default. The </w:t>
-      </w:r>
-      <w:proofErr w:type="spellStart"/>
-      <w:r>
-        <w:rPr>
-          <w:rFonts w:eastAsia="Times New Roman" w:cstheme="minorHAnsi"/>
-          <w:kern w:val="0"/>
-          <w14:ligatures w14:val="none"/>
-        </w:rPr>
-        <w:t>cors</w:t>
-      </w:r>
-      <w:proofErr w:type="spellEnd"/>
-      <w:r>
-        <w:rPr>
-          <w:rFonts w:eastAsia="Times New Roman" w:cstheme="minorHAnsi"/>
-          <w:kern w:val="0"/>
-          <w14:ligatures w14:val="none"/>
-        </w:rPr>
-        <w:t xml:space="preserve"> middleware allows the backend to accept requests from the frontend.</w:t>
+        <w:t>The React frontend runs on http://localhost:5173 and the Express backend runs on http://localhost:5000. Since they are different origins, the browser blocks requests by default. The cors middleware allows the backend to accept requests from the frontend.</w:t>
       </w:r>
     </w:p>
     <w:p>
@@ -9214,7 +8105,6 @@
           <w14:ligatures w14:val="none"/>
         </w:rPr>
       </w:pPr>
-      <w:proofErr w:type="spellStart"/>
       <w:r>
         <w:rPr>
           <w:rFonts w:eastAsia="Times New Roman" w:cstheme="minorHAnsi"/>
@@ -9222,44 +8112,7 @@
           <w14:ligatures w14:val="none"/>
         </w:rPr>
         <w:lastRenderedPageBreak/>
-        <w:t>app.use</w:t>
-      </w:r>
-      <w:proofErr w:type="spellEnd"/>
-      <w:r>
-        <w:rPr>
-          <w:rFonts w:eastAsia="Times New Roman" w:cstheme="minorHAnsi"/>
-          <w:kern w:val="0"/>
-          <w14:ligatures w14:val="none"/>
-        </w:rPr>
-        <w:t>(</w:t>
-      </w:r>
-      <w:proofErr w:type="spellStart"/>
-      <w:proofErr w:type="gramStart"/>
-      <w:r>
-        <w:rPr>
-          <w:rFonts w:eastAsia="Times New Roman" w:cstheme="minorHAnsi"/>
-          <w:kern w:val="0"/>
-          <w14:ligatures w14:val="none"/>
-        </w:rPr>
-        <w:t>cors</w:t>
-      </w:r>
-      <w:proofErr w:type="spellEnd"/>
-      <w:r>
-        <w:rPr>
-          <w:rFonts w:eastAsia="Times New Roman" w:cstheme="minorHAnsi"/>
-          <w:kern w:val="0"/>
-          <w14:ligatures w14:val="none"/>
-        </w:rPr>
-        <w:t>(</w:t>
-      </w:r>
-      <w:proofErr w:type="gramEnd"/>
-      <w:r>
-        <w:rPr>
-          <w:rFonts w:eastAsia="Times New Roman" w:cstheme="minorHAnsi"/>
-          <w:kern w:val="0"/>
-          <w14:ligatures w14:val="none"/>
-        </w:rPr>
-        <w:t>));</w:t>
+        <w:t>app.use(cors());</w:t>
       </w:r>
     </w:p>
     <w:p>
@@ -9734,25 +8587,7 @@
           <w14:ligatures w14:val="none"/>
         </w:rPr>
         <w:lastRenderedPageBreak/>
-        <w:t xml:space="preserve">api.js creates a reusable Axios instance with a common </w:t>
-      </w:r>
-      <w:proofErr w:type="spellStart"/>
-      <w:r>
-        <w:rPr>
-          <w:rFonts w:eastAsia="Times New Roman" w:cstheme="minorHAnsi"/>
-          <w:kern w:val="0"/>
-          <w14:ligatures w14:val="none"/>
-        </w:rPr>
-        <w:t>baseURL</w:t>
-      </w:r>
-      <w:proofErr w:type="spellEnd"/>
-      <w:r>
-        <w:rPr>
-          <w:rFonts w:eastAsia="Times New Roman" w:cstheme="minorHAnsi"/>
-          <w:kern w:val="0"/>
-          <w14:ligatures w14:val="none"/>
-        </w:rPr>
-        <w:t>. This avoids repeating the server URL in every API request and keeps the code organized.</w:t>
+        <w:t>api.js creates a reusable Axios instance with a common baseURL. This avoids repeating the server URL in every API request and keeps the code organized.</w:t>
       </w:r>
     </w:p>
     <w:p>
@@ -9794,41 +8629,7 @@
           <w:kern w:val="0"/>
           <w14:ligatures w14:val="none"/>
         </w:rPr>
-        <w:t xml:space="preserve">Q78. Why do we use </w:t>
-      </w:r>
-      <w:proofErr w:type="spellStart"/>
-      <w:proofErr w:type="gramStart"/>
-      <w:r>
-        <w:rPr>
-          <w:rFonts w:eastAsia="Times New Roman" w:cstheme="minorHAnsi"/>
-          <w:b/>
-          <w:bCs/>
-          <w:kern w:val="0"/>
-          <w14:ligatures w14:val="none"/>
-        </w:rPr>
-        <w:t>useEffect</w:t>
-      </w:r>
-      <w:proofErr w:type="spellEnd"/>
-      <w:r>
-        <w:rPr>
-          <w:rFonts w:eastAsia="Times New Roman" w:cstheme="minorHAnsi"/>
-          <w:b/>
-          <w:bCs/>
-          <w:kern w:val="0"/>
-          <w14:ligatures w14:val="none"/>
-        </w:rPr>
-        <w:t>(</w:t>
-      </w:r>
-      <w:proofErr w:type="gramEnd"/>
-      <w:r>
-        <w:rPr>
-          <w:rFonts w:eastAsia="Times New Roman" w:cstheme="minorHAnsi"/>
-          <w:b/>
-          <w:bCs/>
-          <w:kern w:val="0"/>
-          <w14:ligatures w14:val="none"/>
-        </w:rPr>
-        <w:t>) for API calls?</w:t>
+        <w:t>Q78. Why do we use useEffect() for API calls?</w:t>
       </w:r>
     </w:p>
     <w:p>
@@ -9860,33 +8661,13 @@
           <w14:ligatures w14:val="none"/>
         </w:rPr>
       </w:pPr>
-      <w:proofErr w:type="spellStart"/>
-      <w:proofErr w:type="gramStart"/>
-      <w:r>
-        <w:rPr>
-          <w:rFonts w:eastAsia="Times New Roman" w:cstheme="minorHAnsi"/>
-          <w:kern w:val="0"/>
-          <w14:ligatures w14:val="none"/>
-        </w:rPr>
-        <w:t>useEffect</w:t>
-      </w:r>
-      <w:proofErr w:type="spellEnd"/>
-      <w:r>
-        <w:rPr>
-          <w:rFonts w:eastAsia="Times New Roman" w:cstheme="minorHAnsi"/>
-          <w:kern w:val="0"/>
-          <w14:ligatures w14:val="none"/>
-        </w:rPr>
-        <w:t>(</w:t>
-      </w:r>
-      <w:proofErr w:type="gramEnd"/>
-      <w:r>
-        <w:rPr>
-          <w:rFonts w:eastAsia="Times New Roman" w:cstheme="minorHAnsi"/>
-          <w:kern w:val="0"/>
-          <w14:ligatures w14:val="none"/>
-        </w:rPr>
-        <w:t>) runs after the component is rendered. It is commonly used to fetch data from the backend when the page loads.</w:t>
+      <w:r>
+        <w:rPr>
+          <w:rFonts w:eastAsia="Times New Roman" w:cstheme="minorHAnsi"/>
+          <w:kern w:val="0"/>
+          <w14:ligatures w14:val="none"/>
+        </w:rPr>
+        <w:t>useEffect() runs after the component is rendered. It is commonly used to fetch data from the backend when the page loads.</w:t>
       </w:r>
     </w:p>
     <w:p>
@@ -9928,41 +8709,7 @@
           <w:kern w:val="0"/>
           <w14:ligatures w14:val="none"/>
         </w:rPr>
-        <w:t xml:space="preserve">Q79. Why do we use </w:t>
-      </w:r>
-      <w:proofErr w:type="spellStart"/>
-      <w:proofErr w:type="gramStart"/>
-      <w:r>
-        <w:rPr>
-          <w:rFonts w:eastAsia="Times New Roman" w:cstheme="minorHAnsi"/>
-          <w:b/>
-          <w:bCs/>
-          <w:kern w:val="0"/>
-          <w14:ligatures w14:val="none"/>
-        </w:rPr>
-        <w:t>useState</w:t>
-      </w:r>
-      <w:proofErr w:type="spellEnd"/>
-      <w:r>
-        <w:rPr>
-          <w:rFonts w:eastAsia="Times New Roman" w:cstheme="minorHAnsi"/>
-          <w:b/>
-          <w:bCs/>
-          <w:kern w:val="0"/>
-          <w14:ligatures w14:val="none"/>
-        </w:rPr>
-        <w:t>(</w:t>
-      </w:r>
-      <w:proofErr w:type="gramEnd"/>
-      <w:r>
-        <w:rPr>
-          <w:rFonts w:eastAsia="Times New Roman" w:cstheme="minorHAnsi"/>
-          <w:b/>
-          <w:bCs/>
-          <w:kern w:val="0"/>
-          <w14:ligatures w14:val="none"/>
-        </w:rPr>
-        <w:t>)?</w:t>
+        <w:t>Q79. Why do we use useState()?</w:t>
       </w:r>
     </w:p>
     <w:p>
@@ -9994,61 +8741,13 @@
           <w14:ligatures w14:val="none"/>
         </w:rPr>
       </w:pPr>
-      <w:proofErr w:type="spellStart"/>
-      <w:proofErr w:type="gramStart"/>
-      <w:r>
-        <w:rPr>
-          <w:rFonts w:eastAsia="Times New Roman" w:cstheme="minorHAnsi"/>
-          <w:kern w:val="0"/>
-          <w14:ligatures w14:val="none"/>
-        </w:rPr>
-        <w:t>useState</w:t>
-      </w:r>
-      <w:proofErr w:type="spellEnd"/>
-      <w:r>
-        <w:rPr>
-          <w:rFonts w:eastAsia="Times New Roman" w:cstheme="minorHAnsi"/>
-          <w:kern w:val="0"/>
-          <w14:ligatures w14:val="none"/>
-        </w:rPr>
-        <w:t>(</w:t>
-      </w:r>
-      <w:proofErr w:type="gramEnd"/>
-      <w:r>
-        <w:rPr>
-          <w:rFonts w:eastAsia="Times New Roman" w:cstheme="minorHAnsi"/>
-          <w:kern w:val="0"/>
-          <w14:ligatures w14:val="none"/>
-        </w:rPr>
-        <w:t xml:space="preserve">) stores dynamic data in a React component. When the state changes using the setter function (e.g., </w:t>
-      </w:r>
-      <w:proofErr w:type="spellStart"/>
-      <w:proofErr w:type="gramStart"/>
-      <w:r>
-        <w:rPr>
-          <w:rFonts w:eastAsia="Times New Roman" w:cstheme="minorHAnsi"/>
-          <w:kern w:val="0"/>
-          <w14:ligatures w14:val="none"/>
-        </w:rPr>
-        <w:t>setFoods</w:t>
-      </w:r>
-      <w:proofErr w:type="spellEnd"/>
-      <w:r>
-        <w:rPr>
-          <w:rFonts w:eastAsia="Times New Roman" w:cstheme="minorHAnsi"/>
-          <w:kern w:val="0"/>
-          <w14:ligatures w14:val="none"/>
-        </w:rPr>
-        <w:t>(</w:t>
-      </w:r>
-      <w:proofErr w:type="gramEnd"/>
-      <w:r>
-        <w:rPr>
-          <w:rFonts w:eastAsia="Times New Roman" w:cstheme="minorHAnsi"/>
-          <w:kern w:val="0"/>
-          <w14:ligatures w14:val="none"/>
-        </w:rPr>
-        <w:t>)), React automatically re-renders the UI.</w:t>
+      <w:r>
+        <w:rPr>
+          <w:rFonts w:eastAsia="Times New Roman" w:cstheme="minorHAnsi"/>
+          <w:kern w:val="0"/>
+          <w14:ligatures w14:val="none"/>
+        </w:rPr>
+        <w:t>useState() stores dynamic data in a React component. When the state changes using the setter function (e.g., setFoods()), React automatically re-renders the UI.</w:t>
       </w:r>
     </w:p>
     <w:p>
@@ -10070,29 +8769,7 @@
           <w:kern w:val="0"/>
           <w14:ligatures w14:val="none"/>
         </w:rPr>
-        <w:t xml:space="preserve">What is </w:t>
-      </w:r>
-      <w:proofErr w:type="spellStart"/>
-      <w:r>
-        <w:rPr>
-          <w:rFonts w:eastAsia="Times New Roman" w:cstheme="minorHAnsi"/>
-          <w:b/>
-          <w:bCs/>
-          <w:kern w:val="0"/>
-          <w14:ligatures w14:val="none"/>
-        </w:rPr>
-        <w:t>useState</w:t>
-      </w:r>
-      <w:proofErr w:type="spellEnd"/>
-      <w:r>
-        <w:rPr>
-          <w:rFonts w:eastAsia="Times New Roman" w:cstheme="minorHAnsi"/>
-          <w:b/>
-          <w:bCs/>
-          <w:kern w:val="0"/>
-          <w14:ligatures w14:val="none"/>
-        </w:rPr>
-        <w:t>?</w:t>
+        <w:t>What is useState?</w:t>
       </w:r>
     </w:p>
     <w:p>
@@ -10104,41 +8781,13 @@
           <w14:ligatures w14:val="none"/>
         </w:rPr>
       </w:pPr>
-      <w:proofErr w:type="spellStart"/>
-      <w:r>
-        <w:rPr>
-          <w:rFonts w:eastAsia="Times New Roman" w:cstheme="minorHAnsi"/>
-          <w:kern w:val="0"/>
-          <w14:ligatures w14:val="none"/>
-        </w:rPr>
-        <w:t>useState</w:t>
-      </w:r>
-      <w:proofErr w:type="spellEnd"/>
-      <w:r>
-        <w:rPr>
-          <w:rFonts w:eastAsia="Times New Roman" w:cstheme="minorHAnsi"/>
-          <w:kern w:val="0"/>
-          <w14:ligatures w14:val="none"/>
-        </w:rPr>
-        <w:t xml:space="preserve"> is a React Hook used to store and manage dynamic data inside a component. When the state is updated using its setter function, </w:t>
-      </w:r>
-      <w:proofErr w:type="gramStart"/>
-      <w:r>
-        <w:rPr>
-          <w:rFonts w:eastAsia="Times New Roman" w:cstheme="minorHAnsi"/>
-          <w:kern w:val="0"/>
-          <w14:ligatures w14:val="none"/>
-        </w:rPr>
-        <w:t>React</w:t>
-      </w:r>
-      <w:proofErr w:type="gramEnd"/>
-      <w:r>
-        <w:rPr>
-          <w:rFonts w:eastAsia="Times New Roman" w:cstheme="minorHAnsi"/>
-          <w:kern w:val="0"/>
-          <w14:ligatures w14:val="none"/>
-        </w:rPr>
-        <w:t xml:space="preserve"> automatically re-renders the component.</w:t>
+      <w:r>
+        <w:rPr>
+          <w:rFonts w:eastAsia="Times New Roman" w:cstheme="minorHAnsi"/>
+          <w:kern w:val="0"/>
+          <w14:ligatures w14:val="none"/>
+        </w:rPr>
+        <w:t>useState is a React Hook used to store and manage dynamic data inside a component. When the state is updated using its setter function, React automatically re-renders the component.</w:t>
       </w:r>
     </w:p>
     <w:p>
@@ -10180,29 +8829,7 @@
           <w:kern w:val="0"/>
           <w14:ligatures w14:val="none"/>
         </w:rPr>
-        <w:t xml:space="preserve">What is </w:t>
-      </w:r>
-      <w:proofErr w:type="spellStart"/>
-      <w:r>
-        <w:rPr>
-          <w:rFonts w:eastAsia="Times New Roman" w:cstheme="minorHAnsi"/>
-          <w:b/>
-          <w:bCs/>
-          <w:kern w:val="0"/>
-          <w14:ligatures w14:val="none"/>
-        </w:rPr>
-        <w:t>useEffect</w:t>
-      </w:r>
-      <w:proofErr w:type="spellEnd"/>
-      <w:r>
-        <w:rPr>
-          <w:rFonts w:eastAsia="Times New Roman" w:cstheme="minorHAnsi"/>
-          <w:b/>
-          <w:bCs/>
-          <w:kern w:val="0"/>
-          <w14:ligatures w14:val="none"/>
-        </w:rPr>
-        <w:t>?</w:t>
+        <w:t>What is useEffect?</w:t>
       </w:r>
     </w:p>
     <w:p>
@@ -10214,23 +8841,13 @@
           <w14:ligatures w14:val="none"/>
         </w:rPr>
       </w:pPr>
-      <w:proofErr w:type="spellStart"/>
-      <w:r>
-        <w:rPr>
-          <w:rFonts w:eastAsia="Times New Roman" w:cstheme="minorHAnsi"/>
-          <w:kern w:val="0"/>
-          <w14:ligatures w14:val="none"/>
-        </w:rPr>
-        <w:t>useEffect</w:t>
-      </w:r>
-      <w:proofErr w:type="spellEnd"/>
-      <w:r>
-        <w:rPr>
-          <w:rFonts w:eastAsia="Times New Roman" w:cstheme="minorHAnsi"/>
-          <w:kern w:val="0"/>
-          <w14:ligatures w14:val="none"/>
-        </w:rPr>
-        <w:t xml:space="preserve"> is a React Hook used to perform side effects such as API calls, timers, or event listeners after a component renders. An empty dependency array ([]) makes it run only once when the component first loads.</w:t>
+      <w:r>
+        <w:rPr>
+          <w:rFonts w:eastAsia="Times New Roman" w:cstheme="minorHAnsi"/>
+          <w:kern w:val="0"/>
+          <w14:ligatures w14:val="none"/>
+        </w:rPr>
+        <w:t>useEffect is a React Hook used to perform side effects such as API calls, timers, or event listeners after a component renders. An empty dependency array ([]) makes it run only once when the component first loads.</w:t>
       </w:r>
     </w:p>
     <w:p>
@@ -10320,25 +8937,7 @@
           <w:kern w:val="0"/>
           <w14:ligatures w14:val="none"/>
         </w:rPr>
-        <w:t xml:space="preserve">Authentication is the process of verifying a user's identity. In </w:t>
-      </w:r>
-      <w:proofErr w:type="spellStart"/>
-      <w:r>
-        <w:rPr>
-          <w:rFonts w:eastAsia="Times New Roman" w:cstheme="minorHAnsi"/>
-          <w:kern w:val="0"/>
-          <w14:ligatures w14:val="none"/>
-        </w:rPr>
-        <w:t>FoodHub</w:t>
-      </w:r>
-      <w:proofErr w:type="spellEnd"/>
-      <w:r>
-        <w:rPr>
-          <w:rFonts w:eastAsia="Times New Roman" w:cstheme="minorHAnsi"/>
-          <w:kern w:val="0"/>
-          <w14:ligatures w14:val="none"/>
-        </w:rPr>
-        <w:t>, users register and log in using their email and password.</w:t>
+        <w:t>Authentication is the process of verifying a user's identity. In FoodHub, users register and log in using their email and password.</w:t>
       </w:r>
     </w:p>
     <w:p>
@@ -10599,25 +9198,7 @@
           <w:kern w:val="0"/>
           <w14:ligatures w14:val="none"/>
         </w:rPr>
-        <w:t>Hash Password (</w:t>
-      </w:r>
-      <w:proofErr w:type="spellStart"/>
-      <w:r>
-        <w:rPr>
-          <w:rFonts w:eastAsia="Times New Roman" w:cstheme="minorHAnsi"/>
-          <w:kern w:val="0"/>
-          <w14:ligatures w14:val="none"/>
-        </w:rPr>
-        <w:t>bcrypt</w:t>
-      </w:r>
-      <w:proofErr w:type="spellEnd"/>
-      <w:r>
-        <w:rPr>
-          <w:rFonts w:eastAsia="Times New Roman" w:cstheme="minorHAnsi"/>
-          <w:kern w:val="0"/>
-          <w14:ligatures w14:val="none"/>
-        </w:rPr>
-        <w:t>)</w:t>
+        <w:t>Hash Password (bcrypt)</w:t>
       </w:r>
     </w:p>
     <w:p>
@@ -10968,7 +9549,6 @@
         </w:rPr>
         <w:t xml:space="preserve">Passwords are hashed using </w:t>
       </w:r>
-      <w:proofErr w:type="spellStart"/>
       <w:r>
         <w:rPr>
           <w:rFonts w:eastAsia="Times New Roman" w:cstheme="minorHAnsi"/>
@@ -10979,7 +9559,6 @@
         </w:rPr>
         <w:t>bcryptjs</w:t>
       </w:r>
-      <w:proofErr w:type="spellEnd"/>
       <w:r>
         <w:rPr>
           <w:rFonts w:eastAsia="Times New Roman" w:cstheme="minorHAnsi"/>
@@ -11028,29 +9607,7 @@
           <w:kern w:val="0"/>
           <w14:ligatures w14:val="none"/>
         </w:rPr>
-        <w:t xml:space="preserve">Q85. What is </w:t>
-      </w:r>
-      <w:proofErr w:type="spellStart"/>
-      <w:r>
-        <w:rPr>
-          <w:rFonts w:eastAsia="Times New Roman" w:cstheme="minorHAnsi"/>
-          <w:b/>
-          <w:bCs/>
-          <w:kern w:val="0"/>
-          <w14:ligatures w14:val="none"/>
-        </w:rPr>
-        <w:t>bcrypt</w:t>
-      </w:r>
-      <w:proofErr w:type="spellEnd"/>
-      <w:r>
-        <w:rPr>
-          <w:rFonts w:eastAsia="Times New Roman" w:cstheme="minorHAnsi"/>
-          <w:b/>
-          <w:bCs/>
-          <w:kern w:val="0"/>
-          <w14:ligatures w14:val="none"/>
-        </w:rPr>
-        <w:t>?</w:t>
+        <w:t>Q85. What is bcrypt?</w:t>
       </w:r>
     </w:p>
     <w:p>
@@ -11082,23 +9639,13 @@
           <w14:ligatures w14:val="none"/>
         </w:rPr>
       </w:pPr>
-      <w:proofErr w:type="spellStart"/>
-      <w:r>
-        <w:rPr>
-          <w:rFonts w:eastAsia="Times New Roman" w:cstheme="minorHAnsi"/>
-          <w:kern w:val="0"/>
-          <w14:ligatures w14:val="none"/>
-        </w:rPr>
-        <w:t>bcrypt</w:t>
-      </w:r>
-      <w:proofErr w:type="spellEnd"/>
-      <w:r>
-        <w:rPr>
-          <w:rFonts w:eastAsia="Times New Roman" w:cstheme="minorHAnsi"/>
-          <w:kern w:val="0"/>
-          <w14:ligatures w14:val="none"/>
-        </w:rPr>
-        <w:t xml:space="preserve"> is a library used to securely hash passwords during registration and compare hashed passwords during login.</w:t>
+      <w:r>
+        <w:rPr>
+          <w:rFonts w:eastAsia="Times New Roman" w:cstheme="minorHAnsi"/>
+          <w:kern w:val="0"/>
+          <w14:ligatures w14:val="none"/>
+        </w:rPr>
+        <w:t>bcrypt is a library used to securely hash passwords during registration and compare hashed passwords during login.</w:t>
       </w:r>
     </w:p>
     <w:p>
@@ -11301,29 +9848,7 @@
           <w:kern w:val="0"/>
           <w14:ligatures w14:val="none"/>
         </w:rPr>
-        <w:t xml:space="preserve">Q88. Why did we not send </w:t>
-      </w:r>
-      <w:proofErr w:type="spellStart"/>
-      <w:r>
-        <w:rPr>
-          <w:rFonts w:eastAsia="Times New Roman" w:cstheme="minorHAnsi"/>
-          <w:b/>
-          <w:bCs/>
-          <w:kern w:val="0"/>
-          <w14:ligatures w14:val="none"/>
-        </w:rPr>
-        <w:t>confirmPassword</w:t>
-      </w:r>
-      <w:proofErr w:type="spellEnd"/>
-      <w:r>
-        <w:rPr>
-          <w:rFonts w:eastAsia="Times New Roman" w:cstheme="minorHAnsi"/>
-          <w:b/>
-          <w:bCs/>
-          <w:kern w:val="0"/>
-          <w14:ligatures w14:val="none"/>
-        </w:rPr>
-        <w:t xml:space="preserve"> to the backend?</w:t>
+        <w:t>Q88. Why did we not send confirmPassword to the backend?</w:t>
       </w:r>
     </w:p>
     <w:p>
@@ -11355,23 +9880,13 @@
           <w14:ligatures w14:val="none"/>
         </w:rPr>
       </w:pPr>
-      <w:proofErr w:type="spellStart"/>
-      <w:r>
-        <w:rPr>
-          <w:rFonts w:eastAsia="Times New Roman" w:cstheme="minorHAnsi"/>
-          <w:kern w:val="0"/>
-          <w14:ligatures w14:val="none"/>
-        </w:rPr>
-        <w:t>confirmPassword</w:t>
-      </w:r>
-      <w:proofErr w:type="spellEnd"/>
-      <w:r>
-        <w:rPr>
-          <w:rFonts w:eastAsia="Times New Roman" w:cstheme="minorHAnsi"/>
-          <w:kern w:val="0"/>
-          <w14:ligatures w14:val="none"/>
-        </w:rPr>
-        <w:t xml:space="preserve"> is only used to verify that the user typed the password correctly. It is not required for authentication, so it is never stored in the database.</w:t>
+      <w:r>
+        <w:rPr>
+          <w:rFonts w:eastAsia="Times New Roman" w:cstheme="minorHAnsi"/>
+          <w:kern w:val="0"/>
+          <w14:ligatures w14:val="none"/>
+        </w:rPr>
+        <w:t>confirmPassword is only used to verify that the user typed the password correctly. It is not required for authentication, so it is never stored in the database.</w:t>
       </w:r>
     </w:p>
     <w:p>
@@ -11531,25 +10046,7 @@
           <w:kern w:val="0"/>
           <w14:ligatures w14:val="none"/>
         </w:rPr>
-        <w:t xml:space="preserve">api.js stores the common Axios configuration, such as the backend </w:t>
-      </w:r>
-      <w:proofErr w:type="spellStart"/>
-      <w:r>
-        <w:rPr>
-          <w:rFonts w:eastAsia="Times New Roman" w:cstheme="minorHAnsi"/>
-          <w:kern w:val="0"/>
-          <w14:ligatures w14:val="none"/>
-        </w:rPr>
-        <w:t>baseURL</w:t>
-      </w:r>
-      <w:proofErr w:type="spellEnd"/>
-      <w:r>
-        <w:rPr>
-          <w:rFonts w:eastAsia="Times New Roman" w:cstheme="minorHAnsi"/>
-          <w:kern w:val="0"/>
-          <w14:ligatures w14:val="none"/>
-        </w:rPr>
-        <w:t>. This avoids repeating the server URL in every API request.</w:t>
+        <w:t>api.js stores the common Axios configuration, such as the backend baseURL. This avoids repeating the server URL in every API request.</w:t>
       </w:r>
     </w:p>
     <w:p>
@@ -11579,23 +10076,13 @@
           <w14:ligatures w14:val="none"/>
         </w:rPr>
       </w:pPr>
-      <w:proofErr w:type="spellStart"/>
-      <w:r>
-        <w:rPr>
-          <w:rFonts w:eastAsia="Times New Roman" w:cstheme="minorHAnsi"/>
-          <w:kern w:val="0"/>
-          <w14:ligatures w14:val="none"/>
-        </w:rPr>
-        <w:t>api.post</w:t>
-      </w:r>
-      <w:proofErr w:type="spellEnd"/>
-      <w:r>
-        <w:rPr>
-          <w:rFonts w:eastAsia="Times New Roman" w:cstheme="minorHAnsi"/>
-          <w:kern w:val="0"/>
-          <w14:ligatures w14:val="none"/>
-        </w:rPr>
-        <w:t>("/auth/register")</w:t>
+      <w:r>
+        <w:rPr>
+          <w:rFonts w:eastAsia="Times New Roman" w:cstheme="minorHAnsi"/>
+          <w:kern w:val="0"/>
+          <w14:ligatures w14:val="none"/>
+        </w:rPr>
+        <w:t>api.post("/auth/register")</w:t>
       </w:r>
     </w:p>
     <w:p>
@@ -11625,41 +10112,13 @@
           <w14:ligatures w14:val="none"/>
         </w:rPr>
       </w:pPr>
-      <w:proofErr w:type="spellStart"/>
-      <w:r>
-        <w:rPr>
-          <w:rFonts w:eastAsia="Times New Roman" w:cstheme="minorHAnsi"/>
-          <w:kern w:val="0"/>
-          <w14:ligatures w14:val="none"/>
-        </w:rPr>
-        <w:t>axios.post</w:t>
-      </w:r>
-      <w:proofErr w:type="spellEnd"/>
-      <w:r>
-        <w:rPr>
-          <w:rFonts w:eastAsia="Times New Roman" w:cstheme="minorHAnsi"/>
-          <w:kern w:val="0"/>
-          <w14:ligatures w14:val="none"/>
-        </w:rPr>
-        <w:t>("http://localhost:5000/</w:t>
-      </w:r>
-      <w:proofErr w:type="spellStart"/>
-      <w:r>
-        <w:rPr>
-          <w:rFonts w:eastAsia="Times New Roman" w:cstheme="minorHAnsi"/>
-          <w:kern w:val="0"/>
-          <w14:ligatures w14:val="none"/>
-        </w:rPr>
-        <w:t>api</w:t>
-      </w:r>
-      <w:proofErr w:type="spellEnd"/>
-      <w:r>
-        <w:rPr>
-          <w:rFonts w:eastAsia="Times New Roman" w:cstheme="minorHAnsi"/>
-          <w:kern w:val="0"/>
-          <w14:ligatures w14:val="none"/>
-        </w:rPr>
-        <w:t>/auth/register")</w:t>
+      <w:r>
+        <w:rPr>
+          <w:rFonts w:eastAsia="Times New Roman" w:cstheme="minorHAnsi"/>
+          <w:kern w:val="0"/>
+          <w14:ligatures w14:val="none"/>
+        </w:rPr>
+        <w:t>axios.post("http://localhost:5000/api/auth/register")</w:t>
       </w:r>
     </w:p>
     <w:p>
@@ -11701,41 +10160,7 @@
           <w:kern w:val="0"/>
           <w14:ligatures w14:val="none"/>
         </w:rPr>
-        <w:t xml:space="preserve">Q91. What is </w:t>
-      </w:r>
-      <w:proofErr w:type="spellStart"/>
-      <w:proofErr w:type="gramStart"/>
-      <w:r>
-        <w:rPr>
-          <w:rFonts w:eastAsia="Times New Roman" w:cstheme="minorHAnsi"/>
-          <w:b/>
-          <w:bCs/>
-          <w:kern w:val="0"/>
-          <w14:ligatures w14:val="none"/>
-        </w:rPr>
-        <w:t>useNavigate</w:t>
-      </w:r>
-      <w:proofErr w:type="spellEnd"/>
-      <w:r>
-        <w:rPr>
-          <w:rFonts w:eastAsia="Times New Roman" w:cstheme="minorHAnsi"/>
-          <w:b/>
-          <w:bCs/>
-          <w:kern w:val="0"/>
-          <w14:ligatures w14:val="none"/>
-        </w:rPr>
-        <w:t>(</w:t>
-      </w:r>
-      <w:proofErr w:type="gramEnd"/>
-      <w:r>
-        <w:rPr>
-          <w:rFonts w:eastAsia="Times New Roman" w:cstheme="minorHAnsi"/>
-          <w:b/>
-          <w:bCs/>
-          <w:kern w:val="0"/>
-          <w14:ligatures w14:val="none"/>
-        </w:rPr>
-        <w:t>)?</w:t>
+        <w:t>Q91. What is useNavigate()?</w:t>
       </w:r>
     </w:p>
     <w:p>
@@ -11767,8 +10192,6 @@
           <w14:ligatures w14:val="none"/>
         </w:rPr>
       </w:pPr>
-      <w:proofErr w:type="spellStart"/>
-      <w:proofErr w:type="gramStart"/>
       <w:r>
         <w:rPr>
           <w:rFonts w:eastAsia="Times New Roman" w:cstheme="minorHAnsi"/>
@@ -11776,25 +10199,7 @@
           <w14:ligatures w14:val="none"/>
         </w:rPr>
         <w:lastRenderedPageBreak/>
-        <w:t>useNavigate</w:t>
-      </w:r>
-      <w:proofErr w:type="spellEnd"/>
-      <w:r>
-        <w:rPr>
-          <w:rFonts w:eastAsia="Times New Roman" w:cstheme="minorHAnsi"/>
-          <w:kern w:val="0"/>
-          <w14:ligatures w14:val="none"/>
-        </w:rPr>
-        <w:t>(</w:t>
-      </w:r>
-      <w:proofErr w:type="gramEnd"/>
-      <w:r>
-        <w:rPr>
-          <w:rFonts w:eastAsia="Times New Roman" w:cstheme="minorHAnsi"/>
-          <w:kern w:val="0"/>
-          <w14:ligatures w14:val="none"/>
-        </w:rPr>
-        <w:t>) is a React Router hook used to navigate programmatically between pages. After successful registration, it redirects the user to the Login page.</w:t>
+        <w:t>useNavigate() is a React Router hook used to navigate programmatically between pages. After successful registration, it redirects the user to the Login page.</w:t>
       </w:r>
     </w:p>
     <w:p>
@@ -11874,25 +10279,7 @@
           <w:kern w:val="0"/>
           <w14:ligatures w14:val="none"/>
         </w:rPr>
-        <w:t xml:space="preserve">A controlled component is a form element whose value is managed by React state using </w:t>
-      </w:r>
-      <w:proofErr w:type="spellStart"/>
-      <w:r>
-        <w:rPr>
-          <w:rFonts w:eastAsia="Times New Roman" w:cstheme="minorHAnsi"/>
-          <w:kern w:val="0"/>
-          <w14:ligatures w14:val="none"/>
-        </w:rPr>
-        <w:t>useState</w:t>
-      </w:r>
-      <w:proofErr w:type="spellEnd"/>
-      <w:r>
-        <w:rPr>
-          <w:rFonts w:eastAsia="Times New Roman" w:cstheme="minorHAnsi"/>
-          <w:kern w:val="0"/>
-          <w14:ligatures w14:val="none"/>
-        </w:rPr>
-        <w:t>.</w:t>
+        <w:t>A controlled component is a form element whose value is managed by React state using useState.</w:t>
       </w:r>
     </w:p>
     <w:p>
@@ -11934,41 +10321,7 @@
           <w:kern w:val="0"/>
           <w14:ligatures w14:val="none"/>
         </w:rPr>
-        <w:t xml:space="preserve">Q93. Why do we use one </w:t>
-      </w:r>
-      <w:proofErr w:type="spellStart"/>
-      <w:proofErr w:type="gramStart"/>
-      <w:r>
-        <w:rPr>
-          <w:rFonts w:eastAsia="Times New Roman" w:cstheme="minorHAnsi"/>
-          <w:b/>
-          <w:bCs/>
-          <w:kern w:val="0"/>
-          <w14:ligatures w14:val="none"/>
-        </w:rPr>
-        <w:t>handleChange</w:t>
-      </w:r>
-      <w:proofErr w:type="spellEnd"/>
-      <w:r>
-        <w:rPr>
-          <w:rFonts w:eastAsia="Times New Roman" w:cstheme="minorHAnsi"/>
-          <w:b/>
-          <w:bCs/>
-          <w:kern w:val="0"/>
-          <w14:ligatures w14:val="none"/>
-        </w:rPr>
-        <w:t>(</w:t>
-      </w:r>
-      <w:proofErr w:type="gramEnd"/>
-      <w:r>
-        <w:rPr>
-          <w:rFonts w:eastAsia="Times New Roman" w:cstheme="minorHAnsi"/>
-          <w:b/>
-          <w:bCs/>
-          <w:kern w:val="0"/>
-          <w14:ligatures w14:val="none"/>
-        </w:rPr>
-        <w:t>) function?</w:t>
+        <w:t>Q93. Why do we use one handleChange() function?</w:t>
       </w:r>
     </w:p>
     <w:p>
@@ -12006,35 +10359,7 @@
           <w:kern w:val="0"/>
           <w14:ligatures w14:val="none"/>
         </w:rPr>
-        <w:t xml:space="preserve">A single </w:t>
-      </w:r>
-      <w:proofErr w:type="spellStart"/>
-      <w:proofErr w:type="gramStart"/>
-      <w:r>
-        <w:rPr>
-          <w:rFonts w:eastAsia="Times New Roman" w:cstheme="minorHAnsi"/>
-          <w:kern w:val="0"/>
-          <w14:ligatures w14:val="none"/>
-        </w:rPr>
-        <w:t>handleChange</w:t>
-      </w:r>
-      <w:proofErr w:type="spellEnd"/>
-      <w:r>
-        <w:rPr>
-          <w:rFonts w:eastAsia="Times New Roman" w:cstheme="minorHAnsi"/>
-          <w:kern w:val="0"/>
-          <w14:ligatures w14:val="none"/>
-        </w:rPr>
-        <w:t>(</w:t>
-      </w:r>
-      <w:proofErr w:type="gramEnd"/>
-      <w:r>
-        <w:rPr>
-          <w:rFonts w:eastAsia="Times New Roman" w:cstheme="minorHAnsi"/>
-          <w:kern w:val="0"/>
-          <w14:ligatures w14:val="none"/>
-        </w:rPr>
-        <w:t>) updates multiple form fields dynamically using the input's name attribute, reducing repetitive code.</w:t>
+        <w:t>A single handleChange() updates multiple form fields dynamically using the input's name attribute, reducing repetitive code.</w:t>
       </w:r>
     </w:p>
     <w:p>
@@ -12076,41 +10401,7 @@
           <w:kern w:val="0"/>
           <w14:ligatures w14:val="none"/>
         </w:rPr>
-        <w:t xml:space="preserve">Q94. Why do we use </w:t>
-      </w:r>
-      <w:proofErr w:type="spellStart"/>
-      <w:proofErr w:type="gramStart"/>
-      <w:r>
-        <w:rPr>
-          <w:rFonts w:eastAsia="Times New Roman" w:cstheme="minorHAnsi"/>
-          <w:b/>
-          <w:bCs/>
-          <w:kern w:val="0"/>
-          <w14:ligatures w14:val="none"/>
-        </w:rPr>
-        <w:t>preventDefault</w:t>
-      </w:r>
-      <w:proofErr w:type="spellEnd"/>
-      <w:r>
-        <w:rPr>
-          <w:rFonts w:eastAsia="Times New Roman" w:cstheme="minorHAnsi"/>
-          <w:b/>
-          <w:bCs/>
-          <w:kern w:val="0"/>
-          <w14:ligatures w14:val="none"/>
-        </w:rPr>
-        <w:t>(</w:t>
-      </w:r>
-      <w:proofErr w:type="gramEnd"/>
-      <w:r>
-        <w:rPr>
-          <w:rFonts w:eastAsia="Times New Roman" w:cstheme="minorHAnsi"/>
-          <w:b/>
-          <w:bCs/>
-          <w:kern w:val="0"/>
-          <w14:ligatures w14:val="none"/>
-        </w:rPr>
-        <w:t>)?</w:t>
+        <w:t>Q94. Why do we use preventDefault()?</w:t>
       </w:r>
     </w:p>
     <w:p>
@@ -12142,25 +10433,13 @@
           <w14:ligatures w14:val="none"/>
         </w:rPr>
       </w:pPr>
-      <w:proofErr w:type="spellStart"/>
-      <w:proofErr w:type="gramStart"/>
-      <w:r>
-        <w:rPr>
-          <w:rFonts w:eastAsia="Times New Roman" w:cstheme="minorHAnsi"/>
-          <w:kern w:val="0"/>
-          <w14:ligatures w14:val="none"/>
-        </w:rPr>
-        <w:t>event.preventDefault</w:t>
-      </w:r>
-      <w:proofErr w:type="spellEnd"/>
-      <w:proofErr w:type="gramEnd"/>
-      <w:r>
-        <w:rPr>
-          <w:rFonts w:eastAsia="Times New Roman" w:cstheme="minorHAnsi"/>
-          <w:kern w:val="0"/>
-          <w14:ligatures w14:val="none"/>
-        </w:rPr>
-        <w:t>() prevents the browser from refreshing the page when the form is submitted, allowing React to handle the submission.</w:t>
+      <w:r>
+        <w:rPr>
+          <w:rFonts w:eastAsia="Times New Roman" w:cstheme="minorHAnsi"/>
+          <w:kern w:val="0"/>
+          <w14:ligatures w14:val="none"/>
+        </w:rPr>
+        <w:t>event.preventDefault() prevents the browser from refreshing the page when the form is submitted, allowing React to handle the submission.</w:t>
       </w:r>
     </w:p>
     <w:p>
@@ -12202,41 +10481,7 @@
           <w:kern w:val="0"/>
           <w14:ligatures w14:val="none"/>
         </w:rPr>
-        <w:t xml:space="preserve">Q95. What is </w:t>
-      </w:r>
-      <w:proofErr w:type="spellStart"/>
-      <w:proofErr w:type="gramStart"/>
-      <w:r>
-        <w:rPr>
-          <w:rFonts w:eastAsia="Times New Roman" w:cstheme="minorHAnsi"/>
-          <w:b/>
-          <w:bCs/>
-          <w:kern w:val="0"/>
-          <w14:ligatures w14:val="none"/>
-        </w:rPr>
-        <w:t>handleSubmit</w:t>
-      </w:r>
-      <w:proofErr w:type="spellEnd"/>
-      <w:r>
-        <w:rPr>
-          <w:rFonts w:eastAsia="Times New Roman" w:cstheme="minorHAnsi"/>
-          <w:b/>
-          <w:bCs/>
-          <w:kern w:val="0"/>
-          <w14:ligatures w14:val="none"/>
-        </w:rPr>
-        <w:t>(</w:t>
-      </w:r>
-      <w:proofErr w:type="gramEnd"/>
-      <w:r>
-        <w:rPr>
-          <w:rFonts w:eastAsia="Times New Roman" w:cstheme="minorHAnsi"/>
-          <w:b/>
-          <w:bCs/>
-          <w:kern w:val="0"/>
-          <w14:ligatures w14:val="none"/>
-        </w:rPr>
-        <w:t>)?</w:t>
+        <w:t>Q95. What is handleSubmit()?</w:t>
       </w:r>
     </w:p>
     <w:p>
@@ -12268,33 +10513,13 @@
           <w14:ligatures w14:val="none"/>
         </w:rPr>
       </w:pPr>
-      <w:proofErr w:type="spellStart"/>
-      <w:proofErr w:type="gramStart"/>
-      <w:r>
-        <w:rPr>
-          <w:rFonts w:eastAsia="Times New Roman" w:cstheme="minorHAnsi"/>
-          <w:kern w:val="0"/>
-          <w14:ligatures w14:val="none"/>
-        </w:rPr>
-        <w:t>handleSubmit</w:t>
-      </w:r>
-      <w:proofErr w:type="spellEnd"/>
-      <w:r>
-        <w:rPr>
-          <w:rFonts w:eastAsia="Times New Roman" w:cstheme="minorHAnsi"/>
-          <w:kern w:val="0"/>
-          <w14:ligatures w14:val="none"/>
-        </w:rPr>
-        <w:t>(</w:t>
-      </w:r>
-      <w:proofErr w:type="gramEnd"/>
-      <w:r>
-        <w:rPr>
-          <w:rFonts w:eastAsia="Times New Roman" w:cstheme="minorHAnsi"/>
-          <w:kern w:val="0"/>
-          <w14:ligatures w14:val="none"/>
-        </w:rPr>
-        <w:t>) is executed when the form is submitted. It validates the form, sends the API request using Axios, and processes the server response.</w:t>
+      <w:r>
+        <w:rPr>
+          <w:rFonts w:eastAsia="Times New Roman" w:cstheme="minorHAnsi"/>
+          <w:kern w:val="0"/>
+          <w14:ligatures w14:val="none"/>
+        </w:rPr>
+        <w:t>handleSubmit() is executed when the form is submitted. It validates the form, sends the API request using Axios, and processes the server response.</w:t>
       </w:r>
     </w:p>
     <w:p>
@@ -12665,23 +10890,13 @@
           <w14:ligatures w14:val="none"/>
         </w:rPr>
       </w:pPr>
-      <w:proofErr w:type="spellStart"/>
-      <w:r>
-        <w:rPr>
-          <w:rFonts w:eastAsia="Times New Roman" w:cstheme="minorHAnsi"/>
-          <w:kern w:val="0"/>
-          <w14:ligatures w14:val="none"/>
-        </w:rPr>
-        <w:t>bcrypt</w:t>
-      </w:r>
-      <w:proofErr w:type="spellEnd"/>
-      <w:r>
-        <w:rPr>
-          <w:rFonts w:eastAsia="Times New Roman" w:cstheme="minorHAnsi"/>
-          <w:kern w:val="0"/>
-          <w14:ligatures w14:val="none"/>
-        </w:rPr>
-        <w:t xml:space="preserve"> Hash</w:t>
+      <w:r>
+        <w:rPr>
+          <w:rFonts w:eastAsia="Times New Roman" w:cstheme="minorHAnsi"/>
+          <w:kern w:val="0"/>
+          <w14:ligatures w14:val="none"/>
+        </w:rPr>
+        <w:t>bcrypt Hash</w:t>
       </w:r>
     </w:p>
     <w:p>
@@ -12992,29 +11207,7 @@
           <w:kern w:val="0"/>
           <w14:ligatures w14:val="none"/>
         </w:rPr>
-        <w:t xml:space="preserve">Q100. What is the overall authentication architecture of </w:t>
-      </w:r>
-      <w:proofErr w:type="spellStart"/>
-      <w:r>
-        <w:rPr>
-          <w:rFonts w:eastAsia="Times New Roman" w:cstheme="minorHAnsi"/>
-          <w:b/>
-          <w:bCs/>
-          <w:kern w:val="0"/>
-          <w14:ligatures w14:val="none"/>
-        </w:rPr>
-        <w:t>FoodHub</w:t>
-      </w:r>
-      <w:proofErr w:type="spellEnd"/>
-      <w:r>
-        <w:rPr>
-          <w:rFonts w:eastAsia="Times New Roman" w:cstheme="minorHAnsi"/>
-          <w:b/>
-          <w:bCs/>
-          <w:kern w:val="0"/>
-          <w14:ligatures w14:val="none"/>
-        </w:rPr>
-        <w:t>?</w:t>
+        <w:t>Q100. What is the overall authentication architecture of FoodHub?</w:t>
       </w:r>
     </w:p>
     <w:p>
@@ -13359,13 +11552,9 @@
       </w:r>
     </w:p>
     <w:p>
-      <w:proofErr w:type="spellStart"/>
-      <w:proofErr w:type="gramStart"/>
       <w:r>
         <w:t>Header.Payload.Signature</w:t>
       </w:r>
-      <w:proofErr w:type="spellEnd"/>
-      <w:proofErr w:type="gramEnd"/>
     </w:p>
     <w:p>
       <w:r>
@@ -13497,23 +11686,7 @@
           <w:b/>
           <w:bCs/>
         </w:rPr>
-        <w:t xml:space="preserve">Q105. Why do we use </w:t>
-      </w:r>
-      <w:proofErr w:type="spellStart"/>
-      <w:r>
-        <w:rPr>
-          <w:b/>
-          <w:bCs/>
-        </w:rPr>
-        <w:t>process.env.JWT_SECRET</w:t>
-      </w:r>
-      <w:proofErr w:type="spellEnd"/>
-      <w:r>
-        <w:rPr>
-          <w:b/>
-          <w:bCs/>
-        </w:rPr>
-        <w:t>?</w:t>
+        <w:t>Q105. Why do we use process.env.JWT_SECRET?</w:t>
       </w:r>
     </w:p>
     <w:p>
@@ -13549,23 +11722,7 @@
           <w:b/>
           <w:bCs/>
         </w:rPr>
-        <w:t xml:space="preserve">Q106. What is the purpose of </w:t>
-      </w:r>
-      <w:proofErr w:type="spellStart"/>
-      <w:r>
-        <w:rPr>
-          <w:b/>
-          <w:bCs/>
-        </w:rPr>
-        <w:t>expiresIn</w:t>
-      </w:r>
-      <w:proofErr w:type="spellEnd"/>
-      <w:r>
-        <w:rPr>
-          <w:b/>
-          <w:bCs/>
-        </w:rPr>
-        <w:t>?</w:t>
+        <w:t>Q106. What is the purpose of expiresIn?</w:t>
       </w:r>
     </w:p>
     <w:p>
@@ -13578,13 +11735,8 @@
       </w:r>
     </w:p>
     <w:p>
-      <w:proofErr w:type="spellStart"/>
-      <w:r>
-        <w:t>expiresIn</w:t>
-      </w:r>
-      <w:proofErr w:type="spellEnd"/>
-      <w:r>
-        <w:t xml:space="preserve"> defines how long a token remains valid. After it expires, the user must log in again. This limits the risk if a token is stolen.</w:t>
+      <w:r>
+        <w:t>expiresIn defines how long a token remains valid. After it expires, the user must log in again. This limits the risk if a token is stolen.</w:t>
       </w:r>
     </w:p>
     <w:p>
@@ -13606,23 +11758,7 @@
           <w:b/>
           <w:bCs/>
         </w:rPr>
-        <w:t xml:space="preserve">Q107. Why did we use </w:t>
-      </w:r>
-      <w:proofErr w:type="spellStart"/>
-      <w:r>
-        <w:rPr>
-          <w:b/>
-          <w:bCs/>
-        </w:rPr>
-        <w:t>localStorage</w:t>
-      </w:r>
-      <w:proofErr w:type="spellEnd"/>
-      <w:r>
-        <w:rPr>
-          <w:b/>
-          <w:bCs/>
-        </w:rPr>
-        <w:t>?</w:t>
+        <w:t>Q107. Why did we use localStorage?</w:t>
       </w:r>
     </w:p>
     <w:p>
@@ -13635,13 +11771,8 @@
       </w:r>
     </w:p>
     <w:p>
-      <w:proofErr w:type="spellStart"/>
-      <w:r>
-        <w:t>localStorage</w:t>
-      </w:r>
-      <w:proofErr w:type="spellEnd"/>
-      <w:r>
-        <w:t xml:space="preserve"> stores data in the browser even after a page refresh. We stored the JWT and user information so the user remains logged in across page reloads.</w:t>
+      <w:r>
+        <w:t>localStorage stores data in the browser even after a page refresh. We stored the JWT and user information so the user remains logged in across page reloads.</w:t>
       </w:r>
     </w:p>
     <w:p>
@@ -13664,23 +11795,7 @@
           <w:b/>
           <w:bCs/>
         </w:rPr>
-        <w:t xml:space="preserve">Q108. Why do we use </w:t>
-      </w:r>
-      <w:proofErr w:type="spellStart"/>
-      <w:r>
-        <w:rPr>
-          <w:b/>
-          <w:bCs/>
-        </w:rPr>
-        <w:t>JSON.stringify</w:t>
-      </w:r>
-      <w:proofErr w:type="spellEnd"/>
-      <w:r>
-        <w:rPr>
-          <w:b/>
-          <w:bCs/>
-        </w:rPr>
-        <w:t>() while storing the user?</w:t>
+        <w:t>Q108. Why do we use JSON.stringify() while storing the user?</w:t>
       </w:r>
     </w:p>
     <w:p>
@@ -13693,21 +11808,8 @@
       </w:r>
     </w:p>
     <w:p>
-      <w:proofErr w:type="spellStart"/>
-      <w:r>
-        <w:t>localStorage</w:t>
-      </w:r>
-      <w:proofErr w:type="spellEnd"/>
-      <w:r>
-        <w:t xml:space="preserve"> stores only strings. </w:t>
-      </w:r>
-      <w:proofErr w:type="spellStart"/>
-      <w:r>
-        <w:t>JSON.stringify</w:t>
-      </w:r>
-      <w:proofErr w:type="spellEnd"/>
-      <w:r>
-        <w:t>() converts a JavaScript object into a string before saving it.</w:t>
+      <w:r>
+        <w:t>localStorage stores only strings. JSON.stringify() converts a JavaScript object into a string before saving it.</w:t>
       </w:r>
     </w:p>
     <w:p>
@@ -13743,33 +11845,12 @@
     </w:p>
     <w:p>
       <w:r>
-        <w:t xml:space="preserve">const user = </w:t>
-      </w:r>
-      <w:proofErr w:type="spellStart"/>
-      <w:r>
-        <w:t>JSON.parse</w:t>
-      </w:r>
-      <w:proofErr w:type="spellEnd"/>
-      <w:r>
-        <w:t>(</w:t>
-      </w:r>
-      <w:proofErr w:type="spellStart"/>
-      <w:r>
-        <w:t>localStorage.getItem</w:t>
-      </w:r>
-      <w:proofErr w:type="spellEnd"/>
-      <w:r>
-        <w:t>("user"));</w:t>
-      </w:r>
-    </w:p>
-    <w:p>
-      <w:proofErr w:type="spellStart"/>
-      <w:r>
-        <w:t>JSON.parse</w:t>
-      </w:r>
-      <w:proofErr w:type="spellEnd"/>
-      <w:r>
-        <w:t>() converts the stored JSON string back into a JavaScript object.</w:t>
+        <w:t>const user = JSON.parse(localStorage.getItem("user"));</w:t>
+      </w:r>
+    </w:p>
+    <w:p>
+      <w:r>
+        <w:t>JSON.parse() converts the stored JSON string back into a JavaScript object.</w:t>
       </w:r>
     </w:p>
     <w:p>
@@ -13791,23 +11872,7 @@
           <w:b/>
           <w:bCs/>
         </w:rPr>
-        <w:t xml:space="preserve">Q110. What is the login flow in our </w:t>
-      </w:r>
-      <w:proofErr w:type="spellStart"/>
-      <w:r>
-        <w:rPr>
-          <w:b/>
-          <w:bCs/>
-        </w:rPr>
-        <w:t>FoodHub</w:t>
-      </w:r>
-      <w:proofErr w:type="spellEnd"/>
-      <w:r>
-        <w:rPr>
-          <w:b/>
-          <w:bCs/>
-        </w:rPr>
-        <w:t xml:space="preserve"> project?</w:t>
+        <w:t>Q110. What is the login flow in our FoodHub project?</w:t>
       </w:r>
     </w:p>
     <w:p>
@@ -13974,13 +12039,8 @@
         <w:spacing w:after="0"/>
       </w:pPr>
       <w:r>
-        <w:t xml:space="preserve">Stored in </w:t>
-      </w:r>
-      <w:proofErr w:type="spellStart"/>
-      <w:r>
-        <w:t>localStorage</w:t>
-      </w:r>
-      <w:proofErr w:type="spellEnd"/>
+        <w:t>Stored in localStorage</w:t>
+      </w:r>
     </w:p>
     <w:p>
       <w:pPr>
@@ -14046,15 +12106,7 @@
     </w:p>
     <w:p>
       <w:r>
-        <w:t xml:space="preserve">JWT authentication is stateless. During logout, we simply remove the JWT token and user data from </w:t>
-      </w:r>
-      <w:proofErr w:type="spellStart"/>
-      <w:r>
-        <w:t>localStorage</w:t>
-      </w:r>
-      <w:proofErr w:type="spellEnd"/>
-      <w:r>
-        <w:t>. After that, the client cannot access protected APIs because it no longer sends a valid token.</w:t>
+        <w:t>JWT authentication is stateless. During logout, we simply remove the JWT token and user data from localStorage. After that, the client cannot access protected APIs because it no longer sends a valid token.</w:t>
       </w:r>
     </w:p>
     <w:p>
@@ -14126,15 +12178,7 @@
     </w:p>
     <w:p>
       <w:r>
-        <w:t xml:space="preserve">Middleware is a function that runs between the incoming request and the route controller. It can perform tasks like authentication, validation, logging, and error handling before passing the request to the controller using </w:t>
-      </w:r>
-      <w:proofErr w:type="gramStart"/>
-      <w:r>
-        <w:t>next(</w:t>
-      </w:r>
-      <w:proofErr w:type="gramEnd"/>
-      <w:r>
-        <w:t>).</w:t>
+        <w:t>Middleware is a function that runs between the incoming request and the route controller. It can perform tasks like authentication, validation, logging, and error handling before passing the request to the controller using next().</w:t>
       </w:r>
     </w:p>
     <w:p>
@@ -14156,23 +12200,7 @@
           <w:b/>
           <w:bCs/>
         </w:rPr>
-        <w:t xml:space="preserve">Q114. Why does middleware use </w:t>
-      </w:r>
-      <w:proofErr w:type="gramStart"/>
-      <w:r>
-        <w:rPr>
-          <w:b/>
-          <w:bCs/>
-        </w:rPr>
-        <w:t>next(</w:t>
-      </w:r>
-      <w:proofErr w:type="gramEnd"/>
-      <w:r>
-        <w:rPr>
-          <w:b/>
-          <w:bCs/>
-        </w:rPr>
-        <w:t>)?</w:t>
+        <w:t>Q114. Why does middleware use next()?</w:t>
       </w:r>
     </w:p>
     <w:p>
@@ -14185,21 +12213,8 @@
       </w:r>
     </w:p>
     <w:p>
-      <w:proofErr w:type="gramStart"/>
-      <w:r>
-        <w:t>next(</w:t>
-      </w:r>
-      <w:proofErr w:type="gramEnd"/>
-      <w:r>
-        <w:t xml:space="preserve">) passes control to the next middleware or the route controller. Without calling </w:t>
-      </w:r>
-      <w:proofErr w:type="gramStart"/>
-      <w:r>
-        <w:t>next(</w:t>
-      </w:r>
-      <w:proofErr w:type="gramEnd"/>
-      <w:r>
-        <w:t>), the request stops and the client will not receive the expected response.</w:t>
+      <w:r>
+        <w:t>next() passes control to the next middleware or the route controller. Without calling next(), the request stops and the client will not receive the expected response.</w:t>
       </w:r>
     </w:p>
     <w:p>
@@ -14318,28 +12333,7 @@
     </w:p>
     <w:p>
       <w:r>
-        <w:t xml:space="preserve">const </w:t>
-      </w:r>
-      <w:proofErr w:type="spellStart"/>
-      <w:r>
-        <w:t>authHeader</w:t>
-      </w:r>
-      <w:proofErr w:type="spellEnd"/>
-      <w:r>
-        <w:t xml:space="preserve"> = </w:t>
-      </w:r>
-      <w:proofErr w:type="spellStart"/>
-      <w:proofErr w:type="gramStart"/>
-      <w:r>
-        <w:t>req.headers</w:t>
-      </w:r>
-      <w:proofErr w:type="gramEnd"/>
-      <w:r>
-        <w:t>.authorization</w:t>
-      </w:r>
-      <w:proofErr w:type="spellEnd"/>
-      <w:r>
-        <w:t>;</w:t>
+        <w:t>const authHeader = req.headers.authorization;</w:t>
       </w:r>
     </w:p>
     <w:p>
@@ -14366,23 +12360,7 @@
           <w:b/>
           <w:bCs/>
         </w:rPr>
-        <w:t xml:space="preserve">Q118. Why do we check </w:t>
-      </w:r>
-      <w:proofErr w:type="spellStart"/>
-      <w:r>
-        <w:rPr>
-          <w:b/>
-          <w:bCs/>
-        </w:rPr>
-        <w:t>authHeader.startsWith</w:t>
-      </w:r>
-      <w:proofErr w:type="spellEnd"/>
-      <w:r>
-        <w:rPr>
-          <w:b/>
-          <w:bCs/>
-        </w:rPr>
-        <w:t>("Bearer ")?</w:t>
+        <w:t>Q118. Why do we check authHeader.startsWith("Bearer ")?</w:t>
       </w:r>
     </w:p>
     <w:p>
@@ -14442,33 +12420,12 @@
     </w:p>
     <w:p>
       <w:r>
-        <w:t xml:space="preserve">const token = </w:t>
-      </w:r>
-      <w:proofErr w:type="spellStart"/>
-      <w:r>
-        <w:t>authHeader.split</w:t>
-      </w:r>
-      <w:proofErr w:type="spellEnd"/>
-      <w:r>
-        <w:t xml:space="preserve">(" </w:t>
-      </w:r>
-      <w:proofErr w:type="gramStart"/>
-      <w:r>
-        <w:t>")[</w:t>
-      </w:r>
-      <w:proofErr w:type="gramEnd"/>
-      <w:r>
-        <w:t>1];</w:t>
-      </w:r>
-    </w:p>
-    <w:p>
-      <w:proofErr w:type="gramStart"/>
-      <w:r>
-        <w:t>split(</w:t>
-      </w:r>
-      <w:proofErr w:type="gramEnd"/>
-      <w:r>
-        <w:t>" ") separates "Bearer" and the actual JWT. Index 1 contains the token.</w:t>
+        <w:t>const token = authHeader.split(" ")[1];</w:t>
+      </w:r>
+    </w:p>
+    <w:p>
+      <w:r>
+        <w:t>split(" ") separates "Bearer" and the actual JWT. Index 1 contains the token.</w:t>
       </w:r>
     </w:p>
     <w:p>
@@ -14490,25 +12447,7 @@
           <w:b/>
           <w:bCs/>
         </w:rPr>
-        <w:t xml:space="preserve">Q120. What does </w:t>
-      </w:r>
-      <w:proofErr w:type="spellStart"/>
-      <w:proofErr w:type="gramStart"/>
-      <w:r>
-        <w:rPr>
-          <w:b/>
-          <w:bCs/>
-        </w:rPr>
-        <w:t>jwt.verify</w:t>
-      </w:r>
-      <w:proofErr w:type="spellEnd"/>
-      <w:proofErr w:type="gramEnd"/>
-      <w:r>
-        <w:rPr>
-          <w:b/>
-          <w:bCs/>
-        </w:rPr>
-        <w:t>() do?</w:t>
+        <w:t>Q120. What does jwt.verify() do?</w:t>
       </w:r>
     </w:p>
     <w:p>
@@ -14521,15 +12460,8 @@
       </w:r>
     </w:p>
     <w:p>
-      <w:proofErr w:type="spellStart"/>
-      <w:proofErr w:type="gramStart"/>
-      <w:r>
-        <w:t>jwt.verify</w:t>
-      </w:r>
-      <w:proofErr w:type="spellEnd"/>
-      <w:proofErr w:type="gramEnd"/>
-      <w:r>
-        <w:t>() checks whether:</w:t>
+      <w:r>
+        <w:t>jwt.verify() checks whether:</w:t>
       </w:r>
     </w:p>
     <w:p>
@@ -14590,23 +12522,7 @@
           <w:b/>
           <w:bCs/>
         </w:rPr>
-        <w:t xml:space="preserve">Q121. Why do we store the decoded token in </w:t>
-      </w:r>
-      <w:proofErr w:type="spellStart"/>
-      <w:r>
-        <w:rPr>
-          <w:b/>
-          <w:bCs/>
-        </w:rPr>
-        <w:t>req.user</w:t>
-      </w:r>
-      <w:proofErr w:type="spellEnd"/>
-      <w:r>
-        <w:rPr>
-          <w:b/>
-          <w:bCs/>
-        </w:rPr>
-        <w:t>?</w:t>
+        <w:t>Q121. Why do we store the decoded token in req.user?</w:t>
       </w:r>
     </w:p>
     <w:p>
@@ -14620,15 +12536,7 @@
     </w:p>
     <w:p>
       <w:r>
-        <w:t xml:space="preserve">After successful verification, we store the decoded payload in </w:t>
-      </w:r>
-      <w:proofErr w:type="spellStart"/>
-      <w:r>
-        <w:t>req.user</w:t>
-      </w:r>
-      <w:proofErr w:type="spellEnd"/>
-      <w:r>
-        <w:t xml:space="preserve"> so controllers can access the authenticated user's information (such as id and role) without verifying the token again.</w:t>
+        <w:t>After successful verification, we store the decoded payload in req.user so controllers can access the authenticated user's information (such as id and role) without verifying the token again.</w:t>
       </w:r>
     </w:p>
     <w:p>
@@ -14663,15 +12571,8 @@
       </w:r>
     </w:p>
     <w:p>
-      <w:proofErr w:type="spellStart"/>
-      <w:proofErr w:type="gramStart"/>
-      <w:r>
-        <w:t>jwt.verify</w:t>
-      </w:r>
-      <w:proofErr w:type="spellEnd"/>
-      <w:proofErr w:type="gramEnd"/>
-      <w:r>
-        <w:t>() throws an exception if the token is invalid or expired. The try...catch block catches the error and returns a 401 Unauthorized response instead of crashing the server.</w:t>
+      <w:r>
+        <w:t>jwt.verify() throws an exception if the token is invalid or expired. The try...catch block catches the error and returns a 401 Unauthorized response instead of crashing the server.</w:t>
       </w:r>
     </w:p>
     <w:p>
@@ -14729,39 +12630,7 @@
           <w:b/>
           <w:bCs/>
         </w:rPr>
-        <w:t xml:space="preserve">Q124. Which APIs will use </w:t>
-      </w:r>
-      <w:proofErr w:type="spellStart"/>
-      <w:r>
-        <w:rPr>
-          <w:b/>
-          <w:bCs/>
-        </w:rPr>
-        <w:t>authMiddleware</w:t>
-      </w:r>
-      <w:proofErr w:type="spellEnd"/>
-      <w:r>
-        <w:rPr>
-          <w:b/>
-          <w:bCs/>
-        </w:rPr>
-        <w:t xml:space="preserve"> in our </w:t>
-      </w:r>
-      <w:proofErr w:type="spellStart"/>
-      <w:r>
-        <w:rPr>
-          <w:b/>
-          <w:bCs/>
-        </w:rPr>
-        <w:t>FoodHub</w:t>
-      </w:r>
-      <w:proofErr w:type="spellEnd"/>
-      <w:r>
-        <w:rPr>
-          <w:b/>
-          <w:bCs/>
-        </w:rPr>
-        <w:t xml:space="preserve"> project?</w:t>
+        <w:t>Q124. Which APIs will use authMiddleware in our FoodHub project?</w:t>
       </w:r>
     </w:p>
     <w:p>
@@ -14968,23 +12837,7 @@
           <w:b/>
           <w:bCs/>
         </w:rPr>
-        <w:t xml:space="preserve">Q127. Why do we store Food as an </w:t>
-      </w:r>
-      <w:proofErr w:type="spellStart"/>
-      <w:r>
-        <w:rPr>
-          <w:b/>
-          <w:bCs/>
-        </w:rPr>
-        <w:t>ObjectId</w:t>
-      </w:r>
-      <w:proofErr w:type="spellEnd"/>
-      <w:r>
-        <w:rPr>
-          <w:b/>
-          <w:bCs/>
-        </w:rPr>
-        <w:t xml:space="preserve"> instead of storing the complete food details?</w:t>
+        <w:t>Q127. Why do we store Food as an ObjectId instead of storing the complete food details?</w:t>
       </w:r>
     </w:p>
     <w:p>
@@ -14997,23 +12850,7 @@
       </w:r>
       <w:r>
         <w:br/>
-        <w:t xml:space="preserve">Using an </w:t>
-      </w:r>
-      <w:proofErr w:type="spellStart"/>
-      <w:r>
-        <w:t>ObjectId</w:t>
-      </w:r>
-      <w:proofErr w:type="spellEnd"/>
-      <w:r>
-        <w:t xml:space="preserve"> avoids duplicate data. Food details are stored only once in the Food collection and can be retrieved later using </w:t>
-      </w:r>
-      <w:proofErr w:type="gramStart"/>
-      <w:r>
-        <w:t>populate(</w:t>
-      </w:r>
-      <w:proofErr w:type="gramEnd"/>
-      <w:r>
-        <w:t>).</w:t>
+        <w:t>Using an ObjectId avoids duplicate data. Food details are stored only once in the Food collection and can be retrieved later using populate().</w:t>
       </w:r>
     </w:p>
     <w:p>
@@ -15035,25 +12872,7 @@
           <w:b/>
           <w:bCs/>
         </w:rPr>
-        <w:t>Q128. Why do we use populate("</w:t>
-      </w:r>
-      <w:proofErr w:type="spellStart"/>
-      <w:proofErr w:type="gramStart"/>
-      <w:r>
-        <w:rPr>
-          <w:b/>
-          <w:bCs/>
-        </w:rPr>
-        <w:t>items.food</w:t>
-      </w:r>
-      <w:proofErr w:type="spellEnd"/>
-      <w:proofErr w:type="gramEnd"/>
-      <w:r>
-        <w:rPr>
-          <w:b/>
-          <w:bCs/>
-        </w:rPr>
-        <w:t>") while fetching the cart?</w:t>
+        <w:t>Q128. Why do we use populate("items.food") while fetching the cart?</w:t>
       </w:r>
     </w:p>
     <w:p>
@@ -15066,22 +12885,7 @@
       </w:r>
       <w:r>
         <w:br/>
-      </w:r>
-      <w:proofErr w:type="gramStart"/>
-      <w:r>
-        <w:t>populate(</w:t>
-      </w:r>
-      <w:proofErr w:type="gramEnd"/>
-      <w:r>
-        <w:t xml:space="preserve">) replaces the Food </w:t>
-      </w:r>
-      <w:proofErr w:type="spellStart"/>
-      <w:r>
-        <w:t>ObjectId</w:t>
-      </w:r>
-      <w:proofErr w:type="spellEnd"/>
-      <w:r>
-        <w:t xml:space="preserve"> with the complete Food document, allowing the frontend to display the food name, price, image, and description.</w:t>
+        <w:t>populate() replaces the Food ObjectId with the complete Food document, allowing the frontend to display the food name, price, image, and description.</w:t>
       </w:r>
     </w:p>
     <w:p>
@@ -15209,23 +13013,7 @@
           <w:b/>
           <w:bCs/>
         </w:rPr>
-        <w:t xml:space="preserve">Q132. Why do we validate the Food </w:t>
-      </w:r>
-      <w:proofErr w:type="spellStart"/>
-      <w:r>
-        <w:rPr>
-          <w:b/>
-          <w:bCs/>
-        </w:rPr>
-        <w:t>ObjectId</w:t>
-      </w:r>
-      <w:proofErr w:type="spellEnd"/>
-      <w:r>
-        <w:rPr>
-          <w:b/>
-          <w:bCs/>
-        </w:rPr>
-        <w:t>?</w:t>
+        <w:t>Q132. Why do we validate the Food ObjectId?</w:t>
       </w:r>
     </w:p>
     <w:p>
@@ -15238,15 +13026,7 @@
       </w:r>
       <w:r>
         <w:br/>
-        <w:t xml:space="preserve">To prevent invalid MongoDB IDs from causing a </w:t>
-      </w:r>
-      <w:proofErr w:type="spellStart"/>
-      <w:r>
-        <w:t>CastError</w:t>
-      </w:r>
-      <w:proofErr w:type="spellEnd"/>
-      <w:r>
-        <w:t xml:space="preserve"> and return a proper 400 Bad Request.</w:t>
+        <w:t>To prevent invalid MongoDB IDs from causing a CastError and return a proper 400 Bad Request.</w:t>
       </w:r>
     </w:p>
     <w:p>
@@ -15441,32 +13221,7 @@
           <w:b/>
           <w:bCs/>
         </w:rPr>
-        <w:t xml:space="preserve">Q136. Why do we create </w:t>
-      </w:r>
-      <w:proofErr w:type="spellStart"/>
-      <w:proofErr w:type="gramStart"/>
-      <w:r>
-        <w:rPr>
-          <w:b/>
-          <w:bCs/>
-        </w:rPr>
-        <w:t>fetchCart</w:t>
-      </w:r>
-      <w:proofErr w:type="spellEnd"/>
-      <w:r>
-        <w:rPr>
-          <w:b/>
-          <w:bCs/>
-        </w:rPr>
-        <w:t>(</w:t>
-      </w:r>
-      <w:proofErr w:type="gramEnd"/>
-      <w:r>
-        <w:rPr>
-          <w:b/>
-          <w:bCs/>
-        </w:rPr>
-        <w:t>) in React?</w:t>
+        <w:t>Q136. Why do we create fetchCart() in React?</w:t>
       </w:r>
     </w:p>
     <w:p>
@@ -15480,19 +13235,7 @@
       </w:r>
       <w:r>
         <w:br/>
-      </w:r>
-      <w:proofErr w:type="spellStart"/>
-      <w:proofErr w:type="gramStart"/>
-      <w:r>
-        <w:t>fetchCart</w:t>
-      </w:r>
-      <w:proofErr w:type="spellEnd"/>
-      <w:r>
-        <w:t>(</w:t>
-      </w:r>
-      <w:proofErr w:type="gramEnd"/>
-      <w:r>
-        <w:t>) is reusable. It is called when the page loads and after updating, removing, or clearing items to refresh the UI.</w:t>
+        <w:t>fetchCart() is reusable. It is called when the page loads and after updating, removing, or clearing items to refresh the UI.</w:t>
       </w:r>
     </w:p>
     <w:p>
@@ -15514,32 +13257,7 @@
           <w:b/>
           <w:bCs/>
         </w:rPr>
-        <w:t xml:space="preserve">Q137. Why do we call </w:t>
-      </w:r>
-      <w:proofErr w:type="spellStart"/>
-      <w:proofErr w:type="gramStart"/>
-      <w:r>
-        <w:rPr>
-          <w:b/>
-          <w:bCs/>
-        </w:rPr>
-        <w:t>fetchCart</w:t>
-      </w:r>
-      <w:proofErr w:type="spellEnd"/>
-      <w:r>
-        <w:rPr>
-          <w:b/>
-          <w:bCs/>
-        </w:rPr>
-        <w:t>(</w:t>
-      </w:r>
-      <w:proofErr w:type="gramEnd"/>
-      <w:r>
-        <w:rPr>
-          <w:b/>
-          <w:bCs/>
-        </w:rPr>
-        <w:t>) after every cart operation?</w:t>
+        <w:t>Q137. Why do we call fetchCart() after every cart operation?</w:t>
       </w:r>
     </w:p>
     <w:p>
@@ -15622,15 +13340,7 @@
       </w:r>
       <w:r>
         <w:br/>
-        <w:t xml:space="preserve">We use JavaScript's </w:t>
-      </w:r>
-      <w:proofErr w:type="gramStart"/>
-      <w:r>
-        <w:t>reduce(</w:t>
-      </w:r>
-      <w:proofErr w:type="gramEnd"/>
-      <w:r>
-        <w:t>) method to sum the subtotal of every cart item.</w:t>
+        <w:t>We use JavaScript's reduce() method to sum the subtotal of every cart item.</w:t>
       </w:r>
     </w:p>
     <w:p>
@@ -15640,45 +13350,12 @@
     </w:p>
     <w:p>
       <w:r>
-        <w:t xml:space="preserve">const total = </w:t>
-      </w:r>
-      <w:proofErr w:type="spellStart"/>
-      <w:proofErr w:type="gramStart"/>
-      <w:r>
-        <w:t>cart.reduce</w:t>
-      </w:r>
-      <w:proofErr w:type="spellEnd"/>
-      <w:proofErr w:type="gramEnd"/>
-      <w:r>
-        <w:t>(</w:t>
-      </w:r>
-    </w:p>
-    <w:p>
-      <w:r>
-        <w:t xml:space="preserve">  (sum, item) =&gt; sum + </w:t>
-      </w:r>
-      <w:proofErr w:type="spellStart"/>
-      <w:proofErr w:type="gramStart"/>
-      <w:r>
-        <w:t>item.food</w:t>
-      </w:r>
-      <w:proofErr w:type="gramEnd"/>
-      <w:r>
-        <w:t>.price</w:t>
-      </w:r>
-      <w:proofErr w:type="spellEnd"/>
-      <w:r>
-        <w:t xml:space="preserve"> * </w:t>
-      </w:r>
-      <w:proofErr w:type="spellStart"/>
-      <w:proofErr w:type="gramStart"/>
-      <w:r>
-        <w:t>item.quantity</w:t>
-      </w:r>
-      <w:proofErr w:type="spellEnd"/>
-      <w:proofErr w:type="gramEnd"/>
-      <w:r>
-        <w:t>,</w:t>
+        <w:t>const total = cart.reduce(</w:t>
+      </w:r>
+    </w:p>
+    <w:p>
+      <w:r>
+        <w:t xml:space="preserve">  (sum, item) =&gt; sum + item.food.price * item.quantity,</w:t>
       </w:r>
     </w:p>
     <w:p>
@@ -15710,23 +13387,7 @@
           <w:b/>
           <w:bCs/>
         </w:rPr>
-        <w:t xml:space="preserve">Q140. What is the complete Cart workflow in </w:t>
-      </w:r>
-      <w:proofErr w:type="spellStart"/>
-      <w:r>
-        <w:rPr>
-          <w:b/>
-          <w:bCs/>
-        </w:rPr>
-        <w:t>FoodHub</w:t>
-      </w:r>
-      <w:proofErr w:type="spellEnd"/>
-      <w:r>
-        <w:rPr>
-          <w:b/>
-          <w:bCs/>
-        </w:rPr>
-        <w:t>?</w:t>
+        <w:t>Q140. What is the complete Cart workflow in FoodHub?</w:t>
       </w:r>
     </w:p>
     <w:p>
@@ -16118,15 +13779,7 @@
     </w:p>
     <w:p>
       <w:r>
-        <w:t xml:space="preserve">The authenticated user's ID is obtained from the verified JWT in </w:t>
-      </w:r>
-      <w:proofErr w:type="spellStart"/>
-      <w:r>
-        <w:t>authMiddleware</w:t>
-      </w:r>
-      <w:proofErr w:type="spellEnd"/>
-      <w:r>
-        <w:t>. This is more secure than accepting a user ID from the frontend because the client cannot impersonate another user.</w:t>
+        <w:t>The authenticated user's ID is obtained from the verified JWT in authMiddleware. This is more secure than accepting a user ID from the frontend because the client cannot impersonate another user.</w:t>
       </w:r>
     </w:p>
     <w:p>
@@ -16148,23 +13801,7 @@
           <w:b/>
           <w:bCs/>
         </w:rPr>
-        <w:t xml:space="preserve">Q145. Why is the Address API protected using </w:t>
-      </w:r>
-      <w:proofErr w:type="spellStart"/>
-      <w:r>
-        <w:rPr>
-          <w:b/>
-          <w:bCs/>
-        </w:rPr>
-        <w:t>authMiddleware</w:t>
-      </w:r>
-      <w:proofErr w:type="spellEnd"/>
-      <w:r>
-        <w:rPr>
-          <w:b/>
-          <w:bCs/>
-        </w:rPr>
-        <w:t>?</w:t>
+        <w:t>Q145. Why is the Address API protected using authMiddleware?</w:t>
       </w:r>
     </w:p>
     <w:p>
@@ -16178,15 +13815,7 @@
     </w:p>
     <w:p>
       <w:r>
-        <w:t xml:space="preserve">Addresses are user-specific data. Using </w:t>
-      </w:r>
-      <w:proofErr w:type="spellStart"/>
-      <w:r>
-        <w:t>authMiddleware</w:t>
-      </w:r>
-      <w:proofErr w:type="spellEnd"/>
-      <w:r>
-        <w:t xml:space="preserve"> ensures that only the logged-in user can create and manage their own addresses.</w:t>
+        <w:t>Addresses are user-specific data. Using authMiddleware ensures that only the logged-in user can create and manage their own addresses.</w:t>
       </w:r>
     </w:p>
     <w:p>
@@ -16244,39 +13873,7 @@
           <w:b/>
           <w:bCs/>
         </w:rPr>
-        <w:t xml:space="preserve">Q147. Why do we use </w:t>
-      </w:r>
-      <w:proofErr w:type="gramStart"/>
-      <w:r>
-        <w:rPr>
-          <w:b/>
-          <w:bCs/>
-        </w:rPr>
-        <w:t>find({ user</w:t>
-      </w:r>
-      <w:proofErr w:type="gramEnd"/>
-      <w:r>
-        <w:rPr>
-          <w:b/>
-          <w:bCs/>
-        </w:rPr>
-        <w:t xml:space="preserve"> }) instead of </w:t>
-      </w:r>
-      <w:proofErr w:type="gramStart"/>
-      <w:r>
-        <w:rPr>
-          <w:b/>
-          <w:bCs/>
-        </w:rPr>
-        <w:t>find(</w:t>
-      </w:r>
-      <w:proofErr w:type="gramEnd"/>
-      <w:r>
-        <w:rPr>
-          <w:b/>
-          <w:bCs/>
-        </w:rPr>
-        <w:t>) while fetching addresses?</w:t>
+        <w:t>Q147. Why do we use find({ user }) instead of find() while fetching addresses?</w:t>
       </w:r>
     </w:p>
     <w:p>
@@ -16313,48 +13910,7 @@
           <w:bCs/>
         </w:rPr>
         <w:lastRenderedPageBreak/>
-        <w:t xml:space="preserve">Q148. Why do we use </w:t>
-      </w:r>
-      <w:proofErr w:type="spellStart"/>
-      <w:proofErr w:type="gramStart"/>
-      <w:r>
-        <w:rPr>
-          <w:b/>
-          <w:bCs/>
-        </w:rPr>
-        <w:t>findOne</w:t>
-      </w:r>
-      <w:proofErr w:type="spellEnd"/>
-      <w:r>
-        <w:rPr>
-          <w:b/>
-          <w:bCs/>
-        </w:rPr>
-        <w:t>({ _</w:t>
-      </w:r>
-      <w:proofErr w:type="gramEnd"/>
-      <w:r>
-        <w:rPr>
-          <w:b/>
-          <w:bCs/>
-        </w:rPr>
-        <w:t xml:space="preserve">id: id, </w:t>
-      </w:r>
-      <w:proofErr w:type="gramStart"/>
-      <w:r>
-        <w:rPr>
-          <w:b/>
-          <w:bCs/>
-        </w:rPr>
-        <w:t>user }</w:t>
-      </w:r>
-      <w:proofErr w:type="gramEnd"/>
-      <w:r>
-        <w:rPr>
-          <w:b/>
-          <w:bCs/>
-        </w:rPr>
-        <w:t>) while updating an address?</w:t>
+        <w:t>Q148. Why do we use findOne({ _id: id, user }) while updating an address?</w:t>
       </w:r>
     </w:p>
     <w:p>
@@ -16404,23 +13960,7 @@
     </w:p>
     <w:p>
       <w:r>
-        <w:t xml:space="preserve">Validating the </w:t>
-      </w:r>
-      <w:proofErr w:type="spellStart"/>
-      <w:r>
-        <w:t>ObjectId</w:t>
-      </w:r>
-      <w:proofErr w:type="spellEnd"/>
-      <w:r>
-        <w:t xml:space="preserve"> prevents Mongoose </w:t>
-      </w:r>
-      <w:proofErr w:type="spellStart"/>
-      <w:r>
-        <w:t>CastErrors</w:t>
-      </w:r>
-      <w:proofErr w:type="spellEnd"/>
-      <w:r>
-        <w:t xml:space="preserve"> and allows the API to return a clean 400 Bad Request for invalid IDs.</w:t>
+        <w:t>Validating the ObjectId prevents Mongoose CastErrors and allows the API to return a clean 400 Bad Request for invalid IDs.</w:t>
       </w:r>
     </w:p>
     <w:p>
@@ -16442,23 +13982,7 @@
           <w:b/>
           <w:bCs/>
         </w:rPr>
-        <w:t xml:space="preserve">Q152. Why did we add the </w:t>
-      </w:r>
-      <w:proofErr w:type="spellStart"/>
-      <w:r>
-        <w:rPr>
-          <w:b/>
-          <w:bCs/>
-        </w:rPr>
-        <w:t>isDefault</w:t>
-      </w:r>
-      <w:proofErr w:type="spellEnd"/>
-      <w:r>
-        <w:rPr>
-          <w:b/>
-          <w:bCs/>
-        </w:rPr>
-        <w:t xml:space="preserve"> field to the Address model?</w:t>
+        <w:t>Q152. Why did we add the isDefault field to the Address model?</w:t>
       </w:r>
     </w:p>
     <w:p>
@@ -16472,15 +13996,7 @@
     </w:p>
     <w:p>
       <w:r>
-        <w:t xml:space="preserve">A user can save multiple addresses. The </w:t>
-      </w:r>
-      <w:proofErr w:type="spellStart"/>
-      <w:r>
-        <w:t>isDefault</w:t>
-      </w:r>
-      <w:proofErr w:type="spellEnd"/>
-      <w:r>
-        <w:t xml:space="preserve"> field identifies the primary address, allowing the application to automatically select it during checkout and improve the user experience.</w:t>
+        <w:t>A user can save multiple addresses. The isDefault field identifies the primary address, allowing the application to automatically select it during checkout and improve the user experience.</w:t>
       </w:r>
     </w:p>
     <w:p>
@@ -16714,23 +14230,7 @@
           <w:b/>
           <w:bCs/>
         </w:rPr>
-        <w:t xml:space="preserve">Q159. Why do we use </w:t>
-      </w:r>
-      <w:proofErr w:type="gramStart"/>
-      <w:r>
-        <w:rPr>
-          <w:b/>
-          <w:bCs/>
-        </w:rPr>
-        <w:t>populate(</w:t>
-      </w:r>
-      <w:proofErr w:type="gramEnd"/>
-      <w:r>
-        <w:rPr>
-          <w:b/>
-          <w:bCs/>
-        </w:rPr>
-        <w:t>) while fetching orders?</w:t>
+        <w:t>Q159. Why do we use populate() while fetching orders?</w:t>
       </w:r>
     </w:p>
     <w:p>
@@ -16743,23 +14243,7 @@
       </w:r>
       <w:r>
         <w:br/>
-        <w:t xml:space="preserve">The Order model stores only </w:t>
-      </w:r>
-      <w:proofErr w:type="spellStart"/>
-      <w:r>
-        <w:t>ObjectIds</w:t>
-      </w:r>
-      <w:proofErr w:type="spellEnd"/>
-      <w:r>
-        <w:t xml:space="preserve">. </w:t>
-      </w:r>
-      <w:proofErr w:type="gramStart"/>
-      <w:r>
-        <w:t>populate(</w:t>
-      </w:r>
-      <w:proofErr w:type="gramEnd"/>
-      <w:r>
-        <w:t>) replaces those IDs with complete Food and Address documents, making the data ready for display on the frontend.</w:t>
+        <w:t>The Order model stores only ObjectIds. populate() replaces those IDs with complete Food and Address documents, making the data ready for display on the frontend.</w:t>
       </w:r>
     </w:p>
     <w:p>
@@ -16781,73 +14265,7 @@
           <w:b/>
           <w:bCs/>
         </w:rPr>
-        <w:t xml:space="preserve">Q160. Why do we use </w:t>
-      </w:r>
-      <w:proofErr w:type="spellStart"/>
-      <w:proofErr w:type="gramStart"/>
-      <w:r>
-        <w:rPr>
-          <w:b/>
-          <w:bCs/>
-        </w:rPr>
-        <w:t>findOne</w:t>
-      </w:r>
-      <w:proofErr w:type="spellEnd"/>
-      <w:r>
-        <w:rPr>
-          <w:b/>
-          <w:bCs/>
-        </w:rPr>
-        <w:t>({ _</w:t>
-      </w:r>
-      <w:proofErr w:type="gramEnd"/>
-      <w:r>
-        <w:rPr>
-          <w:b/>
-          <w:bCs/>
-        </w:rPr>
-        <w:t xml:space="preserve">id, </w:t>
-      </w:r>
-      <w:proofErr w:type="gramStart"/>
-      <w:r>
-        <w:rPr>
-          <w:b/>
-          <w:bCs/>
-        </w:rPr>
-        <w:t>user }</w:t>
-      </w:r>
-      <w:proofErr w:type="gramEnd"/>
-      <w:r>
-        <w:rPr>
-          <w:b/>
-          <w:bCs/>
-        </w:rPr>
-        <w:t xml:space="preserve">) instead of </w:t>
-      </w:r>
-      <w:proofErr w:type="spellStart"/>
-      <w:proofErr w:type="gramStart"/>
-      <w:r>
-        <w:rPr>
-          <w:b/>
-          <w:bCs/>
-        </w:rPr>
-        <w:t>findById</w:t>
-      </w:r>
-      <w:proofErr w:type="spellEnd"/>
-      <w:r>
-        <w:rPr>
-          <w:b/>
-          <w:bCs/>
-        </w:rPr>
-        <w:t>(</w:t>
-      </w:r>
-      <w:proofErr w:type="gramEnd"/>
-      <w:r>
-        <w:rPr>
-          <w:b/>
-          <w:bCs/>
-        </w:rPr>
-        <w:t>)?</w:t>
+        <w:t>Q160. Why do we use findOne({ _id, user }) instead of findById()?</w:t>
       </w:r>
     </w:p>
     <w:p>
@@ -16882,23 +14300,7 @@
           <w:b/>
           <w:bCs/>
         </w:rPr>
-        <w:t xml:space="preserve">Q161. Why do we sort orders using </w:t>
-      </w:r>
-      <w:proofErr w:type="spellStart"/>
-      <w:r>
-        <w:rPr>
-          <w:b/>
-          <w:bCs/>
-        </w:rPr>
-        <w:t>createdAt</w:t>
-      </w:r>
-      <w:proofErr w:type="spellEnd"/>
-      <w:r>
-        <w:rPr>
-          <w:b/>
-          <w:bCs/>
-        </w:rPr>
-        <w:t>: -1?</w:t>
+        <w:t>Q161. Why do we sort orders using createdAt: -1?</w:t>
       </w:r>
     </w:p>
     <w:p>
@@ -16934,39 +14336,7 @@
           <w:b/>
           <w:bCs/>
         </w:rPr>
-        <w:t xml:space="preserve">Q162. Why do we store </w:t>
-      </w:r>
-      <w:proofErr w:type="spellStart"/>
-      <w:r>
-        <w:rPr>
-          <w:b/>
-          <w:bCs/>
-        </w:rPr>
-        <w:t>orderStatus</w:t>
-      </w:r>
-      <w:proofErr w:type="spellEnd"/>
-      <w:r>
-        <w:rPr>
-          <w:b/>
-          <w:bCs/>
-        </w:rPr>
-        <w:t xml:space="preserve"> and </w:t>
-      </w:r>
-      <w:proofErr w:type="spellStart"/>
-      <w:r>
-        <w:rPr>
-          <w:b/>
-          <w:bCs/>
-        </w:rPr>
-        <w:t>paymentStatus</w:t>
-      </w:r>
-      <w:proofErr w:type="spellEnd"/>
-      <w:r>
-        <w:rPr>
-          <w:b/>
-          <w:bCs/>
-        </w:rPr>
-        <w:t xml:space="preserve"> separately?</w:t>
+        <w:t>Q162. Why do we store orderStatus and paymentStatus separately?</w:t>
       </w:r>
     </w:p>
     <w:p>
@@ -17041,23 +14411,7 @@
           <w:b/>
           <w:bCs/>
         </w:rPr>
-        <w:t xml:space="preserve">Q163. Why do we use </w:t>
-      </w:r>
-      <w:proofErr w:type="spellStart"/>
-      <w:r>
-        <w:rPr>
-          <w:b/>
-          <w:bCs/>
-        </w:rPr>
-        <w:t>enums</w:t>
-      </w:r>
-      <w:proofErr w:type="spellEnd"/>
-      <w:r>
-        <w:rPr>
-          <w:b/>
-          <w:bCs/>
-        </w:rPr>
-        <w:t xml:space="preserve"> for order and payment status?</w:t>
+        <w:t>Q163. Why do we use enums for order and payment status?</w:t>
       </w:r>
     </w:p>
     <w:p>
@@ -17233,23 +14587,7 @@
           <w:b/>
           <w:bCs/>
         </w:rPr>
-        <w:t xml:space="preserve">Q168. Explain the complete customer workflow in </w:t>
-      </w:r>
-      <w:proofErr w:type="spellStart"/>
-      <w:r>
-        <w:rPr>
-          <w:b/>
-          <w:bCs/>
-        </w:rPr>
-        <w:t>FoodHub</w:t>
-      </w:r>
-      <w:proofErr w:type="spellEnd"/>
-      <w:r>
-        <w:rPr>
-          <w:b/>
-          <w:bCs/>
-        </w:rPr>
-        <w:t>.</w:t>
+        <w:t>Q168. Explain the complete customer workflow in FoodHub.</w:t>
       </w:r>
     </w:p>
     <w:p>
@@ -17427,39 +14765,7 @@
           <w:b/>
           <w:bCs/>
         </w:rPr>
-        <w:t xml:space="preserve">. Why do we use </w:t>
-      </w:r>
-      <w:proofErr w:type="spellStart"/>
-      <w:r>
-        <w:rPr>
-          <w:b/>
-          <w:bCs/>
-        </w:rPr>
-        <w:t>AdminRoute</w:t>
-      </w:r>
-      <w:proofErr w:type="spellEnd"/>
-      <w:r>
-        <w:rPr>
-          <w:b/>
-          <w:bCs/>
-        </w:rPr>
-        <w:t xml:space="preserve"> in React when we already have </w:t>
-      </w:r>
-      <w:proofErr w:type="spellStart"/>
-      <w:r>
-        <w:rPr>
-          <w:b/>
-          <w:bCs/>
-        </w:rPr>
-        <w:t>adminMiddleware</w:t>
-      </w:r>
-      <w:proofErr w:type="spellEnd"/>
-      <w:r>
-        <w:rPr>
-          <w:b/>
-          <w:bCs/>
-        </w:rPr>
-        <w:t xml:space="preserve"> in the backend?</w:t>
+        <w:t>. Why do we use AdminRoute in React when we already have adminMiddleware in the backend?</w:t>
       </w:r>
     </w:p>
     <w:p>
@@ -17478,13 +14784,8 @@
           <w:numId w:val="20"/>
         </w:numPr>
       </w:pPr>
-      <w:proofErr w:type="spellStart"/>
-      <w:r>
-        <w:t>AdminRoute</w:t>
-      </w:r>
-      <w:proofErr w:type="spellEnd"/>
-      <w:r>
-        <w:t xml:space="preserve"> protects the </w:t>
+      <w:r>
+        <w:t xml:space="preserve">AdminRoute protects the </w:t>
       </w:r>
       <w:r>
         <w:rPr>
@@ -17504,13 +14805,8 @@
           <w:numId w:val="20"/>
         </w:numPr>
       </w:pPr>
-      <w:proofErr w:type="spellStart"/>
-      <w:r>
-        <w:t>adminMiddleware</w:t>
-      </w:r>
-      <w:proofErr w:type="spellEnd"/>
-      <w:r>
-        <w:t xml:space="preserve"> protects the </w:t>
+      <w:r>
+        <w:t xml:space="preserve">adminMiddleware protects the </w:t>
       </w:r>
       <w:r>
         <w:rPr>
@@ -17702,23 +14998,7 @@
           <w:b/>
           <w:bCs/>
         </w:rPr>
-        <w:t xml:space="preserve">Q172. How did you identify </w:t>
-      </w:r>
-      <w:proofErr w:type="spellStart"/>
-      <w:r>
-        <w:rPr>
-          <w:b/>
-          <w:bCs/>
-        </w:rPr>
-        <w:t>an</w:t>
-      </w:r>
-      <w:proofErr w:type="spellEnd"/>
-      <w:r>
-        <w:rPr>
-          <w:b/>
-          <w:bCs/>
-        </w:rPr>
-        <w:t xml:space="preserve"> Admin after login?</w:t>
+        <w:t>Q172. How did you identify an Admin after login?</w:t>
       </w:r>
     </w:p>
     <w:p>
@@ -17760,15 +15040,7 @@
         </w:numPr>
       </w:pPr>
       <w:r>
-        <w:t xml:space="preserve">Frontend </w:t>
-      </w:r>
-      <w:proofErr w:type="gramStart"/>
-      <w:r>
-        <w:t>checks</w:t>
-      </w:r>
-      <w:proofErr w:type="gramEnd"/>
-      <w:r>
-        <w:t xml:space="preserve"> role after decoding/storing user information. </w:t>
+        <w:t xml:space="preserve">Frontend checks role after decoding/storing user information. </w:t>
       </w:r>
     </w:p>
     <w:p>
@@ -17779,15 +15051,7 @@
         </w:numPr>
       </w:pPr>
       <w:r>
-        <w:t xml:space="preserve">Backend verifies role using </w:t>
-      </w:r>
-      <w:proofErr w:type="spellStart"/>
-      <w:r>
-        <w:t>adminMiddleware</w:t>
-      </w:r>
-      <w:proofErr w:type="spellEnd"/>
-      <w:r>
-        <w:t xml:space="preserve">. </w:t>
+        <w:t xml:space="preserve">Backend verifies role using adminMiddleware. </w:t>
       </w:r>
     </w:p>
     <w:p>
@@ -17822,15 +15086,7 @@
       </w:r>
       <w:r>
         <w:br/>
-        <w:t xml:space="preserve">Authentication checks if the user is logged in, while authorization checks whether the logged-in user has permission. </w:t>
-      </w:r>
-      <w:proofErr w:type="spellStart"/>
-      <w:r>
-        <w:t>adminMiddleware</w:t>
-      </w:r>
-      <w:proofErr w:type="spellEnd"/>
-      <w:r>
-        <w:t xml:space="preserve"> allows only users with role = "admin".</w:t>
+        <w:t>Authentication checks if the user is logged in, while authorization checks whether the logged-in user has permission. adminMiddleware allows only users with role = "admin".</w:t>
       </w:r>
     </w:p>
     <w:p>
@@ -17928,23 +15184,7 @@
           <w:b/>
           <w:bCs/>
         </w:rPr>
-        <w:t xml:space="preserve">Q176. What is </w:t>
-      </w:r>
-      <w:proofErr w:type="spellStart"/>
-      <w:r>
-        <w:rPr>
-          <w:b/>
-          <w:bCs/>
-        </w:rPr>
-        <w:t>AdminRoute</w:t>
-      </w:r>
-      <w:proofErr w:type="spellEnd"/>
-      <w:r>
-        <w:rPr>
-          <w:b/>
-          <w:bCs/>
-        </w:rPr>
-        <w:t xml:space="preserve"> in React?</w:t>
+        <w:t>Q176. What is AdminRoute in React?</w:t>
       </w:r>
     </w:p>
     <w:p>
@@ -17957,15 +15197,7 @@
       </w:r>
       <w:r>
         <w:br/>
-        <w:t xml:space="preserve">A protected route component that checks whether the logged-in user is an admin before rendering admin pages; </w:t>
-      </w:r>
-      <w:proofErr w:type="gramStart"/>
-      <w:r>
-        <w:t>otherwise</w:t>
-      </w:r>
-      <w:proofErr w:type="gramEnd"/>
-      <w:r>
-        <w:t xml:space="preserve"> it redirects.</w:t>
+        <w:t>A protected route component that checks whether the logged-in user is an admin before rendering admin pages; otherwise it redirects.</w:t>
       </w:r>
     </w:p>
     <w:p>
@@ -18035,15 +15267,7 @@
       </w:r>
       <w:r>
         <w:br/>
-        <w:t xml:space="preserve">Frontend sends a GET request to the dashboard API with a JWT token. Backend returns </w:t>
-      </w:r>
-      <w:proofErr w:type="gramStart"/>
-      <w:r>
-        <w:t>counts</w:t>
-      </w:r>
-      <w:proofErr w:type="gramEnd"/>
-      <w:r>
-        <w:t xml:space="preserve"> like users, foods, and orders.</w:t>
+        <w:t>Frontend sends a GET request to the dashboard API with a JWT token. Backend returns counts like users, foods, and orders.</w:t>
       </w:r>
     </w:p>
     <w:p>
@@ -18194,15 +15418,7 @@
       </w:r>
       <w:r>
         <w:br/>
-        <w:t xml:space="preserve">To reduce duplicate code. A single modal changes behavior using </w:t>
-      </w:r>
-      <w:proofErr w:type="spellStart"/>
-      <w:r>
-        <w:t>isEdit</w:t>
-      </w:r>
-      <w:proofErr w:type="spellEnd"/>
-      <w:r>
-        <w:t>.</w:t>
+        <w:t>To reduce duplicate code. A single modal changes behavior using isEdit.</w:t>
       </w:r>
     </w:p>
     <w:p>
@@ -18224,23 +15440,7 @@
           <w:b/>
           <w:bCs/>
         </w:rPr>
-        <w:t xml:space="preserve">Q182. What is </w:t>
-      </w:r>
-      <w:proofErr w:type="spellStart"/>
-      <w:r>
-        <w:rPr>
-          <w:b/>
-          <w:bCs/>
-        </w:rPr>
-        <w:t>isEdit</w:t>
-      </w:r>
-      <w:proofErr w:type="spellEnd"/>
-      <w:r>
-        <w:rPr>
-          <w:b/>
-          <w:bCs/>
-        </w:rPr>
-        <w:t>?</w:t>
+        <w:t>Q182. What is isEdit?</w:t>
       </w:r>
     </w:p>
     <w:p>
@@ -18253,15 +15453,7 @@
       </w:r>
       <w:r>
         <w:br/>
-        <w:t xml:space="preserve">A </w:t>
-      </w:r>
-      <w:proofErr w:type="spellStart"/>
-      <w:r>
-        <w:t>boolean</w:t>
-      </w:r>
-      <w:proofErr w:type="spellEnd"/>
-      <w:r>
-        <w:t xml:space="preserve"> state used to determine whether the modal is adding a new food or updating an existing one.</w:t>
+        <w:t>A boolean state used to determine whether the modal is adding a new food or updating an existing one.</w:t>
       </w:r>
     </w:p>
     <w:p>
@@ -18283,23 +15475,7 @@
           <w:b/>
           <w:bCs/>
         </w:rPr>
-        <w:t xml:space="preserve">Q183. Why store </w:t>
-      </w:r>
-      <w:proofErr w:type="spellStart"/>
-      <w:r>
-        <w:rPr>
-          <w:b/>
-          <w:bCs/>
-        </w:rPr>
-        <w:t>editingFoodId</w:t>
-      </w:r>
-      <w:proofErr w:type="spellEnd"/>
-      <w:r>
-        <w:rPr>
-          <w:b/>
-          <w:bCs/>
-        </w:rPr>
-        <w:t>?</w:t>
+        <w:t>Q183. Why store editingFoodId?</w:t>
       </w:r>
     </w:p>
     <w:p>
@@ -18334,32 +15510,7 @@
           <w:b/>
           <w:bCs/>
         </w:rPr>
-        <w:t xml:space="preserve">Q184. Why call </w:t>
-      </w:r>
-      <w:proofErr w:type="spellStart"/>
-      <w:proofErr w:type="gramStart"/>
-      <w:r>
-        <w:rPr>
-          <w:b/>
-          <w:bCs/>
-        </w:rPr>
-        <w:t>fetchFoods</w:t>
-      </w:r>
-      <w:proofErr w:type="spellEnd"/>
-      <w:r>
-        <w:rPr>
-          <w:b/>
-          <w:bCs/>
-        </w:rPr>
-        <w:t>(</w:t>
-      </w:r>
-      <w:proofErr w:type="gramEnd"/>
-      <w:r>
-        <w:rPr>
-          <w:b/>
-          <w:bCs/>
-        </w:rPr>
-        <w:t>) after CRUD operations?</w:t>
+        <w:t>Q184. Why call fetchFoods() after CRUD operations?</w:t>
       </w:r>
     </w:p>
     <w:p>
@@ -18394,25 +15545,7 @@
           <w:b/>
           <w:bCs/>
         </w:rPr>
-        <w:t xml:space="preserve">Q185. Why use </w:t>
-      </w:r>
-      <w:proofErr w:type="spellStart"/>
-      <w:proofErr w:type="gramStart"/>
-      <w:r>
-        <w:rPr>
-          <w:b/>
-          <w:bCs/>
-        </w:rPr>
-        <w:t>window.confirm</w:t>
-      </w:r>
-      <w:proofErr w:type="spellEnd"/>
-      <w:proofErr w:type="gramEnd"/>
-      <w:r>
-        <w:rPr>
-          <w:b/>
-          <w:bCs/>
-        </w:rPr>
-        <w:t>() before Delete?</w:t>
+        <w:t>Q185. Why use window.confirm() before Delete?</w:t>
       </w:r>
     </w:p>
     <w:p>
@@ -18448,25 +15581,7 @@
           <w:bCs/>
         </w:rPr>
         <w:lastRenderedPageBreak/>
-        <w:t xml:space="preserve">Q186. Why is </w:t>
-      </w:r>
-      <w:proofErr w:type="spellStart"/>
-      <w:proofErr w:type="gramStart"/>
-      <w:r>
-        <w:rPr>
-          <w:b/>
-          <w:bCs/>
-        </w:rPr>
-        <w:t>window.confirm</w:t>
-      </w:r>
-      <w:proofErr w:type="spellEnd"/>
-      <w:proofErr w:type="gramEnd"/>
-      <w:r>
-        <w:rPr>
-          <w:b/>
-          <w:bCs/>
-        </w:rPr>
-        <w:t>() written in React instead of Express?</w:t>
+        <w:t>Q186. Why is window.confirm() written in React instead of Express?</w:t>
       </w:r>
     </w:p>
     <w:p>
@@ -18536,23 +15651,7 @@
           <w:b/>
           <w:bCs/>
         </w:rPr>
-        <w:t>Q188. What caused "</w:t>
-      </w:r>
-      <w:proofErr w:type="spellStart"/>
-      <w:r>
-        <w:rPr>
-          <w:b/>
-          <w:bCs/>
-        </w:rPr>
-        <w:t>updatedFood</w:t>
-      </w:r>
-      <w:proofErr w:type="spellEnd"/>
-      <w:r>
-        <w:rPr>
-          <w:b/>
-          <w:bCs/>
-        </w:rPr>
-        <w:t xml:space="preserve"> is not defined"?</w:t>
+        <w:t>Q188. What caused "updatedFood is not defined"?</w:t>
       </w:r>
     </w:p>
     <w:p>
@@ -18565,23 +15664,7 @@
       </w:r>
       <w:r>
         <w:br/>
-        <w:t xml:space="preserve">The controller stored the updated document in food but returned </w:t>
-      </w:r>
-      <w:proofErr w:type="spellStart"/>
-      <w:r>
-        <w:t>updatedFood</w:t>
-      </w:r>
-      <w:proofErr w:type="spellEnd"/>
-      <w:r>
-        <w:t xml:space="preserve">, causing a </w:t>
-      </w:r>
-      <w:proofErr w:type="spellStart"/>
-      <w:r>
-        <w:t>ReferenceError</w:t>
-      </w:r>
-      <w:proofErr w:type="spellEnd"/>
-      <w:r>
-        <w:t>.</w:t>
+        <w:t>The controller stored the updated document in food but returned updatedFood, causing a ReferenceError.</w:t>
       </w:r>
     </w:p>
     <w:p>
@@ -18616,23 +15699,7 @@
       </w:r>
       <w:r>
         <w:br/>
-        <w:t xml:space="preserve">MongoDB stores </w:t>
-      </w:r>
-      <w:proofErr w:type="spellStart"/>
-      <w:r>
-        <w:t>ObjectIds</w:t>
-      </w:r>
-      <w:proofErr w:type="spellEnd"/>
-      <w:r>
-        <w:t xml:space="preserve">. </w:t>
-      </w:r>
-      <w:proofErr w:type="gramStart"/>
-      <w:r>
-        <w:t>populate(</w:t>
-      </w:r>
-      <w:proofErr w:type="gramEnd"/>
-      <w:r>
-        <w:t>) fetches related document details such as customer, food, and address.</w:t>
+        <w:t>MongoDB stores ObjectIds. populate() fetches related document details such as customer, food, and address.</w:t>
       </w:r>
     </w:p>
     <w:p>
@@ -18654,23 +15721,7 @@
           <w:b/>
           <w:bCs/>
         </w:rPr>
-        <w:t xml:space="preserve">Q190. Why use </w:t>
-      </w:r>
-      <w:proofErr w:type="gramStart"/>
-      <w:r>
-        <w:rPr>
-          <w:b/>
-          <w:bCs/>
-        </w:rPr>
-        <w:t>populate(</w:t>
-      </w:r>
-      <w:proofErr w:type="gramEnd"/>
-      <w:r>
-        <w:rPr>
-          <w:b/>
-          <w:bCs/>
-        </w:rPr>
-        <w:t>"user", "name email")?</w:t>
+        <w:t>Q190. Why use populate("user", "name email")?</w:t>
       </w:r>
     </w:p>
     <w:p>
@@ -19162,6 +16213,1948 @@
       </w:pPr>
       <w:r>
         <w:t>Customer Sees Updated Status</w:t>
+      </w:r>
+    </w:p>
+    <w:p/>
+    <w:p>
+      <w:pPr>
+        <w:rPr>
+          <w:b/>
+          <w:bCs/>
+        </w:rPr>
+      </w:pPr>
+      <w:r>
+        <w:rPr>
+          <w:b/>
+          <w:bCs/>
+        </w:rPr>
+        <w:t>Q201. Why did you create a separate Menu page?</w:t>
+      </w:r>
+    </w:p>
+    <w:p>
+      <w:r>
+        <w:rPr>
+          <w:b/>
+          <w:bCs/>
+        </w:rPr>
+        <w:t>Ans:</w:t>
+      </w:r>
+      <w:r>
+        <w:br/>
+        <w:t>To provide a dedicated page where users can browse all foods, search items, and filter by category without cluttering the Home page.</w:t>
+      </w:r>
+    </w:p>
+    <w:p>
+      <w:r>
+        <w:pict w14:anchorId="554AE601">
+          <v:rect id="_x0000_i1578" style="width:0;height:1.5pt" o:hralign="center" o:hrstd="t" o:hr="t" fillcolor="#a0a0a0" stroked="f"/>
+        </w:pict>
+      </w:r>
+    </w:p>
+    <w:p>
+      <w:pPr>
+        <w:rPr>
+          <w:b/>
+          <w:bCs/>
+        </w:rPr>
+      </w:pPr>
+      <w:r>
+        <w:rPr>
+          <w:b/>
+          <w:bCs/>
+        </w:rPr>
+        <w:t>Q202. How is search implemented?</w:t>
+      </w:r>
+    </w:p>
+    <w:p>
+      <w:r>
+        <w:rPr>
+          <w:b/>
+          <w:bCs/>
+        </w:rPr>
+        <w:t>Ans:</w:t>
+      </w:r>
+      <w:r>
+        <w:br/>
+        <w:t>Using React state. The search text is stored in useState(), and foods are filtered using JavaScript's filter() and includes() methods.</w:t>
+      </w:r>
+    </w:p>
+    <w:p>
+      <w:r>
+        <w:lastRenderedPageBreak/>
+        <w:pict w14:anchorId="3566A55B">
+          <v:rect id="_x0000_i1579" style="width:0;height:1.5pt" o:hralign="center" o:hrstd="t" o:hr="t" fillcolor="#a0a0a0" stroked="f"/>
+        </w:pict>
+      </w:r>
+    </w:p>
+    <w:p>
+      <w:pPr>
+        <w:rPr>
+          <w:b/>
+          <w:bCs/>
+        </w:rPr>
+      </w:pPr>
+      <w:r>
+        <w:rPr>
+          <w:b/>
+          <w:bCs/>
+        </w:rPr>
+        <w:t>Q203. How does category filtering work?</w:t>
+      </w:r>
+    </w:p>
+    <w:p>
+      <w:r>
+        <w:rPr>
+          <w:b/>
+          <w:bCs/>
+        </w:rPr>
+        <w:t>Ans:</w:t>
+      </w:r>
+      <w:r>
+        <w:br/>
+        <w:t>The selected category is stored in state. Foods are displayed only if their category matches the selected category.</w:t>
+      </w:r>
+    </w:p>
+    <w:p>
+      <w:r>
+        <w:pict w14:anchorId="3DE26A9A">
+          <v:rect id="_x0000_i1580" style="width:0;height:1.5pt" o:hralign="center" o:hrstd="t" o:hr="t" fillcolor="#a0a0a0" stroked="f"/>
+        </w:pict>
+      </w:r>
+    </w:p>
+    <w:p>
+      <w:pPr>
+        <w:rPr>
+          <w:b/>
+          <w:bCs/>
+        </w:rPr>
+      </w:pPr>
+      <w:r>
+        <w:rPr>
+          <w:b/>
+          <w:bCs/>
+        </w:rPr>
+        <w:t>Q204. Why use useMemo() for categories?</w:t>
+      </w:r>
+    </w:p>
+    <w:p>
+      <w:r>
+        <w:rPr>
+          <w:b/>
+          <w:bCs/>
+        </w:rPr>
+        <w:t>Ans:</w:t>
+      </w:r>
+      <w:r>
+        <w:br/>
+        <w:t>useMemo() prevents recalculating the unique category list on every render, improving performance.</w:t>
+      </w:r>
+    </w:p>
+    <w:p>
+      <w:r>
+        <w:pict w14:anchorId="322067EB">
+          <v:rect id="_x0000_i1581" style="width:0;height:1.5pt" o:hralign="center" o:hrstd="t" o:hr="t" fillcolor="#a0a0a0" stroked="f"/>
+        </w:pict>
+      </w:r>
+    </w:p>
+    <w:p>
+      <w:pPr>
+        <w:rPr>
+          <w:b/>
+          <w:bCs/>
+        </w:rPr>
+      </w:pPr>
+      <w:r>
+        <w:rPr>
+          <w:b/>
+          <w:bCs/>
+        </w:rPr>
+        <w:t>Q205. How did you generate categories dynamically?</w:t>
+      </w:r>
+    </w:p>
+    <w:p>
+      <w:r>
+        <w:rPr>
+          <w:b/>
+          <w:bCs/>
+        </w:rPr>
+        <w:t>Ans:</w:t>
+      </w:r>
+      <w:r>
+        <w:br/>
+        <w:t>Categories are extracted from the food collection.</w:t>
+      </w:r>
+    </w:p>
+    <w:p>
+      <w:r>
+        <w:t>const categories = [...new Set(foods.map(food =&gt; food.category))];</w:t>
+      </w:r>
+    </w:p>
+    <w:p>
+      <w:r>
+        <w:t>This removes duplicate categories automatically.</w:t>
+      </w:r>
+    </w:p>
+    <w:p>
+      <w:r>
+        <w:pict w14:anchorId="203F7146">
+          <v:rect id="_x0000_i1582" style="width:0;height:1.5pt" o:hralign="center" o:hrstd="t" o:hr="t" fillcolor="#a0a0a0" stroked="f"/>
+        </w:pict>
+      </w:r>
+    </w:p>
+    <w:p>
+      <w:pPr>
+        <w:rPr>
+          <w:b/>
+          <w:bCs/>
+        </w:rPr>
+      </w:pPr>
+      <w:r>
+        <w:rPr>
+          <w:b/>
+          <w:bCs/>
+        </w:rPr>
+        <w:t>Q206. Why didn't you create a separate Category collection?</w:t>
+      </w:r>
+    </w:p>
+    <w:p>
+      <w:r>
+        <w:rPr>
+          <w:b/>
+          <w:bCs/>
+        </w:rPr>
+        <w:t>Ans:</w:t>
+      </w:r>
+      <w:r>
+        <w:br/>
+        <w:t>To keep the project lightweight. Categories are derived dynamically from existing food data, reducing development time while maintaining flexibility.</w:t>
+      </w:r>
+    </w:p>
+    <w:p>
+      <w:r>
+        <w:pict w14:anchorId="3CE9482C">
+          <v:rect id="_x0000_i1583" style="width:0;height:1.5pt" o:hralign="center" o:hrstd="t" o:hr="t" fillcolor="#a0a0a0" stroked="f"/>
+        </w:pict>
+      </w:r>
+    </w:p>
+    <w:p>
+      <w:pPr>
+        <w:rPr>
+          <w:b/>
+          <w:bCs/>
+        </w:rPr>
+      </w:pPr>
+      <w:r>
+        <w:rPr>
+          <w:b/>
+          <w:bCs/>
+        </w:rPr>
+        <w:t>Q207. What is Set in JavaScript?</w:t>
+      </w:r>
+    </w:p>
+    <w:p>
+      <w:r>
+        <w:rPr>
+          <w:b/>
+          <w:bCs/>
+        </w:rPr>
+        <w:t>Ans:</w:t>
+      </w:r>
+      <w:r>
+        <w:br/>
+        <w:t>Set is a collection of unique values. It removes duplicate entries automatically.</w:t>
+      </w:r>
+    </w:p>
+    <w:p>
+      <w:r>
+        <w:t>Example:</w:t>
+      </w:r>
+    </w:p>
+    <w:p>
+      <w:r>
+        <w:t>["Pizza","Pizza","Burger"]</w:t>
+      </w:r>
+    </w:p>
+    <w:p>
+      <w:r>
+        <w:t>becomes</w:t>
+      </w:r>
+    </w:p>
+    <w:p>
+      <w:r>
+        <w:lastRenderedPageBreak/>
+        <w:t>["Pizza","Burger"]</w:t>
+      </w:r>
+    </w:p>
+    <w:p>
+      <w:r>
+        <w:pict w14:anchorId="5C828D3C">
+          <v:rect id="_x0000_i1584" style="width:0;height:1.5pt" o:hralign="center" o:hrstd="t" o:hr="t" fillcolor="#a0a0a0" stroked="f"/>
+        </w:pict>
+      </w:r>
+    </w:p>
+    <w:p>
+      <w:pPr>
+        <w:rPr>
+          <w:b/>
+          <w:bCs/>
+        </w:rPr>
+      </w:pPr>
+      <w:r>
+        <w:rPr>
+          <w:b/>
+          <w:bCs/>
+        </w:rPr>
+        <w:t>Q208. Why use reusable components like FoodCard?</w:t>
+      </w:r>
+    </w:p>
+    <w:p>
+      <w:r>
+        <w:rPr>
+          <w:b/>
+          <w:bCs/>
+        </w:rPr>
+        <w:t>Ans:</w:t>
+      </w:r>
+      <w:r>
+        <w:br/>
+        <w:t>Reusability reduces duplicate code, simplifies maintenance, and keeps the UI consistent.</w:t>
+      </w:r>
+    </w:p>
+    <w:p>
+      <w:r>
+        <w:pict w14:anchorId="17711B0E">
+          <v:rect id="_x0000_i1585" style="width:0;height:1.5pt" o:hralign="center" o:hrstd="t" o:hr="t" fillcolor="#a0a0a0" stroked="f"/>
+        </w:pict>
+      </w:r>
+    </w:p>
+    <w:p>
+      <w:pPr>
+        <w:rPr>
+          <w:b/>
+          <w:bCs/>
+        </w:rPr>
+      </w:pPr>
+      <w:r>
+        <w:rPr>
+          <w:b/>
+          <w:bCs/>
+        </w:rPr>
+        <w:t>Q209. Why create a reusable Loading component?</w:t>
+      </w:r>
+    </w:p>
+    <w:p>
+      <w:r>
+        <w:rPr>
+          <w:b/>
+          <w:bCs/>
+        </w:rPr>
+        <w:t>Ans:</w:t>
+      </w:r>
+      <w:r>
+        <w:br/>
+        <w:t>Instead of writing loading UI on every page, one reusable component improves consistency and reduces code duplication.</w:t>
+      </w:r>
+    </w:p>
+    <w:p>
+      <w:r>
+        <w:pict w14:anchorId="69279CE8">
+          <v:rect id="_x0000_i1586" style="width:0;height:1.5pt" o:hralign="center" o:hrstd="t" o:hr="t" fillcolor="#a0a0a0" stroked="f"/>
+        </w:pict>
+      </w:r>
+    </w:p>
+    <w:p>
+      <w:pPr>
+        <w:rPr>
+          <w:b/>
+          <w:bCs/>
+        </w:rPr>
+      </w:pPr>
+      <w:r>
+        <w:rPr>
+          <w:b/>
+          <w:bCs/>
+        </w:rPr>
+        <w:t>Q210. Why create a reusable EmptyState component?</w:t>
+      </w:r>
+    </w:p>
+    <w:p>
+      <w:r>
+        <w:rPr>
+          <w:b/>
+          <w:bCs/>
+        </w:rPr>
+        <w:t>Ans:</w:t>
+      </w:r>
+      <w:r>
+        <w:br/>
+        <w:t>To display consistent messages whenever data is unavailable, improving user experience and code reuse.</w:t>
+      </w:r>
+    </w:p>
+    <w:p>
+      <w:r>
+        <w:pict w14:anchorId="2FBB72A8">
+          <v:rect id="_x0000_i1587" style="width:0;height:1.5pt" o:hralign="center" o:hrstd="t" o:hr="t" fillcolor="#a0a0a0" stroked="f"/>
+        </w:pict>
+      </w:r>
+    </w:p>
+    <w:p>
+      <w:pPr>
+        <w:rPr>
+          <w:b/>
+          <w:bCs/>
+        </w:rPr>
+      </w:pPr>
+      <w:r>
+        <w:rPr>
+          <w:b/>
+          <w:bCs/>
+        </w:rPr>
+        <w:t>Q211. Why disable the Place Order button?</w:t>
+      </w:r>
+    </w:p>
+    <w:p>
+      <w:r>
+        <w:rPr>
+          <w:b/>
+          <w:bCs/>
+        </w:rPr>
+        <w:t>Ans:</w:t>
+      </w:r>
+      <w:r>
+        <w:br/>
+        <w:t>To prevent duplicate order submissions while the API request is processing.</w:t>
+      </w:r>
+    </w:p>
+    <w:p>
+      <w:r>
+        <w:pict w14:anchorId="452A72F8">
+          <v:rect id="_x0000_i1588" style="width:0;height:1.5pt" o:hralign="center" o:hrstd="t" o:hr="t" fillcolor="#a0a0a0" stroked="f"/>
+        </w:pict>
+      </w:r>
+    </w:p>
+    <w:p>
+      <w:pPr>
+        <w:rPr>
+          <w:b/>
+          <w:bCs/>
+        </w:rPr>
+      </w:pPr>
+      <w:r>
+        <w:rPr>
+          <w:b/>
+          <w:bCs/>
+        </w:rPr>
+        <w:t>Q212. Why use finally in async functions?</w:t>
+      </w:r>
+    </w:p>
+    <w:p>
+      <w:r>
+        <w:rPr>
+          <w:b/>
+          <w:bCs/>
+        </w:rPr>
+        <w:t>Ans:</w:t>
+      </w:r>
+      <w:r>
+        <w:br/>
+        <w:t>finally executes whether the request succeeds or fails, making cleanup logic (like stopping loading) simpler.</w:t>
+      </w:r>
+    </w:p>
+    <w:p>
+      <w:r>
+        <w:pict w14:anchorId="08896911">
+          <v:rect id="_x0000_i1589" style="width:0;height:1.5pt" o:hralign="center" o:hrstd="t" o:hr="t" fillcolor="#a0a0a0" stroked="f"/>
+        </w:pict>
+      </w:r>
+    </w:p>
+    <w:p>
+      <w:pPr>
+        <w:rPr>
+          <w:b/>
+          <w:bCs/>
+        </w:rPr>
+      </w:pPr>
+      <w:r>
+        <w:rPr>
+          <w:b/>
+          <w:bCs/>
+        </w:rPr>
+        <w:t>Q213. Why store JWT in localStorage?</w:t>
+      </w:r>
+    </w:p>
+    <w:p>
+      <w:r>
+        <w:rPr>
+          <w:b/>
+          <w:bCs/>
+        </w:rPr>
+        <w:t>Ans:</w:t>
+      </w:r>
+      <w:r>
+        <w:br/>
+        <w:t>To persist authentication even after refreshing the browser, allowing users to stay logged in.</w:t>
+      </w:r>
+    </w:p>
+    <w:p>
+      <w:r>
+        <w:pict w14:anchorId="1A9063E8">
+          <v:rect id="_x0000_i1590" style="width:0;height:1.5pt" o:hralign="center" o:hrstd="t" o:hr="t" fillcolor="#a0a0a0" stroked="f"/>
+        </w:pict>
+      </w:r>
+    </w:p>
+    <w:p>
+      <w:pPr>
+        <w:rPr>
+          <w:b/>
+          <w:bCs/>
+        </w:rPr>
+      </w:pPr>
+      <w:r>
+        <w:rPr>
+          <w:b/>
+          <w:bCs/>
+        </w:rPr>
+        <w:lastRenderedPageBreak/>
+        <w:t>Q214. How is the Menu page connected to Home categories?</w:t>
+      </w:r>
+    </w:p>
+    <w:p>
+      <w:r>
+        <w:rPr>
+          <w:b/>
+          <w:bCs/>
+        </w:rPr>
+        <w:t>Ans:</w:t>
+      </w:r>
+      <w:r>
+        <w:br/>
+        <w:t>Clicking a category navigates to:</w:t>
+      </w:r>
+    </w:p>
+    <w:p>
+      <w:r>
+        <w:t>/menu?category=Pizza</w:t>
+      </w:r>
+    </w:p>
+    <w:p>
+      <w:r>
+        <w:t>The Menu page reads the query parameter and automatically filters foods.</w:t>
+      </w:r>
+    </w:p>
+    <w:p>
+      <w:r>
+        <w:pict w14:anchorId="30556DA2">
+          <v:rect id="_x0000_i1591" style="width:0;height:1.5pt" o:hralign="center" o:hrstd="t" o:hr="t" fillcolor="#a0a0a0" stroked="f"/>
+        </w:pict>
+      </w:r>
+    </w:p>
+    <w:p>
+      <w:pPr>
+        <w:rPr>
+          <w:b/>
+          <w:bCs/>
+        </w:rPr>
+      </w:pPr>
+      <w:r>
+        <w:rPr>
+          <w:b/>
+          <w:bCs/>
+        </w:rPr>
+        <w:t>Q215. Why use query parameters instead of global state?</w:t>
+      </w:r>
+    </w:p>
+    <w:p>
+      <w:r>
+        <w:rPr>
+          <w:b/>
+          <w:bCs/>
+        </w:rPr>
+        <w:t>Ans:</w:t>
+      </w:r>
+      <w:r>
+        <w:br/>
+        <w:t>Query parameters make URLs shareable, bookmarkable, and allow direct navigation to filtered results.</w:t>
+      </w:r>
+    </w:p>
+    <w:p>
+      <w:r>
+        <w:pict w14:anchorId="585BBC16">
+          <v:rect id="_x0000_i1592" style="width:0;height:1.5pt" o:hralign="center" o:hrstd="t" o:hr="t" fillcolor="#a0a0a0" stroked="f"/>
+        </w:pict>
+      </w:r>
+    </w:p>
+    <w:p>
+      <w:pPr>
+        <w:rPr>
+          <w:b/>
+          <w:bCs/>
+        </w:rPr>
+      </w:pPr>
+      <w:r>
+        <w:rPr>
+          <w:b/>
+          <w:bCs/>
+        </w:rPr>
+        <w:t>Q216. Why use Axios instead of Fetch?</w:t>
+      </w:r>
+    </w:p>
+    <w:p>
+      <w:r>
+        <w:rPr>
+          <w:b/>
+          <w:bCs/>
+        </w:rPr>
+        <w:t>Ans:</w:t>
+      </w:r>
+      <w:r>
+        <w:br/>
+        <w:t>Axios provides:</w:t>
+      </w:r>
+    </w:p>
+    <w:p>
+      <w:pPr>
+        <w:numPr>
+          <w:ilvl w:val="0"/>
+          <w:numId w:val="25"/>
+        </w:numPr>
+      </w:pPr>
+      <w:r>
+        <w:t xml:space="preserve">Simpler syntax </w:t>
+      </w:r>
+    </w:p>
+    <w:p>
+      <w:pPr>
+        <w:numPr>
+          <w:ilvl w:val="0"/>
+          <w:numId w:val="25"/>
+        </w:numPr>
+      </w:pPr>
+      <w:r>
+        <w:t xml:space="preserve">Automatic JSON parsing </w:t>
+      </w:r>
+    </w:p>
+    <w:p>
+      <w:pPr>
+        <w:numPr>
+          <w:ilvl w:val="0"/>
+          <w:numId w:val="25"/>
+        </w:numPr>
+      </w:pPr>
+      <w:r>
+        <w:t xml:space="preserve">Better error handling </w:t>
+      </w:r>
+    </w:p>
+    <w:p>
+      <w:pPr>
+        <w:numPr>
+          <w:ilvl w:val="0"/>
+          <w:numId w:val="25"/>
+        </w:numPr>
+      </w:pPr>
+      <w:r>
+        <w:t xml:space="preserve">Request interceptors </w:t>
+      </w:r>
+    </w:p>
+    <w:p>
+      <w:pPr>
+        <w:numPr>
+          <w:ilvl w:val="0"/>
+          <w:numId w:val="25"/>
+        </w:numPr>
+      </w:pPr>
+      <w:r>
+        <w:t xml:space="preserve">Easier header management </w:t>
+      </w:r>
+    </w:p>
+    <w:p>
+      <w:r>
+        <w:pict w14:anchorId="524B88D5">
+          <v:rect id="_x0000_i1593" style="width:0;height:1.5pt" o:hralign="center" o:hrstd="t" o:hr="t" fillcolor="#a0a0a0" stroked="f"/>
+        </w:pict>
+      </w:r>
+    </w:p>
+    <w:p>
+      <w:pPr>
+        <w:rPr>
+          <w:b/>
+          <w:bCs/>
+        </w:rPr>
+      </w:pPr>
+      <w:r>
+        <w:rPr>
+          <w:b/>
+          <w:bCs/>
+        </w:rPr>
+        <w:t>Q217. Why use React Hooks?</w:t>
+      </w:r>
+    </w:p>
+    <w:p>
+      <w:r>
+        <w:rPr>
+          <w:b/>
+          <w:bCs/>
+        </w:rPr>
+        <w:t>Ans:</w:t>
+      </w:r>
+      <w:r>
+        <w:br/>
+        <w:t>Hooks simplify state management and side effects without using class components.</w:t>
+      </w:r>
+    </w:p>
+    <w:p>
+      <w:r>
+        <w:t>Common hooks used:</w:t>
+      </w:r>
+    </w:p>
+    <w:p>
+      <w:pPr>
+        <w:numPr>
+          <w:ilvl w:val="0"/>
+          <w:numId w:val="26"/>
+        </w:numPr>
+      </w:pPr>
+      <w:r>
+        <w:t xml:space="preserve">useState </w:t>
+      </w:r>
+    </w:p>
+    <w:p>
+      <w:pPr>
+        <w:numPr>
+          <w:ilvl w:val="0"/>
+          <w:numId w:val="26"/>
+        </w:numPr>
+      </w:pPr>
+      <w:r>
+        <w:t xml:space="preserve">useEffect </w:t>
+      </w:r>
+    </w:p>
+    <w:p>
+      <w:pPr>
+        <w:numPr>
+          <w:ilvl w:val="0"/>
+          <w:numId w:val="26"/>
+        </w:numPr>
+      </w:pPr>
+      <w:r>
+        <w:t xml:space="preserve">useMemo </w:t>
+      </w:r>
+    </w:p>
+    <w:p>
+      <w:pPr>
+        <w:numPr>
+          <w:ilvl w:val="0"/>
+          <w:numId w:val="26"/>
+        </w:numPr>
+      </w:pPr>
+      <w:r>
+        <w:lastRenderedPageBreak/>
+        <w:t xml:space="preserve">useNavigate </w:t>
+      </w:r>
+    </w:p>
+    <w:p>
+      <w:r>
+        <w:pict w14:anchorId="36CD4259">
+          <v:rect id="_x0000_i1594" style="width:0;height:1.5pt" o:hralign="center" o:hrstd="t" o:hr="t" fillcolor="#a0a0a0" stroked="f"/>
+        </w:pict>
+      </w:r>
+    </w:p>
+    <w:p>
+      <w:pPr>
+        <w:rPr>
+          <w:b/>
+          <w:bCs/>
+        </w:rPr>
+      </w:pPr>
+      <w:r>
+        <w:rPr>
+          <w:b/>
+          <w:bCs/>
+        </w:rPr>
+        <w:t>Q218. Explain the complete customer workflow.</w:t>
+      </w:r>
+    </w:p>
+    <w:p>
+      <w:r>
+        <w:t>Register</w:t>
+      </w:r>
+    </w:p>
+    <w:p>
+      <w:r>
+        <w:t xml:space="preserve">    ↓</w:t>
+      </w:r>
+    </w:p>
+    <w:p>
+      <w:r>
+        <w:t>Login</w:t>
+      </w:r>
+    </w:p>
+    <w:p>
+      <w:r>
+        <w:t xml:space="preserve">    ↓</w:t>
+      </w:r>
+    </w:p>
+    <w:p>
+      <w:r>
+        <w:t>Browse Foods</w:t>
+      </w:r>
+    </w:p>
+    <w:p>
+      <w:r>
+        <w:t xml:space="preserve">    ↓</w:t>
+      </w:r>
+    </w:p>
+    <w:p>
+      <w:r>
+        <w:t>Search &amp; Filter</w:t>
+      </w:r>
+    </w:p>
+    <w:p>
+      <w:r>
+        <w:t xml:space="preserve">    ↓</w:t>
+      </w:r>
+    </w:p>
+    <w:p>
+      <w:r>
+        <w:t>Add to Cart</w:t>
+      </w:r>
+    </w:p>
+    <w:p>
+      <w:r>
+        <w:t xml:space="preserve">    ↓</w:t>
+      </w:r>
+    </w:p>
+    <w:p>
+      <w:r>
+        <w:t>Manage Address</w:t>
+      </w:r>
+    </w:p>
+    <w:p>
+      <w:r>
+        <w:t xml:space="preserve">    ↓</w:t>
+      </w:r>
+    </w:p>
+    <w:p>
+      <w:r>
+        <w:t>Checkout</w:t>
+      </w:r>
+    </w:p>
+    <w:p>
+      <w:r>
+        <w:t xml:space="preserve">    ↓</w:t>
+      </w:r>
+    </w:p>
+    <w:p>
+      <w:r>
+        <w:t>Place Order</w:t>
+      </w:r>
+    </w:p>
+    <w:p>
+      <w:r>
+        <w:t xml:space="preserve">    ↓</w:t>
+      </w:r>
+    </w:p>
+    <w:p>
+      <w:r>
+        <w:t>Track Orders</w:t>
+      </w:r>
+    </w:p>
+    <w:p>
+      <w:r>
+        <w:pict w14:anchorId="7B772A8B">
+          <v:rect id="_x0000_i1595" style="width:0;height:1.5pt" o:hralign="center" o:hrstd="t" o:hr="t" fillcolor="#a0a0a0" stroked="f"/>
+        </w:pict>
+      </w:r>
+    </w:p>
+    <w:p>
+      <w:pPr>
+        <w:rPr>
+          <w:b/>
+          <w:bCs/>
+        </w:rPr>
+      </w:pPr>
+      <w:r>
+        <w:rPr>
+          <w:b/>
+          <w:bCs/>
+        </w:rPr>
+        <w:t>Q219. Explain the complete admin workflow.</w:t>
+      </w:r>
+    </w:p>
+    <w:p>
+      <w:r>
+        <w:t>Admin Login</w:t>
+      </w:r>
+    </w:p>
+    <w:p>
+      <w:r>
+        <w:t xml:space="preserve">      ↓</w:t>
+      </w:r>
+    </w:p>
+    <w:p>
+      <w:r>
+        <w:t>Dashboard</w:t>
+      </w:r>
+    </w:p>
+    <w:p>
+      <w:r>
+        <w:t xml:space="preserve">      ↓</w:t>
+      </w:r>
+    </w:p>
+    <w:p>
+      <w:r>
+        <w:lastRenderedPageBreak/>
+        <w:t>Food Management</w:t>
+      </w:r>
+    </w:p>
+    <w:p>
+      <w:r>
+        <w:t xml:space="preserve">      ↓</w:t>
+      </w:r>
+    </w:p>
+    <w:p>
+      <w:r>
+        <w:t>Order Management</w:t>
+      </w:r>
+    </w:p>
+    <w:p>
+      <w:r>
+        <w:t xml:space="preserve">      ↓</w:t>
+      </w:r>
+    </w:p>
+    <w:p>
+      <w:r>
+        <w:t>Update Order Status</w:t>
+      </w:r>
+    </w:p>
+    <w:p>
+      <w:r>
+        <w:t xml:space="preserve">      ↓</w:t>
+      </w:r>
+    </w:p>
+    <w:p>
+      <w:r>
+        <w:t>Customer Sees Updated Status</w:t>
+      </w:r>
+    </w:p>
+    <w:p>
+      <w:r>
+        <w:pict w14:anchorId="25A80B03">
+          <v:rect id="_x0000_i1596" style="width:0;height:1.5pt" o:hralign="center" o:hrstd="t" o:hr="t" fillcolor="#a0a0a0" stroked="f"/>
+        </w:pict>
+      </w:r>
+    </w:p>
+    <w:p>
+      <w:pPr>
+        <w:rPr>
+          <w:b/>
+          <w:bCs/>
+        </w:rPr>
+      </w:pPr>
+      <w:r>
+        <w:rPr>
+          <w:b/>
+          <w:bCs/>
+        </w:rPr>
+        <w:t>Q220. What were the major technologies used?</w:t>
+      </w:r>
+    </w:p>
+    <w:p>
+      <w:r>
+        <w:rPr>
+          <w:b/>
+          <w:bCs/>
+        </w:rPr>
+        <w:t>Ans:</w:t>
+      </w:r>
+    </w:p>
+    <w:p>
+      <w:pPr>
+        <w:numPr>
+          <w:ilvl w:val="0"/>
+          <w:numId w:val="27"/>
+        </w:numPr>
+      </w:pPr>
+      <w:r>
+        <w:t xml:space="preserve">React.js </w:t>
+      </w:r>
+    </w:p>
+    <w:p>
+      <w:pPr>
+        <w:numPr>
+          <w:ilvl w:val="0"/>
+          <w:numId w:val="27"/>
+        </w:numPr>
+      </w:pPr>
+      <w:r>
+        <w:t xml:space="preserve">Node.js </w:t>
+      </w:r>
+    </w:p>
+    <w:p>
+      <w:pPr>
+        <w:numPr>
+          <w:ilvl w:val="0"/>
+          <w:numId w:val="27"/>
+        </w:numPr>
+      </w:pPr>
+      <w:r>
+        <w:t xml:space="preserve">Express.js </w:t>
+      </w:r>
+    </w:p>
+    <w:p>
+      <w:pPr>
+        <w:numPr>
+          <w:ilvl w:val="0"/>
+          <w:numId w:val="27"/>
+        </w:numPr>
+      </w:pPr>
+      <w:r>
+        <w:t xml:space="preserve">MongoDB </w:t>
+      </w:r>
+    </w:p>
+    <w:p>
+      <w:pPr>
+        <w:numPr>
+          <w:ilvl w:val="0"/>
+          <w:numId w:val="27"/>
+        </w:numPr>
+      </w:pPr>
+      <w:r>
+        <w:t xml:space="preserve">Mongoose </w:t>
+      </w:r>
+    </w:p>
+    <w:p>
+      <w:pPr>
+        <w:numPr>
+          <w:ilvl w:val="0"/>
+          <w:numId w:val="27"/>
+        </w:numPr>
+      </w:pPr>
+      <w:r>
+        <w:t xml:space="preserve">JWT </w:t>
+      </w:r>
+    </w:p>
+    <w:p>
+      <w:pPr>
+        <w:numPr>
+          <w:ilvl w:val="0"/>
+          <w:numId w:val="27"/>
+        </w:numPr>
+      </w:pPr>
+      <w:r>
+        <w:t xml:space="preserve">Axios </w:t>
+      </w:r>
+    </w:p>
+    <w:p>
+      <w:pPr>
+        <w:numPr>
+          <w:ilvl w:val="0"/>
+          <w:numId w:val="27"/>
+        </w:numPr>
+      </w:pPr>
+      <w:r>
+        <w:t xml:space="preserve">React Router </w:t>
+      </w:r>
+    </w:p>
+    <w:p>
+      <w:pPr>
+        <w:numPr>
+          <w:ilvl w:val="0"/>
+          <w:numId w:val="27"/>
+        </w:numPr>
+      </w:pPr>
+      <w:r>
+        <w:t xml:space="preserve">CSS </w:t>
+      </w:r>
+    </w:p>
+    <w:p>
+      <w:r>
+        <w:pict w14:anchorId="3ABB36F3">
+          <v:rect id="_x0000_i1597" style="width:0;height:1.5pt" o:hralign="center" o:hrstd="t" o:hr="t" fillcolor="#a0a0a0" stroked="f"/>
+        </w:pict>
+      </w:r>
+    </w:p>
+    <w:p>
+      <w:pPr>
+        <w:rPr>
+          <w:b/>
+          <w:bCs/>
+        </w:rPr>
+      </w:pPr>
+      <w:r>
+        <w:rPr>
+          <w:b/>
+          <w:bCs/>
+        </w:rPr>
+        <w:t>Q221. Which React concepts were used?</w:t>
+      </w:r>
+    </w:p>
+    <w:p>
+      <w:r>
+        <w:rPr>
+          <w:b/>
+          <w:bCs/>
+        </w:rPr>
+        <w:t>Ans:</w:t>
+      </w:r>
+    </w:p>
+    <w:p>
+      <w:pPr>
+        <w:numPr>
+          <w:ilvl w:val="0"/>
+          <w:numId w:val="28"/>
+        </w:numPr>
+      </w:pPr>
+      <w:r>
+        <w:t xml:space="preserve">Components </w:t>
+      </w:r>
+    </w:p>
+    <w:p>
+      <w:pPr>
+        <w:numPr>
+          <w:ilvl w:val="0"/>
+          <w:numId w:val="28"/>
+        </w:numPr>
+      </w:pPr>
+      <w:r>
+        <w:t xml:space="preserve">Props </w:t>
+      </w:r>
+    </w:p>
+    <w:p>
+      <w:pPr>
+        <w:numPr>
+          <w:ilvl w:val="0"/>
+          <w:numId w:val="28"/>
+        </w:numPr>
+      </w:pPr>
+      <w:r>
+        <w:t xml:space="preserve">State </w:t>
+      </w:r>
+    </w:p>
+    <w:p>
+      <w:pPr>
+        <w:numPr>
+          <w:ilvl w:val="0"/>
+          <w:numId w:val="28"/>
+        </w:numPr>
+      </w:pPr>
+      <w:r>
+        <w:t xml:space="preserve">Hooks </w:t>
+      </w:r>
+    </w:p>
+    <w:p>
+      <w:pPr>
+        <w:numPr>
+          <w:ilvl w:val="0"/>
+          <w:numId w:val="28"/>
+        </w:numPr>
+      </w:pPr>
+      <w:r>
+        <w:lastRenderedPageBreak/>
+        <w:t xml:space="preserve">Conditional Rendering </w:t>
+      </w:r>
+    </w:p>
+    <w:p>
+      <w:pPr>
+        <w:numPr>
+          <w:ilvl w:val="0"/>
+          <w:numId w:val="28"/>
+        </w:numPr>
+      </w:pPr>
+      <w:r>
+        <w:t xml:space="preserve">Event Handling </w:t>
+      </w:r>
+    </w:p>
+    <w:p>
+      <w:pPr>
+        <w:numPr>
+          <w:ilvl w:val="0"/>
+          <w:numId w:val="28"/>
+        </w:numPr>
+      </w:pPr>
+      <w:r>
+        <w:t xml:space="preserve">Routing </w:t>
+      </w:r>
+    </w:p>
+    <w:p>
+      <w:pPr>
+        <w:numPr>
+          <w:ilvl w:val="0"/>
+          <w:numId w:val="28"/>
+        </w:numPr>
+      </w:pPr>
+      <w:r>
+        <w:t xml:space="preserve">Component Reusability </w:t>
+      </w:r>
+    </w:p>
+    <w:p>
+      <w:r>
+        <w:pict w14:anchorId="3B37DF58">
+          <v:rect id="_x0000_i1598" style="width:0;height:1.5pt" o:hralign="center" o:hrstd="t" o:hr="t" fillcolor="#a0a0a0" stroked="f"/>
+        </w:pict>
+      </w:r>
+    </w:p>
+    <w:p>
+      <w:pPr>
+        <w:rPr>
+          <w:b/>
+          <w:bCs/>
+        </w:rPr>
+      </w:pPr>
+      <w:r>
+        <w:rPr>
+          <w:b/>
+          <w:bCs/>
+        </w:rPr>
+        <w:t>Q222. Which backend concepts were used?</w:t>
+      </w:r>
+    </w:p>
+    <w:p>
+      <w:r>
+        <w:rPr>
+          <w:b/>
+          <w:bCs/>
+        </w:rPr>
+        <w:t>Ans:</w:t>
+      </w:r>
+    </w:p>
+    <w:p>
+      <w:pPr>
+        <w:numPr>
+          <w:ilvl w:val="0"/>
+          <w:numId w:val="29"/>
+        </w:numPr>
+      </w:pPr>
+      <w:r>
+        <w:t xml:space="preserve">REST APIs </w:t>
+      </w:r>
+    </w:p>
+    <w:p>
+      <w:pPr>
+        <w:numPr>
+          <w:ilvl w:val="0"/>
+          <w:numId w:val="29"/>
+        </w:numPr>
+      </w:pPr>
+      <w:r>
+        <w:t xml:space="preserve">Express Router </w:t>
+      </w:r>
+    </w:p>
+    <w:p>
+      <w:pPr>
+        <w:numPr>
+          <w:ilvl w:val="0"/>
+          <w:numId w:val="29"/>
+        </w:numPr>
+      </w:pPr>
+      <w:r>
+        <w:t xml:space="preserve">Controllers </w:t>
+      </w:r>
+    </w:p>
+    <w:p>
+      <w:pPr>
+        <w:numPr>
+          <w:ilvl w:val="0"/>
+          <w:numId w:val="29"/>
+        </w:numPr>
+      </w:pPr>
+      <w:r>
+        <w:t xml:space="preserve">Middleware </w:t>
+      </w:r>
+    </w:p>
+    <w:p>
+      <w:pPr>
+        <w:numPr>
+          <w:ilvl w:val="0"/>
+          <w:numId w:val="29"/>
+        </w:numPr>
+      </w:pPr>
+      <w:r>
+        <w:t xml:space="preserve">JWT Authentication </w:t>
+      </w:r>
+    </w:p>
+    <w:p>
+      <w:pPr>
+        <w:numPr>
+          <w:ilvl w:val="0"/>
+          <w:numId w:val="29"/>
+        </w:numPr>
+      </w:pPr>
+      <w:r>
+        <w:t xml:space="preserve">Authorization </w:t>
+      </w:r>
+    </w:p>
+    <w:p>
+      <w:pPr>
+        <w:numPr>
+          <w:ilvl w:val="0"/>
+          <w:numId w:val="29"/>
+        </w:numPr>
+      </w:pPr>
+      <w:r>
+        <w:t xml:space="preserve">CRUD Operations </w:t>
+      </w:r>
+    </w:p>
+    <w:p>
+      <w:pPr>
+        <w:numPr>
+          <w:ilvl w:val="0"/>
+          <w:numId w:val="29"/>
+        </w:numPr>
+      </w:pPr>
+      <w:r>
+        <w:t xml:space="preserve">MongoDB Populate </w:t>
+      </w:r>
+    </w:p>
+    <w:p>
+      <w:r>
+        <w:pict w14:anchorId="69800F5A">
+          <v:rect id="_x0000_i1599" style="width:0;height:1.5pt" o:hralign="center" o:hrstd="t" o:hr="t" fillcolor="#a0a0a0" stroked="f"/>
+        </w:pict>
+      </w:r>
+    </w:p>
+    <w:p>
+      <w:pPr>
+        <w:rPr>
+          <w:b/>
+          <w:bCs/>
+        </w:rPr>
+      </w:pPr>
+      <w:r>
+        <w:rPr>
+          <w:b/>
+          <w:bCs/>
+        </w:rPr>
+        <w:t>Q223. Which database concepts were used?</w:t>
+      </w:r>
+    </w:p>
+    <w:p>
+      <w:r>
+        <w:rPr>
+          <w:b/>
+          <w:bCs/>
+        </w:rPr>
+        <w:t>Ans:</w:t>
+      </w:r>
+    </w:p>
+    <w:p>
+      <w:pPr>
+        <w:numPr>
+          <w:ilvl w:val="0"/>
+          <w:numId w:val="30"/>
+        </w:numPr>
+      </w:pPr>
+      <w:r>
+        <w:t xml:space="preserve">Collections </w:t>
+      </w:r>
+    </w:p>
+    <w:p>
+      <w:pPr>
+        <w:numPr>
+          <w:ilvl w:val="0"/>
+          <w:numId w:val="30"/>
+        </w:numPr>
+      </w:pPr>
+      <w:r>
+        <w:t xml:space="preserve">References (ObjectId) </w:t>
+      </w:r>
+    </w:p>
+    <w:p>
+      <w:pPr>
+        <w:numPr>
+          <w:ilvl w:val="0"/>
+          <w:numId w:val="30"/>
+        </w:numPr>
+      </w:pPr>
+      <w:r>
+        <w:t xml:space="preserve">Schema Validation </w:t>
+      </w:r>
+    </w:p>
+    <w:p>
+      <w:pPr>
+        <w:numPr>
+          <w:ilvl w:val="0"/>
+          <w:numId w:val="30"/>
+        </w:numPr>
+      </w:pPr>
+      <w:r>
+        <w:t xml:space="preserve">Relationships </w:t>
+      </w:r>
+    </w:p>
+    <w:p>
+      <w:pPr>
+        <w:numPr>
+          <w:ilvl w:val="0"/>
+          <w:numId w:val="30"/>
+        </w:numPr>
+      </w:pPr>
+      <w:r>
+        <w:t xml:space="preserve">Populate </w:t>
+      </w:r>
+    </w:p>
+    <w:p>
+      <w:pPr>
+        <w:numPr>
+          <w:ilvl w:val="0"/>
+          <w:numId w:val="30"/>
+        </w:numPr>
+      </w:pPr>
+      <w:r>
+        <w:t xml:space="preserve">Indexing (email uniqueness) </w:t>
+      </w:r>
+    </w:p>
+    <w:p>
+      <w:r>
+        <w:pict w14:anchorId="70D9EE79">
+          <v:rect id="_x0000_i1600" style="width:0;height:1.5pt" o:hralign="center" o:hrstd="t" o:hr="t" fillcolor="#a0a0a0" stroked="f"/>
+        </w:pict>
+      </w:r>
+    </w:p>
+    <w:p>
+      <w:pPr>
+        <w:rPr>
+          <w:b/>
+          <w:bCs/>
+        </w:rPr>
+      </w:pPr>
+      <w:r>
+        <w:rPr>
+          <w:b/>
+          <w:bCs/>
+        </w:rPr>
+        <w:t>Q224. What challenges did you face?</w:t>
+      </w:r>
+    </w:p>
+    <w:p>
+      <w:r>
+        <w:rPr>
+          <w:b/>
+          <w:bCs/>
+        </w:rPr>
+        <w:lastRenderedPageBreak/>
+        <w:t>Ans:</w:t>
+      </w:r>
+      <w:r>
+        <w:br/>
+        <w:t>Examples:</w:t>
+      </w:r>
+    </w:p>
+    <w:p>
+      <w:pPr>
+        <w:numPr>
+          <w:ilvl w:val="0"/>
+          <w:numId w:val="31"/>
+        </w:numPr>
+      </w:pPr>
+      <w:r>
+        <w:t xml:space="preserve">MongoDB Atlas connection issue </w:t>
+      </w:r>
+    </w:p>
+    <w:p>
+      <w:pPr>
+        <w:numPr>
+          <w:ilvl w:val="0"/>
+          <w:numId w:val="31"/>
+        </w:numPr>
+      </w:pPr>
+      <w:r>
+        <w:t xml:space="preserve">JWT authentication debugging </w:t>
+      </w:r>
+    </w:p>
+    <w:p>
+      <w:pPr>
+        <w:numPr>
+          <w:ilvl w:val="0"/>
+          <w:numId w:val="31"/>
+        </w:numPr>
+      </w:pPr>
+      <w:r>
+        <w:t xml:space="preserve">Route ordering (/admin vs /:id) </w:t>
+      </w:r>
+    </w:p>
+    <w:p>
+      <w:pPr>
+        <w:numPr>
+          <w:ilvl w:val="0"/>
+          <w:numId w:val="31"/>
+        </w:numPr>
+      </w:pPr>
+      <w:r>
+        <w:t xml:space="preserve">Protected route implementation </w:t>
+      </w:r>
+    </w:p>
+    <w:p>
+      <w:pPr>
+        <w:numPr>
+          <w:ilvl w:val="0"/>
+          <w:numId w:val="31"/>
+        </w:numPr>
+      </w:pPr>
+      <w:r>
+        <w:t xml:space="preserve">Dynamic category generation </w:t>
+      </w:r>
+    </w:p>
+    <w:p>
+      <w:pPr>
+        <w:numPr>
+          <w:ilvl w:val="0"/>
+          <w:numId w:val="31"/>
+        </w:numPr>
+      </w:pPr>
+      <w:r>
+        <w:t xml:space="preserve">Responsive UI adjustments </w:t>
+      </w:r>
+    </w:p>
+    <w:p>
+      <w:r>
+        <w:pict w14:anchorId="739E7EAE">
+          <v:rect id="_x0000_i1601" style="width:0;height:1.5pt" o:hralign="center" o:hrstd="t" o:hr="t" fillcolor="#a0a0a0" stroked="f"/>
+        </w:pict>
+      </w:r>
+    </w:p>
+    <w:p>
+      <w:pPr>
+        <w:rPr>
+          <w:b/>
+          <w:bCs/>
+        </w:rPr>
+      </w:pPr>
+      <w:r>
+        <w:rPr>
+          <w:b/>
+          <w:bCs/>
+        </w:rPr>
+        <w:t>Q225. What improvements can be added later?</w:t>
+      </w:r>
+    </w:p>
+    <w:p>
+      <w:r>
+        <w:rPr>
+          <w:b/>
+          <w:bCs/>
+        </w:rPr>
+        <w:t>Ans:</w:t>
+      </w:r>
+    </w:p>
+    <w:p>
+      <w:pPr>
+        <w:numPr>
+          <w:ilvl w:val="0"/>
+          <w:numId w:val="32"/>
+        </w:numPr>
+      </w:pPr>
+      <w:r>
+        <w:t xml:space="preserve">Payment Gateway </w:t>
+      </w:r>
+    </w:p>
+    <w:p>
+      <w:pPr>
+        <w:numPr>
+          <w:ilvl w:val="0"/>
+          <w:numId w:val="32"/>
+        </w:numPr>
+      </w:pPr>
+      <w:r>
+        <w:t xml:space="preserve">Delivery Partner Module </w:t>
+      </w:r>
+    </w:p>
+    <w:p>
+      <w:pPr>
+        <w:numPr>
+          <w:ilvl w:val="0"/>
+          <w:numId w:val="32"/>
+        </w:numPr>
+      </w:pPr>
+      <w:r>
+        <w:t xml:space="preserve">Image Upload (Cloudinary) </w:t>
+      </w:r>
+    </w:p>
+    <w:p>
+      <w:pPr>
+        <w:numPr>
+          <w:ilvl w:val="0"/>
+          <w:numId w:val="32"/>
+        </w:numPr>
+      </w:pPr>
+      <w:r>
+        <w:t xml:space="preserve">Ratings &amp; Reviews </w:t>
+      </w:r>
+    </w:p>
+    <w:p>
+      <w:pPr>
+        <w:numPr>
+          <w:ilvl w:val="0"/>
+          <w:numId w:val="32"/>
+        </w:numPr>
+      </w:pPr>
+      <w:r>
+        <w:t xml:space="preserve">Wishlist </w:t>
+      </w:r>
+    </w:p>
+    <w:p>
+      <w:pPr>
+        <w:numPr>
+          <w:ilvl w:val="0"/>
+          <w:numId w:val="32"/>
+        </w:numPr>
+      </w:pPr>
+      <w:r>
+        <w:t xml:space="preserve">Real-Time Notifications </w:t>
+      </w:r>
+    </w:p>
+    <w:p>
+      <w:r>
+        <w:pict w14:anchorId="226EDA9D">
+          <v:rect id="_x0000_i1602" style="width:0;height:1.5pt" o:hralign="center" o:hrstd="t" o:hr="t" fillcolor="#a0a0a0" stroked="f"/>
+        </w:pict>
+      </w:r>
+    </w:p>
+    <w:p>
+      <w:pPr>
+        <w:rPr>
+          <w:b/>
+          <w:bCs/>
+        </w:rPr>
+      </w:pPr>
+      <w:r>
+        <w:rPr>
+          <w:rFonts w:ascii="Segoe UI Emoji" w:hAnsi="Segoe UI Emoji" w:cs="Segoe UI Emoji"/>
+          <w:b/>
+          <w:bCs/>
+        </w:rPr>
+        <w:t>⭐</w:t>
+      </w:r>
+      <w:r>
+        <w:rPr>
+          <w:b/>
+          <w:bCs/>
+        </w:rPr>
+        <w:t xml:space="preserve"> FoodHub Project Summary</w:t>
+      </w:r>
+    </w:p>
+    <w:p>
+      <w:pPr>
+        <w:rPr>
+          <w:b/>
+          <w:bCs/>
+        </w:rPr>
+      </w:pPr>
+      <w:r>
+        <w:rPr>
+          <w:b/>
+          <w:bCs/>
+        </w:rPr>
+        <w:t>Frontend</w:t>
+      </w:r>
+    </w:p>
+    <w:p>
+      <w:pPr>
+        <w:numPr>
+          <w:ilvl w:val="0"/>
+          <w:numId w:val="33"/>
+        </w:numPr>
+      </w:pPr>
+      <w:r>
+        <w:t xml:space="preserve">React.js </w:t>
+      </w:r>
+    </w:p>
+    <w:p>
+      <w:pPr>
+        <w:numPr>
+          <w:ilvl w:val="0"/>
+          <w:numId w:val="33"/>
+        </w:numPr>
+      </w:pPr>
+      <w:r>
+        <w:t xml:space="preserve">React Router </w:t>
+      </w:r>
+    </w:p>
+    <w:p>
+      <w:pPr>
+        <w:numPr>
+          <w:ilvl w:val="0"/>
+          <w:numId w:val="33"/>
+        </w:numPr>
+      </w:pPr>
+      <w:r>
+        <w:t xml:space="preserve">Axios </w:t>
+      </w:r>
+    </w:p>
+    <w:p>
+      <w:pPr>
+        <w:numPr>
+          <w:ilvl w:val="0"/>
+          <w:numId w:val="33"/>
+        </w:numPr>
+      </w:pPr>
+      <w:r>
+        <w:t xml:space="preserve">Responsive CSS </w:t>
+      </w:r>
+    </w:p>
+    <w:p>
+      <w:pPr>
+        <w:numPr>
+          <w:ilvl w:val="0"/>
+          <w:numId w:val="33"/>
+        </w:numPr>
+      </w:pPr>
+      <w:r>
+        <w:t xml:space="preserve">Reusable Components </w:t>
+      </w:r>
+    </w:p>
+    <w:p>
+      <w:pPr>
+        <w:rPr>
+          <w:b/>
+          <w:bCs/>
+        </w:rPr>
+      </w:pPr>
+      <w:r>
+        <w:rPr>
+          <w:b/>
+          <w:bCs/>
+        </w:rPr>
+        <w:t>Backend</w:t>
+      </w:r>
+    </w:p>
+    <w:p>
+      <w:pPr>
+        <w:numPr>
+          <w:ilvl w:val="0"/>
+          <w:numId w:val="34"/>
+        </w:numPr>
+      </w:pPr>
+      <w:r>
+        <w:lastRenderedPageBreak/>
+        <w:t xml:space="preserve">Node.js </w:t>
+      </w:r>
+    </w:p>
+    <w:p>
+      <w:pPr>
+        <w:numPr>
+          <w:ilvl w:val="0"/>
+          <w:numId w:val="34"/>
+        </w:numPr>
+      </w:pPr>
+      <w:r>
+        <w:t xml:space="preserve">Express.js </w:t>
+      </w:r>
+    </w:p>
+    <w:p>
+      <w:pPr>
+        <w:numPr>
+          <w:ilvl w:val="0"/>
+          <w:numId w:val="34"/>
+        </w:numPr>
+      </w:pPr>
+      <w:r>
+        <w:t xml:space="preserve">JWT Authentication </w:t>
+      </w:r>
+    </w:p>
+    <w:p>
+      <w:pPr>
+        <w:numPr>
+          <w:ilvl w:val="0"/>
+          <w:numId w:val="34"/>
+        </w:numPr>
+      </w:pPr>
+      <w:r>
+        <w:t xml:space="preserve">Middleware </w:t>
+      </w:r>
+    </w:p>
+    <w:p>
+      <w:pPr>
+        <w:numPr>
+          <w:ilvl w:val="0"/>
+          <w:numId w:val="34"/>
+        </w:numPr>
+      </w:pPr>
+      <w:r>
+        <w:t xml:space="preserve">REST APIs </w:t>
+      </w:r>
+    </w:p>
+    <w:p>
+      <w:pPr>
+        <w:rPr>
+          <w:b/>
+          <w:bCs/>
+        </w:rPr>
+      </w:pPr>
+      <w:r>
+        <w:rPr>
+          <w:b/>
+          <w:bCs/>
+        </w:rPr>
+        <w:t>Database</w:t>
+      </w:r>
+    </w:p>
+    <w:p>
+      <w:pPr>
+        <w:numPr>
+          <w:ilvl w:val="0"/>
+          <w:numId w:val="35"/>
+        </w:numPr>
+      </w:pPr>
+      <w:r>
+        <w:t xml:space="preserve">MongoDB </w:t>
+      </w:r>
+    </w:p>
+    <w:p>
+      <w:pPr>
+        <w:numPr>
+          <w:ilvl w:val="0"/>
+          <w:numId w:val="35"/>
+        </w:numPr>
+      </w:pPr>
+      <w:r>
+        <w:t xml:space="preserve">Mongoose </w:t>
+      </w:r>
+    </w:p>
+    <w:p>
+      <w:pPr>
+        <w:numPr>
+          <w:ilvl w:val="0"/>
+          <w:numId w:val="35"/>
+        </w:numPr>
+      </w:pPr>
+      <w:r>
+        <w:t xml:space="preserve">Schema Relationships </w:t>
+      </w:r>
+    </w:p>
+    <w:p>
+      <w:pPr>
+        <w:rPr>
+          <w:b/>
+          <w:bCs/>
+        </w:rPr>
+      </w:pPr>
+      <w:r>
+        <w:rPr>
+          <w:b/>
+          <w:bCs/>
+        </w:rPr>
+        <w:t>Major Modules</w:t>
+      </w:r>
+    </w:p>
+    <w:p>
+      <w:pPr>
+        <w:numPr>
+          <w:ilvl w:val="0"/>
+          <w:numId w:val="36"/>
+        </w:numPr>
+      </w:pPr>
+      <w:r>
+        <w:t xml:space="preserve">Authentication </w:t>
+      </w:r>
+    </w:p>
+    <w:p>
+      <w:pPr>
+        <w:numPr>
+          <w:ilvl w:val="0"/>
+          <w:numId w:val="36"/>
+        </w:numPr>
+      </w:pPr>
+      <w:r>
+        <w:t xml:space="preserve">Food </w:t>
+      </w:r>
+    </w:p>
+    <w:p>
+      <w:pPr>
+        <w:numPr>
+          <w:ilvl w:val="0"/>
+          <w:numId w:val="36"/>
+        </w:numPr>
+      </w:pPr>
+      <w:r>
+        <w:t xml:space="preserve">Cart </w:t>
+      </w:r>
+    </w:p>
+    <w:p>
+      <w:pPr>
+        <w:numPr>
+          <w:ilvl w:val="0"/>
+          <w:numId w:val="36"/>
+        </w:numPr>
+      </w:pPr>
+      <w:r>
+        <w:t xml:space="preserve">Address </w:t>
+      </w:r>
+    </w:p>
+    <w:p>
+      <w:pPr>
+        <w:numPr>
+          <w:ilvl w:val="0"/>
+          <w:numId w:val="36"/>
+        </w:numPr>
+      </w:pPr>
+      <w:r>
+        <w:t xml:space="preserve">Checkout </w:t>
+      </w:r>
+    </w:p>
+    <w:p>
+      <w:pPr>
+        <w:numPr>
+          <w:ilvl w:val="0"/>
+          <w:numId w:val="36"/>
+        </w:numPr>
+      </w:pPr>
+      <w:r>
+        <w:t xml:space="preserve">Orders </w:t>
+      </w:r>
+    </w:p>
+    <w:p>
+      <w:pPr>
+        <w:numPr>
+          <w:ilvl w:val="0"/>
+          <w:numId w:val="36"/>
+        </w:numPr>
+      </w:pPr>
+      <w:r>
+        <w:t xml:space="preserve">Admin Dashboard </w:t>
+      </w:r>
+    </w:p>
+    <w:p>
+      <w:pPr>
+        <w:numPr>
+          <w:ilvl w:val="0"/>
+          <w:numId w:val="36"/>
+        </w:numPr>
+      </w:pPr>
+      <w:r>
+        <w:t xml:space="preserve">Food Management </w:t>
+      </w:r>
+    </w:p>
+    <w:p>
+      <w:pPr>
+        <w:numPr>
+          <w:ilvl w:val="0"/>
+          <w:numId w:val="36"/>
+        </w:numPr>
+      </w:pPr>
+      <w:r>
+        <w:t xml:space="preserve">Order Management </w:t>
+      </w:r>
+    </w:p>
+    <w:p>
+      <w:pPr>
+        <w:numPr>
+          <w:ilvl w:val="0"/>
+          <w:numId w:val="36"/>
+        </w:numPr>
+      </w:pPr>
+      <w:r>
+        <w:t xml:space="preserve">Search &amp; Filter </w:t>
+      </w:r>
+    </w:p>
+    <w:p>
+      <w:pPr>
+        <w:numPr>
+          <w:ilvl w:val="0"/>
+          <w:numId w:val="36"/>
+        </w:numPr>
+      </w:pPr>
+      <w:r>
+        <w:t xml:space="preserve">Dynamic Categories </w:t>
       </w:r>
     </w:p>
     <w:p/>
@@ -19479,6 +18472,155 @@
     </w:lvl>
   </w:abstractNum>
   <w:abstractNum w:abstractNumId="2" w15:restartNumberingAfterBreak="0">
+    <w:nsid w:val="02EC58B7"/>
+    <w:multiLevelType w:val="multilevel"/>
+    <w:tmpl w:val="52502952"/>
+    <w:lvl w:ilvl="0">
+      <w:start w:val="1"/>
+      <w:numFmt w:val="bullet"/>
+      <w:lvlText w:val=""/>
+      <w:lvlJc w:val="left"/>
+      <w:pPr>
+        <w:tabs>
+          <w:tab w:val="num" w:pos="720"/>
+        </w:tabs>
+        <w:ind w:left="720" w:hanging="360"/>
+      </w:pPr>
+      <w:rPr>
+        <w:rFonts w:ascii="Symbol" w:hAnsi="Symbol" w:hint="default"/>
+        <w:sz w:val="20"/>
+      </w:rPr>
+    </w:lvl>
+    <w:lvl w:ilvl="1" w:tentative="1">
+      <w:start w:val="1"/>
+      <w:numFmt w:val="bullet"/>
+      <w:lvlText w:val="o"/>
+      <w:lvlJc w:val="left"/>
+      <w:pPr>
+        <w:tabs>
+          <w:tab w:val="num" w:pos="1440"/>
+        </w:tabs>
+        <w:ind w:left="1440" w:hanging="360"/>
+      </w:pPr>
+      <w:rPr>
+        <w:rFonts w:ascii="Courier New" w:hAnsi="Courier New" w:hint="default"/>
+        <w:sz w:val="20"/>
+      </w:rPr>
+    </w:lvl>
+    <w:lvl w:ilvl="2" w:tentative="1">
+      <w:start w:val="1"/>
+      <w:numFmt w:val="bullet"/>
+      <w:lvlText w:val=""/>
+      <w:lvlJc w:val="left"/>
+      <w:pPr>
+        <w:tabs>
+          <w:tab w:val="num" w:pos="2160"/>
+        </w:tabs>
+        <w:ind w:left="2160" w:hanging="360"/>
+      </w:pPr>
+      <w:rPr>
+        <w:rFonts w:ascii="Wingdings" w:hAnsi="Wingdings" w:hint="default"/>
+        <w:sz w:val="20"/>
+      </w:rPr>
+    </w:lvl>
+    <w:lvl w:ilvl="3" w:tentative="1">
+      <w:start w:val="1"/>
+      <w:numFmt w:val="bullet"/>
+      <w:lvlText w:val=""/>
+      <w:lvlJc w:val="left"/>
+      <w:pPr>
+        <w:tabs>
+          <w:tab w:val="num" w:pos="2880"/>
+        </w:tabs>
+        <w:ind w:left="2880" w:hanging="360"/>
+      </w:pPr>
+      <w:rPr>
+        <w:rFonts w:ascii="Wingdings" w:hAnsi="Wingdings" w:hint="default"/>
+        <w:sz w:val="20"/>
+      </w:rPr>
+    </w:lvl>
+    <w:lvl w:ilvl="4" w:tentative="1">
+      <w:start w:val="1"/>
+      <w:numFmt w:val="bullet"/>
+      <w:lvlText w:val=""/>
+      <w:lvlJc w:val="left"/>
+      <w:pPr>
+        <w:tabs>
+          <w:tab w:val="num" w:pos="3600"/>
+        </w:tabs>
+        <w:ind w:left="3600" w:hanging="360"/>
+      </w:pPr>
+      <w:rPr>
+        <w:rFonts w:ascii="Wingdings" w:hAnsi="Wingdings" w:hint="default"/>
+        <w:sz w:val="20"/>
+      </w:rPr>
+    </w:lvl>
+    <w:lvl w:ilvl="5" w:tentative="1">
+      <w:start w:val="1"/>
+      <w:numFmt w:val="bullet"/>
+      <w:lvlText w:val=""/>
+      <w:lvlJc w:val="left"/>
+      <w:pPr>
+        <w:tabs>
+          <w:tab w:val="num" w:pos="4320"/>
+        </w:tabs>
+        <w:ind w:left="4320" w:hanging="360"/>
+      </w:pPr>
+      <w:rPr>
+        <w:rFonts w:ascii="Wingdings" w:hAnsi="Wingdings" w:hint="default"/>
+        <w:sz w:val="20"/>
+      </w:rPr>
+    </w:lvl>
+    <w:lvl w:ilvl="6" w:tentative="1">
+      <w:start w:val="1"/>
+      <w:numFmt w:val="bullet"/>
+      <w:lvlText w:val=""/>
+      <w:lvlJc w:val="left"/>
+      <w:pPr>
+        <w:tabs>
+          <w:tab w:val="num" w:pos="5040"/>
+        </w:tabs>
+        <w:ind w:left="5040" w:hanging="360"/>
+      </w:pPr>
+      <w:rPr>
+        <w:rFonts w:ascii="Wingdings" w:hAnsi="Wingdings" w:hint="default"/>
+        <w:sz w:val="20"/>
+      </w:rPr>
+    </w:lvl>
+    <w:lvl w:ilvl="7" w:tentative="1">
+      <w:start w:val="1"/>
+      <w:numFmt w:val="bullet"/>
+      <w:lvlText w:val=""/>
+      <w:lvlJc w:val="left"/>
+      <w:pPr>
+        <w:tabs>
+          <w:tab w:val="num" w:pos="5760"/>
+        </w:tabs>
+        <w:ind w:left="5760" w:hanging="360"/>
+      </w:pPr>
+      <w:rPr>
+        <w:rFonts w:ascii="Wingdings" w:hAnsi="Wingdings" w:hint="default"/>
+        <w:sz w:val="20"/>
+      </w:rPr>
+    </w:lvl>
+    <w:lvl w:ilvl="8" w:tentative="1">
+      <w:start w:val="1"/>
+      <w:numFmt w:val="bullet"/>
+      <w:lvlText w:val=""/>
+      <w:lvlJc w:val="left"/>
+      <w:pPr>
+        <w:tabs>
+          <w:tab w:val="num" w:pos="6480"/>
+        </w:tabs>
+        <w:ind w:left="6480" w:hanging="360"/>
+      </w:pPr>
+      <w:rPr>
+        <w:rFonts w:ascii="Wingdings" w:hAnsi="Wingdings" w:hint="default"/>
+        <w:sz w:val="20"/>
+      </w:rPr>
+    </w:lvl>
+  </w:abstractNum>
+  <w:abstractNum w:abstractNumId="3" w15:restartNumberingAfterBreak="0">
     <w:nsid w:val="098B45AC"/>
     <w:multiLevelType w:val="multilevel"/>
     <w:tmpl w:val="42089394"/>
@@ -19627,7 +18769,305 @@
       </w:rPr>
     </w:lvl>
   </w:abstractNum>
-  <w:abstractNum w:abstractNumId="3" w15:restartNumberingAfterBreak="0">
+  <w:abstractNum w:abstractNumId="4" w15:restartNumberingAfterBreak="0">
+    <w:nsid w:val="09F233B0"/>
+    <w:multiLevelType w:val="multilevel"/>
+    <w:tmpl w:val="5072792A"/>
+    <w:lvl w:ilvl="0">
+      <w:start w:val="1"/>
+      <w:numFmt w:val="bullet"/>
+      <w:lvlText w:val=""/>
+      <w:lvlJc w:val="left"/>
+      <w:pPr>
+        <w:tabs>
+          <w:tab w:val="num" w:pos="720"/>
+        </w:tabs>
+        <w:ind w:left="720" w:hanging="360"/>
+      </w:pPr>
+      <w:rPr>
+        <w:rFonts w:ascii="Symbol" w:hAnsi="Symbol" w:hint="default"/>
+        <w:sz w:val="20"/>
+      </w:rPr>
+    </w:lvl>
+    <w:lvl w:ilvl="1" w:tentative="1">
+      <w:start w:val="1"/>
+      <w:numFmt w:val="bullet"/>
+      <w:lvlText w:val="o"/>
+      <w:lvlJc w:val="left"/>
+      <w:pPr>
+        <w:tabs>
+          <w:tab w:val="num" w:pos="1440"/>
+        </w:tabs>
+        <w:ind w:left="1440" w:hanging="360"/>
+      </w:pPr>
+      <w:rPr>
+        <w:rFonts w:ascii="Courier New" w:hAnsi="Courier New" w:hint="default"/>
+        <w:sz w:val="20"/>
+      </w:rPr>
+    </w:lvl>
+    <w:lvl w:ilvl="2" w:tentative="1">
+      <w:start w:val="1"/>
+      <w:numFmt w:val="bullet"/>
+      <w:lvlText w:val=""/>
+      <w:lvlJc w:val="left"/>
+      <w:pPr>
+        <w:tabs>
+          <w:tab w:val="num" w:pos="2160"/>
+        </w:tabs>
+        <w:ind w:left="2160" w:hanging="360"/>
+      </w:pPr>
+      <w:rPr>
+        <w:rFonts w:ascii="Wingdings" w:hAnsi="Wingdings" w:hint="default"/>
+        <w:sz w:val="20"/>
+      </w:rPr>
+    </w:lvl>
+    <w:lvl w:ilvl="3" w:tentative="1">
+      <w:start w:val="1"/>
+      <w:numFmt w:val="bullet"/>
+      <w:lvlText w:val=""/>
+      <w:lvlJc w:val="left"/>
+      <w:pPr>
+        <w:tabs>
+          <w:tab w:val="num" w:pos="2880"/>
+        </w:tabs>
+        <w:ind w:left="2880" w:hanging="360"/>
+      </w:pPr>
+      <w:rPr>
+        <w:rFonts w:ascii="Wingdings" w:hAnsi="Wingdings" w:hint="default"/>
+        <w:sz w:val="20"/>
+      </w:rPr>
+    </w:lvl>
+    <w:lvl w:ilvl="4" w:tentative="1">
+      <w:start w:val="1"/>
+      <w:numFmt w:val="bullet"/>
+      <w:lvlText w:val=""/>
+      <w:lvlJc w:val="left"/>
+      <w:pPr>
+        <w:tabs>
+          <w:tab w:val="num" w:pos="3600"/>
+        </w:tabs>
+        <w:ind w:left="3600" w:hanging="360"/>
+      </w:pPr>
+      <w:rPr>
+        <w:rFonts w:ascii="Wingdings" w:hAnsi="Wingdings" w:hint="default"/>
+        <w:sz w:val="20"/>
+      </w:rPr>
+    </w:lvl>
+    <w:lvl w:ilvl="5" w:tentative="1">
+      <w:start w:val="1"/>
+      <w:numFmt w:val="bullet"/>
+      <w:lvlText w:val=""/>
+      <w:lvlJc w:val="left"/>
+      <w:pPr>
+        <w:tabs>
+          <w:tab w:val="num" w:pos="4320"/>
+        </w:tabs>
+        <w:ind w:left="4320" w:hanging="360"/>
+      </w:pPr>
+      <w:rPr>
+        <w:rFonts w:ascii="Wingdings" w:hAnsi="Wingdings" w:hint="default"/>
+        <w:sz w:val="20"/>
+      </w:rPr>
+    </w:lvl>
+    <w:lvl w:ilvl="6" w:tentative="1">
+      <w:start w:val="1"/>
+      <w:numFmt w:val="bullet"/>
+      <w:lvlText w:val=""/>
+      <w:lvlJc w:val="left"/>
+      <w:pPr>
+        <w:tabs>
+          <w:tab w:val="num" w:pos="5040"/>
+        </w:tabs>
+        <w:ind w:left="5040" w:hanging="360"/>
+      </w:pPr>
+      <w:rPr>
+        <w:rFonts w:ascii="Wingdings" w:hAnsi="Wingdings" w:hint="default"/>
+        <w:sz w:val="20"/>
+      </w:rPr>
+    </w:lvl>
+    <w:lvl w:ilvl="7" w:tentative="1">
+      <w:start w:val="1"/>
+      <w:numFmt w:val="bullet"/>
+      <w:lvlText w:val=""/>
+      <w:lvlJc w:val="left"/>
+      <w:pPr>
+        <w:tabs>
+          <w:tab w:val="num" w:pos="5760"/>
+        </w:tabs>
+        <w:ind w:left="5760" w:hanging="360"/>
+      </w:pPr>
+      <w:rPr>
+        <w:rFonts w:ascii="Wingdings" w:hAnsi="Wingdings" w:hint="default"/>
+        <w:sz w:val="20"/>
+      </w:rPr>
+    </w:lvl>
+    <w:lvl w:ilvl="8" w:tentative="1">
+      <w:start w:val="1"/>
+      <w:numFmt w:val="bullet"/>
+      <w:lvlText w:val=""/>
+      <w:lvlJc w:val="left"/>
+      <w:pPr>
+        <w:tabs>
+          <w:tab w:val="num" w:pos="6480"/>
+        </w:tabs>
+        <w:ind w:left="6480" w:hanging="360"/>
+      </w:pPr>
+      <w:rPr>
+        <w:rFonts w:ascii="Wingdings" w:hAnsi="Wingdings" w:hint="default"/>
+        <w:sz w:val="20"/>
+      </w:rPr>
+    </w:lvl>
+  </w:abstractNum>
+  <w:abstractNum w:abstractNumId="5" w15:restartNumberingAfterBreak="0">
+    <w:nsid w:val="0DBC1099"/>
+    <w:multiLevelType w:val="multilevel"/>
+    <w:tmpl w:val="D758069C"/>
+    <w:lvl w:ilvl="0">
+      <w:start w:val="1"/>
+      <w:numFmt w:val="bullet"/>
+      <w:lvlText w:val=""/>
+      <w:lvlJc w:val="left"/>
+      <w:pPr>
+        <w:tabs>
+          <w:tab w:val="num" w:pos="720"/>
+        </w:tabs>
+        <w:ind w:left="720" w:hanging="360"/>
+      </w:pPr>
+      <w:rPr>
+        <w:rFonts w:ascii="Symbol" w:hAnsi="Symbol" w:hint="default"/>
+        <w:sz w:val="20"/>
+      </w:rPr>
+    </w:lvl>
+    <w:lvl w:ilvl="1" w:tentative="1">
+      <w:start w:val="1"/>
+      <w:numFmt w:val="bullet"/>
+      <w:lvlText w:val="o"/>
+      <w:lvlJc w:val="left"/>
+      <w:pPr>
+        <w:tabs>
+          <w:tab w:val="num" w:pos="1440"/>
+        </w:tabs>
+        <w:ind w:left="1440" w:hanging="360"/>
+      </w:pPr>
+      <w:rPr>
+        <w:rFonts w:ascii="Courier New" w:hAnsi="Courier New" w:hint="default"/>
+        <w:sz w:val="20"/>
+      </w:rPr>
+    </w:lvl>
+    <w:lvl w:ilvl="2" w:tentative="1">
+      <w:start w:val="1"/>
+      <w:numFmt w:val="bullet"/>
+      <w:lvlText w:val=""/>
+      <w:lvlJc w:val="left"/>
+      <w:pPr>
+        <w:tabs>
+          <w:tab w:val="num" w:pos="2160"/>
+        </w:tabs>
+        <w:ind w:left="2160" w:hanging="360"/>
+      </w:pPr>
+      <w:rPr>
+        <w:rFonts w:ascii="Wingdings" w:hAnsi="Wingdings" w:hint="default"/>
+        <w:sz w:val="20"/>
+      </w:rPr>
+    </w:lvl>
+    <w:lvl w:ilvl="3" w:tentative="1">
+      <w:start w:val="1"/>
+      <w:numFmt w:val="bullet"/>
+      <w:lvlText w:val=""/>
+      <w:lvlJc w:val="left"/>
+      <w:pPr>
+        <w:tabs>
+          <w:tab w:val="num" w:pos="2880"/>
+        </w:tabs>
+        <w:ind w:left="2880" w:hanging="360"/>
+      </w:pPr>
+      <w:rPr>
+        <w:rFonts w:ascii="Wingdings" w:hAnsi="Wingdings" w:hint="default"/>
+        <w:sz w:val="20"/>
+      </w:rPr>
+    </w:lvl>
+    <w:lvl w:ilvl="4" w:tentative="1">
+      <w:start w:val="1"/>
+      <w:numFmt w:val="bullet"/>
+      <w:lvlText w:val=""/>
+      <w:lvlJc w:val="left"/>
+      <w:pPr>
+        <w:tabs>
+          <w:tab w:val="num" w:pos="3600"/>
+        </w:tabs>
+        <w:ind w:left="3600" w:hanging="360"/>
+      </w:pPr>
+      <w:rPr>
+        <w:rFonts w:ascii="Wingdings" w:hAnsi="Wingdings" w:hint="default"/>
+        <w:sz w:val="20"/>
+      </w:rPr>
+    </w:lvl>
+    <w:lvl w:ilvl="5" w:tentative="1">
+      <w:start w:val="1"/>
+      <w:numFmt w:val="bullet"/>
+      <w:lvlText w:val=""/>
+      <w:lvlJc w:val="left"/>
+      <w:pPr>
+        <w:tabs>
+          <w:tab w:val="num" w:pos="4320"/>
+        </w:tabs>
+        <w:ind w:left="4320" w:hanging="360"/>
+      </w:pPr>
+      <w:rPr>
+        <w:rFonts w:ascii="Wingdings" w:hAnsi="Wingdings" w:hint="default"/>
+        <w:sz w:val="20"/>
+      </w:rPr>
+    </w:lvl>
+    <w:lvl w:ilvl="6" w:tentative="1">
+      <w:start w:val="1"/>
+      <w:numFmt w:val="bullet"/>
+      <w:lvlText w:val=""/>
+      <w:lvlJc w:val="left"/>
+      <w:pPr>
+        <w:tabs>
+          <w:tab w:val="num" w:pos="5040"/>
+        </w:tabs>
+        <w:ind w:left="5040" w:hanging="360"/>
+      </w:pPr>
+      <w:rPr>
+        <w:rFonts w:ascii="Wingdings" w:hAnsi="Wingdings" w:hint="default"/>
+        <w:sz w:val="20"/>
+      </w:rPr>
+    </w:lvl>
+    <w:lvl w:ilvl="7" w:tentative="1">
+      <w:start w:val="1"/>
+      <w:numFmt w:val="bullet"/>
+      <w:lvlText w:val=""/>
+      <w:lvlJc w:val="left"/>
+      <w:pPr>
+        <w:tabs>
+          <w:tab w:val="num" w:pos="5760"/>
+        </w:tabs>
+        <w:ind w:left="5760" w:hanging="360"/>
+      </w:pPr>
+      <w:rPr>
+        <w:rFonts w:ascii="Wingdings" w:hAnsi="Wingdings" w:hint="default"/>
+        <w:sz w:val="20"/>
+      </w:rPr>
+    </w:lvl>
+    <w:lvl w:ilvl="8" w:tentative="1">
+      <w:start w:val="1"/>
+      <w:numFmt w:val="bullet"/>
+      <w:lvlText w:val=""/>
+      <w:lvlJc w:val="left"/>
+      <w:pPr>
+        <w:tabs>
+          <w:tab w:val="num" w:pos="6480"/>
+        </w:tabs>
+        <w:ind w:left="6480" w:hanging="360"/>
+      </w:pPr>
+      <w:rPr>
+        <w:rFonts w:ascii="Wingdings" w:hAnsi="Wingdings" w:hint="default"/>
+        <w:sz w:val="20"/>
+      </w:rPr>
+    </w:lvl>
+  </w:abstractNum>
+  <w:abstractNum w:abstractNumId="6" w15:restartNumberingAfterBreak="0">
     <w:nsid w:val="0EC415CC"/>
     <w:multiLevelType w:val="multilevel"/>
     <w:tmpl w:val="D57A66CC"/>
@@ -19776,7 +19216,7 @@
       </w:rPr>
     </w:lvl>
   </w:abstractNum>
-  <w:abstractNum w:abstractNumId="4" w15:restartNumberingAfterBreak="0">
+  <w:abstractNum w:abstractNumId="7" w15:restartNumberingAfterBreak="0">
     <w:nsid w:val="14C32C3C"/>
     <w:multiLevelType w:val="multilevel"/>
     <w:tmpl w:val="74960048"/>
@@ -19925,7 +19365,156 @@
       </w:rPr>
     </w:lvl>
   </w:abstractNum>
-  <w:abstractNum w:abstractNumId="5" w15:restartNumberingAfterBreak="0">
+  <w:abstractNum w:abstractNumId="8" w15:restartNumberingAfterBreak="0">
+    <w:nsid w:val="151905DB"/>
+    <w:multiLevelType w:val="multilevel"/>
+    <w:tmpl w:val="952AF2AC"/>
+    <w:lvl w:ilvl="0">
+      <w:start w:val="1"/>
+      <w:numFmt w:val="bullet"/>
+      <w:lvlText w:val=""/>
+      <w:lvlJc w:val="left"/>
+      <w:pPr>
+        <w:tabs>
+          <w:tab w:val="num" w:pos="720"/>
+        </w:tabs>
+        <w:ind w:left="720" w:hanging="360"/>
+      </w:pPr>
+      <w:rPr>
+        <w:rFonts w:ascii="Symbol" w:hAnsi="Symbol" w:hint="default"/>
+        <w:sz w:val="20"/>
+      </w:rPr>
+    </w:lvl>
+    <w:lvl w:ilvl="1" w:tentative="1">
+      <w:start w:val="1"/>
+      <w:numFmt w:val="bullet"/>
+      <w:lvlText w:val="o"/>
+      <w:lvlJc w:val="left"/>
+      <w:pPr>
+        <w:tabs>
+          <w:tab w:val="num" w:pos="1440"/>
+        </w:tabs>
+        <w:ind w:left="1440" w:hanging="360"/>
+      </w:pPr>
+      <w:rPr>
+        <w:rFonts w:ascii="Courier New" w:hAnsi="Courier New" w:hint="default"/>
+        <w:sz w:val="20"/>
+      </w:rPr>
+    </w:lvl>
+    <w:lvl w:ilvl="2" w:tentative="1">
+      <w:start w:val="1"/>
+      <w:numFmt w:val="bullet"/>
+      <w:lvlText w:val=""/>
+      <w:lvlJc w:val="left"/>
+      <w:pPr>
+        <w:tabs>
+          <w:tab w:val="num" w:pos="2160"/>
+        </w:tabs>
+        <w:ind w:left="2160" w:hanging="360"/>
+      </w:pPr>
+      <w:rPr>
+        <w:rFonts w:ascii="Wingdings" w:hAnsi="Wingdings" w:hint="default"/>
+        <w:sz w:val="20"/>
+      </w:rPr>
+    </w:lvl>
+    <w:lvl w:ilvl="3" w:tentative="1">
+      <w:start w:val="1"/>
+      <w:numFmt w:val="bullet"/>
+      <w:lvlText w:val=""/>
+      <w:lvlJc w:val="left"/>
+      <w:pPr>
+        <w:tabs>
+          <w:tab w:val="num" w:pos="2880"/>
+        </w:tabs>
+        <w:ind w:left="2880" w:hanging="360"/>
+      </w:pPr>
+      <w:rPr>
+        <w:rFonts w:ascii="Wingdings" w:hAnsi="Wingdings" w:hint="default"/>
+        <w:sz w:val="20"/>
+      </w:rPr>
+    </w:lvl>
+    <w:lvl w:ilvl="4" w:tentative="1">
+      <w:start w:val="1"/>
+      <w:numFmt w:val="bullet"/>
+      <w:lvlText w:val=""/>
+      <w:lvlJc w:val="left"/>
+      <w:pPr>
+        <w:tabs>
+          <w:tab w:val="num" w:pos="3600"/>
+        </w:tabs>
+        <w:ind w:left="3600" w:hanging="360"/>
+      </w:pPr>
+      <w:rPr>
+        <w:rFonts w:ascii="Wingdings" w:hAnsi="Wingdings" w:hint="default"/>
+        <w:sz w:val="20"/>
+      </w:rPr>
+    </w:lvl>
+    <w:lvl w:ilvl="5" w:tentative="1">
+      <w:start w:val="1"/>
+      <w:numFmt w:val="bullet"/>
+      <w:lvlText w:val=""/>
+      <w:lvlJc w:val="left"/>
+      <w:pPr>
+        <w:tabs>
+          <w:tab w:val="num" w:pos="4320"/>
+        </w:tabs>
+        <w:ind w:left="4320" w:hanging="360"/>
+      </w:pPr>
+      <w:rPr>
+        <w:rFonts w:ascii="Wingdings" w:hAnsi="Wingdings" w:hint="default"/>
+        <w:sz w:val="20"/>
+      </w:rPr>
+    </w:lvl>
+    <w:lvl w:ilvl="6" w:tentative="1">
+      <w:start w:val="1"/>
+      <w:numFmt w:val="bullet"/>
+      <w:lvlText w:val=""/>
+      <w:lvlJc w:val="left"/>
+      <w:pPr>
+        <w:tabs>
+          <w:tab w:val="num" w:pos="5040"/>
+        </w:tabs>
+        <w:ind w:left="5040" w:hanging="360"/>
+      </w:pPr>
+      <w:rPr>
+        <w:rFonts w:ascii="Wingdings" w:hAnsi="Wingdings" w:hint="default"/>
+        <w:sz w:val="20"/>
+      </w:rPr>
+    </w:lvl>
+    <w:lvl w:ilvl="7" w:tentative="1">
+      <w:start w:val="1"/>
+      <w:numFmt w:val="bullet"/>
+      <w:lvlText w:val=""/>
+      <w:lvlJc w:val="left"/>
+      <w:pPr>
+        <w:tabs>
+          <w:tab w:val="num" w:pos="5760"/>
+        </w:tabs>
+        <w:ind w:left="5760" w:hanging="360"/>
+      </w:pPr>
+      <w:rPr>
+        <w:rFonts w:ascii="Wingdings" w:hAnsi="Wingdings" w:hint="default"/>
+        <w:sz w:val="20"/>
+      </w:rPr>
+    </w:lvl>
+    <w:lvl w:ilvl="8" w:tentative="1">
+      <w:start w:val="1"/>
+      <w:numFmt w:val="bullet"/>
+      <w:lvlText w:val=""/>
+      <w:lvlJc w:val="left"/>
+      <w:pPr>
+        <w:tabs>
+          <w:tab w:val="num" w:pos="6480"/>
+        </w:tabs>
+        <w:ind w:left="6480" w:hanging="360"/>
+      </w:pPr>
+      <w:rPr>
+        <w:rFonts w:ascii="Wingdings" w:hAnsi="Wingdings" w:hint="default"/>
+        <w:sz w:val="20"/>
+      </w:rPr>
+    </w:lvl>
+  </w:abstractNum>
+  <w:abstractNum w:abstractNumId="9" w15:restartNumberingAfterBreak="0">
     <w:nsid w:val="1AC77633"/>
     <w:multiLevelType w:val="multilevel"/>
     <w:tmpl w:val="B58AF6A2"/>
@@ -20074,7 +19663,156 @@
       </w:rPr>
     </w:lvl>
   </w:abstractNum>
-  <w:abstractNum w:abstractNumId="6" w15:restartNumberingAfterBreak="0">
+  <w:abstractNum w:abstractNumId="10" w15:restartNumberingAfterBreak="0">
+    <w:nsid w:val="1CB45FC0"/>
+    <w:multiLevelType w:val="multilevel"/>
+    <w:tmpl w:val="0424242A"/>
+    <w:lvl w:ilvl="0">
+      <w:start w:val="1"/>
+      <w:numFmt w:val="bullet"/>
+      <w:lvlText w:val=""/>
+      <w:lvlJc w:val="left"/>
+      <w:pPr>
+        <w:tabs>
+          <w:tab w:val="num" w:pos="720"/>
+        </w:tabs>
+        <w:ind w:left="720" w:hanging="360"/>
+      </w:pPr>
+      <w:rPr>
+        <w:rFonts w:ascii="Symbol" w:hAnsi="Symbol" w:hint="default"/>
+        <w:sz w:val="20"/>
+      </w:rPr>
+    </w:lvl>
+    <w:lvl w:ilvl="1" w:tentative="1">
+      <w:start w:val="1"/>
+      <w:numFmt w:val="bullet"/>
+      <w:lvlText w:val="o"/>
+      <w:lvlJc w:val="left"/>
+      <w:pPr>
+        <w:tabs>
+          <w:tab w:val="num" w:pos="1440"/>
+        </w:tabs>
+        <w:ind w:left="1440" w:hanging="360"/>
+      </w:pPr>
+      <w:rPr>
+        <w:rFonts w:ascii="Courier New" w:hAnsi="Courier New" w:hint="default"/>
+        <w:sz w:val="20"/>
+      </w:rPr>
+    </w:lvl>
+    <w:lvl w:ilvl="2" w:tentative="1">
+      <w:start w:val="1"/>
+      <w:numFmt w:val="bullet"/>
+      <w:lvlText w:val=""/>
+      <w:lvlJc w:val="left"/>
+      <w:pPr>
+        <w:tabs>
+          <w:tab w:val="num" w:pos="2160"/>
+        </w:tabs>
+        <w:ind w:left="2160" w:hanging="360"/>
+      </w:pPr>
+      <w:rPr>
+        <w:rFonts w:ascii="Wingdings" w:hAnsi="Wingdings" w:hint="default"/>
+        <w:sz w:val="20"/>
+      </w:rPr>
+    </w:lvl>
+    <w:lvl w:ilvl="3" w:tentative="1">
+      <w:start w:val="1"/>
+      <w:numFmt w:val="bullet"/>
+      <w:lvlText w:val=""/>
+      <w:lvlJc w:val="left"/>
+      <w:pPr>
+        <w:tabs>
+          <w:tab w:val="num" w:pos="2880"/>
+        </w:tabs>
+        <w:ind w:left="2880" w:hanging="360"/>
+      </w:pPr>
+      <w:rPr>
+        <w:rFonts w:ascii="Wingdings" w:hAnsi="Wingdings" w:hint="default"/>
+        <w:sz w:val="20"/>
+      </w:rPr>
+    </w:lvl>
+    <w:lvl w:ilvl="4" w:tentative="1">
+      <w:start w:val="1"/>
+      <w:numFmt w:val="bullet"/>
+      <w:lvlText w:val=""/>
+      <w:lvlJc w:val="left"/>
+      <w:pPr>
+        <w:tabs>
+          <w:tab w:val="num" w:pos="3600"/>
+        </w:tabs>
+        <w:ind w:left="3600" w:hanging="360"/>
+      </w:pPr>
+      <w:rPr>
+        <w:rFonts w:ascii="Wingdings" w:hAnsi="Wingdings" w:hint="default"/>
+        <w:sz w:val="20"/>
+      </w:rPr>
+    </w:lvl>
+    <w:lvl w:ilvl="5" w:tentative="1">
+      <w:start w:val="1"/>
+      <w:numFmt w:val="bullet"/>
+      <w:lvlText w:val=""/>
+      <w:lvlJc w:val="left"/>
+      <w:pPr>
+        <w:tabs>
+          <w:tab w:val="num" w:pos="4320"/>
+        </w:tabs>
+        <w:ind w:left="4320" w:hanging="360"/>
+      </w:pPr>
+      <w:rPr>
+        <w:rFonts w:ascii="Wingdings" w:hAnsi="Wingdings" w:hint="default"/>
+        <w:sz w:val="20"/>
+      </w:rPr>
+    </w:lvl>
+    <w:lvl w:ilvl="6" w:tentative="1">
+      <w:start w:val="1"/>
+      <w:numFmt w:val="bullet"/>
+      <w:lvlText w:val=""/>
+      <w:lvlJc w:val="left"/>
+      <w:pPr>
+        <w:tabs>
+          <w:tab w:val="num" w:pos="5040"/>
+        </w:tabs>
+        <w:ind w:left="5040" w:hanging="360"/>
+      </w:pPr>
+      <w:rPr>
+        <w:rFonts w:ascii="Wingdings" w:hAnsi="Wingdings" w:hint="default"/>
+        <w:sz w:val="20"/>
+      </w:rPr>
+    </w:lvl>
+    <w:lvl w:ilvl="7" w:tentative="1">
+      <w:start w:val="1"/>
+      <w:numFmt w:val="bullet"/>
+      <w:lvlText w:val=""/>
+      <w:lvlJc w:val="left"/>
+      <w:pPr>
+        <w:tabs>
+          <w:tab w:val="num" w:pos="5760"/>
+        </w:tabs>
+        <w:ind w:left="5760" w:hanging="360"/>
+      </w:pPr>
+      <w:rPr>
+        <w:rFonts w:ascii="Wingdings" w:hAnsi="Wingdings" w:hint="default"/>
+        <w:sz w:val="20"/>
+      </w:rPr>
+    </w:lvl>
+    <w:lvl w:ilvl="8" w:tentative="1">
+      <w:start w:val="1"/>
+      <w:numFmt w:val="bullet"/>
+      <w:lvlText w:val=""/>
+      <w:lvlJc w:val="left"/>
+      <w:pPr>
+        <w:tabs>
+          <w:tab w:val="num" w:pos="6480"/>
+        </w:tabs>
+        <w:ind w:left="6480" w:hanging="360"/>
+      </w:pPr>
+      <w:rPr>
+        <w:rFonts w:ascii="Wingdings" w:hAnsi="Wingdings" w:hint="default"/>
+        <w:sz w:val="20"/>
+      </w:rPr>
+    </w:lvl>
+  </w:abstractNum>
+  <w:abstractNum w:abstractNumId="11" w15:restartNumberingAfterBreak="0">
     <w:nsid w:val="1CC55C4E"/>
     <w:multiLevelType w:val="multilevel"/>
     <w:tmpl w:val="D6B68AF6"/>
@@ -20223,7 +19961,7 @@
       </w:rPr>
     </w:lvl>
   </w:abstractNum>
-  <w:abstractNum w:abstractNumId="7" w15:restartNumberingAfterBreak="0">
+  <w:abstractNum w:abstractNumId="12" w15:restartNumberingAfterBreak="0">
     <w:nsid w:val="247317E3"/>
     <w:multiLevelType w:val="multilevel"/>
     <w:tmpl w:val="0EF050A4"/>
@@ -20372,7 +20110,305 @@
       </w:rPr>
     </w:lvl>
   </w:abstractNum>
-  <w:abstractNum w:abstractNumId="8" w15:restartNumberingAfterBreak="0">
+  <w:abstractNum w:abstractNumId="13" w15:restartNumberingAfterBreak="0">
+    <w:nsid w:val="2A721885"/>
+    <w:multiLevelType w:val="multilevel"/>
+    <w:tmpl w:val="BB3A4512"/>
+    <w:lvl w:ilvl="0">
+      <w:start w:val="1"/>
+      <w:numFmt w:val="bullet"/>
+      <w:lvlText w:val=""/>
+      <w:lvlJc w:val="left"/>
+      <w:pPr>
+        <w:tabs>
+          <w:tab w:val="num" w:pos="720"/>
+        </w:tabs>
+        <w:ind w:left="720" w:hanging="360"/>
+      </w:pPr>
+      <w:rPr>
+        <w:rFonts w:ascii="Symbol" w:hAnsi="Symbol" w:hint="default"/>
+        <w:sz w:val="20"/>
+      </w:rPr>
+    </w:lvl>
+    <w:lvl w:ilvl="1" w:tentative="1">
+      <w:start w:val="1"/>
+      <w:numFmt w:val="bullet"/>
+      <w:lvlText w:val="o"/>
+      <w:lvlJc w:val="left"/>
+      <w:pPr>
+        <w:tabs>
+          <w:tab w:val="num" w:pos="1440"/>
+        </w:tabs>
+        <w:ind w:left="1440" w:hanging="360"/>
+      </w:pPr>
+      <w:rPr>
+        <w:rFonts w:ascii="Courier New" w:hAnsi="Courier New" w:hint="default"/>
+        <w:sz w:val="20"/>
+      </w:rPr>
+    </w:lvl>
+    <w:lvl w:ilvl="2" w:tentative="1">
+      <w:start w:val="1"/>
+      <w:numFmt w:val="bullet"/>
+      <w:lvlText w:val=""/>
+      <w:lvlJc w:val="left"/>
+      <w:pPr>
+        <w:tabs>
+          <w:tab w:val="num" w:pos="2160"/>
+        </w:tabs>
+        <w:ind w:left="2160" w:hanging="360"/>
+      </w:pPr>
+      <w:rPr>
+        <w:rFonts w:ascii="Wingdings" w:hAnsi="Wingdings" w:hint="default"/>
+        <w:sz w:val="20"/>
+      </w:rPr>
+    </w:lvl>
+    <w:lvl w:ilvl="3" w:tentative="1">
+      <w:start w:val="1"/>
+      <w:numFmt w:val="bullet"/>
+      <w:lvlText w:val=""/>
+      <w:lvlJc w:val="left"/>
+      <w:pPr>
+        <w:tabs>
+          <w:tab w:val="num" w:pos="2880"/>
+        </w:tabs>
+        <w:ind w:left="2880" w:hanging="360"/>
+      </w:pPr>
+      <w:rPr>
+        <w:rFonts w:ascii="Wingdings" w:hAnsi="Wingdings" w:hint="default"/>
+        <w:sz w:val="20"/>
+      </w:rPr>
+    </w:lvl>
+    <w:lvl w:ilvl="4" w:tentative="1">
+      <w:start w:val="1"/>
+      <w:numFmt w:val="bullet"/>
+      <w:lvlText w:val=""/>
+      <w:lvlJc w:val="left"/>
+      <w:pPr>
+        <w:tabs>
+          <w:tab w:val="num" w:pos="3600"/>
+        </w:tabs>
+        <w:ind w:left="3600" w:hanging="360"/>
+      </w:pPr>
+      <w:rPr>
+        <w:rFonts w:ascii="Wingdings" w:hAnsi="Wingdings" w:hint="default"/>
+        <w:sz w:val="20"/>
+      </w:rPr>
+    </w:lvl>
+    <w:lvl w:ilvl="5" w:tentative="1">
+      <w:start w:val="1"/>
+      <w:numFmt w:val="bullet"/>
+      <w:lvlText w:val=""/>
+      <w:lvlJc w:val="left"/>
+      <w:pPr>
+        <w:tabs>
+          <w:tab w:val="num" w:pos="4320"/>
+        </w:tabs>
+        <w:ind w:left="4320" w:hanging="360"/>
+      </w:pPr>
+      <w:rPr>
+        <w:rFonts w:ascii="Wingdings" w:hAnsi="Wingdings" w:hint="default"/>
+        <w:sz w:val="20"/>
+      </w:rPr>
+    </w:lvl>
+    <w:lvl w:ilvl="6" w:tentative="1">
+      <w:start w:val="1"/>
+      <w:numFmt w:val="bullet"/>
+      <w:lvlText w:val=""/>
+      <w:lvlJc w:val="left"/>
+      <w:pPr>
+        <w:tabs>
+          <w:tab w:val="num" w:pos="5040"/>
+        </w:tabs>
+        <w:ind w:left="5040" w:hanging="360"/>
+      </w:pPr>
+      <w:rPr>
+        <w:rFonts w:ascii="Wingdings" w:hAnsi="Wingdings" w:hint="default"/>
+        <w:sz w:val="20"/>
+      </w:rPr>
+    </w:lvl>
+    <w:lvl w:ilvl="7" w:tentative="1">
+      <w:start w:val="1"/>
+      <w:numFmt w:val="bullet"/>
+      <w:lvlText w:val=""/>
+      <w:lvlJc w:val="left"/>
+      <w:pPr>
+        <w:tabs>
+          <w:tab w:val="num" w:pos="5760"/>
+        </w:tabs>
+        <w:ind w:left="5760" w:hanging="360"/>
+      </w:pPr>
+      <w:rPr>
+        <w:rFonts w:ascii="Wingdings" w:hAnsi="Wingdings" w:hint="default"/>
+        <w:sz w:val="20"/>
+      </w:rPr>
+    </w:lvl>
+    <w:lvl w:ilvl="8" w:tentative="1">
+      <w:start w:val="1"/>
+      <w:numFmt w:val="bullet"/>
+      <w:lvlText w:val=""/>
+      <w:lvlJc w:val="left"/>
+      <w:pPr>
+        <w:tabs>
+          <w:tab w:val="num" w:pos="6480"/>
+        </w:tabs>
+        <w:ind w:left="6480" w:hanging="360"/>
+      </w:pPr>
+      <w:rPr>
+        <w:rFonts w:ascii="Wingdings" w:hAnsi="Wingdings" w:hint="default"/>
+        <w:sz w:val="20"/>
+      </w:rPr>
+    </w:lvl>
+  </w:abstractNum>
+  <w:abstractNum w:abstractNumId="14" w15:restartNumberingAfterBreak="0">
+    <w:nsid w:val="2BC9030F"/>
+    <w:multiLevelType w:val="multilevel"/>
+    <w:tmpl w:val="18D633DE"/>
+    <w:lvl w:ilvl="0">
+      <w:start w:val="1"/>
+      <w:numFmt w:val="bullet"/>
+      <w:lvlText w:val=""/>
+      <w:lvlJc w:val="left"/>
+      <w:pPr>
+        <w:tabs>
+          <w:tab w:val="num" w:pos="720"/>
+        </w:tabs>
+        <w:ind w:left="720" w:hanging="360"/>
+      </w:pPr>
+      <w:rPr>
+        <w:rFonts w:ascii="Symbol" w:hAnsi="Symbol" w:hint="default"/>
+        <w:sz w:val="20"/>
+      </w:rPr>
+    </w:lvl>
+    <w:lvl w:ilvl="1" w:tentative="1">
+      <w:start w:val="1"/>
+      <w:numFmt w:val="bullet"/>
+      <w:lvlText w:val="o"/>
+      <w:lvlJc w:val="left"/>
+      <w:pPr>
+        <w:tabs>
+          <w:tab w:val="num" w:pos="1440"/>
+        </w:tabs>
+        <w:ind w:left="1440" w:hanging="360"/>
+      </w:pPr>
+      <w:rPr>
+        <w:rFonts w:ascii="Courier New" w:hAnsi="Courier New" w:hint="default"/>
+        <w:sz w:val="20"/>
+      </w:rPr>
+    </w:lvl>
+    <w:lvl w:ilvl="2" w:tentative="1">
+      <w:start w:val="1"/>
+      <w:numFmt w:val="bullet"/>
+      <w:lvlText w:val=""/>
+      <w:lvlJc w:val="left"/>
+      <w:pPr>
+        <w:tabs>
+          <w:tab w:val="num" w:pos="2160"/>
+        </w:tabs>
+        <w:ind w:left="2160" w:hanging="360"/>
+      </w:pPr>
+      <w:rPr>
+        <w:rFonts w:ascii="Wingdings" w:hAnsi="Wingdings" w:hint="default"/>
+        <w:sz w:val="20"/>
+      </w:rPr>
+    </w:lvl>
+    <w:lvl w:ilvl="3" w:tentative="1">
+      <w:start w:val="1"/>
+      <w:numFmt w:val="bullet"/>
+      <w:lvlText w:val=""/>
+      <w:lvlJc w:val="left"/>
+      <w:pPr>
+        <w:tabs>
+          <w:tab w:val="num" w:pos="2880"/>
+        </w:tabs>
+        <w:ind w:left="2880" w:hanging="360"/>
+      </w:pPr>
+      <w:rPr>
+        <w:rFonts w:ascii="Wingdings" w:hAnsi="Wingdings" w:hint="default"/>
+        <w:sz w:val="20"/>
+      </w:rPr>
+    </w:lvl>
+    <w:lvl w:ilvl="4" w:tentative="1">
+      <w:start w:val="1"/>
+      <w:numFmt w:val="bullet"/>
+      <w:lvlText w:val=""/>
+      <w:lvlJc w:val="left"/>
+      <w:pPr>
+        <w:tabs>
+          <w:tab w:val="num" w:pos="3600"/>
+        </w:tabs>
+        <w:ind w:left="3600" w:hanging="360"/>
+      </w:pPr>
+      <w:rPr>
+        <w:rFonts w:ascii="Wingdings" w:hAnsi="Wingdings" w:hint="default"/>
+        <w:sz w:val="20"/>
+      </w:rPr>
+    </w:lvl>
+    <w:lvl w:ilvl="5" w:tentative="1">
+      <w:start w:val="1"/>
+      <w:numFmt w:val="bullet"/>
+      <w:lvlText w:val=""/>
+      <w:lvlJc w:val="left"/>
+      <w:pPr>
+        <w:tabs>
+          <w:tab w:val="num" w:pos="4320"/>
+        </w:tabs>
+        <w:ind w:left="4320" w:hanging="360"/>
+      </w:pPr>
+      <w:rPr>
+        <w:rFonts w:ascii="Wingdings" w:hAnsi="Wingdings" w:hint="default"/>
+        <w:sz w:val="20"/>
+      </w:rPr>
+    </w:lvl>
+    <w:lvl w:ilvl="6" w:tentative="1">
+      <w:start w:val="1"/>
+      <w:numFmt w:val="bullet"/>
+      <w:lvlText w:val=""/>
+      <w:lvlJc w:val="left"/>
+      <w:pPr>
+        <w:tabs>
+          <w:tab w:val="num" w:pos="5040"/>
+        </w:tabs>
+        <w:ind w:left="5040" w:hanging="360"/>
+      </w:pPr>
+      <w:rPr>
+        <w:rFonts w:ascii="Wingdings" w:hAnsi="Wingdings" w:hint="default"/>
+        <w:sz w:val="20"/>
+      </w:rPr>
+    </w:lvl>
+    <w:lvl w:ilvl="7" w:tentative="1">
+      <w:start w:val="1"/>
+      <w:numFmt w:val="bullet"/>
+      <w:lvlText w:val=""/>
+      <w:lvlJc w:val="left"/>
+      <w:pPr>
+        <w:tabs>
+          <w:tab w:val="num" w:pos="5760"/>
+        </w:tabs>
+        <w:ind w:left="5760" w:hanging="360"/>
+      </w:pPr>
+      <w:rPr>
+        <w:rFonts w:ascii="Wingdings" w:hAnsi="Wingdings" w:hint="default"/>
+        <w:sz w:val="20"/>
+      </w:rPr>
+    </w:lvl>
+    <w:lvl w:ilvl="8" w:tentative="1">
+      <w:start w:val="1"/>
+      <w:numFmt w:val="bullet"/>
+      <w:lvlText w:val=""/>
+      <w:lvlJc w:val="left"/>
+      <w:pPr>
+        <w:tabs>
+          <w:tab w:val="num" w:pos="6480"/>
+        </w:tabs>
+        <w:ind w:left="6480" w:hanging="360"/>
+      </w:pPr>
+      <w:rPr>
+        <w:rFonts w:ascii="Wingdings" w:hAnsi="Wingdings" w:hint="default"/>
+        <w:sz w:val="20"/>
+      </w:rPr>
+    </w:lvl>
+  </w:abstractNum>
+  <w:abstractNum w:abstractNumId="15" w15:restartNumberingAfterBreak="0">
     <w:nsid w:val="2EE24D80"/>
     <w:multiLevelType w:val="multilevel"/>
     <w:tmpl w:val="D9E604E4"/>
@@ -20521,7 +20557,7 @@
       </w:rPr>
     </w:lvl>
   </w:abstractNum>
-  <w:abstractNum w:abstractNumId="9" w15:restartNumberingAfterBreak="0">
+  <w:abstractNum w:abstractNumId="16" w15:restartNumberingAfterBreak="0">
     <w:nsid w:val="303D4589"/>
     <w:multiLevelType w:val="multilevel"/>
     <w:tmpl w:val="AFC222B6"/>
@@ -20670,7 +20706,7 @@
       </w:rPr>
     </w:lvl>
   </w:abstractNum>
-  <w:abstractNum w:abstractNumId="10" w15:restartNumberingAfterBreak="0">
+  <w:abstractNum w:abstractNumId="17" w15:restartNumberingAfterBreak="0">
     <w:nsid w:val="311D54C7"/>
     <w:multiLevelType w:val="multilevel"/>
     <w:tmpl w:val="39ACC3B6"/>
@@ -20819,7 +20855,7 @@
       </w:rPr>
     </w:lvl>
   </w:abstractNum>
-  <w:abstractNum w:abstractNumId="11" w15:restartNumberingAfterBreak="0">
+  <w:abstractNum w:abstractNumId="18" w15:restartNumberingAfterBreak="0">
     <w:nsid w:val="36A92518"/>
     <w:multiLevelType w:val="multilevel"/>
     <w:tmpl w:val="9448F632"/>
@@ -20968,7 +21004,7 @@
       </w:rPr>
     </w:lvl>
   </w:abstractNum>
-  <w:abstractNum w:abstractNumId="12" w15:restartNumberingAfterBreak="0">
+  <w:abstractNum w:abstractNumId="19" w15:restartNumberingAfterBreak="0">
     <w:nsid w:val="389E406E"/>
     <w:multiLevelType w:val="multilevel"/>
     <w:tmpl w:val="0CBCE568"/>
@@ -21117,7 +21153,305 @@
       </w:rPr>
     </w:lvl>
   </w:abstractNum>
-  <w:abstractNum w:abstractNumId="13" w15:restartNumberingAfterBreak="0">
+  <w:abstractNum w:abstractNumId="20" w15:restartNumberingAfterBreak="0">
+    <w:nsid w:val="3CCF0CBC"/>
+    <w:multiLevelType w:val="multilevel"/>
+    <w:tmpl w:val="539AD656"/>
+    <w:lvl w:ilvl="0">
+      <w:start w:val="1"/>
+      <w:numFmt w:val="bullet"/>
+      <w:lvlText w:val=""/>
+      <w:lvlJc w:val="left"/>
+      <w:pPr>
+        <w:tabs>
+          <w:tab w:val="num" w:pos="720"/>
+        </w:tabs>
+        <w:ind w:left="720" w:hanging="360"/>
+      </w:pPr>
+      <w:rPr>
+        <w:rFonts w:ascii="Symbol" w:hAnsi="Symbol" w:hint="default"/>
+        <w:sz w:val="20"/>
+      </w:rPr>
+    </w:lvl>
+    <w:lvl w:ilvl="1" w:tentative="1">
+      <w:start w:val="1"/>
+      <w:numFmt w:val="bullet"/>
+      <w:lvlText w:val="o"/>
+      <w:lvlJc w:val="left"/>
+      <w:pPr>
+        <w:tabs>
+          <w:tab w:val="num" w:pos="1440"/>
+        </w:tabs>
+        <w:ind w:left="1440" w:hanging="360"/>
+      </w:pPr>
+      <w:rPr>
+        <w:rFonts w:ascii="Courier New" w:hAnsi="Courier New" w:hint="default"/>
+        <w:sz w:val="20"/>
+      </w:rPr>
+    </w:lvl>
+    <w:lvl w:ilvl="2" w:tentative="1">
+      <w:start w:val="1"/>
+      <w:numFmt w:val="bullet"/>
+      <w:lvlText w:val=""/>
+      <w:lvlJc w:val="left"/>
+      <w:pPr>
+        <w:tabs>
+          <w:tab w:val="num" w:pos="2160"/>
+        </w:tabs>
+        <w:ind w:left="2160" w:hanging="360"/>
+      </w:pPr>
+      <w:rPr>
+        <w:rFonts w:ascii="Wingdings" w:hAnsi="Wingdings" w:hint="default"/>
+        <w:sz w:val="20"/>
+      </w:rPr>
+    </w:lvl>
+    <w:lvl w:ilvl="3" w:tentative="1">
+      <w:start w:val="1"/>
+      <w:numFmt w:val="bullet"/>
+      <w:lvlText w:val=""/>
+      <w:lvlJc w:val="left"/>
+      <w:pPr>
+        <w:tabs>
+          <w:tab w:val="num" w:pos="2880"/>
+        </w:tabs>
+        <w:ind w:left="2880" w:hanging="360"/>
+      </w:pPr>
+      <w:rPr>
+        <w:rFonts w:ascii="Wingdings" w:hAnsi="Wingdings" w:hint="default"/>
+        <w:sz w:val="20"/>
+      </w:rPr>
+    </w:lvl>
+    <w:lvl w:ilvl="4" w:tentative="1">
+      <w:start w:val="1"/>
+      <w:numFmt w:val="bullet"/>
+      <w:lvlText w:val=""/>
+      <w:lvlJc w:val="left"/>
+      <w:pPr>
+        <w:tabs>
+          <w:tab w:val="num" w:pos="3600"/>
+        </w:tabs>
+        <w:ind w:left="3600" w:hanging="360"/>
+      </w:pPr>
+      <w:rPr>
+        <w:rFonts w:ascii="Wingdings" w:hAnsi="Wingdings" w:hint="default"/>
+        <w:sz w:val="20"/>
+      </w:rPr>
+    </w:lvl>
+    <w:lvl w:ilvl="5" w:tentative="1">
+      <w:start w:val="1"/>
+      <w:numFmt w:val="bullet"/>
+      <w:lvlText w:val=""/>
+      <w:lvlJc w:val="left"/>
+      <w:pPr>
+        <w:tabs>
+          <w:tab w:val="num" w:pos="4320"/>
+        </w:tabs>
+        <w:ind w:left="4320" w:hanging="360"/>
+      </w:pPr>
+      <w:rPr>
+        <w:rFonts w:ascii="Wingdings" w:hAnsi="Wingdings" w:hint="default"/>
+        <w:sz w:val="20"/>
+      </w:rPr>
+    </w:lvl>
+    <w:lvl w:ilvl="6" w:tentative="1">
+      <w:start w:val="1"/>
+      <w:numFmt w:val="bullet"/>
+      <w:lvlText w:val=""/>
+      <w:lvlJc w:val="left"/>
+      <w:pPr>
+        <w:tabs>
+          <w:tab w:val="num" w:pos="5040"/>
+        </w:tabs>
+        <w:ind w:left="5040" w:hanging="360"/>
+      </w:pPr>
+      <w:rPr>
+        <w:rFonts w:ascii="Wingdings" w:hAnsi="Wingdings" w:hint="default"/>
+        <w:sz w:val="20"/>
+      </w:rPr>
+    </w:lvl>
+    <w:lvl w:ilvl="7" w:tentative="1">
+      <w:start w:val="1"/>
+      <w:numFmt w:val="bullet"/>
+      <w:lvlText w:val=""/>
+      <w:lvlJc w:val="left"/>
+      <w:pPr>
+        <w:tabs>
+          <w:tab w:val="num" w:pos="5760"/>
+        </w:tabs>
+        <w:ind w:left="5760" w:hanging="360"/>
+      </w:pPr>
+      <w:rPr>
+        <w:rFonts w:ascii="Wingdings" w:hAnsi="Wingdings" w:hint="default"/>
+        <w:sz w:val="20"/>
+      </w:rPr>
+    </w:lvl>
+    <w:lvl w:ilvl="8" w:tentative="1">
+      <w:start w:val="1"/>
+      <w:numFmt w:val="bullet"/>
+      <w:lvlText w:val=""/>
+      <w:lvlJc w:val="left"/>
+      <w:pPr>
+        <w:tabs>
+          <w:tab w:val="num" w:pos="6480"/>
+        </w:tabs>
+        <w:ind w:left="6480" w:hanging="360"/>
+      </w:pPr>
+      <w:rPr>
+        <w:rFonts w:ascii="Wingdings" w:hAnsi="Wingdings" w:hint="default"/>
+        <w:sz w:val="20"/>
+      </w:rPr>
+    </w:lvl>
+  </w:abstractNum>
+  <w:abstractNum w:abstractNumId="21" w15:restartNumberingAfterBreak="0">
+    <w:nsid w:val="3E8F2415"/>
+    <w:multiLevelType w:val="multilevel"/>
+    <w:tmpl w:val="E4EAA736"/>
+    <w:lvl w:ilvl="0">
+      <w:start w:val="1"/>
+      <w:numFmt w:val="bullet"/>
+      <w:lvlText w:val=""/>
+      <w:lvlJc w:val="left"/>
+      <w:pPr>
+        <w:tabs>
+          <w:tab w:val="num" w:pos="720"/>
+        </w:tabs>
+        <w:ind w:left="720" w:hanging="360"/>
+      </w:pPr>
+      <w:rPr>
+        <w:rFonts w:ascii="Symbol" w:hAnsi="Symbol" w:hint="default"/>
+        <w:sz w:val="20"/>
+      </w:rPr>
+    </w:lvl>
+    <w:lvl w:ilvl="1" w:tentative="1">
+      <w:start w:val="1"/>
+      <w:numFmt w:val="bullet"/>
+      <w:lvlText w:val="o"/>
+      <w:lvlJc w:val="left"/>
+      <w:pPr>
+        <w:tabs>
+          <w:tab w:val="num" w:pos="1440"/>
+        </w:tabs>
+        <w:ind w:left="1440" w:hanging="360"/>
+      </w:pPr>
+      <w:rPr>
+        <w:rFonts w:ascii="Courier New" w:hAnsi="Courier New" w:hint="default"/>
+        <w:sz w:val="20"/>
+      </w:rPr>
+    </w:lvl>
+    <w:lvl w:ilvl="2" w:tentative="1">
+      <w:start w:val="1"/>
+      <w:numFmt w:val="bullet"/>
+      <w:lvlText w:val=""/>
+      <w:lvlJc w:val="left"/>
+      <w:pPr>
+        <w:tabs>
+          <w:tab w:val="num" w:pos="2160"/>
+        </w:tabs>
+        <w:ind w:left="2160" w:hanging="360"/>
+      </w:pPr>
+      <w:rPr>
+        <w:rFonts w:ascii="Wingdings" w:hAnsi="Wingdings" w:hint="default"/>
+        <w:sz w:val="20"/>
+      </w:rPr>
+    </w:lvl>
+    <w:lvl w:ilvl="3" w:tentative="1">
+      <w:start w:val="1"/>
+      <w:numFmt w:val="bullet"/>
+      <w:lvlText w:val=""/>
+      <w:lvlJc w:val="left"/>
+      <w:pPr>
+        <w:tabs>
+          <w:tab w:val="num" w:pos="2880"/>
+        </w:tabs>
+        <w:ind w:left="2880" w:hanging="360"/>
+      </w:pPr>
+      <w:rPr>
+        <w:rFonts w:ascii="Wingdings" w:hAnsi="Wingdings" w:hint="default"/>
+        <w:sz w:val="20"/>
+      </w:rPr>
+    </w:lvl>
+    <w:lvl w:ilvl="4" w:tentative="1">
+      <w:start w:val="1"/>
+      <w:numFmt w:val="bullet"/>
+      <w:lvlText w:val=""/>
+      <w:lvlJc w:val="left"/>
+      <w:pPr>
+        <w:tabs>
+          <w:tab w:val="num" w:pos="3600"/>
+        </w:tabs>
+        <w:ind w:left="3600" w:hanging="360"/>
+      </w:pPr>
+      <w:rPr>
+        <w:rFonts w:ascii="Wingdings" w:hAnsi="Wingdings" w:hint="default"/>
+        <w:sz w:val="20"/>
+      </w:rPr>
+    </w:lvl>
+    <w:lvl w:ilvl="5" w:tentative="1">
+      <w:start w:val="1"/>
+      <w:numFmt w:val="bullet"/>
+      <w:lvlText w:val=""/>
+      <w:lvlJc w:val="left"/>
+      <w:pPr>
+        <w:tabs>
+          <w:tab w:val="num" w:pos="4320"/>
+        </w:tabs>
+        <w:ind w:left="4320" w:hanging="360"/>
+      </w:pPr>
+      <w:rPr>
+        <w:rFonts w:ascii="Wingdings" w:hAnsi="Wingdings" w:hint="default"/>
+        <w:sz w:val="20"/>
+      </w:rPr>
+    </w:lvl>
+    <w:lvl w:ilvl="6" w:tentative="1">
+      <w:start w:val="1"/>
+      <w:numFmt w:val="bullet"/>
+      <w:lvlText w:val=""/>
+      <w:lvlJc w:val="left"/>
+      <w:pPr>
+        <w:tabs>
+          <w:tab w:val="num" w:pos="5040"/>
+        </w:tabs>
+        <w:ind w:left="5040" w:hanging="360"/>
+      </w:pPr>
+      <w:rPr>
+        <w:rFonts w:ascii="Wingdings" w:hAnsi="Wingdings" w:hint="default"/>
+        <w:sz w:val="20"/>
+      </w:rPr>
+    </w:lvl>
+    <w:lvl w:ilvl="7" w:tentative="1">
+      <w:start w:val="1"/>
+      <w:numFmt w:val="bullet"/>
+      <w:lvlText w:val=""/>
+      <w:lvlJc w:val="left"/>
+      <w:pPr>
+        <w:tabs>
+          <w:tab w:val="num" w:pos="5760"/>
+        </w:tabs>
+        <w:ind w:left="5760" w:hanging="360"/>
+      </w:pPr>
+      <w:rPr>
+        <w:rFonts w:ascii="Wingdings" w:hAnsi="Wingdings" w:hint="default"/>
+        <w:sz w:val="20"/>
+      </w:rPr>
+    </w:lvl>
+    <w:lvl w:ilvl="8" w:tentative="1">
+      <w:start w:val="1"/>
+      <w:numFmt w:val="bullet"/>
+      <w:lvlText w:val=""/>
+      <w:lvlJc w:val="left"/>
+      <w:pPr>
+        <w:tabs>
+          <w:tab w:val="num" w:pos="6480"/>
+        </w:tabs>
+        <w:ind w:left="6480" w:hanging="360"/>
+      </w:pPr>
+      <w:rPr>
+        <w:rFonts w:ascii="Wingdings" w:hAnsi="Wingdings" w:hint="default"/>
+        <w:sz w:val="20"/>
+      </w:rPr>
+    </w:lvl>
+  </w:abstractNum>
+  <w:abstractNum w:abstractNumId="22" w15:restartNumberingAfterBreak="0">
     <w:nsid w:val="43793A10"/>
     <w:multiLevelType w:val="multilevel"/>
     <w:tmpl w:val="92369CD6"/>
@@ -21266,7 +21600,156 @@
       </w:rPr>
     </w:lvl>
   </w:abstractNum>
-  <w:abstractNum w:abstractNumId="14" w15:restartNumberingAfterBreak="0">
+  <w:abstractNum w:abstractNumId="23" w15:restartNumberingAfterBreak="0">
+    <w:nsid w:val="444E263E"/>
+    <w:multiLevelType w:val="multilevel"/>
+    <w:tmpl w:val="9F0E85A0"/>
+    <w:lvl w:ilvl="0">
+      <w:start w:val="1"/>
+      <w:numFmt w:val="bullet"/>
+      <w:lvlText w:val=""/>
+      <w:lvlJc w:val="left"/>
+      <w:pPr>
+        <w:tabs>
+          <w:tab w:val="num" w:pos="720"/>
+        </w:tabs>
+        <w:ind w:left="720" w:hanging="360"/>
+      </w:pPr>
+      <w:rPr>
+        <w:rFonts w:ascii="Symbol" w:hAnsi="Symbol" w:hint="default"/>
+        <w:sz w:val="20"/>
+      </w:rPr>
+    </w:lvl>
+    <w:lvl w:ilvl="1" w:tentative="1">
+      <w:start w:val="1"/>
+      <w:numFmt w:val="bullet"/>
+      <w:lvlText w:val="o"/>
+      <w:lvlJc w:val="left"/>
+      <w:pPr>
+        <w:tabs>
+          <w:tab w:val="num" w:pos="1440"/>
+        </w:tabs>
+        <w:ind w:left="1440" w:hanging="360"/>
+      </w:pPr>
+      <w:rPr>
+        <w:rFonts w:ascii="Courier New" w:hAnsi="Courier New" w:hint="default"/>
+        <w:sz w:val="20"/>
+      </w:rPr>
+    </w:lvl>
+    <w:lvl w:ilvl="2" w:tentative="1">
+      <w:start w:val="1"/>
+      <w:numFmt w:val="bullet"/>
+      <w:lvlText w:val=""/>
+      <w:lvlJc w:val="left"/>
+      <w:pPr>
+        <w:tabs>
+          <w:tab w:val="num" w:pos="2160"/>
+        </w:tabs>
+        <w:ind w:left="2160" w:hanging="360"/>
+      </w:pPr>
+      <w:rPr>
+        <w:rFonts w:ascii="Wingdings" w:hAnsi="Wingdings" w:hint="default"/>
+        <w:sz w:val="20"/>
+      </w:rPr>
+    </w:lvl>
+    <w:lvl w:ilvl="3" w:tentative="1">
+      <w:start w:val="1"/>
+      <w:numFmt w:val="bullet"/>
+      <w:lvlText w:val=""/>
+      <w:lvlJc w:val="left"/>
+      <w:pPr>
+        <w:tabs>
+          <w:tab w:val="num" w:pos="2880"/>
+        </w:tabs>
+        <w:ind w:left="2880" w:hanging="360"/>
+      </w:pPr>
+      <w:rPr>
+        <w:rFonts w:ascii="Wingdings" w:hAnsi="Wingdings" w:hint="default"/>
+        <w:sz w:val="20"/>
+      </w:rPr>
+    </w:lvl>
+    <w:lvl w:ilvl="4" w:tentative="1">
+      <w:start w:val="1"/>
+      <w:numFmt w:val="bullet"/>
+      <w:lvlText w:val=""/>
+      <w:lvlJc w:val="left"/>
+      <w:pPr>
+        <w:tabs>
+          <w:tab w:val="num" w:pos="3600"/>
+        </w:tabs>
+        <w:ind w:left="3600" w:hanging="360"/>
+      </w:pPr>
+      <w:rPr>
+        <w:rFonts w:ascii="Wingdings" w:hAnsi="Wingdings" w:hint="default"/>
+        <w:sz w:val="20"/>
+      </w:rPr>
+    </w:lvl>
+    <w:lvl w:ilvl="5" w:tentative="1">
+      <w:start w:val="1"/>
+      <w:numFmt w:val="bullet"/>
+      <w:lvlText w:val=""/>
+      <w:lvlJc w:val="left"/>
+      <w:pPr>
+        <w:tabs>
+          <w:tab w:val="num" w:pos="4320"/>
+        </w:tabs>
+        <w:ind w:left="4320" w:hanging="360"/>
+      </w:pPr>
+      <w:rPr>
+        <w:rFonts w:ascii="Wingdings" w:hAnsi="Wingdings" w:hint="default"/>
+        <w:sz w:val="20"/>
+      </w:rPr>
+    </w:lvl>
+    <w:lvl w:ilvl="6" w:tentative="1">
+      <w:start w:val="1"/>
+      <w:numFmt w:val="bullet"/>
+      <w:lvlText w:val=""/>
+      <w:lvlJc w:val="left"/>
+      <w:pPr>
+        <w:tabs>
+          <w:tab w:val="num" w:pos="5040"/>
+        </w:tabs>
+        <w:ind w:left="5040" w:hanging="360"/>
+      </w:pPr>
+      <w:rPr>
+        <w:rFonts w:ascii="Wingdings" w:hAnsi="Wingdings" w:hint="default"/>
+        <w:sz w:val="20"/>
+      </w:rPr>
+    </w:lvl>
+    <w:lvl w:ilvl="7" w:tentative="1">
+      <w:start w:val="1"/>
+      <w:numFmt w:val="bullet"/>
+      <w:lvlText w:val=""/>
+      <w:lvlJc w:val="left"/>
+      <w:pPr>
+        <w:tabs>
+          <w:tab w:val="num" w:pos="5760"/>
+        </w:tabs>
+        <w:ind w:left="5760" w:hanging="360"/>
+      </w:pPr>
+      <w:rPr>
+        <w:rFonts w:ascii="Wingdings" w:hAnsi="Wingdings" w:hint="default"/>
+        <w:sz w:val="20"/>
+      </w:rPr>
+    </w:lvl>
+    <w:lvl w:ilvl="8" w:tentative="1">
+      <w:start w:val="1"/>
+      <w:numFmt w:val="bullet"/>
+      <w:lvlText w:val=""/>
+      <w:lvlJc w:val="left"/>
+      <w:pPr>
+        <w:tabs>
+          <w:tab w:val="num" w:pos="6480"/>
+        </w:tabs>
+        <w:ind w:left="6480" w:hanging="360"/>
+      </w:pPr>
+      <w:rPr>
+        <w:rFonts w:ascii="Wingdings" w:hAnsi="Wingdings" w:hint="default"/>
+        <w:sz w:val="20"/>
+      </w:rPr>
+    </w:lvl>
+  </w:abstractNum>
+  <w:abstractNum w:abstractNumId="24" w15:restartNumberingAfterBreak="0">
     <w:nsid w:val="492A126F"/>
     <w:multiLevelType w:val="multilevel"/>
     <w:tmpl w:val="E444C0AA"/>
@@ -21415,7 +21898,7 @@
       </w:rPr>
     </w:lvl>
   </w:abstractNum>
-  <w:abstractNum w:abstractNumId="15" w15:restartNumberingAfterBreak="0">
+  <w:abstractNum w:abstractNumId="25" w15:restartNumberingAfterBreak="0">
     <w:nsid w:val="50447E28"/>
     <w:multiLevelType w:val="multilevel"/>
     <w:tmpl w:val="26C471FE"/>
@@ -21564,7 +22047,156 @@
       </w:rPr>
     </w:lvl>
   </w:abstractNum>
-  <w:abstractNum w:abstractNumId="16" w15:restartNumberingAfterBreak="0">
+  <w:abstractNum w:abstractNumId="26" w15:restartNumberingAfterBreak="0">
+    <w:nsid w:val="50564A07"/>
+    <w:multiLevelType w:val="multilevel"/>
+    <w:tmpl w:val="7F067A18"/>
+    <w:lvl w:ilvl="0">
+      <w:start w:val="1"/>
+      <w:numFmt w:val="bullet"/>
+      <w:lvlText w:val=""/>
+      <w:lvlJc w:val="left"/>
+      <w:pPr>
+        <w:tabs>
+          <w:tab w:val="num" w:pos="720"/>
+        </w:tabs>
+        <w:ind w:left="720" w:hanging="360"/>
+      </w:pPr>
+      <w:rPr>
+        <w:rFonts w:ascii="Symbol" w:hAnsi="Symbol" w:hint="default"/>
+        <w:sz w:val="20"/>
+      </w:rPr>
+    </w:lvl>
+    <w:lvl w:ilvl="1" w:tentative="1">
+      <w:start w:val="1"/>
+      <w:numFmt w:val="bullet"/>
+      <w:lvlText w:val="o"/>
+      <w:lvlJc w:val="left"/>
+      <w:pPr>
+        <w:tabs>
+          <w:tab w:val="num" w:pos="1440"/>
+        </w:tabs>
+        <w:ind w:left="1440" w:hanging="360"/>
+      </w:pPr>
+      <w:rPr>
+        <w:rFonts w:ascii="Courier New" w:hAnsi="Courier New" w:hint="default"/>
+        <w:sz w:val="20"/>
+      </w:rPr>
+    </w:lvl>
+    <w:lvl w:ilvl="2" w:tentative="1">
+      <w:start w:val="1"/>
+      <w:numFmt w:val="bullet"/>
+      <w:lvlText w:val=""/>
+      <w:lvlJc w:val="left"/>
+      <w:pPr>
+        <w:tabs>
+          <w:tab w:val="num" w:pos="2160"/>
+        </w:tabs>
+        <w:ind w:left="2160" w:hanging="360"/>
+      </w:pPr>
+      <w:rPr>
+        <w:rFonts w:ascii="Wingdings" w:hAnsi="Wingdings" w:hint="default"/>
+        <w:sz w:val="20"/>
+      </w:rPr>
+    </w:lvl>
+    <w:lvl w:ilvl="3" w:tentative="1">
+      <w:start w:val="1"/>
+      <w:numFmt w:val="bullet"/>
+      <w:lvlText w:val=""/>
+      <w:lvlJc w:val="left"/>
+      <w:pPr>
+        <w:tabs>
+          <w:tab w:val="num" w:pos="2880"/>
+        </w:tabs>
+        <w:ind w:left="2880" w:hanging="360"/>
+      </w:pPr>
+      <w:rPr>
+        <w:rFonts w:ascii="Wingdings" w:hAnsi="Wingdings" w:hint="default"/>
+        <w:sz w:val="20"/>
+      </w:rPr>
+    </w:lvl>
+    <w:lvl w:ilvl="4" w:tentative="1">
+      <w:start w:val="1"/>
+      <w:numFmt w:val="bullet"/>
+      <w:lvlText w:val=""/>
+      <w:lvlJc w:val="left"/>
+      <w:pPr>
+        <w:tabs>
+          <w:tab w:val="num" w:pos="3600"/>
+        </w:tabs>
+        <w:ind w:left="3600" w:hanging="360"/>
+      </w:pPr>
+      <w:rPr>
+        <w:rFonts w:ascii="Wingdings" w:hAnsi="Wingdings" w:hint="default"/>
+        <w:sz w:val="20"/>
+      </w:rPr>
+    </w:lvl>
+    <w:lvl w:ilvl="5" w:tentative="1">
+      <w:start w:val="1"/>
+      <w:numFmt w:val="bullet"/>
+      <w:lvlText w:val=""/>
+      <w:lvlJc w:val="left"/>
+      <w:pPr>
+        <w:tabs>
+          <w:tab w:val="num" w:pos="4320"/>
+        </w:tabs>
+        <w:ind w:left="4320" w:hanging="360"/>
+      </w:pPr>
+      <w:rPr>
+        <w:rFonts w:ascii="Wingdings" w:hAnsi="Wingdings" w:hint="default"/>
+        <w:sz w:val="20"/>
+      </w:rPr>
+    </w:lvl>
+    <w:lvl w:ilvl="6" w:tentative="1">
+      <w:start w:val="1"/>
+      <w:numFmt w:val="bullet"/>
+      <w:lvlText w:val=""/>
+      <w:lvlJc w:val="left"/>
+      <w:pPr>
+        <w:tabs>
+          <w:tab w:val="num" w:pos="5040"/>
+        </w:tabs>
+        <w:ind w:left="5040" w:hanging="360"/>
+      </w:pPr>
+      <w:rPr>
+        <w:rFonts w:ascii="Wingdings" w:hAnsi="Wingdings" w:hint="default"/>
+        <w:sz w:val="20"/>
+      </w:rPr>
+    </w:lvl>
+    <w:lvl w:ilvl="7" w:tentative="1">
+      <w:start w:val="1"/>
+      <w:numFmt w:val="bullet"/>
+      <w:lvlText w:val=""/>
+      <w:lvlJc w:val="left"/>
+      <w:pPr>
+        <w:tabs>
+          <w:tab w:val="num" w:pos="5760"/>
+        </w:tabs>
+        <w:ind w:left="5760" w:hanging="360"/>
+      </w:pPr>
+      <w:rPr>
+        <w:rFonts w:ascii="Wingdings" w:hAnsi="Wingdings" w:hint="default"/>
+        <w:sz w:val="20"/>
+      </w:rPr>
+    </w:lvl>
+    <w:lvl w:ilvl="8" w:tentative="1">
+      <w:start w:val="1"/>
+      <w:numFmt w:val="bullet"/>
+      <w:lvlText w:val=""/>
+      <w:lvlJc w:val="left"/>
+      <w:pPr>
+        <w:tabs>
+          <w:tab w:val="num" w:pos="6480"/>
+        </w:tabs>
+        <w:ind w:left="6480" w:hanging="360"/>
+      </w:pPr>
+      <w:rPr>
+        <w:rFonts w:ascii="Wingdings" w:hAnsi="Wingdings" w:hint="default"/>
+        <w:sz w:val="20"/>
+      </w:rPr>
+    </w:lvl>
+  </w:abstractNum>
+  <w:abstractNum w:abstractNumId="27" w15:restartNumberingAfterBreak="0">
     <w:nsid w:val="5C94650F"/>
     <w:multiLevelType w:val="multilevel"/>
     <w:tmpl w:val="5E20556C"/>
@@ -21713,7 +22345,7 @@
       </w:rPr>
     </w:lvl>
   </w:abstractNum>
-  <w:abstractNum w:abstractNumId="17" w15:restartNumberingAfterBreak="0">
+  <w:abstractNum w:abstractNumId="28" w15:restartNumberingAfterBreak="0">
     <w:nsid w:val="5EF820AE"/>
     <w:multiLevelType w:val="multilevel"/>
     <w:tmpl w:val="DE4A48B8"/>
@@ -21826,7 +22458,7 @@
       </w:pPr>
     </w:lvl>
   </w:abstractNum>
-  <w:abstractNum w:abstractNumId="18" w15:restartNumberingAfterBreak="0">
+  <w:abstractNum w:abstractNumId="29" w15:restartNumberingAfterBreak="0">
     <w:nsid w:val="623C56AC"/>
     <w:multiLevelType w:val="multilevel"/>
     <w:tmpl w:val="90B05342"/>
@@ -21975,7 +22607,7 @@
       </w:rPr>
     </w:lvl>
   </w:abstractNum>
-  <w:abstractNum w:abstractNumId="19" w15:restartNumberingAfterBreak="0">
+  <w:abstractNum w:abstractNumId="30" w15:restartNumberingAfterBreak="0">
     <w:nsid w:val="6B3C1C45"/>
     <w:multiLevelType w:val="multilevel"/>
     <w:tmpl w:val="527CC97C"/>
@@ -22124,7 +22756,7 @@
       </w:rPr>
     </w:lvl>
   </w:abstractNum>
-  <w:abstractNum w:abstractNumId="20" w15:restartNumberingAfterBreak="0">
+  <w:abstractNum w:abstractNumId="31" w15:restartNumberingAfterBreak="0">
     <w:nsid w:val="6D4C49E5"/>
     <w:multiLevelType w:val="multilevel"/>
     <w:tmpl w:val="19D8B866"/>
@@ -22273,7 +22905,7 @@
       </w:rPr>
     </w:lvl>
   </w:abstractNum>
-  <w:abstractNum w:abstractNumId="21" w15:restartNumberingAfterBreak="0">
+  <w:abstractNum w:abstractNumId="32" w15:restartNumberingAfterBreak="0">
     <w:nsid w:val="6F5E2C4C"/>
     <w:multiLevelType w:val="multilevel"/>
     <w:tmpl w:val="13AE5D70"/>
@@ -22422,7 +23054,7 @@
       </w:rPr>
     </w:lvl>
   </w:abstractNum>
-  <w:abstractNum w:abstractNumId="22" w15:restartNumberingAfterBreak="0">
+  <w:abstractNum w:abstractNumId="33" w15:restartNumberingAfterBreak="0">
     <w:nsid w:val="71620E37"/>
     <w:multiLevelType w:val="multilevel"/>
     <w:tmpl w:val="E9BA42B8"/>
@@ -22571,7 +23203,156 @@
       </w:rPr>
     </w:lvl>
   </w:abstractNum>
-  <w:abstractNum w:abstractNumId="23" w15:restartNumberingAfterBreak="0">
+  <w:abstractNum w:abstractNumId="34" w15:restartNumberingAfterBreak="0">
+    <w:nsid w:val="72BC5736"/>
+    <w:multiLevelType w:val="multilevel"/>
+    <w:tmpl w:val="0BF65FB8"/>
+    <w:lvl w:ilvl="0">
+      <w:start w:val="1"/>
+      <w:numFmt w:val="bullet"/>
+      <w:lvlText w:val=""/>
+      <w:lvlJc w:val="left"/>
+      <w:pPr>
+        <w:tabs>
+          <w:tab w:val="num" w:pos="720"/>
+        </w:tabs>
+        <w:ind w:left="720" w:hanging="360"/>
+      </w:pPr>
+      <w:rPr>
+        <w:rFonts w:ascii="Symbol" w:hAnsi="Symbol" w:hint="default"/>
+        <w:sz w:val="20"/>
+      </w:rPr>
+    </w:lvl>
+    <w:lvl w:ilvl="1" w:tentative="1">
+      <w:start w:val="1"/>
+      <w:numFmt w:val="bullet"/>
+      <w:lvlText w:val="o"/>
+      <w:lvlJc w:val="left"/>
+      <w:pPr>
+        <w:tabs>
+          <w:tab w:val="num" w:pos="1440"/>
+        </w:tabs>
+        <w:ind w:left="1440" w:hanging="360"/>
+      </w:pPr>
+      <w:rPr>
+        <w:rFonts w:ascii="Courier New" w:hAnsi="Courier New" w:hint="default"/>
+        <w:sz w:val="20"/>
+      </w:rPr>
+    </w:lvl>
+    <w:lvl w:ilvl="2" w:tentative="1">
+      <w:start w:val="1"/>
+      <w:numFmt w:val="bullet"/>
+      <w:lvlText w:val=""/>
+      <w:lvlJc w:val="left"/>
+      <w:pPr>
+        <w:tabs>
+          <w:tab w:val="num" w:pos="2160"/>
+        </w:tabs>
+        <w:ind w:left="2160" w:hanging="360"/>
+      </w:pPr>
+      <w:rPr>
+        <w:rFonts w:ascii="Wingdings" w:hAnsi="Wingdings" w:hint="default"/>
+        <w:sz w:val="20"/>
+      </w:rPr>
+    </w:lvl>
+    <w:lvl w:ilvl="3" w:tentative="1">
+      <w:start w:val="1"/>
+      <w:numFmt w:val="bullet"/>
+      <w:lvlText w:val=""/>
+      <w:lvlJc w:val="left"/>
+      <w:pPr>
+        <w:tabs>
+          <w:tab w:val="num" w:pos="2880"/>
+        </w:tabs>
+        <w:ind w:left="2880" w:hanging="360"/>
+      </w:pPr>
+      <w:rPr>
+        <w:rFonts w:ascii="Wingdings" w:hAnsi="Wingdings" w:hint="default"/>
+        <w:sz w:val="20"/>
+      </w:rPr>
+    </w:lvl>
+    <w:lvl w:ilvl="4" w:tentative="1">
+      <w:start w:val="1"/>
+      <w:numFmt w:val="bullet"/>
+      <w:lvlText w:val=""/>
+      <w:lvlJc w:val="left"/>
+      <w:pPr>
+        <w:tabs>
+          <w:tab w:val="num" w:pos="3600"/>
+        </w:tabs>
+        <w:ind w:left="3600" w:hanging="360"/>
+      </w:pPr>
+      <w:rPr>
+        <w:rFonts w:ascii="Wingdings" w:hAnsi="Wingdings" w:hint="default"/>
+        <w:sz w:val="20"/>
+      </w:rPr>
+    </w:lvl>
+    <w:lvl w:ilvl="5" w:tentative="1">
+      <w:start w:val="1"/>
+      <w:numFmt w:val="bullet"/>
+      <w:lvlText w:val=""/>
+      <w:lvlJc w:val="left"/>
+      <w:pPr>
+        <w:tabs>
+          <w:tab w:val="num" w:pos="4320"/>
+        </w:tabs>
+        <w:ind w:left="4320" w:hanging="360"/>
+      </w:pPr>
+      <w:rPr>
+        <w:rFonts w:ascii="Wingdings" w:hAnsi="Wingdings" w:hint="default"/>
+        <w:sz w:val="20"/>
+      </w:rPr>
+    </w:lvl>
+    <w:lvl w:ilvl="6" w:tentative="1">
+      <w:start w:val="1"/>
+      <w:numFmt w:val="bullet"/>
+      <w:lvlText w:val=""/>
+      <w:lvlJc w:val="left"/>
+      <w:pPr>
+        <w:tabs>
+          <w:tab w:val="num" w:pos="5040"/>
+        </w:tabs>
+        <w:ind w:left="5040" w:hanging="360"/>
+      </w:pPr>
+      <w:rPr>
+        <w:rFonts w:ascii="Wingdings" w:hAnsi="Wingdings" w:hint="default"/>
+        <w:sz w:val="20"/>
+      </w:rPr>
+    </w:lvl>
+    <w:lvl w:ilvl="7" w:tentative="1">
+      <w:start w:val="1"/>
+      <w:numFmt w:val="bullet"/>
+      <w:lvlText w:val=""/>
+      <w:lvlJc w:val="left"/>
+      <w:pPr>
+        <w:tabs>
+          <w:tab w:val="num" w:pos="5760"/>
+        </w:tabs>
+        <w:ind w:left="5760" w:hanging="360"/>
+      </w:pPr>
+      <w:rPr>
+        <w:rFonts w:ascii="Wingdings" w:hAnsi="Wingdings" w:hint="default"/>
+        <w:sz w:val="20"/>
+      </w:rPr>
+    </w:lvl>
+    <w:lvl w:ilvl="8" w:tentative="1">
+      <w:start w:val="1"/>
+      <w:numFmt w:val="bullet"/>
+      <w:lvlText w:val=""/>
+      <w:lvlJc w:val="left"/>
+      <w:pPr>
+        <w:tabs>
+          <w:tab w:val="num" w:pos="6480"/>
+        </w:tabs>
+        <w:ind w:left="6480" w:hanging="360"/>
+      </w:pPr>
+      <w:rPr>
+        <w:rFonts w:ascii="Wingdings" w:hAnsi="Wingdings" w:hint="default"/>
+        <w:sz w:val="20"/>
+      </w:rPr>
+    </w:lvl>
+  </w:abstractNum>
+  <w:abstractNum w:abstractNumId="35" w15:restartNumberingAfterBreak="0">
     <w:nsid w:val="7A457456"/>
     <w:multiLevelType w:val="multilevel"/>
     <w:tmpl w:val="CCB0112A"/>
@@ -22721,76 +23502,112 @@
     </w:lvl>
   </w:abstractNum>
   <w:num w:numId="1" w16cid:durableId="968709895">
+    <w:abstractNumId w:val="18"/>
+  </w:num>
+  <w:num w:numId="2" w16cid:durableId="1226643985">
+    <w:abstractNumId w:val="29"/>
+  </w:num>
+  <w:num w:numId="3" w16cid:durableId="276910803">
+    <w:abstractNumId w:val="16"/>
+  </w:num>
+  <w:num w:numId="4" w16cid:durableId="1243949237">
+    <w:abstractNumId w:val="17"/>
+  </w:num>
+  <w:num w:numId="5" w16cid:durableId="790629237">
+    <w:abstractNumId w:val="22"/>
+  </w:num>
+  <w:num w:numId="6" w16cid:durableId="1972393765">
+    <w:abstractNumId w:val="24"/>
+  </w:num>
+  <w:num w:numId="7" w16cid:durableId="777218426">
+    <w:abstractNumId w:val="9"/>
+  </w:num>
+  <w:num w:numId="8" w16cid:durableId="28067647">
+    <w:abstractNumId w:val="15"/>
+  </w:num>
+  <w:num w:numId="9" w16cid:durableId="638608033">
+    <w:abstractNumId w:val="7"/>
+  </w:num>
+  <w:num w:numId="10" w16cid:durableId="94717793">
+    <w:abstractNumId w:val="32"/>
+  </w:num>
+  <w:num w:numId="11" w16cid:durableId="1152139526">
+    <w:abstractNumId w:val="27"/>
+  </w:num>
+  <w:num w:numId="12" w16cid:durableId="1725714062">
+    <w:abstractNumId w:val="35"/>
+  </w:num>
+  <w:num w:numId="13" w16cid:durableId="274867082">
+    <w:abstractNumId w:val="30"/>
+  </w:num>
+  <w:num w:numId="14" w16cid:durableId="279536376">
+    <w:abstractNumId w:val="28"/>
+  </w:num>
+  <w:num w:numId="15" w16cid:durableId="869949025">
     <w:abstractNumId w:val="11"/>
   </w:num>
-  <w:num w:numId="2" w16cid:durableId="1226643985">
-    <w:abstractNumId w:val="18"/>
-  </w:num>
-  <w:num w:numId="3" w16cid:durableId="276910803">
-    <w:abstractNumId w:val="9"/>
-  </w:num>
-  <w:num w:numId="4" w16cid:durableId="1243949237">
-    <w:abstractNumId w:val="10"/>
-  </w:num>
-  <w:num w:numId="5" w16cid:durableId="790629237">
-    <w:abstractNumId w:val="13"/>
-  </w:num>
-  <w:num w:numId="6" w16cid:durableId="1972393765">
-    <w:abstractNumId w:val="14"/>
-  </w:num>
-  <w:num w:numId="7" w16cid:durableId="777218426">
-    <w:abstractNumId w:val="5"/>
-  </w:num>
-  <w:num w:numId="8" w16cid:durableId="28067647">
-    <w:abstractNumId w:val="8"/>
-  </w:num>
-  <w:num w:numId="9" w16cid:durableId="638608033">
-    <w:abstractNumId w:val="4"/>
-  </w:num>
-  <w:num w:numId="10" w16cid:durableId="94717793">
-    <w:abstractNumId w:val="21"/>
-  </w:num>
-  <w:num w:numId="11" w16cid:durableId="1152139526">
-    <w:abstractNumId w:val="16"/>
-  </w:num>
-  <w:num w:numId="12" w16cid:durableId="1725714062">
-    <w:abstractNumId w:val="23"/>
-  </w:num>
-  <w:num w:numId="13" w16cid:durableId="274867082">
-    <w:abstractNumId w:val="19"/>
-  </w:num>
-  <w:num w:numId="14" w16cid:durableId="279536376">
-    <w:abstractNumId w:val="17"/>
-  </w:num>
-  <w:num w:numId="15" w16cid:durableId="869949025">
-    <w:abstractNumId w:val="6"/>
-  </w:num>
   <w:num w:numId="16" w16cid:durableId="345905604">
-    <w:abstractNumId w:val="7"/>
+    <w:abstractNumId w:val="12"/>
   </w:num>
   <w:num w:numId="17" w16cid:durableId="1176651643">
-    <w:abstractNumId w:val="12"/>
+    <w:abstractNumId w:val="19"/>
   </w:num>
   <w:num w:numId="18" w16cid:durableId="800608206">
     <w:abstractNumId w:val="0"/>
   </w:num>
   <w:num w:numId="19" w16cid:durableId="1493179070">
-    <w:abstractNumId w:val="15"/>
+    <w:abstractNumId w:val="25"/>
   </w:num>
   <w:num w:numId="20" w16cid:durableId="145321405">
     <w:abstractNumId w:val="1"/>
   </w:num>
   <w:num w:numId="21" w16cid:durableId="251665039">
+    <w:abstractNumId w:val="6"/>
+  </w:num>
+  <w:num w:numId="22" w16cid:durableId="134757482">
     <w:abstractNumId w:val="3"/>
   </w:num>
-  <w:num w:numId="22" w16cid:durableId="134757482">
+  <w:num w:numId="23" w16cid:durableId="1295134815">
+    <w:abstractNumId w:val="31"/>
+  </w:num>
+  <w:num w:numId="24" w16cid:durableId="2048024281">
+    <w:abstractNumId w:val="33"/>
+  </w:num>
+  <w:num w:numId="25" w16cid:durableId="1413576652">
+    <w:abstractNumId w:val="4"/>
+  </w:num>
+  <w:num w:numId="26" w16cid:durableId="474958718">
+    <w:abstractNumId w:val="13"/>
+  </w:num>
+  <w:num w:numId="27" w16cid:durableId="911551001">
+    <w:abstractNumId w:val="34"/>
+  </w:num>
+  <w:num w:numId="28" w16cid:durableId="1433814891">
+    <w:abstractNumId w:val="23"/>
+  </w:num>
+  <w:num w:numId="29" w16cid:durableId="1512261127">
+    <w:abstractNumId w:val="10"/>
+  </w:num>
+  <w:num w:numId="30" w16cid:durableId="951745971">
+    <w:abstractNumId w:val="21"/>
+  </w:num>
+  <w:num w:numId="31" w16cid:durableId="1089739777">
     <w:abstractNumId w:val="2"/>
   </w:num>
-  <w:num w:numId="23" w16cid:durableId="1295134815">
+  <w:num w:numId="32" w16cid:durableId="1880778612">
+    <w:abstractNumId w:val="5"/>
+  </w:num>
+  <w:num w:numId="33" w16cid:durableId="929507734">
+    <w:abstractNumId w:val="8"/>
+  </w:num>
+  <w:num w:numId="34" w16cid:durableId="165173071">
+    <w:abstractNumId w:val="14"/>
+  </w:num>
+  <w:num w:numId="35" w16cid:durableId="617834020">
     <w:abstractNumId w:val="20"/>
   </w:num>
-  <w:num w:numId="24" w16cid:durableId="2048024281">
-    <w:abstractNumId w:val="22"/>
+  <w:num w:numId="36" w16cid:durableId="598025990">
+    <w:abstractNumId w:val="26"/>
   </w:num>
 </w:numbering>
 </file>
